--- a/docs/Okligon.docx
+++ b/docs/Okligon.docx
@@ -35,6 +35,11 @@
     </w:p>
     <w:p>
       <w:pPr>
+        <w:pStyle w:val="Cmsor1"/>
+        <w:numPr>
+          <w:ilvl w:val="0"/>
+          <w:numId w:val="11"/>
+        </w:numPr>
         <w:rPr>
           <w:rFonts w:ascii="Eras Medium ITC" w:eastAsiaTheme="minorEastAsia" w:hAnsi="Eras Medium ITC" w:cstheme="minorHAnsi"/>
           <w:color w:val="5A5A5A" w:themeColor="text1" w:themeTint="A5"/>
@@ -50,8 +55,15 @@
         <w:br w:type="page"/>
       </w:r>
     </w:p>
+    <w:bookmarkStart w:id="0" w:name="_Toc239241746" w:displacedByCustomXml="next"/>
     <w:sdt>
       <w:sdtPr>
+        <w:rPr>
+          <w:rFonts w:asciiTheme="minorHAnsi" w:eastAsiaTheme="minorHAnsi" w:hAnsiTheme="minorHAnsi" w:cstheme="minorBidi"/>
+          <w:color w:val="auto"/>
+          <w:sz w:val="26"/>
+          <w:szCs w:val="22"/>
+        </w:rPr>
         <w:id w:val="-639102614"/>
         <w:docPartObj>
           <w:docPartGallery w:val="Table of Contents"/>
@@ -60,23 +72,26 @@
       </w:sdtPr>
       <w:sdtEndPr>
         <w:rPr>
-          <w:rFonts w:asciiTheme="minorHAnsi" w:eastAsiaTheme="minorHAnsi" w:hAnsiTheme="minorHAnsi" w:cstheme="minorBidi"/>
           <w:b/>
           <w:bCs/>
-          <w:color w:val="auto"/>
-          <w:sz w:val="26"/>
-          <w:szCs w:val="22"/>
-          <w:lang w:eastAsia="en-US"/>
         </w:rPr>
       </w:sdtEndPr>
       <w:sdtContent>
         <w:p>
           <w:pPr>
-            <w:pStyle w:val="Tartalomjegyzkcmsora"/>
+            <w:pStyle w:val="Cmsor1"/>
           </w:pPr>
           <w:r>
-            <w:t>Tartalom</w:t>
+            <w:t>Tartalomjegyzék</w:t>
           </w:r>
+          <w:bookmarkEnd w:id="0"/>
+        </w:p>
+        <w:p>
+          <w:pPr>
+            <w:rPr>
+              <w:lang w:eastAsia="hu-HU"/>
+            </w:rPr>
+          </w:pPr>
         </w:p>
         <w:p>
           <w:pPr>
@@ -101,12 +116,11 @@
           <w:r>
             <w:fldChar w:fldCharType="separate"/>
           </w:r>
-          <w:hyperlink w:anchor="_Toc239237833" w:history="1">
+          <w:hyperlink w:anchor="_Toc239241746" w:history="1">
             <w:r>
               <w:rPr>
                 <w:rStyle w:val="Hiperhivatkozs"/>
                 <w:noProof/>
-                <w:lang w:eastAsia="hu-HU"/>
               </w:rPr>
               <w:t>1.</w:t>
             </w:r>
@@ -123,9 +137,8 @@
               <w:rPr>
                 <w:rStyle w:val="Hiperhivatkozs"/>
                 <w:noProof/>
-                <w:lang w:eastAsia="hu-HU"/>
-              </w:rPr>
-              <w:t>Tartalom</w:t>
+              </w:rPr>
+              <w:t>Tartalomjegyzék</w:t>
             </w:r>
             <w:r>
               <w:rPr>
@@ -146,7 +159,7 @@
                 <w:noProof/>
                 <w:webHidden/>
               </w:rPr>
-              <w:instrText xml:space="preserve"> PAGEREF _Toc239237833 \h </w:instrText>
+              <w:instrText xml:space="preserve"> PAGEREF _Toc239241746 \h </w:instrText>
             </w:r>
             <w:r>
               <w:rPr>
@@ -191,14 +204,14 @@
               <w:lang w:eastAsia="hu-HU"/>
             </w:rPr>
           </w:pPr>
-          <w:hyperlink w:anchor="_Toc239237834" w:history="1">
+          <w:hyperlink w:anchor="_Toc239241747" w:history="1">
             <w:r>
               <w:rPr>
                 <w:rStyle w:val="Hiperhivatkozs"/>
                 <w:noProof/>
                 <w:lang w:eastAsia="hu-HU"/>
               </w:rPr>
-              <w:t>3.</w:t>
+              <w:t>2.</w:t>
             </w:r>
             <w:r>
               <w:rPr>
@@ -236,7 +249,7 @@
                 <w:noProof/>
                 <w:webHidden/>
               </w:rPr>
-              <w:instrText xml:space="preserve"> PAGEREF _Toc239237834 \h </w:instrText>
+              <w:instrText xml:space="preserve"> PAGEREF _Toc239241747 \h </w:instrText>
             </w:r>
             <w:r>
               <w:rPr>
@@ -256,7 +269,7 @@
                 <w:noProof/>
                 <w:webHidden/>
               </w:rPr>
-              <w:t>2</w:t>
+              <w:t>3</w:t>
             </w:r>
             <w:r>
               <w:rPr>
@@ -271,7 +284,7 @@
           <w:pPr>
             <w:pStyle w:val="TJ2"/>
             <w:tabs>
-              <w:tab w:val="left" w:pos="660"/>
+              <w:tab w:val="left" w:pos="880"/>
               <w:tab w:val="right" w:leader="dot" w:pos="9062"/>
             </w:tabs>
             <w:rPr>
@@ -281,14 +294,14 @@
               <w:lang w:eastAsia="hu-HU"/>
             </w:rPr>
           </w:pPr>
-          <w:hyperlink w:anchor="_Toc239237835" w:history="1">
+          <w:hyperlink w:anchor="_Toc239241748" w:history="1">
             <w:r>
               <w:rPr>
                 <w:rStyle w:val="Hiperhivatkozs"/>
                 <w:noProof/>
                 <w:lang w:eastAsia="hu-HU"/>
               </w:rPr>
-              <w:t>1.</w:t>
+              <w:t>2.1</w:t>
             </w:r>
             <w:r>
               <w:rPr>
@@ -326,7 +339,7 @@
                 <w:noProof/>
                 <w:webHidden/>
               </w:rPr>
-              <w:instrText xml:space="preserve"> PAGEREF _Toc239237835 \h </w:instrText>
+              <w:instrText xml:space="preserve"> PAGEREF _Toc239241748 \h </w:instrText>
             </w:r>
             <w:r>
               <w:rPr>
@@ -346,7 +359,7 @@
                 <w:noProof/>
                 <w:webHidden/>
               </w:rPr>
-              <w:t>2</w:t>
+              <w:t>4</w:t>
             </w:r>
             <w:r>
               <w:rPr>
@@ -361,7 +374,7 @@
           <w:pPr>
             <w:pStyle w:val="TJ2"/>
             <w:tabs>
-              <w:tab w:val="left" w:pos="660"/>
+              <w:tab w:val="left" w:pos="880"/>
               <w:tab w:val="right" w:leader="dot" w:pos="9062"/>
             </w:tabs>
             <w:rPr>
@@ -371,14 +384,14 @@
               <w:lang w:eastAsia="hu-HU"/>
             </w:rPr>
           </w:pPr>
-          <w:hyperlink w:anchor="_Toc239237836" w:history="1">
+          <w:hyperlink w:anchor="_Toc239241749" w:history="1">
             <w:r>
               <w:rPr>
                 <w:rStyle w:val="Hiperhivatkozs"/>
                 <w:noProof/>
                 <w:lang w:eastAsia="hu-HU"/>
               </w:rPr>
-              <w:t>2.</w:t>
+              <w:t>2.2</w:t>
             </w:r>
             <w:r>
               <w:rPr>
@@ -395,7 +408,7 @@
                 <w:noProof/>
                 <w:lang w:eastAsia="hu-HU"/>
               </w:rPr>
-              <w:t>Feladat rövid ismertetése</w:t>
+              <w:t>Feladat háttere és célja</w:t>
             </w:r>
             <w:r>
               <w:rPr>
@@ -416,7 +429,7 @@
                 <w:noProof/>
                 <w:webHidden/>
               </w:rPr>
-              <w:instrText xml:space="preserve"> PAGEREF _Toc239237836 \h </w:instrText>
+              <w:instrText xml:space="preserve"> PAGEREF _Toc239241749 \h </w:instrText>
             </w:r>
             <w:r>
               <w:rPr>
@@ -436,7 +449,7 @@
                 <w:noProof/>
                 <w:webHidden/>
               </w:rPr>
-              <w:t>2</w:t>
+              <w:t>4</w:t>
             </w:r>
             <w:r>
               <w:rPr>
@@ -461,14 +474,14 @@
               <w:lang w:eastAsia="hu-HU"/>
             </w:rPr>
           </w:pPr>
-          <w:hyperlink w:anchor="_Toc239237837" w:history="1">
+          <w:hyperlink w:anchor="_Toc239241750" w:history="1">
             <w:r>
               <w:rPr>
                 <w:rStyle w:val="Hiperhivatkozs"/>
                 <w:noProof/>
                 <w:lang w:eastAsia="hu-HU"/>
               </w:rPr>
-              <w:t>4.</w:t>
+              <w:t>3.</w:t>
             </w:r>
             <w:r>
               <w:rPr>
@@ -483,9 +496,8 @@
               <w:rPr>
                 <w:rStyle w:val="Hiperhivatkozs"/>
                 <w:noProof/>
-                <w:lang w:eastAsia="hu-HU"/>
-              </w:rPr>
-              <w:t>Szoftver specifikáció</w:t>
+              </w:rPr>
+              <w:t>Követelmények és elvárások</w:t>
             </w:r>
             <w:r>
               <w:rPr>
@@ -506,7 +518,7 @@
                 <w:noProof/>
                 <w:webHidden/>
               </w:rPr>
-              <w:instrText xml:space="preserve"> PAGEREF _Toc239237837 \h </w:instrText>
+              <w:instrText xml:space="preserve"> PAGEREF _Toc239241750 \h </w:instrText>
             </w:r>
             <w:r>
               <w:rPr>
@@ -526,7 +538,7 @@
                 <w:noProof/>
                 <w:webHidden/>
               </w:rPr>
-              <w:t>2</w:t>
+              <w:t>4</w:t>
             </w:r>
             <w:r>
               <w:rPr>
@@ -541,7 +553,7 @@
           <w:pPr>
             <w:pStyle w:val="TJ2"/>
             <w:tabs>
-              <w:tab w:val="left" w:pos="660"/>
+              <w:tab w:val="left" w:pos="880"/>
               <w:tab w:val="right" w:leader="dot" w:pos="9062"/>
             </w:tabs>
             <w:rPr>
@@ -551,14 +563,14 @@
               <w:lang w:eastAsia="hu-HU"/>
             </w:rPr>
           </w:pPr>
-          <w:hyperlink w:anchor="_Toc239237838" w:history="1">
+          <w:hyperlink w:anchor="_Toc239241751" w:history="1">
             <w:r>
               <w:rPr>
                 <w:rStyle w:val="Hiperhivatkozs"/>
                 <w:noProof/>
                 <w:lang w:eastAsia="hu-HU"/>
               </w:rPr>
-              <w:t>3.</w:t>
+              <w:t>3.1</w:t>
             </w:r>
             <w:r>
               <w:rPr>
@@ -575,7 +587,7 @@
                 <w:noProof/>
                 <w:lang w:eastAsia="hu-HU"/>
               </w:rPr>
-              <w:t>Programozási technológiák</w:t>
+              <w:t>Funkcionális követelmények</w:t>
             </w:r>
             <w:r>
               <w:rPr>
@@ -596,7 +608,7 @@
                 <w:noProof/>
                 <w:webHidden/>
               </w:rPr>
-              <w:instrText xml:space="preserve"> PAGEREF _Toc239237838 \h </w:instrText>
+              <w:instrText xml:space="preserve"> PAGEREF _Toc239241751 \h </w:instrText>
             </w:r>
             <w:r>
               <w:rPr>
@@ -616,7 +628,7 @@
                 <w:noProof/>
                 <w:webHidden/>
               </w:rPr>
-              <w:t>2</w:t>
+              <w:t>4</w:t>
             </w:r>
             <w:r>
               <w:rPr>
@@ -631,7 +643,7 @@
           <w:pPr>
             <w:pStyle w:val="TJ2"/>
             <w:tabs>
-              <w:tab w:val="left" w:pos="660"/>
+              <w:tab w:val="left" w:pos="880"/>
               <w:tab w:val="right" w:leader="dot" w:pos="9062"/>
             </w:tabs>
             <w:rPr>
@@ -641,14 +653,14 @@
               <w:lang w:eastAsia="hu-HU"/>
             </w:rPr>
           </w:pPr>
-          <w:hyperlink w:anchor="_Toc239237839" w:history="1">
+          <w:hyperlink w:anchor="_Toc239241752" w:history="1">
             <w:r>
               <w:rPr>
                 <w:rStyle w:val="Hiperhivatkozs"/>
                 <w:noProof/>
                 <w:lang w:eastAsia="hu-HU"/>
               </w:rPr>
-              <w:t>4.</w:t>
+              <w:t>3.2</w:t>
             </w:r>
             <w:r>
               <w:rPr>
@@ -665,7 +677,7 @@
                 <w:noProof/>
                 <w:lang w:eastAsia="hu-HU"/>
               </w:rPr>
-              <w:t>Felhasználói felület</w:t>
+              <w:t>Nem-funkcionális követelmények</w:t>
             </w:r>
             <w:r>
               <w:rPr>
@@ -686,7 +698,7 @@
                 <w:noProof/>
                 <w:webHidden/>
               </w:rPr>
-              <w:instrText xml:space="preserve"> PAGEREF _Toc239237839 \h </w:instrText>
+              <w:instrText xml:space="preserve"> PAGEREF _Toc239241752 \h </w:instrText>
             </w:r>
             <w:r>
               <w:rPr>
@@ -706,7 +718,7 @@
                 <w:noProof/>
                 <w:webHidden/>
               </w:rPr>
-              <w:t>2</w:t>
+              <w:t>4</w:t>
             </w:r>
             <w:r>
               <w:rPr>
@@ -721,7 +733,7 @@
           <w:pPr>
             <w:pStyle w:val="TJ2"/>
             <w:tabs>
-              <w:tab w:val="left" w:pos="660"/>
+              <w:tab w:val="left" w:pos="880"/>
               <w:tab w:val="right" w:leader="dot" w:pos="9062"/>
             </w:tabs>
             <w:rPr>
@@ -731,14 +743,14 @@
               <w:lang w:eastAsia="hu-HU"/>
             </w:rPr>
           </w:pPr>
-          <w:hyperlink w:anchor="_Toc239237840" w:history="1">
+          <w:hyperlink w:anchor="_Toc239241753" w:history="1">
             <w:r>
               <w:rPr>
                 <w:rStyle w:val="Hiperhivatkozs"/>
                 <w:noProof/>
                 <w:lang w:eastAsia="hu-HU"/>
               </w:rPr>
-              <w:t>5.</w:t>
+              <w:t>3.3</w:t>
             </w:r>
             <w:r>
               <w:rPr>
@@ -755,7 +767,7 @@
                 <w:noProof/>
                 <w:lang w:eastAsia="hu-HU"/>
               </w:rPr>
-              <w:t>Funkciók</w:t>
+              <w:t>Rendszermodulok</w:t>
             </w:r>
             <w:r>
               <w:rPr>
@@ -776,7 +788,7 @@
                 <w:noProof/>
                 <w:webHidden/>
               </w:rPr>
-              <w:instrText xml:space="preserve"> PAGEREF _Toc239237840 \h </w:instrText>
+              <w:instrText xml:space="preserve"> PAGEREF _Toc239241753 \h </w:instrText>
             </w:r>
             <w:r>
               <w:rPr>
@@ -796,7 +808,7 @@
                 <w:noProof/>
                 <w:webHidden/>
               </w:rPr>
-              <w:t>2</w:t>
+              <w:t>4</w:t>
             </w:r>
             <w:r>
               <w:rPr>
@@ -821,14 +833,13 @@
               <w:lang w:eastAsia="hu-HU"/>
             </w:rPr>
           </w:pPr>
-          <w:hyperlink w:anchor="_Toc239237841" w:history="1">
+          <w:hyperlink w:anchor="_Toc239241754" w:history="1">
             <w:r>
               <w:rPr>
                 <w:rStyle w:val="Hiperhivatkozs"/>
                 <w:noProof/>
-                <w:lang w:eastAsia="hu-HU"/>
-              </w:rPr>
-              <w:t>5.</w:t>
+              </w:rPr>
+              <w:t>4.</w:t>
             </w:r>
             <w:r>
               <w:rPr>
@@ -843,9 +854,8 @@
               <w:rPr>
                 <w:rStyle w:val="Hiperhivatkozs"/>
                 <w:noProof/>
-                <w:lang w:eastAsia="hu-HU"/>
-              </w:rPr>
-              <w:t>Projekt adatlap</w:t>
+              </w:rPr>
+              <w:t>Technológiai és Fejlesztési Környezet</w:t>
             </w:r>
             <w:r>
               <w:rPr>
@@ -866,7 +876,7 @@
                 <w:noProof/>
                 <w:webHidden/>
               </w:rPr>
-              <w:instrText xml:space="preserve"> PAGEREF _Toc239237841 \h </w:instrText>
+              <w:instrText xml:space="preserve"> PAGEREF _Toc239241754 \h </w:instrText>
             </w:r>
             <w:r>
               <w:rPr>
@@ -886,7 +896,7 @@
                 <w:noProof/>
                 <w:webHidden/>
               </w:rPr>
-              <w:t>2</w:t>
+              <w:t>4</w:t>
             </w:r>
             <w:r>
               <w:rPr>
@@ -901,6 +911,7 @@
           <w:pPr>
             <w:pStyle w:val="TJ2"/>
             <w:tabs>
+              <w:tab w:val="left" w:pos="880"/>
               <w:tab w:val="right" w:leader="dot" w:pos="9062"/>
             </w:tabs>
             <w:rPr>
@@ -910,24 +921,39 @@
               <w:lang w:eastAsia="hu-HU"/>
             </w:rPr>
           </w:pPr>
-          <w:hyperlink w:anchor="_Toc239237842" w:history="1">
+          <w:hyperlink w:anchor="_Toc239241755" w:history="1">
             <w:r>
               <w:rPr>
                 <w:rStyle w:val="Hiperhivatkozs"/>
                 <w:noProof/>
+              </w:rPr>
+              <w:t>4.1</w:t>
+            </w:r>
+            <w:r>
+              <w:rPr>
+                <w:rFonts w:eastAsiaTheme="minorEastAsia"/>
+                <w:noProof/>
+                <w:sz w:val="22"/>
                 <w:lang w:eastAsia="hu-HU"/>
               </w:rPr>
-              <w:t>6.</w:t>
-            </w:r>
-            <w:r>
-              <w:rPr>
-                <w:noProof/>
-                <w:webHidden/>
-              </w:rPr>
               <w:tab/>
             </w:r>
             <w:r>
               <w:rPr>
+                <w:rStyle w:val="Hiperhivatkozs"/>
+                <w:noProof/>
+              </w:rPr>
+              <w:t>Operációs rendszer és futtatási környezet</w:t>
+            </w:r>
+            <w:r>
+              <w:rPr>
+                <w:noProof/>
+                <w:webHidden/>
+              </w:rPr>
+              <w:tab/>
+            </w:r>
+            <w:r>
+              <w:rPr>
                 <w:noProof/>
                 <w:webHidden/>
               </w:rPr>
@@ -938,7 +964,7 @@
                 <w:noProof/>
                 <w:webHidden/>
               </w:rPr>
-              <w:instrText xml:space="preserve"> PAGEREF _Toc239237842 \h </w:instrText>
+              <w:instrText xml:space="preserve"> PAGEREF _Toc239241755 \h </w:instrText>
             </w:r>
             <w:r>
               <w:rPr>
@@ -958,7 +984,7 @@
                 <w:noProof/>
                 <w:webHidden/>
               </w:rPr>
-              <w:t>2</w:t>
+              <w:t>4</w:t>
             </w:r>
             <w:r>
               <w:rPr>
@@ -970,6 +996,722 @@
           </w:hyperlink>
         </w:p>
         <w:p>
+          <w:pPr>
+            <w:pStyle w:val="TJ2"/>
+            <w:tabs>
+              <w:tab w:val="left" w:pos="880"/>
+              <w:tab w:val="right" w:leader="dot" w:pos="9062"/>
+            </w:tabs>
+            <w:rPr>
+              <w:rFonts w:eastAsiaTheme="minorEastAsia"/>
+              <w:noProof/>
+              <w:sz w:val="22"/>
+              <w:lang w:eastAsia="hu-HU"/>
+            </w:rPr>
+          </w:pPr>
+          <w:hyperlink w:anchor="_Toc239241756" w:history="1">
+            <w:r>
+              <w:rPr>
+                <w:rStyle w:val="Hiperhivatkozs"/>
+                <w:noProof/>
+              </w:rPr>
+              <w:t>4.2</w:t>
+            </w:r>
+            <w:r>
+              <w:rPr>
+                <w:rFonts w:eastAsiaTheme="minorEastAsia"/>
+                <w:noProof/>
+                <w:sz w:val="22"/>
+                <w:lang w:eastAsia="hu-HU"/>
+              </w:rPr>
+              <w:tab/>
+            </w:r>
+            <w:r>
+              <w:rPr>
+                <w:rStyle w:val="Hiperhivatkozs"/>
+                <w:noProof/>
+              </w:rPr>
+              <w:t>Felhasználandó technológiák és programozási nyelvek</w:t>
+            </w:r>
+            <w:r>
+              <w:rPr>
+                <w:noProof/>
+                <w:webHidden/>
+              </w:rPr>
+              <w:tab/>
+            </w:r>
+            <w:r>
+              <w:rPr>
+                <w:noProof/>
+                <w:webHidden/>
+              </w:rPr>
+              <w:fldChar w:fldCharType="begin"/>
+            </w:r>
+            <w:r>
+              <w:rPr>
+                <w:noProof/>
+                <w:webHidden/>
+              </w:rPr>
+              <w:instrText xml:space="preserve"> PAGEREF _Toc239241756 \h </w:instrText>
+            </w:r>
+            <w:r>
+              <w:rPr>
+                <w:noProof/>
+                <w:webHidden/>
+              </w:rPr>
+            </w:r>
+            <w:r>
+              <w:rPr>
+                <w:noProof/>
+                <w:webHidden/>
+              </w:rPr>
+              <w:fldChar w:fldCharType="separate"/>
+            </w:r>
+            <w:r>
+              <w:rPr>
+                <w:noProof/>
+                <w:webHidden/>
+              </w:rPr>
+              <w:t>4</w:t>
+            </w:r>
+            <w:r>
+              <w:rPr>
+                <w:noProof/>
+                <w:webHidden/>
+              </w:rPr>
+              <w:fldChar w:fldCharType="end"/>
+            </w:r>
+          </w:hyperlink>
+        </w:p>
+        <w:p>
+          <w:pPr>
+            <w:pStyle w:val="TJ2"/>
+            <w:tabs>
+              <w:tab w:val="left" w:pos="880"/>
+              <w:tab w:val="right" w:leader="dot" w:pos="9062"/>
+            </w:tabs>
+            <w:rPr>
+              <w:rFonts w:eastAsiaTheme="minorEastAsia"/>
+              <w:noProof/>
+              <w:sz w:val="22"/>
+              <w:lang w:eastAsia="hu-HU"/>
+            </w:rPr>
+          </w:pPr>
+          <w:hyperlink w:anchor="_Toc239241757" w:history="1">
+            <w:r>
+              <w:rPr>
+                <w:rStyle w:val="Hiperhivatkozs"/>
+                <w:noProof/>
+              </w:rPr>
+              <w:t>4.3</w:t>
+            </w:r>
+            <w:r>
+              <w:rPr>
+                <w:rFonts w:eastAsiaTheme="minorEastAsia"/>
+                <w:noProof/>
+                <w:sz w:val="22"/>
+                <w:lang w:eastAsia="hu-HU"/>
+              </w:rPr>
+              <w:tab/>
+            </w:r>
+            <w:r>
+              <w:rPr>
+                <w:rStyle w:val="Hiperhivatkozs"/>
+                <w:noProof/>
+              </w:rPr>
+              <w:t>Fejlesztési módszertan és verziókövetés</w:t>
+            </w:r>
+            <w:r>
+              <w:rPr>
+                <w:noProof/>
+                <w:webHidden/>
+              </w:rPr>
+              <w:tab/>
+            </w:r>
+            <w:r>
+              <w:rPr>
+                <w:noProof/>
+                <w:webHidden/>
+              </w:rPr>
+              <w:fldChar w:fldCharType="begin"/>
+            </w:r>
+            <w:r>
+              <w:rPr>
+                <w:noProof/>
+                <w:webHidden/>
+              </w:rPr>
+              <w:instrText xml:space="preserve"> PAGEREF _Toc239241757 \h </w:instrText>
+            </w:r>
+            <w:r>
+              <w:rPr>
+                <w:noProof/>
+                <w:webHidden/>
+              </w:rPr>
+            </w:r>
+            <w:r>
+              <w:rPr>
+                <w:noProof/>
+                <w:webHidden/>
+              </w:rPr>
+              <w:fldChar w:fldCharType="separate"/>
+            </w:r>
+            <w:r>
+              <w:rPr>
+                <w:noProof/>
+                <w:webHidden/>
+              </w:rPr>
+              <w:t>4</w:t>
+            </w:r>
+            <w:r>
+              <w:rPr>
+                <w:noProof/>
+                <w:webHidden/>
+              </w:rPr>
+              <w:fldChar w:fldCharType="end"/>
+            </w:r>
+          </w:hyperlink>
+        </w:p>
+        <w:p>
+          <w:pPr>
+            <w:pStyle w:val="TJ1"/>
+            <w:tabs>
+              <w:tab w:val="left" w:pos="440"/>
+              <w:tab w:val="right" w:leader="dot" w:pos="9062"/>
+            </w:tabs>
+            <w:rPr>
+              <w:rFonts w:eastAsiaTheme="minorEastAsia"/>
+              <w:noProof/>
+              <w:sz w:val="22"/>
+              <w:lang w:eastAsia="hu-HU"/>
+            </w:rPr>
+          </w:pPr>
+          <w:hyperlink w:anchor="_Toc239241758" w:history="1">
+            <w:r>
+              <w:rPr>
+                <w:rStyle w:val="Hiperhivatkozs"/>
+                <w:noProof/>
+                <w:lang w:eastAsia="hu-HU"/>
+              </w:rPr>
+              <w:t>5.</w:t>
+            </w:r>
+            <w:r>
+              <w:rPr>
+                <w:rFonts w:eastAsiaTheme="minorEastAsia"/>
+                <w:noProof/>
+                <w:sz w:val="22"/>
+                <w:lang w:eastAsia="hu-HU"/>
+              </w:rPr>
+              <w:tab/>
+            </w:r>
+            <w:r>
+              <w:rPr>
+                <w:rStyle w:val="Hiperhivatkozs"/>
+                <w:noProof/>
+                <w:lang w:eastAsia="hu-HU"/>
+              </w:rPr>
+              <w:t>Felhasználói felület</w:t>
+            </w:r>
+            <w:r>
+              <w:rPr>
+                <w:noProof/>
+                <w:webHidden/>
+              </w:rPr>
+              <w:tab/>
+            </w:r>
+            <w:r>
+              <w:rPr>
+                <w:noProof/>
+                <w:webHidden/>
+              </w:rPr>
+              <w:fldChar w:fldCharType="begin"/>
+            </w:r>
+            <w:r>
+              <w:rPr>
+                <w:noProof/>
+                <w:webHidden/>
+              </w:rPr>
+              <w:instrText xml:space="preserve"> PAGEREF _Toc239241758 \h </w:instrText>
+            </w:r>
+            <w:r>
+              <w:rPr>
+                <w:noProof/>
+                <w:webHidden/>
+              </w:rPr>
+            </w:r>
+            <w:r>
+              <w:rPr>
+                <w:noProof/>
+                <w:webHidden/>
+              </w:rPr>
+              <w:fldChar w:fldCharType="separate"/>
+            </w:r>
+            <w:r>
+              <w:rPr>
+                <w:noProof/>
+                <w:webHidden/>
+              </w:rPr>
+              <w:t>4</w:t>
+            </w:r>
+            <w:r>
+              <w:rPr>
+                <w:noProof/>
+                <w:webHidden/>
+              </w:rPr>
+              <w:fldChar w:fldCharType="end"/>
+            </w:r>
+          </w:hyperlink>
+        </w:p>
+        <w:p>
+          <w:pPr>
+            <w:pStyle w:val="TJ2"/>
+            <w:tabs>
+              <w:tab w:val="left" w:pos="880"/>
+              <w:tab w:val="right" w:leader="dot" w:pos="9062"/>
+            </w:tabs>
+            <w:rPr>
+              <w:rFonts w:eastAsiaTheme="minorEastAsia"/>
+              <w:noProof/>
+              <w:sz w:val="22"/>
+              <w:lang w:eastAsia="hu-HU"/>
+            </w:rPr>
+          </w:pPr>
+          <w:hyperlink w:anchor="_Toc239241759" w:history="1">
+            <w:r>
+              <w:rPr>
+                <w:rStyle w:val="Hiperhivatkozs"/>
+                <w:noProof/>
+                <w:lang w:eastAsia="hu-HU"/>
+              </w:rPr>
+              <w:t>5.1</w:t>
+            </w:r>
+            <w:r>
+              <w:rPr>
+                <w:rFonts w:eastAsiaTheme="minorEastAsia"/>
+                <w:noProof/>
+                <w:sz w:val="22"/>
+                <w:lang w:eastAsia="hu-HU"/>
+              </w:rPr>
+              <w:tab/>
+            </w:r>
+            <w:r>
+              <w:rPr>
+                <w:rStyle w:val="Hiperhivatkozs"/>
+                <w:noProof/>
+              </w:rPr>
+              <w:t>Megjelenés és dizájnelvek</w:t>
+            </w:r>
+            <w:r>
+              <w:rPr>
+                <w:noProof/>
+                <w:webHidden/>
+              </w:rPr>
+              <w:tab/>
+            </w:r>
+            <w:r>
+              <w:rPr>
+                <w:noProof/>
+                <w:webHidden/>
+              </w:rPr>
+              <w:fldChar w:fldCharType="begin"/>
+            </w:r>
+            <w:r>
+              <w:rPr>
+                <w:noProof/>
+                <w:webHidden/>
+              </w:rPr>
+              <w:instrText xml:space="preserve"> PAGEREF _Toc239241759 \h </w:instrText>
+            </w:r>
+            <w:r>
+              <w:rPr>
+                <w:noProof/>
+                <w:webHidden/>
+              </w:rPr>
+            </w:r>
+            <w:r>
+              <w:rPr>
+                <w:noProof/>
+                <w:webHidden/>
+              </w:rPr>
+              <w:fldChar w:fldCharType="separate"/>
+            </w:r>
+            <w:r>
+              <w:rPr>
+                <w:noProof/>
+                <w:webHidden/>
+              </w:rPr>
+              <w:t>4</w:t>
+            </w:r>
+            <w:r>
+              <w:rPr>
+                <w:noProof/>
+                <w:webHidden/>
+              </w:rPr>
+              <w:fldChar w:fldCharType="end"/>
+            </w:r>
+          </w:hyperlink>
+        </w:p>
+        <w:p>
+          <w:pPr>
+            <w:pStyle w:val="TJ1"/>
+            <w:tabs>
+              <w:tab w:val="left" w:pos="440"/>
+              <w:tab w:val="right" w:leader="dot" w:pos="9062"/>
+            </w:tabs>
+            <w:rPr>
+              <w:rFonts w:eastAsiaTheme="minorEastAsia"/>
+              <w:noProof/>
+              <w:sz w:val="22"/>
+              <w:lang w:eastAsia="hu-HU"/>
+            </w:rPr>
+          </w:pPr>
+          <w:hyperlink w:anchor="_Toc239241760" w:history="1">
+            <w:r>
+              <w:rPr>
+                <w:rStyle w:val="Hiperhivatkozs"/>
+                <w:noProof/>
+              </w:rPr>
+              <w:t>6.</w:t>
+            </w:r>
+            <w:r>
+              <w:rPr>
+                <w:rFonts w:eastAsiaTheme="minorEastAsia"/>
+                <w:noProof/>
+                <w:sz w:val="22"/>
+                <w:lang w:eastAsia="hu-HU"/>
+              </w:rPr>
+              <w:tab/>
+            </w:r>
+            <w:r>
+              <w:rPr>
+                <w:rStyle w:val="Hiperhivatkozs"/>
+                <w:noProof/>
+              </w:rPr>
+              <w:t>Dokumentáció</w:t>
+            </w:r>
+            <w:r>
+              <w:rPr>
+                <w:noProof/>
+                <w:webHidden/>
+              </w:rPr>
+              <w:tab/>
+            </w:r>
+            <w:r>
+              <w:rPr>
+                <w:noProof/>
+                <w:webHidden/>
+              </w:rPr>
+              <w:fldChar w:fldCharType="begin"/>
+            </w:r>
+            <w:r>
+              <w:rPr>
+                <w:noProof/>
+                <w:webHidden/>
+              </w:rPr>
+              <w:instrText xml:space="preserve"> PAGEREF _Toc239241760 \h </w:instrText>
+            </w:r>
+            <w:r>
+              <w:rPr>
+                <w:noProof/>
+                <w:webHidden/>
+              </w:rPr>
+            </w:r>
+            <w:r>
+              <w:rPr>
+                <w:noProof/>
+                <w:webHidden/>
+              </w:rPr>
+              <w:fldChar w:fldCharType="separate"/>
+            </w:r>
+            <w:r>
+              <w:rPr>
+                <w:noProof/>
+                <w:webHidden/>
+              </w:rPr>
+              <w:t>4</w:t>
+            </w:r>
+            <w:r>
+              <w:rPr>
+                <w:noProof/>
+                <w:webHidden/>
+              </w:rPr>
+              <w:fldChar w:fldCharType="end"/>
+            </w:r>
+          </w:hyperlink>
+        </w:p>
+        <w:p>
+          <w:pPr>
+            <w:pStyle w:val="TJ2"/>
+            <w:tabs>
+              <w:tab w:val="left" w:pos="880"/>
+              <w:tab w:val="right" w:leader="dot" w:pos="9062"/>
+            </w:tabs>
+            <w:rPr>
+              <w:rFonts w:eastAsiaTheme="minorEastAsia"/>
+              <w:noProof/>
+              <w:sz w:val="22"/>
+              <w:lang w:eastAsia="hu-HU"/>
+            </w:rPr>
+          </w:pPr>
+          <w:hyperlink w:anchor="_Toc239241761" w:history="1">
+            <w:r>
+              <w:rPr>
+                <w:rStyle w:val="Hiperhivatkozs"/>
+                <w:noProof/>
+                <w:lang w:eastAsia="hu-HU"/>
+              </w:rPr>
+              <w:t>6.1</w:t>
+            </w:r>
+            <w:r>
+              <w:rPr>
+                <w:rFonts w:eastAsiaTheme="minorEastAsia"/>
+                <w:noProof/>
+                <w:sz w:val="22"/>
+                <w:lang w:eastAsia="hu-HU"/>
+              </w:rPr>
+              <w:tab/>
+            </w:r>
+            <w:r>
+              <w:rPr>
+                <w:rStyle w:val="Hiperhivatkozs"/>
+                <w:noProof/>
+              </w:rPr>
+              <w:t>Erőforrás-terv és munkaidő-nyilvántartás</w:t>
+            </w:r>
+            <w:r>
+              <w:rPr>
+                <w:noProof/>
+                <w:webHidden/>
+              </w:rPr>
+              <w:tab/>
+            </w:r>
+            <w:r>
+              <w:rPr>
+                <w:noProof/>
+                <w:webHidden/>
+              </w:rPr>
+              <w:fldChar w:fldCharType="begin"/>
+            </w:r>
+            <w:r>
+              <w:rPr>
+                <w:noProof/>
+                <w:webHidden/>
+              </w:rPr>
+              <w:instrText xml:space="preserve"> PAGEREF _Toc239241761 \h </w:instrText>
+            </w:r>
+            <w:r>
+              <w:rPr>
+                <w:noProof/>
+                <w:webHidden/>
+              </w:rPr>
+            </w:r>
+            <w:r>
+              <w:rPr>
+                <w:noProof/>
+                <w:webHidden/>
+              </w:rPr>
+              <w:fldChar w:fldCharType="separate"/>
+            </w:r>
+            <w:r>
+              <w:rPr>
+                <w:noProof/>
+                <w:webHidden/>
+              </w:rPr>
+              <w:t>4</w:t>
+            </w:r>
+            <w:r>
+              <w:rPr>
+                <w:noProof/>
+                <w:webHidden/>
+              </w:rPr>
+              <w:fldChar w:fldCharType="end"/>
+            </w:r>
+          </w:hyperlink>
+        </w:p>
+        <w:p>
+          <w:pPr>
+            <w:pStyle w:val="TJ1"/>
+            <w:tabs>
+              <w:tab w:val="left" w:pos="440"/>
+              <w:tab w:val="right" w:leader="dot" w:pos="9062"/>
+            </w:tabs>
+            <w:rPr>
+              <w:rFonts w:eastAsiaTheme="minorEastAsia"/>
+              <w:noProof/>
+              <w:sz w:val="22"/>
+              <w:lang w:eastAsia="hu-HU"/>
+            </w:rPr>
+          </w:pPr>
+          <w:hyperlink w:anchor="_Toc239241762" w:history="1">
+            <w:r>
+              <w:rPr>
+                <w:rStyle w:val="Hiperhivatkozs"/>
+                <w:noProof/>
+                <w:lang w:eastAsia="hu-HU"/>
+              </w:rPr>
+              <w:t>7.</w:t>
+            </w:r>
+            <w:r>
+              <w:rPr>
+                <w:rFonts w:eastAsiaTheme="minorEastAsia"/>
+                <w:noProof/>
+                <w:sz w:val="22"/>
+                <w:lang w:eastAsia="hu-HU"/>
+              </w:rPr>
+              <w:tab/>
+            </w:r>
+            <w:r>
+              <w:rPr>
+                <w:rStyle w:val="Hiperhivatkozs"/>
+                <w:noProof/>
+              </w:rPr>
+              <w:t>A projekt értékelése</w:t>
+            </w:r>
+            <w:r>
+              <w:rPr>
+                <w:noProof/>
+                <w:webHidden/>
+              </w:rPr>
+              <w:tab/>
+            </w:r>
+            <w:r>
+              <w:rPr>
+                <w:noProof/>
+                <w:webHidden/>
+              </w:rPr>
+              <w:fldChar w:fldCharType="begin"/>
+            </w:r>
+            <w:r>
+              <w:rPr>
+                <w:noProof/>
+                <w:webHidden/>
+              </w:rPr>
+              <w:instrText xml:space="preserve"> PAGEREF _Toc239241762 \h </w:instrText>
+            </w:r>
+            <w:r>
+              <w:rPr>
+                <w:noProof/>
+                <w:webHidden/>
+              </w:rPr>
+            </w:r>
+            <w:r>
+              <w:rPr>
+                <w:noProof/>
+                <w:webHidden/>
+              </w:rPr>
+              <w:fldChar w:fldCharType="separate"/>
+            </w:r>
+            <w:r>
+              <w:rPr>
+                <w:noProof/>
+                <w:webHidden/>
+              </w:rPr>
+              <w:t>4</w:t>
+            </w:r>
+            <w:r>
+              <w:rPr>
+                <w:noProof/>
+                <w:webHidden/>
+              </w:rPr>
+              <w:fldChar w:fldCharType="end"/>
+            </w:r>
+          </w:hyperlink>
+        </w:p>
+        <w:p>
+          <w:pPr>
+            <w:pStyle w:val="TJ1"/>
+            <w:tabs>
+              <w:tab w:val="left" w:pos="440"/>
+              <w:tab w:val="right" w:leader="dot" w:pos="9062"/>
+            </w:tabs>
+            <w:rPr>
+              <w:rFonts w:eastAsiaTheme="minorEastAsia"/>
+              <w:noProof/>
+              <w:sz w:val="22"/>
+              <w:lang w:eastAsia="hu-HU"/>
+            </w:rPr>
+          </w:pPr>
+          <w:hyperlink w:anchor="_Toc239241763" w:history="1">
+            <w:r>
+              <w:rPr>
+                <w:rStyle w:val="Hiperhivatkozs"/>
+                <w:noProof/>
+                <w:lang w:eastAsia="hu-HU"/>
+              </w:rPr>
+              <w:t>8.</w:t>
+            </w:r>
+            <w:r>
+              <w:rPr>
+                <w:rFonts w:eastAsiaTheme="minorEastAsia"/>
+                <w:noProof/>
+                <w:sz w:val="22"/>
+                <w:lang w:eastAsia="hu-HU"/>
+              </w:rPr>
+              <w:tab/>
+            </w:r>
+            <w:r>
+              <w:rPr>
+                <w:rStyle w:val="Hiperhivatkozs"/>
+                <w:noProof/>
+              </w:rPr>
+              <w:t>Projekt Adatlap</w:t>
+            </w:r>
+            <w:r>
+              <w:rPr>
+                <w:noProof/>
+                <w:webHidden/>
+              </w:rPr>
+              <w:tab/>
+            </w:r>
+            <w:r>
+              <w:rPr>
+                <w:noProof/>
+                <w:webHidden/>
+              </w:rPr>
+              <w:fldChar w:fldCharType="begin"/>
+            </w:r>
+            <w:r>
+              <w:rPr>
+                <w:noProof/>
+                <w:webHidden/>
+              </w:rPr>
+              <w:instrText xml:space="preserve"> PAGEREF _Toc239241763 \h </w:instrText>
+            </w:r>
+            <w:r>
+              <w:rPr>
+                <w:noProof/>
+                <w:webHidden/>
+              </w:rPr>
+            </w:r>
+            <w:r>
+              <w:rPr>
+                <w:noProof/>
+                <w:webHidden/>
+              </w:rPr>
+              <w:fldChar w:fldCharType="separate"/>
+            </w:r>
+            <w:r>
+              <w:rPr>
+                <w:noProof/>
+                <w:webHidden/>
+              </w:rPr>
+              <w:t>4</w:t>
+            </w:r>
+            <w:r>
+              <w:rPr>
+                <w:noProof/>
+                <w:webHidden/>
+              </w:rPr>
+              <w:fldChar w:fldCharType="end"/>
+            </w:r>
+          </w:hyperlink>
+        </w:p>
+        <w:p>
+          <w:pPr>
+            <w:rPr>
+              <w:b/>
+              <w:bCs/>
+            </w:rPr>
+          </w:pPr>
           <w:r>
             <w:rPr>
               <w:b/>
@@ -983,7 +1725,8 @@
     <w:p>
       <w:pPr>
         <w:rPr>
-          <w:lang w:eastAsia="hu-HU"/>
+          <w:b/>
+          <w:bCs/>
         </w:rPr>
       </w:pPr>
       <w:r>
@@ -1007,33 +1750,33 @@
           <w:lang w:eastAsia="hu-HU"/>
         </w:rPr>
       </w:pPr>
-      <w:bookmarkStart w:id="0" w:name="_Toc239237834"/>
+      <w:bookmarkStart w:id="1" w:name="_Toc239241747"/>
       <w:r>
         <w:rPr>
           <w:lang w:eastAsia="hu-HU"/>
         </w:rPr>
         <w:t>Bevezetés</w:t>
-      </w:r>
-      <w:bookmarkEnd w:id="0"/>
-    </w:p>
-    <w:p>
-      <w:pPr>
-        <w:pStyle w:val="Cmsor2"/>
-        <w:rPr>
-          <w:lang w:eastAsia="hu-HU"/>
-        </w:rPr>
-      </w:pPr>
-      <w:bookmarkStart w:id="1" w:name="_Toc239237835"/>
-      <w:r>
-        <w:rPr>
-          <w:lang w:eastAsia="hu-HU"/>
-        </w:rPr>
-        <w:t>Feladat címe</w:t>
       </w:r>
       <w:bookmarkEnd w:id="1"/>
     </w:p>
     <w:p>
       <w:pPr>
+        <w:pStyle w:val="Cmsor2"/>
+        <w:rPr>
+          <w:lang w:eastAsia="hu-HU"/>
+        </w:rPr>
+      </w:pPr>
+      <w:bookmarkStart w:id="2" w:name="_Toc239241748"/>
+      <w:r>
+        <w:rPr>
+          <w:lang w:eastAsia="hu-HU"/>
+        </w:rPr>
+        <w:t>Feladat címe</w:t>
+      </w:r>
+      <w:bookmarkEnd w:id="2"/>
+    </w:p>
+    <w:p>
+      <w:pPr>
         <w:rPr>
           <w:lang w:eastAsia="hu-HU"/>
         </w:rPr>
@@ -1054,14 +1797,26 @@
           <w:lang w:eastAsia="hu-HU"/>
         </w:rPr>
       </w:pPr>
-      <w:bookmarkStart w:id="2" w:name="_Toc239237836"/>
-      <w:r>
-        <w:rPr>
-          <w:lang w:eastAsia="hu-HU"/>
-        </w:rPr>
-        <w:t>Feladat rövid ismertetése</w:t>
-      </w:r>
-      <w:bookmarkEnd w:id="2"/>
+      <w:bookmarkStart w:id="3" w:name="_Toc239241749"/>
+      <w:r>
+        <w:rPr>
+          <w:lang w:eastAsia="hu-HU"/>
+        </w:rPr>
+        <w:t>Feladat</w:t>
+      </w:r>
+      <w:r>
+        <w:rPr>
+          <w:lang w:eastAsia="hu-HU"/>
+        </w:rPr>
+        <w:t xml:space="preserve"> háttere és célja</w:t>
+      </w:r>
+      <w:bookmarkEnd w:id="3"/>
+      <w:r>
+        <w:rPr>
+          <w:lang w:eastAsia="hu-HU"/>
+        </w:rPr>
+        <w:t xml:space="preserve"> </w:t>
+      </w:r>
     </w:p>
     <w:p>
       <w:pPr>
@@ -1121,11 +1876,16 @@
           <w:lang w:eastAsia="hu-HU"/>
         </w:rPr>
       </w:pPr>
-      <w:r>
-        <w:rPr>
-          <w:lang w:eastAsia="hu-HU"/>
-        </w:rPr>
-        <w:t>Elvárások a feladattal kapcsolatban</w:t>
+      <w:bookmarkStart w:id="4" w:name="_Toc239241750"/>
+      <w:r>
+        <w:t>Követelmények és elvárások</w:t>
+      </w:r>
+      <w:bookmarkEnd w:id="4"/>
+      <w:r>
+        <w:rPr>
+          <w:lang w:eastAsia="hu-HU"/>
+        </w:rPr>
+        <w:t xml:space="preserve"> </w:t>
       </w:r>
     </w:p>
     <w:p>
@@ -1135,70 +1895,107 @@
           <w:lang w:eastAsia="hu-HU"/>
         </w:rPr>
       </w:pPr>
-      <w:r>
-        <w:rPr>
-          <w:lang w:eastAsia="hu-HU"/>
-        </w:rPr>
-        <w:t>Megoldási folyamat</w:t>
-      </w:r>
+      <w:bookmarkStart w:id="5" w:name="_Toc239241751"/>
+      <w:r>
+        <w:rPr>
+          <w:lang w:eastAsia="hu-HU"/>
+        </w:rPr>
+        <w:t>Funkcionális követelmények</w:t>
+      </w:r>
+      <w:bookmarkEnd w:id="5"/>
     </w:p>
     <w:p>
       <w:pPr>
-        <w:rPr>
-          <w:lang w:eastAsia="hu-HU"/>
-        </w:rPr>
-      </w:pPr>
-      <w:r>
-        <w:rPr>
-          <w:lang w:eastAsia="hu-HU"/>
-        </w:rPr>
-        <w:t xml:space="preserve">A feladatot </w:t>
+        <w:pStyle w:val="Cmsor2"/>
+        <w:rPr>
+          <w:lang w:eastAsia="hu-HU"/>
+        </w:rPr>
+      </w:pPr>
+      <w:bookmarkStart w:id="6" w:name="_Toc239241752"/>
+      <w:r>
+        <w:rPr>
+          <w:lang w:eastAsia="hu-HU"/>
+        </w:rPr>
+        <w:t>Nem-funkcionális követelmények</w:t>
+      </w:r>
+      <w:bookmarkEnd w:id="6"/>
+      <w:r>
+        <w:rPr>
+          <w:lang w:eastAsia="hu-HU"/>
+        </w:rPr>
+        <w:t xml:space="preserve"> </w:t>
       </w:r>
     </w:p>
     <w:p>
       <w:pPr>
-        <w:pStyle w:val="Cmsor1"/>
-        <w:rPr>
-          <w:lang w:eastAsia="hu-HU"/>
-        </w:rPr>
-      </w:pPr>
-      <w:bookmarkStart w:id="3" w:name="_Toc239237837"/>
-      <w:r>
-        <w:rPr>
-          <w:lang w:eastAsia="hu-HU"/>
-        </w:rPr>
-        <w:t>Szoftver specifikáció</w:t>
-      </w:r>
-      <w:bookmarkEnd w:id="3"/>
+        <w:pStyle w:val="Cmsor2"/>
+        <w:rPr>
+          <w:lang w:eastAsia="hu-HU"/>
+        </w:rPr>
+      </w:pPr>
+      <w:bookmarkStart w:id="7" w:name="_Toc239241753"/>
+      <w:r>
+        <w:rPr>
+          <w:lang w:eastAsia="hu-HU"/>
+        </w:rPr>
+        <w:t>Rendszermodulok</w:t>
+      </w:r>
+      <w:bookmarkEnd w:id="7"/>
+      <w:r>
+        <w:rPr>
+          <w:lang w:eastAsia="hu-HU"/>
+        </w:rPr>
+        <w:t xml:space="preserve"> </w:t>
+      </w:r>
     </w:p>
     <w:p>
       <w:pPr>
+        <w:pStyle w:val="Cmsor1"/>
+      </w:pPr>
+      <w:bookmarkStart w:id="8" w:name="_Toc239241754"/>
+      <w:r>
+        <w:t>Technológiai és Fejlesztési Környezet</w:t>
+      </w:r>
+      <w:bookmarkEnd w:id="8"/>
+    </w:p>
+    <w:p>
+      <w:pPr>
         <w:pStyle w:val="Cmsor2"/>
-        <w:rPr>
-          <w:lang w:eastAsia="hu-HU"/>
-        </w:rPr>
-      </w:pPr>
-      <w:bookmarkStart w:id="4" w:name="_Toc239237838"/>
-      <w:r>
-        <w:rPr>
-          <w:lang w:eastAsia="hu-HU"/>
-        </w:rPr>
-        <w:t xml:space="preserve">Programozási </w:t>
-      </w:r>
-      <w:r>
-        <w:rPr>
-          <w:lang w:eastAsia="hu-HU"/>
-        </w:rPr>
-        <w:t>technológiák</w:t>
-      </w:r>
-      <w:bookmarkEnd w:id="4"/>
+      </w:pPr>
+      <w:bookmarkStart w:id="9" w:name="_Toc239241755"/>
+      <w:r>
+        <w:t>Operációs rendszer és futtatási környezet</w:t>
+      </w:r>
+      <w:bookmarkEnd w:id="9"/>
     </w:p>
     <w:p>
       <w:pPr>
         <w:pStyle w:val="Listaszerbekezds"/>
         <w:numPr>
           <w:ilvl w:val="0"/>
-          <w:numId w:val="6"/>
+          <w:numId w:val="18"/>
+        </w:numPr>
+      </w:pPr>
+      <w:r>
+        <w:t>Windows 11</w:t>
+      </w:r>
+    </w:p>
+    <w:p>
+      <w:pPr>
+        <w:pStyle w:val="Cmsor2"/>
+      </w:pPr>
+      <w:bookmarkStart w:id="10" w:name="_Toc239241756"/>
+      <w:r>
+        <w:t>Felhasználandó technológiák és programozási nyelvek</w:t>
+      </w:r>
+      <w:bookmarkEnd w:id="10"/>
+    </w:p>
+    <w:p>
+      <w:pPr>
+        <w:pStyle w:val="Listaszerbekezds"/>
+        <w:numPr>
+          <w:ilvl w:val="0"/>
+          <w:numId w:val="17"/>
         </w:numPr>
         <w:rPr>
           <w:lang w:eastAsia="hu-HU"/>
@@ -1216,7 +2013,7 @@
         <w:pStyle w:val="Listaszerbekezds"/>
         <w:numPr>
           <w:ilvl w:val="1"/>
-          <w:numId w:val="6"/>
+          <w:numId w:val="17"/>
         </w:numPr>
         <w:rPr>
           <w:lang w:eastAsia="hu-HU"/>
@@ -1250,7 +2047,7 @@
         <w:pStyle w:val="Listaszerbekezds"/>
         <w:numPr>
           <w:ilvl w:val="1"/>
-          <w:numId w:val="6"/>
+          <w:numId w:val="17"/>
         </w:numPr>
         <w:rPr>
           <w:lang w:eastAsia="hu-HU"/>
@@ -1270,7 +2067,7 @@
         <w:pStyle w:val="Listaszerbekezds"/>
         <w:numPr>
           <w:ilvl w:val="0"/>
-          <w:numId w:val="6"/>
+          <w:numId w:val="17"/>
         </w:numPr>
         <w:rPr>
           <w:lang w:eastAsia="hu-HU"/>
@@ -1288,7 +2085,7 @@
         <w:pStyle w:val="Listaszerbekezds"/>
         <w:numPr>
           <w:ilvl w:val="1"/>
-          <w:numId w:val="6"/>
+          <w:numId w:val="17"/>
         </w:numPr>
         <w:rPr>
           <w:lang w:eastAsia="hu-HU"/>
@@ -1298,7 +2095,7 @@
         <w:rPr>
           <w:lang w:eastAsia="hu-HU"/>
         </w:rPr>
-        <w:t>C# (.NET ASP CORE WEB API)</w:t>
+        <w:t>C# (ASP.NET CORE WEB API)</w:t>
       </w:r>
     </w:p>
     <w:p>
@@ -1306,7 +2103,7 @@
         <w:pStyle w:val="Listaszerbekezds"/>
         <w:numPr>
           <w:ilvl w:val="0"/>
-          <w:numId w:val="6"/>
+          <w:numId w:val="17"/>
         </w:numPr>
         <w:rPr>
           <w:lang w:eastAsia="hu-HU"/>
@@ -1324,7 +2121,7 @@
         <w:pStyle w:val="Listaszerbekezds"/>
         <w:numPr>
           <w:ilvl w:val="1"/>
-          <w:numId w:val="6"/>
+          <w:numId w:val="17"/>
         </w:numPr>
         <w:rPr>
           <w:lang w:eastAsia="hu-HU"/>
@@ -1342,161 +2139,163 @@
     <w:p>
       <w:pPr>
         <w:pStyle w:val="Cmsor2"/>
-        <w:rPr>
-          <w:lang w:eastAsia="hu-HU"/>
-        </w:rPr>
-      </w:pPr>
-      <w:bookmarkStart w:id="5" w:name="_Toc239237839"/>
-      <w:r>
-        <w:rPr>
-          <w:lang w:eastAsia="hu-HU"/>
-        </w:rPr>
-        <w:t>Felhasználói felület</w:t>
-      </w:r>
-      <w:bookmarkEnd w:id="5"/>
-    </w:p>
-    <w:p>
-      <w:pPr>
-        <w:rPr>
-          <w:lang w:eastAsia="hu-HU"/>
-        </w:rPr>
-      </w:pPr>
-      <w:r>
-        <w:rPr>
-          <w:lang w:eastAsia="hu-HU"/>
-        </w:rPr>
-        <w:t>A modern stílus vonalat képviseli, a „</w:t>
-      </w:r>
-      <w:proofErr w:type="spellStart"/>
-      <w:r>
-        <w:rPr>
-          <w:lang w:eastAsia="hu-HU"/>
-        </w:rPr>
-        <w:t>light-weight</w:t>
-      </w:r>
-      <w:proofErr w:type="spellEnd"/>
-      <w:r>
-        <w:rPr>
-          <w:lang w:eastAsia="hu-HU"/>
-        </w:rPr>
-        <w:t>” stílusnak köszönheti</w:t>
-      </w:r>
-      <w:r>
-        <w:rPr>
-          <w:lang w:eastAsia="hu-HU"/>
-        </w:rPr>
-        <w:t>.</w:t>
-      </w:r>
-    </w:p>
-    <w:p>
-      <w:pPr>
-        <w:pStyle w:val="Cmsor2"/>
-        <w:rPr>
-          <w:lang w:eastAsia="hu-HU"/>
-        </w:rPr>
-      </w:pPr>
-      <w:bookmarkStart w:id="6" w:name="_Toc239237840"/>
-      <w:r>
-        <w:rPr>
-          <w:lang w:eastAsia="hu-HU"/>
-        </w:rPr>
-        <w:t>Funkciók</w:t>
-      </w:r>
-      <w:bookmarkEnd w:id="6"/>
+      </w:pPr>
+      <w:bookmarkStart w:id="11" w:name="_Toc239241757"/>
+      <w:r>
+        <w:t>Fejlesztési módszertan és verziókövetés</w:t>
+      </w:r>
+      <w:bookmarkEnd w:id="11"/>
     </w:p>
     <w:p>
       <w:pPr>
         <w:pStyle w:val="Listaszerbekezds"/>
         <w:numPr>
           <w:ilvl w:val="0"/>
-          <w:numId w:val="7"/>
+          <w:numId w:val="16"/>
         </w:numPr>
-        <w:rPr>
-          <w:lang w:eastAsia="hu-HU"/>
-        </w:rPr>
-      </w:pPr>
-      <w:r>
-        <w:rPr>
-          <w:lang w:eastAsia="hu-HU"/>
-        </w:rPr>
-        <w:t>Projekt létrehozás</w:t>
+      </w:pPr>
+      <w:proofErr w:type="spellStart"/>
+      <w:r>
+        <w:t>Git</w:t>
+      </w:r>
+      <w:proofErr w:type="spellEnd"/>
+      <w:r>
+        <w:t xml:space="preserve"> verzió kezelő (</w:t>
+      </w:r>
+      <w:proofErr w:type="spellStart"/>
+      <w:r>
+        <w:t>Github</w:t>
+      </w:r>
+      <w:proofErr w:type="spellEnd"/>
+      <w:r>
+        <w:t>)</w:t>
       </w:r>
     </w:p>
     <w:p>
       <w:pPr>
-        <w:pStyle w:val="Listaszerbekezds"/>
+        <w:pStyle w:val="Cmsor1"/>
+        <w:rPr>
+          <w:lang w:eastAsia="hu-HU"/>
+        </w:rPr>
+      </w:pPr>
+      <w:bookmarkStart w:id="12" w:name="_Toc239241758"/>
+      <w:r>
+        <w:rPr>
+          <w:lang w:eastAsia="hu-HU"/>
+        </w:rPr>
+        <w:t>Felhasználói felület</w:t>
+      </w:r>
+      <w:bookmarkEnd w:id="12"/>
+    </w:p>
+    <w:p>
+      <w:pPr>
+        <w:pStyle w:val="Cmsor2"/>
+        <w:rPr>
+          <w:lang w:eastAsia="hu-HU"/>
+        </w:rPr>
+      </w:pPr>
+      <w:bookmarkStart w:id="13" w:name="_Toc239241759"/>
+      <w:r>
+        <w:t>Megjelenés és dizájnelvek</w:t>
+      </w:r>
+      <w:bookmarkEnd w:id="13"/>
+    </w:p>
+    <w:p>
+      <w:pPr>
+        <w:rPr>
+          <w:lang w:eastAsia="hu-HU"/>
+        </w:rPr>
+      </w:pPr>
+      <w:r>
+        <w:rPr>
+          <w:lang w:eastAsia="hu-HU"/>
+        </w:rPr>
+        <w:t>A modern stílus vonalat képviseli, a „</w:t>
+      </w:r>
+      <w:proofErr w:type="spellStart"/>
+      <w:r>
+        <w:rPr>
+          <w:lang w:eastAsia="hu-HU"/>
+        </w:rPr>
+        <w:t>light-weight</w:t>
+      </w:r>
+      <w:proofErr w:type="spellEnd"/>
+      <w:r>
+        <w:rPr>
+          <w:lang w:eastAsia="hu-HU"/>
+        </w:rPr>
+        <w:t>” stílusnak köszönheti</w:t>
+      </w:r>
+      <w:r>
+        <w:rPr>
+          <w:lang w:eastAsia="hu-HU"/>
+        </w:rPr>
+        <w:t>.</w:t>
+      </w:r>
+    </w:p>
+    <w:p>
+      <w:pPr>
+        <w:pStyle w:val="Cmsor1"/>
+      </w:pPr>
+      <w:bookmarkStart w:id="14" w:name="_Toc239241760"/>
+      <w:r>
+        <w:t>Dokumentáció</w:t>
+      </w:r>
+      <w:bookmarkEnd w:id="14"/>
+    </w:p>
+    <w:p>
+      <w:pPr>
+        <w:pStyle w:val="Cmsor2"/>
+        <w:rPr>
+          <w:lang w:eastAsia="hu-HU"/>
+        </w:rPr>
+      </w:pPr>
+      <w:bookmarkStart w:id="15" w:name="_Toc239241761"/>
+      <w:r>
+        <w:t>Erőforrás-terv és munkaidő-nyilvántartás</w:t>
+      </w:r>
+      <w:bookmarkEnd w:id="15"/>
+    </w:p>
+    <w:p>
+      <w:pPr>
+        <w:pStyle w:val="Cmsor1"/>
+        <w:rPr>
+          <w:lang w:eastAsia="hu-HU"/>
+        </w:rPr>
+      </w:pPr>
+      <w:bookmarkStart w:id="16" w:name="_Toc239241762"/>
+      <w:r>
+        <w:t>A projekt értékelése</w:t>
+      </w:r>
+      <w:bookmarkEnd w:id="16"/>
+    </w:p>
+    <w:p>
+      <w:pPr>
+        <w:pStyle w:val="Cmsor1"/>
+        <w:rPr>
+          <w:lang w:eastAsia="hu-HU"/>
+        </w:rPr>
+      </w:pPr>
+      <w:bookmarkStart w:id="17" w:name="_Toc239241763"/>
+      <w:r>
+        <w:t xml:space="preserve">Projekt </w:t>
+      </w:r>
+      <w:r>
+        <w:t>Adatlap</w:t>
+      </w:r>
+      <w:bookmarkEnd w:id="17"/>
+    </w:p>
+    <w:p>
+      <w:pPr>
+        <w:pStyle w:val="Cmsor2"/>
         <w:numPr>
           <w:ilvl w:val="0"/>
-          <w:numId w:val="7"/>
+          <w:numId w:val="0"/>
         </w:numPr>
         <w:rPr>
           <w:lang w:eastAsia="hu-HU"/>
         </w:rPr>
       </w:pPr>
-      <w:r>
-        <w:rPr>
-          <w:lang w:eastAsia="hu-HU"/>
-        </w:rPr>
-        <w:t>Projekt tagjainak kezelése</w:t>
-      </w:r>
-    </w:p>
-    <w:p>
-      <w:pPr>
-        <w:pStyle w:val="Listaszerbekezds"/>
-        <w:numPr>
-          <w:ilvl w:val="0"/>
-          <w:numId w:val="7"/>
-        </w:numPr>
-        <w:rPr>
-          <w:lang w:eastAsia="hu-HU"/>
-        </w:rPr>
-      </w:pPr>
-      <w:r>
-        <w:rPr>
-          <w:lang w:eastAsia="hu-HU"/>
-        </w:rPr>
-        <w:t xml:space="preserve">Adatok </w:t>
-      </w:r>
-      <w:proofErr w:type="spellStart"/>
-      <w:r>
-        <w:rPr>
-          <w:lang w:eastAsia="hu-HU"/>
-        </w:rPr>
-        <w:t>validálása</w:t>
-      </w:r>
-      <w:proofErr w:type="spellEnd"/>
-    </w:p>
-    <w:p>
-      <w:pPr>
-        <w:pStyle w:val="Cmsor1"/>
-        <w:rPr>
-          <w:lang w:eastAsia="hu-HU"/>
-        </w:rPr>
-      </w:pPr>
-      <w:bookmarkStart w:id="7" w:name="_Toc239237841"/>
-      <w:r>
-        <w:rPr>
-          <w:lang w:eastAsia="hu-HU"/>
-        </w:rPr>
-        <w:t xml:space="preserve">Projekt </w:t>
-      </w:r>
-      <w:r>
-        <w:rPr>
-          <w:lang w:eastAsia="hu-HU"/>
-        </w:rPr>
-        <w:t>adatlap</w:t>
-      </w:r>
-      <w:bookmarkEnd w:id="7"/>
-    </w:p>
-    <w:p>
-      <w:pPr>
-        <w:pStyle w:val="Cmsor2"/>
-        <w:rPr>
-          <w:lang w:eastAsia="hu-HU"/>
-        </w:rPr>
-      </w:pPr>
-      <w:bookmarkStart w:id="8" w:name="_Toc239237842"/>
-      <w:bookmarkEnd w:id="8"/>
     </w:p>
     <w:p>
       <w:pPr>
@@ -1561,6 +2360,7 @@
         <w:docPartUnique/>
       </w:docPartObj>
     </w:sdtPr>
+    <w:sdtEndPr/>
     <w:sdtContent>
       <w:p>
         <w:pPr>
@@ -2120,6 +2920,92 @@
     </w:lvl>
   </w:abstractNum>
   <w:abstractNum w:abstractNumId="3" w15:restartNumberingAfterBreak="0">
+    <w:nsid w:val="1E072E66"/>
+    <w:multiLevelType w:val="multilevel"/>
+    <w:tmpl w:val="2312E88C"/>
+    <w:lvl w:ilvl="0">
+      <w:start w:val="1"/>
+      <w:numFmt w:val="decimal"/>
+      <w:lvlText w:val="%1"/>
+      <w:lvlJc w:val="left"/>
+      <w:pPr>
+        <w:ind w:left="432" w:hanging="432"/>
+      </w:pPr>
+    </w:lvl>
+    <w:lvl w:ilvl="1">
+      <w:start w:val="1"/>
+      <w:numFmt w:val="decimal"/>
+      <w:lvlText w:val="%1.%2"/>
+      <w:lvlJc w:val="left"/>
+      <w:pPr>
+        <w:ind w:left="576" w:hanging="576"/>
+      </w:pPr>
+    </w:lvl>
+    <w:lvl w:ilvl="2">
+      <w:start w:val="1"/>
+      <w:numFmt w:val="decimal"/>
+      <w:lvlText w:val="%1.%2.%3"/>
+      <w:lvlJc w:val="left"/>
+      <w:pPr>
+        <w:ind w:left="720" w:hanging="720"/>
+      </w:pPr>
+    </w:lvl>
+    <w:lvl w:ilvl="3">
+      <w:start w:val="1"/>
+      <w:numFmt w:val="decimal"/>
+      <w:lvlText w:val="%1.%2.%3.%4"/>
+      <w:lvlJc w:val="left"/>
+      <w:pPr>
+        <w:ind w:left="864" w:hanging="864"/>
+      </w:pPr>
+    </w:lvl>
+    <w:lvl w:ilvl="4">
+      <w:start w:val="1"/>
+      <w:numFmt w:val="decimal"/>
+      <w:lvlText w:val="%1.%2.%3.%4.%5"/>
+      <w:lvlJc w:val="left"/>
+      <w:pPr>
+        <w:ind w:left="1008" w:hanging="1008"/>
+      </w:pPr>
+    </w:lvl>
+    <w:lvl w:ilvl="5">
+      <w:start w:val="1"/>
+      <w:numFmt w:val="decimal"/>
+      <w:lvlText w:val="%1.%2.%3.%4.%5.%6"/>
+      <w:lvlJc w:val="left"/>
+      <w:pPr>
+        <w:ind w:left="1152" w:hanging="1152"/>
+      </w:pPr>
+    </w:lvl>
+    <w:lvl w:ilvl="6">
+      <w:start w:val="1"/>
+      <w:numFmt w:val="decimal"/>
+      <w:lvlText w:val="%1.%2.%3.%4.%5.%6.%7"/>
+      <w:lvlJc w:val="left"/>
+      <w:pPr>
+        <w:ind w:left="1296" w:hanging="1296"/>
+      </w:pPr>
+    </w:lvl>
+    <w:lvl w:ilvl="7">
+      <w:start w:val="1"/>
+      <w:numFmt w:val="decimal"/>
+      <w:lvlText w:val="%1.%2.%3.%4.%5.%6.%7.%8"/>
+      <w:lvlJc w:val="left"/>
+      <w:pPr>
+        <w:ind w:left="1440" w:hanging="1440"/>
+      </w:pPr>
+    </w:lvl>
+    <w:lvl w:ilvl="8">
+      <w:start w:val="1"/>
+      <w:numFmt w:val="decimal"/>
+      <w:lvlText w:val="%1.%2.%3.%4.%5.%6.%7.%8.%9"/>
+      <w:lvlJc w:val="left"/>
+      <w:pPr>
+        <w:ind w:left="1584" w:hanging="1584"/>
+      </w:pPr>
+    </w:lvl>
+  </w:abstractNum>
+  <w:abstractNum w:abstractNumId="4" w15:restartNumberingAfterBreak="0">
     <w:nsid w:val="1E123F3E"/>
     <w:multiLevelType w:val="hybridMultilevel"/>
     <w:tmpl w:val="035C2200"/>
@@ -2205,14 +3091,13 @@
       </w:pPr>
     </w:lvl>
   </w:abstractNum>
-  <w:abstractNum w:abstractNumId="4" w15:restartNumberingAfterBreak="0">
+  <w:abstractNum w:abstractNumId="5" w15:restartNumberingAfterBreak="0">
     <w:nsid w:val="1F286E8B"/>
     <w:multiLevelType w:val="hybridMultilevel"/>
-    <w:tmpl w:val="3C58447A"/>
+    <w:tmpl w:val="523EA1AC"/>
     <w:lvl w:ilvl="0" w:tplc="19368F5C">
       <w:start w:val="1"/>
       <w:numFmt w:val="decimal"/>
-      <w:pStyle w:val="Cmsor2"/>
       <w:lvlText w:val="%1."/>
       <w:lvlJc w:val="left"/>
       <w:pPr>
@@ -2295,7 +3180,7 @@
       </w:pPr>
     </w:lvl>
   </w:abstractNum>
-  <w:abstractNum w:abstractNumId="5" w15:restartNumberingAfterBreak="0">
+  <w:abstractNum w:abstractNumId="6" w15:restartNumberingAfterBreak="0">
     <w:nsid w:val="334B75D3"/>
     <w:multiLevelType w:val="hybridMultilevel"/>
     <w:tmpl w:val="FB28ECE0"/>
@@ -2408,101 +3293,760 @@
       </w:rPr>
     </w:lvl>
   </w:abstractNum>
-  <w:abstractNum w:abstractNumId="6" w15:restartNumberingAfterBreak="0">
+  <w:abstractNum w:abstractNumId="7" w15:restartNumberingAfterBreak="0">
+    <w:nsid w:val="36B032D4"/>
+    <w:multiLevelType w:val="hybridMultilevel"/>
+    <w:tmpl w:val="62664A80"/>
+    <w:lvl w:ilvl="0" w:tplc="040E0001">
+      <w:start w:val="1"/>
+      <w:numFmt w:val="bullet"/>
+      <w:lvlText w:val=""/>
+      <w:lvlJc w:val="left"/>
+      <w:pPr>
+        <w:ind w:left="720" w:hanging="360"/>
+      </w:pPr>
+      <w:rPr>
+        <w:rFonts w:ascii="Symbol" w:hAnsi="Symbol" w:hint="default"/>
+      </w:rPr>
+    </w:lvl>
+    <w:lvl w:ilvl="1" w:tplc="040E0003">
+      <w:start w:val="1"/>
+      <w:numFmt w:val="bullet"/>
+      <w:lvlText w:val="o"/>
+      <w:lvlJc w:val="left"/>
+      <w:pPr>
+        <w:ind w:left="1440" w:hanging="360"/>
+      </w:pPr>
+      <w:rPr>
+        <w:rFonts w:ascii="Courier New" w:hAnsi="Courier New" w:cs="Courier New" w:hint="default"/>
+      </w:rPr>
+    </w:lvl>
+    <w:lvl w:ilvl="2" w:tplc="040E0005" w:tentative="1">
+      <w:start w:val="1"/>
+      <w:numFmt w:val="bullet"/>
+      <w:lvlText w:val=""/>
+      <w:lvlJc w:val="left"/>
+      <w:pPr>
+        <w:ind w:left="2160" w:hanging="360"/>
+      </w:pPr>
+      <w:rPr>
+        <w:rFonts w:ascii="Wingdings" w:hAnsi="Wingdings" w:hint="default"/>
+      </w:rPr>
+    </w:lvl>
+    <w:lvl w:ilvl="3" w:tplc="040E0001" w:tentative="1">
+      <w:start w:val="1"/>
+      <w:numFmt w:val="bullet"/>
+      <w:lvlText w:val=""/>
+      <w:lvlJc w:val="left"/>
+      <w:pPr>
+        <w:ind w:left="2880" w:hanging="360"/>
+      </w:pPr>
+      <w:rPr>
+        <w:rFonts w:ascii="Symbol" w:hAnsi="Symbol" w:hint="default"/>
+      </w:rPr>
+    </w:lvl>
+    <w:lvl w:ilvl="4" w:tplc="040E0003" w:tentative="1">
+      <w:start w:val="1"/>
+      <w:numFmt w:val="bullet"/>
+      <w:lvlText w:val="o"/>
+      <w:lvlJc w:val="left"/>
+      <w:pPr>
+        <w:ind w:left="3600" w:hanging="360"/>
+      </w:pPr>
+      <w:rPr>
+        <w:rFonts w:ascii="Courier New" w:hAnsi="Courier New" w:cs="Courier New" w:hint="default"/>
+      </w:rPr>
+    </w:lvl>
+    <w:lvl w:ilvl="5" w:tplc="040E0005" w:tentative="1">
+      <w:start w:val="1"/>
+      <w:numFmt w:val="bullet"/>
+      <w:lvlText w:val=""/>
+      <w:lvlJc w:val="left"/>
+      <w:pPr>
+        <w:ind w:left="4320" w:hanging="360"/>
+      </w:pPr>
+      <w:rPr>
+        <w:rFonts w:ascii="Wingdings" w:hAnsi="Wingdings" w:hint="default"/>
+      </w:rPr>
+    </w:lvl>
+    <w:lvl w:ilvl="6" w:tplc="040E0001" w:tentative="1">
+      <w:start w:val="1"/>
+      <w:numFmt w:val="bullet"/>
+      <w:lvlText w:val=""/>
+      <w:lvlJc w:val="left"/>
+      <w:pPr>
+        <w:ind w:left="5040" w:hanging="360"/>
+      </w:pPr>
+      <w:rPr>
+        <w:rFonts w:ascii="Symbol" w:hAnsi="Symbol" w:hint="default"/>
+      </w:rPr>
+    </w:lvl>
+    <w:lvl w:ilvl="7" w:tplc="040E0003" w:tentative="1">
+      <w:start w:val="1"/>
+      <w:numFmt w:val="bullet"/>
+      <w:lvlText w:val="o"/>
+      <w:lvlJc w:val="left"/>
+      <w:pPr>
+        <w:ind w:left="5760" w:hanging="360"/>
+      </w:pPr>
+      <w:rPr>
+        <w:rFonts w:ascii="Courier New" w:hAnsi="Courier New" w:cs="Courier New" w:hint="default"/>
+      </w:rPr>
+    </w:lvl>
+    <w:lvl w:ilvl="8" w:tplc="040E0005" w:tentative="1">
+      <w:start w:val="1"/>
+      <w:numFmt w:val="bullet"/>
+      <w:lvlText w:val=""/>
+      <w:lvlJc w:val="left"/>
+      <w:pPr>
+        <w:ind w:left="6480" w:hanging="360"/>
+      </w:pPr>
+      <w:rPr>
+        <w:rFonts w:ascii="Wingdings" w:hAnsi="Wingdings" w:hint="default"/>
+      </w:rPr>
+    </w:lvl>
+  </w:abstractNum>
+  <w:abstractNum w:abstractNumId="8" w15:restartNumberingAfterBreak="0">
+    <w:nsid w:val="5E8B3339"/>
+    <w:multiLevelType w:val="hybridMultilevel"/>
+    <w:tmpl w:val="BD0E4D82"/>
+    <w:lvl w:ilvl="0" w:tplc="040E0001">
+      <w:start w:val="1"/>
+      <w:numFmt w:val="bullet"/>
+      <w:lvlText w:val=""/>
+      <w:lvlJc w:val="left"/>
+      <w:pPr>
+        <w:ind w:left="720" w:hanging="360"/>
+      </w:pPr>
+      <w:rPr>
+        <w:rFonts w:ascii="Symbol" w:hAnsi="Symbol" w:hint="default"/>
+      </w:rPr>
+    </w:lvl>
+    <w:lvl w:ilvl="1" w:tplc="040E0003" w:tentative="1">
+      <w:start w:val="1"/>
+      <w:numFmt w:val="bullet"/>
+      <w:lvlText w:val="o"/>
+      <w:lvlJc w:val="left"/>
+      <w:pPr>
+        <w:ind w:left="1440" w:hanging="360"/>
+      </w:pPr>
+      <w:rPr>
+        <w:rFonts w:ascii="Courier New" w:hAnsi="Courier New" w:cs="Courier New" w:hint="default"/>
+      </w:rPr>
+    </w:lvl>
+    <w:lvl w:ilvl="2" w:tplc="040E0005" w:tentative="1">
+      <w:start w:val="1"/>
+      <w:numFmt w:val="bullet"/>
+      <w:lvlText w:val=""/>
+      <w:lvlJc w:val="left"/>
+      <w:pPr>
+        <w:ind w:left="2160" w:hanging="360"/>
+      </w:pPr>
+      <w:rPr>
+        <w:rFonts w:ascii="Wingdings" w:hAnsi="Wingdings" w:hint="default"/>
+      </w:rPr>
+    </w:lvl>
+    <w:lvl w:ilvl="3" w:tplc="040E0001" w:tentative="1">
+      <w:start w:val="1"/>
+      <w:numFmt w:val="bullet"/>
+      <w:lvlText w:val=""/>
+      <w:lvlJc w:val="left"/>
+      <w:pPr>
+        <w:ind w:left="2880" w:hanging="360"/>
+      </w:pPr>
+      <w:rPr>
+        <w:rFonts w:ascii="Symbol" w:hAnsi="Symbol" w:hint="default"/>
+      </w:rPr>
+    </w:lvl>
+    <w:lvl w:ilvl="4" w:tplc="040E0003" w:tentative="1">
+      <w:start w:val="1"/>
+      <w:numFmt w:val="bullet"/>
+      <w:lvlText w:val="o"/>
+      <w:lvlJc w:val="left"/>
+      <w:pPr>
+        <w:ind w:left="3600" w:hanging="360"/>
+      </w:pPr>
+      <w:rPr>
+        <w:rFonts w:ascii="Courier New" w:hAnsi="Courier New" w:cs="Courier New" w:hint="default"/>
+      </w:rPr>
+    </w:lvl>
+    <w:lvl w:ilvl="5" w:tplc="040E0005" w:tentative="1">
+      <w:start w:val="1"/>
+      <w:numFmt w:val="bullet"/>
+      <w:lvlText w:val=""/>
+      <w:lvlJc w:val="left"/>
+      <w:pPr>
+        <w:ind w:left="4320" w:hanging="360"/>
+      </w:pPr>
+      <w:rPr>
+        <w:rFonts w:ascii="Wingdings" w:hAnsi="Wingdings" w:hint="default"/>
+      </w:rPr>
+    </w:lvl>
+    <w:lvl w:ilvl="6" w:tplc="040E0001" w:tentative="1">
+      <w:start w:val="1"/>
+      <w:numFmt w:val="bullet"/>
+      <w:lvlText w:val=""/>
+      <w:lvlJc w:val="left"/>
+      <w:pPr>
+        <w:ind w:left="5040" w:hanging="360"/>
+      </w:pPr>
+      <w:rPr>
+        <w:rFonts w:ascii="Symbol" w:hAnsi="Symbol" w:hint="default"/>
+      </w:rPr>
+    </w:lvl>
+    <w:lvl w:ilvl="7" w:tplc="040E0003" w:tentative="1">
+      <w:start w:val="1"/>
+      <w:numFmt w:val="bullet"/>
+      <w:lvlText w:val="o"/>
+      <w:lvlJc w:val="left"/>
+      <w:pPr>
+        <w:ind w:left="5760" w:hanging="360"/>
+      </w:pPr>
+      <w:rPr>
+        <w:rFonts w:ascii="Courier New" w:hAnsi="Courier New" w:cs="Courier New" w:hint="default"/>
+      </w:rPr>
+    </w:lvl>
+    <w:lvl w:ilvl="8" w:tplc="040E0005" w:tentative="1">
+      <w:start w:val="1"/>
+      <w:numFmt w:val="bullet"/>
+      <w:lvlText w:val=""/>
+      <w:lvlJc w:val="left"/>
+      <w:pPr>
+        <w:ind w:left="6480" w:hanging="360"/>
+      </w:pPr>
+      <w:rPr>
+        <w:rFonts w:ascii="Wingdings" w:hAnsi="Wingdings" w:hint="default"/>
+      </w:rPr>
+    </w:lvl>
+  </w:abstractNum>
+  <w:abstractNum w:abstractNumId="9" w15:restartNumberingAfterBreak="0">
+    <w:nsid w:val="65763252"/>
+    <w:multiLevelType w:val="hybridMultilevel"/>
+    <w:tmpl w:val="0D8E71EC"/>
+    <w:lvl w:ilvl="0" w:tplc="040E0001">
+      <w:start w:val="1"/>
+      <w:numFmt w:val="bullet"/>
+      <w:lvlText w:val=""/>
+      <w:lvlJc w:val="left"/>
+      <w:pPr>
+        <w:ind w:left="720" w:hanging="360"/>
+      </w:pPr>
+      <w:rPr>
+        <w:rFonts w:ascii="Symbol" w:hAnsi="Symbol" w:hint="default"/>
+      </w:rPr>
+    </w:lvl>
+    <w:lvl w:ilvl="1" w:tplc="040E0003">
+      <w:start w:val="1"/>
+      <w:numFmt w:val="bullet"/>
+      <w:lvlText w:val="o"/>
+      <w:lvlJc w:val="left"/>
+      <w:pPr>
+        <w:ind w:left="1440" w:hanging="360"/>
+      </w:pPr>
+      <w:rPr>
+        <w:rFonts w:ascii="Courier New" w:hAnsi="Courier New" w:cs="Courier New" w:hint="default"/>
+      </w:rPr>
+    </w:lvl>
+    <w:lvl w:ilvl="2" w:tplc="040E0005" w:tentative="1">
+      <w:start w:val="1"/>
+      <w:numFmt w:val="bullet"/>
+      <w:lvlText w:val=""/>
+      <w:lvlJc w:val="left"/>
+      <w:pPr>
+        <w:ind w:left="2160" w:hanging="360"/>
+      </w:pPr>
+      <w:rPr>
+        <w:rFonts w:ascii="Wingdings" w:hAnsi="Wingdings" w:hint="default"/>
+      </w:rPr>
+    </w:lvl>
+    <w:lvl w:ilvl="3" w:tplc="040E0001" w:tentative="1">
+      <w:start w:val="1"/>
+      <w:numFmt w:val="bullet"/>
+      <w:lvlText w:val=""/>
+      <w:lvlJc w:val="left"/>
+      <w:pPr>
+        <w:ind w:left="2880" w:hanging="360"/>
+      </w:pPr>
+      <w:rPr>
+        <w:rFonts w:ascii="Symbol" w:hAnsi="Symbol" w:hint="default"/>
+      </w:rPr>
+    </w:lvl>
+    <w:lvl w:ilvl="4" w:tplc="040E0003" w:tentative="1">
+      <w:start w:val="1"/>
+      <w:numFmt w:val="bullet"/>
+      <w:lvlText w:val="o"/>
+      <w:lvlJc w:val="left"/>
+      <w:pPr>
+        <w:ind w:left="3600" w:hanging="360"/>
+      </w:pPr>
+      <w:rPr>
+        <w:rFonts w:ascii="Courier New" w:hAnsi="Courier New" w:cs="Courier New" w:hint="default"/>
+      </w:rPr>
+    </w:lvl>
+    <w:lvl w:ilvl="5" w:tplc="040E0005" w:tentative="1">
+      <w:start w:val="1"/>
+      <w:numFmt w:val="bullet"/>
+      <w:lvlText w:val=""/>
+      <w:lvlJc w:val="left"/>
+      <w:pPr>
+        <w:ind w:left="4320" w:hanging="360"/>
+      </w:pPr>
+      <w:rPr>
+        <w:rFonts w:ascii="Wingdings" w:hAnsi="Wingdings" w:hint="default"/>
+      </w:rPr>
+    </w:lvl>
+    <w:lvl w:ilvl="6" w:tplc="040E0001" w:tentative="1">
+      <w:start w:val="1"/>
+      <w:numFmt w:val="bullet"/>
+      <w:lvlText w:val=""/>
+      <w:lvlJc w:val="left"/>
+      <w:pPr>
+        <w:ind w:left="5040" w:hanging="360"/>
+      </w:pPr>
+      <w:rPr>
+        <w:rFonts w:ascii="Symbol" w:hAnsi="Symbol" w:hint="default"/>
+      </w:rPr>
+    </w:lvl>
+    <w:lvl w:ilvl="7" w:tplc="040E0003" w:tentative="1">
+      <w:start w:val="1"/>
+      <w:numFmt w:val="bullet"/>
+      <w:lvlText w:val="o"/>
+      <w:lvlJc w:val="left"/>
+      <w:pPr>
+        <w:ind w:left="5760" w:hanging="360"/>
+      </w:pPr>
+      <w:rPr>
+        <w:rFonts w:ascii="Courier New" w:hAnsi="Courier New" w:cs="Courier New" w:hint="default"/>
+      </w:rPr>
+    </w:lvl>
+    <w:lvl w:ilvl="8" w:tplc="040E0005" w:tentative="1">
+      <w:start w:val="1"/>
+      <w:numFmt w:val="bullet"/>
+      <w:lvlText w:val=""/>
+      <w:lvlJc w:val="left"/>
+      <w:pPr>
+        <w:ind w:left="6480" w:hanging="360"/>
+      </w:pPr>
+      <w:rPr>
+        <w:rFonts w:ascii="Wingdings" w:hAnsi="Wingdings" w:hint="default"/>
+      </w:rPr>
+    </w:lvl>
+  </w:abstractNum>
+  <w:abstractNum w:abstractNumId="10" w15:restartNumberingAfterBreak="0">
+    <w:nsid w:val="65C92928"/>
+    <w:multiLevelType w:val="hybridMultilevel"/>
+    <w:tmpl w:val="35DC8B3E"/>
+    <w:lvl w:ilvl="0" w:tplc="040E0001">
+      <w:start w:val="1"/>
+      <w:numFmt w:val="bullet"/>
+      <w:lvlText w:val=""/>
+      <w:lvlJc w:val="left"/>
+      <w:pPr>
+        <w:ind w:left="1152" w:hanging="360"/>
+      </w:pPr>
+      <w:rPr>
+        <w:rFonts w:ascii="Symbol" w:hAnsi="Symbol" w:hint="default"/>
+      </w:rPr>
+    </w:lvl>
+    <w:lvl w:ilvl="1" w:tplc="040E0003" w:tentative="1">
+      <w:start w:val="1"/>
+      <w:numFmt w:val="bullet"/>
+      <w:lvlText w:val="o"/>
+      <w:lvlJc w:val="left"/>
+      <w:pPr>
+        <w:ind w:left="1872" w:hanging="360"/>
+      </w:pPr>
+      <w:rPr>
+        <w:rFonts w:ascii="Courier New" w:hAnsi="Courier New" w:cs="Courier New" w:hint="default"/>
+      </w:rPr>
+    </w:lvl>
+    <w:lvl w:ilvl="2" w:tplc="040E0005" w:tentative="1">
+      <w:start w:val="1"/>
+      <w:numFmt w:val="bullet"/>
+      <w:lvlText w:val=""/>
+      <w:lvlJc w:val="left"/>
+      <w:pPr>
+        <w:ind w:left="2592" w:hanging="360"/>
+      </w:pPr>
+      <w:rPr>
+        <w:rFonts w:ascii="Wingdings" w:hAnsi="Wingdings" w:hint="default"/>
+      </w:rPr>
+    </w:lvl>
+    <w:lvl w:ilvl="3" w:tplc="040E0001" w:tentative="1">
+      <w:start w:val="1"/>
+      <w:numFmt w:val="bullet"/>
+      <w:lvlText w:val=""/>
+      <w:lvlJc w:val="left"/>
+      <w:pPr>
+        <w:ind w:left="3312" w:hanging="360"/>
+      </w:pPr>
+      <w:rPr>
+        <w:rFonts w:ascii="Symbol" w:hAnsi="Symbol" w:hint="default"/>
+      </w:rPr>
+    </w:lvl>
+    <w:lvl w:ilvl="4" w:tplc="040E0003" w:tentative="1">
+      <w:start w:val="1"/>
+      <w:numFmt w:val="bullet"/>
+      <w:lvlText w:val="o"/>
+      <w:lvlJc w:val="left"/>
+      <w:pPr>
+        <w:ind w:left="4032" w:hanging="360"/>
+      </w:pPr>
+      <w:rPr>
+        <w:rFonts w:ascii="Courier New" w:hAnsi="Courier New" w:cs="Courier New" w:hint="default"/>
+      </w:rPr>
+    </w:lvl>
+    <w:lvl w:ilvl="5" w:tplc="040E0005" w:tentative="1">
+      <w:start w:val="1"/>
+      <w:numFmt w:val="bullet"/>
+      <w:lvlText w:val=""/>
+      <w:lvlJc w:val="left"/>
+      <w:pPr>
+        <w:ind w:left="4752" w:hanging="360"/>
+      </w:pPr>
+      <w:rPr>
+        <w:rFonts w:ascii="Wingdings" w:hAnsi="Wingdings" w:hint="default"/>
+      </w:rPr>
+    </w:lvl>
+    <w:lvl w:ilvl="6" w:tplc="040E0001" w:tentative="1">
+      <w:start w:val="1"/>
+      <w:numFmt w:val="bullet"/>
+      <w:lvlText w:val=""/>
+      <w:lvlJc w:val="left"/>
+      <w:pPr>
+        <w:ind w:left="5472" w:hanging="360"/>
+      </w:pPr>
+      <w:rPr>
+        <w:rFonts w:ascii="Symbol" w:hAnsi="Symbol" w:hint="default"/>
+      </w:rPr>
+    </w:lvl>
+    <w:lvl w:ilvl="7" w:tplc="040E0003" w:tentative="1">
+      <w:start w:val="1"/>
+      <w:numFmt w:val="bullet"/>
+      <w:lvlText w:val="o"/>
+      <w:lvlJc w:val="left"/>
+      <w:pPr>
+        <w:ind w:left="6192" w:hanging="360"/>
+      </w:pPr>
+      <w:rPr>
+        <w:rFonts w:ascii="Courier New" w:hAnsi="Courier New" w:cs="Courier New" w:hint="default"/>
+      </w:rPr>
+    </w:lvl>
+    <w:lvl w:ilvl="8" w:tplc="040E0005" w:tentative="1">
+      <w:start w:val="1"/>
+      <w:numFmt w:val="bullet"/>
+      <w:lvlText w:val=""/>
+      <w:lvlJc w:val="left"/>
+      <w:pPr>
+        <w:ind w:left="6912" w:hanging="360"/>
+      </w:pPr>
+      <w:rPr>
+        <w:rFonts w:ascii="Wingdings" w:hAnsi="Wingdings" w:hint="default"/>
+      </w:rPr>
+    </w:lvl>
+  </w:abstractNum>
+  <w:abstractNum w:abstractNumId="11" w15:restartNumberingAfterBreak="0">
     <w:nsid w:val="6C4D084A"/>
     <w:multiLevelType w:val="hybridMultilevel"/>
-    <w:tmpl w:val="54A6CDDC"/>
+    <w:tmpl w:val="8FFC30E6"/>
     <w:lvl w:ilvl="0" w:tplc="27DEE20E">
+      <w:start w:val="1"/>
+      <w:numFmt w:val="decimal"/>
+      <w:lvlText w:val="%1."/>
+      <w:lvlJc w:val="left"/>
+      <w:pPr>
+        <w:ind w:left="720" w:hanging="360"/>
+      </w:pPr>
+    </w:lvl>
+    <w:lvl w:ilvl="1" w:tplc="040E0019" w:tentative="1">
+      <w:start w:val="1"/>
+      <w:numFmt w:val="lowerLetter"/>
+      <w:lvlText w:val="%2."/>
+      <w:lvlJc w:val="left"/>
+      <w:pPr>
+        <w:ind w:left="1440" w:hanging="360"/>
+      </w:pPr>
+    </w:lvl>
+    <w:lvl w:ilvl="2" w:tplc="040E001B" w:tentative="1">
+      <w:start w:val="1"/>
+      <w:numFmt w:val="lowerRoman"/>
+      <w:lvlText w:val="%3."/>
+      <w:lvlJc w:val="right"/>
+      <w:pPr>
+        <w:ind w:left="2160" w:hanging="180"/>
+      </w:pPr>
+    </w:lvl>
+    <w:lvl w:ilvl="3" w:tplc="040E000F" w:tentative="1">
+      <w:start w:val="1"/>
+      <w:numFmt w:val="decimal"/>
+      <w:lvlText w:val="%4."/>
+      <w:lvlJc w:val="left"/>
+      <w:pPr>
+        <w:ind w:left="2880" w:hanging="360"/>
+      </w:pPr>
+    </w:lvl>
+    <w:lvl w:ilvl="4" w:tplc="040E0019" w:tentative="1">
+      <w:start w:val="1"/>
+      <w:numFmt w:val="lowerLetter"/>
+      <w:lvlText w:val="%5."/>
+      <w:lvlJc w:val="left"/>
+      <w:pPr>
+        <w:ind w:left="3600" w:hanging="360"/>
+      </w:pPr>
+    </w:lvl>
+    <w:lvl w:ilvl="5" w:tplc="040E001B" w:tentative="1">
+      <w:start w:val="1"/>
+      <w:numFmt w:val="lowerRoman"/>
+      <w:lvlText w:val="%6."/>
+      <w:lvlJc w:val="right"/>
+      <w:pPr>
+        <w:ind w:left="4320" w:hanging="180"/>
+      </w:pPr>
+    </w:lvl>
+    <w:lvl w:ilvl="6" w:tplc="040E000F" w:tentative="1">
+      <w:start w:val="1"/>
+      <w:numFmt w:val="decimal"/>
+      <w:lvlText w:val="%7."/>
+      <w:lvlJc w:val="left"/>
+      <w:pPr>
+        <w:ind w:left="5040" w:hanging="360"/>
+      </w:pPr>
+    </w:lvl>
+    <w:lvl w:ilvl="7" w:tplc="040E0019" w:tentative="1">
+      <w:start w:val="1"/>
+      <w:numFmt w:val="lowerLetter"/>
+      <w:lvlText w:val="%8."/>
+      <w:lvlJc w:val="left"/>
+      <w:pPr>
+        <w:ind w:left="5760" w:hanging="360"/>
+      </w:pPr>
+    </w:lvl>
+    <w:lvl w:ilvl="8" w:tplc="040E001B" w:tentative="1">
+      <w:start w:val="1"/>
+      <w:numFmt w:val="lowerRoman"/>
+      <w:lvlText w:val="%9."/>
+      <w:lvlJc w:val="right"/>
+      <w:pPr>
+        <w:ind w:left="6480" w:hanging="180"/>
+      </w:pPr>
+    </w:lvl>
+  </w:abstractNum>
+  <w:abstractNum w:abstractNumId="12" w15:restartNumberingAfterBreak="0">
+    <w:nsid w:val="74361AF2"/>
+    <w:multiLevelType w:val="multilevel"/>
+    <w:tmpl w:val="60AE835C"/>
+    <w:lvl w:ilvl="0">
       <w:start w:val="1"/>
       <w:numFmt w:val="decimal"/>
       <w:pStyle w:val="Cmsor1"/>
       <w:lvlText w:val="%1."/>
       <w:lvlJc w:val="left"/>
       <w:pPr>
+        <w:ind w:left="360" w:hanging="360"/>
+      </w:pPr>
+    </w:lvl>
+    <w:lvl w:ilvl="1">
+      <w:start w:val="1"/>
+      <w:numFmt w:val="decimal"/>
+      <w:pStyle w:val="Cmsor2"/>
+      <w:lvlText w:val="%1.%2"/>
+      <w:lvlJc w:val="left"/>
+      <w:pPr>
+        <w:ind w:left="576" w:hanging="576"/>
+      </w:pPr>
+    </w:lvl>
+    <w:lvl w:ilvl="2">
+      <w:start w:val="1"/>
+      <w:numFmt w:val="decimal"/>
+      <w:pStyle w:val="Cmsor3"/>
+      <w:lvlText w:val="%1.%2.%3"/>
+      <w:lvlJc w:val="left"/>
+      <w:pPr>
+        <w:ind w:left="720" w:hanging="720"/>
+      </w:pPr>
+    </w:lvl>
+    <w:lvl w:ilvl="3">
+      <w:start w:val="1"/>
+      <w:numFmt w:val="decimal"/>
+      <w:pStyle w:val="Cmsor4"/>
+      <w:lvlText w:val="%1.%2.%3.%4"/>
+      <w:lvlJc w:val="left"/>
+      <w:pPr>
+        <w:ind w:left="864" w:hanging="864"/>
+      </w:pPr>
+    </w:lvl>
+    <w:lvl w:ilvl="4">
+      <w:start w:val="1"/>
+      <w:numFmt w:val="decimal"/>
+      <w:pStyle w:val="Cmsor5"/>
+      <w:lvlText w:val="%1.%2.%3.%4.%5"/>
+      <w:lvlJc w:val="left"/>
+      <w:pPr>
+        <w:ind w:left="1008" w:hanging="1008"/>
+      </w:pPr>
+    </w:lvl>
+    <w:lvl w:ilvl="5">
+      <w:start w:val="1"/>
+      <w:numFmt w:val="decimal"/>
+      <w:pStyle w:val="Cmsor6"/>
+      <w:lvlText w:val="%1.%2.%3.%4.%5.%6"/>
+      <w:lvlJc w:val="left"/>
+      <w:pPr>
+        <w:ind w:left="1152" w:hanging="1152"/>
+      </w:pPr>
+    </w:lvl>
+    <w:lvl w:ilvl="6">
+      <w:start w:val="1"/>
+      <w:numFmt w:val="decimal"/>
+      <w:pStyle w:val="Cmsor7"/>
+      <w:lvlText w:val="%1.%2.%3.%4.%5.%6.%7"/>
+      <w:lvlJc w:val="left"/>
+      <w:pPr>
+        <w:ind w:left="1296" w:hanging="1296"/>
+      </w:pPr>
+    </w:lvl>
+    <w:lvl w:ilvl="7">
+      <w:start w:val="1"/>
+      <w:numFmt w:val="decimal"/>
+      <w:pStyle w:val="Cmsor8"/>
+      <w:lvlText w:val="%1.%2.%3.%4.%5.%6.%7.%8"/>
+      <w:lvlJc w:val="left"/>
+      <w:pPr>
+        <w:ind w:left="1440" w:hanging="1440"/>
+      </w:pPr>
+    </w:lvl>
+    <w:lvl w:ilvl="8">
+      <w:start w:val="1"/>
+      <w:numFmt w:val="decimal"/>
+      <w:pStyle w:val="Cmsor9"/>
+      <w:lvlText w:val="%1.%2.%3.%4.%5.%6.%7.%8.%9"/>
+      <w:lvlJc w:val="left"/>
+      <w:pPr>
+        <w:ind w:left="1584" w:hanging="1584"/>
+      </w:pPr>
+    </w:lvl>
+  </w:abstractNum>
+  <w:abstractNum w:abstractNumId="13" w15:restartNumberingAfterBreak="0">
+    <w:nsid w:val="7DD36580"/>
+    <w:multiLevelType w:val="hybridMultilevel"/>
+    <w:tmpl w:val="7180B82E"/>
+    <w:lvl w:ilvl="0" w:tplc="040E0001">
+      <w:start w:val="1"/>
+      <w:numFmt w:val="bullet"/>
+      <w:lvlText w:val=""/>
+      <w:lvlJc w:val="left"/>
+      <w:pPr>
         <w:ind w:left="720" w:hanging="360"/>
       </w:pPr>
-    </w:lvl>
-    <w:lvl w:ilvl="1" w:tplc="040E0019" w:tentative="1">
-      <w:start w:val="1"/>
-      <w:numFmt w:val="lowerLetter"/>
-      <w:lvlText w:val="%2."/>
+      <w:rPr>
+        <w:rFonts w:ascii="Symbol" w:hAnsi="Symbol" w:hint="default"/>
+      </w:rPr>
+    </w:lvl>
+    <w:lvl w:ilvl="1" w:tplc="040E0003" w:tentative="1">
+      <w:start w:val="1"/>
+      <w:numFmt w:val="bullet"/>
+      <w:lvlText w:val="o"/>
       <w:lvlJc w:val="left"/>
       <w:pPr>
         <w:ind w:left="1440" w:hanging="360"/>
       </w:pPr>
-    </w:lvl>
-    <w:lvl w:ilvl="2" w:tplc="040E001B" w:tentative="1">
-      <w:start w:val="1"/>
-      <w:numFmt w:val="lowerRoman"/>
-      <w:lvlText w:val="%3."/>
-      <w:lvlJc w:val="right"/>
-      <w:pPr>
-        <w:ind w:left="2160" w:hanging="180"/>
-      </w:pPr>
-    </w:lvl>
-    <w:lvl w:ilvl="3" w:tplc="040E000F" w:tentative="1">
-      <w:start w:val="1"/>
-      <w:numFmt w:val="decimal"/>
-      <w:lvlText w:val="%4."/>
+      <w:rPr>
+        <w:rFonts w:ascii="Courier New" w:hAnsi="Courier New" w:cs="Courier New" w:hint="default"/>
+      </w:rPr>
+    </w:lvl>
+    <w:lvl w:ilvl="2" w:tplc="040E0005" w:tentative="1">
+      <w:start w:val="1"/>
+      <w:numFmt w:val="bullet"/>
+      <w:lvlText w:val=""/>
+      <w:lvlJc w:val="left"/>
+      <w:pPr>
+        <w:ind w:left="2160" w:hanging="360"/>
+      </w:pPr>
+      <w:rPr>
+        <w:rFonts w:ascii="Wingdings" w:hAnsi="Wingdings" w:hint="default"/>
+      </w:rPr>
+    </w:lvl>
+    <w:lvl w:ilvl="3" w:tplc="040E0001" w:tentative="1">
+      <w:start w:val="1"/>
+      <w:numFmt w:val="bullet"/>
+      <w:lvlText w:val=""/>
       <w:lvlJc w:val="left"/>
       <w:pPr>
         <w:ind w:left="2880" w:hanging="360"/>
       </w:pPr>
-    </w:lvl>
-    <w:lvl w:ilvl="4" w:tplc="040E0019" w:tentative="1">
-      <w:start w:val="1"/>
-      <w:numFmt w:val="lowerLetter"/>
-      <w:lvlText w:val="%5."/>
+      <w:rPr>
+        <w:rFonts w:ascii="Symbol" w:hAnsi="Symbol" w:hint="default"/>
+      </w:rPr>
+    </w:lvl>
+    <w:lvl w:ilvl="4" w:tplc="040E0003" w:tentative="1">
+      <w:start w:val="1"/>
+      <w:numFmt w:val="bullet"/>
+      <w:lvlText w:val="o"/>
       <w:lvlJc w:val="left"/>
       <w:pPr>
         <w:ind w:left="3600" w:hanging="360"/>
       </w:pPr>
-    </w:lvl>
-    <w:lvl w:ilvl="5" w:tplc="040E001B" w:tentative="1">
-      <w:start w:val="1"/>
-      <w:numFmt w:val="lowerRoman"/>
-      <w:lvlText w:val="%6."/>
-      <w:lvlJc w:val="right"/>
-      <w:pPr>
-        <w:ind w:left="4320" w:hanging="180"/>
-      </w:pPr>
-    </w:lvl>
-    <w:lvl w:ilvl="6" w:tplc="040E000F" w:tentative="1">
-      <w:start w:val="1"/>
-      <w:numFmt w:val="decimal"/>
-      <w:lvlText w:val="%7."/>
+      <w:rPr>
+        <w:rFonts w:ascii="Courier New" w:hAnsi="Courier New" w:cs="Courier New" w:hint="default"/>
+      </w:rPr>
+    </w:lvl>
+    <w:lvl w:ilvl="5" w:tplc="040E0005" w:tentative="1">
+      <w:start w:val="1"/>
+      <w:numFmt w:val="bullet"/>
+      <w:lvlText w:val=""/>
+      <w:lvlJc w:val="left"/>
+      <w:pPr>
+        <w:ind w:left="4320" w:hanging="360"/>
+      </w:pPr>
+      <w:rPr>
+        <w:rFonts w:ascii="Wingdings" w:hAnsi="Wingdings" w:hint="default"/>
+      </w:rPr>
+    </w:lvl>
+    <w:lvl w:ilvl="6" w:tplc="040E0001" w:tentative="1">
+      <w:start w:val="1"/>
+      <w:numFmt w:val="bullet"/>
+      <w:lvlText w:val=""/>
       <w:lvlJc w:val="left"/>
       <w:pPr>
         <w:ind w:left="5040" w:hanging="360"/>
       </w:pPr>
-    </w:lvl>
-    <w:lvl w:ilvl="7" w:tplc="040E0019" w:tentative="1">
-      <w:start w:val="1"/>
-      <w:numFmt w:val="lowerLetter"/>
-      <w:lvlText w:val="%8."/>
+      <w:rPr>
+        <w:rFonts w:ascii="Symbol" w:hAnsi="Symbol" w:hint="default"/>
+      </w:rPr>
+    </w:lvl>
+    <w:lvl w:ilvl="7" w:tplc="040E0003" w:tentative="1">
+      <w:start w:val="1"/>
+      <w:numFmt w:val="bullet"/>
+      <w:lvlText w:val="o"/>
       <w:lvlJc w:val="left"/>
       <w:pPr>
         <w:ind w:left="5760" w:hanging="360"/>
       </w:pPr>
-    </w:lvl>
-    <w:lvl w:ilvl="8" w:tplc="040E001B" w:tentative="1">
-      <w:start w:val="1"/>
-      <w:numFmt w:val="lowerRoman"/>
-      <w:lvlText w:val="%9."/>
-      <w:lvlJc w:val="right"/>
-      <w:pPr>
-        <w:ind w:left="6480" w:hanging="180"/>
-      </w:pPr>
+      <w:rPr>
+        <w:rFonts w:ascii="Courier New" w:hAnsi="Courier New" w:cs="Courier New" w:hint="default"/>
+      </w:rPr>
+    </w:lvl>
+    <w:lvl w:ilvl="8" w:tplc="040E0005" w:tentative="1">
+      <w:start w:val="1"/>
+      <w:numFmt w:val="bullet"/>
+      <w:lvlText w:val=""/>
+      <w:lvlJc w:val="left"/>
+      <w:pPr>
+        <w:ind w:left="6480" w:hanging="360"/>
+      </w:pPr>
+      <w:rPr>
+        <w:rFonts w:ascii="Wingdings" w:hAnsi="Wingdings" w:hint="default"/>
+      </w:rPr>
     </w:lvl>
   </w:abstractNum>
   <w:num w:numId="1">
-    <w:abstractNumId w:val="6"/>
+    <w:abstractNumId w:val="11"/>
   </w:num>
   <w:num w:numId="2">
-    <w:abstractNumId w:val="4"/>
+    <w:abstractNumId w:val="5"/>
   </w:num>
   <w:num w:numId="3">
-    <w:abstractNumId w:val="3"/>
+    <w:abstractNumId w:val="4"/>
   </w:num>
   <w:num w:numId="4">
     <w:abstractNumId w:val="0"/>
@@ -2511,10 +4055,124 @@
     <w:abstractNumId w:val="2"/>
   </w:num>
   <w:num w:numId="6">
-    <w:abstractNumId w:val="5"/>
+    <w:abstractNumId w:val="6"/>
   </w:num>
   <w:num w:numId="7">
     <w:abstractNumId w:val="1"/>
+  </w:num>
+  <w:num w:numId="8">
+    <w:abstractNumId w:val="3"/>
+  </w:num>
+  <w:num w:numId="9">
+    <w:abstractNumId w:val="9"/>
+  </w:num>
+  <w:num w:numId="10">
+    <w:abstractNumId w:val="10"/>
+  </w:num>
+  <w:num w:numId="11">
+    <w:abstractNumId w:val="3"/>
+    <w:lvlOverride w:ilvl="0">
+      <w:startOverride w:val="1"/>
+    </w:lvlOverride>
+    <w:lvlOverride w:ilvl="1">
+      <w:startOverride w:val="1"/>
+    </w:lvlOverride>
+    <w:lvlOverride w:ilvl="2">
+      <w:startOverride w:val="1"/>
+    </w:lvlOverride>
+    <w:lvlOverride w:ilvl="3">
+      <w:startOverride w:val="1"/>
+    </w:lvlOverride>
+    <w:lvlOverride w:ilvl="4">
+      <w:startOverride w:val="1"/>
+    </w:lvlOverride>
+    <w:lvlOverride w:ilvl="5">
+      <w:startOverride w:val="1"/>
+    </w:lvlOverride>
+    <w:lvlOverride w:ilvl="6">
+      <w:startOverride w:val="1"/>
+    </w:lvlOverride>
+    <w:lvlOverride w:ilvl="7">
+      <w:startOverride w:val="1"/>
+    </w:lvlOverride>
+    <w:lvlOverride w:ilvl="8">
+      <w:startOverride w:val="1"/>
+    </w:lvlOverride>
+  </w:num>
+  <w:num w:numId="12">
+    <w:abstractNumId w:val="3"/>
+    <w:lvlOverride w:ilvl="0">
+      <w:startOverride w:val="1"/>
+    </w:lvlOverride>
+    <w:lvlOverride w:ilvl="1">
+      <w:startOverride w:val="1"/>
+    </w:lvlOverride>
+    <w:lvlOverride w:ilvl="2">
+      <w:startOverride w:val="1"/>
+    </w:lvlOverride>
+    <w:lvlOverride w:ilvl="3">
+      <w:startOverride w:val="1"/>
+    </w:lvlOverride>
+    <w:lvlOverride w:ilvl="4">
+      <w:startOverride w:val="1"/>
+    </w:lvlOverride>
+    <w:lvlOverride w:ilvl="5">
+      <w:startOverride w:val="1"/>
+    </w:lvlOverride>
+    <w:lvlOverride w:ilvl="6">
+      <w:startOverride w:val="1"/>
+    </w:lvlOverride>
+    <w:lvlOverride w:ilvl="7">
+      <w:startOverride w:val="1"/>
+    </w:lvlOverride>
+    <w:lvlOverride w:ilvl="8">
+      <w:startOverride w:val="1"/>
+    </w:lvlOverride>
+  </w:num>
+  <w:num w:numId="13">
+    <w:abstractNumId w:val="3"/>
+    <w:lvlOverride w:ilvl="0">
+      <w:startOverride w:val="1"/>
+    </w:lvlOverride>
+    <w:lvlOverride w:ilvl="1">
+      <w:startOverride w:val="1"/>
+    </w:lvlOverride>
+    <w:lvlOverride w:ilvl="2">
+      <w:startOverride w:val="1"/>
+    </w:lvlOverride>
+    <w:lvlOverride w:ilvl="3">
+      <w:startOverride w:val="1"/>
+    </w:lvlOverride>
+    <w:lvlOverride w:ilvl="4">
+      <w:startOverride w:val="1"/>
+    </w:lvlOverride>
+    <w:lvlOverride w:ilvl="5">
+      <w:startOverride w:val="1"/>
+    </w:lvlOverride>
+    <w:lvlOverride w:ilvl="6">
+      <w:startOverride w:val="1"/>
+    </w:lvlOverride>
+    <w:lvlOverride w:ilvl="7">
+      <w:startOverride w:val="1"/>
+    </w:lvlOverride>
+    <w:lvlOverride w:ilvl="8">
+      <w:startOverride w:val="1"/>
+    </w:lvlOverride>
+  </w:num>
+  <w:num w:numId="14">
+    <w:abstractNumId w:val="12"/>
+  </w:num>
+  <w:num w:numId="15">
+    <w:abstractNumId w:val="12"/>
+  </w:num>
+  <w:num w:numId="16">
+    <w:abstractNumId w:val="13"/>
+  </w:num>
+  <w:num w:numId="17">
+    <w:abstractNumId w:val="7"/>
+  </w:num>
+  <w:num w:numId="18">
+    <w:abstractNumId w:val="8"/>
   </w:num>
 </w:numbering>
 </file>
@@ -2929,12 +4587,12 @@
     <w:link w:val="Cmsor1Char"/>
     <w:uiPriority w:val="9"/>
     <w:qFormat/>
-    <w:rsid w:val="002935D3"/>
+    <w:rsid w:val="00933AD7"/>
     <w:pPr>
       <w:keepNext/>
       <w:keepLines/>
       <w:numPr>
-        <w:numId w:val="1"/>
+        <w:numId w:val="14"/>
       </w:numPr>
       <w:spacing w:before="240" w:after="0"/>
       <w:outlineLvl w:val="0"/>
@@ -2959,7 +4617,8 @@
       <w:keepNext/>
       <w:keepLines/>
       <w:numPr>
-        <w:numId w:val="2"/>
+        <w:ilvl w:val="1"/>
+        <w:numId w:val="14"/>
       </w:numPr>
       <w:spacing w:before="40" w:after="0"/>
       <w:outlineLvl w:val="1"/>
@@ -2982,6 +4641,10 @@
     <w:pPr>
       <w:keepNext/>
       <w:keepLines/>
+      <w:numPr>
+        <w:ilvl w:val="2"/>
+        <w:numId w:val="14"/>
+      </w:numPr>
       <w:spacing w:before="40" w:after="0"/>
       <w:outlineLvl w:val="2"/>
     </w:pPr>
@@ -3004,6 +4667,10 @@
     <w:pPr>
       <w:keepNext/>
       <w:keepLines/>
+      <w:numPr>
+        <w:ilvl w:val="3"/>
+        <w:numId w:val="14"/>
+      </w:numPr>
       <w:spacing w:before="40" w:after="0"/>
       <w:outlineLvl w:val="3"/>
     </w:pPr>
@@ -3012,6 +4679,139 @@
       <w:i/>
       <w:iCs/>
       <w:color w:val="2F5496" w:themeColor="accent1" w:themeShade="BF"/>
+    </w:rPr>
+  </w:style>
+  <w:style w:type="paragraph" w:styleId="Cmsor5">
+    <w:name w:val="heading 5"/>
+    <w:basedOn w:val="Norml"/>
+    <w:next w:val="Norml"/>
+    <w:link w:val="Cmsor5Char"/>
+    <w:uiPriority w:val="9"/>
+    <w:semiHidden/>
+    <w:unhideWhenUsed/>
+    <w:qFormat/>
+    <w:rsid w:val="003F5864"/>
+    <w:pPr>
+      <w:keepNext/>
+      <w:keepLines/>
+      <w:numPr>
+        <w:ilvl w:val="4"/>
+        <w:numId w:val="14"/>
+      </w:numPr>
+      <w:spacing w:before="40" w:after="0"/>
+      <w:outlineLvl w:val="4"/>
+    </w:pPr>
+    <w:rPr>
+      <w:rFonts w:asciiTheme="majorHAnsi" w:eastAsiaTheme="majorEastAsia" w:hAnsiTheme="majorHAnsi" w:cstheme="majorBidi"/>
+      <w:color w:val="2F5496" w:themeColor="accent1" w:themeShade="BF"/>
+    </w:rPr>
+  </w:style>
+  <w:style w:type="paragraph" w:styleId="Cmsor6">
+    <w:name w:val="heading 6"/>
+    <w:basedOn w:val="Norml"/>
+    <w:next w:val="Norml"/>
+    <w:link w:val="Cmsor6Char"/>
+    <w:uiPriority w:val="9"/>
+    <w:semiHidden/>
+    <w:unhideWhenUsed/>
+    <w:qFormat/>
+    <w:rsid w:val="003F5864"/>
+    <w:pPr>
+      <w:keepNext/>
+      <w:keepLines/>
+      <w:numPr>
+        <w:ilvl w:val="5"/>
+        <w:numId w:val="14"/>
+      </w:numPr>
+      <w:spacing w:before="40" w:after="0"/>
+      <w:outlineLvl w:val="5"/>
+    </w:pPr>
+    <w:rPr>
+      <w:rFonts w:asciiTheme="majorHAnsi" w:eastAsiaTheme="majorEastAsia" w:hAnsiTheme="majorHAnsi" w:cstheme="majorBidi"/>
+      <w:color w:val="1F3763" w:themeColor="accent1" w:themeShade="7F"/>
+    </w:rPr>
+  </w:style>
+  <w:style w:type="paragraph" w:styleId="Cmsor7">
+    <w:name w:val="heading 7"/>
+    <w:basedOn w:val="Norml"/>
+    <w:next w:val="Norml"/>
+    <w:link w:val="Cmsor7Char"/>
+    <w:uiPriority w:val="9"/>
+    <w:semiHidden/>
+    <w:unhideWhenUsed/>
+    <w:qFormat/>
+    <w:rsid w:val="003F5864"/>
+    <w:pPr>
+      <w:keepNext/>
+      <w:keepLines/>
+      <w:numPr>
+        <w:ilvl w:val="6"/>
+        <w:numId w:val="14"/>
+      </w:numPr>
+      <w:spacing w:before="40" w:after="0"/>
+      <w:outlineLvl w:val="6"/>
+    </w:pPr>
+    <w:rPr>
+      <w:rFonts w:asciiTheme="majorHAnsi" w:eastAsiaTheme="majorEastAsia" w:hAnsiTheme="majorHAnsi" w:cstheme="majorBidi"/>
+      <w:i/>
+      <w:iCs/>
+      <w:color w:val="1F3763" w:themeColor="accent1" w:themeShade="7F"/>
+    </w:rPr>
+  </w:style>
+  <w:style w:type="paragraph" w:styleId="Cmsor8">
+    <w:name w:val="heading 8"/>
+    <w:basedOn w:val="Norml"/>
+    <w:next w:val="Norml"/>
+    <w:link w:val="Cmsor8Char"/>
+    <w:uiPriority w:val="9"/>
+    <w:semiHidden/>
+    <w:unhideWhenUsed/>
+    <w:qFormat/>
+    <w:rsid w:val="003F5864"/>
+    <w:pPr>
+      <w:keepNext/>
+      <w:keepLines/>
+      <w:numPr>
+        <w:ilvl w:val="7"/>
+        <w:numId w:val="14"/>
+      </w:numPr>
+      <w:spacing w:before="40" w:after="0"/>
+      <w:outlineLvl w:val="7"/>
+    </w:pPr>
+    <w:rPr>
+      <w:rFonts w:asciiTheme="majorHAnsi" w:eastAsiaTheme="majorEastAsia" w:hAnsiTheme="majorHAnsi" w:cstheme="majorBidi"/>
+      <w:color w:val="272727" w:themeColor="text1" w:themeTint="D8"/>
+      <w:sz w:val="21"/>
+      <w:szCs w:val="21"/>
+    </w:rPr>
+  </w:style>
+  <w:style w:type="paragraph" w:styleId="Cmsor9">
+    <w:name w:val="heading 9"/>
+    <w:basedOn w:val="Norml"/>
+    <w:next w:val="Norml"/>
+    <w:link w:val="Cmsor9Char"/>
+    <w:uiPriority w:val="9"/>
+    <w:semiHidden/>
+    <w:unhideWhenUsed/>
+    <w:qFormat/>
+    <w:rsid w:val="003F5864"/>
+    <w:pPr>
+      <w:keepNext/>
+      <w:keepLines/>
+      <w:numPr>
+        <w:ilvl w:val="8"/>
+        <w:numId w:val="14"/>
+      </w:numPr>
+      <w:spacing w:before="40" w:after="0"/>
+      <w:outlineLvl w:val="8"/>
+    </w:pPr>
+    <w:rPr>
+      <w:rFonts w:asciiTheme="majorHAnsi" w:eastAsiaTheme="majorEastAsia" w:hAnsiTheme="majorHAnsi" w:cstheme="majorBidi"/>
+      <w:i/>
+      <w:iCs/>
+      <w:color w:val="272727" w:themeColor="text1" w:themeTint="D8"/>
+      <w:sz w:val="21"/>
+      <w:szCs w:val="21"/>
     </w:rPr>
   </w:style>
   <w:style w:type="character" w:default="1" w:styleId="Bekezdsalapbettpusa">
@@ -3268,6 +5068,77 @@
       <w:i/>
       <w:iCs/>
       <w:color w:val="2F5496" w:themeColor="accent1" w:themeShade="BF"/>
+    </w:rPr>
+  </w:style>
+  <w:style w:type="character" w:customStyle="1" w:styleId="Cmsor5Char">
+    <w:name w:val="Címsor 5 Char"/>
+    <w:basedOn w:val="Bekezdsalapbettpusa"/>
+    <w:link w:val="Cmsor5"/>
+    <w:uiPriority w:val="9"/>
+    <w:semiHidden/>
+    <w:rsid w:val="003F5864"/>
+    <w:rPr>
+      <w:rFonts w:asciiTheme="majorHAnsi" w:eastAsiaTheme="majorEastAsia" w:hAnsiTheme="majorHAnsi" w:cstheme="majorBidi"/>
+      <w:color w:val="2F5496" w:themeColor="accent1" w:themeShade="BF"/>
+      <w:sz w:val="26"/>
+    </w:rPr>
+  </w:style>
+  <w:style w:type="character" w:customStyle="1" w:styleId="Cmsor6Char">
+    <w:name w:val="Címsor 6 Char"/>
+    <w:basedOn w:val="Bekezdsalapbettpusa"/>
+    <w:link w:val="Cmsor6"/>
+    <w:uiPriority w:val="9"/>
+    <w:semiHidden/>
+    <w:rsid w:val="003F5864"/>
+    <w:rPr>
+      <w:rFonts w:asciiTheme="majorHAnsi" w:eastAsiaTheme="majorEastAsia" w:hAnsiTheme="majorHAnsi" w:cstheme="majorBidi"/>
+      <w:color w:val="1F3763" w:themeColor="accent1" w:themeShade="7F"/>
+      <w:sz w:val="26"/>
+    </w:rPr>
+  </w:style>
+  <w:style w:type="character" w:customStyle="1" w:styleId="Cmsor7Char">
+    <w:name w:val="Címsor 7 Char"/>
+    <w:basedOn w:val="Bekezdsalapbettpusa"/>
+    <w:link w:val="Cmsor7"/>
+    <w:uiPriority w:val="9"/>
+    <w:semiHidden/>
+    <w:rsid w:val="003F5864"/>
+    <w:rPr>
+      <w:rFonts w:asciiTheme="majorHAnsi" w:eastAsiaTheme="majorEastAsia" w:hAnsiTheme="majorHAnsi" w:cstheme="majorBidi"/>
+      <w:i/>
+      <w:iCs/>
+      <w:color w:val="1F3763" w:themeColor="accent1" w:themeShade="7F"/>
+      <w:sz w:val="26"/>
+    </w:rPr>
+  </w:style>
+  <w:style w:type="character" w:customStyle="1" w:styleId="Cmsor8Char">
+    <w:name w:val="Címsor 8 Char"/>
+    <w:basedOn w:val="Bekezdsalapbettpusa"/>
+    <w:link w:val="Cmsor8"/>
+    <w:uiPriority w:val="9"/>
+    <w:semiHidden/>
+    <w:rsid w:val="003F5864"/>
+    <w:rPr>
+      <w:rFonts w:asciiTheme="majorHAnsi" w:eastAsiaTheme="majorEastAsia" w:hAnsiTheme="majorHAnsi" w:cstheme="majorBidi"/>
+      <w:color w:val="272727" w:themeColor="text1" w:themeTint="D8"/>
+      <w:sz w:val="21"/>
+      <w:szCs w:val="21"/>
+    </w:rPr>
+  </w:style>
+  <w:style w:type="character" w:customStyle="1" w:styleId="Cmsor9Char">
+    <w:name w:val="Címsor 9 Char"/>
+    <w:basedOn w:val="Bekezdsalapbettpusa"/>
+    <w:link w:val="Cmsor9"/>
+    <w:uiPriority w:val="9"/>
+    <w:semiHidden/>
+    <w:rsid w:val="003F5864"/>
+    <w:rPr>
+      <w:rFonts w:asciiTheme="majorHAnsi" w:eastAsiaTheme="majorEastAsia" w:hAnsiTheme="majorHAnsi" w:cstheme="majorBidi"/>
+      <w:i/>
+      <w:iCs/>
+      <w:color w:val="272727" w:themeColor="text1" w:themeTint="D8"/>
+      <w:sz w:val="21"/>
+      <w:szCs w:val="21"/>
     </w:rPr>
   </w:style>
 </w:styles>

--- a/docs/Okligon.docx
+++ b/docs/Okligon.docx
@@ -1,6 +1,6 @@
 
 <file path=word/document.xml><?xml version="1.0" encoding="utf-8"?>
-<w:document xmlns:wpc="http://schemas.microsoft.com/office/word/2010/wordprocessingCanvas" xmlns:cx="http://schemas.microsoft.com/office/drawing/2014/chartex" xmlns:cx1="http://schemas.microsoft.com/office/drawing/2015/9/8/chartex" xmlns:cx2="http://schemas.microsoft.com/office/drawing/2015/10/21/chartex" xmlns:cx3="http://schemas.microsoft.com/office/drawing/2016/5/9/chartex" xmlns:cx4="http://schemas.microsoft.com/office/drawing/2016/5/10/chartex" xmlns:cx5="http://schemas.microsoft.com/office/drawing/2016/5/11/chartex" xmlns:cx6="http://schemas.microsoft.com/office/drawing/2016/5/12/chartex" xmlns:cx7="http://schemas.microsoft.com/office/drawing/2016/5/13/chartex" xmlns:cx8="http://schemas.microsoft.com/office/drawing/2016/5/14/chartex" xmlns:mc="http://schemas.openxmlformats.org/markup-compatibility/2006" xmlns:aink="http://schemas.microsoft.com/office/drawing/2016/ink" xmlns:am3d="http://schemas.microsoft.com/office/drawing/2017/model3d" xmlns:o="urn:schemas-microsoft-com:office:office" xmlns:r="http://schemas.openxmlformats.org/officeDocument/2006/relationships" xmlns:m="http://schemas.openxmlformats.org/officeDocument/2006/math" xmlns:v="urn:schemas-microsoft-com:vml" xmlns:wp14="http://schemas.microsoft.com/office/word/2010/wordprocessingDrawing" xmlns:wp="http://schemas.openxmlformats.org/drawingml/2006/wordprocessingDrawing" xmlns:w10="urn:schemas-microsoft-com:office:word" xmlns:w="http://schemas.openxmlformats.org/wordprocessingml/2006/main" xmlns:w14="http://schemas.microsoft.com/office/word/2010/wordml" xmlns:w15="http://schemas.microsoft.com/office/word/2012/wordml" xmlns:w16cex="http://schemas.microsoft.com/office/word/2018/wordml/cex" xmlns:w16cid="http://schemas.microsoft.com/office/word/2016/wordml/cid" xmlns:w16="http://schemas.microsoft.com/office/word/2018/wordml" xmlns:w16sdtdh="http://schemas.microsoft.com/office/word/2020/wordml/sdtdatahash" xmlns:w16se="http://schemas.microsoft.com/office/word/2015/wordml/symex" xmlns:wpg="http://schemas.microsoft.com/office/word/2010/wordprocessingGroup" xmlns:wpi="http://schemas.microsoft.com/office/word/2010/wordprocessingInk" xmlns:wne="http://schemas.microsoft.com/office/word/2006/wordml" xmlns:wps="http://schemas.microsoft.com/office/word/2010/wordprocessingShape" mc:Ignorable="w14 w15 w16se w16cid w16 w16cex w16sdtdh wp14">
+<w:document xmlns:wpc="http://schemas.microsoft.com/office/word/2010/wordprocessingCanvas" xmlns:cx="http://schemas.microsoft.com/office/drawing/2014/chartex" xmlns:cx1="http://schemas.microsoft.com/office/drawing/2015/9/8/chartex" xmlns:cx2="http://schemas.microsoft.com/office/drawing/2015/10/21/chartex" xmlns:cx3="http://schemas.microsoft.com/office/drawing/2016/5/9/chartex" xmlns:cx4="http://schemas.microsoft.com/office/drawing/2016/5/10/chartex" xmlns:cx5="http://schemas.microsoft.com/office/drawing/2016/5/11/chartex" xmlns:cx6="http://schemas.microsoft.com/office/drawing/2016/5/12/chartex" xmlns:cx7="http://schemas.microsoft.com/office/drawing/2016/5/13/chartex" xmlns:cx8="http://schemas.microsoft.com/office/drawing/2016/5/14/chartex" xmlns:mc="http://schemas.openxmlformats.org/markup-compatibility/2006" xmlns:aink="http://schemas.microsoft.com/office/drawing/2016/ink" xmlns:am3d="http://schemas.microsoft.com/office/drawing/2017/model3d" xmlns:o="urn:schemas-microsoft-com:office:office" xmlns:oel="http://schemas.microsoft.com/office/2019/extlst" xmlns:r="http://schemas.openxmlformats.org/officeDocument/2006/relationships" xmlns:m="http://schemas.openxmlformats.org/officeDocument/2006/math" xmlns:v="urn:schemas-microsoft-com:vml" xmlns:wp14="http://schemas.microsoft.com/office/word/2010/wordprocessingDrawing" xmlns:wp="http://schemas.openxmlformats.org/drawingml/2006/wordprocessingDrawing" xmlns:w10="urn:schemas-microsoft-com:office:word" xmlns:w="http://schemas.openxmlformats.org/wordprocessingml/2006/main" xmlns:w14="http://schemas.microsoft.com/office/word/2010/wordml" xmlns:w15="http://schemas.microsoft.com/office/word/2012/wordml" xmlns:w16cex="http://schemas.microsoft.com/office/word/2018/wordml/cex" xmlns:w16cid="http://schemas.microsoft.com/office/word/2016/wordml/cid" xmlns:w16="http://schemas.microsoft.com/office/word/2018/wordml" xmlns:w16du="http://schemas.microsoft.com/office/word/2023/wordml/word16du" xmlns:w16sdtdh="http://schemas.microsoft.com/office/word/2020/wordml/sdtdatahash" xmlns:w16sdtfl="http://schemas.microsoft.com/office/word/2024/wordml/sdtformatlock" xmlns:w16se="http://schemas.microsoft.com/office/word/2015/wordml/symex" xmlns:wpg="http://schemas.microsoft.com/office/word/2010/wordprocessingGroup" xmlns:wpi="http://schemas.microsoft.com/office/word/2010/wordprocessingInk" xmlns:wne="http://schemas.microsoft.com/office/word/2006/wordml" xmlns:wps="http://schemas.microsoft.com/office/word/2010/wordprocessingShape" mc:Ignorable="w14 w15 w16se w16cid w16 w16cex w16sdtdh w16sdtfl w16du wp14">
   <w:body>
     <w:p>
       <w:pPr>
@@ -10,14 +10,12 @@
           <w:lang w:eastAsia="hu-HU"/>
         </w:rPr>
       </w:pPr>
-      <w:proofErr w:type="spellStart"/>
       <w:r>
         <w:rPr>
           <w:lang w:eastAsia="hu-HU"/>
         </w:rPr>
         <w:t>Okligon</w:t>
       </w:r>
-      <w:proofErr w:type="spellEnd"/>
     </w:p>
     <w:p>
       <w:pPr>
@@ -55,7 +53,7 @@
         <w:br w:type="page"/>
       </w:r>
     </w:p>
-    <w:bookmarkStart w:id="0" w:name="_Toc239241746" w:displacedByCustomXml="next"/>
+    <w:bookmarkStart w:id="0" w:name="_Toc239368862" w:displacedByCustomXml="next"/>
     <w:sdt>
       <w:sdtPr>
         <w:rPr>
@@ -97,14 +95,17 @@
           <w:pPr>
             <w:pStyle w:val="TJ1"/>
             <w:tabs>
-              <w:tab w:val="left" w:pos="440"/>
+              <w:tab w:val="left" w:pos="480"/>
               <w:tab w:val="right" w:leader="dot" w:pos="9062"/>
             </w:tabs>
             <w:rPr>
               <w:rFonts w:eastAsiaTheme="minorEastAsia"/>
               <w:noProof/>
-              <w:sz w:val="22"/>
+              <w:kern w:val="2"/>
+              <w:sz w:val="24"/>
+              <w:szCs w:val="24"/>
               <w:lang w:eastAsia="hu-HU"/>
+              <w14:ligatures w14:val="standardContextual"/>
             </w:rPr>
           </w:pPr>
           <w:r>
@@ -116,7 +117,7 @@
           <w:r>
             <w:fldChar w:fldCharType="separate"/>
           </w:r>
-          <w:hyperlink w:anchor="_Toc239241746" w:history="1">
+          <w:hyperlink w:anchor="_Toc239368862" w:history="1">
             <w:r>
               <w:rPr>
                 <w:rStyle w:val="Hiperhivatkozs"/>
@@ -128,8 +129,11 @@
               <w:rPr>
                 <w:rFonts w:eastAsiaTheme="minorEastAsia"/>
                 <w:noProof/>
-                <w:sz w:val="22"/>
+                <w:kern w:val="2"/>
+                <w:sz w:val="24"/>
+                <w:szCs w:val="24"/>
                 <w:lang w:eastAsia="hu-HU"/>
+                <w14:ligatures w14:val="standardContextual"/>
               </w:rPr>
               <w:tab/>
             </w:r>
@@ -159,7 +163,7 @@
                 <w:noProof/>
                 <w:webHidden/>
               </w:rPr>
-              <w:instrText xml:space="preserve"> PAGEREF _Toc239241746 \h </w:instrText>
+              <w:instrText xml:space="preserve"> PAGEREF _Toc239368862 \h </w:instrText>
             </w:r>
             <w:r>
               <w:rPr>
@@ -194,17 +198,20 @@
           <w:pPr>
             <w:pStyle w:val="TJ1"/>
             <w:tabs>
-              <w:tab w:val="left" w:pos="440"/>
+              <w:tab w:val="left" w:pos="480"/>
               <w:tab w:val="right" w:leader="dot" w:pos="9062"/>
             </w:tabs>
             <w:rPr>
               <w:rFonts w:eastAsiaTheme="minorEastAsia"/>
               <w:noProof/>
-              <w:sz w:val="22"/>
+              <w:kern w:val="2"/>
+              <w:sz w:val="24"/>
+              <w:szCs w:val="24"/>
               <w:lang w:eastAsia="hu-HU"/>
+              <w14:ligatures w14:val="standardContextual"/>
             </w:rPr>
           </w:pPr>
-          <w:hyperlink w:anchor="_Toc239241747" w:history="1">
+          <w:hyperlink w:anchor="_Toc239368863" w:history="1">
             <w:r>
               <w:rPr>
                 <w:rStyle w:val="Hiperhivatkozs"/>
@@ -217,8 +224,11 @@
               <w:rPr>
                 <w:rFonts w:eastAsiaTheme="minorEastAsia"/>
                 <w:noProof/>
-                <w:sz w:val="22"/>
+                <w:kern w:val="2"/>
+                <w:sz w:val="24"/>
+                <w:szCs w:val="24"/>
                 <w:lang w:eastAsia="hu-HU"/>
+                <w14:ligatures w14:val="standardContextual"/>
               </w:rPr>
               <w:tab/>
             </w:r>
@@ -249,7 +259,7 @@
                 <w:noProof/>
                 <w:webHidden/>
               </w:rPr>
-              <w:instrText xml:space="preserve"> PAGEREF _Toc239241747 \h </w:instrText>
+              <w:instrText xml:space="preserve"> PAGEREF _Toc239368863 \h </w:instrText>
             </w:r>
             <w:r>
               <w:rPr>
@@ -284,17 +294,20 @@
           <w:pPr>
             <w:pStyle w:val="TJ2"/>
             <w:tabs>
-              <w:tab w:val="left" w:pos="880"/>
+              <w:tab w:val="left" w:pos="960"/>
               <w:tab w:val="right" w:leader="dot" w:pos="9062"/>
             </w:tabs>
             <w:rPr>
               <w:rFonts w:eastAsiaTheme="minorEastAsia"/>
               <w:noProof/>
-              <w:sz w:val="22"/>
+              <w:kern w:val="2"/>
+              <w:sz w:val="24"/>
+              <w:szCs w:val="24"/>
               <w:lang w:eastAsia="hu-HU"/>
+              <w14:ligatures w14:val="standardContextual"/>
             </w:rPr>
           </w:pPr>
-          <w:hyperlink w:anchor="_Toc239241748" w:history="1">
+          <w:hyperlink w:anchor="_Toc239368864" w:history="1">
             <w:r>
               <w:rPr>
                 <w:rStyle w:val="Hiperhivatkozs"/>
@@ -307,8 +320,11 @@
               <w:rPr>
                 <w:rFonts w:eastAsiaTheme="minorEastAsia"/>
                 <w:noProof/>
-                <w:sz w:val="22"/>
+                <w:kern w:val="2"/>
+                <w:sz w:val="24"/>
+                <w:szCs w:val="24"/>
                 <w:lang w:eastAsia="hu-HU"/>
+                <w14:ligatures w14:val="standardContextual"/>
               </w:rPr>
               <w:tab/>
             </w:r>
@@ -339,7 +355,7 @@
                 <w:noProof/>
                 <w:webHidden/>
               </w:rPr>
-              <w:instrText xml:space="preserve"> PAGEREF _Toc239241748 \h </w:instrText>
+              <w:instrText xml:space="preserve"> PAGEREF _Toc239368864 \h </w:instrText>
             </w:r>
             <w:r>
               <w:rPr>
@@ -359,7 +375,7 @@
                 <w:noProof/>
                 <w:webHidden/>
               </w:rPr>
-              <w:t>4</w:t>
+              <w:t>3</w:t>
             </w:r>
             <w:r>
               <w:rPr>
@@ -374,17 +390,20 @@
           <w:pPr>
             <w:pStyle w:val="TJ2"/>
             <w:tabs>
-              <w:tab w:val="left" w:pos="880"/>
+              <w:tab w:val="left" w:pos="960"/>
               <w:tab w:val="right" w:leader="dot" w:pos="9062"/>
             </w:tabs>
             <w:rPr>
               <w:rFonts w:eastAsiaTheme="minorEastAsia"/>
               <w:noProof/>
-              <w:sz w:val="22"/>
+              <w:kern w:val="2"/>
+              <w:sz w:val="24"/>
+              <w:szCs w:val="24"/>
               <w:lang w:eastAsia="hu-HU"/>
+              <w14:ligatures w14:val="standardContextual"/>
             </w:rPr>
           </w:pPr>
-          <w:hyperlink w:anchor="_Toc239241749" w:history="1">
+          <w:hyperlink w:anchor="_Toc239368865" w:history="1">
             <w:r>
               <w:rPr>
                 <w:rStyle w:val="Hiperhivatkozs"/>
@@ -397,8 +416,11 @@
               <w:rPr>
                 <w:rFonts w:eastAsiaTheme="minorEastAsia"/>
                 <w:noProof/>
-                <w:sz w:val="22"/>
+                <w:kern w:val="2"/>
+                <w:sz w:val="24"/>
+                <w:szCs w:val="24"/>
                 <w:lang w:eastAsia="hu-HU"/>
+                <w14:ligatures w14:val="standardContextual"/>
               </w:rPr>
               <w:tab/>
             </w:r>
@@ -429,7 +451,7 @@
                 <w:noProof/>
                 <w:webHidden/>
               </w:rPr>
-              <w:instrText xml:space="preserve"> PAGEREF _Toc239241749 \h </w:instrText>
+              <w:instrText xml:space="preserve"> PAGEREF _Toc239368865 \h </w:instrText>
             </w:r>
             <w:r>
               <w:rPr>
@@ -449,7 +471,7 @@
                 <w:noProof/>
                 <w:webHidden/>
               </w:rPr>
-              <w:t>4</w:t>
+              <w:t>3</w:t>
             </w:r>
             <w:r>
               <w:rPr>
@@ -464,17 +486,20 @@
           <w:pPr>
             <w:pStyle w:val="TJ1"/>
             <w:tabs>
-              <w:tab w:val="left" w:pos="440"/>
+              <w:tab w:val="left" w:pos="480"/>
               <w:tab w:val="right" w:leader="dot" w:pos="9062"/>
             </w:tabs>
             <w:rPr>
               <w:rFonts w:eastAsiaTheme="minorEastAsia"/>
               <w:noProof/>
-              <w:sz w:val="22"/>
+              <w:kern w:val="2"/>
+              <w:sz w:val="24"/>
+              <w:szCs w:val="24"/>
               <w:lang w:eastAsia="hu-HU"/>
+              <w14:ligatures w14:val="standardContextual"/>
             </w:rPr>
           </w:pPr>
-          <w:hyperlink w:anchor="_Toc239241750" w:history="1">
+          <w:hyperlink w:anchor="_Toc239368866" w:history="1">
             <w:r>
               <w:rPr>
                 <w:rStyle w:val="Hiperhivatkozs"/>
@@ -487,8 +512,11 @@
               <w:rPr>
                 <w:rFonts w:eastAsiaTheme="minorEastAsia"/>
                 <w:noProof/>
-                <w:sz w:val="22"/>
+                <w:kern w:val="2"/>
+                <w:sz w:val="24"/>
+                <w:szCs w:val="24"/>
                 <w:lang w:eastAsia="hu-HU"/>
+                <w14:ligatures w14:val="standardContextual"/>
               </w:rPr>
               <w:tab/>
             </w:r>
@@ -496,8 +524,9 @@
               <w:rPr>
                 <w:rStyle w:val="Hiperhivatkozs"/>
                 <w:noProof/>
-              </w:rPr>
-              <w:t>Követelmények és elvárások</w:t>
+                <w:lang w:eastAsia="hu-HU"/>
+              </w:rPr>
+              <w:t>Szerepkörök</w:t>
             </w:r>
             <w:r>
               <w:rPr>
@@ -518,7 +547,7 @@
                 <w:noProof/>
                 <w:webHidden/>
               </w:rPr>
-              <w:instrText xml:space="preserve"> PAGEREF _Toc239241750 \h </w:instrText>
+              <w:instrText xml:space="preserve"> PAGEREF _Toc239368866 \h </w:instrText>
             </w:r>
             <w:r>
               <w:rPr>
@@ -538,7 +567,7 @@
                 <w:noProof/>
                 <w:webHidden/>
               </w:rPr>
-              <w:t>4</w:t>
+              <w:t>3</w:t>
             </w:r>
             <w:r>
               <w:rPr>
@@ -553,17 +582,20 @@
           <w:pPr>
             <w:pStyle w:val="TJ2"/>
             <w:tabs>
-              <w:tab w:val="left" w:pos="880"/>
+              <w:tab w:val="left" w:pos="960"/>
               <w:tab w:val="right" w:leader="dot" w:pos="9062"/>
             </w:tabs>
             <w:rPr>
               <w:rFonts w:eastAsiaTheme="minorEastAsia"/>
               <w:noProof/>
-              <w:sz w:val="22"/>
+              <w:kern w:val="2"/>
+              <w:sz w:val="24"/>
+              <w:szCs w:val="24"/>
               <w:lang w:eastAsia="hu-HU"/>
+              <w14:ligatures w14:val="standardContextual"/>
             </w:rPr>
           </w:pPr>
-          <w:hyperlink w:anchor="_Toc239241751" w:history="1">
+          <w:hyperlink w:anchor="_Toc239368867" w:history="1">
             <w:r>
               <w:rPr>
                 <w:rStyle w:val="Hiperhivatkozs"/>
@@ -576,8 +608,11 @@
               <w:rPr>
                 <w:rFonts w:eastAsiaTheme="minorEastAsia"/>
                 <w:noProof/>
-                <w:sz w:val="22"/>
+                <w:kern w:val="2"/>
+                <w:sz w:val="24"/>
+                <w:szCs w:val="24"/>
                 <w:lang w:eastAsia="hu-HU"/>
+                <w14:ligatures w14:val="standardContextual"/>
               </w:rPr>
               <w:tab/>
             </w:r>
@@ -587,7 +622,7 @@
                 <w:noProof/>
                 <w:lang w:eastAsia="hu-HU"/>
               </w:rPr>
-              <w:t>Funkcionális követelmények</w:t>
+              <w:t>globális</w:t>
             </w:r>
             <w:r>
               <w:rPr>
@@ -608,7 +643,7 @@
                 <w:noProof/>
                 <w:webHidden/>
               </w:rPr>
-              <w:instrText xml:space="preserve"> PAGEREF _Toc239241751 \h </w:instrText>
+              <w:instrText xml:space="preserve"> PAGEREF _Toc239368867 \h </w:instrText>
             </w:r>
             <w:r>
               <w:rPr>
@@ -628,7 +663,175 @@
                 <w:noProof/>
                 <w:webHidden/>
               </w:rPr>
-              <w:t>4</w:t>
+              <w:t>3</w:t>
+            </w:r>
+            <w:r>
+              <w:rPr>
+                <w:noProof/>
+                <w:webHidden/>
+              </w:rPr>
+              <w:fldChar w:fldCharType="end"/>
+            </w:r>
+          </w:hyperlink>
+        </w:p>
+        <w:p>
+          <w:pPr>
+            <w:pStyle w:val="TJ3"/>
+            <w:tabs>
+              <w:tab w:val="left" w:pos="1440"/>
+              <w:tab w:val="right" w:leader="dot" w:pos="9062"/>
+            </w:tabs>
+            <w:rPr>
+              <w:noProof/>
+            </w:rPr>
+          </w:pPr>
+          <w:hyperlink w:anchor="_Toc239368868" w:history="1">
+            <w:r>
+              <w:rPr>
+                <w:rStyle w:val="Hiperhivatkozs"/>
+                <w:noProof/>
+                <w:lang w:eastAsia="hu-HU"/>
+              </w:rPr>
+              <w:t>3.1.1</w:t>
+            </w:r>
+            <w:r>
+              <w:rPr>
+                <w:noProof/>
+              </w:rPr>
+              <w:tab/>
+            </w:r>
+            <w:r>
+              <w:rPr>
+                <w:rStyle w:val="Hiperhivatkozs"/>
+                <w:noProof/>
+                <w:lang w:eastAsia="hu-HU"/>
+              </w:rPr>
+              <w:t>Rendszergazda</w:t>
+            </w:r>
+            <w:r>
+              <w:rPr>
+                <w:noProof/>
+                <w:webHidden/>
+              </w:rPr>
+              <w:tab/>
+            </w:r>
+            <w:r>
+              <w:rPr>
+                <w:noProof/>
+                <w:webHidden/>
+              </w:rPr>
+              <w:fldChar w:fldCharType="begin"/>
+            </w:r>
+            <w:r>
+              <w:rPr>
+                <w:noProof/>
+                <w:webHidden/>
+              </w:rPr>
+              <w:instrText xml:space="preserve"> PAGEREF _Toc239368868 \h </w:instrText>
+            </w:r>
+            <w:r>
+              <w:rPr>
+                <w:noProof/>
+                <w:webHidden/>
+              </w:rPr>
+            </w:r>
+            <w:r>
+              <w:rPr>
+                <w:noProof/>
+                <w:webHidden/>
+              </w:rPr>
+              <w:fldChar w:fldCharType="separate"/>
+            </w:r>
+            <w:r>
+              <w:rPr>
+                <w:noProof/>
+                <w:webHidden/>
+              </w:rPr>
+              <w:t>3</w:t>
+            </w:r>
+            <w:r>
+              <w:rPr>
+                <w:noProof/>
+                <w:webHidden/>
+              </w:rPr>
+              <w:fldChar w:fldCharType="end"/>
+            </w:r>
+          </w:hyperlink>
+        </w:p>
+        <w:p>
+          <w:pPr>
+            <w:pStyle w:val="TJ3"/>
+            <w:tabs>
+              <w:tab w:val="left" w:pos="1440"/>
+              <w:tab w:val="right" w:leader="dot" w:pos="9062"/>
+            </w:tabs>
+            <w:rPr>
+              <w:noProof/>
+            </w:rPr>
+          </w:pPr>
+          <w:hyperlink w:anchor="_Toc239368869" w:history="1">
+            <w:r>
+              <w:rPr>
+                <w:rStyle w:val="Hiperhivatkozs"/>
+                <w:noProof/>
+                <w:lang w:eastAsia="hu-HU"/>
+              </w:rPr>
+              <w:t>3.1.2</w:t>
+            </w:r>
+            <w:r>
+              <w:rPr>
+                <w:noProof/>
+              </w:rPr>
+              <w:tab/>
+            </w:r>
+            <w:r>
+              <w:rPr>
+                <w:rStyle w:val="Hiperhivatkozs"/>
+                <w:noProof/>
+                <w:lang w:eastAsia="hu-HU"/>
+              </w:rPr>
+              <w:t>Felhasználó</w:t>
+            </w:r>
+            <w:r>
+              <w:rPr>
+                <w:noProof/>
+                <w:webHidden/>
+              </w:rPr>
+              <w:tab/>
+            </w:r>
+            <w:r>
+              <w:rPr>
+                <w:noProof/>
+                <w:webHidden/>
+              </w:rPr>
+              <w:fldChar w:fldCharType="begin"/>
+            </w:r>
+            <w:r>
+              <w:rPr>
+                <w:noProof/>
+                <w:webHidden/>
+              </w:rPr>
+              <w:instrText xml:space="preserve"> PAGEREF _Toc239368869 \h </w:instrText>
+            </w:r>
+            <w:r>
+              <w:rPr>
+                <w:noProof/>
+                <w:webHidden/>
+              </w:rPr>
+            </w:r>
+            <w:r>
+              <w:rPr>
+                <w:noProof/>
+                <w:webHidden/>
+              </w:rPr>
+              <w:fldChar w:fldCharType="separate"/>
+            </w:r>
+            <w:r>
+              <w:rPr>
+                <w:noProof/>
+                <w:webHidden/>
+              </w:rPr>
+              <w:t>3</w:t>
             </w:r>
             <w:r>
               <w:rPr>
@@ -643,17 +846,20 @@
           <w:pPr>
             <w:pStyle w:val="TJ2"/>
             <w:tabs>
-              <w:tab w:val="left" w:pos="880"/>
+              <w:tab w:val="left" w:pos="960"/>
               <w:tab w:val="right" w:leader="dot" w:pos="9062"/>
             </w:tabs>
             <w:rPr>
               <w:rFonts w:eastAsiaTheme="minorEastAsia"/>
               <w:noProof/>
-              <w:sz w:val="22"/>
+              <w:kern w:val="2"/>
+              <w:sz w:val="24"/>
+              <w:szCs w:val="24"/>
               <w:lang w:eastAsia="hu-HU"/>
+              <w14:ligatures w14:val="standardContextual"/>
             </w:rPr>
           </w:pPr>
-          <w:hyperlink w:anchor="_Toc239241752" w:history="1">
+          <w:hyperlink w:anchor="_Toc239368870" w:history="1">
             <w:r>
               <w:rPr>
                 <w:rStyle w:val="Hiperhivatkozs"/>
@@ -666,8 +872,11 @@
               <w:rPr>
                 <w:rFonts w:eastAsiaTheme="minorEastAsia"/>
                 <w:noProof/>
-                <w:sz w:val="22"/>
+                <w:kern w:val="2"/>
+                <w:sz w:val="24"/>
+                <w:szCs w:val="24"/>
                 <w:lang w:eastAsia="hu-HU"/>
+                <w14:ligatures w14:val="standardContextual"/>
               </w:rPr>
               <w:tab/>
             </w:r>
@@ -677,7 +886,7 @@
                 <w:noProof/>
                 <w:lang w:eastAsia="hu-HU"/>
               </w:rPr>
-              <w:t>Nem-funkcionális követelmények</w:t>
+              <w:t>lokális</w:t>
             </w:r>
             <w:r>
               <w:rPr>
@@ -698,7 +907,7 @@
                 <w:noProof/>
                 <w:webHidden/>
               </w:rPr>
-              <w:instrText xml:space="preserve"> PAGEREF _Toc239241752 \h </w:instrText>
+              <w:instrText xml:space="preserve"> PAGEREF _Toc239368870 \h </w:instrText>
             </w:r>
             <w:r>
               <w:rPr>
@@ -718,7 +927,354 @@
                 <w:noProof/>
                 <w:webHidden/>
               </w:rPr>
-              <w:t>4</w:t>
+              <w:t>3</w:t>
+            </w:r>
+            <w:r>
+              <w:rPr>
+                <w:noProof/>
+                <w:webHidden/>
+              </w:rPr>
+              <w:fldChar w:fldCharType="end"/>
+            </w:r>
+          </w:hyperlink>
+        </w:p>
+        <w:p>
+          <w:pPr>
+            <w:pStyle w:val="TJ3"/>
+            <w:tabs>
+              <w:tab w:val="left" w:pos="1440"/>
+              <w:tab w:val="right" w:leader="dot" w:pos="9062"/>
+            </w:tabs>
+            <w:rPr>
+              <w:noProof/>
+            </w:rPr>
+          </w:pPr>
+          <w:hyperlink w:anchor="_Toc239368871" w:history="1">
+            <w:r>
+              <w:rPr>
+                <w:rStyle w:val="Hiperhivatkozs"/>
+                <w:noProof/>
+                <w:lang w:eastAsia="hu-HU"/>
+              </w:rPr>
+              <w:t>3.2.1</w:t>
+            </w:r>
+            <w:r>
+              <w:rPr>
+                <w:noProof/>
+              </w:rPr>
+              <w:tab/>
+            </w:r>
+            <w:r>
+              <w:rPr>
+                <w:rStyle w:val="Hiperhivatkozs"/>
+                <w:noProof/>
+                <w:lang w:eastAsia="hu-HU"/>
+              </w:rPr>
+              <w:t>Projektfelelős</w:t>
+            </w:r>
+            <w:r>
+              <w:rPr>
+                <w:noProof/>
+                <w:webHidden/>
+              </w:rPr>
+              <w:tab/>
+            </w:r>
+            <w:r>
+              <w:rPr>
+                <w:noProof/>
+                <w:webHidden/>
+              </w:rPr>
+              <w:fldChar w:fldCharType="begin"/>
+            </w:r>
+            <w:r>
+              <w:rPr>
+                <w:noProof/>
+                <w:webHidden/>
+              </w:rPr>
+              <w:instrText xml:space="preserve"> PAGEREF _Toc239368871 \h </w:instrText>
+            </w:r>
+            <w:r>
+              <w:rPr>
+                <w:noProof/>
+                <w:webHidden/>
+              </w:rPr>
+            </w:r>
+            <w:r>
+              <w:rPr>
+                <w:noProof/>
+                <w:webHidden/>
+              </w:rPr>
+              <w:fldChar w:fldCharType="separate"/>
+            </w:r>
+            <w:r>
+              <w:rPr>
+                <w:noProof/>
+                <w:webHidden/>
+              </w:rPr>
+              <w:t>3</w:t>
+            </w:r>
+            <w:r>
+              <w:rPr>
+                <w:noProof/>
+                <w:webHidden/>
+              </w:rPr>
+              <w:fldChar w:fldCharType="end"/>
+            </w:r>
+          </w:hyperlink>
+        </w:p>
+        <w:p>
+          <w:pPr>
+            <w:pStyle w:val="TJ3"/>
+            <w:tabs>
+              <w:tab w:val="left" w:pos="1440"/>
+              <w:tab w:val="right" w:leader="dot" w:pos="9062"/>
+            </w:tabs>
+            <w:rPr>
+              <w:noProof/>
+            </w:rPr>
+          </w:pPr>
+          <w:hyperlink w:anchor="_Toc239368872" w:history="1">
+            <w:r>
+              <w:rPr>
+                <w:rStyle w:val="Hiperhivatkozs"/>
+                <w:noProof/>
+                <w:lang w:eastAsia="hu-HU"/>
+              </w:rPr>
+              <w:t>3.2.2</w:t>
+            </w:r>
+            <w:r>
+              <w:rPr>
+                <w:noProof/>
+              </w:rPr>
+              <w:tab/>
+            </w:r>
+            <w:r>
+              <w:rPr>
+                <w:rStyle w:val="Hiperhivatkozs"/>
+                <w:noProof/>
+                <w:lang w:eastAsia="hu-HU"/>
+              </w:rPr>
+              <w:t>Tag</w:t>
+            </w:r>
+            <w:r>
+              <w:rPr>
+                <w:noProof/>
+                <w:webHidden/>
+              </w:rPr>
+              <w:tab/>
+            </w:r>
+            <w:r>
+              <w:rPr>
+                <w:noProof/>
+                <w:webHidden/>
+              </w:rPr>
+              <w:fldChar w:fldCharType="begin"/>
+            </w:r>
+            <w:r>
+              <w:rPr>
+                <w:noProof/>
+                <w:webHidden/>
+              </w:rPr>
+              <w:instrText xml:space="preserve"> PAGEREF _Toc239368872 \h </w:instrText>
+            </w:r>
+            <w:r>
+              <w:rPr>
+                <w:noProof/>
+                <w:webHidden/>
+              </w:rPr>
+            </w:r>
+            <w:r>
+              <w:rPr>
+                <w:noProof/>
+                <w:webHidden/>
+              </w:rPr>
+              <w:fldChar w:fldCharType="separate"/>
+            </w:r>
+            <w:r>
+              <w:rPr>
+                <w:noProof/>
+                <w:webHidden/>
+              </w:rPr>
+              <w:t>3</w:t>
+            </w:r>
+            <w:r>
+              <w:rPr>
+                <w:noProof/>
+                <w:webHidden/>
+              </w:rPr>
+              <w:fldChar w:fldCharType="end"/>
+            </w:r>
+          </w:hyperlink>
+        </w:p>
+        <w:p>
+          <w:pPr>
+            <w:pStyle w:val="TJ3"/>
+            <w:tabs>
+              <w:tab w:val="left" w:pos="1440"/>
+              <w:tab w:val="right" w:leader="dot" w:pos="9062"/>
+            </w:tabs>
+            <w:rPr>
+              <w:noProof/>
+            </w:rPr>
+          </w:pPr>
+          <w:hyperlink w:anchor="_Toc239368873" w:history="1">
+            <w:r>
+              <w:rPr>
+                <w:rStyle w:val="Hiperhivatkozs"/>
+                <w:noProof/>
+                <w:lang w:eastAsia="hu-HU"/>
+              </w:rPr>
+              <w:t>3.2.3</w:t>
+            </w:r>
+            <w:r>
+              <w:rPr>
+                <w:noProof/>
+              </w:rPr>
+              <w:tab/>
+            </w:r>
+            <w:r>
+              <w:rPr>
+                <w:rStyle w:val="Hiperhivatkozs"/>
+                <w:noProof/>
+                <w:lang w:eastAsia="hu-HU"/>
+              </w:rPr>
+              <w:t>Egyéni szerepkör</w:t>
+            </w:r>
+            <w:r>
+              <w:rPr>
+                <w:noProof/>
+                <w:webHidden/>
+              </w:rPr>
+              <w:tab/>
+            </w:r>
+            <w:r>
+              <w:rPr>
+                <w:noProof/>
+                <w:webHidden/>
+              </w:rPr>
+              <w:fldChar w:fldCharType="begin"/>
+            </w:r>
+            <w:r>
+              <w:rPr>
+                <w:noProof/>
+                <w:webHidden/>
+              </w:rPr>
+              <w:instrText xml:space="preserve"> PAGEREF _Toc239368873 \h </w:instrText>
+            </w:r>
+            <w:r>
+              <w:rPr>
+                <w:noProof/>
+                <w:webHidden/>
+              </w:rPr>
+            </w:r>
+            <w:r>
+              <w:rPr>
+                <w:noProof/>
+                <w:webHidden/>
+              </w:rPr>
+              <w:fldChar w:fldCharType="separate"/>
+            </w:r>
+            <w:r>
+              <w:rPr>
+                <w:noProof/>
+                <w:webHidden/>
+              </w:rPr>
+              <w:t>3</w:t>
+            </w:r>
+            <w:r>
+              <w:rPr>
+                <w:noProof/>
+                <w:webHidden/>
+              </w:rPr>
+              <w:fldChar w:fldCharType="end"/>
+            </w:r>
+          </w:hyperlink>
+        </w:p>
+        <w:p>
+          <w:pPr>
+            <w:pStyle w:val="TJ1"/>
+            <w:tabs>
+              <w:tab w:val="left" w:pos="520"/>
+              <w:tab w:val="right" w:leader="dot" w:pos="9062"/>
+            </w:tabs>
+            <w:rPr>
+              <w:rFonts w:eastAsiaTheme="minorEastAsia"/>
+              <w:noProof/>
+              <w:kern w:val="2"/>
+              <w:sz w:val="24"/>
+              <w:szCs w:val="24"/>
+              <w:lang w:eastAsia="hu-HU"/>
+              <w14:ligatures w14:val="standardContextual"/>
+            </w:rPr>
+          </w:pPr>
+          <w:hyperlink w:anchor="_Toc239368874" w:history="1">
+            <w:r>
+              <w:rPr>
+                <w:rStyle w:val="Hiperhivatkozs"/>
+                <w:noProof/>
+                <w:lang w:eastAsia="hu-HU"/>
+              </w:rPr>
+              <w:t>4.</w:t>
+            </w:r>
+            <w:r>
+              <w:rPr>
+                <w:rFonts w:eastAsiaTheme="minorEastAsia"/>
+                <w:noProof/>
+                <w:kern w:val="2"/>
+                <w:sz w:val="24"/>
+                <w:szCs w:val="24"/>
+                <w:lang w:eastAsia="hu-HU"/>
+                <w14:ligatures w14:val="standardContextual"/>
+              </w:rPr>
+              <w:tab/>
+            </w:r>
+            <w:r>
+              <w:rPr>
+                <w:rStyle w:val="Hiperhivatkozs"/>
+                <w:noProof/>
+              </w:rPr>
+              <w:t>Követelmények és elvárások</w:t>
+            </w:r>
+            <w:r>
+              <w:rPr>
+                <w:noProof/>
+                <w:webHidden/>
+              </w:rPr>
+              <w:tab/>
+            </w:r>
+            <w:r>
+              <w:rPr>
+                <w:noProof/>
+                <w:webHidden/>
+              </w:rPr>
+              <w:fldChar w:fldCharType="begin"/>
+            </w:r>
+            <w:r>
+              <w:rPr>
+                <w:noProof/>
+                <w:webHidden/>
+              </w:rPr>
+              <w:instrText xml:space="preserve"> PAGEREF _Toc239368874 \h </w:instrText>
+            </w:r>
+            <w:r>
+              <w:rPr>
+                <w:noProof/>
+                <w:webHidden/>
+              </w:rPr>
+            </w:r>
+            <w:r>
+              <w:rPr>
+                <w:noProof/>
+                <w:webHidden/>
+              </w:rPr>
+              <w:fldChar w:fldCharType="separate"/>
+            </w:r>
+            <w:r>
+              <w:rPr>
+                <w:noProof/>
+                <w:webHidden/>
+              </w:rPr>
+              <w:t>3</w:t>
             </w:r>
             <w:r>
               <w:rPr>
@@ -733,31 +1289,37 @@
           <w:pPr>
             <w:pStyle w:val="TJ2"/>
             <w:tabs>
-              <w:tab w:val="left" w:pos="880"/>
+              <w:tab w:val="left" w:pos="960"/>
               <w:tab w:val="right" w:leader="dot" w:pos="9062"/>
             </w:tabs>
             <w:rPr>
               <w:rFonts w:eastAsiaTheme="minorEastAsia"/>
               <w:noProof/>
-              <w:sz w:val="22"/>
+              <w:kern w:val="2"/>
+              <w:sz w:val="24"/>
+              <w:szCs w:val="24"/>
               <w:lang w:eastAsia="hu-HU"/>
+              <w14:ligatures w14:val="standardContextual"/>
             </w:rPr>
           </w:pPr>
-          <w:hyperlink w:anchor="_Toc239241753" w:history="1">
+          <w:hyperlink w:anchor="_Toc239368875" w:history="1">
             <w:r>
               <w:rPr>
                 <w:rStyle w:val="Hiperhivatkozs"/>
                 <w:noProof/>
                 <w:lang w:eastAsia="hu-HU"/>
               </w:rPr>
-              <w:t>3.3</w:t>
+              <w:t>4.1</w:t>
             </w:r>
             <w:r>
               <w:rPr>
                 <w:rFonts w:eastAsiaTheme="minorEastAsia"/>
                 <w:noProof/>
-                <w:sz w:val="22"/>
+                <w:kern w:val="2"/>
+                <w:sz w:val="24"/>
+                <w:szCs w:val="24"/>
                 <w:lang w:eastAsia="hu-HU"/>
+                <w14:ligatures w14:val="standardContextual"/>
               </w:rPr>
               <w:tab/>
             </w:r>
@@ -767,6 +1329,198 @@
                 <w:noProof/>
                 <w:lang w:eastAsia="hu-HU"/>
               </w:rPr>
+              <w:t>Funkcionális követelmények</w:t>
+            </w:r>
+            <w:r>
+              <w:rPr>
+                <w:noProof/>
+                <w:webHidden/>
+              </w:rPr>
+              <w:tab/>
+            </w:r>
+            <w:r>
+              <w:rPr>
+                <w:noProof/>
+                <w:webHidden/>
+              </w:rPr>
+              <w:fldChar w:fldCharType="begin"/>
+            </w:r>
+            <w:r>
+              <w:rPr>
+                <w:noProof/>
+                <w:webHidden/>
+              </w:rPr>
+              <w:instrText xml:space="preserve"> PAGEREF _Toc239368875 \h </w:instrText>
+            </w:r>
+            <w:r>
+              <w:rPr>
+                <w:noProof/>
+                <w:webHidden/>
+              </w:rPr>
+            </w:r>
+            <w:r>
+              <w:rPr>
+                <w:noProof/>
+                <w:webHidden/>
+              </w:rPr>
+              <w:fldChar w:fldCharType="separate"/>
+            </w:r>
+            <w:r>
+              <w:rPr>
+                <w:noProof/>
+                <w:webHidden/>
+              </w:rPr>
+              <w:t>3</w:t>
+            </w:r>
+            <w:r>
+              <w:rPr>
+                <w:noProof/>
+                <w:webHidden/>
+              </w:rPr>
+              <w:fldChar w:fldCharType="end"/>
+            </w:r>
+          </w:hyperlink>
+        </w:p>
+        <w:p>
+          <w:pPr>
+            <w:pStyle w:val="TJ2"/>
+            <w:tabs>
+              <w:tab w:val="left" w:pos="960"/>
+              <w:tab w:val="right" w:leader="dot" w:pos="9062"/>
+            </w:tabs>
+            <w:rPr>
+              <w:rFonts w:eastAsiaTheme="minorEastAsia"/>
+              <w:noProof/>
+              <w:kern w:val="2"/>
+              <w:sz w:val="24"/>
+              <w:szCs w:val="24"/>
+              <w:lang w:eastAsia="hu-HU"/>
+              <w14:ligatures w14:val="standardContextual"/>
+            </w:rPr>
+          </w:pPr>
+          <w:hyperlink w:anchor="_Toc239368876" w:history="1">
+            <w:r>
+              <w:rPr>
+                <w:rStyle w:val="Hiperhivatkozs"/>
+                <w:noProof/>
+                <w:lang w:eastAsia="hu-HU"/>
+              </w:rPr>
+              <w:t>4.2</w:t>
+            </w:r>
+            <w:r>
+              <w:rPr>
+                <w:rFonts w:eastAsiaTheme="minorEastAsia"/>
+                <w:noProof/>
+                <w:kern w:val="2"/>
+                <w:sz w:val="24"/>
+                <w:szCs w:val="24"/>
+                <w:lang w:eastAsia="hu-HU"/>
+                <w14:ligatures w14:val="standardContextual"/>
+              </w:rPr>
+              <w:tab/>
+            </w:r>
+            <w:r>
+              <w:rPr>
+                <w:rStyle w:val="Hiperhivatkozs"/>
+                <w:noProof/>
+                <w:lang w:eastAsia="hu-HU"/>
+              </w:rPr>
+              <w:t>Nem-funkcionális követelmények</w:t>
+            </w:r>
+            <w:r>
+              <w:rPr>
+                <w:noProof/>
+                <w:webHidden/>
+              </w:rPr>
+              <w:tab/>
+            </w:r>
+            <w:r>
+              <w:rPr>
+                <w:noProof/>
+                <w:webHidden/>
+              </w:rPr>
+              <w:fldChar w:fldCharType="begin"/>
+            </w:r>
+            <w:r>
+              <w:rPr>
+                <w:noProof/>
+                <w:webHidden/>
+              </w:rPr>
+              <w:instrText xml:space="preserve"> PAGEREF _Toc239368876 \h </w:instrText>
+            </w:r>
+            <w:r>
+              <w:rPr>
+                <w:noProof/>
+                <w:webHidden/>
+              </w:rPr>
+            </w:r>
+            <w:r>
+              <w:rPr>
+                <w:noProof/>
+                <w:webHidden/>
+              </w:rPr>
+              <w:fldChar w:fldCharType="separate"/>
+            </w:r>
+            <w:r>
+              <w:rPr>
+                <w:noProof/>
+                <w:webHidden/>
+              </w:rPr>
+              <w:t>4</w:t>
+            </w:r>
+            <w:r>
+              <w:rPr>
+                <w:noProof/>
+                <w:webHidden/>
+              </w:rPr>
+              <w:fldChar w:fldCharType="end"/>
+            </w:r>
+          </w:hyperlink>
+        </w:p>
+        <w:p>
+          <w:pPr>
+            <w:pStyle w:val="TJ2"/>
+            <w:tabs>
+              <w:tab w:val="left" w:pos="960"/>
+              <w:tab w:val="right" w:leader="dot" w:pos="9062"/>
+            </w:tabs>
+            <w:rPr>
+              <w:rFonts w:eastAsiaTheme="minorEastAsia"/>
+              <w:noProof/>
+              <w:kern w:val="2"/>
+              <w:sz w:val="24"/>
+              <w:szCs w:val="24"/>
+              <w:lang w:eastAsia="hu-HU"/>
+              <w14:ligatures w14:val="standardContextual"/>
+            </w:rPr>
+          </w:pPr>
+          <w:hyperlink w:anchor="_Toc239368877" w:history="1">
+            <w:r>
+              <w:rPr>
+                <w:rStyle w:val="Hiperhivatkozs"/>
+                <w:noProof/>
+                <w:lang w:eastAsia="hu-HU"/>
+              </w:rPr>
+              <w:t>4.3</w:t>
+            </w:r>
+            <w:r>
+              <w:rPr>
+                <w:rFonts w:eastAsiaTheme="minorEastAsia"/>
+                <w:noProof/>
+                <w:kern w:val="2"/>
+                <w:sz w:val="24"/>
+                <w:szCs w:val="24"/>
+                <w:lang w:eastAsia="hu-HU"/>
+                <w14:ligatures w14:val="standardContextual"/>
+              </w:rPr>
+              <w:tab/>
+            </w:r>
+            <w:r>
+              <w:rPr>
+                <w:rStyle w:val="Hiperhivatkozs"/>
+                <w:noProof/>
+                <w:lang w:eastAsia="hu-HU"/>
+              </w:rPr>
               <w:t>Rendszermodulok</w:t>
             </w:r>
             <w:r>
@@ -788,7 +1542,7 @@
                 <w:noProof/>
                 <w:webHidden/>
               </w:rPr>
-              <w:instrText xml:space="preserve"> PAGEREF _Toc239241753 \h </w:instrText>
+              <w:instrText xml:space="preserve"> PAGEREF _Toc239368877 \h </w:instrText>
             </w:r>
             <w:r>
               <w:rPr>
@@ -823,30 +1577,36 @@
           <w:pPr>
             <w:pStyle w:val="TJ1"/>
             <w:tabs>
-              <w:tab w:val="left" w:pos="440"/>
+              <w:tab w:val="left" w:pos="520"/>
               <w:tab w:val="right" w:leader="dot" w:pos="9062"/>
             </w:tabs>
             <w:rPr>
               <w:rFonts w:eastAsiaTheme="minorEastAsia"/>
               <w:noProof/>
-              <w:sz w:val="22"/>
+              <w:kern w:val="2"/>
+              <w:sz w:val="24"/>
+              <w:szCs w:val="24"/>
               <w:lang w:eastAsia="hu-HU"/>
+              <w14:ligatures w14:val="standardContextual"/>
             </w:rPr>
           </w:pPr>
-          <w:hyperlink w:anchor="_Toc239241754" w:history="1">
+          <w:hyperlink w:anchor="_Toc239368878" w:history="1">
             <w:r>
               <w:rPr>
                 <w:rStyle w:val="Hiperhivatkozs"/>
                 <w:noProof/>
               </w:rPr>
-              <w:t>4.</w:t>
+              <w:t>5.</w:t>
             </w:r>
             <w:r>
               <w:rPr>
                 <w:rFonts w:eastAsiaTheme="minorEastAsia"/>
                 <w:noProof/>
-                <w:sz w:val="22"/>
+                <w:kern w:val="2"/>
+                <w:sz w:val="24"/>
+                <w:szCs w:val="24"/>
                 <w:lang w:eastAsia="hu-HU"/>
+                <w14:ligatures w14:val="standardContextual"/>
               </w:rPr>
               <w:tab/>
             </w:r>
@@ -876,7 +1636,7 @@
                 <w:noProof/>
                 <w:webHidden/>
               </w:rPr>
-              <w:instrText xml:space="preserve"> PAGEREF _Toc239241754 \h </w:instrText>
+              <w:instrText xml:space="preserve"> PAGEREF _Toc239368878 \h </w:instrText>
             </w:r>
             <w:r>
               <w:rPr>
@@ -911,30 +1671,36 @@
           <w:pPr>
             <w:pStyle w:val="TJ2"/>
             <w:tabs>
-              <w:tab w:val="left" w:pos="880"/>
+              <w:tab w:val="left" w:pos="960"/>
               <w:tab w:val="right" w:leader="dot" w:pos="9062"/>
             </w:tabs>
             <w:rPr>
               <w:rFonts w:eastAsiaTheme="minorEastAsia"/>
               <w:noProof/>
-              <w:sz w:val="22"/>
+              <w:kern w:val="2"/>
+              <w:sz w:val="24"/>
+              <w:szCs w:val="24"/>
               <w:lang w:eastAsia="hu-HU"/>
+              <w14:ligatures w14:val="standardContextual"/>
             </w:rPr>
           </w:pPr>
-          <w:hyperlink w:anchor="_Toc239241755" w:history="1">
+          <w:hyperlink w:anchor="_Toc239368879" w:history="1">
             <w:r>
               <w:rPr>
                 <w:rStyle w:val="Hiperhivatkozs"/>
                 <w:noProof/>
               </w:rPr>
-              <w:t>4.1</w:t>
+              <w:t>5.1</w:t>
             </w:r>
             <w:r>
               <w:rPr>
                 <w:rFonts w:eastAsiaTheme="minorEastAsia"/>
                 <w:noProof/>
-                <w:sz w:val="22"/>
+                <w:kern w:val="2"/>
+                <w:sz w:val="24"/>
+                <w:szCs w:val="24"/>
                 <w:lang w:eastAsia="hu-HU"/>
+                <w14:ligatures w14:val="standardContextual"/>
               </w:rPr>
               <w:tab/>
             </w:r>
@@ -964,7 +1730,7 @@
                 <w:noProof/>
                 <w:webHidden/>
               </w:rPr>
-              <w:instrText xml:space="preserve"> PAGEREF _Toc239241755 \h </w:instrText>
+              <w:instrText xml:space="preserve"> PAGEREF _Toc239368879 \h </w:instrText>
             </w:r>
             <w:r>
               <w:rPr>
@@ -999,30 +1765,36 @@
           <w:pPr>
             <w:pStyle w:val="TJ2"/>
             <w:tabs>
-              <w:tab w:val="left" w:pos="880"/>
+              <w:tab w:val="left" w:pos="960"/>
               <w:tab w:val="right" w:leader="dot" w:pos="9062"/>
             </w:tabs>
             <w:rPr>
               <w:rFonts w:eastAsiaTheme="minorEastAsia"/>
               <w:noProof/>
-              <w:sz w:val="22"/>
+              <w:kern w:val="2"/>
+              <w:sz w:val="24"/>
+              <w:szCs w:val="24"/>
               <w:lang w:eastAsia="hu-HU"/>
+              <w14:ligatures w14:val="standardContextual"/>
             </w:rPr>
           </w:pPr>
-          <w:hyperlink w:anchor="_Toc239241756" w:history="1">
+          <w:hyperlink w:anchor="_Toc239368880" w:history="1">
             <w:r>
               <w:rPr>
                 <w:rStyle w:val="Hiperhivatkozs"/>
                 <w:noProof/>
               </w:rPr>
-              <w:t>4.2</w:t>
+              <w:t>5.2</w:t>
             </w:r>
             <w:r>
               <w:rPr>
                 <w:rFonts w:eastAsiaTheme="minorEastAsia"/>
                 <w:noProof/>
-                <w:sz w:val="22"/>
+                <w:kern w:val="2"/>
+                <w:sz w:val="24"/>
+                <w:szCs w:val="24"/>
                 <w:lang w:eastAsia="hu-HU"/>
+                <w14:ligatures w14:val="standardContextual"/>
               </w:rPr>
               <w:tab/>
             </w:r>
@@ -1052,7 +1824,7 @@
                 <w:noProof/>
                 <w:webHidden/>
               </w:rPr>
-              <w:instrText xml:space="preserve"> PAGEREF _Toc239241756 \h </w:instrText>
+              <w:instrText xml:space="preserve"> PAGEREF _Toc239368880 \h </w:instrText>
             </w:r>
             <w:r>
               <w:rPr>
@@ -1087,30 +1859,36 @@
           <w:pPr>
             <w:pStyle w:val="TJ2"/>
             <w:tabs>
-              <w:tab w:val="left" w:pos="880"/>
+              <w:tab w:val="left" w:pos="960"/>
               <w:tab w:val="right" w:leader="dot" w:pos="9062"/>
             </w:tabs>
             <w:rPr>
               <w:rFonts w:eastAsiaTheme="minorEastAsia"/>
               <w:noProof/>
-              <w:sz w:val="22"/>
+              <w:kern w:val="2"/>
+              <w:sz w:val="24"/>
+              <w:szCs w:val="24"/>
               <w:lang w:eastAsia="hu-HU"/>
+              <w14:ligatures w14:val="standardContextual"/>
             </w:rPr>
           </w:pPr>
-          <w:hyperlink w:anchor="_Toc239241757" w:history="1">
+          <w:hyperlink w:anchor="_Toc239368881" w:history="1">
             <w:r>
               <w:rPr>
                 <w:rStyle w:val="Hiperhivatkozs"/>
                 <w:noProof/>
               </w:rPr>
-              <w:t>4.3</w:t>
+              <w:t>5.3</w:t>
             </w:r>
             <w:r>
               <w:rPr>
                 <w:rFonts w:eastAsiaTheme="minorEastAsia"/>
                 <w:noProof/>
-                <w:sz w:val="22"/>
+                <w:kern w:val="2"/>
+                <w:sz w:val="24"/>
+                <w:szCs w:val="24"/>
                 <w:lang w:eastAsia="hu-HU"/>
+                <w14:ligatures w14:val="standardContextual"/>
               </w:rPr>
               <w:tab/>
             </w:r>
@@ -1140,7 +1918,7 @@
                 <w:noProof/>
                 <w:webHidden/>
               </w:rPr>
-              <w:instrText xml:space="preserve"> PAGEREF _Toc239241757 \h </w:instrText>
+              <w:instrText xml:space="preserve"> PAGEREF _Toc239368881 \h </w:instrText>
             </w:r>
             <w:r>
               <w:rPr>
@@ -1175,31 +1953,37 @@
           <w:pPr>
             <w:pStyle w:val="TJ1"/>
             <w:tabs>
-              <w:tab w:val="left" w:pos="440"/>
+              <w:tab w:val="left" w:pos="520"/>
               <w:tab w:val="right" w:leader="dot" w:pos="9062"/>
             </w:tabs>
             <w:rPr>
               <w:rFonts w:eastAsiaTheme="minorEastAsia"/>
               <w:noProof/>
-              <w:sz w:val="22"/>
+              <w:kern w:val="2"/>
+              <w:sz w:val="24"/>
+              <w:szCs w:val="24"/>
               <w:lang w:eastAsia="hu-HU"/>
+              <w14:ligatures w14:val="standardContextual"/>
             </w:rPr>
           </w:pPr>
-          <w:hyperlink w:anchor="_Toc239241758" w:history="1">
+          <w:hyperlink w:anchor="_Toc239368882" w:history="1">
             <w:r>
               <w:rPr>
                 <w:rStyle w:val="Hiperhivatkozs"/>
                 <w:noProof/>
                 <w:lang w:eastAsia="hu-HU"/>
               </w:rPr>
-              <w:t>5.</w:t>
+              <w:t>6.</w:t>
             </w:r>
             <w:r>
               <w:rPr>
                 <w:rFonts w:eastAsiaTheme="minorEastAsia"/>
                 <w:noProof/>
-                <w:sz w:val="22"/>
+                <w:kern w:val="2"/>
+                <w:sz w:val="24"/>
+                <w:szCs w:val="24"/>
                 <w:lang w:eastAsia="hu-HU"/>
+                <w14:ligatures w14:val="standardContextual"/>
               </w:rPr>
               <w:tab/>
             </w:r>
@@ -1230,7 +2014,7 @@
                 <w:noProof/>
                 <w:webHidden/>
               </w:rPr>
-              <w:instrText xml:space="preserve"> PAGEREF _Toc239241758 \h </w:instrText>
+              <w:instrText xml:space="preserve"> PAGEREF _Toc239368882 \h </w:instrText>
             </w:r>
             <w:r>
               <w:rPr>
@@ -1265,31 +2049,37 @@
           <w:pPr>
             <w:pStyle w:val="TJ2"/>
             <w:tabs>
-              <w:tab w:val="left" w:pos="880"/>
+              <w:tab w:val="left" w:pos="960"/>
               <w:tab w:val="right" w:leader="dot" w:pos="9062"/>
             </w:tabs>
             <w:rPr>
               <w:rFonts w:eastAsiaTheme="minorEastAsia"/>
               <w:noProof/>
-              <w:sz w:val="22"/>
+              <w:kern w:val="2"/>
+              <w:sz w:val="24"/>
+              <w:szCs w:val="24"/>
               <w:lang w:eastAsia="hu-HU"/>
+              <w14:ligatures w14:val="standardContextual"/>
             </w:rPr>
           </w:pPr>
-          <w:hyperlink w:anchor="_Toc239241759" w:history="1">
+          <w:hyperlink w:anchor="_Toc239368883" w:history="1">
             <w:r>
               <w:rPr>
                 <w:rStyle w:val="Hiperhivatkozs"/>
                 <w:noProof/>
                 <w:lang w:eastAsia="hu-HU"/>
               </w:rPr>
-              <w:t>5.1</w:t>
+              <w:t>6.1</w:t>
             </w:r>
             <w:r>
               <w:rPr>
                 <w:rFonts w:eastAsiaTheme="minorEastAsia"/>
                 <w:noProof/>
-                <w:sz w:val="22"/>
+                <w:kern w:val="2"/>
+                <w:sz w:val="24"/>
+                <w:szCs w:val="24"/>
                 <w:lang w:eastAsia="hu-HU"/>
+                <w14:ligatures w14:val="standardContextual"/>
               </w:rPr>
               <w:tab/>
             </w:r>
@@ -1319,7 +2109,7 @@
                 <w:noProof/>
                 <w:webHidden/>
               </w:rPr>
-              <w:instrText xml:space="preserve"> PAGEREF _Toc239241759 \h </w:instrText>
+              <w:instrText xml:space="preserve"> PAGEREF _Toc239368883 \h </w:instrText>
             </w:r>
             <w:r>
               <w:rPr>
@@ -1354,30 +2144,36 @@
           <w:pPr>
             <w:pStyle w:val="TJ1"/>
             <w:tabs>
-              <w:tab w:val="left" w:pos="440"/>
+              <w:tab w:val="left" w:pos="520"/>
               <w:tab w:val="right" w:leader="dot" w:pos="9062"/>
             </w:tabs>
             <w:rPr>
               <w:rFonts w:eastAsiaTheme="minorEastAsia"/>
               <w:noProof/>
-              <w:sz w:val="22"/>
+              <w:kern w:val="2"/>
+              <w:sz w:val="24"/>
+              <w:szCs w:val="24"/>
               <w:lang w:eastAsia="hu-HU"/>
+              <w14:ligatures w14:val="standardContextual"/>
             </w:rPr>
           </w:pPr>
-          <w:hyperlink w:anchor="_Toc239241760" w:history="1">
+          <w:hyperlink w:anchor="_Toc239368884" w:history="1">
             <w:r>
               <w:rPr>
                 <w:rStyle w:val="Hiperhivatkozs"/>
                 <w:noProof/>
               </w:rPr>
-              <w:t>6.</w:t>
+              <w:t>7.</w:t>
             </w:r>
             <w:r>
               <w:rPr>
                 <w:rFonts w:eastAsiaTheme="minorEastAsia"/>
                 <w:noProof/>
-                <w:sz w:val="22"/>
+                <w:kern w:val="2"/>
+                <w:sz w:val="24"/>
+                <w:szCs w:val="24"/>
                 <w:lang w:eastAsia="hu-HU"/>
+                <w14:ligatures w14:val="standardContextual"/>
               </w:rPr>
               <w:tab/>
             </w:r>
@@ -1407,7 +2203,7 @@
                 <w:noProof/>
                 <w:webHidden/>
               </w:rPr>
-              <w:instrText xml:space="preserve"> PAGEREF _Toc239241760 \h </w:instrText>
+              <w:instrText xml:space="preserve"> PAGEREF _Toc239368884 \h </w:instrText>
             </w:r>
             <w:r>
               <w:rPr>
@@ -1442,31 +2238,37 @@
           <w:pPr>
             <w:pStyle w:val="TJ2"/>
             <w:tabs>
-              <w:tab w:val="left" w:pos="880"/>
+              <w:tab w:val="left" w:pos="960"/>
               <w:tab w:val="right" w:leader="dot" w:pos="9062"/>
             </w:tabs>
             <w:rPr>
               <w:rFonts w:eastAsiaTheme="minorEastAsia"/>
               <w:noProof/>
-              <w:sz w:val="22"/>
+              <w:kern w:val="2"/>
+              <w:sz w:val="24"/>
+              <w:szCs w:val="24"/>
               <w:lang w:eastAsia="hu-HU"/>
+              <w14:ligatures w14:val="standardContextual"/>
             </w:rPr>
           </w:pPr>
-          <w:hyperlink w:anchor="_Toc239241761" w:history="1">
+          <w:hyperlink w:anchor="_Toc239368885" w:history="1">
             <w:r>
               <w:rPr>
                 <w:rStyle w:val="Hiperhivatkozs"/>
                 <w:noProof/>
                 <w:lang w:eastAsia="hu-HU"/>
               </w:rPr>
-              <w:t>6.1</w:t>
+              <w:t>7.1</w:t>
             </w:r>
             <w:r>
               <w:rPr>
                 <w:rFonts w:eastAsiaTheme="minorEastAsia"/>
                 <w:noProof/>
-                <w:sz w:val="22"/>
+                <w:kern w:val="2"/>
+                <w:sz w:val="24"/>
+                <w:szCs w:val="24"/>
                 <w:lang w:eastAsia="hu-HU"/>
+                <w14:ligatures w14:val="standardContextual"/>
               </w:rPr>
               <w:tab/>
             </w:r>
@@ -1496,7 +2298,7 @@
                 <w:noProof/>
                 <w:webHidden/>
               </w:rPr>
-              <w:instrText xml:space="preserve"> PAGEREF _Toc239241761 \h </w:instrText>
+              <w:instrText xml:space="preserve"> PAGEREF _Toc239368885 \h </w:instrText>
             </w:r>
             <w:r>
               <w:rPr>
@@ -1531,31 +2333,37 @@
           <w:pPr>
             <w:pStyle w:val="TJ1"/>
             <w:tabs>
-              <w:tab w:val="left" w:pos="440"/>
+              <w:tab w:val="left" w:pos="520"/>
               <w:tab w:val="right" w:leader="dot" w:pos="9062"/>
             </w:tabs>
             <w:rPr>
               <w:rFonts w:eastAsiaTheme="minorEastAsia"/>
               <w:noProof/>
-              <w:sz w:val="22"/>
+              <w:kern w:val="2"/>
+              <w:sz w:val="24"/>
+              <w:szCs w:val="24"/>
               <w:lang w:eastAsia="hu-HU"/>
+              <w14:ligatures w14:val="standardContextual"/>
             </w:rPr>
           </w:pPr>
-          <w:hyperlink w:anchor="_Toc239241762" w:history="1">
+          <w:hyperlink w:anchor="_Toc239368886" w:history="1">
             <w:r>
               <w:rPr>
                 <w:rStyle w:val="Hiperhivatkozs"/>
                 <w:noProof/>
                 <w:lang w:eastAsia="hu-HU"/>
               </w:rPr>
-              <w:t>7.</w:t>
+              <w:t>8.</w:t>
             </w:r>
             <w:r>
               <w:rPr>
                 <w:rFonts w:eastAsiaTheme="minorEastAsia"/>
                 <w:noProof/>
-                <w:sz w:val="22"/>
+                <w:kern w:val="2"/>
+                <w:sz w:val="24"/>
+                <w:szCs w:val="24"/>
                 <w:lang w:eastAsia="hu-HU"/>
+                <w14:ligatures w14:val="standardContextual"/>
               </w:rPr>
               <w:tab/>
             </w:r>
@@ -1585,7 +2393,7 @@
                 <w:noProof/>
                 <w:webHidden/>
               </w:rPr>
-              <w:instrText xml:space="preserve"> PAGEREF _Toc239241762 \h </w:instrText>
+              <w:instrText xml:space="preserve"> PAGEREF _Toc239368886 \h </w:instrText>
             </w:r>
             <w:r>
               <w:rPr>
@@ -1620,31 +2428,37 @@
           <w:pPr>
             <w:pStyle w:val="TJ1"/>
             <w:tabs>
-              <w:tab w:val="left" w:pos="440"/>
+              <w:tab w:val="left" w:pos="520"/>
               <w:tab w:val="right" w:leader="dot" w:pos="9062"/>
             </w:tabs>
             <w:rPr>
               <w:rFonts w:eastAsiaTheme="minorEastAsia"/>
               <w:noProof/>
-              <w:sz w:val="22"/>
+              <w:kern w:val="2"/>
+              <w:sz w:val="24"/>
+              <w:szCs w:val="24"/>
               <w:lang w:eastAsia="hu-HU"/>
+              <w14:ligatures w14:val="standardContextual"/>
             </w:rPr>
           </w:pPr>
-          <w:hyperlink w:anchor="_Toc239241763" w:history="1">
+          <w:hyperlink w:anchor="_Toc239368887" w:history="1">
             <w:r>
               <w:rPr>
                 <w:rStyle w:val="Hiperhivatkozs"/>
                 <w:noProof/>
                 <w:lang w:eastAsia="hu-HU"/>
               </w:rPr>
-              <w:t>8.</w:t>
+              <w:t>9.</w:t>
             </w:r>
             <w:r>
               <w:rPr>
                 <w:rFonts w:eastAsiaTheme="minorEastAsia"/>
                 <w:noProof/>
-                <w:sz w:val="22"/>
+                <w:kern w:val="2"/>
+                <w:sz w:val="24"/>
+                <w:szCs w:val="24"/>
                 <w:lang w:eastAsia="hu-HU"/>
+                <w14:ligatures w14:val="standardContextual"/>
               </w:rPr>
               <w:tab/>
             </w:r>
@@ -1674,7 +2488,7 @@
                 <w:noProof/>
                 <w:webHidden/>
               </w:rPr>
-              <w:instrText xml:space="preserve"> PAGEREF _Toc239241763 \h </w:instrText>
+              <w:instrText xml:space="preserve"> PAGEREF _Toc239368887 \h </w:instrText>
             </w:r>
             <w:r>
               <w:rPr>
@@ -1750,7 +2564,7 @@
           <w:lang w:eastAsia="hu-HU"/>
         </w:rPr>
       </w:pPr>
-      <w:bookmarkStart w:id="1" w:name="_Toc239241747"/>
+      <w:bookmarkStart w:id="1" w:name="_Toc239368863"/>
       <w:r>
         <w:rPr>
           <w:lang w:eastAsia="hu-HU"/>
@@ -1766,7 +2580,7 @@
           <w:lang w:eastAsia="hu-HU"/>
         </w:rPr>
       </w:pPr>
-      <w:bookmarkStart w:id="2" w:name="_Toc239241748"/>
+      <w:bookmarkStart w:id="2" w:name="_Toc239368864"/>
       <w:r>
         <w:rPr>
           <w:lang w:eastAsia="hu-HU"/>
@@ -1781,14 +2595,12 @@
           <w:lang w:eastAsia="hu-HU"/>
         </w:rPr>
       </w:pPr>
-      <w:proofErr w:type="spellStart"/>
       <w:r>
         <w:rPr>
           <w:lang w:eastAsia="hu-HU"/>
         </w:rPr>
         <w:t>Okligon</w:t>
       </w:r>
-      <w:proofErr w:type="spellEnd"/>
     </w:p>
     <w:p>
       <w:pPr>
@@ -1797,18 +2609,12 @@
           <w:lang w:eastAsia="hu-HU"/>
         </w:rPr>
       </w:pPr>
-      <w:bookmarkStart w:id="3" w:name="_Toc239241749"/>
-      <w:r>
-        <w:rPr>
-          <w:lang w:eastAsia="hu-HU"/>
-        </w:rPr>
-        <w:t>Feladat</w:t>
-      </w:r>
-      <w:r>
-        <w:rPr>
-          <w:lang w:eastAsia="hu-HU"/>
-        </w:rPr>
-        <w:t xml:space="preserve"> háttere és célja</w:t>
+      <w:bookmarkStart w:id="3" w:name="_Toc239368865"/>
+      <w:r>
+        <w:rPr>
+          <w:lang w:eastAsia="hu-HU"/>
+        </w:rPr>
+        <w:t>Feladat háttere és célja</w:t>
       </w:r>
       <w:bookmarkEnd w:id="3"/>
       <w:r>
@@ -1828,21 +2634,7 @@
         <w:rPr>
           <w:lang w:eastAsia="hu-HU"/>
         </w:rPr>
-        <w:t xml:space="preserve">Az </w:t>
-      </w:r>
-      <w:proofErr w:type="spellStart"/>
-      <w:r>
-        <w:rPr>
-          <w:lang w:eastAsia="hu-HU"/>
-        </w:rPr>
-        <w:t>Okligon</w:t>
-      </w:r>
-      <w:proofErr w:type="spellEnd"/>
-      <w:r>
-        <w:rPr>
-          <w:lang w:eastAsia="hu-HU"/>
-        </w:rPr>
-        <w:t xml:space="preserve"> egy olyan projekt kezelő webapplikáció, amely</w:t>
+        <w:t>Az Okligon egy olyan projekt kezelő webapplikáció, amely</w:t>
       </w:r>
       <w:r>
         <w:rPr>
@@ -1876,17 +2668,14 @@
           <w:lang w:eastAsia="hu-HU"/>
         </w:rPr>
       </w:pPr>
-      <w:bookmarkStart w:id="4" w:name="_Toc239241750"/>
-      <w:r>
-        <w:t>Követelmények és elvárások</w:t>
+      <w:bookmarkStart w:id="4" w:name="_Toc239368866"/>
+      <w:r>
+        <w:rPr>
+          <w:lang w:eastAsia="hu-HU"/>
+        </w:rPr>
+        <w:t>Szerepkörök</w:t>
       </w:r>
       <w:bookmarkEnd w:id="4"/>
-      <w:r>
-        <w:rPr>
-          <w:lang w:eastAsia="hu-HU"/>
-        </w:rPr>
-        <w:t xml:space="preserve"> </w:t>
-      </w:r>
     </w:p>
     <w:p>
       <w:pPr>
@@ -1895,78 +2684,347 @@
           <w:lang w:eastAsia="hu-HU"/>
         </w:rPr>
       </w:pPr>
-      <w:bookmarkStart w:id="5" w:name="_Toc239241751"/>
-      <w:r>
-        <w:rPr>
-          <w:lang w:eastAsia="hu-HU"/>
-        </w:rPr>
-        <w:t>Funkcionális követelmények</w:t>
+      <w:bookmarkStart w:id="5" w:name="_Toc239368867"/>
+      <w:r>
+        <w:rPr>
+          <w:lang w:eastAsia="hu-HU"/>
+        </w:rPr>
+        <w:t>globális</w:t>
       </w:r>
       <w:bookmarkEnd w:id="5"/>
     </w:p>
     <w:p>
       <w:pPr>
-        <w:pStyle w:val="Cmsor2"/>
-        <w:rPr>
-          <w:lang w:eastAsia="hu-HU"/>
-        </w:rPr>
-      </w:pPr>
-      <w:bookmarkStart w:id="6" w:name="_Toc239241752"/>
-      <w:r>
-        <w:rPr>
-          <w:lang w:eastAsia="hu-HU"/>
-        </w:rPr>
-        <w:t>Nem-funkcionális követelmények</w:t>
+        <w:pStyle w:val="Cmsor3"/>
+        <w:rPr>
+          <w:lang w:eastAsia="hu-HU"/>
+        </w:rPr>
+      </w:pPr>
+      <w:bookmarkStart w:id="6" w:name="_Toc239368868"/>
+      <w:r>
+        <w:rPr>
+          <w:lang w:eastAsia="hu-HU"/>
+        </w:rPr>
+        <w:t>Rendszergazda</w:t>
       </w:r>
       <w:bookmarkEnd w:id="6"/>
-      <w:r>
-        <w:rPr>
-          <w:lang w:eastAsia="hu-HU"/>
-        </w:rPr>
-        <w:t xml:space="preserve"> </w:t>
-      </w:r>
     </w:p>
     <w:p>
       <w:pPr>
-        <w:pStyle w:val="Cmsor2"/>
-        <w:rPr>
-          <w:lang w:eastAsia="hu-HU"/>
-        </w:rPr>
-      </w:pPr>
-      <w:bookmarkStart w:id="7" w:name="_Toc239241753"/>
-      <w:r>
-        <w:rPr>
-          <w:lang w:eastAsia="hu-HU"/>
-        </w:rPr>
-        <w:t>Rendszermodulok</w:t>
-      </w:r>
-      <w:bookmarkEnd w:id="7"/>
-      <w:r>
-        <w:rPr>
-          <w:lang w:eastAsia="hu-HU"/>
-        </w:rPr>
-        <w:t xml:space="preserve"> </w:t>
+        <w:rPr>
+          <w:lang w:eastAsia="hu-HU"/>
+        </w:rPr>
+      </w:pPr>
+      <w:r>
+        <w:rPr>
+          <w:lang w:eastAsia="hu-HU"/>
+        </w:rPr>
+        <w:t>A teljes rendszert átlátja. Feladata a fiókok és jogosultságok kezelése.</w:t>
       </w:r>
     </w:p>
     <w:p>
       <w:pPr>
-        <w:pStyle w:val="Cmsor1"/>
-      </w:pPr>
-      <w:bookmarkStart w:id="8" w:name="_Toc239241754"/>
-      <w:r>
-        <w:t>Technológiai és Fejlesztési Környezet</w:t>
+        <w:pStyle w:val="Cmsor3"/>
+        <w:rPr>
+          <w:lang w:eastAsia="hu-HU"/>
+        </w:rPr>
+      </w:pPr>
+      <w:bookmarkStart w:id="7" w:name="_Toc239368869"/>
+      <w:r>
+        <w:rPr>
+          <w:lang w:eastAsia="hu-HU"/>
+        </w:rPr>
+        <w:t>Felhasználó</w:t>
+      </w:r>
+      <w:bookmarkEnd w:id="7"/>
+    </w:p>
+    <w:p>
+      <w:pPr>
+        <w:rPr>
+          <w:lang w:eastAsia="hu-HU"/>
+        </w:rPr>
+      </w:pPr>
+      <w:r>
+        <w:rPr>
+          <w:lang w:eastAsia="hu-HU"/>
+        </w:rPr>
+        <w:t>A felhasználó a fiók alap állapota. Képes projektek létrehozására. Saját profilja módosítására.</w:t>
+      </w:r>
+    </w:p>
+    <w:p>
+      <w:pPr>
+        <w:pStyle w:val="Cmsor2"/>
+        <w:rPr>
+          <w:lang w:eastAsia="hu-HU"/>
+        </w:rPr>
+      </w:pPr>
+      <w:bookmarkStart w:id="8" w:name="_Toc239368870"/>
+      <w:r>
+        <w:rPr>
+          <w:lang w:eastAsia="hu-HU"/>
+        </w:rPr>
+        <w:t>lokális</w:t>
       </w:r>
       <w:bookmarkEnd w:id="8"/>
     </w:p>
     <w:p>
       <w:pPr>
+        <w:pStyle w:val="Cmsor3"/>
+        <w:rPr>
+          <w:lang w:eastAsia="hu-HU"/>
+        </w:rPr>
+      </w:pPr>
+      <w:bookmarkStart w:id="9" w:name="_Toc239368871"/>
+      <w:r>
+        <w:rPr>
+          <w:lang w:eastAsia="hu-HU"/>
+        </w:rPr>
+        <w:t>Projektfelelős</w:t>
+      </w:r>
+      <w:bookmarkEnd w:id="9"/>
+    </w:p>
+    <w:p>
+      <w:pPr>
+        <w:rPr>
+          <w:lang w:eastAsia="hu-HU"/>
+        </w:rPr>
+      </w:pPr>
+      <w:r>
+        <w:rPr>
+          <w:lang w:eastAsia="hu-HU"/>
+        </w:rPr>
+        <w:t xml:space="preserve">Amikor a felhasználó létrehoz egy projektet, egyből megkapja a projektfelelős szerepkört. </w:t>
+      </w:r>
+      <w:r>
+        <w:rPr>
+          <w:lang w:eastAsia="hu-HU"/>
+        </w:rPr>
+        <w:t xml:space="preserve">A projektfelelős szerepkör kötött az adott projekthez. </w:t>
+      </w:r>
+      <w:r>
+        <w:rPr>
+          <w:lang w:eastAsia="hu-HU"/>
+        </w:rPr>
+        <w:t>Így a projekt teljes egésze és felelőssége ráhárul. A projektfelelős képes a projekt módosítására, szerepkörök beállítására, projekt törlésére, a projekt tárhelyének való ellenörzésére és használatára</w:t>
+      </w:r>
+      <w:r>
+        <w:rPr>
+          <w:lang w:eastAsia="hu-HU"/>
+        </w:rPr>
+        <w:t>, illetve egyéni labelek létrehozására és kezelésére</w:t>
+      </w:r>
+      <w:r>
+        <w:rPr>
+          <w:lang w:eastAsia="hu-HU"/>
+        </w:rPr>
+        <w:t>.</w:t>
+      </w:r>
+    </w:p>
+    <w:p>
+      <w:pPr>
+        <w:pStyle w:val="Cmsor3"/>
+        <w:rPr>
+          <w:lang w:eastAsia="hu-HU"/>
+        </w:rPr>
+      </w:pPr>
+      <w:bookmarkStart w:id="10" w:name="_Toc239368872"/>
+      <w:r>
+        <w:rPr>
+          <w:lang w:eastAsia="hu-HU"/>
+        </w:rPr>
+        <w:t>Tag</w:t>
+      </w:r>
+      <w:bookmarkEnd w:id="10"/>
+    </w:p>
+    <w:p>
+      <w:pPr>
+        <w:rPr>
+          <w:lang w:eastAsia="hu-HU"/>
+        </w:rPr>
+      </w:pPr>
+      <w:r>
+        <w:rPr>
+          <w:lang w:eastAsia="hu-HU"/>
+        </w:rPr>
+        <w:t xml:space="preserve">A tag, egy projekten belüli embert jelöl. </w:t>
+      </w:r>
+      <w:r>
+        <w:rPr>
+          <w:lang w:eastAsia="hu-HU"/>
+        </w:rPr>
+        <w:t xml:space="preserve">A tag kötött az adott projekthez. </w:t>
+      </w:r>
+      <w:r>
+        <w:rPr>
+          <w:lang w:eastAsia="hu-HU"/>
+        </w:rPr>
+        <w:t>A tag képes számára létrehozott feladatokat teljesíteni, hozzáférést szerezni a tárhelyhez</w:t>
+      </w:r>
+      <w:r>
+        <w:rPr>
+          <w:lang w:eastAsia="hu-HU"/>
+        </w:rPr>
+        <w:t xml:space="preserve"> olyan mértékben, ahogy a projektfelelős megszabja.</w:t>
+      </w:r>
+      <w:r>
+        <w:rPr>
+          <w:lang w:eastAsia="hu-HU"/>
+        </w:rPr>
+        <w:t xml:space="preserve"> A taghoz társítható egynél több egyéni szerepkör.</w:t>
+      </w:r>
+    </w:p>
+    <w:p>
+      <w:pPr>
+        <w:pStyle w:val="Cmsor3"/>
+        <w:rPr>
+          <w:lang w:eastAsia="hu-HU"/>
+        </w:rPr>
+      </w:pPr>
+      <w:bookmarkStart w:id="11" w:name="_Toc239368873"/>
+      <w:r>
+        <w:rPr>
+          <w:lang w:eastAsia="hu-HU"/>
+        </w:rPr>
+        <w:t>Egyéni szerepkör</w:t>
+      </w:r>
+      <w:bookmarkEnd w:id="11"/>
+    </w:p>
+    <w:p>
+      <w:pPr>
+        <w:rPr>
+          <w:lang w:eastAsia="hu-HU"/>
+        </w:rPr>
+      </w:pPr>
+      <w:r>
+        <w:rPr>
+          <w:lang w:eastAsia="hu-HU"/>
+        </w:rPr>
+        <w:t>Előre nem definiált szerepkör. A projektfelelős hozhatja létre és állíthatja be ennek a szerepkörnek a tulajdonságait.</w:t>
+      </w:r>
+      <w:r>
+        <w:rPr>
+          <w:lang w:eastAsia="hu-HU"/>
+        </w:rPr>
+        <w:t xml:space="preserve"> A tag mellett lévő szerepkör, amelyből több is lehetséges. Hozzáférési szintje a szerepkörök uniója.</w:t>
+      </w:r>
+    </w:p>
+    <w:p>
+      <w:pPr>
+        <w:pStyle w:val="Cmsor1"/>
+        <w:rPr>
+          <w:lang w:eastAsia="hu-HU"/>
+        </w:rPr>
+      </w:pPr>
+      <w:bookmarkStart w:id="12" w:name="_Toc239368874"/>
+      <w:r>
+        <w:t>Követelmények és elvárások</w:t>
+      </w:r>
+      <w:bookmarkEnd w:id="12"/>
+      <w:r>
+        <w:rPr>
+          <w:lang w:eastAsia="hu-HU"/>
+        </w:rPr>
+        <w:t xml:space="preserve"> </w:t>
+      </w:r>
+    </w:p>
+    <w:p>
+      <w:pPr>
         <w:pStyle w:val="Cmsor2"/>
-      </w:pPr>
-      <w:bookmarkStart w:id="9" w:name="_Toc239241755"/>
+        <w:rPr>
+          <w:lang w:eastAsia="hu-HU"/>
+        </w:rPr>
+      </w:pPr>
+      <w:bookmarkStart w:id="13" w:name="_Toc239368875"/>
+      <w:r>
+        <w:rPr>
+          <w:lang w:eastAsia="hu-HU"/>
+        </w:rPr>
+        <w:t>Funkcionális követelmények</w:t>
+      </w:r>
+      <w:bookmarkEnd w:id="13"/>
+    </w:p>
+    <w:p>
+      <w:pPr>
+        <w:pStyle w:val="Listaszerbekezds"/>
+        <w:numPr>
+          <w:ilvl w:val="0"/>
+          <w:numId w:val="19"/>
+        </w:numPr>
+        <w:rPr>
+          <w:lang w:eastAsia="hu-HU"/>
+        </w:rPr>
+      </w:pPr>
+      <w:r>
+        <w:rPr>
+          <w:lang w:eastAsia="hu-HU"/>
+        </w:rPr>
+        <w:t>FR-01: Label hozzáférési szintet jelez.</w:t>
+      </w:r>
+    </w:p>
+    <w:p>
+      <w:pPr>
+        <w:pStyle w:val="Cmsor2"/>
+        <w:rPr>
+          <w:lang w:eastAsia="hu-HU"/>
+        </w:rPr>
+      </w:pPr>
+      <w:bookmarkStart w:id="14" w:name="_Toc239368876"/>
+      <w:r>
+        <w:rPr>
+          <w:lang w:eastAsia="hu-HU"/>
+        </w:rPr>
+        <w:lastRenderedPageBreak/>
+        <w:t>Nem-funkcionális követelmények</w:t>
+      </w:r>
+      <w:bookmarkEnd w:id="14"/>
+      <w:r>
+        <w:rPr>
+          <w:lang w:eastAsia="hu-HU"/>
+        </w:rPr>
+        <w:t xml:space="preserve"> </w:t>
+      </w:r>
+    </w:p>
+    <w:p>
+      <w:pPr>
+        <w:pStyle w:val="Cmsor2"/>
+        <w:rPr>
+          <w:lang w:eastAsia="hu-HU"/>
+        </w:rPr>
+      </w:pPr>
+      <w:bookmarkStart w:id="15" w:name="_Toc239368877"/>
+      <w:r>
+        <w:rPr>
+          <w:lang w:eastAsia="hu-HU"/>
+        </w:rPr>
+        <w:t>Rendszermodulok</w:t>
+      </w:r>
+      <w:bookmarkEnd w:id="15"/>
+      <w:r>
+        <w:rPr>
+          <w:lang w:eastAsia="hu-HU"/>
+        </w:rPr>
+        <w:t xml:space="preserve"> </w:t>
+      </w:r>
+    </w:p>
+    <w:p>
+      <w:pPr>
+        <w:pStyle w:val="Cmsor1"/>
+      </w:pPr>
+      <w:bookmarkStart w:id="16" w:name="_Toc239368878"/>
+      <w:r>
+        <w:t>Technológiai és Fejlesztési Környezet</w:t>
+      </w:r>
+      <w:bookmarkEnd w:id="16"/>
+    </w:p>
+    <w:p>
+      <w:pPr>
+        <w:pStyle w:val="Cmsor2"/>
+      </w:pPr>
+      <w:bookmarkStart w:id="17" w:name="_Toc239368879"/>
       <w:r>
         <w:t>Operációs rendszer és futtatási környezet</w:t>
       </w:r>
-      <w:bookmarkEnd w:id="9"/>
+      <w:bookmarkEnd w:id="17"/>
     </w:p>
     <w:p>
       <w:pPr>
@@ -1984,11 +3042,11 @@
       <w:pPr>
         <w:pStyle w:val="Cmsor2"/>
       </w:pPr>
-      <w:bookmarkStart w:id="10" w:name="_Toc239241756"/>
+      <w:bookmarkStart w:id="18" w:name="_Toc239368880"/>
       <w:r>
         <w:t>Felhasználandó technológiák és programozási nyelvek</w:t>
       </w:r>
-      <w:bookmarkEnd w:id="10"/>
+      <w:bookmarkEnd w:id="18"/>
     </w:p>
     <w:p>
       <w:pPr>
@@ -2019,28 +3077,12 @@
           <w:lang w:eastAsia="hu-HU"/>
         </w:rPr>
       </w:pPr>
-      <w:proofErr w:type="spellStart"/>
-      <w:r>
-        <w:rPr>
-          <w:lang w:eastAsia="hu-HU"/>
-        </w:rPr>
-        <w:t>React</w:t>
-      </w:r>
-      <w:proofErr w:type="spellEnd"/>
-      <w:r>
-        <w:rPr>
-          <w:lang w:eastAsia="hu-HU"/>
-        </w:rPr>
-        <w:t xml:space="preserve">, </w:t>
-      </w:r>
-      <w:proofErr w:type="spellStart"/>
-      <w:r>
-        <w:rPr>
-          <w:lang w:eastAsia="hu-HU"/>
-        </w:rPr>
-        <w:t>Vite</w:t>
-      </w:r>
-      <w:proofErr w:type="spellEnd"/>
+      <w:r>
+        <w:rPr>
+          <w:lang w:eastAsia="hu-HU"/>
+        </w:rPr>
+        <w:t>React, Vite</w:t>
+      </w:r>
     </w:p>
     <w:p>
       <w:pPr>
@@ -2053,14 +3095,12 @@
           <w:lang w:eastAsia="hu-HU"/>
         </w:rPr>
       </w:pPr>
-      <w:proofErr w:type="spellStart"/>
       <w:r>
         <w:rPr>
           <w:lang w:eastAsia="hu-HU"/>
         </w:rPr>
         <w:t>TypeScript</w:t>
       </w:r>
-      <w:proofErr w:type="spellEnd"/>
     </w:p>
     <w:p>
       <w:pPr>
@@ -2127,24 +3167,22 @@
           <w:lang w:eastAsia="hu-HU"/>
         </w:rPr>
       </w:pPr>
-      <w:proofErr w:type="spellStart"/>
       <w:r>
         <w:rPr>
           <w:lang w:eastAsia="hu-HU"/>
         </w:rPr>
         <w:t>MySQL</w:t>
       </w:r>
-      <w:proofErr w:type="spellEnd"/>
     </w:p>
     <w:p>
       <w:pPr>
         <w:pStyle w:val="Cmsor2"/>
       </w:pPr>
-      <w:bookmarkStart w:id="11" w:name="_Toc239241757"/>
+      <w:bookmarkStart w:id="19" w:name="_Toc239368881"/>
       <w:r>
         <w:t>Fejlesztési módszertan és verziókövetés</w:t>
       </w:r>
-      <w:bookmarkEnd w:id="11"/>
+      <w:bookmarkEnd w:id="19"/>
     </w:p>
     <w:p>
       <w:pPr>
@@ -2154,21 +3192,8 @@
           <w:numId w:val="16"/>
         </w:numPr>
       </w:pPr>
-      <w:proofErr w:type="spellStart"/>
-      <w:r>
-        <w:t>Git</w:t>
-      </w:r>
-      <w:proofErr w:type="spellEnd"/>
-      <w:r>
-        <w:t xml:space="preserve"> verzió kezelő (</w:t>
-      </w:r>
-      <w:proofErr w:type="spellStart"/>
-      <w:r>
-        <w:t>Github</w:t>
-      </w:r>
-      <w:proofErr w:type="spellEnd"/>
-      <w:r>
-        <w:t>)</w:t>
+      <w:r>
+        <w:t>Git verzió kezelő (Github)</w:t>
       </w:r>
     </w:p>
     <w:p>
@@ -2178,14 +3203,14 @@
           <w:lang w:eastAsia="hu-HU"/>
         </w:rPr>
       </w:pPr>
-      <w:bookmarkStart w:id="12" w:name="_Toc239241758"/>
+      <w:bookmarkStart w:id="20" w:name="_Toc239368882"/>
       <w:r>
         <w:rPr>
           <w:lang w:eastAsia="hu-HU"/>
         </w:rPr>
         <w:t>Felhasználói felület</w:t>
       </w:r>
-      <w:bookmarkEnd w:id="12"/>
+      <w:bookmarkEnd w:id="20"/>
     </w:p>
     <w:p>
       <w:pPr>
@@ -2194,11 +3219,11 @@
           <w:lang w:eastAsia="hu-HU"/>
         </w:rPr>
       </w:pPr>
-      <w:bookmarkStart w:id="13" w:name="_Toc239241759"/>
+      <w:bookmarkStart w:id="21" w:name="_Toc239368883"/>
       <w:r>
         <w:t>Megjelenés és dizájnelvek</w:t>
       </w:r>
-      <w:bookmarkEnd w:id="13"/>
+      <w:bookmarkEnd w:id="21"/>
     </w:p>
     <w:p>
       <w:pPr>
@@ -2210,21 +3235,7 @@
         <w:rPr>
           <w:lang w:eastAsia="hu-HU"/>
         </w:rPr>
-        <w:t>A modern stílus vonalat képviseli, a „</w:t>
-      </w:r>
-      <w:proofErr w:type="spellStart"/>
-      <w:r>
-        <w:rPr>
-          <w:lang w:eastAsia="hu-HU"/>
-        </w:rPr>
-        <w:t>light-weight</w:t>
-      </w:r>
-      <w:proofErr w:type="spellEnd"/>
-      <w:r>
-        <w:rPr>
-          <w:lang w:eastAsia="hu-HU"/>
-        </w:rPr>
-        <w:t>” stílusnak köszönheti</w:t>
+        <w:t>A modern stílus vonalat képviseli, a „light-weight” stílusnak köszönheti</w:t>
       </w:r>
       <w:r>
         <w:rPr>
@@ -2237,11 +3248,11 @@
       <w:pPr>
         <w:pStyle w:val="Cmsor1"/>
       </w:pPr>
-      <w:bookmarkStart w:id="14" w:name="_Toc239241760"/>
+      <w:bookmarkStart w:id="22" w:name="_Toc239368884"/>
       <w:r>
         <w:t>Dokumentáció</w:t>
       </w:r>
-      <w:bookmarkEnd w:id="14"/>
+      <w:bookmarkEnd w:id="22"/>
     </w:p>
     <w:p>
       <w:pPr>
@@ -2250,11 +3261,11 @@
           <w:lang w:eastAsia="hu-HU"/>
         </w:rPr>
       </w:pPr>
-      <w:bookmarkStart w:id="15" w:name="_Toc239241761"/>
+      <w:bookmarkStart w:id="23" w:name="_Toc239368885"/>
       <w:r>
         <w:t>Erőforrás-terv és munkaidő-nyilvántartás</w:t>
       </w:r>
-      <w:bookmarkEnd w:id="15"/>
+      <w:bookmarkEnd w:id="23"/>
     </w:p>
     <w:p>
       <w:pPr>
@@ -2263,11 +3274,11 @@
           <w:lang w:eastAsia="hu-HU"/>
         </w:rPr>
       </w:pPr>
-      <w:bookmarkStart w:id="16" w:name="_Toc239241762"/>
+      <w:bookmarkStart w:id="24" w:name="_Toc239368886"/>
       <w:r>
         <w:t>A projekt értékelése</w:t>
       </w:r>
-      <w:bookmarkEnd w:id="16"/>
+      <w:bookmarkEnd w:id="24"/>
     </w:p>
     <w:p>
       <w:pPr>
@@ -2276,14 +3287,11 @@
           <w:lang w:eastAsia="hu-HU"/>
         </w:rPr>
       </w:pPr>
-      <w:bookmarkStart w:id="17" w:name="_Toc239241763"/>
-      <w:r>
-        <w:t xml:space="preserve">Projekt </w:t>
-      </w:r>
-      <w:r>
-        <w:t>Adatlap</w:t>
-      </w:r>
-      <w:bookmarkEnd w:id="17"/>
+      <w:bookmarkStart w:id="25" w:name="_Toc239368887"/>
+      <w:r>
+        <w:t>Projekt Adatlap</w:t>
+      </w:r>
+      <w:bookmarkEnd w:id="25"/>
     </w:p>
     <w:p>
       <w:pPr>
@@ -2326,7 +3334,7 @@
 </file>
 
 <file path=word/endnotes.xml><?xml version="1.0" encoding="utf-8"?>
-<w:endnotes xmlns:wpc="http://schemas.microsoft.com/office/word/2010/wordprocessingCanvas" xmlns:cx="http://schemas.microsoft.com/office/drawing/2014/chartex" xmlns:cx1="http://schemas.microsoft.com/office/drawing/2015/9/8/chartex" xmlns:cx2="http://schemas.microsoft.com/office/drawing/2015/10/21/chartex" xmlns:cx3="http://schemas.microsoft.com/office/drawing/2016/5/9/chartex" xmlns:cx4="http://schemas.microsoft.com/office/drawing/2016/5/10/chartex" xmlns:cx5="http://schemas.microsoft.com/office/drawing/2016/5/11/chartex" xmlns:cx6="http://schemas.microsoft.com/office/drawing/2016/5/12/chartex" xmlns:cx7="http://schemas.microsoft.com/office/drawing/2016/5/13/chartex" xmlns:cx8="http://schemas.microsoft.com/office/drawing/2016/5/14/chartex" xmlns:mc="http://schemas.openxmlformats.org/markup-compatibility/2006" xmlns:aink="http://schemas.microsoft.com/office/drawing/2016/ink" xmlns:am3d="http://schemas.microsoft.com/office/drawing/2017/model3d" xmlns:o="urn:schemas-microsoft-com:office:office" xmlns:r="http://schemas.openxmlformats.org/officeDocument/2006/relationships" xmlns:m="http://schemas.openxmlformats.org/officeDocument/2006/math" xmlns:v="urn:schemas-microsoft-com:vml" xmlns:wp14="http://schemas.microsoft.com/office/word/2010/wordprocessingDrawing" xmlns:wp="http://schemas.openxmlformats.org/drawingml/2006/wordprocessingDrawing" xmlns:w10="urn:schemas-microsoft-com:office:word" xmlns:w="http://schemas.openxmlformats.org/wordprocessingml/2006/main" xmlns:w14="http://schemas.microsoft.com/office/word/2010/wordml" xmlns:w15="http://schemas.microsoft.com/office/word/2012/wordml" xmlns:w16cex="http://schemas.microsoft.com/office/word/2018/wordml/cex" xmlns:w16cid="http://schemas.microsoft.com/office/word/2016/wordml/cid" xmlns:w16="http://schemas.microsoft.com/office/word/2018/wordml" xmlns:w16sdtdh="http://schemas.microsoft.com/office/word/2020/wordml/sdtdatahash" xmlns:w16se="http://schemas.microsoft.com/office/word/2015/wordml/symex" xmlns:wpg="http://schemas.microsoft.com/office/word/2010/wordprocessingGroup" xmlns:wpi="http://schemas.microsoft.com/office/word/2010/wordprocessingInk" xmlns:wne="http://schemas.microsoft.com/office/word/2006/wordml" xmlns:wps="http://schemas.microsoft.com/office/word/2010/wordprocessingShape" mc:Ignorable="w14 w15 w16se w16cid w16 w16cex w16sdtdh wp14">
+<w:endnotes xmlns:wpc="http://schemas.microsoft.com/office/word/2010/wordprocessingCanvas" xmlns:cx="http://schemas.microsoft.com/office/drawing/2014/chartex" xmlns:cx1="http://schemas.microsoft.com/office/drawing/2015/9/8/chartex" xmlns:cx2="http://schemas.microsoft.com/office/drawing/2015/10/21/chartex" xmlns:cx3="http://schemas.microsoft.com/office/drawing/2016/5/9/chartex" xmlns:cx4="http://schemas.microsoft.com/office/drawing/2016/5/10/chartex" xmlns:cx5="http://schemas.microsoft.com/office/drawing/2016/5/11/chartex" xmlns:cx6="http://schemas.microsoft.com/office/drawing/2016/5/12/chartex" xmlns:cx7="http://schemas.microsoft.com/office/drawing/2016/5/13/chartex" xmlns:cx8="http://schemas.microsoft.com/office/drawing/2016/5/14/chartex" xmlns:mc="http://schemas.openxmlformats.org/markup-compatibility/2006" xmlns:aink="http://schemas.microsoft.com/office/drawing/2016/ink" xmlns:am3d="http://schemas.microsoft.com/office/drawing/2017/model3d" xmlns:o="urn:schemas-microsoft-com:office:office" xmlns:oel="http://schemas.microsoft.com/office/2019/extlst" xmlns:r="http://schemas.openxmlformats.org/officeDocument/2006/relationships" xmlns:m="http://schemas.openxmlformats.org/officeDocument/2006/math" xmlns:v="urn:schemas-microsoft-com:vml" xmlns:wp14="http://schemas.microsoft.com/office/word/2010/wordprocessingDrawing" xmlns:wp="http://schemas.openxmlformats.org/drawingml/2006/wordprocessingDrawing" xmlns:w10="urn:schemas-microsoft-com:office:word" xmlns:w="http://schemas.openxmlformats.org/wordprocessingml/2006/main" xmlns:w14="http://schemas.microsoft.com/office/word/2010/wordml" xmlns:w15="http://schemas.microsoft.com/office/word/2012/wordml" xmlns:w16cex="http://schemas.microsoft.com/office/word/2018/wordml/cex" xmlns:w16cid="http://schemas.microsoft.com/office/word/2016/wordml/cid" xmlns:w16="http://schemas.microsoft.com/office/word/2018/wordml" xmlns:w16du="http://schemas.microsoft.com/office/word/2023/wordml/word16du" xmlns:w16sdtdh="http://schemas.microsoft.com/office/word/2020/wordml/sdtdatahash" xmlns:w16sdtfl="http://schemas.microsoft.com/office/word/2024/wordml/sdtformatlock" xmlns:w16se="http://schemas.microsoft.com/office/word/2015/wordml/symex" xmlns:wpg="http://schemas.microsoft.com/office/word/2010/wordprocessingGroup" xmlns:wpi="http://schemas.microsoft.com/office/word/2010/wordprocessingInk" xmlns:wne="http://schemas.microsoft.com/office/word/2006/wordml" xmlns:wps="http://schemas.microsoft.com/office/word/2010/wordprocessingShape" mc:Ignorable="w14 w15 w16se w16cid w16 w16cex w16sdtdh w16sdtfl w16du wp14">
   <w:endnote w:type="separator" w:id="-1">
     <w:p>
       <w:pPr>
@@ -2351,7 +3359,7 @@
 </file>
 
 <file path=word/footer1.xml><?xml version="1.0" encoding="utf-8"?>
-<w:ftr xmlns:wpc="http://schemas.microsoft.com/office/word/2010/wordprocessingCanvas" xmlns:cx="http://schemas.microsoft.com/office/drawing/2014/chartex" xmlns:cx1="http://schemas.microsoft.com/office/drawing/2015/9/8/chartex" xmlns:cx2="http://schemas.microsoft.com/office/drawing/2015/10/21/chartex" xmlns:cx3="http://schemas.microsoft.com/office/drawing/2016/5/9/chartex" xmlns:cx4="http://schemas.microsoft.com/office/drawing/2016/5/10/chartex" xmlns:cx5="http://schemas.microsoft.com/office/drawing/2016/5/11/chartex" xmlns:cx6="http://schemas.microsoft.com/office/drawing/2016/5/12/chartex" xmlns:cx7="http://schemas.microsoft.com/office/drawing/2016/5/13/chartex" xmlns:cx8="http://schemas.microsoft.com/office/drawing/2016/5/14/chartex" xmlns:mc="http://schemas.openxmlformats.org/markup-compatibility/2006" xmlns:aink="http://schemas.microsoft.com/office/drawing/2016/ink" xmlns:am3d="http://schemas.microsoft.com/office/drawing/2017/model3d" xmlns:o="urn:schemas-microsoft-com:office:office" xmlns:r="http://schemas.openxmlformats.org/officeDocument/2006/relationships" xmlns:m="http://schemas.openxmlformats.org/officeDocument/2006/math" xmlns:v="urn:schemas-microsoft-com:vml" xmlns:wp14="http://schemas.microsoft.com/office/word/2010/wordprocessingDrawing" xmlns:wp="http://schemas.openxmlformats.org/drawingml/2006/wordprocessingDrawing" xmlns:w10="urn:schemas-microsoft-com:office:word" xmlns:w="http://schemas.openxmlformats.org/wordprocessingml/2006/main" xmlns:w14="http://schemas.microsoft.com/office/word/2010/wordml" xmlns:w15="http://schemas.microsoft.com/office/word/2012/wordml" xmlns:w16cex="http://schemas.microsoft.com/office/word/2018/wordml/cex" xmlns:w16cid="http://schemas.microsoft.com/office/word/2016/wordml/cid" xmlns:w16="http://schemas.microsoft.com/office/word/2018/wordml" xmlns:w16sdtdh="http://schemas.microsoft.com/office/word/2020/wordml/sdtdatahash" xmlns:w16se="http://schemas.microsoft.com/office/word/2015/wordml/symex" xmlns:wpg="http://schemas.microsoft.com/office/word/2010/wordprocessingGroup" xmlns:wpi="http://schemas.microsoft.com/office/word/2010/wordprocessingInk" xmlns:wne="http://schemas.microsoft.com/office/word/2006/wordml" xmlns:wps="http://schemas.microsoft.com/office/word/2010/wordprocessingShape" mc:Ignorable="w14 w15 w16se w16cid w16 w16cex w16sdtdh wp14">
+<w:ftr xmlns:wpc="http://schemas.microsoft.com/office/word/2010/wordprocessingCanvas" xmlns:cx="http://schemas.microsoft.com/office/drawing/2014/chartex" xmlns:cx1="http://schemas.microsoft.com/office/drawing/2015/9/8/chartex" xmlns:cx2="http://schemas.microsoft.com/office/drawing/2015/10/21/chartex" xmlns:cx3="http://schemas.microsoft.com/office/drawing/2016/5/9/chartex" xmlns:cx4="http://schemas.microsoft.com/office/drawing/2016/5/10/chartex" xmlns:cx5="http://schemas.microsoft.com/office/drawing/2016/5/11/chartex" xmlns:cx6="http://schemas.microsoft.com/office/drawing/2016/5/12/chartex" xmlns:cx7="http://schemas.microsoft.com/office/drawing/2016/5/13/chartex" xmlns:cx8="http://schemas.microsoft.com/office/drawing/2016/5/14/chartex" xmlns:mc="http://schemas.openxmlformats.org/markup-compatibility/2006" xmlns:aink="http://schemas.microsoft.com/office/drawing/2016/ink" xmlns:am3d="http://schemas.microsoft.com/office/drawing/2017/model3d" xmlns:o="urn:schemas-microsoft-com:office:office" xmlns:oel="http://schemas.microsoft.com/office/2019/extlst" xmlns:r="http://schemas.openxmlformats.org/officeDocument/2006/relationships" xmlns:m="http://schemas.openxmlformats.org/officeDocument/2006/math" xmlns:v="urn:schemas-microsoft-com:vml" xmlns:wp14="http://schemas.microsoft.com/office/word/2010/wordprocessingDrawing" xmlns:wp="http://schemas.openxmlformats.org/drawingml/2006/wordprocessingDrawing" xmlns:w10="urn:schemas-microsoft-com:office:word" xmlns:w="http://schemas.openxmlformats.org/wordprocessingml/2006/main" xmlns:w14="http://schemas.microsoft.com/office/word/2010/wordml" xmlns:w15="http://schemas.microsoft.com/office/word/2012/wordml" xmlns:w16cex="http://schemas.microsoft.com/office/word/2018/wordml/cex" xmlns:w16cid="http://schemas.microsoft.com/office/word/2016/wordml/cid" xmlns:w16="http://schemas.microsoft.com/office/word/2018/wordml" xmlns:w16du="http://schemas.microsoft.com/office/word/2023/wordml/word16du" xmlns:w16sdtdh="http://schemas.microsoft.com/office/word/2020/wordml/sdtdatahash" xmlns:w16sdtfl="http://schemas.microsoft.com/office/word/2024/wordml/sdtformatlock" xmlns:w16se="http://schemas.microsoft.com/office/word/2015/wordml/symex" xmlns:wpg="http://schemas.microsoft.com/office/word/2010/wordprocessingGroup" xmlns:wpi="http://schemas.microsoft.com/office/word/2010/wordprocessingInk" xmlns:wne="http://schemas.microsoft.com/office/word/2006/wordml" xmlns:wps="http://schemas.microsoft.com/office/word/2010/wordprocessingShape" mc:Ignorable="w14 w15 w16se w16cid w16 w16cex w16sdtdh w16sdtfl w16du wp14">
   <w:sdt>
     <w:sdtPr>
       <w:id w:val="-1194460496"/>
@@ -2360,7 +3368,6 @@
         <w:docPartUnique/>
       </w:docPartObj>
     </w:sdtPr>
-    <w:sdtEndPr/>
     <w:sdtContent>
       <w:p>
         <w:pPr>
@@ -2475,7 +3482,7 @@
                     <v:h position="#0,topLeft" switch="" xrange="0,10800"/>
                   </v:handles>
                 </v:shapetype>
-                <v:shape id="Nagy zárójel 2" o:spid="_x0000_s1026" type="#_x0000_t185" style="position:absolute;margin-left:0;margin-top:0;width:43.45pt;height:18.8pt;z-index:251660288;visibility:visible;mso-wrap-style:square;mso-width-percent:100;mso-height-percent:0;mso-wrap-distance-left:9pt;mso-wrap-distance-top:0;mso-wrap-distance-right:9pt;mso-wrap-distance-bottom:0;mso-position-horizontal:center;mso-position-horizontal-relative:margin;mso-position-vertical:center;mso-position-vertical-relative:bottom-margin-area;mso-width-percent:100;mso-height-percent:0;mso-width-relative:margin;mso-height-relative:bottom-margin-area;v-text-anchor:top" o:gfxdata="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" filled="t" strokecolor="gray" strokeweight="2.25pt">
+                <v:shape id="Nagy zárójel 2" o:spid="_x0000_s1026" type="#_x0000_t185" style="position:absolute;margin-left:0;margin-top:0;width:43.45pt;height:18.8pt;z-index:251660288;visibility:visible;mso-wrap-style:square;mso-width-percent:100;mso-height-percent:0;mso-wrap-distance-left:9pt;mso-wrap-distance-top:0;mso-wrap-distance-right:9pt;mso-wrap-distance-bottom:0;mso-position-horizontal:center;mso-position-horizontal-relative:margin;mso-position-vertical:center;mso-position-vertical-relative:bottom-margin-area;mso-width-percent:100;mso-height-percent:0;mso-width-relative:margin;mso-height-relative:bottom-margin-area;v-text-anchor:top" o:gfxdata="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" filled="t" strokecolor="gray" strokeweight="2.25pt">
                   <v:textbox inset=",0,,0">
                     <w:txbxContent>
                       <w:p>
@@ -2592,7 +3599,7 @@
 </file>
 
 <file path=word/footnotes.xml><?xml version="1.0" encoding="utf-8"?>
-<w:footnotes xmlns:wpc="http://schemas.microsoft.com/office/word/2010/wordprocessingCanvas" xmlns:cx="http://schemas.microsoft.com/office/drawing/2014/chartex" xmlns:cx1="http://schemas.microsoft.com/office/drawing/2015/9/8/chartex" xmlns:cx2="http://schemas.microsoft.com/office/drawing/2015/10/21/chartex" xmlns:cx3="http://schemas.microsoft.com/office/drawing/2016/5/9/chartex" xmlns:cx4="http://schemas.microsoft.com/office/drawing/2016/5/10/chartex" xmlns:cx5="http://schemas.microsoft.com/office/drawing/2016/5/11/chartex" xmlns:cx6="http://schemas.microsoft.com/office/drawing/2016/5/12/chartex" xmlns:cx7="http://schemas.microsoft.com/office/drawing/2016/5/13/chartex" xmlns:cx8="http://schemas.microsoft.com/office/drawing/2016/5/14/chartex" xmlns:mc="http://schemas.openxmlformats.org/markup-compatibility/2006" xmlns:aink="http://schemas.microsoft.com/office/drawing/2016/ink" xmlns:am3d="http://schemas.microsoft.com/office/drawing/2017/model3d" xmlns:o="urn:schemas-microsoft-com:office:office" xmlns:r="http://schemas.openxmlformats.org/officeDocument/2006/relationships" xmlns:m="http://schemas.openxmlformats.org/officeDocument/2006/math" xmlns:v="urn:schemas-microsoft-com:vml" xmlns:wp14="http://schemas.microsoft.com/office/word/2010/wordprocessingDrawing" xmlns:wp="http://schemas.openxmlformats.org/drawingml/2006/wordprocessingDrawing" xmlns:w10="urn:schemas-microsoft-com:office:word" xmlns:w="http://schemas.openxmlformats.org/wordprocessingml/2006/main" xmlns:w14="http://schemas.microsoft.com/office/word/2010/wordml" xmlns:w15="http://schemas.microsoft.com/office/word/2012/wordml" xmlns:w16cex="http://schemas.microsoft.com/office/word/2018/wordml/cex" xmlns:w16cid="http://schemas.microsoft.com/office/word/2016/wordml/cid" xmlns:w16="http://schemas.microsoft.com/office/word/2018/wordml" xmlns:w16sdtdh="http://schemas.microsoft.com/office/word/2020/wordml/sdtdatahash" xmlns:w16se="http://schemas.microsoft.com/office/word/2015/wordml/symex" xmlns:wpg="http://schemas.microsoft.com/office/word/2010/wordprocessingGroup" xmlns:wpi="http://schemas.microsoft.com/office/word/2010/wordprocessingInk" xmlns:wne="http://schemas.microsoft.com/office/word/2006/wordml" xmlns:wps="http://schemas.microsoft.com/office/word/2010/wordprocessingShape" mc:Ignorable="w14 w15 w16se w16cid w16 w16cex w16sdtdh wp14">
+<w:footnotes xmlns:wpc="http://schemas.microsoft.com/office/word/2010/wordprocessingCanvas" xmlns:cx="http://schemas.microsoft.com/office/drawing/2014/chartex" xmlns:cx1="http://schemas.microsoft.com/office/drawing/2015/9/8/chartex" xmlns:cx2="http://schemas.microsoft.com/office/drawing/2015/10/21/chartex" xmlns:cx3="http://schemas.microsoft.com/office/drawing/2016/5/9/chartex" xmlns:cx4="http://schemas.microsoft.com/office/drawing/2016/5/10/chartex" xmlns:cx5="http://schemas.microsoft.com/office/drawing/2016/5/11/chartex" xmlns:cx6="http://schemas.microsoft.com/office/drawing/2016/5/12/chartex" xmlns:cx7="http://schemas.microsoft.com/office/drawing/2016/5/13/chartex" xmlns:cx8="http://schemas.microsoft.com/office/drawing/2016/5/14/chartex" xmlns:mc="http://schemas.openxmlformats.org/markup-compatibility/2006" xmlns:aink="http://schemas.microsoft.com/office/drawing/2016/ink" xmlns:am3d="http://schemas.microsoft.com/office/drawing/2017/model3d" xmlns:o="urn:schemas-microsoft-com:office:office" xmlns:oel="http://schemas.microsoft.com/office/2019/extlst" xmlns:r="http://schemas.openxmlformats.org/officeDocument/2006/relationships" xmlns:m="http://schemas.openxmlformats.org/officeDocument/2006/math" xmlns:v="urn:schemas-microsoft-com:vml" xmlns:wp14="http://schemas.microsoft.com/office/word/2010/wordprocessingDrawing" xmlns:wp="http://schemas.openxmlformats.org/drawingml/2006/wordprocessingDrawing" xmlns:w10="urn:schemas-microsoft-com:office:word" xmlns:w="http://schemas.openxmlformats.org/wordprocessingml/2006/main" xmlns:w14="http://schemas.microsoft.com/office/word/2010/wordml" xmlns:w15="http://schemas.microsoft.com/office/word/2012/wordml" xmlns:w16cex="http://schemas.microsoft.com/office/word/2018/wordml/cex" xmlns:w16cid="http://schemas.microsoft.com/office/word/2016/wordml/cid" xmlns:w16="http://schemas.microsoft.com/office/word/2018/wordml" xmlns:w16du="http://schemas.microsoft.com/office/word/2023/wordml/word16du" xmlns:w16sdtdh="http://schemas.microsoft.com/office/word/2020/wordml/sdtdatahash" xmlns:w16sdtfl="http://schemas.microsoft.com/office/word/2024/wordml/sdtformatlock" xmlns:w16se="http://schemas.microsoft.com/office/word/2015/wordml/symex" xmlns:wpg="http://schemas.microsoft.com/office/word/2010/wordprocessingGroup" xmlns:wpi="http://schemas.microsoft.com/office/word/2010/wordprocessingInk" xmlns:wne="http://schemas.microsoft.com/office/word/2006/wordml" xmlns:wps="http://schemas.microsoft.com/office/word/2010/wordprocessingShape" mc:Ignorable="w14 w15 w16se w16cid w16 w16cex w16sdtdh w16sdtfl w16du wp14">
   <w:footnote w:type="separator" w:id="-1">
     <w:p>
       <w:pPr>
@@ -2617,7 +3624,7 @@
 </file>
 
 <file path=word/header1.xml><?xml version="1.0" encoding="utf-8"?>
-<w:hdr xmlns:wpc="http://schemas.microsoft.com/office/word/2010/wordprocessingCanvas" xmlns:cx="http://schemas.microsoft.com/office/drawing/2014/chartex" xmlns:cx1="http://schemas.microsoft.com/office/drawing/2015/9/8/chartex" xmlns:cx2="http://schemas.microsoft.com/office/drawing/2015/10/21/chartex" xmlns:cx3="http://schemas.microsoft.com/office/drawing/2016/5/9/chartex" xmlns:cx4="http://schemas.microsoft.com/office/drawing/2016/5/10/chartex" xmlns:cx5="http://schemas.microsoft.com/office/drawing/2016/5/11/chartex" xmlns:cx6="http://schemas.microsoft.com/office/drawing/2016/5/12/chartex" xmlns:cx7="http://schemas.microsoft.com/office/drawing/2016/5/13/chartex" xmlns:cx8="http://schemas.microsoft.com/office/drawing/2016/5/14/chartex" xmlns:mc="http://schemas.openxmlformats.org/markup-compatibility/2006" xmlns:aink="http://schemas.microsoft.com/office/drawing/2016/ink" xmlns:am3d="http://schemas.microsoft.com/office/drawing/2017/model3d" xmlns:o="urn:schemas-microsoft-com:office:office" xmlns:r="http://schemas.openxmlformats.org/officeDocument/2006/relationships" xmlns:m="http://schemas.openxmlformats.org/officeDocument/2006/math" xmlns:v="urn:schemas-microsoft-com:vml" xmlns:wp14="http://schemas.microsoft.com/office/word/2010/wordprocessingDrawing" xmlns:wp="http://schemas.openxmlformats.org/drawingml/2006/wordprocessingDrawing" xmlns:w10="urn:schemas-microsoft-com:office:word" xmlns:w="http://schemas.openxmlformats.org/wordprocessingml/2006/main" xmlns:w14="http://schemas.microsoft.com/office/word/2010/wordml" xmlns:w15="http://schemas.microsoft.com/office/word/2012/wordml" xmlns:w16cex="http://schemas.microsoft.com/office/word/2018/wordml/cex" xmlns:w16cid="http://schemas.microsoft.com/office/word/2016/wordml/cid" xmlns:w16="http://schemas.microsoft.com/office/word/2018/wordml" xmlns:w16sdtdh="http://schemas.microsoft.com/office/word/2020/wordml/sdtdatahash" xmlns:w16se="http://schemas.microsoft.com/office/word/2015/wordml/symex" xmlns:wpg="http://schemas.microsoft.com/office/word/2010/wordprocessingGroup" xmlns:wpi="http://schemas.microsoft.com/office/word/2010/wordprocessingInk" xmlns:wne="http://schemas.microsoft.com/office/word/2006/wordml" xmlns:wps="http://schemas.microsoft.com/office/word/2010/wordprocessingShape" mc:Ignorable="w14 w15 w16se w16cid w16 w16cex w16sdtdh wp14">
+<w:hdr xmlns:wpc="http://schemas.microsoft.com/office/word/2010/wordprocessingCanvas" xmlns:cx="http://schemas.microsoft.com/office/drawing/2014/chartex" xmlns:cx1="http://schemas.microsoft.com/office/drawing/2015/9/8/chartex" xmlns:cx2="http://schemas.microsoft.com/office/drawing/2015/10/21/chartex" xmlns:cx3="http://schemas.microsoft.com/office/drawing/2016/5/9/chartex" xmlns:cx4="http://schemas.microsoft.com/office/drawing/2016/5/10/chartex" xmlns:cx5="http://schemas.microsoft.com/office/drawing/2016/5/11/chartex" xmlns:cx6="http://schemas.microsoft.com/office/drawing/2016/5/12/chartex" xmlns:cx7="http://schemas.microsoft.com/office/drawing/2016/5/13/chartex" xmlns:cx8="http://schemas.microsoft.com/office/drawing/2016/5/14/chartex" xmlns:mc="http://schemas.openxmlformats.org/markup-compatibility/2006" xmlns:aink="http://schemas.microsoft.com/office/drawing/2016/ink" xmlns:am3d="http://schemas.microsoft.com/office/drawing/2017/model3d" xmlns:o="urn:schemas-microsoft-com:office:office" xmlns:oel="http://schemas.microsoft.com/office/2019/extlst" xmlns:r="http://schemas.openxmlformats.org/officeDocument/2006/relationships" xmlns:m="http://schemas.openxmlformats.org/officeDocument/2006/math" xmlns:v="urn:schemas-microsoft-com:vml" xmlns:wp14="http://schemas.microsoft.com/office/word/2010/wordprocessingDrawing" xmlns:wp="http://schemas.openxmlformats.org/drawingml/2006/wordprocessingDrawing" xmlns:w10="urn:schemas-microsoft-com:office:word" xmlns:w="http://schemas.openxmlformats.org/wordprocessingml/2006/main" xmlns:w14="http://schemas.microsoft.com/office/word/2010/wordml" xmlns:w15="http://schemas.microsoft.com/office/word/2012/wordml" xmlns:w16cex="http://schemas.microsoft.com/office/word/2018/wordml/cex" xmlns:w16cid="http://schemas.microsoft.com/office/word/2016/wordml/cid" xmlns:w16="http://schemas.microsoft.com/office/word/2018/wordml" xmlns:w16du="http://schemas.microsoft.com/office/word/2023/wordml/word16du" xmlns:w16sdtdh="http://schemas.microsoft.com/office/word/2020/wordml/sdtdatahash" xmlns:w16sdtfl="http://schemas.microsoft.com/office/word/2024/wordml/sdtformatlock" xmlns:w16se="http://schemas.microsoft.com/office/word/2015/wordml/symex" xmlns:wpg="http://schemas.microsoft.com/office/word/2010/wordprocessingGroup" xmlns:wpi="http://schemas.microsoft.com/office/word/2010/wordprocessingInk" xmlns:wne="http://schemas.microsoft.com/office/word/2006/wordml" xmlns:wps="http://schemas.microsoft.com/office/word/2010/wordprocessingShape" mc:Ignorable="w14 w15 w16se w16cid w16 w16cex w16sdtdh w16sdtfl w16du wp14">
   <w:p>
     <w:pPr>
       <w:pStyle w:val="lfej"/>
@@ -2627,7 +3634,7 @@
 </file>
 
 <file path=word/numbering.xml><?xml version="1.0" encoding="utf-8"?>
-<w:numbering xmlns:wpc="http://schemas.microsoft.com/office/word/2010/wordprocessingCanvas" xmlns:cx="http://schemas.microsoft.com/office/drawing/2014/chartex" xmlns:cx1="http://schemas.microsoft.com/office/drawing/2015/9/8/chartex" xmlns:cx2="http://schemas.microsoft.com/office/drawing/2015/10/21/chartex" xmlns:cx3="http://schemas.microsoft.com/office/drawing/2016/5/9/chartex" xmlns:cx4="http://schemas.microsoft.com/office/drawing/2016/5/10/chartex" xmlns:cx5="http://schemas.microsoft.com/office/drawing/2016/5/11/chartex" xmlns:cx6="http://schemas.microsoft.com/office/drawing/2016/5/12/chartex" xmlns:cx7="http://schemas.microsoft.com/office/drawing/2016/5/13/chartex" xmlns:cx8="http://schemas.microsoft.com/office/drawing/2016/5/14/chartex" xmlns:mc="http://schemas.openxmlformats.org/markup-compatibility/2006" xmlns:aink="http://schemas.microsoft.com/office/drawing/2016/ink" xmlns:am3d="http://schemas.microsoft.com/office/drawing/2017/model3d" xmlns:o="urn:schemas-microsoft-com:office:office" xmlns:r="http://schemas.openxmlformats.org/officeDocument/2006/relationships" xmlns:m="http://schemas.openxmlformats.org/officeDocument/2006/math" xmlns:v="urn:schemas-microsoft-com:vml" xmlns:wp14="http://schemas.microsoft.com/office/word/2010/wordprocessingDrawing" xmlns:wp="http://schemas.openxmlformats.org/drawingml/2006/wordprocessingDrawing" xmlns:w10="urn:schemas-microsoft-com:office:word" xmlns:w="http://schemas.openxmlformats.org/wordprocessingml/2006/main" xmlns:w14="http://schemas.microsoft.com/office/word/2010/wordml" xmlns:w15="http://schemas.microsoft.com/office/word/2012/wordml" xmlns:w16cex="http://schemas.microsoft.com/office/word/2018/wordml/cex" xmlns:w16cid="http://schemas.microsoft.com/office/word/2016/wordml/cid" xmlns:w16="http://schemas.microsoft.com/office/word/2018/wordml" xmlns:w16sdtdh="http://schemas.microsoft.com/office/word/2020/wordml/sdtdatahash" xmlns:w16se="http://schemas.microsoft.com/office/word/2015/wordml/symex" xmlns:wpg="http://schemas.microsoft.com/office/word/2010/wordprocessingGroup" xmlns:wpi="http://schemas.microsoft.com/office/word/2010/wordprocessingInk" xmlns:wne="http://schemas.microsoft.com/office/word/2006/wordml" xmlns:wps="http://schemas.microsoft.com/office/word/2010/wordprocessingShape" mc:Ignorable="w14 w15 w16se w16cid w16 w16cex w16sdtdh wp14">
+<w:numbering xmlns:wpc="http://schemas.microsoft.com/office/word/2010/wordprocessingCanvas" xmlns:cx="http://schemas.microsoft.com/office/drawing/2014/chartex" xmlns:cx1="http://schemas.microsoft.com/office/drawing/2015/9/8/chartex" xmlns:cx2="http://schemas.microsoft.com/office/drawing/2015/10/21/chartex" xmlns:cx3="http://schemas.microsoft.com/office/drawing/2016/5/9/chartex" xmlns:cx4="http://schemas.microsoft.com/office/drawing/2016/5/10/chartex" xmlns:cx5="http://schemas.microsoft.com/office/drawing/2016/5/11/chartex" xmlns:cx6="http://schemas.microsoft.com/office/drawing/2016/5/12/chartex" xmlns:cx7="http://schemas.microsoft.com/office/drawing/2016/5/13/chartex" xmlns:cx8="http://schemas.microsoft.com/office/drawing/2016/5/14/chartex" xmlns:mc="http://schemas.openxmlformats.org/markup-compatibility/2006" xmlns:aink="http://schemas.microsoft.com/office/drawing/2016/ink" xmlns:am3d="http://schemas.microsoft.com/office/drawing/2017/model3d" xmlns:o="urn:schemas-microsoft-com:office:office" xmlns:oel="http://schemas.microsoft.com/office/2019/extlst" xmlns:r="http://schemas.openxmlformats.org/officeDocument/2006/relationships" xmlns:m="http://schemas.openxmlformats.org/officeDocument/2006/math" xmlns:v="urn:schemas-microsoft-com:vml" xmlns:wp14="http://schemas.microsoft.com/office/word/2010/wordprocessingDrawing" xmlns:wp="http://schemas.openxmlformats.org/drawingml/2006/wordprocessingDrawing" xmlns:w10="urn:schemas-microsoft-com:office:word" xmlns:w="http://schemas.openxmlformats.org/wordprocessingml/2006/main" xmlns:w14="http://schemas.microsoft.com/office/word/2010/wordml" xmlns:w15="http://schemas.microsoft.com/office/word/2012/wordml" xmlns:w16cex="http://schemas.microsoft.com/office/word/2018/wordml/cex" xmlns:w16cid="http://schemas.microsoft.com/office/word/2016/wordml/cid" xmlns:w16="http://schemas.microsoft.com/office/word/2018/wordml" xmlns:w16du="http://schemas.microsoft.com/office/word/2023/wordml/word16du" xmlns:w16sdtdh="http://schemas.microsoft.com/office/word/2020/wordml/sdtdatahash" xmlns:w16sdtfl="http://schemas.microsoft.com/office/word/2024/wordml/sdtformatlock" xmlns:w16se="http://schemas.microsoft.com/office/word/2015/wordml/symex" xmlns:wpg="http://schemas.microsoft.com/office/word/2010/wordprocessingGroup" xmlns:wpi="http://schemas.microsoft.com/office/word/2010/wordprocessingInk" xmlns:wne="http://schemas.microsoft.com/office/word/2006/wordml" xmlns:wps="http://schemas.microsoft.com/office/word/2010/wordprocessingShape" mc:Ignorable="w14 w15 w16se w16cid w16 w16cex w16sdtdh w16sdtfl w16du wp14">
   <w:abstractNum w:abstractNumId="0" w15:restartNumberingAfterBreak="0">
     <w:nsid w:val="0E225B54"/>
     <w:multiLevelType w:val="hybridMultilevel"/>
@@ -3181,6 +4188,119 @@
     </w:lvl>
   </w:abstractNum>
   <w:abstractNum w:abstractNumId="6" w15:restartNumberingAfterBreak="0">
+    <w:nsid w:val="268F0860"/>
+    <w:multiLevelType w:val="hybridMultilevel"/>
+    <w:tmpl w:val="D91828DA"/>
+    <w:lvl w:ilvl="0" w:tplc="040E0001">
+      <w:start w:val="1"/>
+      <w:numFmt w:val="bullet"/>
+      <w:lvlText w:val=""/>
+      <w:lvlJc w:val="left"/>
+      <w:pPr>
+        <w:ind w:left="720" w:hanging="360"/>
+      </w:pPr>
+      <w:rPr>
+        <w:rFonts w:ascii="Symbol" w:hAnsi="Symbol" w:hint="default"/>
+      </w:rPr>
+    </w:lvl>
+    <w:lvl w:ilvl="1" w:tplc="040E0003" w:tentative="1">
+      <w:start w:val="1"/>
+      <w:numFmt w:val="bullet"/>
+      <w:lvlText w:val="o"/>
+      <w:lvlJc w:val="left"/>
+      <w:pPr>
+        <w:ind w:left="1440" w:hanging="360"/>
+      </w:pPr>
+      <w:rPr>
+        <w:rFonts w:ascii="Courier New" w:hAnsi="Courier New" w:cs="Courier New" w:hint="default"/>
+      </w:rPr>
+    </w:lvl>
+    <w:lvl w:ilvl="2" w:tplc="040E0005" w:tentative="1">
+      <w:start w:val="1"/>
+      <w:numFmt w:val="bullet"/>
+      <w:lvlText w:val=""/>
+      <w:lvlJc w:val="left"/>
+      <w:pPr>
+        <w:ind w:left="2160" w:hanging="360"/>
+      </w:pPr>
+      <w:rPr>
+        <w:rFonts w:ascii="Wingdings" w:hAnsi="Wingdings" w:hint="default"/>
+      </w:rPr>
+    </w:lvl>
+    <w:lvl w:ilvl="3" w:tplc="040E0001" w:tentative="1">
+      <w:start w:val="1"/>
+      <w:numFmt w:val="bullet"/>
+      <w:lvlText w:val=""/>
+      <w:lvlJc w:val="left"/>
+      <w:pPr>
+        <w:ind w:left="2880" w:hanging="360"/>
+      </w:pPr>
+      <w:rPr>
+        <w:rFonts w:ascii="Symbol" w:hAnsi="Symbol" w:hint="default"/>
+      </w:rPr>
+    </w:lvl>
+    <w:lvl w:ilvl="4" w:tplc="040E0003" w:tentative="1">
+      <w:start w:val="1"/>
+      <w:numFmt w:val="bullet"/>
+      <w:lvlText w:val="o"/>
+      <w:lvlJc w:val="left"/>
+      <w:pPr>
+        <w:ind w:left="3600" w:hanging="360"/>
+      </w:pPr>
+      <w:rPr>
+        <w:rFonts w:ascii="Courier New" w:hAnsi="Courier New" w:cs="Courier New" w:hint="default"/>
+      </w:rPr>
+    </w:lvl>
+    <w:lvl w:ilvl="5" w:tplc="040E0005" w:tentative="1">
+      <w:start w:val="1"/>
+      <w:numFmt w:val="bullet"/>
+      <w:lvlText w:val=""/>
+      <w:lvlJc w:val="left"/>
+      <w:pPr>
+        <w:ind w:left="4320" w:hanging="360"/>
+      </w:pPr>
+      <w:rPr>
+        <w:rFonts w:ascii="Wingdings" w:hAnsi="Wingdings" w:hint="default"/>
+      </w:rPr>
+    </w:lvl>
+    <w:lvl w:ilvl="6" w:tplc="040E0001" w:tentative="1">
+      <w:start w:val="1"/>
+      <w:numFmt w:val="bullet"/>
+      <w:lvlText w:val=""/>
+      <w:lvlJc w:val="left"/>
+      <w:pPr>
+        <w:ind w:left="5040" w:hanging="360"/>
+      </w:pPr>
+      <w:rPr>
+        <w:rFonts w:ascii="Symbol" w:hAnsi="Symbol" w:hint="default"/>
+      </w:rPr>
+    </w:lvl>
+    <w:lvl w:ilvl="7" w:tplc="040E0003" w:tentative="1">
+      <w:start w:val="1"/>
+      <w:numFmt w:val="bullet"/>
+      <w:lvlText w:val="o"/>
+      <w:lvlJc w:val="left"/>
+      <w:pPr>
+        <w:ind w:left="5760" w:hanging="360"/>
+      </w:pPr>
+      <w:rPr>
+        <w:rFonts w:ascii="Courier New" w:hAnsi="Courier New" w:cs="Courier New" w:hint="default"/>
+      </w:rPr>
+    </w:lvl>
+    <w:lvl w:ilvl="8" w:tplc="040E0005" w:tentative="1">
+      <w:start w:val="1"/>
+      <w:numFmt w:val="bullet"/>
+      <w:lvlText w:val=""/>
+      <w:lvlJc w:val="left"/>
+      <w:pPr>
+        <w:ind w:left="6480" w:hanging="360"/>
+      </w:pPr>
+      <w:rPr>
+        <w:rFonts w:ascii="Wingdings" w:hAnsi="Wingdings" w:hint="default"/>
+      </w:rPr>
+    </w:lvl>
+  </w:abstractNum>
+  <w:abstractNum w:abstractNumId="7" w15:restartNumberingAfterBreak="0">
     <w:nsid w:val="334B75D3"/>
     <w:multiLevelType w:val="hybridMultilevel"/>
     <w:tmpl w:val="FB28ECE0"/>
@@ -3293,7 +4413,7 @@
       </w:rPr>
     </w:lvl>
   </w:abstractNum>
-  <w:abstractNum w:abstractNumId="7" w15:restartNumberingAfterBreak="0">
+  <w:abstractNum w:abstractNumId="8" w15:restartNumberingAfterBreak="0">
     <w:nsid w:val="36B032D4"/>
     <w:multiLevelType w:val="hybridMultilevel"/>
     <w:tmpl w:val="62664A80"/>
@@ -3406,7 +4526,7 @@
       </w:rPr>
     </w:lvl>
   </w:abstractNum>
-  <w:abstractNum w:abstractNumId="8" w15:restartNumberingAfterBreak="0">
+  <w:abstractNum w:abstractNumId="9" w15:restartNumberingAfterBreak="0">
     <w:nsid w:val="5E8B3339"/>
     <w:multiLevelType w:val="hybridMultilevel"/>
     <w:tmpl w:val="BD0E4D82"/>
@@ -3519,7 +4639,7 @@
       </w:rPr>
     </w:lvl>
   </w:abstractNum>
-  <w:abstractNum w:abstractNumId="9" w15:restartNumberingAfterBreak="0">
+  <w:abstractNum w:abstractNumId="10" w15:restartNumberingAfterBreak="0">
     <w:nsid w:val="65763252"/>
     <w:multiLevelType w:val="hybridMultilevel"/>
     <w:tmpl w:val="0D8E71EC"/>
@@ -3632,7 +4752,7 @@
       </w:rPr>
     </w:lvl>
   </w:abstractNum>
-  <w:abstractNum w:abstractNumId="10" w15:restartNumberingAfterBreak="0">
+  <w:abstractNum w:abstractNumId="11" w15:restartNumberingAfterBreak="0">
     <w:nsid w:val="65C92928"/>
     <w:multiLevelType w:val="hybridMultilevel"/>
     <w:tmpl w:val="35DC8B3E"/>
@@ -3745,7 +4865,7 @@
       </w:rPr>
     </w:lvl>
   </w:abstractNum>
-  <w:abstractNum w:abstractNumId="11" w15:restartNumberingAfterBreak="0">
+  <w:abstractNum w:abstractNumId="12" w15:restartNumberingAfterBreak="0">
     <w:nsid w:val="6C4D084A"/>
     <w:multiLevelType w:val="hybridMultilevel"/>
     <w:tmpl w:val="8FFC30E6"/>
@@ -3831,7 +4951,7 @@
       </w:pPr>
     </w:lvl>
   </w:abstractNum>
-  <w:abstractNum w:abstractNumId="12" w15:restartNumberingAfterBreak="0">
+  <w:abstractNum w:abstractNumId="13" w15:restartNumberingAfterBreak="0">
     <w:nsid w:val="74361AF2"/>
     <w:multiLevelType w:val="multilevel"/>
     <w:tmpl w:val="60AE835C"/>
@@ -3926,7 +5046,7 @@
       </w:pPr>
     </w:lvl>
   </w:abstractNum>
-  <w:abstractNum w:abstractNumId="13" w15:restartNumberingAfterBreak="0">
+  <w:abstractNum w:abstractNumId="14" w15:restartNumberingAfterBreak="0">
     <w:nsid w:val="7DD36580"/>
     <w:multiLevelType w:val="hybridMultilevel"/>
     <w:tmpl w:val="7180B82E"/>
@@ -4039,37 +5159,37 @@
       </w:rPr>
     </w:lvl>
   </w:abstractNum>
-  <w:num w:numId="1">
+  <w:num w:numId="1" w16cid:durableId="543058461">
+    <w:abstractNumId w:val="12"/>
+  </w:num>
+  <w:num w:numId="2" w16cid:durableId="810294621">
+    <w:abstractNumId w:val="5"/>
+  </w:num>
+  <w:num w:numId="3" w16cid:durableId="2051104890">
+    <w:abstractNumId w:val="4"/>
+  </w:num>
+  <w:num w:numId="4" w16cid:durableId="1550529167">
+    <w:abstractNumId w:val="0"/>
+  </w:num>
+  <w:num w:numId="5" w16cid:durableId="116065152">
+    <w:abstractNumId w:val="2"/>
+  </w:num>
+  <w:num w:numId="6" w16cid:durableId="328102062">
+    <w:abstractNumId w:val="7"/>
+  </w:num>
+  <w:num w:numId="7" w16cid:durableId="440105406">
+    <w:abstractNumId w:val="1"/>
+  </w:num>
+  <w:num w:numId="8" w16cid:durableId="327680842">
+    <w:abstractNumId w:val="3"/>
+  </w:num>
+  <w:num w:numId="9" w16cid:durableId="1909610909">
+    <w:abstractNumId w:val="10"/>
+  </w:num>
+  <w:num w:numId="10" w16cid:durableId="1715301504">
     <w:abstractNumId w:val="11"/>
   </w:num>
-  <w:num w:numId="2">
-    <w:abstractNumId w:val="5"/>
-  </w:num>
-  <w:num w:numId="3">
-    <w:abstractNumId w:val="4"/>
-  </w:num>
-  <w:num w:numId="4">
-    <w:abstractNumId w:val="0"/>
-  </w:num>
-  <w:num w:numId="5">
-    <w:abstractNumId w:val="2"/>
-  </w:num>
-  <w:num w:numId="6">
-    <w:abstractNumId w:val="6"/>
-  </w:num>
-  <w:num w:numId="7">
-    <w:abstractNumId w:val="1"/>
-  </w:num>
-  <w:num w:numId="8">
-    <w:abstractNumId w:val="3"/>
-  </w:num>
-  <w:num w:numId="9">
-    <w:abstractNumId w:val="9"/>
-  </w:num>
-  <w:num w:numId="10">
-    <w:abstractNumId w:val="10"/>
-  </w:num>
-  <w:num w:numId="11">
+  <w:num w:numId="11" w16cid:durableId="530992070">
     <w:abstractNumId w:val="3"/>
     <w:lvlOverride w:ilvl="0">
       <w:startOverride w:val="1"/>
@@ -4099,7 +5219,7 @@
       <w:startOverride w:val="1"/>
     </w:lvlOverride>
   </w:num>
-  <w:num w:numId="12">
+  <w:num w:numId="12" w16cid:durableId="2044135248">
     <w:abstractNumId w:val="3"/>
     <w:lvlOverride w:ilvl="0">
       <w:startOverride w:val="1"/>
@@ -4129,7 +5249,7 @@
       <w:startOverride w:val="1"/>
     </w:lvlOverride>
   </w:num>
-  <w:num w:numId="13">
+  <w:num w:numId="13" w16cid:durableId="1043555803">
     <w:abstractNumId w:val="3"/>
     <w:lvlOverride w:ilvl="0">
       <w:startOverride w:val="1"/>
@@ -4159,26 +5279,29 @@
       <w:startOverride w:val="1"/>
     </w:lvlOverride>
   </w:num>
-  <w:num w:numId="14">
-    <w:abstractNumId w:val="12"/>
-  </w:num>
-  <w:num w:numId="15">
-    <w:abstractNumId w:val="12"/>
-  </w:num>
-  <w:num w:numId="16">
+  <w:num w:numId="14" w16cid:durableId="1071081392">
     <w:abstractNumId w:val="13"/>
   </w:num>
-  <w:num w:numId="17">
-    <w:abstractNumId w:val="7"/>
+  <w:num w:numId="15" w16cid:durableId="904225252">
+    <w:abstractNumId w:val="13"/>
   </w:num>
-  <w:num w:numId="18">
+  <w:num w:numId="16" w16cid:durableId="1023093234">
+    <w:abstractNumId w:val="14"/>
+  </w:num>
+  <w:num w:numId="17" w16cid:durableId="257294932">
     <w:abstractNumId w:val="8"/>
+  </w:num>
+  <w:num w:numId="18" w16cid:durableId="433747765">
+    <w:abstractNumId w:val="9"/>
+  </w:num>
+  <w:num w:numId="19" w16cid:durableId="254435134">
+    <w:abstractNumId w:val="6"/>
   </w:num>
 </w:numbering>
 </file>
 
 <file path=word/styles.xml><?xml version="1.0" encoding="utf-8"?>
-<w:styles xmlns:mc="http://schemas.openxmlformats.org/markup-compatibility/2006" xmlns:r="http://schemas.openxmlformats.org/officeDocument/2006/relationships" xmlns:w="http://schemas.openxmlformats.org/wordprocessingml/2006/main" xmlns:w14="http://schemas.microsoft.com/office/word/2010/wordml" xmlns:w15="http://schemas.microsoft.com/office/word/2012/wordml" xmlns:w16cex="http://schemas.microsoft.com/office/word/2018/wordml/cex" xmlns:w16cid="http://schemas.microsoft.com/office/word/2016/wordml/cid" xmlns:w16="http://schemas.microsoft.com/office/word/2018/wordml" xmlns:w16sdtdh="http://schemas.microsoft.com/office/word/2020/wordml/sdtdatahash" xmlns:w16se="http://schemas.microsoft.com/office/word/2015/wordml/symex" mc:Ignorable="w14 w15 w16se w16cid w16 w16cex w16sdtdh">
+<w:styles xmlns:mc="http://schemas.openxmlformats.org/markup-compatibility/2006" xmlns:r="http://schemas.openxmlformats.org/officeDocument/2006/relationships" xmlns:w="http://schemas.openxmlformats.org/wordprocessingml/2006/main" xmlns:w14="http://schemas.microsoft.com/office/word/2010/wordml" xmlns:w15="http://schemas.microsoft.com/office/word/2012/wordml" xmlns:w16cex="http://schemas.microsoft.com/office/word/2018/wordml/cex" xmlns:w16cid="http://schemas.microsoft.com/office/word/2016/wordml/cid" xmlns:w16="http://schemas.microsoft.com/office/word/2018/wordml" xmlns:w16du="http://schemas.microsoft.com/office/word/2023/wordml/word16du" xmlns:w16sdtdh="http://schemas.microsoft.com/office/word/2020/wordml/sdtdatahash" xmlns:w16sdtfl="http://schemas.microsoft.com/office/word/2024/wordml/sdtformatlock" xmlns:w16se="http://schemas.microsoft.com/office/word/2015/wordml/symex" mc:Ignorable="w14 w15 w16se w16cid w16 w16cex w16sdtdh w16sdtfl w16du">
   <w:docDefaults>
     <w:rPrDefault>
       <w:rPr>
@@ -5141,6 +6264,19 @@
       <w:szCs w:val="21"/>
     </w:rPr>
   </w:style>
+  <w:style w:type="paragraph" w:styleId="TJ3">
+    <w:name w:val="toc 3"/>
+    <w:basedOn w:val="Norml"/>
+    <w:next w:val="Norml"/>
+    <w:autoRedefine/>
+    <w:uiPriority w:val="39"/>
+    <w:unhideWhenUsed/>
+    <w:rsid w:val="00477D4D"/>
+    <w:pPr>
+      <w:spacing w:after="100"/>
+      <w:ind w:left="520"/>
+    </w:pPr>
+  </w:style>
 </w:styles>
 </file>
 

--- a/docs/Okligon.docx
+++ b/docs/Okligon.docx
@@ -1,21 +1,23 @@
 
 <file path=word/document.xml><?xml version="1.0" encoding="utf-8"?>
-<w:document xmlns:wpc="http://schemas.microsoft.com/office/word/2010/wordprocessingCanvas" xmlns:cx="http://schemas.microsoft.com/office/drawing/2014/chartex" xmlns:cx1="http://schemas.microsoft.com/office/drawing/2015/9/8/chartex" xmlns:cx2="http://schemas.microsoft.com/office/drawing/2015/10/21/chartex" xmlns:cx3="http://schemas.microsoft.com/office/drawing/2016/5/9/chartex" xmlns:cx4="http://schemas.microsoft.com/office/drawing/2016/5/10/chartex" xmlns:cx5="http://schemas.microsoft.com/office/drawing/2016/5/11/chartex" xmlns:cx6="http://schemas.microsoft.com/office/drawing/2016/5/12/chartex" xmlns:cx7="http://schemas.microsoft.com/office/drawing/2016/5/13/chartex" xmlns:cx8="http://schemas.microsoft.com/office/drawing/2016/5/14/chartex" xmlns:mc="http://schemas.openxmlformats.org/markup-compatibility/2006" xmlns:aink="http://schemas.microsoft.com/office/drawing/2016/ink" xmlns:am3d="http://schemas.microsoft.com/office/drawing/2017/model3d" xmlns:o="urn:schemas-microsoft-com:office:office" xmlns:oel="http://schemas.microsoft.com/office/2019/extlst" xmlns:r="http://schemas.openxmlformats.org/officeDocument/2006/relationships" xmlns:m="http://schemas.openxmlformats.org/officeDocument/2006/math" xmlns:v="urn:schemas-microsoft-com:vml" xmlns:wp14="http://schemas.microsoft.com/office/word/2010/wordprocessingDrawing" xmlns:wp="http://schemas.openxmlformats.org/drawingml/2006/wordprocessingDrawing" xmlns:w10="urn:schemas-microsoft-com:office:word" xmlns:w="http://schemas.openxmlformats.org/wordprocessingml/2006/main" xmlns:w14="http://schemas.microsoft.com/office/word/2010/wordml" xmlns:w15="http://schemas.microsoft.com/office/word/2012/wordml" xmlns:w16cex="http://schemas.microsoft.com/office/word/2018/wordml/cex" xmlns:w16cid="http://schemas.microsoft.com/office/word/2016/wordml/cid" xmlns:w16="http://schemas.microsoft.com/office/word/2018/wordml" xmlns:w16du="http://schemas.microsoft.com/office/word/2023/wordml/word16du" xmlns:w16sdtdh="http://schemas.microsoft.com/office/word/2020/wordml/sdtdatahash" xmlns:w16sdtfl="http://schemas.microsoft.com/office/word/2024/wordml/sdtformatlock" xmlns:w16se="http://schemas.microsoft.com/office/word/2015/wordml/symex" xmlns:wpg="http://schemas.microsoft.com/office/word/2010/wordprocessingGroup" xmlns:wpi="http://schemas.microsoft.com/office/word/2010/wordprocessingInk" xmlns:wne="http://schemas.microsoft.com/office/word/2006/wordml" xmlns:wps="http://schemas.microsoft.com/office/word/2010/wordprocessingShape" mc:Ignorable="w14 w15 w16se w16cid w16 w16cex w16sdtdh w16sdtfl w16du wp14">
+<w:document xmlns:wpc="http://schemas.microsoft.com/office/word/2010/wordprocessingCanvas" xmlns:cx="http://schemas.microsoft.com/office/drawing/2014/chartex" xmlns:cx1="http://schemas.microsoft.com/office/drawing/2015/9/8/chartex" xmlns:cx2="http://schemas.microsoft.com/office/drawing/2015/10/21/chartex" xmlns:cx3="http://schemas.microsoft.com/office/drawing/2016/5/9/chartex" xmlns:cx4="http://schemas.microsoft.com/office/drawing/2016/5/10/chartex" xmlns:cx5="http://schemas.microsoft.com/office/drawing/2016/5/11/chartex" xmlns:cx6="http://schemas.microsoft.com/office/drawing/2016/5/12/chartex" xmlns:cx7="http://schemas.microsoft.com/office/drawing/2016/5/13/chartex" xmlns:cx8="http://schemas.microsoft.com/office/drawing/2016/5/14/chartex" xmlns:mc="http://schemas.openxmlformats.org/markup-compatibility/2006" xmlns:aink="http://schemas.microsoft.com/office/drawing/2016/ink" xmlns:am3d="http://schemas.microsoft.com/office/drawing/2017/model3d" xmlns:o="urn:schemas-microsoft-com:office:office" xmlns:r="http://schemas.openxmlformats.org/officeDocument/2006/relationships" xmlns:m="http://schemas.openxmlformats.org/officeDocument/2006/math" xmlns:v="urn:schemas-microsoft-com:vml" xmlns:wp14="http://schemas.microsoft.com/office/word/2010/wordprocessingDrawing" xmlns:wp="http://schemas.openxmlformats.org/drawingml/2006/wordprocessingDrawing" xmlns:w10="urn:schemas-microsoft-com:office:word" xmlns:w="http://schemas.openxmlformats.org/wordprocessingml/2006/main" xmlns:w14="http://schemas.microsoft.com/office/word/2010/wordml" xmlns:w15="http://schemas.microsoft.com/office/word/2012/wordml" xmlns:w16cex="http://schemas.microsoft.com/office/word/2018/wordml/cex" xmlns:w16cid="http://schemas.microsoft.com/office/word/2016/wordml/cid" xmlns:w16="http://schemas.microsoft.com/office/word/2018/wordml" xmlns:w16sdtdh="http://schemas.microsoft.com/office/word/2020/wordml/sdtdatahash" xmlns:w16se="http://schemas.microsoft.com/office/word/2015/wordml/symex" xmlns:wpg="http://schemas.microsoft.com/office/word/2010/wordprocessingGroup" xmlns:wpi="http://schemas.microsoft.com/office/word/2010/wordprocessingInk" xmlns:wne="http://schemas.microsoft.com/office/word/2006/wordml" xmlns:wps="http://schemas.microsoft.com/office/word/2010/wordprocessingShape" mc:Ignorable="w14 w15 w16se w16cid w16 w16cex w16sdtdh wp14">
   <w:body>
     <w:p>
       <w:pPr>
         <w:pStyle w:val="Cm"/>
-        <w:spacing w:before="6000"/>
-        <w:rPr>
-          <w:lang w:eastAsia="hu-HU"/>
-        </w:rPr>
-      </w:pPr>
+        <w:spacing w:before="5000"/>
+        <w:rPr>
+          <w:lang w:eastAsia="hu-HU"/>
+        </w:rPr>
+      </w:pPr>
+      <w:proofErr w:type="spellStart"/>
       <w:r>
         <w:rPr>
           <w:lang w:eastAsia="hu-HU"/>
         </w:rPr>
         <w:t>Okligon</w:t>
       </w:r>
+      <w:proofErr w:type="spellEnd"/>
     </w:p>
     <w:p>
       <w:pPr>
@@ -24,6 +26,61 @@
           <w:lang w:eastAsia="hu-HU"/>
         </w:rPr>
       </w:pPr>
+      <w:r>
+        <w:rPr>
+          <w:noProof/>
+          <w:lang w:eastAsia="hu-HU"/>
+        </w:rPr>
+        <w:drawing>
+          <wp:anchor distT="0" distB="0" distL="114300" distR="114300" simplePos="0" relativeHeight="251658240" behindDoc="1" locked="0" layoutInCell="1" allowOverlap="1" wp14:anchorId="11725D06" wp14:editId="1C20EC49">
+            <wp:simplePos x="0" y="0"/>
+            <wp:positionH relativeFrom="margin">
+              <wp:posOffset>-9525</wp:posOffset>
+            </wp:positionH>
+            <wp:positionV relativeFrom="paragraph">
+              <wp:posOffset>380365</wp:posOffset>
+            </wp:positionV>
+            <wp:extent cx="5760720" cy="3141980"/>
+            <wp:effectExtent l="0" t="0" r="0" b="1270"/>
+            <wp:wrapNone/>
+            <wp:docPr id="3" name="Kép 3"/>
+            <wp:cNvGraphicFramePr>
+              <a:graphicFrameLocks xmlns:a="http://schemas.openxmlformats.org/drawingml/2006/main" noChangeAspect="1"/>
+            </wp:cNvGraphicFramePr>
+            <a:graphic xmlns:a="http://schemas.openxmlformats.org/drawingml/2006/main">
+              <a:graphicData uri="http://schemas.openxmlformats.org/drawingml/2006/picture">
+                <pic:pic xmlns:pic="http://schemas.openxmlformats.org/drawingml/2006/picture">
+                  <pic:nvPicPr>
+                    <pic:cNvPr id="3" name="Kép 3"/>
+                    <pic:cNvPicPr/>
+                  </pic:nvPicPr>
+                  <pic:blipFill>
+                    <a:blip r:embed="rId8" cstate="print">
+                      <a:extLst>
+                        <a:ext uri="{28A0092B-C50C-407E-A947-70E740481C1C}">
+                          <a14:useLocalDpi xmlns:a14="http://schemas.microsoft.com/office/drawing/2010/main" val="0"/>
+                        </a:ext>
+                      </a:extLst>
+                    </a:blip>
+                    <a:stretch>
+                      <a:fillRect/>
+                    </a:stretch>
+                  </pic:blipFill>
+                  <pic:spPr>
+                    <a:xfrm>
+                      <a:off x="0" y="0"/>
+                      <a:ext cx="5760720" cy="3141980"/>
+                    </a:xfrm>
+                    <a:prstGeom prst="rect">
+                      <a:avLst/>
+                    </a:prstGeom>
+                  </pic:spPr>
+                </pic:pic>
+              </a:graphicData>
+            </a:graphic>
+          </wp:anchor>
+        </w:drawing>
+      </w:r>
       <w:r>
         <w:rPr>
           <w:lang w:eastAsia="hu-HU"/>
@@ -2552,13 +2609,6 @@
     </w:p>
     <w:p>
       <w:pPr>
-        <w:rPr>
-          <w:lang w:eastAsia="hu-HU"/>
-        </w:rPr>
-      </w:pPr>
-    </w:p>
-    <w:p>
-      <w:pPr>
         <w:pStyle w:val="Cmsor1"/>
         <w:rPr>
           <w:lang w:eastAsia="hu-HU"/>
@@ -2569,6 +2619,7 @@
         <w:rPr>
           <w:lang w:eastAsia="hu-HU"/>
         </w:rPr>
+        <w:lastRenderedPageBreak/>
         <w:t>Bevezetés</w:t>
       </w:r>
       <w:bookmarkEnd w:id="1"/>
@@ -2595,12 +2646,14 @@
           <w:lang w:eastAsia="hu-HU"/>
         </w:rPr>
       </w:pPr>
+      <w:proofErr w:type="spellStart"/>
       <w:r>
         <w:rPr>
           <w:lang w:eastAsia="hu-HU"/>
         </w:rPr>
         <w:t>Okligon</w:t>
       </w:r>
+      <w:proofErr w:type="spellEnd"/>
     </w:p>
     <w:p>
       <w:pPr>
@@ -2634,7 +2687,21 @@
         <w:rPr>
           <w:lang w:eastAsia="hu-HU"/>
         </w:rPr>
-        <w:t>Az Okligon egy olyan projekt kezelő webapplikáció, amely</w:t>
+        <w:t xml:space="preserve">Az </w:t>
+      </w:r>
+      <w:proofErr w:type="spellStart"/>
+      <w:r>
+        <w:rPr>
+          <w:lang w:eastAsia="hu-HU"/>
+        </w:rPr>
+        <w:t>Okligon</w:t>
+      </w:r>
+      <w:proofErr w:type="spellEnd"/>
+      <w:r>
+        <w:rPr>
+          <w:lang w:eastAsia="hu-HU"/>
+        </w:rPr>
+        <w:t xml:space="preserve"> egy olyan projekt kezelő webapplikáció, amely</w:t>
       </w:r>
       <w:r>
         <w:rPr>
@@ -2689,7 +2756,13 @@
         <w:rPr>
           <w:lang w:eastAsia="hu-HU"/>
         </w:rPr>
-        <w:t>globális</w:t>
+        <w:t>G</w:t>
+      </w:r>
+      <w:r>
+        <w:rPr>
+          <w:lang w:eastAsia="hu-HU"/>
+        </w:rPr>
+        <w:t>lobális</w:t>
       </w:r>
       <w:bookmarkEnd w:id="5"/>
     </w:p>
@@ -2763,7 +2836,13 @@
         <w:rPr>
           <w:lang w:eastAsia="hu-HU"/>
         </w:rPr>
-        <w:t>lokális</w:t>
+        <w:t>L</w:t>
+      </w:r>
+      <w:r>
+        <w:rPr>
+          <w:lang w:eastAsia="hu-HU"/>
+        </w:rPr>
+        <w:t>okális</w:t>
       </w:r>
       <w:bookmarkEnd w:id="8"/>
     </w:p>
@@ -2805,13 +2884,37 @@
         <w:rPr>
           <w:lang w:eastAsia="hu-HU"/>
         </w:rPr>
-        <w:t>Így a projekt teljes egésze és felelőssége ráhárul. A projektfelelős képes a projekt módosítására, szerepkörök beállítására, projekt törlésére, a projekt tárhelyének való ellenörzésére és használatára</w:t>
-      </w:r>
-      <w:r>
-        <w:rPr>
-          <w:lang w:eastAsia="hu-HU"/>
-        </w:rPr>
-        <w:t>, illetve egyéni labelek létrehozására és kezelésére</w:t>
+        <w:t>Így a projekt teljes egésze és felelőssége ráhárul. A projektfelelős képes a projekt módosítására, szerepkörök beállítására, projekt törlésére, a projekt tárhelyének való ellen</w:t>
+      </w:r>
+      <w:r>
+        <w:rPr>
+          <w:lang w:eastAsia="hu-HU"/>
+        </w:rPr>
+        <w:t>ő</w:t>
+      </w:r>
+      <w:r>
+        <w:rPr>
+          <w:lang w:eastAsia="hu-HU"/>
+        </w:rPr>
+        <w:t>rzésére és használatára</w:t>
+      </w:r>
+      <w:r>
+        <w:rPr>
+          <w:lang w:eastAsia="hu-HU"/>
+        </w:rPr>
+        <w:t xml:space="preserve">, illetve egyéni </w:t>
+      </w:r>
+      <w:r>
+        <w:rPr>
+          <w:lang w:eastAsia="hu-HU"/>
+        </w:rPr>
+        <w:t>címkék</w:t>
+      </w:r>
+      <w:r>
+        <w:rPr>
+          <w:lang w:eastAsia="hu-HU"/>
+        </w:rPr>
+        <w:t xml:space="preserve"> létrehozására és kezelésére</w:t>
       </w:r>
       <w:r>
         <w:rPr>
@@ -2958,7 +3061,25 @@
         <w:rPr>
           <w:lang w:eastAsia="hu-HU"/>
         </w:rPr>
-        <w:t>FR-01: Label hozzáférési szintet jelez.</w:t>
+        <w:t xml:space="preserve">FR-01: </w:t>
+      </w:r>
+      <w:r>
+        <w:rPr>
+          <w:lang w:eastAsia="hu-HU"/>
+        </w:rPr>
+        <w:t>Cím</w:t>
+      </w:r>
+      <w:r>
+        <w:rPr>
+          <w:lang w:eastAsia="hu-HU"/>
+        </w:rPr>
+        <w:t>ke</w:t>
+      </w:r>
+      <w:r>
+        <w:rPr>
+          <w:lang w:eastAsia="hu-HU"/>
+        </w:rPr>
+        <w:t xml:space="preserve"> hozzáférési szintet jelez.</w:t>
       </w:r>
     </w:p>
     <w:p>
@@ -3077,12 +3198,28 @@
           <w:lang w:eastAsia="hu-HU"/>
         </w:rPr>
       </w:pPr>
-      <w:r>
-        <w:rPr>
-          <w:lang w:eastAsia="hu-HU"/>
-        </w:rPr>
-        <w:t>React, Vite</w:t>
-      </w:r>
+      <w:proofErr w:type="spellStart"/>
+      <w:r>
+        <w:rPr>
+          <w:lang w:eastAsia="hu-HU"/>
+        </w:rPr>
+        <w:t>React</w:t>
+      </w:r>
+      <w:proofErr w:type="spellEnd"/>
+      <w:r>
+        <w:rPr>
+          <w:lang w:eastAsia="hu-HU"/>
+        </w:rPr>
+        <w:t xml:space="preserve">, </w:t>
+      </w:r>
+      <w:proofErr w:type="spellStart"/>
+      <w:r>
+        <w:rPr>
+          <w:lang w:eastAsia="hu-HU"/>
+        </w:rPr>
+        <w:t>Vite</w:t>
+      </w:r>
+      <w:proofErr w:type="spellEnd"/>
     </w:p>
     <w:p>
       <w:pPr>
@@ -3095,12 +3232,14 @@
           <w:lang w:eastAsia="hu-HU"/>
         </w:rPr>
       </w:pPr>
+      <w:proofErr w:type="spellStart"/>
       <w:r>
         <w:rPr>
           <w:lang w:eastAsia="hu-HU"/>
         </w:rPr>
         <w:t>TypeScript</w:t>
       </w:r>
+      <w:proofErr w:type="spellEnd"/>
     </w:p>
     <w:p>
       <w:pPr>
@@ -3167,12 +3306,14 @@
           <w:lang w:eastAsia="hu-HU"/>
         </w:rPr>
       </w:pPr>
+      <w:proofErr w:type="spellStart"/>
       <w:r>
         <w:rPr>
           <w:lang w:eastAsia="hu-HU"/>
         </w:rPr>
         <w:t>MySQL</w:t>
       </w:r>
+      <w:proofErr w:type="spellEnd"/>
     </w:p>
     <w:p>
       <w:pPr>
@@ -3192,8 +3333,21 @@
           <w:numId w:val="16"/>
         </w:numPr>
       </w:pPr>
-      <w:r>
-        <w:t>Git verzió kezelő (Github)</w:t>
+      <w:proofErr w:type="spellStart"/>
+      <w:r>
+        <w:t>Git</w:t>
+      </w:r>
+      <w:proofErr w:type="spellEnd"/>
+      <w:r>
+        <w:t xml:space="preserve"> verzió kezelő (</w:t>
+      </w:r>
+      <w:proofErr w:type="spellStart"/>
+      <w:r>
+        <w:t>Github</w:t>
+      </w:r>
+      <w:proofErr w:type="spellEnd"/>
+      <w:r>
+        <w:t>)</w:t>
       </w:r>
     </w:p>
     <w:p>
@@ -3235,7 +3389,21 @@
         <w:rPr>
           <w:lang w:eastAsia="hu-HU"/>
         </w:rPr>
-        <w:t>A modern stílus vonalat képviseli, a „light-weight” stílusnak köszönheti</w:t>
+        <w:t>A modern stílus vonalat képviseli, a „</w:t>
+      </w:r>
+      <w:proofErr w:type="spellStart"/>
+      <w:r>
+        <w:rPr>
+          <w:lang w:eastAsia="hu-HU"/>
+        </w:rPr>
+        <w:t>light-weight</w:t>
+      </w:r>
+      <w:proofErr w:type="spellEnd"/>
+      <w:r>
+        <w:rPr>
+          <w:lang w:eastAsia="hu-HU"/>
+        </w:rPr>
+        <w:t>” stílusnak köszönheti</w:t>
       </w:r>
       <w:r>
         <w:rPr>
@@ -3322,10 +3490,10 @@
       </w:pPr>
     </w:p>
     <w:sectPr>
-      <w:headerReference w:type="default" r:id="rId8"/>
-      <w:footerReference w:type="default" r:id="rId9"/>
+      <w:headerReference w:type="default" r:id="rId9"/>
+      <w:footerReference w:type="default" r:id="rId10"/>
       <w:pgSz w:w="11906" w:h="16838"/>
-      <w:pgMar w:top="1417" w:right="1417" w:bottom="1417" w:left="1417" w:header="708" w:footer="708" w:gutter="0"/>
+      <w:pgMar w:top="1417" w:right="1417" w:bottom="1417" w:left="1417" w:header="1134" w:footer="709" w:gutter="0"/>
       <w:cols w:space="708"/>
       <w:docGrid w:linePitch="360"/>
     </w:sectPr>
@@ -3334,7 +3502,7 @@
 </file>
 
 <file path=word/endnotes.xml><?xml version="1.0" encoding="utf-8"?>
-<w:endnotes xmlns:wpc="http://schemas.microsoft.com/office/word/2010/wordprocessingCanvas" xmlns:cx="http://schemas.microsoft.com/office/drawing/2014/chartex" xmlns:cx1="http://schemas.microsoft.com/office/drawing/2015/9/8/chartex" xmlns:cx2="http://schemas.microsoft.com/office/drawing/2015/10/21/chartex" xmlns:cx3="http://schemas.microsoft.com/office/drawing/2016/5/9/chartex" xmlns:cx4="http://schemas.microsoft.com/office/drawing/2016/5/10/chartex" xmlns:cx5="http://schemas.microsoft.com/office/drawing/2016/5/11/chartex" xmlns:cx6="http://schemas.microsoft.com/office/drawing/2016/5/12/chartex" xmlns:cx7="http://schemas.microsoft.com/office/drawing/2016/5/13/chartex" xmlns:cx8="http://schemas.microsoft.com/office/drawing/2016/5/14/chartex" xmlns:mc="http://schemas.openxmlformats.org/markup-compatibility/2006" xmlns:aink="http://schemas.microsoft.com/office/drawing/2016/ink" xmlns:am3d="http://schemas.microsoft.com/office/drawing/2017/model3d" xmlns:o="urn:schemas-microsoft-com:office:office" xmlns:oel="http://schemas.microsoft.com/office/2019/extlst" xmlns:r="http://schemas.openxmlformats.org/officeDocument/2006/relationships" xmlns:m="http://schemas.openxmlformats.org/officeDocument/2006/math" xmlns:v="urn:schemas-microsoft-com:vml" xmlns:wp14="http://schemas.microsoft.com/office/word/2010/wordprocessingDrawing" xmlns:wp="http://schemas.openxmlformats.org/drawingml/2006/wordprocessingDrawing" xmlns:w10="urn:schemas-microsoft-com:office:word" xmlns:w="http://schemas.openxmlformats.org/wordprocessingml/2006/main" xmlns:w14="http://schemas.microsoft.com/office/word/2010/wordml" xmlns:w15="http://schemas.microsoft.com/office/word/2012/wordml" xmlns:w16cex="http://schemas.microsoft.com/office/word/2018/wordml/cex" xmlns:w16cid="http://schemas.microsoft.com/office/word/2016/wordml/cid" xmlns:w16="http://schemas.microsoft.com/office/word/2018/wordml" xmlns:w16du="http://schemas.microsoft.com/office/word/2023/wordml/word16du" xmlns:w16sdtdh="http://schemas.microsoft.com/office/word/2020/wordml/sdtdatahash" xmlns:w16sdtfl="http://schemas.microsoft.com/office/word/2024/wordml/sdtformatlock" xmlns:w16se="http://schemas.microsoft.com/office/word/2015/wordml/symex" xmlns:wpg="http://schemas.microsoft.com/office/word/2010/wordprocessingGroup" xmlns:wpi="http://schemas.microsoft.com/office/word/2010/wordprocessingInk" xmlns:wne="http://schemas.microsoft.com/office/word/2006/wordml" xmlns:wps="http://schemas.microsoft.com/office/word/2010/wordprocessingShape" mc:Ignorable="w14 w15 w16se w16cid w16 w16cex w16sdtdh w16sdtfl w16du wp14">
+<w:endnotes xmlns:wpc="http://schemas.microsoft.com/office/word/2010/wordprocessingCanvas" xmlns:cx="http://schemas.microsoft.com/office/drawing/2014/chartex" xmlns:cx1="http://schemas.microsoft.com/office/drawing/2015/9/8/chartex" xmlns:cx2="http://schemas.microsoft.com/office/drawing/2015/10/21/chartex" xmlns:cx3="http://schemas.microsoft.com/office/drawing/2016/5/9/chartex" xmlns:cx4="http://schemas.microsoft.com/office/drawing/2016/5/10/chartex" xmlns:cx5="http://schemas.microsoft.com/office/drawing/2016/5/11/chartex" xmlns:cx6="http://schemas.microsoft.com/office/drawing/2016/5/12/chartex" xmlns:cx7="http://schemas.microsoft.com/office/drawing/2016/5/13/chartex" xmlns:cx8="http://schemas.microsoft.com/office/drawing/2016/5/14/chartex" xmlns:mc="http://schemas.openxmlformats.org/markup-compatibility/2006" xmlns:aink="http://schemas.microsoft.com/office/drawing/2016/ink" xmlns:am3d="http://schemas.microsoft.com/office/drawing/2017/model3d" xmlns:o="urn:schemas-microsoft-com:office:office" xmlns:r="http://schemas.openxmlformats.org/officeDocument/2006/relationships" xmlns:m="http://schemas.openxmlformats.org/officeDocument/2006/math" xmlns:v="urn:schemas-microsoft-com:vml" xmlns:wp14="http://schemas.microsoft.com/office/word/2010/wordprocessingDrawing" xmlns:wp="http://schemas.openxmlformats.org/drawingml/2006/wordprocessingDrawing" xmlns:w10="urn:schemas-microsoft-com:office:word" xmlns:w="http://schemas.openxmlformats.org/wordprocessingml/2006/main" xmlns:w14="http://schemas.microsoft.com/office/word/2010/wordml" xmlns:w15="http://schemas.microsoft.com/office/word/2012/wordml" xmlns:w16cex="http://schemas.microsoft.com/office/word/2018/wordml/cex" xmlns:w16cid="http://schemas.microsoft.com/office/word/2016/wordml/cid" xmlns:w16="http://schemas.microsoft.com/office/word/2018/wordml" xmlns:w16sdtdh="http://schemas.microsoft.com/office/word/2020/wordml/sdtdatahash" xmlns:w16se="http://schemas.microsoft.com/office/word/2015/wordml/symex" xmlns:wpg="http://schemas.microsoft.com/office/word/2010/wordprocessingGroup" xmlns:wpi="http://schemas.microsoft.com/office/word/2010/wordprocessingInk" xmlns:wne="http://schemas.microsoft.com/office/word/2006/wordml" xmlns:wps="http://schemas.microsoft.com/office/word/2010/wordprocessingShape" mc:Ignorable="w14 w15 w16se w16cid w16 w16cex w16sdtdh wp14">
   <w:endnote w:type="separator" w:id="-1">
     <w:p>
       <w:pPr>
@@ -3359,7 +3527,7 @@
 </file>
 
 <file path=word/footer1.xml><?xml version="1.0" encoding="utf-8"?>
-<w:ftr xmlns:wpc="http://schemas.microsoft.com/office/word/2010/wordprocessingCanvas" xmlns:cx="http://schemas.microsoft.com/office/drawing/2014/chartex" xmlns:cx1="http://schemas.microsoft.com/office/drawing/2015/9/8/chartex" xmlns:cx2="http://schemas.microsoft.com/office/drawing/2015/10/21/chartex" xmlns:cx3="http://schemas.microsoft.com/office/drawing/2016/5/9/chartex" xmlns:cx4="http://schemas.microsoft.com/office/drawing/2016/5/10/chartex" xmlns:cx5="http://schemas.microsoft.com/office/drawing/2016/5/11/chartex" xmlns:cx6="http://schemas.microsoft.com/office/drawing/2016/5/12/chartex" xmlns:cx7="http://schemas.microsoft.com/office/drawing/2016/5/13/chartex" xmlns:cx8="http://schemas.microsoft.com/office/drawing/2016/5/14/chartex" xmlns:mc="http://schemas.openxmlformats.org/markup-compatibility/2006" xmlns:aink="http://schemas.microsoft.com/office/drawing/2016/ink" xmlns:am3d="http://schemas.microsoft.com/office/drawing/2017/model3d" xmlns:o="urn:schemas-microsoft-com:office:office" xmlns:oel="http://schemas.microsoft.com/office/2019/extlst" xmlns:r="http://schemas.openxmlformats.org/officeDocument/2006/relationships" xmlns:m="http://schemas.openxmlformats.org/officeDocument/2006/math" xmlns:v="urn:schemas-microsoft-com:vml" xmlns:wp14="http://schemas.microsoft.com/office/word/2010/wordprocessingDrawing" xmlns:wp="http://schemas.openxmlformats.org/drawingml/2006/wordprocessingDrawing" xmlns:w10="urn:schemas-microsoft-com:office:word" xmlns:w="http://schemas.openxmlformats.org/wordprocessingml/2006/main" xmlns:w14="http://schemas.microsoft.com/office/word/2010/wordml" xmlns:w15="http://schemas.microsoft.com/office/word/2012/wordml" xmlns:w16cex="http://schemas.microsoft.com/office/word/2018/wordml/cex" xmlns:w16cid="http://schemas.microsoft.com/office/word/2016/wordml/cid" xmlns:w16="http://schemas.microsoft.com/office/word/2018/wordml" xmlns:w16du="http://schemas.microsoft.com/office/word/2023/wordml/word16du" xmlns:w16sdtdh="http://schemas.microsoft.com/office/word/2020/wordml/sdtdatahash" xmlns:w16sdtfl="http://schemas.microsoft.com/office/word/2024/wordml/sdtformatlock" xmlns:w16se="http://schemas.microsoft.com/office/word/2015/wordml/symex" xmlns:wpg="http://schemas.microsoft.com/office/word/2010/wordprocessingGroup" xmlns:wpi="http://schemas.microsoft.com/office/word/2010/wordprocessingInk" xmlns:wne="http://schemas.microsoft.com/office/word/2006/wordml" xmlns:wps="http://schemas.microsoft.com/office/word/2010/wordprocessingShape" mc:Ignorable="w14 w15 w16se w16cid w16 w16cex w16sdtdh w16sdtfl w16du wp14">
+<w:ftr xmlns:wpc="http://schemas.microsoft.com/office/word/2010/wordprocessingCanvas" xmlns:cx="http://schemas.microsoft.com/office/drawing/2014/chartex" xmlns:cx1="http://schemas.microsoft.com/office/drawing/2015/9/8/chartex" xmlns:cx2="http://schemas.microsoft.com/office/drawing/2015/10/21/chartex" xmlns:cx3="http://schemas.microsoft.com/office/drawing/2016/5/9/chartex" xmlns:cx4="http://schemas.microsoft.com/office/drawing/2016/5/10/chartex" xmlns:cx5="http://schemas.microsoft.com/office/drawing/2016/5/11/chartex" xmlns:cx6="http://schemas.microsoft.com/office/drawing/2016/5/12/chartex" xmlns:cx7="http://schemas.microsoft.com/office/drawing/2016/5/13/chartex" xmlns:cx8="http://schemas.microsoft.com/office/drawing/2016/5/14/chartex" xmlns:mc="http://schemas.openxmlformats.org/markup-compatibility/2006" xmlns:aink="http://schemas.microsoft.com/office/drawing/2016/ink" xmlns:am3d="http://schemas.microsoft.com/office/drawing/2017/model3d" xmlns:o="urn:schemas-microsoft-com:office:office" xmlns:r="http://schemas.openxmlformats.org/officeDocument/2006/relationships" xmlns:m="http://schemas.openxmlformats.org/officeDocument/2006/math" xmlns:v="urn:schemas-microsoft-com:vml" xmlns:wp14="http://schemas.microsoft.com/office/word/2010/wordprocessingDrawing" xmlns:wp="http://schemas.openxmlformats.org/drawingml/2006/wordprocessingDrawing" xmlns:w10="urn:schemas-microsoft-com:office:word" xmlns:w="http://schemas.openxmlformats.org/wordprocessingml/2006/main" xmlns:w14="http://schemas.microsoft.com/office/word/2010/wordml" xmlns:w15="http://schemas.microsoft.com/office/word/2012/wordml" xmlns:w16cex="http://schemas.microsoft.com/office/word/2018/wordml/cex" xmlns:w16cid="http://schemas.microsoft.com/office/word/2016/wordml/cid" xmlns:w16="http://schemas.microsoft.com/office/word/2018/wordml" xmlns:w16sdtdh="http://schemas.microsoft.com/office/word/2020/wordml/sdtdatahash" xmlns:w16se="http://schemas.microsoft.com/office/word/2015/wordml/symex" xmlns:wpg="http://schemas.microsoft.com/office/word/2010/wordprocessingGroup" xmlns:wpi="http://schemas.microsoft.com/office/word/2010/wordprocessingInk" xmlns:wne="http://schemas.microsoft.com/office/word/2006/wordml" xmlns:wps="http://schemas.microsoft.com/office/word/2010/wordprocessingShape" mc:Ignorable="w14 w15 w16se w16cid w16 w16cex w16sdtdh wp14">
   <w:sdt>
     <w:sdtPr>
       <w:id w:val="-1194460496"/>
@@ -3368,6 +3536,7 @@
         <w:docPartUnique/>
       </w:docPartObj>
     </w:sdtPr>
+    <w:sdtEndPr/>
     <w:sdtContent>
       <w:p>
         <w:pPr>
@@ -3380,7 +3549,7 @@
           <mc:AlternateContent>
             <mc:Choice Requires="wps">
               <w:drawing>
-                <wp:anchor distT="0" distB="0" distL="114300" distR="114300" simplePos="0" relativeHeight="251660288" behindDoc="0" locked="0" layoutInCell="1" allowOverlap="1" wp14:anchorId="7FC175CB" wp14:editId="39464F48">
+                <wp:anchor distT="0" distB="0" distL="114300" distR="114300" simplePos="0" relativeHeight="251660288" behindDoc="0" locked="0" layoutInCell="1" allowOverlap="1" wp14:anchorId="7FC175CB" wp14:editId="45242DAE">
                   <wp:simplePos x="0" y="0"/>
                   <wp:positionH relativeFrom="margin">
                     <wp:align>center</wp:align>
@@ -3482,7 +3651,7 @@
                     <v:h position="#0,topLeft" switch="" xrange="0,10800"/>
                   </v:handles>
                 </v:shapetype>
-                <v:shape id="Nagy zárójel 2" o:spid="_x0000_s1026" type="#_x0000_t185" style="position:absolute;margin-left:0;margin-top:0;width:43.45pt;height:18.8pt;z-index:251660288;visibility:visible;mso-wrap-style:square;mso-width-percent:100;mso-height-percent:0;mso-wrap-distance-left:9pt;mso-wrap-distance-top:0;mso-wrap-distance-right:9pt;mso-wrap-distance-bottom:0;mso-position-horizontal:center;mso-position-horizontal-relative:margin;mso-position-vertical:center;mso-position-vertical-relative:bottom-margin-area;mso-width-percent:100;mso-height-percent:0;mso-width-relative:margin;mso-height-relative:bottom-margin-area;v-text-anchor:top" o:gfxdata="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" filled="t" strokecolor="gray" strokeweight="2.25pt">
+                <v:shape id="Nagy zárójel 2" o:spid="_x0000_s1026" type="#_x0000_t185" style="position:absolute;margin-left:0;margin-top:0;width:43.45pt;height:18.8pt;z-index:251660288;visibility:visible;mso-wrap-style:square;mso-width-percent:100;mso-height-percent:0;mso-wrap-distance-left:9pt;mso-wrap-distance-top:0;mso-wrap-distance-right:9pt;mso-wrap-distance-bottom:0;mso-position-horizontal:center;mso-position-horizontal-relative:margin;mso-position-vertical:center;mso-position-vertical-relative:bottom-margin-area;mso-width-percent:100;mso-height-percent:0;mso-width-relative:margin;mso-height-relative:bottom-margin-area;v-text-anchor:top" o:gfxdata="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" filled="t" strokecolor="gray" strokeweight="2.25pt">
                   <v:textbox inset=",0,,0">
                     <w:txbxContent>
                       <w:p>
@@ -3520,7 +3689,7 @@
           <mc:AlternateContent>
             <mc:Choice Requires="wps">
               <w:drawing>
-                <wp:anchor distT="0" distB="0" distL="114300" distR="114300" simplePos="0" relativeHeight="251659264" behindDoc="0" locked="0" layoutInCell="1" allowOverlap="1" wp14:anchorId="3BD0D75F" wp14:editId="2927B096">
+                <wp:anchor distT="0" distB="0" distL="114300" distR="114300" simplePos="0" relativeHeight="251659264" behindDoc="0" locked="0" layoutInCell="1" allowOverlap="1" wp14:anchorId="3BD0D75F" wp14:editId="17F94155">
                   <wp:simplePos x="0" y="0"/>
                   <wp:positionH relativeFrom="margin">
                     <wp:align>center</wp:align>
@@ -3581,7 +3750,7 @@
             </mc:Choice>
             <mc:Fallback>
               <w:pict>
-                <v:shapetype w14:anchorId="5BA2AFF8" id="_x0000_t32" coordsize="21600,21600" o:spt="32" o:oned="t" path="m,l21600,21600e" filled="f">
+                <v:shapetype w14:anchorId="2C8D15A1" id="_x0000_t32" coordsize="21600,21600" o:spt="32" o:oned="t" path="m,l21600,21600e" filled="f">
                   <v:path arrowok="t" fillok="f" o:connecttype="none"/>
                   <o:lock v:ext="edit" shapetype="t"/>
                 </v:shapetype>
@@ -3599,7 +3768,7 @@
 </file>
 
 <file path=word/footnotes.xml><?xml version="1.0" encoding="utf-8"?>
-<w:footnotes xmlns:wpc="http://schemas.microsoft.com/office/word/2010/wordprocessingCanvas" xmlns:cx="http://schemas.microsoft.com/office/drawing/2014/chartex" xmlns:cx1="http://schemas.microsoft.com/office/drawing/2015/9/8/chartex" xmlns:cx2="http://schemas.microsoft.com/office/drawing/2015/10/21/chartex" xmlns:cx3="http://schemas.microsoft.com/office/drawing/2016/5/9/chartex" xmlns:cx4="http://schemas.microsoft.com/office/drawing/2016/5/10/chartex" xmlns:cx5="http://schemas.microsoft.com/office/drawing/2016/5/11/chartex" xmlns:cx6="http://schemas.microsoft.com/office/drawing/2016/5/12/chartex" xmlns:cx7="http://schemas.microsoft.com/office/drawing/2016/5/13/chartex" xmlns:cx8="http://schemas.microsoft.com/office/drawing/2016/5/14/chartex" xmlns:mc="http://schemas.openxmlformats.org/markup-compatibility/2006" xmlns:aink="http://schemas.microsoft.com/office/drawing/2016/ink" xmlns:am3d="http://schemas.microsoft.com/office/drawing/2017/model3d" xmlns:o="urn:schemas-microsoft-com:office:office" xmlns:oel="http://schemas.microsoft.com/office/2019/extlst" xmlns:r="http://schemas.openxmlformats.org/officeDocument/2006/relationships" xmlns:m="http://schemas.openxmlformats.org/officeDocument/2006/math" xmlns:v="urn:schemas-microsoft-com:vml" xmlns:wp14="http://schemas.microsoft.com/office/word/2010/wordprocessingDrawing" xmlns:wp="http://schemas.openxmlformats.org/drawingml/2006/wordprocessingDrawing" xmlns:w10="urn:schemas-microsoft-com:office:word" xmlns:w="http://schemas.openxmlformats.org/wordprocessingml/2006/main" xmlns:w14="http://schemas.microsoft.com/office/word/2010/wordml" xmlns:w15="http://schemas.microsoft.com/office/word/2012/wordml" xmlns:w16cex="http://schemas.microsoft.com/office/word/2018/wordml/cex" xmlns:w16cid="http://schemas.microsoft.com/office/word/2016/wordml/cid" xmlns:w16="http://schemas.microsoft.com/office/word/2018/wordml" xmlns:w16du="http://schemas.microsoft.com/office/word/2023/wordml/word16du" xmlns:w16sdtdh="http://schemas.microsoft.com/office/word/2020/wordml/sdtdatahash" xmlns:w16sdtfl="http://schemas.microsoft.com/office/word/2024/wordml/sdtformatlock" xmlns:w16se="http://schemas.microsoft.com/office/word/2015/wordml/symex" xmlns:wpg="http://schemas.microsoft.com/office/word/2010/wordprocessingGroup" xmlns:wpi="http://schemas.microsoft.com/office/word/2010/wordprocessingInk" xmlns:wne="http://schemas.microsoft.com/office/word/2006/wordml" xmlns:wps="http://schemas.microsoft.com/office/word/2010/wordprocessingShape" mc:Ignorable="w14 w15 w16se w16cid w16 w16cex w16sdtdh w16sdtfl w16du wp14">
+<w:footnotes xmlns:wpc="http://schemas.microsoft.com/office/word/2010/wordprocessingCanvas" xmlns:cx="http://schemas.microsoft.com/office/drawing/2014/chartex" xmlns:cx1="http://schemas.microsoft.com/office/drawing/2015/9/8/chartex" xmlns:cx2="http://schemas.microsoft.com/office/drawing/2015/10/21/chartex" xmlns:cx3="http://schemas.microsoft.com/office/drawing/2016/5/9/chartex" xmlns:cx4="http://schemas.microsoft.com/office/drawing/2016/5/10/chartex" xmlns:cx5="http://schemas.microsoft.com/office/drawing/2016/5/11/chartex" xmlns:cx6="http://schemas.microsoft.com/office/drawing/2016/5/12/chartex" xmlns:cx7="http://schemas.microsoft.com/office/drawing/2016/5/13/chartex" xmlns:cx8="http://schemas.microsoft.com/office/drawing/2016/5/14/chartex" xmlns:mc="http://schemas.openxmlformats.org/markup-compatibility/2006" xmlns:aink="http://schemas.microsoft.com/office/drawing/2016/ink" xmlns:am3d="http://schemas.microsoft.com/office/drawing/2017/model3d" xmlns:o="urn:schemas-microsoft-com:office:office" xmlns:r="http://schemas.openxmlformats.org/officeDocument/2006/relationships" xmlns:m="http://schemas.openxmlformats.org/officeDocument/2006/math" xmlns:v="urn:schemas-microsoft-com:vml" xmlns:wp14="http://schemas.microsoft.com/office/word/2010/wordprocessingDrawing" xmlns:wp="http://schemas.openxmlformats.org/drawingml/2006/wordprocessingDrawing" xmlns:w10="urn:schemas-microsoft-com:office:word" xmlns:w="http://schemas.openxmlformats.org/wordprocessingml/2006/main" xmlns:w14="http://schemas.microsoft.com/office/word/2010/wordml" xmlns:w15="http://schemas.microsoft.com/office/word/2012/wordml" xmlns:w16cex="http://schemas.microsoft.com/office/word/2018/wordml/cex" xmlns:w16cid="http://schemas.microsoft.com/office/word/2016/wordml/cid" xmlns:w16="http://schemas.microsoft.com/office/word/2018/wordml" xmlns:w16sdtdh="http://schemas.microsoft.com/office/word/2020/wordml/sdtdatahash" xmlns:w16se="http://schemas.microsoft.com/office/word/2015/wordml/symex" xmlns:wpg="http://schemas.microsoft.com/office/word/2010/wordprocessingGroup" xmlns:wpi="http://schemas.microsoft.com/office/word/2010/wordprocessingInk" xmlns:wne="http://schemas.microsoft.com/office/word/2006/wordml" xmlns:wps="http://schemas.microsoft.com/office/word/2010/wordprocessingShape" mc:Ignorable="w14 w15 w16se w16cid w16 w16cex w16sdtdh wp14">
   <w:footnote w:type="separator" w:id="-1">
     <w:p>
       <w:pPr>
@@ -3624,7 +3793,81 @@
 </file>
 
 <file path=word/header1.xml><?xml version="1.0" encoding="utf-8"?>
-<w:hdr xmlns:wpc="http://schemas.microsoft.com/office/word/2010/wordprocessingCanvas" xmlns:cx="http://schemas.microsoft.com/office/drawing/2014/chartex" xmlns:cx1="http://schemas.microsoft.com/office/drawing/2015/9/8/chartex" xmlns:cx2="http://schemas.microsoft.com/office/drawing/2015/10/21/chartex" xmlns:cx3="http://schemas.microsoft.com/office/drawing/2016/5/9/chartex" xmlns:cx4="http://schemas.microsoft.com/office/drawing/2016/5/10/chartex" xmlns:cx5="http://schemas.microsoft.com/office/drawing/2016/5/11/chartex" xmlns:cx6="http://schemas.microsoft.com/office/drawing/2016/5/12/chartex" xmlns:cx7="http://schemas.microsoft.com/office/drawing/2016/5/13/chartex" xmlns:cx8="http://schemas.microsoft.com/office/drawing/2016/5/14/chartex" xmlns:mc="http://schemas.openxmlformats.org/markup-compatibility/2006" xmlns:aink="http://schemas.microsoft.com/office/drawing/2016/ink" xmlns:am3d="http://schemas.microsoft.com/office/drawing/2017/model3d" xmlns:o="urn:schemas-microsoft-com:office:office" xmlns:oel="http://schemas.microsoft.com/office/2019/extlst" xmlns:r="http://schemas.openxmlformats.org/officeDocument/2006/relationships" xmlns:m="http://schemas.openxmlformats.org/officeDocument/2006/math" xmlns:v="urn:schemas-microsoft-com:vml" xmlns:wp14="http://schemas.microsoft.com/office/word/2010/wordprocessingDrawing" xmlns:wp="http://schemas.openxmlformats.org/drawingml/2006/wordprocessingDrawing" xmlns:w10="urn:schemas-microsoft-com:office:word" xmlns:w="http://schemas.openxmlformats.org/wordprocessingml/2006/main" xmlns:w14="http://schemas.microsoft.com/office/word/2010/wordml" xmlns:w15="http://schemas.microsoft.com/office/word/2012/wordml" xmlns:w16cex="http://schemas.microsoft.com/office/word/2018/wordml/cex" xmlns:w16cid="http://schemas.microsoft.com/office/word/2016/wordml/cid" xmlns:w16="http://schemas.microsoft.com/office/word/2018/wordml" xmlns:w16du="http://schemas.microsoft.com/office/word/2023/wordml/word16du" xmlns:w16sdtdh="http://schemas.microsoft.com/office/word/2020/wordml/sdtdatahash" xmlns:w16sdtfl="http://schemas.microsoft.com/office/word/2024/wordml/sdtformatlock" xmlns:w16se="http://schemas.microsoft.com/office/word/2015/wordml/symex" xmlns:wpg="http://schemas.microsoft.com/office/word/2010/wordprocessingGroup" xmlns:wpi="http://schemas.microsoft.com/office/word/2010/wordprocessingInk" xmlns:wne="http://schemas.microsoft.com/office/word/2006/wordml" xmlns:wps="http://schemas.microsoft.com/office/word/2010/wordprocessingShape" mc:Ignorable="w14 w15 w16se w16cid w16 w16cex w16sdtdh w16sdtfl w16du wp14">
+<w:hdr xmlns:wpc="http://schemas.microsoft.com/office/word/2010/wordprocessingCanvas" xmlns:cx="http://schemas.microsoft.com/office/drawing/2014/chartex" xmlns:cx1="http://schemas.microsoft.com/office/drawing/2015/9/8/chartex" xmlns:cx2="http://schemas.microsoft.com/office/drawing/2015/10/21/chartex" xmlns:cx3="http://schemas.microsoft.com/office/drawing/2016/5/9/chartex" xmlns:cx4="http://schemas.microsoft.com/office/drawing/2016/5/10/chartex" xmlns:cx5="http://schemas.microsoft.com/office/drawing/2016/5/11/chartex" xmlns:cx6="http://schemas.microsoft.com/office/drawing/2016/5/12/chartex" xmlns:cx7="http://schemas.microsoft.com/office/drawing/2016/5/13/chartex" xmlns:cx8="http://schemas.microsoft.com/office/drawing/2016/5/14/chartex" xmlns:mc="http://schemas.openxmlformats.org/markup-compatibility/2006" xmlns:aink="http://schemas.microsoft.com/office/drawing/2016/ink" xmlns:am3d="http://schemas.microsoft.com/office/drawing/2017/model3d" xmlns:o="urn:schemas-microsoft-com:office:office" xmlns:r="http://schemas.openxmlformats.org/officeDocument/2006/relationships" xmlns:m="http://schemas.openxmlformats.org/officeDocument/2006/math" xmlns:v="urn:schemas-microsoft-com:vml" xmlns:wp14="http://schemas.microsoft.com/office/word/2010/wordprocessingDrawing" xmlns:wp="http://schemas.openxmlformats.org/drawingml/2006/wordprocessingDrawing" xmlns:w10="urn:schemas-microsoft-com:office:word" xmlns:w="http://schemas.openxmlformats.org/wordprocessingml/2006/main" xmlns:w14="http://schemas.microsoft.com/office/word/2010/wordml" xmlns:w15="http://schemas.microsoft.com/office/word/2012/wordml" xmlns:w16cex="http://schemas.microsoft.com/office/word/2018/wordml/cex" xmlns:w16cid="http://schemas.microsoft.com/office/word/2016/wordml/cid" xmlns:w16="http://schemas.microsoft.com/office/word/2018/wordml" xmlns:w16sdtdh="http://schemas.microsoft.com/office/word/2020/wordml/sdtdatahash" xmlns:w16se="http://schemas.microsoft.com/office/word/2015/wordml/symex" xmlns:wpg="http://schemas.microsoft.com/office/word/2010/wordprocessingGroup" xmlns:wpi="http://schemas.microsoft.com/office/word/2010/wordprocessingInk" xmlns:wne="http://schemas.microsoft.com/office/word/2006/wordml" xmlns:wps="http://schemas.microsoft.com/office/word/2010/wordprocessingShape" mc:Ignorable="w14 w15 w16se w16cid w16 w16cex w16sdtdh wp14">
+  <w:p>
+    <w:pPr>
+      <w:pStyle w:val="lfej"/>
+      <w:pBdr>
+        <w:bottom w:val="single" w:sz="4" w:space="1" w:color="auto"/>
+      </w:pBdr>
+    </w:pPr>
+    <w:r>
+      <w:rPr>
+        <w:noProof/>
+      </w:rPr>
+      <w:drawing>
+        <wp:anchor distT="0" distB="0" distL="114300" distR="114300" simplePos="0" relativeHeight="251661312" behindDoc="1" locked="0" layoutInCell="1" allowOverlap="1" wp14:anchorId="11713891" wp14:editId="688AC40F">
+          <wp:simplePos x="0" y="0"/>
+          <wp:positionH relativeFrom="page">
+            <wp:posOffset>474040</wp:posOffset>
+          </wp:positionH>
+          <wp:positionV relativeFrom="page">
+            <wp:align>top</wp:align>
+          </wp:positionV>
+          <wp:extent cx="1626870" cy="887095"/>
+          <wp:effectExtent l="0" t="0" r="0" b="8255"/>
+          <wp:wrapNone/>
+          <wp:docPr id="7" name="Kép 7"/>
+          <wp:cNvGraphicFramePr>
+            <a:graphicFrameLocks xmlns:a="http://schemas.openxmlformats.org/drawingml/2006/main" noChangeAspect="1"/>
+          </wp:cNvGraphicFramePr>
+          <a:graphic xmlns:a="http://schemas.openxmlformats.org/drawingml/2006/main">
+            <a:graphicData uri="http://schemas.openxmlformats.org/drawingml/2006/picture">
+              <pic:pic xmlns:pic="http://schemas.openxmlformats.org/drawingml/2006/picture">
+                <pic:nvPicPr>
+                  <pic:cNvPr id="7" name="Kép 7"/>
+                  <pic:cNvPicPr/>
+                </pic:nvPicPr>
+                <pic:blipFill>
+                  <a:blip r:embed="rId1">
+                    <a:extLst>
+                      <a:ext uri="{28A0092B-C50C-407E-A947-70E740481C1C}">
+                        <a14:useLocalDpi xmlns:a14="http://schemas.microsoft.com/office/drawing/2010/main" val="0"/>
+                      </a:ext>
+                    </a:extLst>
+                  </a:blip>
+                  <a:stretch>
+                    <a:fillRect/>
+                  </a:stretch>
+                </pic:blipFill>
+                <pic:spPr>
+                  <a:xfrm>
+                    <a:off x="0" y="0"/>
+                    <a:ext cx="1626870" cy="887095"/>
+                  </a:xfrm>
+                  <a:prstGeom prst="rect">
+                    <a:avLst/>
+                  </a:prstGeom>
+                </pic:spPr>
+              </pic:pic>
+            </a:graphicData>
+          </a:graphic>
+          <wp14:sizeRelH relativeFrom="margin">
+            <wp14:pctWidth>0</wp14:pctWidth>
+          </wp14:sizeRelH>
+          <wp14:sizeRelV relativeFrom="margin">
+            <wp14:pctHeight>0</wp14:pctHeight>
+          </wp14:sizeRelV>
+        </wp:anchor>
+      </w:drawing>
+    </w:r>
+    <w:r>
+      <w:ptab w:relativeTo="indent" w:alignment="left" w:leader="none"/>
+    </w:r>
+    <w:r>
+      <w:ptab w:relativeTo="margin" w:alignment="left" w:leader="none"/>
+    </w:r>
+  </w:p>
   <w:p>
     <w:pPr>
       <w:pStyle w:val="lfej"/>
@@ -3634,7 +3877,7 @@
 </file>
 
 <file path=word/numbering.xml><?xml version="1.0" encoding="utf-8"?>
-<w:numbering xmlns:wpc="http://schemas.microsoft.com/office/word/2010/wordprocessingCanvas" xmlns:cx="http://schemas.microsoft.com/office/drawing/2014/chartex" xmlns:cx1="http://schemas.microsoft.com/office/drawing/2015/9/8/chartex" xmlns:cx2="http://schemas.microsoft.com/office/drawing/2015/10/21/chartex" xmlns:cx3="http://schemas.microsoft.com/office/drawing/2016/5/9/chartex" xmlns:cx4="http://schemas.microsoft.com/office/drawing/2016/5/10/chartex" xmlns:cx5="http://schemas.microsoft.com/office/drawing/2016/5/11/chartex" xmlns:cx6="http://schemas.microsoft.com/office/drawing/2016/5/12/chartex" xmlns:cx7="http://schemas.microsoft.com/office/drawing/2016/5/13/chartex" xmlns:cx8="http://schemas.microsoft.com/office/drawing/2016/5/14/chartex" xmlns:mc="http://schemas.openxmlformats.org/markup-compatibility/2006" xmlns:aink="http://schemas.microsoft.com/office/drawing/2016/ink" xmlns:am3d="http://schemas.microsoft.com/office/drawing/2017/model3d" xmlns:o="urn:schemas-microsoft-com:office:office" xmlns:oel="http://schemas.microsoft.com/office/2019/extlst" xmlns:r="http://schemas.openxmlformats.org/officeDocument/2006/relationships" xmlns:m="http://schemas.openxmlformats.org/officeDocument/2006/math" xmlns:v="urn:schemas-microsoft-com:vml" xmlns:wp14="http://schemas.microsoft.com/office/word/2010/wordprocessingDrawing" xmlns:wp="http://schemas.openxmlformats.org/drawingml/2006/wordprocessingDrawing" xmlns:w10="urn:schemas-microsoft-com:office:word" xmlns:w="http://schemas.openxmlformats.org/wordprocessingml/2006/main" xmlns:w14="http://schemas.microsoft.com/office/word/2010/wordml" xmlns:w15="http://schemas.microsoft.com/office/word/2012/wordml" xmlns:w16cex="http://schemas.microsoft.com/office/word/2018/wordml/cex" xmlns:w16cid="http://schemas.microsoft.com/office/word/2016/wordml/cid" xmlns:w16="http://schemas.microsoft.com/office/word/2018/wordml" xmlns:w16du="http://schemas.microsoft.com/office/word/2023/wordml/word16du" xmlns:w16sdtdh="http://schemas.microsoft.com/office/word/2020/wordml/sdtdatahash" xmlns:w16sdtfl="http://schemas.microsoft.com/office/word/2024/wordml/sdtformatlock" xmlns:w16se="http://schemas.microsoft.com/office/word/2015/wordml/symex" xmlns:wpg="http://schemas.microsoft.com/office/word/2010/wordprocessingGroup" xmlns:wpi="http://schemas.microsoft.com/office/word/2010/wordprocessingInk" xmlns:wne="http://schemas.microsoft.com/office/word/2006/wordml" xmlns:wps="http://schemas.microsoft.com/office/word/2010/wordprocessingShape" mc:Ignorable="w14 w15 w16se w16cid w16 w16cex w16sdtdh w16sdtfl w16du wp14">
+<w:numbering xmlns:wpc="http://schemas.microsoft.com/office/word/2010/wordprocessingCanvas" xmlns:cx="http://schemas.microsoft.com/office/drawing/2014/chartex" xmlns:cx1="http://schemas.microsoft.com/office/drawing/2015/9/8/chartex" xmlns:cx2="http://schemas.microsoft.com/office/drawing/2015/10/21/chartex" xmlns:cx3="http://schemas.microsoft.com/office/drawing/2016/5/9/chartex" xmlns:cx4="http://schemas.microsoft.com/office/drawing/2016/5/10/chartex" xmlns:cx5="http://schemas.microsoft.com/office/drawing/2016/5/11/chartex" xmlns:cx6="http://schemas.microsoft.com/office/drawing/2016/5/12/chartex" xmlns:cx7="http://schemas.microsoft.com/office/drawing/2016/5/13/chartex" xmlns:cx8="http://schemas.microsoft.com/office/drawing/2016/5/14/chartex" xmlns:mc="http://schemas.openxmlformats.org/markup-compatibility/2006" xmlns:aink="http://schemas.microsoft.com/office/drawing/2016/ink" xmlns:am3d="http://schemas.microsoft.com/office/drawing/2017/model3d" xmlns:o="urn:schemas-microsoft-com:office:office" xmlns:r="http://schemas.openxmlformats.org/officeDocument/2006/relationships" xmlns:m="http://schemas.openxmlformats.org/officeDocument/2006/math" xmlns:v="urn:schemas-microsoft-com:vml" xmlns:wp14="http://schemas.microsoft.com/office/word/2010/wordprocessingDrawing" xmlns:wp="http://schemas.openxmlformats.org/drawingml/2006/wordprocessingDrawing" xmlns:w10="urn:schemas-microsoft-com:office:word" xmlns:w="http://schemas.openxmlformats.org/wordprocessingml/2006/main" xmlns:w14="http://schemas.microsoft.com/office/word/2010/wordml" xmlns:w15="http://schemas.microsoft.com/office/word/2012/wordml" xmlns:w16cex="http://schemas.microsoft.com/office/word/2018/wordml/cex" xmlns:w16cid="http://schemas.microsoft.com/office/word/2016/wordml/cid" xmlns:w16="http://schemas.microsoft.com/office/word/2018/wordml" xmlns:w16sdtdh="http://schemas.microsoft.com/office/word/2020/wordml/sdtdatahash" xmlns:w16se="http://schemas.microsoft.com/office/word/2015/wordml/symex" xmlns:wpg="http://schemas.microsoft.com/office/word/2010/wordprocessingGroup" xmlns:wpi="http://schemas.microsoft.com/office/word/2010/wordprocessingInk" xmlns:wne="http://schemas.microsoft.com/office/word/2006/wordml" xmlns:wps="http://schemas.microsoft.com/office/word/2010/wordprocessingShape" mc:Ignorable="w14 w15 w16se w16cid w16 w16cex w16sdtdh wp14">
   <w:abstractNum w:abstractNumId="0" w15:restartNumberingAfterBreak="0">
     <w:nsid w:val="0E225B54"/>
     <w:multiLevelType w:val="hybridMultilevel"/>
@@ -5159,37 +5402,37 @@
       </w:rPr>
     </w:lvl>
   </w:abstractNum>
-  <w:num w:numId="1" w16cid:durableId="543058461">
+  <w:num w:numId="1">
     <w:abstractNumId w:val="12"/>
   </w:num>
-  <w:num w:numId="2" w16cid:durableId="810294621">
+  <w:num w:numId="2">
     <w:abstractNumId w:val="5"/>
   </w:num>
-  <w:num w:numId="3" w16cid:durableId="2051104890">
+  <w:num w:numId="3">
     <w:abstractNumId w:val="4"/>
   </w:num>
-  <w:num w:numId="4" w16cid:durableId="1550529167">
+  <w:num w:numId="4">
     <w:abstractNumId w:val="0"/>
   </w:num>
-  <w:num w:numId="5" w16cid:durableId="116065152">
+  <w:num w:numId="5">
     <w:abstractNumId w:val="2"/>
   </w:num>
-  <w:num w:numId="6" w16cid:durableId="328102062">
+  <w:num w:numId="6">
     <w:abstractNumId w:val="7"/>
   </w:num>
-  <w:num w:numId="7" w16cid:durableId="440105406">
+  <w:num w:numId="7">
     <w:abstractNumId w:val="1"/>
   </w:num>
-  <w:num w:numId="8" w16cid:durableId="327680842">
+  <w:num w:numId="8">
     <w:abstractNumId w:val="3"/>
   </w:num>
-  <w:num w:numId="9" w16cid:durableId="1909610909">
+  <w:num w:numId="9">
     <w:abstractNumId w:val="10"/>
   </w:num>
-  <w:num w:numId="10" w16cid:durableId="1715301504">
+  <w:num w:numId="10">
     <w:abstractNumId w:val="11"/>
   </w:num>
-  <w:num w:numId="11" w16cid:durableId="530992070">
+  <w:num w:numId="11">
     <w:abstractNumId w:val="3"/>
     <w:lvlOverride w:ilvl="0">
       <w:startOverride w:val="1"/>
@@ -5219,7 +5462,7 @@
       <w:startOverride w:val="1"/>
     </w:lvlOverride>
   </w:num>
-  <w:num w:numId="12" w16cid:durableId="2044135248">
+  <w:num w:numId="12">
     <w:abstractNumId w:val="3"/>
     <w:lvlOverride w:ilvl="0">
       <w:startOverride w:val="1"/>
@@ -5249,7 +5492,7 @@
       <w:startOverride w:val="1"/>
     </w:lvlOverride>
   </w:num>
-  <w:num w:numId="13" w16cid:durableId="1043555803">
+  <w:num w:numId="13">
     <w:abstractNumId w:val="3"/>
     <w:lvlOverride w:ilvl="0">
       <w:startOverride w:val="1"/>
@@ -5279,29 +5522,29 @@
       <w:startOverride w:val="1"/>
     </w:lvlOverride>
   </w:num>
-  <w:num w:numId="14" w16cid:durableId="1071081392">
+  <w:num w:numId="14">
     <w:abstractNumId w:val="13"/>
   </w:num>
-  <w:num w:numId="15" w16cid:durableId="904225252">
+  <w:num w:numId="15">
     <w:abstractNumId w:val="13"/>
   </w:num>
-  <w:num w:numId="16" w16cid:durableId="1023093234">
+  <w:num w:numId="16">
     <w:abstractNumId w:val="14"/>
   </w:num>
-  <w:num w:numId="17" w16cid:durableId="257294932">
+  <w:num w:numId="17">
     <w:abstractNumId w:val="8"/>
   </w:num>
-  <w:num w:numId="18" w16cid:durableId="433747765">
+  <w:num w:numId="18">
     <w:abstractNumId w:val="9"/>
   </w:num>
-  <w:num w:numId="19" w16cid:durableId="254435134">
+  <w:num w:numId="19">
     <w:abstractNumId w:val="6"/>
   </w:num>
 </w:numbering>
 </file>
 
 <file path=word/styles.xml><?xml version="1.0" encoding="utf-8"?>
-<w:styles xmlns:mc="http://schemas.openxmlformats.org/markup-compatibility/2006" xmlns:r="http://schemas.openxmlformats.org/officeDocument/2006/relationships" xmlns:w="http://schemas.openxmlformats.org/wordprocessingml/2006/main" xmlns:w14="http://schemas.microsoft.com/office/word/2010/wordml" xmlns:w15="http://schemas.microsoft.com/office/word/2012/wordml" xmlns:w16cex="http://schemas.microsoft.com/office/word/2018/wordml/cex" xmlns:w16cid="http://schemas.microsoft.com/office/word/2016/wordml/cid" xmlns:w16="http://schemas.microsoft.com/office/word/2018/wordml" xmlns:w16du="http://schemas.microsoft.com/office/word/2023/wordml/word16du" xmlns:w16sdtdh="http://schemas.microsoft.com/office/word/2020/wordml/sdtdatahash" xmlns:w16sdtfl="http://schemas.microsoft.com/office/word/2024/wordml/sdtformatlock" xmlns:w16se="http://schemas.microsoft.com/office/word/2015/wordml/symex" mc:Ignorable="w14 w15 w16se w16cid w16 w16cex w16sdtdh w16sdtfl w16du">
+<w:styles xmlns:mc="http://schemas.openxmlformats.org/markup-compatibility/2006" xmlns:r="http://schemas.openxmlformats.org/officeDocument/2006/relationships" xmlns:w="http://schemas.openxmlformats.org/wordprocessingml/2006/main" xmlns:w14="http://schemas.microsoft.com/office/word/2010/wordml" xmlns:w15="http://schemas.microsoft.com/office/word/2012/wordml" xmlns:w16cex="http://schemas.microsoft.com/office/word/2018/wordml/cex" xmlns:w16cid="http://schemas.microsoft.com/office/word/2016/wordml/cid" xmlns:w16="http://schemas.microsoft.com/office/word/2018/wordml" xmlns:w16sdtdh="http://schemas.microsoft.com/office/word/2020/wordml/sdtdatahash" xmlns:w16se="http://schemas.microsoft.com/office/word/2015/wordml/symex" mc:Ignorable="w14 w15 w16se w16cid w16 w16cex w16sdtdh">
   <w:docDefaults>
     <w:rPrDefault>
       <w:rPr>
@@ -5810,7 +6053,6 @@
     <w:next w:val="Norml"/>
     <w:link w:val="Cmsor5Char"/>
     <w:uiPriority w:val="9"/>
-    <w:semiHidden/>
     <w:unhideWhenUsed/>
     <w:qFormat/>
     <w:rsid w:val="003F5864"/>
@@ -5835,7 +6077,6 @@
     <w:next w:val="Norml"/>
     <w:link w:val="Cmsor6Char"/>
     <w:uiPriority w:val="9"/>
-    <w:semiHidden/>
     <w:unhideWhenUsed/>
     <w:qFormat/>
     <w:rsid w:val="003F5864"/>
@@ -5860,7 +6101,6 @@
     <w:next w:val="Norml"/>
     <w:link w:val="Cmsor7Char"/>
     <w:uiPriority w:val="9"/>
-    <w:semiHidden/>
     <w:unhideWhenUsed/>
     <w:qFormat/>
     <w:rsid w:val="003F5864"/>
@@ -5887,7 +6127,6 @@
     <w:next w:val="Norml"/>
     <w:link w:val="Cmsor8Char"/>
     <w:uiPriority w:val="9"/>
-    <w:semiHidden/>
     <w:unhideWhenUsed/>
     <w:qFormat/>
     <w:rsid w:val="003F5864"/>
@@ -5914,7 +6153,6 @@
     <w:next w:val="Norml"/>
     <w:link w:val="Cmsor9Char"/>
     <w:uiPriority w:val="9"/>
-    <w:semiHidden/>
     <w:unhideWhenUsed/>
     <w:qFormat/>
     <w:rsid w:val="003F5864"/>
@@ -5940,7 +6178,6 @@
   <w:style w:type="character" w:default="1" w:styleId="Bekezdsalapbettpusa">
     <w:name w:val="Default Paragraph Font"/>
     <w:uiPriority w:val="1"/>
-    <w:semiHidden/>
     <w:unhideWhenUsed/>
   </w:style>
   <w:style w:type="table" w:default="1" w:styleId="Normltblzat">
@@ -5984,7 +6221,7 @@
     <w:link w:val="CmChar"/>
     <w:uiPriority w:val="10"/>
     <w:qFormat/>
-    <w:rsid w:val="000B718A"/>
+    <w:rsid w:val="000730B3"/>
     <w:pPr>
       <w:spacing w:after="0" w:line="240" w:lineRule="auto"/>
       <w:contextualSpacing/>
@@ -5992,7 +6229,7 @@
     </w:pPr>
     <w:rPr>
       <w:rFonts w:asciiTheme="majorHAnsi" w:eastAsiaTheme="majorEastAsia" w:hAnsiTheme="majorHAnsi" w:cstheme="majorBidi"/>
-      <w:color w:val="2F5496" w:themeColor="accent1" w:themeShade="BF"/>
+      <w:color w:val="000000" w:themeColor="text1"/>
       <w:spacing w:val="-10"/>
       <w:kern w:val="28"/>
       <w:sz w:val="56"/>
@@ -6004,10 +6241,10 @@
     <w:basedOn w:val="Bekezdsalapbettpusa"/>
     <w:link w:val="Cm"/>
     <w:uiPriority w:val="10"/>
-    <w:rsid w:val="000B718A"/>
+    <w:rsid w:val="000730B3"/>
     <w:rPr>
       <w:rFonts w:asciiTheme="majorHAnsi" w:eastAsiaTheme="majorEastAsia" w:hAnsiTheme="majorHAnsi" w:cstheme="majorBidi"/>
-      <w:color w:val="2F5496" w:themeColor="accent1" w:themeShade="BF"/>
+      <w:color w:val="000000" w:themeColor="text1"/>
       <w:spacing w:val="-10"/>
       <w:kern w:val="28"/>
       <w:sz w:val="56"/>
@@ -6198,7 +6435,6 @@
     <w:basedOn w:val="Bekezdsalapbettpusa"/>
     <w:link w:val="Cmsor5"/>
     <w:uiPriority w:val="9"/>
-    <w:semiHidden/>
     <w:rsid w:val="003F5864"/>
     <w:rPr>
       <w:rFonts w:asciiTheme="majorHAnsi" w:eastAsiaTheme="majorEastAsia" w:hAnsiTheme="majorHAnsi" w:cstheme="majorBidi"/>
@@ -6211,7 +6447,6 @@
     <w:basedOn w:val="Bekezdsalapbettpusa"/>
     <w:link w:val="Cmsor6"/>
     <w:uiPriority w:val="9"/>
-    <w:semiHidden/>
     <w:rsid w:val="003F5864"/>
     <w:rPr>
       <w:rFonts w:asciiTheme="majorHAnsi" w:eastAsiaTheme="majorEastAsia" w:hAnsiTheme="majorHAnsi" w:cstheme="majorBidi"/>
@@ -6224,7 +6459,6 @@
     <w:basedOn w:val="Bekezdsalapbettpusa"/>
     <w:link w:val="Cmsor7"/>
     <w:uiPriority w:val="9"/>
-    <w:semiHidden/>
     <w:rsid w:val="003F5864"/>
     <w:rPr>
       <w:rFonts w:asciiTheme="majorHAnsi" w:eastAsiaTheme="majorEastAsia" w:hAnsiTheme="majorHAnsi" w:cstheme="majorBidi"/>
@@ -6239,7 +6473,6 @@
     <w:basedOn w:val="Bekezdsalapbettpusa"/>
     <w:link w:val="Cmsor8"/>
     <w:uiPriority w:val="9"/>
-    <w:semiHidden/>
     <w:rsid w:val="003F5864"/>
     <w:rPr>
       <w:rFonts w:asciiTheme="majorHAnsi" w:eastAsiaTheme="majorEastAsia" w:hAnsiTheme="majorHAnsi" w:cstheme="majorBidi"/>
@@ -6253,7 +6486,6 @@
     <w:basedOn w:val="Bekezdsalapbettpusa"/>
     <w:link w:val="Cmsor9"/>
     <w:uiPriority w:val="9"/>
-    <w:semiHidden/>
     <w:rsid w:val="003F5864"/>
     <w:rPr>
       <w:rFonts w:asciiTheme="majorHAnsi" w:eastAsiaTheme="majorEastAsia" w:hAnsiTheme="majorHAnsi" w:cstheme="majorBidi"/>

--- a/docs/Okligon.docx
+++ b/docs/Okligon.docx
@@ -10,14 +10,12 @@
           <w:lang w:eastAsia="hu-HU"/>
         </w:rPr>
       </w:pPr>
-      <w:proofErr w:type="spellStart"/>
       <w:r>
         <w:rPr>
           <w:lang w:eastAsia="hu-HU"/>
         </w:rPr>
         <w:t>Okligon</w:t>
       </w:r>
-      <w:proofErr w:type="spellEnd"/>
     </w:p>
     <w:p>
       <w:pPr>
@@ -2646,14 +2644,12 @@
           <w:lang w:eastAsia="hu-HU"/>
         </w:rPr>
       </w:pPr>
-      <w:proofErr w:type="spellStart"/>
       <w:r>
         <w:rPr>
           <w:lang w:eastAsia="hu-HU"/>
         </w:rPr>
         <w:t>Okligon</w:t>
       </w:r>
-      <w:proofErr w:type="spellEnd"/>
     </w:p>
     <w:p>
       <w:pPr>
@@ -2687,21 +2683,7 @@
         <w:rPr>
           <w:lang w:eastAsia="hu-HU"/>
         </w:rPr>
-        <w:t xml:space="preserve">Az </w:t>
-      </w:r>
-      <w:proofErr w:type="spellStart"/>
-      <w:r>
-        <w:rPr>
-          <w:lang w:eastAsia="hu-HU"/>
-        </w:rPr>
-        <w:t>Okligon</w:t>
-      </w:r>
-      <w:proofErr w:type="spellEnd"/>
-      <w:r>
-        <w:rPr>
-          <w:lang w:eastAsia="hu-HU"/>
-        </w:rPr>
-        <w:t xml:space="preserve"> egy olyan projekt kezelő webapplikáció, amely</w:t>
+        <w:t>Az Okligon egy olyan projekt kezelő webapplikáció, amely</w:t>
       </w:r>
       <w:r>
         <w:rPr>
@@ -3023,12 +3005,6 @@
         <w:t>Követelmények és elvárások</w:t>
       </w:r>
       <w:bookmarkEnd w:id="12"/>
-      <w:r>
-        <w:rPr>
-          <w:lang w:eastAsia="hu-HU"/>
-        </w:rPr>
-        <w:t xml:space="preserve"> </w:t>
-      </w:r>
     </w:p>
     <w:p>
       <w:pPr>
@@ -3493,8 +3469,9 @@
       <w:headerReference w:type="default" r:id="rId9"/>
       <w:footerReference w:type="default" r:id="rId10"/>
       <w:pgSz w:w="11906" w:h="16838"/>
-      <w:pgMar w:top="1417" w:right="1417" w:bottom="1417" w:left="1417" w:header="1134" w:footer="709" w:gutter="0"/>
+      <w:pgMar w:top="1417" w:right="1417" w:bottom="1417" w:left="1417" w:header="964" w:footer="709" w:gutter="0"/>
       <w:cols w:space="708"/>
+      <w:titlePg/>
       <w:docGrid w:linePitch="360"/>
     </w:sectPr>
   </w:body>
@@ -3866,6 +3843,15 @@
     </w:r>
     <w:r>
       <w:ptab w:relativeTo="margin" w:alignment="left" w:leader="none"/>
+    </w:r>
+    <w:r>
+      <w:tab/>
+    </w:r>
+    <w:r>
+      <w:tab/>
+    </w:r>
+    <w:r>
+      <w:t>Okligon specifikáció</w:t>
     </w:r>
   </w:p>
   <w:p>
@@ -6178,6 +6164,7 @@
   <w:style w:type="character" w:default="1" w:styleId="Bekezdsalapbettpusa">
     <w:name w:val="Default Paragraph Font"/>
     <w:uiPriority w:val="1"/>
+    <w:semiHidden/>
     <w:unhideWhenUsed/>
   </w:style>
   <w:style w:type="table" w:default="1" w:styleId="Normltblzat">

--- a/docs/Okligon.docx
+++ b/docs/Okligon.docx
@@ -1,6 +1,6 @@
 
 <file path=word/document.xml><?xml version="1.0" encoding="utf-8"?>
-<w:document xmlns:wpc="http://schemas.microsoft.com/office/word/2010/wordprocessingCanvas" xmlns:cx="http://schemas.microsoft.com/office/drawing/2014/chartex" xmlns:cx1="http://schemas.microsoft.com/office/drawing/2015/9/8/chartex" xmlns:cx2="http://schemas.microsoft.com/office/drawing/2015/10/21/chartex" xmlns:cx3="http://schemas.microsoft.com/office/drawing/2016/5/9/chartex" xmlns:cx4="http://schemas.microsoft.com/office/drawing/2016/5/10/chartex" xmlns:cx5="http://schemas.microsoft.com/office/drawing/2016/5/11/chartex" xmlns:cx6="http://schemas.microsoft.com/office/drawing/2016/5/12/chartex" xmlns:cx7="http://schemas.microsoft.com/office/drawing/2016/5/13/chartex" xmlns:cx8="http://schemas.microsoft.com/office/drawing/2016/5/14/chartex" xmlns:mc="http://schemas.openxmlformats.org/markup-compatibility/2006" xmlns:aink="http://schemas.microsoft.com/office/drawing/2016/ink" xmlns:am3d="http://schemas.microsoft.com/office/drawing/2017/model3d" xmlns:o="urn:schemas-microsoft-com:office:office" xmlns:r="http://schemas.openxmlformats.org/officeDocument/2006/relationships" xmlns:m="http://schemas.openxmlformats.org/officeDocument/2006/math" xmlns:v="urn:schemas-microsoft-com:vml" xmlns:wp14="http://schemas.microsoft.com/office/word/2010/wordprocessingDrawing" xmlns:wp="http://schemas.openxmlformats.org/drawingml/2006/wordprocessingDrawing" xmlns:w10="urn:schemas-microsoft-com:office:word" xmlns:w="http://schemas.openxmlformats.org/wordprocessingml/2006/main" xmlns:w14="http://schemas.microsoft.com/office/word/2010/wordml" xmlns:w15="http://schemas.microsoft.com/office/word/2012/wordml" xmlns:w16cex="http://schemas.microsoft.com/office/word/2018/wordml/cex" xmlns:w16cid="http://schemas.microsoft.com/office/word/2016/wordml/cid" xmlns:w16="http://schemas.microsoft.com/office/word/2018/wordml" xmlns:w16sdtdh="http://schemas.microsoft.com/office/word/2020/wordml/sdtdatahash" xmlns:w16se="http://schemas.microsoft.com/office/word/2015/wordml/symex" xmlns:wpg="http://schemas.microsoft.com/office/word/2010/wordprocessingGroup" xmlns:wpi="http://schemas.microsoft.com/office/word/2010/wordprocessingInk" xmlns:wne="http://schemas.microsoft.com/office/word/2006/wordml" xmlns:wps="http://schemas.microsoft.com/office/word/2010/wordprocessingShape" mc:Ignorable="w14 w15 w16se w16cid w16 w16cex w16sdtdh wp14">
+<w:document xmlns:wpc="http://schemas.microsoft.com/office/word/2010/wordprocessingCanvas" xmlns:cx="http://schemas.microsoft.com/office/drawing/2014/chartex" xmlns:cx1="http://schemas.microsoft.com/office/drawing/2015/9/8/chartex" xmlns:cx2="http://schemas.microsoft.com/office/drawing/2015/10/21/chartex" xmlns:cx3="http://schemas.microsoft.com/office/drawing/2016/5/9/chartex" xmlns:cx4="http://schemas.microsoft.com/office/drawing/2016/5/10/chartex" xmlns:cx5="http://schemas.microsoft.com/office/drawing/2016/5/11/chartex" xmlns:cx6="http://schemas.microsoft.com/office/drawing/2016/5/12/chartex" xmlns:cx7="http://schemas.microsoft.com/office/drawing/2016/5/13/chartex" xmlns:cx8="http://schemas.microsoft.com/office/drawing/2016/5/14/chartex" xmlns:mc="http://schemas.openxmlformats.org/markup-compatibility/2006" xmlns:aink="http://schemas.microsoft.com/office/drawing/2016/ink" xmlns:am3d="http://schemas.microsoft.com/office/drawing/2017/model3d" xmlns:o="urn:schemas-microsoft-com:office:office" xmlns:oel="http://schemas.microsoft.com/office/2019/extlst" xmlns:r="http://schemas.openxmlformats.org/officeDocument/2006/relationships" xmlns:m="http://schemas.openxmlformats.org/officeDocument/2006/math" xmlns:v="urn:schemas-microsoft-com:vml" xmlns:wp14="http://schemas.microsoft.com/office/word/2010/wordprocessingDrawing" xmlns:wp="http://schemas.openxmlformats.org/drawingml/2006/wordprocessingDrawing" xmlns:w10="urn:schemas-microsoft-com:office:word" xmlns:w="http://schemas.openxmlformats.org/wordprocessingml/2006/main" xmlns:w14="http://schemas.microsoft.com/office/word/2010/wordml" xmlns:w15="http://schemas.microsoft.com/office/word/2012/wordml" xmlns:w16cex="http://schemas.microsoft.com/office/word/2018/wordml/cex" xmlns:w16cid="http://schemas.microsoft.com/office/word/2016/wordml/cid" xmlns:w16="http://schemas.microsoft.com/office/word/2018/wordml" xmlns:w16du="http://schemas.microsoft.com/office/word/2023/wordml/word16du" xmlns:w16sdtdh="http://schemas.microsoft.com/office/word/2020/wordml/sdtdatahash" xmlns:w16sdtfl="http://schemas.microsoft.com/office/word/2024/wordml/sdtformatlock" xmlns:w16se="http://schemas.microsoft.com/office/word/2015/wordml/symex" xmlns:wpg="http://schemas.microsoft.com/office/word/2010/wordprocessingGroup" xmlns:wpi="http://schemas.microsoft.com/office/word/2010/wordprocessingInk" xmlns:wne="http://schemas.microsoft.com/office/word/2006/wordml" xmlns:wps="http://schemas.microsoft.com/office/word/2010/wordprocessingShape" mc:Ignorable="w14 w15 w16se w16cid w16 w16cex w16sdtdh w16sdtfl w16du wp14">
   <w:body>
     <w:p>
       <w:pPr>
@@ -108,7 +108,7 @@
         <w:br w:type="page"/>
       </w:r>
     </w:p>
-    <w:bookmarkStart w:id="0" w:name="_Toc239368862" w:displacedByCustomXml="next"/>
+    <w:bookmarkStart w:id="0" w:name="_Toc239585456" w:displacedByCustomXml="next"/>
     <w:sdt>
       <w:sdtPr>
         <w:rPr>
@@ -150,7 +150,7 @@
           <w:pPr>
             <w:pStyle w:val="TJ1"/>
             <w:tabs>
-              <w:tab w:val="left" w:pos="480"/>
+              <w:tab w:val="left" w:pos="520"/>
               <w:tab w:val="right" w:leader="dot" w:pos="9062"/>
             </w:tabs>
             <w:rPr>
@@ -172,7 +172,7 @@
           <w:r>
             <w:fldChar w:fldCharType="separate"/>
           </w:r>
-          <w:hyperlink w:anchor="_Toc239368862" w:history="1">
+          <w:hyperlink w:anchor="_Toc239585456" w:history="1">
             <w:r>
               <w:rPr>
                 <w:rStyle w:val="Hiperhivatkozs"/>
@@ -218,7 +218,7 @@
                 <w:noProof/>
                 <w:webHidden/>
               </w:rPr>
-              <w:instrText xml:space="preserve"> PAGEREF _Toc239368862 \h </w:instrText>
+              <w:instrText xml:space="preserve"> PAGEREF _Toc239585456 \h </w:instrText>
             </w:r>
             <w:r>
               <w:rPr>
@@ -253,7 +253,7 @@
           <w:pPr>
             <w:pStyle w:val="TJ1"/>
             <w:tabs>
-              <w:tab w:val="left" w:pos="480"/>
+              <w:tab w:val="left" w:pos="520"/>
               <w:tab w:val="right" w:leader="dot" w:pos="9062"/>
             </w:tabs>
             <w:rPr>
@@ -266,7 +266,7 @@
               <w14:ligatures w14:val="standardContextual"/>
             </w:rPr>
           </w:pPr>
-          <w:hyperlink w:anchor="_Toc239368863" w:history="1">
+          <w:hyperlink w:anchor="_Toc239585457" w:history="1">
             <w:r>
               <w:rPr>
                 <w:rStyle w:val="Hiperhivatkozs"/>
@@ -314,7 +314,7 @@
                 <w:noProof/>
                 <w:webHidden/>
               </w:rPr>
-              <w:instrText xml:space="preserve"> PAGEREF _Toc239368863 \h </w:instrText>
+              <w:instrText xml:space="preserve"> PAGEREF _Toc239585457 \h </w:instrText>
             </w:r>
             <w:r>
               <w:rPr>
@@ -362,7 +362,7 @@
               <w14:ligatures w14:val="standardContextual"/>
             </w:rPr>
           </w:pPr>
-          <w:hyperlink w:anchor="_Toc239368864" w:history="1">
+          <w:hyperlink w:anchor="_Toc239585458" w:history="1">
             <w:r>
               <w:rPr>
                 <w:rStyle w:val="Hiperhivatkozs"/>
@@ -410,7 +410,7 @@
                 <w:noProof/>
                 <w:webHidden/>
               </w:rPr>
-              <w:instrText xml:space="preserve"> PAGEREF _Toc239368864 \h </w:instrText>
+              <w:instrText xml:space="preserve"> PAGEREF _Toc239585458 \h </w:instrText>
             </w:r>
             <w:r>
               <w:rPr>
@@ -458,7 +458,7 @@
               <w14:ligatures w14:val="standardContextual"/>
             </w:rPr>
           </w:pPr>
-          <w:hyperlink w:anchor="_Toc239368865" w:history="1">
+          <w:hyperlink w:anchor="_Toc239585459" w:history="1">
             <w:r>
               <w:rPr>
                 <w:rStyle w:val="Hiperhivatkozs"/>
@@ -485,7 +485,7 @@
                 <w:noProof/>
                 <w:lang w:eastAsia="hu-HU"/>
               </w:rPr>
-              <w:t>Feladat háttere és célja</w:t>
+              <w:t>Feladat háttere</w:t>
             </w:r>
             <w:r>
               <w:rPr>
@@ -506,103 +506,7 @@
                 <w:noProof/>
                 <w:webHidden/>
               </w:rPr>
-              <w:instrText xml:space="preserve"> PAGEREF _Toc239368865 \h </w:instrText>
-            </w:r>
-            <w:r>
-              <w:rPr>
-                <w:noProof/>
-                <w:webHidden/>
-              </w:rPr>
-            </w:r>
-            <w:r>
-              <w:rPr>
-                <w:noProof/>
-                <w:webHidden/>
-              </w:rPr>
-              <w:fldChar w:fldCharType="separate"/>
-            </w:r>
-            <w:r>
-              <w:rPr>
-                <w:noProof/>
-                <w:webHidden/>
-              </w:rPr>
-              <w:t>3</w:t>
-            </w:r>
-            <w:r>
-              <w:rPr>
-                <w:noProof/>
-                <w:webHidden/>
-              </w:rPr>
-              <w:fldChar w:fldCharType="end"/>
-            </w:r>
-          </w:hyperlink>
-        </w:p>
-        <w:p>
-          <w:pPr>
-            <w:pStyle w:val="TJ1"/>
-            <w:tabs>
-              <w:tab w:val="left" w:pos="480"/>
-              <w:tab w:val="right" w:leader="dot" w:pos="9062"/>
-            </w:tabs>
-            <w:rPr>
-              <w:rFonts w:eastAsiaTheme="minorEastAsia"/>
-              <w:noProof/>
-              <w:kern w:val="2"/>
-              <w:sz w:val="24"/>
-              <w:szCs w:val="24"/>
-              <w:lang w:eastAsia="hu-HU"/>
-              <w14:ligatures w14:val="standardContextual"/>
-            </w:rPr>
-          </w:pPr>
-          <w:hyperlink w:anchor="_Toc239368866" w:history="1">
-            <w:r>
-              <w:rPr>
-                <w:rStyle w:val="Hiperhivatkozs"/>
-                <w:noProof/>
-                <w:lang w:eastAsia="hu-HU"/>
-              </w:rPr>
-              <w:t>3.</w:t>
-            </w:r>
-            <w:r>
-              <w:rPr>
-                <w:rFonts w:eastAsiaTheme="minorEastAsia"/>
-                <w:noProof/>
-                <w:kern w:val="2"/>
-                <w:sz w:val="24"/>
-                <w:szCs w:val="24"/>
-                <w:lang w:eastAsia="hu-HU"/>
-                <w14:ligatures w14:val="standardContextual"/>
-              </w:rPr>
-              <w:tab/>
-            </w:r>
-            <w:r>
-              <w:rPr>
-                <w:rStyle w:val="Hiperhivatkozs"/>
-                <w:noProof/>
-                <w:lang w:eastAsia="hu-HU"/>
-              </w:rPr>
-              <w:t>Szerepkörök</w:t>
-            </w:r>
-            <w:r>
-              <w:rPr>
-                <w:noProof/>
-                <w:webHidden/>
-              </w:rPr>
-              <w:tab/>
-            </w:r>
-            <w:r>
-              <w:rPr>
-                <w:noProof/>
-                <w:webHidden/>
-              </w:rPr>
-              <w:fldChar w:fldCharType="begin"/>
-            </w:r>
-            <w:r>
-              <w:rPr>
-                <w:noProof/>
-                <w:webHidden/>
-              </w:rPr>
-              <w:instrText xml:space="preserve"> PAGEREF _Toc239368866 \h </w:instrText>
+              <w:instrText xml:space="preserve"> PAGEREF _Toc239585459 \h </w:instrText>
             </w:r>
             <w:r>
               <w:rPr>
@@ -650,14 +554,14 @@
               <w14:ligatures w14:val="standardContextual"/>
             </w:rPr>
           </w:pPr>
-          <w:hyperlink w:anchor="_Toc239368867" w:history="1">
+          <w:hyperlink w:anchor="_Toc239585460" w:history="1">
             <w:r>
               <w:rPr>
                 <w:rStyle w:val="Hiperhivatkozs"/>
                 <w:noProof/>
                 <w:lang w:eastAsia="hu-HU"/>
               </w:rPr>
-              <w:t>3.1</w:t>
+              <w:t>2.3</w:t>
             </w:r>
             <w:r>
               <w:rPr>
@@ -677,7 +581,7 @@
                 <w:noProof/>
                 <w:lang w:eastAsia="hu-HU"/>
               </w:rPr>
-              <w:t>globális</w:t>
+              <w:t>Célunk</w:t>
             </w:r>
             <w:r>
               <w:rPr>
@@ -698,7 +602,7 @@
                 <w:noProof/>
                 <w:webHidden/>
               </w:rPr>
-              <w:instrText xml:space="preserve"> PAGEREF _Toc239368867 \h </w:instrText>
+              <w:instrText xml:space="preserve"> PAGEREF _Toc239585460 \h </w:instrText>
             </w:r>
             <w:r>
               <w:rPr>
@@ -731,27 +635,39 @@
         </w:p>
         <w:p>
           <w:pPr>
-            <w:pStyle w:val="TJ3"/>
+            <w:pStyle w:val="TJ1"/>
             <w:tabs>
-              <w:tab w:val="left" w:pos="1440"/>
+              <w:tab w:val="left" w:pos="520"/>
               <w:tab w:val="right" w:leader="dot" w:pos="9062"/>
             </w:tabs>
             <w:rPr>
+              <w:rFonts w:eastAsiaTheme="minorEastAsia"/>
               <w:noProof/>
+              <w:kern w:val="2"/>
+              <w:sz w:val="24"/>
+              <w:szCs w:val="24"/>
+              <w:lang w:eastAsia="hu-HU"/>
+              <w14:ligatures w14:val="standardContextual"/>
             </w:rPr>
           </w:pPr>
-          <w:hyperlink w:anchor="_Toc239368868" w:history="1">
+          <w:hyperlink w:anchor="_Toc239585461" w:history="1">
             <w:r>
               <w:rPr>
                 <w:rStyle w:val="Hiperhivatkozs"/>
                 <w:noProof/>
                 <w:lang w:eastAsia="hu-HU"/>
               </w:rPr>
-              <w:t>3.1.1</w:t>
-            </w:r>
-            <w:r>
-              <w:rPr>
-                <w:noProof/>
+              <w:t>3.</w:t>
+            </w:r>
+            <w:r>
+              <w:rPr>
+                <w:rFonts w:eastAsiaTheme="minorEastAsia"/>
+                <w:noProof/>
+                <w:kern w:val="2"/>
+                <w:sz w:val="24"/>
+                <w:szCs w:val="24"/>
+                <w:lang w:eastAsia="hu-HU"/>
+                <w14:ligatures w14:val="standardContextual"/>
               </w:rPr>
               <w:tab/>
             </w:r>
@@ -761,7 +677,7 @@
                 <w:noProof/>
                 <w:lang w:eastAsia="hu-HU"/>
               </w:rPr>
-              <w:t>Rendszergazda</w:t>
+              <w:t>Szerepkörök</w:t>
             </w:r>
             <w:r>
               <w:rPr>
@@ -782,91 +698,7 @@
                 <w:noProof/>
                 <w:webHidden/>
               </w:rPr>
-              <w:instrText xml:space="preserve"> PAGEREF _Toc239368868 \h </w:instrText>
-            </w:r>
-            <w:r>
-              <w:rPr>
-                <w:noProof/>
-                <w:webHidden/>
-              </w:rPr>
-            </w:r>
-            <w:r>
-              <w:rPr>
-                <w:noProof/>
-                <w:webHidden/>
-              </w:rPr>
-              <w:fldChar w:fldCharType="separate"/>
-            </w:r>
-            <w:r>
-              <w:rPr>
-                <w:noProof/>
-                <w:webHidden/>
-              </w:rPr>
-              <w:t>3</w:t>
-            </w:r>
-            <w:r>
-              <w:rPr>
-                <w:noProof/>
-                <w:webHidden/>
-              </w:rPr>
-              <w:fldChar w:fldCharType="end"/>
-            </w:r>
-          </w:hyperlink>
-        </w:p>
-        <w:p>
-          <w:pPr>
-            <w:pStyle w:val="TJ3"/>
-            <w:tabs>
-              <w:tab w:val="left" w:pos="1440"/>
-              <w:tab w:val="right" w:leader="dot" w:pos="9062"/>
-            </w:tabs>
-            <w:rPr>
-              <w:noProof/>
-            </w:rPr>
-          </w:pPr>
-          <w:hyperlink w:anchor="_Toc239368869" w:history="1">
-            <w:r>
-              <w:rPr>
-                <w:rStyle w:val="Hiperhivatkozs"/>
-                <w:noProof/>
-                <w:lang w:eastAsia="hu-HU"/>
-              </w:rPr>
-              <w:t>3.1.2</w:t>
-            </w:r>
-            <w:r>
-              <w:rPr>
-                <w:noProof/>
-              </w:rPr>
-              <w:tab/>
-            </w:r>
-            <w:r>
-              <w:rPr>
-                <w:rStyle w:val="Hiperhivatkozs"/>
-                <w:noProof/>
-                <w:lang w:eastAsia="hu-HU"/>
-              </w:rPr>
-              <w:t>Felhasználó</w:t>
-            </w:r>
-            <w:r>
-              <w:rPr>
-                <w:noProof/>
-                <w:webHidden/>
-              </w:rPr>
-              <w:tab/>
-            </w:r>
-            <w:r>
-              <w:rPr>
-                <w:noProof/>
-                <w:webHidden/>
-              </w:rPr>
-              <w:fldChar w:fldCharType="begin"/>
-            </w:r>
-            <w:r>
-              <w:rPr>
-                <w:noProof/>
-                <w:webHidden/>
-              </w:rPr>
-              <w:instrText xml:space="preserve"> PAGEREF _Toc239368869 \h </w:instrText>
+              <w:instrText xml:space="preserve"> PAGEREF _Toc239585461 \h </w:instrText>
             </w:r>
             <w:r>
               <w:rPr>
@@ -914,14 +746,14 @@
               <w14:ligatures w14:val="standardContextual"/>
             </w:rPr>
           </w:pPr>
-          <w:hyperlink w:anchor="_Toc239368870" w:history="1">
+          <w:hyperlink w:anchor="_Toc239585462" w:history="1">
             <w:r>
               <w:rPr>
                 <w:rStyle w:val="Hiperhivatkozs"/>
                 <w:noProof/>
                 <w:lang w:eastAsia="hu-HU"/>
               </w:rPr>
-              <w:t>3.2</w:t>
+              <w:t>3.1</w:t>
             </w:r>
             <w:r>
               <w:rPr>
@@ -941,7 +773,7 @@
                 <w:noProof/>
                 <w:lang w:eastAsia="hu-HU"/>
               </w:rPr>
-              <w:t>lokális</w:t>
+              <w:t>Globális</w:t>
             </w:r>
             <w:r>
               <w:rPr>
@@ -962,7 +794,7 @@
                 <w:noProof/>
                 <w:webHidden/>
               </w:rPr>
-              <w:instrText xml:space="preserve"> PAGEREF _Toc239368870 \h </w:instrText>
+              <w:instrText xml:space="preserve"> PAGEREF _Toc239585462 \h </w:instrText>
             </w:r>
             <w:r>
               <w:rPr>
@@ -1001,21 +833,33 @@
               <w:tab w:val="right" w:leader="dot" w:pos="9062"/>
             </w:tabs>
             <w:rPr>
+              <w:rFonts w:eastAsiaTheme="minorEastAsia"/>
               <w:noProof/>
+              <w:kern w:val="2"/>
+              <w:sz w:val="24"/>
+              <w:szCs w:val="24"/>
+              <w:lang w:eastAsia="hu-HU"/>
+              <w14:ligatures w14:val="standardContextual"/>
             </w:rPr>
           </w:pPr>
-          <w:hyperlink w:anchor="_Toc239368871" w:history="1">
+          <w:hyperlink w:anchor="_Toc239585463" w:history="1">
             <w:r>
               <w:rPr>
                 <w:rStyle w:val="Hiperhivatkozs"/>
                 <w:noProof/>
                 <w:lang w:eastAsia="hu-HU"/>
               </w:rPr>
-              <w:t>3.2.1</w:t>
-            </w:r>
-            <w:r>
-              <w:rPr>
-                <w:noProof/>
+              <w:t>3.1.1</w:t>
+            </w:r>
+            <w:r>
+              <w:rPr>
+                <w:rFonts w:eastAsiaTheme="minorEastAsia"/>
+                <w:noProof/>
+                <w:kern w:val="2"/>
+                <w:sz w:val="24"/>
+                <w:szCs w:val="24"/>
+                <w:lang w:eastAsia="hu-HU"/>
+                <w14:ligatures w14:val="standardContextual"/>
               </w:rPr>
               <w:tab/>
             </w:r>
@@ -1025,7 +869,7 @@
                 <w:noProof/>
                 <w:lang w:eastAsia="hu-HU"/>
               </w:rPr>
-              <w:t>Projektfelelős</w:t>
+              <w:t>Rendszergazda</w:t>
             </w:r>
             <w:r>
               <w:rPr>
@@ -1046,7 +890,7 @@
                 <w:noProof/>
                 <w:webHidden/>
               </w:rPr>
-              <w:instrText xml:space="preserve"> PAGEREF _Toc239368871 \h </w:instrText>
+              <w:instrText xml:space="preserve"> PAGEREF _Toc239585463 \h </w:instrText>
             </w:r>
             <w:r>
               <w:rPr>
@@ -1085,21 +929,33 @@
               <w:tab w:val="right" w:leader="dot" w:pos="9062"/>
             </w:tabs>
             <w:rPr>
+              <w:rFonts w:eastAsiaTheme="minorEastAsia"/>
               <w:noProof/>
+              <w:kern w:val="2"/>
+              <w:sz w:val="24"/>
+              <w:szCs w:val="24"/>
+              <w:lang w:eastAsia="hu-HU"/>
+              <w14:ligatures w14:val="standardContextual"/>
             </w:rPr>
           </w:pPr>
-          <w:hyperlink w:anchor="_Toc239368872" w:history="1">
+          <w:hyperlink w:anchor="_Toc239585464" w:history="1">
             <w:r>
               <w:rPr>
                 <w:rStyle w:val="Hiperhivatkozs"/>
                 <w:noProof/>
                 <w:lang w:eastAsia="hu-HU"/>
               </w:rPr>
-              <w:t>3.2.2</w:t>
-            </w:r>
-            <w:r>
-              <w:rPr>
-                <w:noProof/>
+              <w:t>3.1.2</w:t>
+            </w:r>
+            <w:r>
+              <w:rPr>
+                <w:rFonts w:eastAsiaTheme="minorEastAsia"/>
+                <w:noProof/>
+                <w:kern w:val="2"/>
+                <w:sz w:val="24"/>
+                <w:szCs w:val="24"/>
+                <w:lang w:eastAsia="hu-HU"/>
+                <w14:ligatures w14:val="standardContextual"/>
               </w:rPr>
               <w:tab/>
             </w:r>
@@ -1109,7 +965,7 @@
                 <w:noProof/>
                 <w:lang w:eastAsia="hu-HU"/>
               </w:rPr>
-              <w:t>Tag</w:t>
+              <w:t>Felhasználó</w:t>
             </w:r>
             <w:r>
               <w:rPr>
@@ -1130,7 +986,7 @@
                 <w:noProof/>
                 <w:webHidden/>
               </w:rPr>
-              <w:instrText xml:space="preserve"> PAGEREF _Toc239368872 \h </w:instrText>
+              <w:instrText xml:space="preserve"> PAGEREF _Toc239585464 \h </w:instrText>
             </w:r>
             <w:r>
               <w:rPr>
@@ -1151,6 +1007,102 @@
                 <w:webHidden/>
               </w:rPr>
               <w:t>3</w:t>
+            </w:r>
+            <w:r>
+              <w:rPr>
+                <w:noProof/>
+                <w:webHidden/>
+              </w:rPr>
+              <w:fldChar w:fldCharType="end"/>
+            </w:r>
+          </w:hyperlink>
+        </w:p>
+        <w:p>
+          <w:pPr>
+            <w:pStyle w:val="TJ2"/>
+            <w:tabs>
+              <w:tab w:val="left" w:pos="960"/>
+              <w:tab w:val="right" w:leader="dot" w:pos="9062"/>
+            </w:tabs>
+            <w:rPr>
+              <w:rFonts w:eastAsiaTheme="minorEastAsia"/>
+              <w:noProof/>
+              <w:kern w:val="2"/>
+              <w:sz w:val="24"/>
+              <w:szCs w:val="24"/>
+              <w:lang w:eastAsia="hu-HU"/>
+              <w14:ligatures w14:val="standardContextual"/>
+            </w:rPr>
+          </w:pPr>
+          <w:hyperlink w:anchor="_Toc239585465" w:history="1">
+            <w:r>
+              <w:rPr>
+                <w:rStyle w:val="Hiperhivatkozs"/>
+                <w:noProof/>
+                <w:lang w:eastAsia="hu-HU"/>
+              </w:rPr>
+              <w:t>3.2</w:t>
+            </w:r>
+            <w:r>
+              <w:rPr>
+                <w:rFonts w:eastAsiaTheme="minorEastAsia"/>
+                <w:noProof/>
+                <w:kern w:val="2"/>
+                <w:sz w:val="24"/>
+                <w:szCs w:val="24"/>
+                <w:lang w:eastAsia="hu-HU"/>
+                <w14:ligatures w14:val="standardContextual"/>
+              </w:rPr>
+              <w:tab/>
+            </w:r>
+            <w:r>
+              <w:rPr>
+                <w:rStyle w:val="Hiperhivatkozs"/>
+                <w:noProof/>
+                <w:lang w:eastAsia="hu-HU"/>
+              </w:rPr>
+              <w:t>Lokális</w:t>
+            </w:r>
+            <w:r>
+              <w:rPr>
+                <w:noProof/>
+                <w:webHidden/>
+              </w:rPr>
+              <w:tab/>
+            </w:r>
+            <w:r>
+              <w:rPr>
+                <w:noProof/>
+                <w:webHidden/>
+              </w:rPr>
+              <w:fldChar w:fldCharType="begin"/>
+            </w:r>
+            <w:r>
+              <w:rPr>
+                <w:noProof/>
+                <w:webHidden/>
+              </w:rPr>
+              <w:instrText xml:space="preserve"> PAGEREF _Toc239585465 \h </w:instrText>
+            </w:r>
+            <w:r>
+              <w:rPr>
+                <w:noProof/>
+                <w:webHidden/>
+              </w:rPr>
+            </w:r>
+            <w:r>
+              <w:rPr>
+                <w:noProof/>
+                <w:webHidden/>
+              </w:rPr>
+              <w:fldChar w:fldCharType="separate"/>
+            </w:r>
+            <w:r>
+              <w:rPr>
+                <w:noProof/>
+                <w:webHidden/>
+              </w:rPr>
+              <w:t>4</w:t>
             </w:r>
             <w:r>
               <w:rPr>
@@ -1169,21 +1121,225 @@
               <w:tab w:val="right" w:leader="dot" w:pos="9062"/>
             </w:tabs>
             <w:rPr>
+              <w:rFonts w:eastAsiaTheme="minorEastAsia"/>
               <w:noProof/>
+              <w:kern w:val="2"/>
+              <w:sz w:val="24"/>
+              <w:szCs w:val="24"/>
+              <w:lang w:eastAsia="hu-HU"/>
+              <w14:ligatures w14:val="standardContextual"/>
             </w:rPr>
           </w:pPr>
-          <w:hyperlink w:anchor="_Toc239368873" w:history="1">
+          <w:hyperlink w:anchor="_Toc239585466" w:history="1">
             <w:r>
               <w:rPr>
                 <w:rStyle w:val="Hiperhivatkozs"/>
                 <w:noProof/>
                 <w:lang w:eastAsia="hu-HU"/>
               </w:rPr>
+              <w:t>3.2.1</w:t>
+            </w:r>
+            <w:r>
+              <w:rPr>
+                <w:rFonts w:eastAsiaTheme="minorEastAsia"/>
+                <w:noProof/>
+                <w:kern w:val="2"/>
+                <w:sz w:val="24"/>
+                <w:szCs w:val="24"/>
+                <w:lang w:eastAsia="hu-HU"/>
+                <w14:ligatures w14:val="standardContextual"/>
+              </w:rPr>
+              <w:tab/>
+            </w:r>
+            <w:r>
+              <w:rPr>
+                <w:rStyle w:val="Hiperhivatkozs"/>
+                <w:noProof/>
+                <w:lang w:eastAsia="hu-HU"/>
+              </w:rPr>
+              <w:t>Projektfelelős</w:t>
+            </w:r>
+            <w:r>
+              <w:rPr>
+                <w:noProof/>
+                <w:webHidden/>
+              </w:rPr>
+              <w:tab/>
+            </w:r>
+            <w:r>
+              <w:rPr>
+                <w:noProof/>
+                <w:webHidden/>
+              </w:rPr>
+              <w:fldChar w:fldCharType="begin"/>
+            </w:r>
+            <w:r>
+              <w:rPr>
+                <w:noProof/>
+                <w:webHidden/>
+              </w:rPr>
+              <w:instrText xml:space="preserve"> PAGEREF _Toc239585466 \h </w:instrText>
+            </w:r>
+            <w:r>
+              <w:rPr>
+                <w:noProof/>
+                <w:webHidden/>
+              </w:rPr>
+            </w:r>
+            <w:r>
+              <w:rPr>
+                <w:noProof/>
+                <w:webHidden/>
+              </w:rPr>
+              <w:fldChar w:fldCharType="separate"/>
+            </w:r>
+            <w:r>
+              <w:rPr>
+                <w:noProof/>
+                <w:webHidden/>
+              </w:rPr>
+              <w:t>4</w:t>
+            </w:r>
+            <w:r>
+              <w:rPr>
+                <w:noProof/>
+                <w:webHidden/>
+              </w:rPr>
+              <w:fldChar w:fldCharType="end"/>
+            </w:r>
+          </w:hyperlink>
+        </w:p>
+        <w:p>
+          <w:pPr>
+            <w:pStyle w:val="TJ3"/>
+            <w:tabs>
+              <w:tab w:val="left" w:pos="1440"/>
+              <w:tab w:val="right" w:leader="dot" w:pos="9062"/>
+            </w:tabs>
+            <w:rPr>
+              <w:rFonts w:eastAsiaTheme="minorEastAsia"/>
+              <w:noProof/>
+              <w:kern w:val="2"/>
+              <w:sz w:val="24"/>
+              <w:szCs w:val="24"/>
+              <w:lang w:eastAsia="hu-HU"/>
+              <w14:ligatures w14:val="standardContextual"/>
+            </w:rPr>
+          </w:pPr>
+          <w:hyperlink w:anchor="_Toc239585467" w:history="1">
+            <w:r>
+              <w:rPr>
+                <w:rStyle w:val="Hiperhivatkozs"/>
+                <w:noProof/>
+                <w:lang w:eastAsia="hu-HU"/>
+              </w:rPr>
+              <w:t>3.2.2</w:t>
+            </w:r>
+            <w:r>
+              <w:rPr>
+                <w:rFonts w:eastAsiaTheme="minorEastAsia"/>
+                <w:noProof/>
+                <w:kern w:val="2"/>
+                <w:sz w:val="24"/>
+                <w:szCs w:val="24"/>
+                <w:lang w:eastAsia="hu-HU"/>
+                <w14:ligatures w14:val="standardContextual"/>
+              </w:rPr>
+              <w:tab/>
+            </w:r>
+            <w:r>
+              <w:rPr>
+                <w:rStyle w:val="Hiperhivatkozs"/>
+                <w:noProof/>
+                <w:lang w:eastAsia="hu-HU"/>
+              </w:rPr>
+              <w:t>Tag</w:t>
+            </w:r>
+            <w:r>
+              <w:rPr>
+                <w:noProof/>
+                <w:webHidden/>
+              </w:rPr>
+              <w:tab/>
+            </w:r>
+            <w:r>
+              <w:rPr>
+                <w:noProof/>
+                <w:webHidden/>
+              </w:rPr>
+              <w:fldChar w:fldCharType="begin"/>
+            </w:r>
+            <w:r>
+              <w:rPr>
+                <w:noProof/>
+                <w:webHidden/>
+              </w:rPr>
+              <w:instrText xml:space="preserve"> PAGEREF _Toc239585467 \h </w:instrText>
+            </w:r>
+            <w:r>
+              <w:rPr>
+                <w:noProof/>
+                <w:webHidden/>
+              </w:rPr>
+            </w:r>
+            <w:r>
+              <w:rPr>
+                <w:noProof/>
+                <w:webHidden/>
+              </w:rPr>
+              <w:fldChar w:fldCharType="separate"/>
+            </w:r>
+            <w:r>
+              <w:rPr>
+                <w:noProof/>
+                <w:webHidden/>
+              </w:rPr>
+              <w:t>4</w:t>
+            </w:r>
+            <w:r>
+              <w:rPr>
+                <w:noProof/>
+                <w:webHidden/>
+              </w:rPr>
+              <w:fldChar w:fldCharType="end"/>
+            </w:r>
+          </w:hyperlink>
+        </w:p>
+        <w:p>
+          <w:pPr>
+            <w:pStyle w:val="TJ3"/>
+            <w:tabs>
+              <w:tab w:val="left" w:pos="1440"/>
+              <w:tab w:val="right" w:leader="dot" w:pos="9062"/>
+            </w:tabs>
+            <w:rPr>
+              <w:rFonts w:eastAsiaTheme="minorEastAsia"/>
+              <w:noProof/>
+              <w:kern w:val="2"/>
+              <w:sz w:val="24"/>
+              <w:szCs w:val="24"/>
+              <w:lang w:eastAsia="hu-HU"/>
+              <w14:ligatures w14:val="standardContextual"/>
+            </w:rPr>
+          </w:pPr>
+          <w:hyperlink w:anchor="_Toc239585468" w:history="1">
+            <w:r>
+              <w:rPr>
+                <w:rStyle w:val="Hiperhivatkozs"/>
+                <w:noProof/>
+                <w:lang w:eastAsia="hu-HU"/>
+              </w:rPr>
               <w:t>3.2.3</w:t>
             </w:r>
             <w:r>
               <w:rPr>
-                <w:noProof/>
+                <w:rFonts w:eastAsiaTheme="minorEastAsia"/>
+                <w:noProof/>
+                <w:kern w:val="2"/>
+                <w:sz w:val="24"/>
+                <w:szCs w:val="24"/>
+                <w:lang w:eastAsia="hu-HU"/>
+                <w14:ligatures w14:val="standardContextual"/>
               </w:rPr>
               <w:tab/>
             </w:r>
@@ -1214,7 +1370,7 @@
                 <w:noProof/>
                 <w:webHidden/>
               </w:rPr>
-              <w:instrText xml:space="preserve"> PAGEREF _Toc239368873 \h </w:instrText>
+              <w:instrText xml:space="preserve"> PAGEREF _Toc239585468 \h </w:instrText>
             </w:r>
             <w:r>
               <w:rPr>
@@ -1234,7 +1390,7 @@
                 <w:noProof/>
                 <w:webHidden/>
               </w:rPr>
-              <w:t>3</w:t>
+              <w:t>4</w:t>
             </w:r>
             <w:r>
               <w:rPr>
@@ -1262,7 +1418,7 @@
               <w14:ligatures w14:val="standardContextual"/>
             </w:rPr>
           </w:pPr>
-          <w:hyperlink w:anchor="_Toc239368874" w:history="1">
+          <w:hyperlink w:anchor="_Toc239585469" w:history="1">
             <w:r>
               <w:rPr>
                 <w:rStyle w:val="Hiperhivatkozs"/>
@@ -1309,7 +1465,7 @@
                 <w:noProof/>
                 <w:webHidden/>
               </w:rPr>
-              <w:instrText xml:space="preserve"> PAGEREF _Toc239368874 \h </w:instrText>
+              <w:instrText xml:space="preserve"> PAGEREF _Toc239585469 \h </w:instrText>
             </w:r>
             <w:r>
               <w:rPr>
@@ -1329,7 +1485,7 @@
                 <w:noProof/>
                 <w:webHidden/>
               </w:rPr>
-              <w:t>3</w:t>
+              <w:t>4</w:t>
             </w:r>
             <w:r>
               <w:rPr>
@@ -1357,7 +1513,7 @@
               <w14:ligatures w14:val="standardContextual"/>
             </w:rPr>
           </w:pPr>
-          <w:hyperlink w:anchor="_Toc239368875" w:history="1">
+          <w:hyperlink w:anchor="_Toc239585470" w:history="1">
             <w:r>
               <w:rPr>
                 <w:rStyle w:val="Hiperhivatkozs"/>
@@ -1405,7 +1561,7 @@
                 <w:noProof/>
                 <w:webHidden/>
               </w:rPr>
-              <w:instrText xml:space="preserve"> PAGEREF _Toc239368875 \h </w:instrText>
+              <w:instrText xml:space="preserve"> PAGEREF _Toc239585470 \h </w:instrText>
             </w:r>
             <w:r>
               <w:rPr>
@@ -1425,7 +1581,7 @@
                 <w:noProof/>
                 <w:webHidden/>
               </w:rPr>
-              <w:t>3</w:t>
+              <w:t>4</w:t>
             </w:r>
             <w:r>
               <w:rPr>
@@ -1453,7 +1609,7 @@
               <w14:ligatures w14:val="standardContextual"/>
             </w:rPr>
           </w:pPr>
-          <w:hyperlink w:anchor="_Toc239368876" w:history="1">
+          <w:hyperlink w:anchor="_Toc239585471" w:history="1">
             <w:r>
               <w:rPr>
                 <w:rStyle w:val="Hiperhivatkozs"/>
@@ -1501,7 +1657,7 @@
                 <w:noProof/>
                 <w:webHidden/>
               </w:rPr>
-              <w:instrText xml:space="preserve"> PAGEREF _Toc239368876 \h </w:instrText>
+              <w:instrText xml:space="preserve"> PAGEREF _Toc239585471 \h </w:instrText>
             </w:r>
             <w:r>
               <w:rPr>
@@ -1521,7 +1677,7 @@
                 <w:noProof/>
                 <w:webHidden/>
               </w:rPr>
-              <w:t>4</w:t>
+              <w:t>5</w:t>
             </w:r>
             <w:r>
               <w:rPr>
@@ -1549,7 +1705,7 @@
               <w14:ligatures w14:val="standardContextual"/>
             </w:rPr>
           </w:pPr>
-          <w:hyperlink w:anchor="_Toc239368877" w:history="1">
+          <w:hyperlink w:anchor="_Toc239585472" w:history="1">
             <w:r>
               <w:rPr>
                 <w:rStyle w:val="Hiperhivatkozs"/>
@@ -1597,7 +1753,7 @@
                 <w:noProof/>
                 <w:webHidden/>
               </w:rPr>
-              <w:instrText xml:space="preserve"> PAGEREF _Toc239368877 \h </w:instrText>
+              <w:instrText xml:space="preserve"> PAGEREF _Toc239585472 \h </w:instrText>
             </w:r>
             <w:r>
               <w:rPr>
@@ -1617,7 +1773,7 @@
                 <w:noProof/>
                 <w:webHidden/>
               </w:rPr>
-              <w:t>4</w:t>
+              <w:t>5</w:t>
             </w:r>
             <w:r>
               <w:rPr>
@@ -1645,7 +1801,7 @@
               <w14:ligatures w14:val="standardContextual"/>
             </w:rPr>
           </w:pPr>
-          <w:hyperlink w:anchor="_Toc239368878" w:history="1">
+          <w:hyperlink w:anchor="_Toc239585473" w:history="1">
             <w:r>
               <w:rPr>
                 <w:rStyle w:val="Hiperhivatkozs"/>
@@ -1691,7 +1847,7 @@
                 <w:noProof/>
                 <w:webHidden/>
               </w:rPr>
-              <w:instrText xml:space="preserve"> PAGEREF _Toc239368878 \h </w:instrText>
+              <w:instrText xml:space="preserve"> PAGEREF _Toc239585473 \h </w:instrText>
             </w:r>
             <w:r>
               <w:rPr>
@@ -1711,7 +1867,7 @@
                 <w:noProof/>
                 <w:webHidden/>
               </w:rPr>
-              <w:t>4</w:t>
+              <w:t>5</w:t>
             </w:r>
             <w:r>
               <w:rPr>
@@ -1739,7 +1895,7 @@
               <w14:ligatures w14:val="standardContextual"/>
             </w:rPr>
           </w:pPr>
-          <w:hyperlink w:anchor="_Toc239368879" w:history="1">
+          <w:hyperlink w:anchor="_Toc239585474" w:history="1">
             <w:r>
               <w:rPr>
                 <w:rStyle w:val="Hiperhivatkozs"/>
@@ -1785,7 +1941,7 @@
                 <w:noProof/>
                 <w:webHidden/>
               </w:rPr>
-              <w:instrText xml:space="preserve"> PAGEREF _Toc239368879 \h </w:instrText>
+              <w:instrText xml:space="preserve"> PAGEREF _Toc239585474 \h </w:instrText>
             </w:r>
             <w:r>
               <w:rPr>
@@ -1805,7 +1961,7 @@
                 <w:noProof/>
                 <w:webHidden/>
               </w:rPr>
-              <w:t>4</w:t>
+              <w:t>5</w:t>
             </w:r>
             <w:r>
               <w:rPr>
@@ -1833,7 +1989,7 @@
               <w14:ligatures w14:val="standardContextual"/>
             </w:rPr>
           </w:pPr>
-          <w:hyperlink w:anchor="_Toc239368880" w:history="1">
+          <w:hyperlink w:anchor="_Toc239585475" w:history="1">
             <w:r>
               <w:rPr>
                 <w:rStyle w:val="Hiperhivatkozs"/>
@@ -1879,7 +2035,7 @@
                 <w:noProof/>
                 <w:webHidden/>
               </w:rPr>
-              <w:instrText xml:space="preserve"> PAGEREF _Toc239368880 \h </w:instrText>
+              <w:instrText xml:space="preserve"> PAGEREF _Toc239585475 \h </w:instrText>
             </w:r>
             <w:r>
               <w:rPr>
@@ -1899,7 +2055,7 @@
                 <w:noProof/>
                 <w:webHidden/>
               </w:rPr>
-              <w:t>4</w:t>
+              <w:t>5</w:t>
             </w:r>
             <w:r>
               <w:rPr>
@@ -1927,7 +2083,7 @@
               <w14:ligatures w14:val="standardContextual"/>
             </w:rPr>
           </w:pPr>
-          <w:hyperlink w:anchor="_Toc239368881" w:history="1">
+          <w:hyperlink w:anchor="_Toc239585476" w:history="1">
             <w:r>
               <w:rPr>
                 <w:rStyle w:val="Hiperhivatkozs"/>
@@ -1973,7 +2129,7 @@
                 <w:noProof/>
                 <w:webHidden/>
               </w:rPr>
-              <w:instrText xml:space="preserve"> PAGEREF _Toc239368881 \h </w:instrText>
+              <w:instrText xml:space="preserve"> PAGEREF _Toc239585476 \h </w:instrText>
             </w:r>
             <w:r>
               <w:rPr>
@@ -1993,7 +2149,7 @@
                 <w:noProof/>
                 <w:webHidden/>
               </w:rPr>
-              <w:t>4</w:t>
+              <w:t>5</w:t>
             </w:r>
             <w:r>
               <w:rPr>
@@ -2021,7 +2177,7 @@
               <w14:ligatures w14:val="standardContextual"/>
             </w:rPr>
           </w:pPr>
-          <w:hyperlink w:anchor="_Toc239368882" w:history="1">
+          <w:hyperlink w:anchor="_Toc239585477" w:history="1">
             <w:r>
               <w:rPr>
                 <w:rStyle w:val="Hiperhivatkozs"/>
@@ -2069,7 +2225,7 @@
                 <w:noProof/>
                 <w:webHidden/>
               </w:rPr>
-              <w:instrText xml:space="preserve"> PAGEREF _Toc239368882 \h </w:instrText>
+              <w:instrText xml:space="preserve"> PAGEREF _Toc239585477 \h </w:instrText>
             </w:r>
             <w:r>
               <w:rPr>
@@ -2089,7 +2245,7 @@
                 <w:noProof/>
                 <w:webHidden/>
               </w:rPr>
-              <w:t>4</w:t>
+              <w:t>5</w:t>
             </w:r>
             <w:r>
               <w:rPr>
@@ -2117,7 +2273,7 @@
               <w14:ligatures w14:val="standardContextual"/>
             </w:rPr>
           </w:pPr>
-          <w:hyperlink w:anchor="_Toc239368883" w:history="1">
+          <w:hyperlink w:anchor="_Toc239585478" w:history="1">
             <w:r>
               <w:rPr>
                 <w:rStyle w:val="Hiperhivatkozs"/>
@@ -2164,7 +2320,7 @@
                 <w:noProof/>
                 <w:webHidden/>
               </w:rPr>
-              <w:instrText xml:space="preserve"> PAGEREF _Toc239368883 \h </w:instrText>
+              <w:instrText xml:space="preserve"> PAGEREF _Toc239585478 \h </w:instrText>
             </w:r>
             <w:r>
               <w:rPr>
@@ -2184,7 +2340,7 @@
                 <w:noProof/>
                 <w:webHidden/>
               </w:rPr>
-              <w:t>4</w:t>
+              <w:t>5</w:t>
             </w:r>
             <w:r>
               <w:rPr>
@@ -2212,7 +2368,7 @@
               <w14:ligatures w14:val="standardContextual"/>
             </w:rPr>
           </w:pPr>
-          <w:hyperlink w:anchor="_Toc239368884" w:history="1">
+          <w:hyperlink w:anchor="_Toc239585479" w:history="1">
             <w:r>
               <w:rPr>
                 <w:rStyle w:val="Hiperhivatkozs"/>
@@ -2258,7 +2414,7 @@
                 <w:noProof/>
                 <w:webHidden/>
               </w:rPr>
-              <w:instrText xml:space="preserve"> PAGEREF _Toc239368884 \h </w:instrText>
+              <w:instrText xml:space="preserve"> PAGEREF _Toc239585479 \h </w:instrText>
             </w:r>
             <w:r>
               <w:rPr>
@@ -2278,7 +2434,7 @@
                 <w:noProof/>
                 <w:webHidden/>
               </w:rPr>
-              <w:t>4</w:t>
+              <w:t>6</w:t>
             </w:r>
             <w:r>
               <w:rPr>
@@ -2306,7 +2462,7 @@
               <w14:ligatures w14:val="standardContextual"/>
             </w:rPr>
           </w:pPr>
-          <w:hyperlink w:anchor="_Toc239368885" w:history="1">
+          <w:hyperlink w:anchor="_Toc239585480" w:history="1">
             <w:r>
               <w:rPr>
                 <w:rStyle w:val="Hiperhivatkozs"/>
@@ -2353,7 +2509,7 @@
                 <w:noProof/>
                 <w:webHidden/>
               </w:rPr>
-              <w:instrText xml:space="preserve"> PAGEREF _Toc239368885 \h </w:instrText>
+              <w:instrText xml:space="preserve"> PAGEREF _Toc239585480 \h </w:instrText>
             </w:r>
             <w:r>
               <w:rPr>
@@ -2373,7 +2529,7 @@
                 <w:noProof/>
                 <w:webHidden/>
               </w:rPr>
-              <w:t>4</w:t>
+              <w:t>6</w:t>
             </w:r>
             <w:r>
               <w:rPr>
@@ -2401,7 +2557,7 @@
               <w14:ligatures w14:val="standardContextual"/>
             </w:rPr>
           </w:pPr>
-          <w:hyperlink w:anchor="_Toc239368886" w:history="1">
+          <w:hyperlink w:anchor="_Toc239585481" w:history="1">
             <w:r>
               <w:rPr>
                 <w:rStyle w:val="Hiperhivatkozs"/>
@@ -2448,7 +2604,7 @@
                 <w:noProof/>
                 <w:webHidden/>
               </w:rPr>
-              <w:instrText xml:space="preserve"> PAGEREF _Toc239368886 \h </w:instrText>
+              <w:instrText xml:space="preserve"> PAGEREF _Toc239585481 \h </w:instrText>
             </w:r>
             <w:r>
               <w:rPr>
@@ -2468,7 +2624,7 @@
                 <w:noProof/>
                 <w:webHidden/>
               </w:rPr>
-              <w:t>4</w:t>
+              <w:t>6</w:t>
             </w:r>
             <w:r>
               <w:rPr>
@@ -2496,7 +2652,7 @@
               <w14:ligatures w14:val="standardContextual"/>
             </w:rPr>
           </w:pPr>
-          <w:hyperlink w:anchor="_Toc239368887" w:history="1">
+          <w:hyperlink w:anchor="_Toc239585482" w:history="1">
             <w:r>
               <w:rPr>
                 <w:rStyle w:val="Hiperhivatkozs"/>
@@ -2543,7 +2699,7 @@
                 <w:noProof/>
                 <w:webHidden/>
               </w:rPr>
-              <w:instrText xml:space="preserve"> PAGEREF _Toc239368887 \h </w:instrText>
+              <w:instrText xml:space="preserve"> PAGEREF _Toc239585482 \h </w:instrText>
             </w:r>
             <w:r>
               <w:rPr>
@@ -2563,7 +2719,7 @@
                 <w:noProof/>
                 <w:webHidden/>
               </w:rPr>
-              <w:t>4</w:t>
+              <w:t>6</w:t>
             </w:r>
             <w:r>
               <w:rPr>
@@ -2612,7 +2768,7 @@
           <w:lang w:eastAsia="hu-HU"/>
         </w:rPr>
       </w:pPr>
-      <w:bookmarkStart w:id="1" w:name="_Toc239368863"/>
+      <w:bookmarkStart w:id="1" w:name="_Toc239585457"/>
       <w:r>
         <w:rPr>
           <w:lang w:eastAsia="hu-HU"/>
@@ -2629,7 +2785,7 @@
           <w:lang w:eastAsia="hu-HU"/>
         </w:rPr>
       </w:pPr>
-      <w:bookmarkStart w:id="2" w:name="_Toc239368864"/>
+      <w:bookmarkStart w:id="2" w:name="_Toc239585458"/>
       <w:r>
         <w:rPr>
           <w:lang w:eastAsia="hu-HU"/>
@@ -2658,20 +2814,14 @@
           <w:lang w:eastAsia="hu-HU"/>
         </w:rPr>
       </w:pPr>
-      <w:bookmarkStart w:id="3" w:name="_Toc239368865"/>
-      <w:r>
-        <w:rPr>
-          <w:lang w:eastAsia="hu-HU"/>
-        </w:rPr>
-        <w:t>Feladat háttere és célja</w:t>
+      <w:bookmarkStart w:id="3" w:name="_Toc239585459"/>
+      <w:r>
+        <w:rPr>
+          <w:lang w:eastAsia="hu-HU"/>
+        </w:rPr>
+        <w:t>Feladat háttere</w:t>
       </w:r>
       <w:bookmarkEnd w:id="3"/>
-      <w:r>
-        <w:rPr>
-          <w:lang w:eastAsia="hu-HU"/>
-        </w:rPr>
-        <w:t xml:space="preserve"> </w:t>
-      </w:r>
     </w:p>
     <w:p>
       <w:pPr>
@@ -2683,113 +2833,325 @@
         <w:rPr>
           <w:lang w:eastAsia="hu-HU"/>
         </w:rPr>
-        <w:t>Az Okligon egy olyan projekt kezelő webapplikáció, amely</w:t>
-      </w:r>
-      <w:r>
-        <w:rPr>
-          <w:lang w:eastAsia="hu-HU"/>
-        </w:rPr>
-        <w:t>nek célja, hogy átfogó és könnyű felhasználást nyújtson a kliens és a csapata számára. Főbb irányvonalai a kommunikáció megkönnyeb</w:t>
-      </w:r>
-      <w:r>
-        <w:rPr>
-          <w:lang w:eastAsia="hu-HU"/>
-        </w:rPr>
-        <w:t>b</w:t>
-      </w:r>
-      <w:r>
-        <w:rPr>
-          <w:lang w:eastAsia="hu-HU"/>
-        </w:rPr>
-        <w:t xml:space="preserve">ítése, adatok </w:t>
-      </w:r>
-      <w:r>
-        <w:rPr>
-          <w:lang w:eastAsia="hu-HU"/>
-        </w:rPr>
-        <w:t>mozgatása, illetve a projekten belüli validáció.</w:t>
+        <w:t>Manapság a projektmene</w:t>
+      </w:r>
+      <w:r>
+        <w:rPr>
+          <w:lang w:eastAsia="hu-HU"/>
+        </w:rPr>
+        <w:t>d</w:t>
+      </w:r>
+      <w:r>
+        <w:rPr>
+          <w:lang w:eastAsia="hu-HU"/>
+        </w:rPr>
+        <w:t>zsment alkalmazások számos funkciót</w:t>
+      </w:r>
+      <w:r>
+        <w:rPr>
+          <w:lang w:eastAsia="hu-HU"/>
+        </w:rPr>
+        <w:t xml:space="preserve"> kínálnak</w:t>
+      </w:r>
+      <w:r>
+        <w:rPr>
+          <w:lang w:eastAsia="hu-HU"/>
+        </w:rPr>
+        <w:t xml:space="preserve">, amelyek néhol igazán el vannak rejtve és </w:t>
+      </w:r>
+      <w:r>
+        <w:rPr>
+          <w:lang w:eastAsia="hu-HU"/>
+        </w:rPr>
+        <w:t>energiabefektetést</w:t>
+      </w:r>
+      <w:r>
+        <w:rPr>
+          <w:lang w:eastAsia="hu-HU"/>
+        </w:rPr>
+        <w:t xml:space="preserve"> igényel, hogy megtanuljuk őket használni. Ám bár nagyon hasznosak ezek a funkciók sokszor pont azért nem találkozunk velük, mert nehezen elérhetőek. Ebből adódóan megtanulni egy adott platform működését egy kényelmes választás lehet, de ha váltani</w:t>
+      </w:r>
+      <w:r>
+        <w:rPr>
+          <w:lang w:eastAsia="hu-HU"/>
+        </w:rPr>
+        <w:t xml:space="preserve"> kell</w:t>
+      </w:r>
+      <w:r>
+        <w:rPr>
+          <w:lang w:eastAsia="hu-HU"/>
+        </w:rPr>
+        <w:t xml:space="preserve"> </w:t>
+      </w:r>
+      <w:r>
+        <w:rPr>
+          <w:lang w:eastAsia="hu-HU"/>
+        </w:rPr>
+        <w:t xml:space="preserve">egy másik platformra, </w:t>
+      </w:r>
+      <w:r>
+        <w:rPr>
+          <w:lang w:eastAsia="hu-HU"/>
+        </w:rPr>
+        <w:t xml:space="preserve">igazi nagy </w:t>
+      </w:r>
+      <w:r>
+        <w:rPr>
+          <w:lang w:eastAsia="hu-HU"/>
+        </w:rPr>
+        <w:t>tanulási görbével járhat</w:t>
+      </w:r>
+      <w:r>
+        <w:rPr>
+          <w:lang w:eastAsia="hu-HU"/>
+        </w:rPr>
+        <w:t>. Az Okligon-nal szeretnénk ezeket a funkciókat előtérbe helyezni, hogy az adott kliens és csapata képes legyen gyors, adaptív váltásra.</w:t>
       </w:r>
     </w:p>
     <w:p>
       <w:pPr>
-        <w:pStyle w:val="Cmsor1"/>
-        <w:rPr>
-          <w:lang w:eastAsia="hu-HU"/>
-        </w:rPr>
-      </w:pPr>
-      <w:bookmarkStart w:id="4" w:name="_Toc239368866"/>
-      <w:r>
-        <w:rPr>
-          <w:lang w:eastAsia="hu-HU"/>
-        </w:rPr>
-        <w:t>Szerepkörök</w:t>
+        <w:pStyle w:val="Cmsor2"/>
+        <w:rPr>
+          <w:lang w:eastAsia="hu-HU"/>
+        </w:rPr>
+      </w:pPr>
+      <w:bookmarkStart w:id="4" w:name="_Toc239585460"/>
+      <w:r>
+        <w:rPr>
+          <w:lang w:eastAsia="hu-HU"/>
+        </w:rPr>
+        <w:t>Célunk</w:t>
       </w:r>
       <w:bookmarkEnd w:id="4"/>
     </w:p>
     <w:p>
       <w:pPr>
-        <w:pStyle w:val="Cmsor2"/>
-        <w:rPr>
-          <w:lang w:eastAsia="hu-HU"/>
-        </w:rPr>
-      </w:pPr>
-      <w:bookmarkStart w:id="5" w:name="_Toc239368867"/>
-      <w:r>
-        <w:rPr>
-          <w:lang w:eastAsia="hu-HU"/>
-        </w:rPr>
-        <w:t>G</w:t>
-      </w:r>
-      <w:r>
-        <w:rPr>
-          <w:lang w:eastAsia="hu-HU"/>
-        </w:rPr>
-        <w:t>lobális</w:t>
+        <w:rPr>
+          <w:lang w:eastAsia="hu-HU"/>
+        </w:rPr>
+      </w:pPr>
+      <w:r>
+        <w:rPr>
+          <w:lang w:eastAsia="hu-HU"/>
+        </w:rPr>
+        <w:t>Az alábbi pontokban fogalmazzuk meg céljainkat</w:t>
+      </w:r>
+    </w:p>
+    <w:p>
+      <w:pPr>
+        <w:pStyle w:val="Listaszerbekezds"/>
+        <w:numPr>
+          <w:ilvl w:val="0"/>
+          <w:numId w:val="20"/>
+        </w:numPr>
+        <w:rPr>
+          <w:lang w:eastAsia="hu-HU"/>
+        </w:rPr>
+      </w:pPr>
+      <w:r>
+        <w:rPr>
+          <w:b/>
+          <w:bCs/>
+          <w:lang w:eastAsia="hu-HU"/>
+        </w:rPr>
+        <w:t>Kommunikáció:</w:t>
+      </w:r>
+      <w:r>
+        <w:rPr>
+          <w:lang w:eastAsia="hu-HU"/>
+        </w:rPr>
+        <w:t xml:space="preserve"> Mi egy központosított kommunikációs csatornát nyújtunk a kliens és csapata számára, ahol mind üzenet küldésre, illetve f</w:t>
+      </w:r>
+      <w:r>
+        <w:rPr>
+          <w:lang w:eastAsia="hu-HU"/>
+        </w:rPr>
+        <w:t>ájl</w:t>
+      </w:r>
+      <w:r>
+        <w:rPr>
+          <w:lang w:eastAsia="hu-HU"/>
+        </w:rPr>
+        <w:t>ok tárolására lehetőség nyílik.</w:t>
+      </w:r>
+    </w:p>
+    <w:p>
+      <w:pPr>
+        <w:pStyle w:val="Listaszerbekezds"/>
+        <w:numPr>
+          <w:ilvl w:val="0"/>
+          <w:numId w:val="20"/>
+        </w:numPr>
+        <w:rPr>
+          <w:lang w:eastAsia="hu-HU"/>
+        </w:rPr>
+      </w:pPr>
+      <w:r>
+        <w:rPr>
+          <w:b/>
+          <w:bCs/>
+          <w:lang w:eastAsia="hu-HU"/>
+        </w:rPr>
+        <w:t>Tárhely:</w:t>
+      </w:r>
+      <w:r>
+        <w:rPr>
+          <w:lang w:eastAsia="hu-HU"/>
+        </w:rPr>
+        <w:t xml:space="preserve"> </w:t>
+      </w:r>
+      <w:r>
+        <w:rPr>
+          <w:lang w:eastAsia="hu-HU"/>
+        </w:rPr>
+        <w:t xml:space="preserve">Címke rendszerünkkel a kliens kényelmesen szabályozhatja, hogy </w:t>
+      </w:r>
+      <w:r>
+        <w:rPr>
+          <w:lang w:eastAsia="hu-HU"/>
+        </w:rPr>
+        <w:t xml:space="preserve">a tárhelyen, </w:t>
+      </w:r>
+      <w:r>
+        <w:rPr>
+          <w:lang w:eastAsia="hu-HU"/>
+        </w:rPr>
+        <w:t xml:space="preserve">mely szerepkör, mely </w:t>
+      </w:r>
+      <w:r>
+        <w:rPr>
+          <w:lang w:eastAsia="hu-HU"/>
+        </w:rPr>
+        <w:t>részéhez</w:t>
+      </w:r>
+      <w:r>
+        <w:rPr>
+          <w:lang w:eastAsia="hu-HU"/>
+        </w:rPr>
+        <w:t xml:space="preserve"> </w:t>
+      </w:r>
+      <w:r>
+        <w:rPr>
+          <w:lang w:eastAsia="hu-HU"/>
+        </w:rPr>
+        <w:t>jogosult hozzáférni</w:t>
+      </w:r>
+      <w:r>
+        <w:rPr>
+          <w:lang w:eastAsia="hu-HU"/>
+        </w:rPr>
+        <w:t>.</w:t>
+      </w:r>
+    </w:p>
+    <w:p>
+      <w:pPr>
+        <w:pStyle w:val="Listaszerbekezds"/>
+        <w:numPr>
+          <w:ilvl w:val="0"/>
+          <w:numId w:val="20"/>
+        </w:numPr>
+        <w:rPr>
+          <w:lang w:eastAsia="hu-HU"/>
+        </w:rPr>
+      </w:pPr>
+      <w:r>
+        <w:rPr>
+          <w:b/>
+          <w:bCs/>
+          <w:lang w:eastAsia="hu-HU"/>
+        </w:rPr>
+        <w:t>Alacsony tanulási görbe:</w:t>
+      </w:r>
+      <w:r>
+        <w:rPr>
+          <w:lang w:eastAsia="hu-HU"/>
+        </w:rPr>
+        <w:t xml:space="preserve"> </w:t>
+      </w:r>
+      <w:r>
+        <w:rPr>
+          <w:lang w:eastAsia="hu-HU"/>
+        </w:rPr>
+        <w:t>A leggyakrabban használt funkciókat jól látható, könnyen elérhető helyen kínáljuk, így a kliens és csapata gyorsan elsajátíthatja a rendszer használatát, és szükség esetén könnyen átválthat más platformokról.</w:t>
+      </w:r>
+    </w:p>
+    <w:p>
+      <w:pPr>
+        <w:pStyle w:val="Listaszerbekezds"/>
+        <w:numPr>
+          <w:ilvl w:val="0"/>
+          <w:numId w:val="20"/>
+        </w:numPr>
+        <w:rPr>
+          <w:lang w:eastAsia="hu-HU"/>
+        </w:rPr>
+      </w:pPr>
+      <w:r>
+        <w:rPr>
+          <w:b/>
+          <w:bCs/>
+          <w:lang w:eastAsia="hu-HU"/>
+        </w:rPr>
+        <w:t>Validáció:</w:t>
+      </w:r>
+      <w:r>
+        <w:rPr>
+          <w:lang w:eastAsia="hu-HU"/>
+        </w:rPr>
+        <w:t xml:space="preserve"> Beépített állapotkövető rendszert biztosítunk, amellyel a projekt egyes fázisai manuálisan állíthatóak „Folyamatban”, „Kész” állapotokra. Ez lehetővé teszi a kliens és csapata közötti egyértelmű kommunikációt.</w:t>
+      </w:r>
+    </w:p>
+    <w:p>
+      <w:pPr>
+        <w:pStyle w:val="Cmsor1"/>
+        <w:rPr>
+          <w:lang w:eastAsia="hu-HU"/>
+        </w:rPr>
+      </w:pPr>
+      <w:bookmarkStart w:id="5" w:name="_Toc239585461"/>
+      <w:r>
+        <w:rPr>
+          <w:lang w:eastAsia="hu-HU"/>
+        </w:rPr>
+        <w:t>Szerepkörök</w:t>
       </w:r>
       <w:bookmarkEnd w:id="5"/>
     </w:p>
     <w:p>
       <w:pPr>
-        <w:pStyle w:val="Cmsor3"/>
-        <w:rPr>
-          <w:lang w:eastAsia="hu-HU"/>
-        </w:rPr>
-      </w:pPr>
-      <w:bookmarkStart w:id="6" w:name="_Toc239368868"/>
-      <w:r>
-        <w:rPr>
-          <w:lang w:eastAsia="hu-HU"/>
-        </w:rPr>
-        <w:t>Rendszergazda</w:t>
+        <w:pStyle w:val="Cmsor2"/>
+        <w:rPr>
+          <w:lang w:eastAsia="hu-HU"/>
+        </w:rPr>
+      </w:pPr>
+      <w:bookmarkStart w:id="6" w:name="_Toc239585462"/>
+      <w:r>
+        <w:rPr>
+          <w:lang w:eastAsia="hu-HU"/>
+        </w:rPr>
+        <w:t>G</w:t>
+      </w:r>
+      <w:r>
+        <w:rPr>
+          <w:lang w:eastAsia="hu-HU"/>
+        </w:rPr>
+        <w:t>lobális</w:t>
       </w:r>
       <w:bookmarkEnd w:id="6"/>
     </w:p>
     <w:p>
       <w:pPr>
-        <w:rPr>
-          <w:lang w:eastAsia="hu-HU"/>
-        </w:rPr>
-      </w:pPr>
-      <w:r>
-        <w:rPr>
-          <w:lang w:eastAsia="hu-HU"/>
-        </w:rPr>
-        <w:t>A teljes rendszert átlátja. Feladata a fiókok és jogosultságok kezelése.</w:t>
-      </w:r>
-    </w:p>
-    <w:p>
-      <w:pPr>
         <w:pStyle w:val="Cmsor3"/>
         <w:rPr>
           <w:lang w:eastAsia="hu-HU"/>
         </w:rPr>
       </w:pPr>
-      <w:bookmarkStart w:id="7" w:name="_Toc239368869"/>
-      <w:r>
-        <w:rPr>
-          <w:lang w:eastAsia="hu-HU"/>
-        </w:rPr>
-        <w:t>Felhasználó</w:t>
+      <w:bookmarkStart w:id="7" w:name="_Toc239585463"/>
+      <w:r>
+        <w:rPr>
+          <w:lang w:eastAsia="hu-HU"/>
+        </w:rPr>
+        <w:t>Rendszergazda</w:t>
       </w:r>
       <w:bookmarkEnd w:id="7"/>
     </w:p>
@@ -2803,121 +3165,74 @@
         <w:rPr>
           <w:lang w:eastAsia="hu-HU"/>
         </w:rPr>
-        <w:t>A felhasználó a fiók alap állapota. Képes projektek létrehozására. Saját profilja módosítására.</w:t>
+        <w:t>A teljes rendszert átlátja. Feladata a fiókok és jogosultságok kezelése.</w:t>
       </w:r>
     </w:p>
     <w:p>
       <w:pPr>
-        <w:pStyle w:val="Cmsor2"/>
-        <w:rPr>
-          <w:lang w:eastAsia="hu-HU"/>
-        </w:rPr>
-      </w:pPr>
-      <w:bookmarkStart w:id="8" w:name="_Toc239368870"/>
-      <w:r>
-        <w:rPr>
-          <w:lang w:eastAsia="hu-HU"/>
-        </w:rPr>
-        <w:t>L</w:t>
-      </w:r>
-      <w:r>
-        <w:rPr>
-          <w:lang w:eastAsia="hu-HU"/>
-        </w:rPr>
-        <w:t>okális</w:t>
+        <w:pStyle w:val="Cmsor3"/>
+        <w:rPr>
+          <w:lang w:eastAsia="hu-HU"/>
+        </w:rPr>
+      </w:pPr>
+      <w:bookmarkStart w:id="8" w:name="_Toc239585464"/>
+      <w:r>
+        <w:rPr>
+          <w:lang w:eastAsia="hu-HU"/>
+        </w:rPr>
+        <w:t>Felhasználó</w:t>
       </w:r>
       <w:bookmarkEnd w:id="8"/>
     </w:p>
     <w:p>
       <w:pPr>
-        <w:pStyle w:val="Cmsor3"/>
-        <w:rPr>
-          <w:lang w:eastAsia="hu-HU"/>
-        </w:rPr>
-      </w:pPr>
-      <w:bookmarkStart w:id="9" w:name="_Toc239368871"/>
-      <w:r>
-        <w:rPr>
-          <w:lang w:eastAsia="hu-HU"/>
-        </w:rPr>
-        <w:t>Projektfelelős</w:t>
+        <w:rPr>
+          <w:lang w:eastAsia="hu-HU"/>
+        </w:rPr>
+      </w:pPr>
+      <w:r>
+        <w:rPr>
+          <w:lang w:eastAsia="hu-HU"/>
+        </w:rPr>
+        <w:t>A felhasználó a fiók alap állapota. Képes projektek létrehozására. Saját profilja módosítására.</w:t>
+      </w:r>
+    </w:p>
+    <w:p>
+      <w:pPr>
+        <w:pStyle w:val="Cmsor2"/>
+        <w:rPr>
+          <w:lang w:eastAsia="hu-HU"/>
+        </w:rPr>
+      </w:pPr>
+      <w:bookmarkStart w:id="9" w:name="_Toc239585465"/>
+      <w:r>
+        <w:rPr>
+          <w:lang w:eastAsia="hu-HU"/>
+        </w:rPr>
+        <w:lastRenderedPageBreak/>
+        <w:t>L</w:t>
+      </w:r>
+      <w:r>
+        <w:rPr>
+          <w:lang w:eastAsia="hu-HU"/>
+        </w:rPr>
+        <w:t>okális</w:t>
       </w:r>
       <w:bookmarkEnd w:id="9"/>
     </w:p>
     <w:p>
       <w:pPr>
-        <w:rPr>
-          <w:lang w:eastAsia="hu-HU"/>
-        </w:rPr>
-      </w:pPr>
-      <w:r>
-        <w:rPr>
-          <w:lang w:eastAsia="hu-HU"/>
-        </w:rPr>
-        <w:t xml:space="preserve">Amikor a felhasználó létrehoz egy projektet, egyből megkapja a projektfelelős szerepkört. </w:t>
-      </w:r>
-      <w:r>
-        <w:rPr>
-          <w:lang w:eastAsia="hu-HU"/>
-        </w:rPr>
-        <w:t xml:space="preserve">A projektfelelős szerepkör kötött az adott projekthez. </w:t>
-      </w:r>
-      <w:r>
-        <w:rPr>
-          <w:lang w:eastAsia="hu-HU"/>
-        </w:rPr>
-        <w:t>Így a projekt teljes egésze és felelőssége ráhárul. A projektfelelős képes a projekt módosítására, szerepkörök beállítására, projekt törlésére, a projekt tárhelyének való ellen</w:t>
-      </w:r>
-      <w:r>
-        <w:rPr>
-          <w:lang w:eastAsia="hu-HU"/>
-        </w:rPr>
-        <w:t>ő</w:t>
-      </w:r>
-      <w:r>
-        <w:rPr>
-          <w:lang w:eastAsia="hu-HU"/>
-        </w:rPr>
-        <w:t>rzésére és használatára</w:t>
-      </w:r>
-      <w:r>
-        <w:rPr>
-          <w:lang w:eastAsia="hu-HU"/>
-        </w:rPr>
-        <w:t xml:space="preserve">, illetve egyéni </w:t>
-      </w:r>
-      <w:r>
-        <w:rPr>
-          <w:lang w:eastAsia="hu-HU"/>
-        </w:rPr>
-        <w:t>címkék</w:t>
-      </w:r>
-      <w:r>
-        <w:rPr>
-          <w:lang w:eastAsia="hu-HU"/>
-        </w:rPr>
-        <w:t xml:space="preserve"> létrehozására és kezelésére</w:t>
-      </w:r>
-      <w:r>
-        <w:rPr>
-          <w:lang w:eastAsia="hu-HU"/>
-        </w:rPr>
-        <w:t>.</w:t>
-      </w:r>
-    </w:p>
-    <w:p>
-      <w:pPr>
         <w:pStyle w:val="Cmsor3"/>
         <w:rPr>
           <w:lang w:eastAsia="hu-HU"/>
         </w:rPr>
       </w:pPr>
-      <w:bookmarkStart w:id="10" w:name="_Toc239368872"/>
-      <w:r>
-        <w:rPr>
-          <w:lang w:eastAsia="hu-HU"/>
-        </w:rPr>
-        <w:t>Tag</w:t>
+      <w:bookmarkStart w:id="10" w:name="_Toc239585466"/>
+      <w:r>
+        <w:rPr>
+          <w:lang w:eastAsia="hu-HU"/>
+        </w:rPr>
+        <w:t>Projektfelelős</w:t>
       </w:r>
       <w:bookmarkEnd w:id="10"/>
     </w:p>
@@ -2931,31 +3246,55 @@
         <w:rPr>
           <w:lang w:eastAsia="hu-HU"/>
         </w:rPr>
-        <w:t xml:space="preserve">A tag, egy projekten belüli embert jelöl. </w:t>
-      </w:r>
-      <w:r>
-        <w:rPr>
-          <w:lang w:eastAsia="hu-HU"/>
-        </w:rPr>
-        <w:t xml:space="preserve">A tag kötött az adott projekthez. </w:t>
-      </w:r>
-      <w:r>
-        <w:rPr>
-          <w:lang w:eastAsia="hu-HU"/>
-        </w:rPr>
-        <w:t>A tag képes számára létrehozott feladatokat teljesíteni, hozzáférést szerezni a tárhelyhez</w:t>
-      </w:r>
-      <w:r>
-        <w:rPr>
-          <w:lang w:eastAsia="hu-HU"/>
-        </w:rPr>
-        <w:t xml:space="preserve"> olyan mértékben, ahogy a projektfelelős megszabja.</w:t>
-      </w:r>
-      <w:r>
-        <w:rPr>
-          <w:lang w:eastAsia="hu-HU"/>
-        </w:rPr>
-        <w:t xml:space="preserve"> A taghoz társítható egynél több egyéni szerepkör.</w:t>
+        <w:t xml:space="preserve">Amikor a felhasználó létrehoz egy projektet, egyből megkapja a projektfelelős szerepkört. </w:t>
+      </w:r>
+      <w:r>
+        <w:rPr>
+          <w:lang w:eastAsia="hu-HU"/>
+        </w:rPr>
+        <w:t xml:space="preserve">A projektfelelős szerepkör kötött az adott projekthez. </w:t>
+      </w:r>
+      <w:r>
+        <w:rPr>
+          <w:lang w:eastAsia="hu-HU"/>
+        </w:rPr>
+        <w:t>Így a projekt teljes egésze és felelőssége ráhárul. A projektfelelős képes a projekt módosítására, szerepkörök beállítására, projekt törlésére, a projekt tárhelyének való ellen</w:t>
+      </w:r>
+      <w:r>
+        <w:rPr>
+          <w:lang w:eastAsia="hu-HU"/>
+        </w:rPr>
+        <w:t>ő</w:t>
+      </w:r>
+      <w:r>
+        <w:rPr>
+          <w:lang w:eastAsia="hu-HU"/>
+        </w:rPr>
+        <w:t>rzésére és használatára</w:t>
+      </w:r>
+      <w:r>
+        <w:rPr>
+          <w:lang w:eastAsia="hu-HU"/>
+        </w:rPr>
+        <w:t xml:space="preserve">, illetve egyéni </w:t>
+      </w:r>
+      <w:r>
+        <w:rPr>
+          <w:lang w:eastAsia="hu-HU"/>
+        </w:rPr>
+        <w:t>címkék</w:t>
+      </w:r>
+      <w:r>
+        <w:rPr>
+          <w:lang w:eastAsia="hu-HU"/>
+        </w:rPr>
+        <w:t xml:space="preserve"> létrehozására és kezelésére</w:t>
+      </w:r>
+      <w:r>
+        <w:rPr>
+          <w:lang w:eastAsia="hu-HU"/>
+        </w:rPr>
+        <w:t>.</w:t>
       </w:r>
     </w:p>
     <w:p>
@@ -2965,12 +3304,12 @@
           <w:lang w:eastAsia="hu-HU"/>
         </w:rPr>
       </w:pPr>
-      <w:bookmarkStart w:id="11" w:name="_Toc239368873"/>
-      <w:r>
-        <w:rPr>
-          <w:lang w:eastAsia="hu-HU"/>
-        </w:rPr>
-        <w:t>Egyéni szerepkör</w:t>
+      <w:bookmarkStart w:id="11" w:name="_Toc239585467"/>
+      <w:r>
+        <w:rPr>
+          <w:lang w:eastAsia="hu-HU"/>
+        </w:rPr>
+        <w:t>Tag</w:t>
       </w:r>
       <w:bookmarkEnd w:id="11"/>
     </w:p>
@@ -2984,50 +3323,103 @@
         <w:rPr>
           <w:lang w:eastAsia="hu-HU"/>
         </w:rPr>
-        <w:t>Előre nem definiált szerepkör. A projektfelelős hozhatja létre és állíthatja be ennek a szerepkörnek a tulajdonságait.</w:t>
-      </w:r>
-      <w:r>
-        <w:rPr>
-          <w:lang w:eastAsia="hu-HU"/>
-        </w:rPr>
-        <w:t xml:space="preserve"> A tag mellett lévő szerepkör, amelyből több is lehetséges. Hozzáférési szintje a szerepkörök uniója.</w:t>
+        <w:t xml:space="preserve">A tag, egy projekten belüli embert jelöl. </w:t>
+      </w:r>
+      <w:r>
+        <w:rPr>
+          <w:lang w:eastAsia="hu-HU"/>
+        </w:rPr>
+        <w:t xml:space="preserve">A tag kötött az adott projekthez. </w:t>
+      </w:r>
+      <w:r>
+        <w:rPr>
+          <w:lang w:eastAsia="hu-HU"/>
+        </w:rPr>
+        <w:t>A tag képes számára létrehozott feladatokat teljesíteni, hozzáférést szerezni a tárhelyhez</w:t>
+      </w:r>
+      <w:r>
+        <w:rPr>
+          <w:lang w:eastAsia="hu-HU"/>
+        </w:rPr>
+        <w:t xml:space="preserve"> olyan mértékben, ahogy a projektfelelős megszabja.</w:t>
+      </w:r>
+      <w:r>
+        <w:rPr>
+          <w:lang w:eastAsia="hu-HU"/>
+        </w:rPr>
+        <w:t xml:space="preserve"> A taghoz társítható egynél több egyéni szerepkör.</w:t>
       </w:r>
     </w:p>
     <w:p>
       <w:pPr>
-        <w:pStyle w:val="Cmsor1"/>
-        <w:rPr>
-          <w:lang w:eastAsia="hu-HU"/>
-        </w:rPr>
-      </w:pPr>
-      <w:bookmarkStart w:id="12" w:name="_Toc239368874"/>
-      <w:r>
-        <w:t>Követelmények és elvárások</w:t>
+        <w:pStyle w:val="Cmsor3"/>
+        <w:rPr>
+          <w:lang w:eastAsia="hu-HU"/>
+        </w:rPr>
+      </w:pPr>
+      <w:bookmarkStart w:id="12" w:name="_Toc239585468"/>
+      <w:r>
+        <w:rPr>
+          <w:lang w:eastAsia="hu-HU"/>
+        </w:rPr>
+        <w:t>Egyéni szerepkör</w:t>
       </w:r>
       <w:bookmarkEnd w:id="12"/>
     </w:p>
     <w:p>
       <w:pPr>
-        <w:pStyle w:val="Cmsor2"/>
-        <w:rPr>
-          <w:lang w:eastAsia="hu-HU"/>
-        </w:rPr>
-      </w:pPr>
-      <w:bookmarkStart w:id="13" w:name="_Toc239368875"/>
-      <w:r>
-        <w:rPr>
-          <w:lang w:eastAsia="hu-HU"/>
-        </w:rPr>
-        <w:t>Funkcionális követelmények</w:t>
+        <w:rPr>
+          <w:lang w:eastAsia="hu-HU"/>
+        </w:rPr>
+      </w:pPr>
+      <w:r>
+        <w:rPr>
+          <w:lang w:eastAsia="hu-HU"/>
+        </w:rPr>
+        <w:t>Előre nem definiált szerepkör. A projektfelelős hozhatja létre és állíthatja be ennek a szerepkörnek a tulajdonságait.</w:t>
+      </w:r>
+      <w:r>
+        <w:rPr>
+          <w:lang w:eastAsia="hu-HU"/>
+        </w:rPr>
+        <w:t xml:space="preserve"> A tag mellett lévő szerepkör, amelyből több is lehetséges. Hozzáférési szintje a szerepkörök uniója.</w:t>
+      </w:r>
+    </w:p>
+    <w:p>
+      <w:pPr>
+        <w:pStyle w:val="Cmsor1"/>
+        <w:rPr>
+          <w:lang w:eastAsia="hu-HU"/>
+        </w:rPr>
+      </w:pPr>
+      <w:bookmarkStart w:id="13" w:name="_Toc239585469"/>
+      <w:r>
+        <w:t>Követelmények és elvárások</w:t>
       </w:r>
       <w:bookmarkEnd w:id="13"/>
     </w:p>
     <w:p>
       <w:pPr>
+        <w:pStyle w:val="Cmsor2"/>
+        <w:rPr>
+          <w:lang w:eastAsia="hu-HU"/>
+        </w:rPr>
+      </w:pPr>
+      <w:bookmarkStart w:id="14" w:name="_Toc239585470"/>
+      <w:r>
+        <w:rPr>
+          <w:lang w:eastAsia="hu-HU"/>
+        </w:rPr>
+        <w:t>Funkcionális követelmények</w:t>
+      </w:r>
+      <w:bookmarkEnd w:id="14"/>
+    </w:p>
+    <w:p>
+      <w:pPr>
         <w:pStyle w:val="Listaszerbekezds"/>
         <w:numPr>
           <w:ilvl w:val="0"/>
-          <w:numId w:val="19"/>
+          <w:numId w:val="21"/>
         </w:numPr>
         <w:rPr>
           <w:lang w:eastAsia="hu-HU"/>
@@ -3035,93 +3427,639 @@
       </w:pPr>
       <w:r>
         <w:rPr>
-          <w:lang w:eastAsia="hu-HU"/>
-        </w:rPr>
-        <w:t xml:space="preserve">FR-01: </w:t>
-      </w:r>
-      <w:r>
-        <w:rPr>
-          <w:lang w:eastAsia="hu-HU"/>
-        </w:rPr>
-        <w:t>Cím</w:t>
-      </w:r>
-      <w:r>
-        <w:rPr>
-          <w:lang w:eastAsia="hu-HU"/>
-        </w:rPr>
-        <w:t>ke</w:t>
-      </w:r>
-      <w:r>
-        <w:rPr>
-          <w:lang w:eastAsia="hu-HU"/>
-        </w:rPr>
-        <w:t xml:space="preserve"> hozzáférési szintet jelez.</w:t>
+          <w:b/>
+          <w:bCs/>
+          <w:lang w:eastAsia="hu-HU"/>
+        </w:rPr>
+        <w:t>FR-0</w:t>
+      </w:r>
+      <w:r>
+        <w:rPr>
+          <w:b/>
+          <w:bCs/>
+          <w:lang w:eastAsia="hu-HU"/>
+        </w:rPr>
+        <w:t>1</w:t>
+      </w:r>
+      <w:r>
+        <w:rPr>
+          <w:lang w:eastAsia="hu-HU"/>
+        </w:rPr>
+        <w:t xml:space="preserve">: A felhasználó fiókot regisztrálhat és bejelentkezhet a rendszerbe. </w:t>
       </w:r>
     </w:p>
     <w:p>
       <w:pPr>
-        <w:pStyle w:val="Cmsor2"/>
-        <w:rPr>
-          <w:lang w:eastAsia="hu-HU"/>
-        </w:rPr>
-      </w:pPr>
-      <w:bookmarkStart w:id="14" w:name="_Toc239368876"/>
-      <w:r>
-        <w:rPr>
-          <w:lang w:eastAsia="hu-HU"/>
-        </w:rPr>
-        <w:lastRenderedPageBreak/>
-        <w:t>Nem-funkcionális követelmények</w:t>
-      </w:r>
-      <w:bookmarkEnd w:id="14"/>
-      <w:r>
-        <w:rPr>
-          <w:lang w:eastAsia="hu-HU"/>
-        </w:rPr>
-        <w:t xml:space="preserve"> </w:t>
+        <w:pStyle w:val="Listaszerbekezds"/>
+        <w:numPr>
+          <w:ilvl w:val="0"/>
+          <w:numId w:val="21"/>
+        </w:numPr>
+        <w:rPr>
+          <w:lang w:eastAsia="hu-HU"/>
+        </w:rPr>
+      </w:pPr>
+      <w:r>
+        <w:rPr>
+          <w:b/>
+          <w:bCs/>
+          <w:lang w:eastAsia="hu-HU"/>
+        </w:rPr>
+        <w:t>FR-0</w:t>
+      </w:r>
+      <w:r>
+        <w:rPr>
+          <w:b/>
+          <w:bCs/>
+          <w:lang w:eastAsia="hu-HU"/>
+        </w:rPr>
+        <w:t>2</w:t>
+      </w:r>
+      <w:r>
+        <w:rPr>
+          <w:lang w:eastAsia="hu-HU"/>
+        </w:rPr>
+        <w:t xml:space="preserve">: A felhasználó projektet hozhat létre, ezzel automatikusan megkapja a projektfelelős szerepkört. </w:t>
       </w:r>
     </w:p>
     <w:p>
       <w:pPr>
-        <w:pStyle w:val="Cmsor2"/>
-        <w:rPr>
-          <w:lang w:eastAsia="hu-HU"/>
-        </w:rPr>
-      </w:pPr>
-      <w:bookmarkStart w:id="15" w:name="_Toc239368877"/>
-      <w:r>
-        <w:rPr>
-          <w:lang w:eastAsia="hu-HU"/>
-        </w:rPr>
-        <w:t>Rendszermodulok</w:t>
-      </w:r>
-      <w:bookmarkEnd w:id="15"/>
-      <w:r>
-        <w:rPr>
-          <w:lang w:eastAsia="hu-HU"/>
-        </w:rPr>
-        <w:t xml:space="preserve"> </w:t>
+        <w:pStyle w:val="Listaszerbekezds"/>
+        <w:numPr>
+          <w:ilvl w:val="0"/>
+          <w:numId w:val="21"/>
+        </w:numPr>
+        <w:rPr>
+          <w:lang w:eastAsia="hu-HU"/>
+        </w:rPr>
+      </w:pPr>
+      <w:r>
+        <w:rPr>
+          <w:b/>
+          <w:bCs/>
+          <w:lang w:eastAsia="hu-HU"/>
+        </w:rPr>
+        <w:t>FR-0</w:t>
+      </w:r>
+      <w:r>
+        <w:rPr>
+          <w:b/>
+          <w:bCs/>
+          <w:lang w:eastAsia="hu-HU"/>
+        </w:rPr>
+        <w:t>3</w:t>
+      </w:r>
+      <w:r>
+        <w:rPr>
+          <w:lang w:eastAsia="hu-HU"/>
+        </w:rPr>
+        <w:t xml:space="preserve">: A projektfelelős módosíthatja vagy törölheti a saját projektjét. </w:t>
       </w:r>
     </w:p>
     <w:p>
       <w:pPr>
-        <w:pStyle w:val="Cmsor1"/>
-      </w:pPr>
-      <w:bookmarkStart w:id="16" w:name="_Toc239368878"/>
-      <w:r>
-        <w:t>Technológiai és Fejlesztési Környezet</w:t>
-      </w:r>
-      <w:bookmarkEnd w:id="16"/>
+        <w:pStyle w:val="Listaszerbekezds"/>
+        <w:numPr>
+          <w:ilvl w:val="0"/>
+          <w:numId w:val="21"/>
+        </w:numPr>
+        <w:rPr>
+          <w:lang w:eastAsia="hu-HU"/>
+        </w:rPr>
+      </w:pPr>
+      <w:r>
+        <w:rPr>
+          <w:b/>
+          <w:bCs/>
+          <w:lang w:eastAsia="hu-HU"/>
+        </w:rPr>
+        <w:t>FR-0</w:t>
+      </w:r>
+      <w:r>
+        <w:rPr>
+          <w:b/>
+          <w:bCs/>
+          <w:lang w:eastAsia="hu-HU"/>
+        </w:rPr>
+        <w:t>4</w:t>
+      </w:r>
+      <w:r>
+        <w:rPr>
+          <w:lang w:eastAsia="hu-HU"/>
+        </w:rPr>
+        <w:t xml:space="preserve">: A projektfelelős szerepköröket oszthat ki a projekt tagjainak, illetve egyéni szerepköröket hozhat létre és rendelhet hozzájuk. </w:t>
+      </w:r>
     </w:p>
     <w:p>
       <w:pPr>
+        <w:pStyle w:val="Listaszerbekezds"/>
+        <w:numPr>
+          <w:ilvl w:val="0"/>
+          <w:numId w:val="21"/>
+        </w:numPr>
+        <w:rPr>
+          <w:lang w:eastAsia="hu-HU"/>
+        </w:rPr>
+      </w:pPr>
+      <w:r>
+        <w:rPr>
+          <w:b/>
+          <w:bCs/>
+          <w:lang w:eastAsia="hu-HU"/>
+        </w:rPr>
+        <w:t>FR-0</w:t>
+      </w:r>
+      <w:r>
+        <w:rPr>
+          <w:b/>
+          <w:bCs/>
+          <w:lang w:eastAsia="hu-HU"/>
+        </w:rPr>
+        <w:t>5</w:t>
+      </w:r>
+      <w:r>
+        <w:rPr>
+          <w:lang w:eastAsia="hu-HU"/>
+        </w:rPr>
+        <w:t xml:space="preserve">: A projekt tagjai üzeneteket küldhetnek és fogadhatnak a projekthez tartozó kommunikációs csatornán. </w:t>
+      </w:r>
+    </w:p>
+    <w:p>
+      <w:pPr>
+        <w:pStyle w:val="Listaszerbekezds"/>
+        <w:numPr>
+          <w:ilvl w:val="0"/>
+          <w:numId w:val="21"/>
+        </w:numPr>
+        <w:rPr>
+          <w:lang w:eastAsia="hu-HU"/>
+        </w:rPr>
+      </w:pPr>
+      <w:r>
+        <w:rPr>
+          <w:b/>
+          <w:bCs/>
+          <w:lang w:eastAsia="hu-HU"/>
+        </w:rPr>
+        <w:t>FR-0</w:t>
+      </w:r>
+      <w:r>
+        <w:rPr>
+          <w:b/>
+          <w:bCs/>
+          <w:lang w:eastAsia="hu-HU"/>
+        </w:rPr>
+        <w:t>6</w:t>
+      </w:r>
+      <w:r>
+        <w:rPr>
+          <w:lang w:eastAsia="hu-HU"/>
+        </w:rPr>
+        <w:t xml:space="preserve">: A felhasználók fájlokat tölthetnek fel, tölthetnek le és oszthatnak meg a projekt tárhelyén. </w:t>
+      </w:r>
+    </w:p>
+    <w:p>
+      <w:pPr>
+        <w:pStyle w:val="Listaszerbekezds"/>
+        <w:numPr>
+          <w:ilvl w:val="0"/>
+          <w:numId w:val="21"/>
+        </w:numPr>
+        <w:rPr>
+          <w:lang w:eastAsia="hu-HU"/>
+        </w:rPr>
+      </w:pPr>
+      <w:r>
+        <w:rPr>
+          <w:b/>
+          <w:bCs/>
+          <w:lang w:eastAsia="hu-HU"/>
+        </w:rPr>
+        <w:t>FR-0</w:t>
+      </w:r>
+      <w:r>
+        <w:rPr>
+          <w:b/>
+          <w:bCs/>
+          <w:lang w:eastAsia="hu-HU"/>
+        </w:rPr>
+        <w:t>7</w:t>
+      </w:r>
+      <w:r>
+        <w:rPr>
+          <w:lang w:eastAsia="hu-HU"/>
+        </w:rPr>
+        <w:t xml:space="preserve">: A projektfelelős címkék segítségével szabályozhatja, hogy az egyes szerepkörök a tárhely mely részeihez férhetnek hozzá. </w:t>
+      </w:r>
+    </w:p>
+    <w:p>
+      <w:pPr>
+        <w:pStyle w:val="Listaszerbekezds"/>
+        <w:numPr>
+          <w:ilvl w:val="0"/>
+          <w:numId w:val="21"/>
+        </w:numPr>
+        <w:rPr>
+          <w:lang w:eastAsia="hu-HU"/>
+        </w:rPr>
+      </w:pPr>
+      <w:r>
+        <w:rPr>
+          <w:b/>
+          <w:bCs/>
+          <w:lang w:eastAsia="hu-HU"/>
+        </w:rPr>
+        <w:t>FR-0</w:t>
+      </w:r>
+      <w:r>
+        <w:rPr>
+          <w:b/>
+          <w:bCs/>
+          <w:lang w:eastAsia="hu-HU"/>
+        </w:rPr>
+        <w:t>8</w:t>
+      </w:r>
+      <w:r>
+        <w:rPr>
+          <w:lang w:eastAsia="hu-HU"/>
+        </w:rPr>
+        <w:t xml:space="preserve">: A projektfelelős vagy tag feladatokat hozhat létre, amelyekhez határidő és felelős tag rendelhető. </w:t>
+      </w:r>
+    </w:p>
+    <w:p>
+      <w:pPr>
+        <w:pStyle w:val="Listaszerbekezds"/>
+        <w:numPr>
+          <w:ilvl w:val="0"/>
+          <w:numId w:val="21"/>
+        </w:numPr>
+        <w:rPr>
+          <w:lang w:eastAsia="hu-HU"/>
+        </w:rPr>
+      </w:pPr>
+      <w:r>
+        <w:rPr>
+          <w:b/>
+          <w:bCs/>
+          <w:lang w:eastAsia="hu-HU"/>
+        </w:rPr>
+        <w:t>FR-</w:t>
+      </w:r>
+      <w:r>
+        <w:rPr>
+          <w:b/>
+          <w:bCs/>
+          <w:lang w:eastAsia="hu-HU"/>
+        </w:rPr>
+        <w:t>09</w:t>
+      </w:r>
+      <w:r>
+        <w:rPr>
+          <w:lang w:eastAsia="hu-HU"/>
+        </w:rPr>
+        <w:t xml:space="preserve">: A feladatok állapota manuálisan állítható „Folyamatban” vagy „Kész” értékre. </w:t>
+      </w:r>
+    </w:p>
+    <w:p>
+      <w:pPr>
+        <w:pStyle w:val="Listaszerbekezds"/>
+        <w:numPr>
+          <w:ilvl w:val="0"/>
+          <w:numId w:val="21"/>
+        </w:numPr>
+        <w:rPr>
+          <w:lang w:eastAsia="hu-HU"/>
+        </w:rPr>
+      </w:pPr>
+      <w:r>
+        <w:rPr>
+          <w:b/>
+          <w:bCs/>
+          <w:lang w:eastAsia="hu-HU"/>
+        </w:rPr>
+        <w:t>FR-1</w:t>
+      </w:r>
+      <w:r>
+        <w:rPr>
+          <w:b/>
+          <w:bCs/>
+          <w:lang w:eastAsia="hu-HU"/>
+        </w:rPr>
+        <w:t>0</w:t>
+      </w:r>
+      <w:r>
+        <w:rPr>
+          <w:lang w:eastAsia="hu-HU"/>
+        </w:rPr>
+        <w:t xml:space="preserve">: A rendszer alkalmazáson belüli (in-app) értesítést küld a felhasználónak releváns eseményekről (pl. új üzenet érkezése, feladat-hozzárendelés, közelgő határidő). </w:t>
+      </w:r>
+    </w:p>
+    <w:p>
+      <w:pPr>
+        <w:pStyle w:val="Listaszerbekezds"/>
+        <w:numPr>
+          <w:ilvl w:val="0"/>
+          <w:numId w:val="21"/>
+        </w:numPr>
+        <w:rPr>
+          <w:lang w:eastAsia="hu-HU"/>
+        </w:rPr>
+      </w:pPr>
+      <w:r>
+        <w:rPr>
+          <w:b/>
+          <w:bCs/>
+          <w:lang w:eastAsia="hu-HU"/>
+        </w:rPr>
+        <w:lastRenderedPageBreak/>
+        <w:t>FR-1</w:t>
+      </w:r>
+      <w:r>
+        <w:rPr>
+          <w:b/>
+          <w:bCs/>
+          <w:lang w:eastAsia="hu-HU"/>
+        </w:rPr>
+        <w:t>1</w:t>
+      </w:r>
+      <w:r>
+        <w:rPr>
+          <w:lang w:eastAsia="hu-HU"/>
+        </w:rPr>
+        <w:t>: A rendszergazda kezelheti a felhasználói fiókokat és jogosultságokat.</w:t>
+      </w:r>
+    </w:p>
+    <w:p>
+      <w:pPr>
         <w:pStyle w:val="Cmsor2"/>
-      </w:pPr>
-      <w:bookmarkStart w:id="17" w:name="_Toc239368879"/>
+        <w:rPr>
+          <w:lang w:eastAsia="hu-HU"/>
+        </w:rPr>
+      </w:pPr>
+      <w:bookmarkStart w:id="15" w:name="_Toc239585471"/>
+      <w:r>
+        <w:rPr>
+          <w:lang w:eastAsia="hu-HU"/>
+        </w:rPr>
+        <w:t>Nem-funkcionális követelmények</w:t>
+      </w:r>
+      <w:bookmarkEnd w:id="15"/>
+      <w:r>
+        <w:rPr>
+          <w:lang w:eastAsia="hu-HU"/>
+        </w:rPr>
+        <w:t xml:space="preserve"> </w:t>
+      </w:r>
+    </w:p>
+    <w:p>
+      <w:pPr>
+        <w:pStyle w:val="Listaszerbekezds"/>
+        <w:numPr>
+          <w:ilvl w:val="0"/>
+          <w:numId w:val="22"/>
+        </w:numPr>
+        <w:rPr>
+          <w:lang w:eastAsia="hu-HU"/>
+        </w:rPr>
+      </w:pPr>
+      <w:r>
+        <w:rPr>
+          <w:b/>
+          <w:bCs/>
+          <w:lang w:eastAsia="hu-HU"/>
+        </w:rPr>
+        <w:t>NFR-01</w:t>
+      </w:r>
+      <w:r>
+        <w:rPr>
+          <w:lang w:eastAsia="hu-HU"/>
+        </w:rPr>
+        <w:t xml:space="preserve">: A rendszer asztali és mobil böngészőkben egyaránt használható. </w:t>
+      </w:r>
+    </w:p>
+    <w:p>
+      <w:pPr>
+        <w:pStyle w:val="Listaszerbekezds"/>
+        <w:numPr>
+          <w:ilvl w:val="0"/>
+          <w:numId w:val="22"/>
+        </w:numPr>
+        <w:rPr>
+          <w:lang w:eastAsia="hu-HU"/>
+        </w:rPr>
+      </w:pPr>
+      <w:r>
+        <w:rPr>
+          <w:b/>
+          <w:bCs/>
+          <w:lang w:eastAsia="hu-HU"/>
+        </w:rPr>
+        <w:t>NFR-02</w:t>
+      </w:r>
+      <w:r>
+        <w:rPr>
+          <w:lang w:eastAsia="hu-HU"/>
+        </w:rPr>
+        <w:t xml:space="preserve">: A felhasználói felület reszponzív, alkalmazkodik desktop, tablet és mobil képernyőmérethez. </w:t>
+      </w:r>
+    </w:p>
+    <w:p>
+      <w:pPr>
+        <w:pStyle w:val="Listaszerbekezds"/>
+        <w:numPr>
+          <w:ilvl w:val="0"/>
+          <w:numId w:val="22"/>
+        </w:numPr>
+        <w:rPr>
+          <w:lang w:eastAsia="hu-HU"/>
+        </w:rPr>
+      </w:pPr>
+      <w:r>
+        <w:rPr>
+          <w:b/>
+          <w:bCs/>
+          <w:lang w:eastAsia="hu-HU"/>
+        </w:rPr>
+        <w:t>NFR-03</w:t>
+      </w:r>
+      <w:r>
+        <w:rPr>
+          <w:lang w:eastAsia="hu-HU"/>
+        </w:rPr>
+        <w:t xml:space="preserve">: A felhasználói jelszavak titkosított (hashelt) formában tárolódnak (pl. bcrypt algoritmussal). </w:t>
+      </w:r>
+    </w:p>
+    <w:p>
+      <w:pPr>
+        <w:pStyle w:val="Listaszerbekezds"/>
+        <w:numPr>
+          <w:ilvl w:val="0"/>
+          <w:numId w:val="22"/>
+        </w:numPr>
+        <w:rPr>
+          <w:lang w:eastAsia="hu-HU"/>
+        </w:rPr>
+      </w:pPr>
+      <w:r>
+        <w:rPr>
+          <w:b/>
+          <w:bCs/>
+          <w:lang w:eastAsia="hu-HU"/>
+        </w:rPr>
+        <w:t>NFR-04</w:t>
+      </w:r>
+      <w:r>
+        <w:rPr>
+          <w:lang w:eastAsia="hu-HU"/>
+        </w:rPr>
+        <w:t xml:space="preserve">: A bejelentkezés utáni hitelesítés JWT (JSON Web Token) alapú. </w:t>
+      </w:r>
+    </w:p>
+    <w:p>
+      <w:pPr>
+        <w:pStyle w:val="Listaszerbekezds"/>
+        <w:numPr>
+          <w:ilvl w:val="0"/>
+          <w:numId w:val="22"/>
+        </w:numPr>
+        <w:rPr>
+          <w:lang w:eastAsia="hu-HU"/>
+        </w:rPr>
+      </w:pPr>
+      <w:r>
+        <w:rPr>
+          <w:b/>
+          <w:bCs/>
+          <w:lang w:eastAsia="hu-HU"/>
+        </w:rPr>
+        <w:t>NFR-05</w:t>
+      </w:r>
+      <w:r>
+        <w:rPr>
+          <w:lang w:eastAsia="hu-HU"/>
+        </w:rPr>
+        <w:t xml:space="preserve">: A rendszer az oldalbetöltést és az API-hívásokat elfogadható, a felhasználói élményt nem zavaró válaszidőn belül szolgálja ki. </w:t>
+      </w:r>
+    </w:p>
+    <w:p>
+      <w:pPr>
+        <w:pStyle w:val="Listaszerbekezds"/>
+        <w:numPr>
+          <w:ilvl w:val="0"/>
+          <w:numId w:val="22"/>
+        </w:numPr>
+        <w:rPr>
+          <w:lang w:eastAsia="hu-HU"/>
+        </w:rPr>
+      </w:pPr>
+      <w:r>
+        <w:rPr>
+          <w:b/>
+          <w:bCs/>
+          <w:lang w:eastAsia="hu-HU"/>
+        </w:rPr>
+        <w:t>NFR-06</w:t>
+      </w:r>
+      <w:r>
+        <w:rPr>
+          <w:lang w:eastAsia="hu-HU"/>
+        </w:rPr>
+        <w:t xml:space="preserve">: A rendszer éles (hosting) környezetben fut, és normál üzemi körülmények között folyamatosan elérhető a felhasználók számára. </w:t>
+      </w:r>
+    </w:p>
+    <w:p>
+      <w:pPr>
+        <w:pStyle w:val="Listaszerbekezds"/>
+        <w:numPr>
+          <w:ilvl w:val="0"/>
+          <w:numId w:val="22"/>
+        </w:numPr>
+        <w:rPr>
+          <w:lang w:eastAsia="hu-HU"/>
+        </w:rPr>
+      </w:pPr>
+      <w:r>
+        <w:rPr>
+          <w:b/>
+          <w:bCs/>
+          <w:lang w:eastAsia="hu-HU"/>
+        </w:rPr>
+        <w:t>NFR-07</w:t>
+      </w:r>
+      <w:r>
+        <w:rPr>
+          <w:lang w:eastAsia="hu-HU"/>
+        </w:rPr>
+        <w:t xml:space="preserve">: A felhasználók személyes adatainak kezelése megfelel az általános adatvédelmi elveknek (pl. GDPR alapelvei: célhoz kötöttség, adatminimalizálás, biztonságos tárolás). </w:t>
+      </w:r>
+    </w:p>
+    <w:p>
+      <w:pPr>
+        <w:pStyle w:val="Listaszerbekezds"/>
+        <w:numPr>
+          <w:ilvl w:val="0"/>
+          <w:numId w:val="22"/>
+        </w:numPr>
+        <w:rPr>
+          <w:lang w:eastAsia="hu-HU"/>
+        </w:rPr>
+      </w:pPr>
+      <w:r>
+        <w:rPr>
+          <w:b/>
+          <w:bCs/>
+          <w:lang w:eastAsia="hu-HU"/>
+        </w:rPr>
+        <w:t>NFR-08</w:t>
+      </w:r>
+      <w:r>
+        <w:rPr>
+          <w:lang w:eastAsia="hu-HU"/>
+        </w:rPr>
+        <w:t>: A kódbázis moduláris felépítésű, olvasható és dokumentált, hogy a jövőbeni karbantartás és bővítés megkönnyíthető legyen.</w:t>
+      </w:r>
+    </w:p>
+    <w:p>
+      <w:pPr>
+        <w:pStyle w:val="Cmsor2"/>
+        <w:rPr>
+          <w:lang w:eastAsia="hu-HU"/>
+        </w:rPr>
+      </w:pPr>
+      <w:bookmarkStart w:id="16" w:name="_Toc239585472"/>
+      <w:r>
+        <w:rPr>
+          <w:lang w:eastAsia="hu-HU"/>
+        </w:rPr>
+        <w:t>Rendszermodulok</w:t>
+      </w:r>
+      <w:bookmarkEnd w:id="16"/>
+      <w:r>
+        <w:rPr>
+          <w:lang w:eastAsia="hu-HU"/>
+        </w:rPr>
+        <w:t xml:space="preserve"> </w:t>
+      </w:r>
+    </w:p>
+    <w:p>
+      <w:pPr>
+        <w:pStyle w:val="Cmsor1"/>
+      </w:pPr>
+      <w:bookmarkStart w:id="17" w:name="_Toc239585473"/>
+      <w:r>
+        <w:t>Technológiai és Fejlesztési Környezet</w:t>
+      </w:r>
+      <w:bookmarkEnd w:id="17"/>
+    </w:p>
+    <w:p>
+      <w:pPr>
+        <w:pStyle w:val="Cmsor2"/>
+      </w:pPr>
+      <w:bookmarkStart w:id="18" w:name="_Toc239585474"/>
       <w:r>
         <w:t>Operációs rendszer és futtatási környezet</w:t>
       </w:r>
-      <w:bookmarkEnd w:id="17"/>
+      <w:bookmarkEnd w:id="18"/>
     </w:p>
     <w:p>
       <w:pPr>
@@ -3139,11 +4077,11 @@
       <w:pPr>
         <w:pStyle w:val="Cmsor2"/>
       </w:pPr>
-      <w:bookmarkStart w:id="18" w:name="_Toc239368880"/>
+      <w:bookmarkStart w:id="19" w:name="_Toc239585475"/>
       <w:r>
         <w:t>Felhasználandó technológiák és programozási nyelvek</w:t>
       </w:r>
-      <w:bookmarkEnd w:id="18"/>
+      <w:bookmarkEnd w:id="19"/>
     </w:p>
     <w:p>
       <w:pPr>
@@ -3174,28 +4112,12 @@
           <w:lang w:eastAsia="hu-HU"/>
         </w:rPr>
       </w:pPr>
-      <w:proofErr w:type="spellStart"/>
-      <w:r>
-        <w:rPr>
-          <w:lang w:eastAsia="hu-HU"/>
-        </w:rPr>
-        <w:t>React</w:t>
-      </w:r>
-      <w:proofErr w:type="spellEnd"/>
-      <w:r>
-        <w:rPr>
-          <w:lang w:eastAsia="hu-HU"/>
-        </w:rPr>
-        <w:t xml:space="preserve">, </w:t>
-      </w:r>
-      <w:proofErr w:type="spellStart"/>
-      <w:r>
-        <w:rPr>
-          <w:lang w:eastAsia="hu-HU"/>
-        </w:rPr>
-        <w:t>Vite</w:t>
-      </w:r>
-      <w:proofErr w:type="spellEnd"/>
+      <w:r>
+        <w:rPr>
+          <w:lang w:eastAsia="hu-HU"/>
+        </w:rPr>
+        <w:t>React, Vite</w:t>
+      </w:r>
     </w:p>
     <w:p>
       <w:pPr>
@@ -3208,14 +4130,12 @@
           <w:lang w:eastAsia="hu-HU"/>
         </w:rPr>
       </w:pPr>
-      <w:proofErr w:type="spellStart"/>
       <w:r>
         <w:rPr>
           <w:lang w:eastAsia="hu-HU"/>
         </w:rPr>
         <w:t>TypeScript</w:t>
       </w:r>
-      <w:proofErr w:type="spellEnd"/>
     </w:p>
     <w:p>
       <w:pPr>
@@ -3282,24 +4202,22 @@
           <w:lang w:eastAsia="hu-HU"/>
         </w:rPr>
       </w:pPr>
-      <w:proofErr w:type="spellStart"/>
       <w:r>
         <w:rPr>
           <w:lang w:eastAsia="hu-HU"/>
         </w:rPr>
         <w:t>MySQL</w:t>
       </w:r>
-      <w:proofErr w:type="spellEnd"/>
     </w:p>
     <w:p>
       <w:pPr>
         <w:pStyle w:val="Cmsor2"/>
       </w:pPr>
-      <w:bookmarkStart w:id="19" w:name="_Toc239368881"/>
+      <w:bookmarkStart w:id="20" w:name="_Toc239585476"/>
       <w:r>
         <w:t>Fejlesztési módszertan és verziókövetés</w:t>
       </w:r>
-      <w:bookmarkEnd w:id="19"/>
+      <w:bookmarkEnd w:id="20"/>
     </w:p>
     <w:p>
       <w:pPr>
@@ -3309,21 +4227,8 @@
           <w:numId w:val="16"/>
         </w:numPr>
       </w:pPr>
-      <w:proofErr w:type="spellStart"/>
-      <w:r>
-        <w:t>Git</w:t>
-      </w:r>
-      <w:proofErr w:type="spellEnd"/>
-      <w:r>
-        <w:t xml:space="preserve"> verzió kezelő (</w:t>
-      </w:r>
-      <w:proofErr w:type="spellStart"/>
-      <w:r>
-        <w:t>Github</w:t>
-      </w:r>
-      <w:proofErr w:type="spellEnd"/>
-      <w:r>
-        <w:t>)</w:t>
+      <w:r>
+        <w:t>Git verzió kezelő (Github)</w:t>
       </w:r>
     </w:p>
     <w:p>
@@ -3333,94 +4238,68 @@
           <w:lang w:eastAsia="hu-HU"/>
         </w:rPr>
       </w:pPr>
-      <w:bookmarkStart w:id="20" w:name="_Toc239368882"/>
+      <w:bookmarkStart w:id="21" w:name="_Toc239585477"/>
       <w:r>
         <w:rPr>
           <w:lang w:eastAsia="hu-HU"/>
         </w:rPr>
         <w:t>Felhasználói felület</w:t>
-      </w:r>
-      <w:bookmarkEnd w:id="20"/>
-    </w:p>
-    <w:p>
-      <w:pPr>
-        <w:pStyle w:val="Cmsor2"/>
-        <w:rPr>
-          <w:lang w:eastAsia="hu-HU"/>
-        </w:rPr>
-      </w:pPr>
-      <w:bookmarkStart w:id="21" w:name="_Toc239368883"/>
-      <w:r>
-        <w:t>Megjelenés és dizájnelvek</w:t>
       </w:r>
       <w:bookmarkEnd w:id="21"/>
     </w:p>
     <w:p>
       <w:pPr>
-        <w:rPr>
-          <w:lang w:eastAsia="hu-HU"/>
-        </w:rPr>
-      </w:pPr>
-      <w:r>
-        <w:rPr>
-          <w:lang w:eastAsia="hu-HU"/>
-        </w:rPr>
-        <w:t>A modern stílus vonalat képviseli, a „</w:t>
-      </w:r>
-      <w:proofErr w:type="spellStart"/>
-      <w:r>
-        <w:rPr>
-          <w:lang w:eastAsia="hu-HU"/>
-        </w:rPr>
-        <w:t>light-weight</w:t>
-      </w:r>
-      <w:proofErr w:type="spellEnd"/>
-      <w:r>
-        <w:rPr>
-          <w:lang w:eastAsia="hu-HU"/>
-        </w:rPr>
-        <w:t>” stílusnak köszönheti</w:t>
-      </w:r>
-      <w:r>
-        <w:rPr>
-          <w:lang w:eastAsia="hu-HU"/>
-        </w:rPr>
-        <w:t>.</w:t>
-      </w:r>
-    </w:p>
-    <w:p>
-      <w:pPr>
-        <w:pStyle w:val="Cmsor1"/>
-      </w:pPr>
-      <w:bookmarkStart w:id="22" w:name="_Toc239368884"/>
-      <w:r>
-        <w:t>Dokumentáció</w:t>
+        <w:pStyle w:val="Cmsor2"/>
+        <w:rPr>
+          <w:lang w:eastAsia="hu-HU"/>
+        </w:rPr>
+      </w:pPr>
+      <w:bookmarkStart w:id="22" w:name="_Toc239585478"/>
+      <w:r>
+        <w:t>Megjelenés és dizájnelvek</w:t>
       </w:r>
       <w:bookmarkEnd w:id="22"/>
     </w:p>
     <w:p>
       <w:pPr>
-        <w:pStyle w:val="Cmsor2"/>
-        <w:rPr>
-          <w:lang w:eastAsia="hu-HU"/>
-        </w:rPr>
-      </w:pPr>
-      <w:bookmarkStart w:id="23" w:name="_Toc239368885"/>
-      <w:r>
-        <w:t>Erőforrás-terv és munkaidő-nyilvántartás</w:t>
+        <w:rPr>
+          <w:lang w:eastAsia="hu-HU"/>
+        </w:rPr>
+      </w:pPr>
+      <w:r>
+        <w:rPr>
+          <w:lang w:eastAsia="hu-HU"/>
+        </w:rPr>
+        <w:t>A modern stílus vonalat képviseli, a „light-weight” stílusnak köszönheti</w:t>
+      </w:r>
+      <w:r>
+        <w:rPr>
+          <w:lang w:eastAsia="hu-HU"/>
+        </w:rPr>
+        <w:t>.</w:t>
+      </w:r>
+    </w:p>
+    <w:p>
+      <w:pPr>
+        <w:pStyle w:val="Cmsor1"/>
+      </w:pPr>
+      <w:bookmarkStart w:id="23" w:name="_Toc239585479"/>
+      <w:r>
+        <w:lastRenderedPageBreak/>
+        <w:t>Dokumentáció</w:t>
       </w:r>
       <w:bookmarkEnd w:id="23"/>
     </w:p>
     <w:p>
       <w:pPr>
-        <w:pStyle w:val="Cmsor1"/>
-        <w:rPr>
-          <w:lang w:eastAsia="hu-HU"/>
-        </w:rPr>
-      </w:pPr>
-      <w:bookmarkStart w:id="24" w:name="_Toc239368886"/>
-      <w:r>
-        <w:t>A projekt értékelése</w:t>
+        <w:pStyle w:val="Cmsor2"/>
+        <w:rPr>
+          <w:lang w:eastAsia="hu-HU"/>
+        </w:rPr>
+      </w:pPr>
+      <w:bookmarkStart w:id="24" w:name="_Toc239585480"/>
+      <w:r>
+        <w:t>Erőforrás-terv és munkaidő-nyilvántartás</w:t>
       </w:r>
       <w:bookmarkEnd w:id="24"/>
     </w:p>
@@ -3431,11 +4310,24 @@
           <w:lang w:eastAsia="hu-HU"/>
         </w:rPr>
       </w:pPr>
-      <w:bookmarkStart w:id="25" w:name="_Toc239368887"/>
+      <w:bookmarkStart w:id="25" w:name="_Toc239585481"/>
+      <w:r>
+        <w:t>A projekt értékelése</w:t>
+      </w:r>
+      <w:bookmarkEnd w:id="25"/>
+    </w:p>
+    <w:p>
+      <w:pPr>
+        <w:pStyle w:val="Cmsor1"/>
+        <w:rPr>
+          <w:lang w:eastAsia="hu-HU"/>
+        </w:rPr>
+      </w:pPr>
+      <w:bookmarkStart w:id="26" w:name="_Toc239585482"/>
       <w:r>
         <w:t>Projekt Adatlap</w:t>
       </w:r>
-      <w:bookmarkEnd w:id="25"/>
+      <w:bookmarkEnd w:id="26"/>
     </w:p>
     <w:p>
       <w:pPr>
@@ -3479,7 +4371,7 @@
 </file>
 
 <file path=word/endnotes.xml><?xml version="1.0" encoding="utf-8"?>
-<w:endnotes xmlns:wpc="http://schemas.microsoft.com/office/word/2010/wordprocessingCanvas" xmlns:cx="http://schemas.microsoft.com/office/drawing/2014/chartex" xmlns:cx1="http://schemas.microsoft.com/office/drawing/2015/9/8/chartex" xmlns:cx2="http://schemas.microsoft.com/office/drawing/2015/10/21/chartex" xmlns:cx3="http://schemas.microsoft.com/office/drawing/2016/5/9/chartex" xmlns:cx4="http://schemas.microsoft.com/office/drawing/2016/5/10/chartex" xmlns:cx5="http://schemas.microsoft.com/office/drawing/2016/5/11/chartex" xmlns:cx6="http://schemas.microsoft.com/office/drawing/2016/5/12/chartex" xmlns:cx7="http://schemas.microsoft.com/office/drawing/2016/5/13/chartex" xmlns:cx8="http://schemas.microsoft.com/office/drawing/2016/5/14/chartex" xmlns:mc="http://schemas.openxmlformats.org/markup-compatibility/2006" xmlns:aink="http://schemas.microsoft.com/office/drawing/2016/ink" xmlns:am3d="http://schemas.microsoft.com/office/drawing/2017/model3d" xmlns:o="urn:schemas-microsoft-com:office:office" xmlns:r="http://schemas.openxmlformats.org/officeDocument/2006/relationships" xmlns:m="http://schemas.openxmlformats.org/officeDocument/2006/math" xmlns:v="urn:schemas-microsoft-com:vml" xmlns:wp14="http://schemas.microsoft.com/office/word/2010/wordprocessingDrawing" xmlns:wp="http://schemas.openxmlformats.org/drawingml/2006/wordprocessingDrawing" xmlns:w10="urn:schemas-microsoft-com:office:word" xmlns:w="http://schemas.openxmlformats.org/wordprocessingml/2006/main" xmlns:w14="http://schemas.microsoft.com/office/word/2010/wordml" xmlns:w15="http://schemas.microsoft.com/office/word/2012/wordml" xmlns:w16cex="http://schemas.microsoft.com/office/word/2018/wordml/cex" xmlns:w16cid="http://schemas.microsoft.com/office/word/2016/wordml/cid" xmlns:w16="http://schemas.microsoft.com/office/word/2018/wordml" xmlns:w16sdtdh="http://schemas.microsoft.com/office/word/2020/wordml/sdtdatahash" xmlns:w16se="http://schemas.microsoft.com/office/word/2015/wordml/symex" xmlns:wpg="http://schemas.microsoft.com/office/word/2010/wordprocessingGroup" xmlns:wpi="http://schemas.microsoft.com/office/word/2010/wordprocessingInk" xmlns:wne="http://schemas.microsoft.com/office/word/2006/wordml" xmlns:wps="http://schemas.microsoft.com/office/word/2010/wordprocessingShape" mc:Ignorable="w14 w15 w16se w16cid w16 w16cex w16sdtdh wp14">
+<w:endnotes xmlns:wpc="http://schemas.microsoft.com/office/word/2010/wordprocessingCanvas" xmlns:cx="http://schemas.microsoft.com/office/drawing/2014/chartex" xmlns:cx1="http://schemas.microsoft.com/office/drawing/2015/9/8/chartex" xmlns:cx2="http://schemas.microsoft.com/office/drawing/2015/10/21/chartex" xmlns:cx3="http://schemas.microsoft.com/office/drawing/2016/5/9/chartex" xmlns:cx4="http://schemas.microsoft.com/office/drawing/2016/5/10/chartex" xmlns:cx5="http://schemas.microsoft.com/office/drawing/2016/5/11/chartex" xmlns:cx6="http://schemas.microsoft.com/office/drawing/2016/5/12/chartex" xmlns:cx7="http://schemas.microsoft.com/office/drawing/2016/5/13/chartex" xmlns:cx8="http://schemas.microsoft.com/office/drawing/2016/5/14/chartex" xmlns:mc="http://schemas.openxmlformats.org/markup-compatibility/2006" xmlns:aink="http://schemas.microsoft.com/office/drawing/2016/ink" xmlns:am3d="http://schemas.microsoft.com/office/drawing/2017/model3d" xmlns:o="urn:schemas-microsoft-com:office:office" xmlns:oel="http://schemas.microsoft.com/office/2019/extlst" xmlns:r="http://schemas.openxmlformats.org/officeDocument/2006/relationships" xmlns:m="http://schemas.openxmlformats.org/officeDocument/2006/math" xmlns:v="urn:schemas-microsoft-com:vml" xmlns:wp14="http://schemas.microsoft.com/office/word/2010/wordprocessingDrawing" xmlns:wp="http://schemas.openxmlformats.org/drawingml/2006/wordprocessingDrawing" xmlns:w10="urn:schemas-microsoft-com:office:word" xmlns:w="http://schemas.openxmlformats.org/wordprocessingml/2006/main" xmlns:w14="http://schemas.microsoft.com/office/word/2010/wordml" xmlns:w15="http://schemas.microsoft.com/office/word/2012/wordml" xmlns:w16cex="http://schemas.microsoft.com/office/word/2018/wordml/cex" xmlns:w16cid="http://schemas.microsoft.com/office/word/2016/wordml/cid" xmlns:w16="http://schemas.microsoft.com/office/word/2018/wordml" xmlns:w16du="http://schemas.microsoft.com/office/word/2023/wordml/word16du" xmlns:w16sdtdh="http://schemas.microsoft.com/office/word/2020/wordml/sdtdatahash" xmlns:w16sdtfl="http://schemas.microsoft.com/office/word/2024/wordml/sdtformatlock" xmlns:w16se="http://schemas.microsoft.com/office/word/2015/wordml/symex" xmlns:wpg="http://schemas.microsoft.com/office/word/2010/wordprocessingGroup" xmlns:wpi="http://schemas.microsoft.com/office/word/2010/wordprocessingInk" xmlns:wne="http://schemas.microsoft.com/office/word/2006/wordml" xmlns:wps="http://schemas.microsoft.com/office/word/2010/wordprocessingShape" mc:Ignorable="w14 w15 w16se w16cid w16 w16cex w16sdtdh w16sdtfl w16du wp14">
   <w:endnote w:type="separator" w:id="-1">
     <w:p>
       <w:pPr>
@@ -3504,7 +4396,7 @@
 </file>
 
 <file path=word/footer1.xml><?xml version="1.0" encoding="utf-8"?>
-<w:ftr xmlns:wpc="http://schemas.microsoft.com/office/word/2010/wordprocessingCanvas" xmlns:cx="http://schemas.microsoft.com/office/drawing/2014/chartex" xmlns:cx1="http://schemas.microsoft.com/office/drawing/2015/9/8/chartex" xmlns:cx2="http://schemas.microsoft.com/office/drawing/2015/10/21/chartex" xmlns:cx3="http://schemas.microsoft.com/office/drawing/2016/5/9/chartex" xmlns:cx4="http://schemas.microsoft.com/office/drawing/2016/5/10/chartex" xmlns:cx5="http://schemas.microsoft.com/office/drawing/2016/5/11/chartex" xmlns:cx6="http://schemas.microsoft.com/office/drawing/2016/5/12/chartex" xmlns:cx7="http://schemas.microsoft.com/office/drawing/2016/5/13/chartex" xmlns:cx8="http://schemas.microsoft.com/office/drawing/2016/5/14/chartex" xmlns:mc="http://schemas.openxmlformats.org/markup-compatibility/2006" xmlns:aink="http://schemas.microsoft.com/office/drawing/2016/ink" xmlns:am3d="http://schemas.microsoft.com/office/drawing/2017/model3d" xmlns:o="urn:schemas-microsoft-com:office:office" xmlns:r="http://schemas.openxmlformats.org/officeDocument/2006/relationships" xmlns:m="http://schemas.openxmlformats.org/officeDocument/2006/math" xmlns:v="urn:schemas-microsoft-com:vml" xmlns:wp14="http://schemas.microsoft.com/office/word/2010/wordprocessingDrawing" xmlns:wp="http://schemas.openxmlformats.org/drawingml/2006/wordprocessingDrawing" xmlns:w10="urn:schemas-microsoft-com:office:word" xmlns:w="http://schemas.openxmlformats.org/wordprocessingml/2006/main" xmlns:w14="http://schemas.microsoft.com/office/word/2010/wordml" xmlns:w15="http://schemas.microsoft.com/office/word/2012/wordml" xmlns:w16cex="http://schemas.microsoft.com/office/word/2018/wordml/cex" xmlns:w16cid="http://schemas.microsoft.com/office/word/2016/wordml/cid" xmlns:w16="http://schemas.microsoft.com/office/word/2018/wordml" xmlns:w16sdtdh="http://schemas.microsoft.com/office/word/2020/wordml/sdtdatahash" xmlns:w16se="http://schemas.microsoft.com/office/word/2015/wordml/symex" xmlns:wpg="http://schemas.microsoft.com/office/word/2010/wordprocessingGroup" xmlns:wpi="http://schemas.microsoft.com/office/word/2010/wordprocessingInk" xmlns:wne="http://schemas.microsoft.com/office/word/2006/wordml" xmlns:wps="http://schemas.microsoft.com/office/word/2010/wordprocessingShape" mc:Ignorable="w14 w15 w16se w16cid w16 w16cex w16sdtdh wp14">
+<w:ftr xmlns:wpc="http://schemas.microsoft.com/office/word/2010/wordprocessingCanvas" xmlns:cx="http://schemas.microsoft.com/office/drawing/2014/chartex" xmlns:cx1="http://schemas.microsoft.com/office/drawing/2015/9/8/chartex" xmlns:cx2="http://schemas.microsoft.com/office/drawing/2015/10/21/chartex" xmlns:cx3="http://schemas.microsoft.com/office/drawing/2016/5/9/chartex" xmlns:cx4="http://schemas.microsoft.com/office/drawing/2016/5/10/chartex" xmlns:cx5="http://schemas.microsoft.com/office/drawing/2016/5/11/chartex" xmlns:cx6="http://schemas.microsoft.com/office/drawing/2016/5/12/chartex" xmlns:cx7="http://schemas.microsoft.com/office/drawing/2016/5/13/chartex" xmlns:cx8="http://schemas.microsoft.com/office/drawing/2016/5/14/chartex" xmlns:mc="http://schemas.openxmlformats.org/markup-compatibility/2006" xmlns:aink="http://schemas.microsoft.com/office/drawing/2016/ink" xmlns:am3d="http://schemas.microsoft.com/office/drawing/2017/model3d" xmlns:o="urn:schemas-microsoft-com:office:office" xmlns:oel="http://schemas.microsoft.com/office/2019/extlst" xmlns:r="http://schemas.openxmlformats.org/officeDocument/2006/relationships" xmlns:m="http://schemas.openxmlformats.org/officeDocument/2006/math" xmlns:v="urn:schemas-microsoft-com:vml" xmlns:wp14="http://schemas.microsoft.com/office/word/2010/wordprocessingDrawing" xmlns:wp="http://schemas.openxmlformats.org/drawingml/2006/wordprocessingDrawing" xmlns:w10="urn:schemas-microsoft-com:office:word" xmlns:w="http://schemas.openxmlformats.org/wordprocessingml/2006/main" xmlns:w14="http://schemas.microsoft.com/office/word/2010/wordml" xmlns:w15="http://schemas.microsoft.com/office/word/2012/wordml" xmlns:w16cex="http://schemas.microsoft.com/office/word/2018/wordml/cex" xmlns:w16cid="http://schemas.microsoft.com/office/word/2016/wordml/cid" xmlns:w16="http://schemas.microsoft.com/office/word/2018/wordml" xmlns:w16du="http://schemas.microsoft.com/office/word/2023/wordml/word16du" xmlns:w16sdtdh="http://schemas.microsoft.com/office/word/2020/wordml/sdtdatahash" xmlns:w16sdtfl="http://schemas.microsoft.com/office/word/2024/wordml/sdtformatlock" xmlns:w16se="http://schemas.microsoft.com/office/word/2015/wordml/symex" xmlns:wpg="http://schemas.microsoft.com/office/word/2010/wordprocessingGroup" xmlns:wpi="http://schemas.microsoft.com/office/word/2010/wordprocessingInk" xmlns:wne="http://schemas.microsoft.com/office/word/2006/wordml" xmlns:wps="http://schemas.microsoft.com/office/word/2010/wordprocessingShape" mc:Ignorable="w14 w15 w16se w16cid w16 w16cex w16sdtdh w16sdtfl w16du wp14">
   <w:sdt>
     <w:sdtPr>
       <w:id w:val="-1194460496"/>
@@ -3513,7 +4405,6 @@
         <w:docPartUnique/>
       </w:docPartObj>
     </w:sdtPr>
-    <w:sdtEndPr/>
     <w:sdtContent>
       <w:p>
         <w:pPr>
@@ -3628,7 +4519,7 @@
                     <v:h position="#0,topLeft" switch="" xrange="0,10800"/>
                   </v:handles>
                 </v:shapetype>
-                <v:shape id="Nagy zárójel 2" o:spid="_x0000_s1026" type="#_x0000_t185" style="position:absolute;margin-left:0;margin-top:0;width:43.45pt;height:18.8pt;z-index:251660288;visibility:visible;mso-wrap-style:square;mso-width-percent:100;mso-height-percent:0;mso-wrap-distance-left:9pt;mso-wrap-distance-top:0;mso-wrap-distance-right:9pt;mso-wrap-distance-bottom:0;mso-position-horizontal:center;mso-position-horizontal-relative:margin;mso-position-vertical:center;mso-position-vertical-relative:bottom-margin-area;mso-width-percent:100;mso-height-percent:0;mso-width-relative:margin;mso-height-relative:bottom-margin-area;v-text-anchor:top" o:gfxdata="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" filled="t" strokecolor="gray" strokeweight="2.25pt">
+                <v:shape id="Nagy zárójel 2" o:spid="_x0000_s1026" type="#_x0000_t185" style="position:absolute;margin-left:0;margin-top:0;width:43.45pt;height:18.8pt;z-index:251660288;visibility:visible;mso-wrap-style:square;mso-width-percent:100;mso-height-percent:0;mso-wrap-distance-left:9pt;mso-wrap-distance-top:0;mso-wrap-distance-right:9pt;mso-wrap-distance-bottom:0;mso-position-horizontal:center;mso-position-horizontal-relative:margin;mso-position-vertical:center;mso-position-vertical-relative:bottom-margin-area;mso-width-percent:100;mso-height-percent:0;mso-width-relative:margin;mso-height-relative:bottom-margin-area;v-text-anchor:top" o:gfxdata="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" filled="t" strokecolor="gray" strokeweight="2.25pt">
                   <v:textbox inset=",0,,0">
                     <w:txbxContent>
                       <w:p>
@@ -3745,7 +4636,7 @@
 </file>
 
 <file path=word/footnotes.xml><?xml version="1.0" encoding="utf-8"?>
-<w:footnotes xmlns:wpc="http://schemas.microsoft.com/office/word/2010/wordprocessingCanvas" xmlns:cx="http://schemas.microsoft.com/office/drawing/2014/chartex" xmlns:cx1="http://schemas.microsoft.com/office/drawing/2015/9/8/chartex" xmlns:cx2="http://schemas.microsoft.com/office/drawing/2015/10/21/chartex" xmlns:cx3="http://schemas.microsoft.com/office/drawing/2016/5/9/chartex" xmlns:cx4="http://schemas.microsoft.com/office/drawing/2016/5/10/chartex" xmlns:cx5="http://schemas.microsoft.com/office/drawing/2016/5/11/chartex" xmlns:cx6="http://schemas.microsoft.com/office/drawing/2016/5/12/chartex" xmlns:cx7="http://schemas.microsoft.com/office/drawing/2016/5/13/chartex" xmlns:cx8="http://schemas.microsoft.com/office/drawing/2016/5/14/chartex" xmlns:mc="http://schemas.openxmlformats.org/markup-compatibility/2006" xmlns:aink="http://schemas.microsoft.com/office/drawing/2016/ink" xmlns:am3d="http://schemas.microsoft.com/office/drawing/2017/model3d" xmlns:o="urn:schemas-microsoft-com:office:office" xmlns:r="http://schemas.openxmlformats.org/officeDocument/2006/relationships" xmlns:m="http://schemas.openxmlformats.org/officeDocument/2006/math" xmlns:v="urn:schemas-microsoft-com:vml" xmlns:wp14="http://schemas.microsoft.com/office/word/2010/wordprocessingDrawing" xmlns:wp="http://schemas.openxmlformats.org/drawingml/2006/wordprocessingDrawing" xmlns:w10="urn:schemas-microsoft-com:office:word" xmlns:w="http://schemas.openxmlformats.org/wordprocessingml/2006/main" xmlns:w14="http://schemas.microsoft.com/office/word/2010/wordml" xmlns:w15="http://schemas.microsoft.com/office/word/2012/wordml" xmlns:w16cex="http://schemas.microsoft.com/office/word/2018/wordml/cex" xmlns:w16cid="http://schemas.microsoft.com/office/word/2016/wordml/cid" xmlns:w16="http://schemas.microsoft.com/office/word/2018/wordml" xmlns:w16sdtdh="http://schemas.microsoft.com/office/word/2020/wordml/sdtdatahash" xmlns:w16se="http://schemas.microsoft.com/office/word/2015/wordml/symex" xmlns:wpg="http://schemas.microsoft.com/office/word/2010/wordprocessingGroup" xmlns:wpi="http://schemas.microsoft.com/office/word/2010/wordprocessingInk" xmlns:wne="http://schemas.microsoft.com/office/word/2006/wordml" xmlns:wps="http://schemas.microsoft.com/office/word/2010/wordprocessingShape" mc:Ignorable="w14 w15 w16se w16cid w16 w16cex w16sdtdh wp14">
+<w:footnotes xmlns:wpc="http://schemas.microsoft.com/office/word/2010/wordprocessingCanvas" xmlns:cx="http://schemas.microsoft.com/office/drawing/2014/chartex" xmlns:cx1="http://schemas.microsoft.com/office/drawing/2015/9/8/chartex" xmlns:cx2="http://schemas.microsoft.com/office/drawing/2015/10/21/chartex" xmlns:cx3="http://schemas.microsoft.com/office/drawing/2016/5/9/chartex" xmlns:cx4="http://schemas.microsoft.com/office/drawing/2016/5/10/chartex" xmlns:cx5="http://schemas.microsoft.com/office/drawing/2016/5/11/chartex" xmlns:cx6="http://schemas.microsoft.com/office/drawing/2016/5/12/chartex" xmlns:cx7="http://schemas.microsoft.com/office/drawing/2016/5/13/chartex" xmlns:cx8="http://schemas.microsoft.com/office/drawing/2016/5/14/chartex" xmlns:mc="http://schemas.openxmlformats.org/markup-compatibility/2006" xmlns:aink="http://schemas.microsoft.com/office/drawing/2016/ink" xmlns:am3d="http://schemas.microsoft.com/office/drawing/2017/model3d" xmlns:o="urn:schemas-microsoft-com:office:office" xmlns:oel="http://schemas.microsoft.com/office/2019/extlst" xmlns:r="http://schemas.openxmlformats.org/officeDocument/2006/relationships" xmlns:m="http://schemas.openxmlformats.org/officeDocument/2006/math" xmlns:v="urn:schemas-microsoft-com:vml" xmlns:wp14="http://schemas.microsoft.com/office/word/2010/wordprocessingDrawing" xmlns:wp="http://schemas.openxmlformats.org/drawingml/2006/wordprocessingDrawing" xmlns:w10="urn:schemas-microsoft-com:office:word" xmlns:w="http://schemas.openxmlformats.org/wordprocessingml/2006/main" xmlns:w14="http://schemas.microsoft.com/office/word/2010/wordml" xmlns:w15="http://schemas.microsoft.com/office/word/2012/wordml" xmlns:w16cex="http://schemas.microsoft.com/office/word/2018/wordml/cex" xmlns:w16cid="http://schemas.microsoft.com/office/word/2016/wordml/cid" xmlns:w16="http://schemas.microsoft.com/office/word/2018/wordml" xmlns:w16du="http://schemas.microsoft.com/office/word/2023/wordml/word16du" xmlns:w16sdtdh="http://schemas.microsoft.com/office/word/2020/wordml/sdtdatahash" xmlns:w16sdtfl="http://schemas.microsoft.com/office/word/2024/wordml/sdtformatlock" xmlns:w16se="http://schemas.microsoft.com/office/word/2015/wordml/symex" xmlns:wpg="http://schemas.microsoft.com/office/word/2010/wordprocessingGroup" xmlns:wpi="http://schemas.microsoft.com/office/word/2010/wordprocessingInk" xmlns:wne="http://schemas.microsoft.com/office/word/2006/wordml" xmlns:wps="http://schemas.microsoft.com/office/word/2010/wordprocessingShape" mc:Ignorable="w14 w15 w16se w16cid w16 w16cex w16sdtdh w16sdtfl w16du wp14">
   <w:footnote w:type="separator" w:id="-1">
     <w:p>
       <w:pPr>
@@ -3770,7 +4661,7 @@
 </file>
 
 <file path=word/header1.xml><?xml version="1.0" encoding="utf-8"?>
-<w:hdr xmlns:wpc="http://schemas.microsoft.com/office/word/2010/wordprocessingCanvas" xmlns:cx="http://schemas.microsoft.com/office/drawing/2014/chartex" xmlns:cx1="http://schemas.microsoft.com/office/drawing/2015/9/8/chartex" xmlns:cx2="http://schemas.microsoft.com/office/drawing/2015/10/21/chartex" xmlns:cx3="http://schemas.microsoft.com/office/drawing/2016/5/9/chartex" xmlns:cx4="http://schemas.microsoft.com/office/drawing/2016/5/10/chartex" xmlns:cx5="http://schemas.microsoft.com/office/drawing/2016/5/11/chartex" xmlns:cx6="http://schemas.microsoft.com/office/drawing/2016/5/12/chartex" xmlns:cx7="http://schemas.microsoft.com/office/drawing/2016/5/13/chartex" xmlns:cx8="http://schemas.microsoft.com/office/drawing/2016/5/14/chartex" xmlns:mc="http://schemas.openxmlformats.org/markup-compatibility/2006" xmlns:aink="http://schemas.microsoft.com/office/drawing/2016/ink" xmlns:am3d="http://schemas.microsoft.com/office/drawing/2017/model3d" xmlns:o="urn:schemas-microsoft-com:office:office" xmlns:r="http://schemas.openxmlformats.org/officeDocument/2006/relationships" xmlns:m="http://schemas.openxmlformats.org/officeDocument/2006/math" xmlns:v="urn:schemas-microsoft-com:vml" xmlns:wp14="http://schemas.microsoft.com/office/word/2010/wordprocessingDrawing" xmlns:wp="http://schemas.openxmlformats.org/drawingml/2006/wordprocessingDrawing" xmlns:w10="urn:schemas-microsoft-com:office:word" xmlns:w="http://schemas.openxmlformats.org/wordprocessingml/2006/main" xmlns:w14="http://schemas.microsoft.com/office/word/2010/wordml" xmlns:w15="http://schemas.microsoft.com/office/word/2012/wordml" xmlns:w16cex="http://schemas.microsoft.com/office/word/2018/wordml/cex" xmlns:w16cid="http://schemas.microsoft.com/office/word/2016/wordml/cid" xmlns:w16="http://schemas.microsoft.com/office/word/2018/wordml" xmlns:w16sdtdh="http://schemas.microsoft.com/office/word/2020/wordml/sdtdatahash" xmlns:w16se="http://schemas.microsoft.com/office/word/2015/wordml/symex" xmlns:wpg="http://schemas.microsoft.com/office/word/2010/wordprocessingGroup" xmlns:wpi="http://schemas.microsoft.com/office/word/2010/wordprocessingInk" xmlns:wne="http://schemas.microsoft.com/office/word/2006/wordml" xmlns:wps="http://schemas.microsoft.com/office/word/2010/wordprocessingShape" mc:Ignorable="w14 w15 w16se w16cid w16 w16cex w16sdtdh wp14">
+<w:hdr xmlns:wpc="http://schemas.microsoft.com/office/word/2010/wordprocessingCanvas" xmlns:cx="http://schemas.microsoft.com/office/drawing/2014/chartex" xmlns:cx1="http://schemas.microsoft.com/office/drawing/2015/9/8/chartex" xmlns:cx2="http://schemas.microsoft.com/office/drawing/2015/10/21/chartex" xmlns:cx3="http://schemas.microsoft.com/office/drawing/2016/5/9/chartex" xmlns:cx4="http://schemas.microsoft.com/office/drawing/2016/5/10/chartex" xmlns:cx5="http://schemas.microsoft.com/office/drawing/2016/5/11/chartex" xmlns:cx6="http://schemas.microsoft.com/office/drawing/2016/5/12/chartex" xmlns:cx7="http://schemas.microsoft.com/office/drawing/2016/5/13/chartex" xmlns:cx8="http://schemas.microsoft.com/office/drawing/2016/5/14/chartex" xmlns:mc="http://schemas.openxmlformats.org/markup-compatibility/2006" xmlns:aink="http://schemas.microsoft.com/office/drawing/2016/ink" xmlns:am3d="http://schemas.microsoft.com/office/drawing/2017/model3d" xmlns:o="urn:schemas-microsoft-com:office:office" xmlns:oel="http://schemas.microsoft.com/office/2019/extlst" xmlns:r="http://schemas.openxmlformats.org/officeDocument/2006/relationships" xmlns:m="http://schemas.openxmlformats.org/officeDocument/2006/math" xmlns:v="urn:schemas-microsoft-com:vml" xmlns:wp14="http://schemas.microsoft.com/office/word/2010/wordprocessingDrawing" xmlns:wp="http://schemas.openxmlformats.org/drawingml/2006/wordprocessingDrawing" xmlns:w10="urn:schemas-microsoft-com:office:word" xmlns:w="http://schemas.openxmlformats.org/wordprocessingml/2006/main" xmlns:w14="http://schemas.microsoft.com/office/word/2010/wordml" xmlns:w15="http://schemas.microsoft.com/office/word/2012/wordml" xmlns:w16cex="http://schemas.microsoft.com/office/word/2018/wordml/cex" xmlns:w16cid="http://schemas.microsoft.com/office/word/2016/wordml/cid" xmlns:w16="http://schemas.microsoft.com/office/word/2018/wordml" xmlns:w16du="http://schemas.microsoft.com/office/word/2023/wordml/word16du" xmlns:w16sdtdh="http://schemas.microsoft.com/office/word/2020/wordml/sdtdatahash" xmlns:w16sdtfl="http://schemas.microsoft.com/office/word/2024/wordml/sdtformatlock" xmlns:w16se="http://schemas.microsoft.com/office/word/2015/wordml/symex" xmlns:wpg="http://schemas.microsoft.com/office/word/2010/wordprocessingGroup" xmlns:wpi="http://schemas.microsoft.com/office/word/2010/wordprocessingInk" xmlns:wne="http://schemas.microsoft.com/office/word/2006/wordml" xmlns:wps="http://schemas.microsoft.com/office/word/2010/wordprocessingShape" mc:Ignorable="w14 w15 w16se w16cid w16 w16cex w16sdtdh w16sdtfl w16du wp14">
   <w:p>
     <w:pPr>
       <w:pStyle w:val="lfej"/>
@@ -3849,8 +4740,6 @@
     </w:r>
     <w:r>
       <w:tab/>
-    </w:r>
-    <w:r>
       <w:t>Okligon specifikáció</w:t>
     </w:r>
   </w:p>
@@ -3863,7 +4752,7 @@
 </file>
 
 <file path=word/numbering.xml><?xml version="1.0" encoding="utf-8"?>
-<w:numbering xmlns:wpc="http://schemas.microsoft.com/office/word/2010/wordprocessingCanvas" xmlns:cx="http://schemas.microsoft.com/office/drawing/2014/chartex" xmlns:cx1="http://schemas.microsoft.com/office/drawing/2015/9/8/chartex" xmlns:cx2="http://schemas.microsoft.com/office/drawing/2015/10/21/chartex" xmlns:cx3="http://schemas.microsoft.com/office/drawing/2016/5/9/chartex" xmlns:cx4="http://schemas.microsoft.com/office/drawing/2016/5/10/chartex" xmlns:cx5="http://schemas.microsoft.com/office/drawing/2016/5/11/chartex" xmlns:cx6="http://schemas.microsoft.com/office/drawing/2016/5/12/chartex" xmlns:cx7="http://schemas.microsoft.com/office/drawing/2016/5/13/chartex" xmlns:cx8="http://schemas.microsoft.com/office/drawing/2016/5/14/chartex" xmlns:mc="http://schemas.openxmlformats.org/markup-compatibility/2006" xmlns:aink="http://schemas.microsoft.com/office/drawing/2016/ink" xmlns:am3d="http://schemas.microsoft.com/office/drawing/2017/model3d" xmlns:o="urn:schemas-microsoft-com:office:office" xmlns:r="http://schemas.openxmlformats.org/officeDocument/2006/relationships" xmlns:m="http://schemas.openxmlformats.org/officeDocument/2006/math" xmlns:v="urn:schemas-microsoft-com:vml" xmlns:wp14="http://schemas.microsoft.com/office/word/2010/wordprocessingDrawing" xmlns:wp="http://schemas.openxmlformats.org/drawingml/2006/wordprocessingDrawing" xmlns:w10="urn:schemas-microsoft-com:office:word" xmlns:w="http://schemas.openxmlformats.org/wordprocessingml/2006/main" xmlns:w14="http://schemas.microsoft.com/office/word/2010/wordml" xmlns:w15="http://schemas.microsoft.com/office/word/2012/wordml" xmlns:w16cex="http://schemas.microsoft.com/office/word/2018/wordml/cex" xmlns:w16cid="http://schemas.microsoft.com/office/word/2016/wordml/cid" xmlns:w16="http://schemas.microsoft.com/office/word/2018/wordml" xmlns:w16sdtdh="http://schemas.microsoft.com/office/word/2020/wordml/sdtdatahash" xmlns:w16se="http://schemas.microsoft.com/office/word/2015/wordml/symex" xmlns:wpg="http://schemas.microsoft.com/office/word/2010/wordprocessingGroup" xmlns:wpi="http://schemas.microsoft.com/office/word/2010/wordprocessingInk" xmlns:wne="http://schemas.microsoft.com/office/word/2006/wordml" xmlns:wps="http://schemas.microsoft.com/office/word/2010/wordprocessingShape" mc:Ignorable="w14 w15 w16se w16cid w16 w16cex w16sdtdh wp14">
+<w:numbering xmlns:wpc="http://schemas.microsoft.com/office/word/2010/wordprocessingCanvas" xmlns:cx="http://schemas.microsoft.com/office/drawing/2014/chartex" xmlns:cx1="http://schemas.microsoft.com/office/drawing/2015/9/8/chartex" xmlns:cx2="http://schemas.microsoft.com/office/drawing/2015/10/21/chartex" xmlns:cx3="http://schemas.microsoft.com/office/drawing/2016/5/9/chartex" xmlns:cx4="http://schemas.microsoft.com/office/drawing/2016/5/10/chartex" xmlns:cx5="http://schemas.microsoft.com/office/drawing/2016/5/11/chartex" xmlns:cx6="http://schemas.microsoft.com/office/drawing/2016/5/12/chartex" xmlns:cx7="http://schemas.microsoft.com/office/drawing/2016/5/13/chartex" xmlns:cx8="http://schemas.microsoft.com/office/drawing/2016/5/14/chartex" xmlns:mc="http://schemas.openxmlformats.org/markup-compatibility/2006" xmlns:aink="http://schemas.microsoft.com/office/drawing/2016/ink" xmlns:am3d="http://schemas.microsoft.com/office/drawing/2017/model3d" xmlns:o="urn:schemas-microsoft-com:office:office" xmlns:oel="http://schemas.microsoft.com/office/2019/extlst" xmlns:r="http://schemas.openxmlformats.org/officeDocument/2006/relationships" xmlns:m="http://schemas.openxmlformats.org/officeDocument/2006/math" xmlns:v="urn:schemas-microsoft-com:vml" xmlns:wp14="http://schemas.microsoft.com/office/word/2010/wordprocessingDrawing" xmlns:wp="http://schemas.openxmlformats.org/drawingml/2006/wordprocessingDrawing" xmlns:w10="urn:schemas-microsoft-com:office:word" xmlns:w="http://schemas.openxmlformats.org/wordprocessingml/2006/main" xmlns:w14="http://schemas.microsoft.com/office/word/2010/wordml" xmlns:w15="http://schemas.microsoft.com/office/word/2012/wordml" xmlns:w16cex="http://schemas.microsoft.com/office/word/2018/wordml/cex" xmlns:w16cid="http://schemas.microsoft.com/office/word/2016/wordml/cid" xmlns:w16="http://schemas.microsoft.com/office/word/2018/wordml" xmlns:w16du="http://schemas.microsoft.com/office/word/2023/wordml/word16du" xmlns:w16sdtdh="http://schemas.microsoft.com/office/word/2020/wordml/sdtdatahash" xmlns:w16sdtfl="http://schemas.microsoft.com/office/word/2024/wordml/sdtformatlock" xmlns:w16se="http://schemas.microsoft.com/office/word/2015/wordml/symex" xmlns:wpg="http://schemas.microsoft.com/office/word/2010/wordprocessingGroup" xmlns:wpi="http://schemas.microsoft.com/office/word/2010/wordprocessingInk" xmlns:wne="http://schemas.microsoft.com/office/word/2006/wordml" xmlns:wps="http://schemas.microsoft.com/office/word/2010/wordprocessingShape" mc:Ignorable="w14 w15 w16se w16cid w16 w16cex w16sdtdh w16sdtfl w16du wp14">
   <w:abstractNum w:abstractNumId="0" w15:restartNumberingAfterBreak="0">
     <w:nsid w:val="0E225B54"/>
     <w:multiLevelType w:val="hybridMultilevel"/>
@@ -4756,6 +5645,345 @@
     </w:lvl>
   </w:abstractNum>
   <w:abstractNum w:abstractNumId="9" w15:restartNumberingAfterBreak="0">
+    <w:nsid w:val="39286C70"/>
+    <w:multiLevelType w:val="hybridMultilevel"/>
+    <w:tmpl w:val="9CA6045C"/>
+    <w:lvl w:ilvl="0" w:tplc="040E0001">
+      <w:start w:val="1"/>
+      <w:numFmt w:val="bullet"/>
+      <w:lvlText w:val=""/>
+      <w:lvlJc w:val="left"/>
+      <w:pPr>
+        <w:ind w:left="720" w:hanging="360"/>
+      </w:pPr>
+      <w:rPr>
+        <w:rFonts w:ascii="Symbol" w:hAnsi="Symbol" w:hint="default"/>
+      </w:rPr>
+    </w:lvl>
+    <w:lvl w:ilvl="1" w:tplc="040E0003" w:tentative="1">
+      <w:start w:val="1"/>
+      <w:numFmt w:val="bullet"/>
+      <w:lvlText w:val="o"/>
+      <w:lvlJc w:val="left"/>
+      <w:pPr>
+        <w:ind w:left="1440" w:hanging="360"/>
+      </w:pPr>
+      <w:rPr>
+        <w:rFonts w:ascii="Courier New" w:hAnsi="Courier New" w:cs="Courier New" w:hint="default"/>
+      </w:rPr>
+    </w:lvl>
+    <w:lvl w:ilvl="2" w:tplc="040E0005" w:tentative="1">
+      <w:start w:val="1"/>
+      <w:numFmt w:val="bullet"/>
+      <w:lvlText w:val=""/>
+      <w:lvlJc w:val="left"/>
+      <w:pPr>
+        <w:ind w:left="2160" w:hanging="360"/>
+      </w:pPr>
+      <w:rPr>
+        <w:rFonts w:ascii="Wingdings" w:hAnsi="Wingdings" w:hint="default"/>
+      </w:rPr>
+    </w:lvl>
+    <w:lvl w:ilvl="3" w:tplc="040E0001" w:tentative="1">
+      <w:start w:val="1"/>
+      <w:numFmt w:val="bullet"/>
+      <w:lvlText w:val=""/>
+      <w:lvlJc w:val="left"/>
+      <w:pPr>
+        <w:ind w:left="2880" w:hanging="360"/>
+      </w:pPr>
+      <w:rPr>
+        <w:rFonts w:ascii="Symbol" w:hAnsi="Symbol" w:hint="default"/>
+      </w:rPr>
+    </w:lvl>
+    <w:lvl w:ilvl="4" w:tplc="040E0003" w:tentative="1">
+      <w:start w:val="1"/>
+      <w:numFmt w:val="bullet"/>
+      <w:lvlText w:val="o"/>
+      <w:lvlJc w:val="left"/>
+      <w:pPr>
+        <w:ind w:left="3600" w:hanging="360"/>
+      </w:pPr>
+      <w:rPr>
+        <w:rFonts w:ascii="Courier New" w:hAnsi="Courier New" w:cs="Courier New" w:hint="default"/>
+      </w:rPr>
+    </w:lvl>
+    <w:lvl w:ilvl="5" w:tplc="040E0005" w:tentative="1">
+      <w:start w:val="1"/>
+      <w:numFmt w:val="bullet"/>
+      <w:lvlText w:val=""/>
+      <w:lvlJc w:val="left"/>
+      <w:pPr>
+        <w:ind w:left="4320" w:hanging="360"/>
+      </w:pPr>
+      <w:rPr>
+        <w:rFonts w:ascii="Wingdings" w:hAnsi="Wingdings" w:hint="default"/>
+      </w:rPr>
+    </w:lvl>
+    <w:lvl w:ilvl="6" w:tplc="040E0001" w:tentative="1">
+      <w:start w:val="1"/>
+      <w:numFmt w:val="bullet"/>
+      <w:lvlText w:val=""/>
+      <w:lvlJc w:val="left"/>
+      <w:pPr>
+        <w:ind w:left="5040" w:hanging="360"/>
+      </w:pPr>
+      <w:rPr>
+        <w:rFonts w:ascii="Symbol" w:hAnsi="Symbol" w:hint="default"/>
+      </w:rPr>
+    </w:lvl>
+    <w:lvl w:ilvl="7" w:tplc="040E0003" w:tentative="1">
+      <w:start w:val="1"/>
+      <w:numFmt w:val="bullet"/>
+      <w:lvlText w:val="o"/>
+      <w:lvlJc w:val="left"/>
+      <w:pPr>
+        <w:ind w:left="5760" w:hanging="360"/>
+      </w:pPr>
+      <w:rPr>
+        <w:rFonts w:ascii="Courier New" w:hAnsi="Courier New" w:cs="Courier New" w:hint="default"/>
+      </w:rPr>
+    </w:lvl>
+    <w:lvl w:ilvl="8" w:tplc="040E0005" w:tentative="1">
+      <w:start w:val="1"/>
+      <w:numFmt w:val="bullet"/>
+      <w:lvlText w:val=""/>
+      <w:lvlJc w:val="left"/>
+      <w:pPr>
+        <w:ind w:left="6480" w:hanging="360"/>
+      </w:pPr>
+      <w:rPr>
+        <w:rFonts w:ascii="Wingdings" w:hAnsi="Wingdings" w:hint="default"/>
+      </w:rPr>
+    </w:lvl>
+  </w:abstractNum>
+  <w:abstractNum w:abstractNumId="10" w15:restartNumberingAfterBreak="0">
+    <w:nsid w:val="56746A7D"/>
+    <w:multiLevelType w:val="hybridMultilevel"/>
+    <w:tmpl w:val="3B50CA50"/>
+    <w:lvl w:ilvl="0" w:tplc="040E0001">
+      <w:start w:val="1"/>
+      <w:numFmt w:val="bullet"/>
+      <w:lvlText w:val=""/>
+      <w:lvlJc w:val="left"/>
+      <w:pPr>
+        <w:ind w:left="720" w:hanging="360"/>
+      </w:pPr>
+      <w:rPr>
+        <w:rFonts w:ascii="Symbol" w:hAnsi="Symbol" w:hint="default"/>
+      </w:rPr>
+    </w:lvl>
+    <w:lvl w:ilvl="1" w:tplc="040E0003" w:tentative="1">
+      <w:start w:val="1"/>
+      <w:numFmt w:val="bullet"/>
+      <w:lvlText w:val="o"/>
+      <w:lvlJc w:val="left"/>
+      <w:pPr>
+        <w:ind w:left="1440" w:hanging="360"/>
+      </w:pPr>
+      <w:rPr>
+        <w:rFonts w:ascii="Courier New" w:hAnsi="Courier New" w:cs="Courier New" w:hint="default"/>
+      </w:rPr>
+    </w:lvl>
+    <w:lvl w:ilvl="2" w:tplc="040E0005" w:tentative="1">
+      <w:start w:val="1"/>
+      <w:numFmt w:val="bullet"/>
+      <w:lvlText w:val=""/>
+      <w:lvlJc w:val="left"/>
+      <w:pPr>
+        <w:ind w:left="2160" w:hanging="360"/>
+      </w:pPr>
+      <w:rPr>
+        <w:rFonts w:ascii="Wingdings" w:hAnsi="Wingdings" w:hint="default"/>
+      </w:rPr>
+    </w:lvl>
+    <w:lvl w:ilvl="3" w:tplc="040E0001" w:tentative="1">
+      <w:start w:val="1"/>
+      <w:numFmt w:val="bullet"/>
+      <w:lvlText w:val=""/>
+      <w:lvlJc w:val="left"/>
+      <w:pPr>
+        <w:ind w:left="2880" w:hanging="360"/>
+      </w:pPr>
+      <w:rPr>
+        <w:rFonts w:ascii="Symbol" w:hAnsi="Symbol" w:hint="default"/>
+      </w:rPr>
+    </w:lvl>
+    <w:lvl w:ilvl="4" w:tplc="040E0003" w:tentative="1">
+      <w:start w:val="1"/>
+      <w:numFmt w:val="bullet"/>
+      <w:lvlText w:val="o"/>
+      <w:lvlJc w:val="left"/>
+      <w:pPr>
+        <w:ind w:left="3600" w:hanging="360"/>
+      </w:pPr>
+      <w:rPr>
+        <w:rFonts w:ascii="Courier New" w:hAnsi="Courier New" w:cs="Courier New" w:hint="default"/>
+      </w:rPr>
+    </w:lvl>
+    <w:lvl w:ilvl="5" w:tplc="040E0005" w:tentative="1">
+      <w:start w:val="1"/>
+      <w:numFmt w:val="bullet"/>
+      <w:lvlText w:val=""/>
+      <w:lvlJc w:val="left"/>
+      <w:pPr>
+        <w:ind w:left="4320" w:hanging="360"/>
+      </w:pPr>
+      <w:rPr>
+        <w:rFonts w:ascii="Wingdings" w:hAnsi="Wingdings" w:hint="default"/>
+      </w:rPr>
+    </w:lvl>
+    <w:lvl w:ilvl="6" w:tplc="040E0001" w:tentative="1">
+      <w:start w:val="1"/>
+      <w:numFmt w:val="bullet"/>
+      <w:lvlText w:val=""/>
+      <w:lvlJc w:val="left"/>
+      <w:pPr>
+        <w:ind w:left="5040" w:hanging="360"/>
+      </w:pPr>
+      <w:rPr>
+        <w:rFonts w:ascii="Symbol" w:hAnsi="Symbol" w:hint="default"/>
+      </w:rPr>
+    </w:lvl>
+    <w:lvl w:ilvl="7" w:tplc="040E0003" w:tentative="1">
+      <w:start w:val="1"/>
+      <w:numFmt w:val="bullet"/>
+      <w:lvlText w:val="o"/>
+      <w:lvlJc w:val="left"/>
+      <w:pPr>
+        <w:ind w:left="5760" w:hanging="360"/>
+      </w:pPr>
+      <w:rPr>
+        <w:rFonts w:ascii="Courier New" w:hAnsi="Courier New" w:cs="Courier New" w:hint="default"/>
+      </w:rPr>
+    </w:lvl>
+    <w:lvl w:ilvl="8" w:tplc="040E0005" w:tentative="1">
+      <w:start w:val="1"/>
+      <w:numFmt w:val="bullet"/>
+      <w:lvlText w:val=""/>
+      <w:lvlJc w:val="left"/>
+      <w:pPr>
+        <w:ind w:left="6480" w:hanging="360"/>
+      </w:pPr>
+      <w:rPr>
+        <w:rFonts w:ascii="Wingdings" w:hAnsi="Wingdings" w:hint="default"/>
+      </w:rPr>
+    </w:lvl>
+  </w:abstractNum>
+  <w:abstractNum w:abstractNumId="11" w15:restartNumberingAfterBreak="0">
+    <w:nsid w:val="58091DE9"/>
+    <w:multiLevelType w:val="hybridMultilevel"/>
+    <w:tmpl w:val="373C5A0E"/>
+    <w:lvl w:ilvl="0" w:tplc="040E0001">
+      <w:start w:val="1"/>
+      <w:numFmt w:val="bullet"/>
+      <w:lvlText w:val=""/>
+      <w:lvlJc w:val="left"/>
+      <w:pPr>
+        <w:ind w:left="720" w:hanging="360"/>
+      </w:pPr>
+      <w:rPr>
+        <w:rFonts w:ascii="Symbol" w:hAnsi="Symbol" w:hint="default"/>
+      </w:rPr>
+    </w:lvl>
+    <w:lvl w:ilvl="1" w:tplc="040E0003" w:tentative="1">
+      <w:start w:val="1"/>
+      <w:numFmt w:val="bullet"/>
+      <w:lvlText w:val="o"/>
+      <w:lvlJc w:val="left"/>
+      <w:pPr>
+        <w:ind w:left="1440" w:hanging="360"/>
+      </w:pPr>
+      <w:rPr>
+        <w:rFonts w:ascii="Courier New" w:hAnsi="Courier New" w:cs="Courier New" w:hint="default"/>
+      </w:rPr>
+    </w:lvl>
+    <w:lvl w:ilvl="2" w:tplc="040E0005" w:tentative="1">
+      <w:start w:val="1"/>
+      <w:numFmt w:val="bullet"/>
+      <w:lvlText w:val=""/>
+      <w:lvlJc w:val="left"/>
+      <w:pPr>
+        <w:ind w:left="2160" w:hanging="360"/>
+      </w:pPr>
+      <w:rPr>
+        <w:rFonts w:ascii="Wingdings" w:hAnsi="Wingdings" w:hint="default"/>
+      </w:rPr>
+    </w:lvl>
+    <w:lvl w:ilvl="3" w:tplc="040E0001" w:tentative="1">
+      <w:start w:val="1"/>
+      <w:numFmt w:val="bullet"/>
+      <w:lvlText w:val=""/>
+      <w:lvlJc w:val="left"/>
+      <w:pPr>
+        <w:ind w:left="2880" w:hanging="360"/>
+      </w:pPr>
+      <w:rPr>
+        <w:rFonts w:ascii="Symbol" w:hAnsi="Symbol" w:hint="default"/>
+      </w:rPr>
+    </w:lvl>
+    <w:lvl w:ilvl="4" w:tplc="040E0003" w:tentative="1">
+      <w:start w:val="1"/>
+      <w:numFmt w:val="bullet"/>
+      <w:lvlText w:val="o"/>
+      <w:lvlJc w:val="left"/>
+      <w:pPr>
+        <w:ind w:left="3600" w:hanging="360"/>
+      </w:pPr>
+      <w:rPr>
+        <w:rFonts w:ascii="Courier New" w:hAnsi="Courier New" w:cs="Courier New" w:hint="default"/>
+      </w:rPr>
+    </w:lvl>
+    <w:lvl w:ilvl="5" w:tplc="040E0005" w:tentative="1">
+      <w:start w:val="1"/>
+      <w:numFmt w:val="bullet"/>
+      <w:lvlText w:val=""/>
+      <w:lvlJc w:val="left"/>
+      <w:pPr>
+        <w:ind w:left="4320" w:hanging="360"/>
+      </w:pPr>
+      <w:rPr>
+        <w:rFonts w:ascii="Wingdings" w:hAnsi="Wingdings" w:hint="default"/>
+      </w:rPr>
+    </w:lvl>
+    <w:lvl w:ilvl="6" w:tplc="040E0001" w:tentative="1">
+      <w:start w:val="1"/>
+      <w:numFmt w:val="bullet"/>
+      <w:lvlText w:val=""/>
+      <w:lvlJc w:val="left"/>
+      <w:pPr>
+        <w:ind w:left="5040" w:hanging="360"/>
+      </w:pPr>
+      <w:rPr>
+        <w:rFonts w:ascii="Symbol" w:hAnsi="Symbol" w:hint="default"/>
+      </w:rPr>
+    </w:lvl>
+    <w:lvl w:ilvl="7" w:tplc="040E0003" w:tentative="1">
+      <w:start w:val="1"/>
+      <w:numFmt w:val="bullet"/>
+      <w:lvlText w:val="o"/>
+      <w:lvlJc w:val="left"/>
+      <w:pPr>
+        <w:ind w:left="5760" w:hanging="360"/>
+      </w:pPr>
+      <w:rPr>
+        <w:rFonts w:ascii="Courier New" w:hAnsi="Courier New" w:cs="Courier New" w:hint="default"/>
+      </w:rPr>
+    </w:lvl>
+    <w:lvl w:ilvl="8" w:tplc="040E0005" w:tentative="1">
+      <w:start w:val="1"/>
+      <w:numFmt w:val="bullet"/>
+      <w:lvlText w:val=""/>
+      <w:lvlJc w:val="left"/>
+      <w:pPr>
+        <w:ind w:left="6480" w:hanging="360"/>
+      </w:pPr>
+      <w:rPr>
+        <w:rFonts w:ascii="Wingdings" w:hAnsi="Wingdings" w:hint="default"/>
+      </w:rPr>
+    </w:lvl>
+  </w:abstractNum>
+  <w:abstractNum w:abstractNumId="12" w15:restartNumberingAfterBreak="0">
     <w:nsid w:val="5E8B3339"/>
     <w:multiLevelType w:val="hybridMultilevel"/>
     <w:tmpl w:val="BD0E4D82"/>
@@ -4868,7 +6096,7 @@
       </w:rPr>
     </w:lvl>
   </w:abstractNum>
-  <w:abstractNum w:abstractNumId="10" w15:restartNumberingAfterBreak="0">
+  <w:abstractNum w:abstractNumId="13" w15:restartNumberingAfterBreak="0">
     <w:nsid w:val="65763252"/>
     <w:multiLevelType w:val="hybridMultilevel"/>
     <w:tmpl w:val="0D8E71EC"/>
@@ -4981,7 +6209,7 @@
       </w:rPr>
     </w:lvl>
   </w:abstractNum>
-  <w:abstractNum w:abstractNumId="11" w15:restartNumberingAfterBreak="0">
+  <w:abstractNum w:abstractNumId="14" w15:restartNumberingAfterBreak="0">
     <w:nsid w:val="65C92928"/>
     <w:multiLevelType w:val="hybridMultilevel"/>
     <w:tmpl w:val="35DC8B3E"/>
@@ -5094,7 +6322,7 @@
       </w:rPr>
     </w:lvl>
   </w:abstractNum>
-  <w:abstractNum w:abstractNumId="12" w15:restartNumberingAfterBreak="0">
+  <w:abstractNum w:abstractNumId="15" w15:restartNumberingAfterBreak="0">
     <w:nsid w:val="6C4D084A"/>
     <w:multiLevelType w:val="hybridMultilevel"/>
     <w:tmpl w:val="8FFC30E6"/>
@@ -5180,7 +6408,7 @@
       </w:pPr>
     </w:lvl>
   </w:abstractNum>
-  <w:abstractNum w:abstractNumId="13" w15:restartNumberingAfterBreak="0">
+  <w:abstractNum w:abstractNumId="16" w15:restartNumberingAfterBreak="0">
     <w:nsid w:val="74361AF2"/>
     <w:multiLevelType w:val="multilevel"/>
     <w:tmpl w:val="60AE835C"/>
@@ -5275,7 +6503,7 @@
       </w:pPr>
     </w:lvl>
   </w:abstractNum>
-  <w:abstractNum w:abstractNumId="14" w15:restartNumberingAfterBreak="0">
+  <w:abstractNum w:abstractNumId="17" w15:restartNumberingAfterBreak="0">
     <w:nsid w:val="7DD36580"/>
     <w:multiLevelType w:val="hybridMultilevel"/>
     <w:tmpl w:val="7180B82E"/>
@@ -5388,37 +6616,37 @@
       </w:rPr>
     </w:lvl>
   </w:abstractNum>
-  <w:num w:numId="1">
-    <w:abstractNumId w:val="12"/>
+  <w:num w:numId="1" w16cid:durableId="2054380845">
+    <w:abstractNumId w:val="15"/>
   </w:num>
-  <w:num w:numId="2">
+  <w:num w:numId="2" w16cid:durableId="386104802">
     <w:abstractNumId w:val="5"/>
   </w:num>
-  <w:num w:numId="3">
+  <w:num w:numId="3" w16cid:durableId="970093612">
     <w:abstractNumId w:val="4"/>
   </w:num>
-  <w:num w:numId="4">
+  <w:num w:numId="4" w16cid:durableId="1932348452">
     <w:abstractNumId w:val="0"/>
   </w:num>
-  <w:num w:numId="5">
+  <w:num w:numId="5" w16cid:durableId="184638653">
     <w:abstractNumId w:val="2"/>
   </w:num>
-  <w:num w:numId="6">
+  <w:num w:numId="6" w16cid:durableId="1420175789">
     <w:abstractNumId w:val="7"/>
   </w:num>
-  <w:num w:numId="7">
+  <w:num w:numId="7" w16cid:durableId="753282206">
     <w:abstractNumId w:val="1"/>
   </w:num>
-  <w:num w:numId="8">
+  <w:num w:numId="8" w16cid:durableId="1153831204">
     <w:abstractNumId w:val="3"/>
   </w:num>
-  <w:num w:numId="9">
-    <w:abstractNumId w:val="10"/>
+  <w:num w:numId="9" w16cid:durableId="996568745">
+    <w:abstractNumId w:val="13"/>
   </w:num>
-  <w:num w:numId="10">
-    <w:abstractNumId w:val="11"/>
+  <w:num w:numId="10" w16cid:durableId="1842038147">
+    <w:abstractNumId w:val="14"/>
   </w:num>
-  <w:num w:numId="11">
+  <w:num w:numId="11" w16cid:durableId="645016916">
     <w:abstractNumId w:val="3"/>
     <w:lvlOverride w:ilvl="0">
       <w:startOverride w:val="1"/>
@@ -5448,7 +6676,7 @@
       <w:startOverride w:val="1"/>
     </w:lvlOverride>
   </w:num>
-  <w:num w:numId="12">
+  <w:num w:numId="12" w16cid:durableId="1379235200">
     <w:abstractNumId w:val="3"/>
     <w:lvlOverride w:ilvl="0">
       <w:startOverride w:val="1"/>
@@ -5478,7 +6706,7 @@
       <w:startOverride w:val="1"/>
     </w:lvlOverride>
   </w:num>
-  <w:num w:numId="13">
+  <w:num w:numId="13" w16cid:durableId="525410760">
     <w:abstractNumId w:val="3"/>
     <w:lvlOverride w:ilvl="0">
       <w:startOverride w:val="1"/>
@@ -5508,29 +6736,38 @@
       <w:startOverride w:val="1"/>
     </w:lvlOverride>
   </w:num>
-  <w:num w:numId="14">
-    <w:abstractNumId w:val="13"/>
+  <w:num w:numId="14" w16cid:durableId="851340736">
+    <w:abstractNumId w:val="16"/>
   </w:num>
-  <w:num w:numId="15">
-    <w:abstractNumId w:val="13"/>
+  <w:num w:numId="15" w16cid:durableId="1485899819">
+    <w:abstractNumId w:val="16"/>
   </w:num>
-  <w:num w:numId="16">
-    <w:abstractNumId w:val="14"/>
+  <w:num w:numId="16" w16cid:durableId="1312518973">
+    <w:abstractNumId w:val="17"/>
   </w:num>
-  <w:num w:numId="17">
+  <w:num w:numId="17" w16cid:durableId="1320111907">
     <w:abstractNumId w:val="8"/>
   </w:num>
-  <w:num w:numId="18">
+  <w:num w:numId="18" w16cid:durableId="444351195">
+    <w:abstractNumId w:val="12"/>
+  </w:num>
+  <w:num w:numId="19" w16cid:durableId="299111085">
+    <w:abstractNumId w:val="6"/>
+  </w:num>
+  <w:num w:numId="20" w16cid:durableId="1826241367">
     <w:abstractNumId w:val="9"/>
   </w:num>
-  <w:num w:numId="19">
-    <w:abstractNumId w:val="6"/>
+  <w:num w:numId="21" w16cid:durableId="701516560">
+    <w:abstractNumId w:val="10"/>
+  </w:num>
+  <w:num w:numId="22" w16cid:durableId="1341279222">
+    <w:abstractNumId w:val="11"/>
   </w:num>
 </w:numbering>
 </file>
 
 <file path=word/styles.xml><?xml version="1.0" encoding="utf-8"?>
-<w:styles xmlns:mc="http://schemas.openxmlformats.org/markup-compatibility/2006" xmlns:r="http://schemas.openxmlformats.org/officeDocument/2006/relationships" xmlns:w="http://schemas.openxmlformats.org/wordprocessingml/2006/main" xmlns:w14="http://schemas.microsoft.com/office/word/2010/wordml" xmlns:w15="http://schemas.microsoft.com/office/word/2012/wordml" xmlns:w16cex="http://schemas.microsoft.com/office/word/2018/wordml/cex" xmlns:w16cid="http://schemas.microsoft.com/office/word/2016/wordml/cid" xmlns:w16="http://schemas.microsoft.com/office/word/2018/wordml" xmlns:w16sdtdh="http://schemas.microsoft.com/office/word/2020/wordml/sdtdatahash" xmlns:w16se="http://schemas.microsoft.com/office/word/2015/wordml/symex" mc:Ignorable="w14 w15 w16se w16cid w16 w16cex w16sdtdh">
+<w:styles xmlns:mc="http://schemas.openxmlformats.org/markup-compatibility/2006" xmlns:r="http://schemas.openxmlformats.org/officeDocument/2006/relationships" xmlns:w="http://schemas.openxmlformats.org/wordprocessingml/2006/main" xmlns:w14="http://schemas.microsoft.com/office/word/2010/wordml" xmlns:w15="http://schemas.microsoft.com/office/word/2012/wordml" xmlns:w16cex="http://schemas.microsoft.com/office/word/2018/wordml/cex" xmlns:w16cid="http://schemas.microsoft.com/office/word/2016/wordml/cid" xmlns:w16="http://schemas.microsoft.com/office/word/2018/wordml" xmlns:w16du="http://schemas.microsoft.com/office/word/2023/wordml/word16du" xmlns:w16sdtdh="http://schemas.microsoft.com/office/word/2020/wordml/sdtdatahash" xmlns:w16sdtfl="http://schemas.microsoft.com/office/word/2024/wordml/sdtformatlock" xmlns:w16se="http://schemas.microsoft.com/office/word/2015/wordml/symex" mc:Ignorable="w14 w15 w16se w16cid w16 w16cex w16sdtdh w16sdtfl w16du">
   <w:docDefaults>
     <w:rPrDefault>
       <w:rPr>
@@ -6164,7 +7401,6 @@
   <w:style w:type="character" w:default="1" w:styleId="Bekezdsalapbettpusa">
     <w:name w:val="Default Paragraph Font"/>
     <w:uiPriority w:val="1"/>
-    <w:semiHidden/>
     <w:unhideWhenUsed/>
   </w:style>
   <w:style w:type="table" w:default="1" w:styleId="Normltblzat">

--- a/docs/Okligon.docx
+++ b/docs/Okligon.docx
@@ -2905,7 +2905,21 @@
         <w:rPr>
           <w:lang w:eastAsia="hu-HU"/>
         </w:rPr>
-        <w:t>. Az Okligon-nal szeretnénk ezeket a funkciókat előtérbe helyezni, hogy az adott kliens és csapata képes legyen gyors, adaptív váltásra.</w:t>
+        <w:t>. Az Okligon-</w:t>
+      </w:r>
+      <w:proofErr w:type="spellStart"/>
+      <w:r>
+        <w:rPr>
+          <w:lang w:eastAsia="hu-HU"/>
+        </w:rPr>
+        <w:t>nal</w:t>
+      </w:r>
+      <w:proofErr w:type="spellEnd"/>
+      <w:r>
+        <w:rPr>
+          <w:lang w:eastAsia="hu-HU"/>
+        </w:rPr>
+        <w:t xml:space="preserve"> szeretnénk ezeket a funkciókat előtérbe helyezni, hogy az adott kliens és csapata képes legyen gyors, adaptív váltásra.</w:t>
       </w:r>
     </w:p>
     <w:p>
@@ -3834,7 +3848,13 @@
         <w:rPr>
           <w:lang w:eastAsia="hu-HU"/>
         </w:rPr>
-        <w:t xml:space="preserve">: A rendszer asztali és mobil böngészőkben egyaránt használható. </w:t>
+        <w:t xml:space="preserve">: </w:t>
+      </w:r>
+      <w:r>
+        <w:rPr>
+          <w:lang w:eastAsia="hu-HU"/>
+        </w:rPr>
+        <w:t xml:space="preserve">A rendszer asztali és mobil böngészőkben egyaránt használható. </w:t>
       </w:r>
     </w:p>
     <w:p>
@@ -3860,7 +3880,21 @@
         <w:rPr>
           <w:lang w:eastAsia="hu-HU"/>
         </w:rPr>
-        <w:t xml:space="preserve">: A felhasználói felület reszponzív, alkalmazkodik desktop, tablet és mobil képernyőmérethez. </w:t>
+        <w:t xml:space="preserve">: A felhasználói felület reszponzív, alkalmazkodik </w:t>
+      </w:r>
+      <w:proofErr w:type="spellStart"/>
+      <w:r>
+        <w:rPr>
+          <w:lang w:eastAsia="hu-HU"/>
+        </w:rPr>
+        <w:t>desktop</w:t>
+      </w:r>
+      <w:proofErr w:type="spellEnd"/>
+      <w:r>
+        <w:rPr>
+          <w:lang w:eastAsia="hu-HU"/>
+        </w:rPr>
+        <w:t xml:space="preserve">, tablet és mobil képernyőmérethez. </w:t>
       </w:r>
     </w:p>
     <w:p>
@@ -3886,7 +3920,35 @@
         <w:rPr>
           <w:lang w:eastAsia="hu-HU"/>
         </w:rPr>
-        <w:t xml:space="preserve">: A felhasználói jelszavak titkosított (hashelt) formában tárolódnak (pl. bcrypt algoritmussal). </w:t>
+        <w:t>: A felhasználói jelszavak titkosított (</w:t>
+      </w:r>
+      <w:proofErr w:type="spellStart"/>
+      <w:r>
+        <w:rPr>
+          <w:lang w:eastAsia="hu-HU"/>
+        </w:rPr>
+        <w:t>hashelt</w:t>
+      </w:r>
+      <w:proofErr w:type="spellEnd"/>
+      <w:r>
+        <w:rPr>
+          <w:lang w:eastAsia="hu-HU"/>
+        </w:rPr>
+        <w:t xml:space="preserve">) formában tárolódnak (pl. </w:t>
+      </w:r>
+      <w:proofErr w:type="spellStart"/>
+      <w:r>
+        <w:rPr>
+          <w:lang w:eastAsia="hu-HU"/>
+        </w:rPr>
+        <w:t>bcrypt</w:t>
+      </w:r>
+      <w:proofErr w:type="spellEnd"/>
+      <w:r>
+        <w:rPr>
+          <w:lang w:eastAsia="hu-HU"/>
+        </w:rPr>
+        <w:t xml:space="preserve"> algoritmussal). </w:t>
       </w:r>
     </w:p>
     <w:p>
@@ -3912,7 +3974,21 @@
         <w:rPr>
           <w:lang w:eastAsia="hu-HU"/>
         </w:rPr>
-        <w:t xml:space="preserve">: A bejelentkezés utáni hitelesítés JWT (JSON Web Token) alapú. </w:t>
+        <w:t xml:space="preserve">: A bejelentkezés utáni hitelesítés JWT (JSON Web </w:t>
+      </w:r>
+      <w:proofErr w:type="spellStart"/>
+      <w:r>
+        <w:rPr>
+          <w:lang w:eastAsia="hu-HU"/>
+        </w:rPr>
+        <w:t>Token</w:t>
+      </w:r>
+      <w:proofErr w:type="spellEnd"/>
+      <w:r>
+        <w:rPr>
+          <w:lang w:eastAsia="hu-HU"/>
+        </w:rPr>
+        <w:t xml:space="preserve">) alapú. </w:t>
       </w:r>
     </w:p>
     <w:p>
@@ -3964,7 +4040,21 @@
         <w:rPr>
           <w:lang w:eastAsia="hu-HU"/>
         </w:rPr>
-        <w:t xml:space="preserve">: A rendszer éles (hosting) környezetben fut, és normál üzemi körülmények között folyamatosan elérhető a felhasználók számára. </w:t>
+        <w:t>: A rendszer éles (</w:t>
+      </w:r>
+      <w:proofErr w:type="spellStart"/>
+      <w:r>
+        <w:rPr>
+          <w:lang w:eastAsia="hu-HU"/>
+        </w:rPr>
+        <w:t>hosting</w:t>
+      </w:r>
+      <w:proofErr w:type="spellEnd"/>
+      <w:r>
+        <w:rPr>
+          <w:lang w:eastAsia="hu-HU"/>
+        </w:rPr>
+        <w:t xml:space="preserve">) környezetben fut, és normál üzemi körülmények között folyamatosan elérhető a felhasználók számára. </w:t>
       </w:r>
     </w:p>
     <w:p>
@@ -4043,42 +4133,253 @@
     </w:p>
     <w:p>
       <w:pPr>
-        <w:pStyle w:val="Cmsor1"/>
-      </w:pPr>
-      <w:bookmarkStart w:id="17" w:name="_Toc239585473"/>
-      <w:r>
-        <w:t>Technológiai és Fejlesztési Környezet</w:t>
-      </w:r>
-      <w:bookmarkEnd w:id="17"/>
-    </w:p>
-    <w:p>
-      <w:pPr>
-        <w:pStyle w:val="Cmsor2"/>
-      </w:pPr>
-      <w:bookmarkStart w:id="18" w:name="_Toc239585474"/>
-      <w:r>
-        <w:t>Operációs rendszer és futtatási környezet</w:t>
-      </w:r>
-      <w:bookmarkEnd w:id="18"/>
-    </w:p>
-    <w:p>
-      <w:pPr>
         <w:pStyle w:val="Listaszerbekezds"/>
         <w:numPr>
           <w:ilvl w:val="0"/>
-          <w:numId w:val="18"/>
+          <w:numId w:val="23"/>
         </w:numPr>
-      </w:pPr>
-      <w:r>
-        <w:t>Windows 11</w:t>
-      </w:r>
+        <w:rPr>
+          <w:lang w:eastAsia="hu-HU"/>
+        </w:rPr>
+      </w:pPr>
+      <w:r>
+        <w:rPr>
+          <w:b/>
+          <w:bCs/>
+          <w:lang w:eastAsia="hu-HU"/>
+        </w:rPr>
+        <w:t xml:space="preserve">Azonosítási és Jogosultsági Modul (Auth </w:t>
+      </w:r>
+      <w:proofErr w:type="spellStart"/>
+      <w:r>
+        <w:rPr>
+          <w:b/>
+          <w:bCs/>
+          <w:lang w:eastAsia="hu-HU"/>
+        </w:rPr>
+        <w:t>Module</w:t>
+      </w:r>
+      <w:proofErr w:type="spellEnd"/>
+      <w:r>
+        <w:rPr>
+          <w:b/>
+          <w:bCs/>
+          <w:lang w:eastAsia="hu-HU"/>
+        </w:rPr>
+        <w:t>)</w:t>
+      </w:r>
+      <w:r>
+        <w:rPr>
+          <w:lang w:eastAsia="hu-HU"/>
+        </w:rPr>
+        <w:t xml:space="preserve">: </w:t>
+      </w:r>
+      <w:r>
+        <w:rPr>
+          <w:lang w:eastAsia="hu-HU"/>
+        </w:rPr>
+        <w:t>A felhasználók regisztrációjáért, bejelentkezéséért (JWT), a globális és lokális szerepkörök (Rendszergazda, Projektfelelős, Tag, Egyéni) és a címkealapú jogosultságok kezeléséért felelős.</w:t>
+      </w:r>
+    </w:p>
+    <w:p>
+      <w:pPr>
+        <w:pStyle w:val="Listaszerbekezds"/>
+        <w:numPr>
+          <w:ilvl w:val="0"/>
+          <w:numId w:val="23"/>
+        </w:numPr>
+        <w:rPr>
+          <w:lang w:eastAsia="hu-HU"/>
+        </w:rPr>
+      </w:pPr>
+      <w:r>
+        <w:rPr>
+          <w:b/>
+          <w:bCs/>
+          <w:lang w:eastAsia="hu-HU"/>
+        </w:rPr>
+        <w:t>Projekt- és Feladatkezelő Modul</w:t>
+      </w:r>
+      <w:r>
+        <w:rPr>
+          <w:lang w:eastAsia="hu-HU"/>
+        </w:rPr>
+        <w:t>: A projektek létrehozását, módosítását, törlését, valamint a hozzájuk tartozó feladatok (határidő, felelős, „</w:t>
+      </w:r>
+      <w:proofErr w:type="gramStart"/>
+      <w:r>
+        <w:rPr>
+          <w:lang w:eastAsia="hu-HU"/>
+        </w:rPr>
+        <w:t>Folyamatban”/</w:t>
+      </w:r>
+      <w:proofErr w:type="gramEnd"/>
+      <w:r>
+        <w:rPr>
+          <w:lang w:eastAsia="hu-HU"/>
+        </w:rPr>
+        <w:t>„Kész” állapotok) nyilvántartását végzi.</w:t>
+      </w:r>
+    </w:p>
+    <w:p>
+      <w:pPr>
+        <w:pStyle w:val="Listaszerbekezds"/>
+        <w:numPr>
+          <w:ilvl w:val="0"/>
+          <w:numId w:val="23"/>
+        </w:numPr>
+        <w:rPr>
+          <w:lang w:eastAsia="hu-HU"/>
+        </w:rPr>
+      </w:pPr>
+      <w:r>
+        <w:rPr>
+          <w:b/>
+          <w:bCs/>
+          <w:lang w:eastAsia="hu-HU"/>
+        </w:rPr>
+        <w:t>Kommunikációs és Értesítési Modul</w:t>
+      </w:r>
+      <w:r>
+        <w:rPr>
+          <w:lang w:eastAsia="hu-HU"/>
+        </w:rPr>
+        <w:t>: A projekten belüli valós idejű vagy szinkron üzenetváltásért, valamint az alkalmazáson belüli (in-app) értesítések generálásáért felel.</w:t>
+      </w:r>
+    </w:p>
+    <w:p>
+      <w:pPr>
+        <w:pStyle w:val="Listaszerbekezds"/>
+        <w:numPr>
+          <w:ilvl w:val="0"/>
+          <w:numId w:val="23"/>
+        </w:numPr>
+        <w:rPr>
+          <w:lang w:eastAsia="hu-HU"/>
+        </w:rPr>
+      </w:pPr>
+      <w:r>
+        <w:rPr>
+          <w:b/>
+          <w:bCs/>
+          <w:lang w:eastAsia="hu-HU"/>
+        </w:rPr>
+        <w:t>Dokumentum- és Tárhelykezelő Modul</w:t>
+      </w:r>
+      <w:r>
+        <w:rPr>
+          <w:lang w:eastAsia="hu-HU"/>
+        </w:rPr>
+        <w:t>: A fájlok feltöltését, letöltését és a címkerendszer szerinti hozzáférés-korlátozását végzi.</w:t>
+      </w:r>
+    </w:p>
+    <w:p>
+      <w:pPr>
+        <w:pStyle w:val="Listaszerbekezds"/>
+        <w:numPr>
+          <w:ilvl w:val="0"/>
+          <w:numId w:val="23"/>
+        </w:numPr>
+        <w:rPr>
+          <w:lang w:eastAsia="hu-HU"/>
+        </w:rPr>
+      </w:pPr>
+      <w:r>
+        <w:rPr>
+          <w:b/>
+          <w:bCs/>
+          <w:lang w:eastAsia="hu-HU"/>
+        </w:rPr>
+        <w:t>Adminisztrációs Modul</w:t>
+      </w:r>
+      <w:r>
+        <w:rPr>
+          <w:lang w:eastAsia="hu-HU"/>
+        </w:rPr>
+        <w:t>: A globális Rendszergazda számára biztosít felületet a fiókok és rendszerszintű beállítások kezelésére.</w:t>
+      </w:r>
+    </w:p>
+    <w:p>
+      <w:pPr>
+        <w:pStyle w:val="Cmsor1"/>
+      </w:pPr>
+      <w:bookmarkStart w:id="17" w:name="_Toc239585473"/>
+      <w:r>
+        <w:t>Technológiai és Fejlesztési Környezet</w:t>
+      </w:r>
+      <w:bookmarkEnd w:id="17"/>
     </w:p>
     <w:p>
       <w:pPr>
         <w:pStyle w:val="Cmsor2"/>
       </w:pPr>
+      <w:bookmarkStart w:id="18" w:name="_Toc239585474"/>
+      <w:r>
+        <w:t>Operációs rendszer és futtatási környezet</w:t>
+      </w:r>
       <w:bookmarkStart w:id="19" w:name="_Toc239585475"/>
-      <w:r>
+      <w:bookmarkEnd w:id="18"/>
+    </w:p>
+    <w:p>
+      <w:pPr>
+        <w:pStyle w:val="Cmsor3"/>
+        <w:rPr>
+          <w:rFonts w:eastAsiaTheme="minorHAnsi"/>
+        </w:rPr>
+      </w:pPr>
+      <w:r>
+        <w:rPr>
+          <w:rFonts w:eastAsiaTheme="minorHAnsi"/>
+        </w:rPr>
+        <w:t xml:space="preserve">Kliensoldal </w:t>
+      </w:r>
+    </w:p>
+    <w:p>
+      <w:r>
+        <w:t xml:space="preserve">Platformfüggetlen. Bármilyen operációs rendszer (Windows 10/11, </w:t>
+      </w:r>
+      <w:proofErr w:type="spellStart"/>
+      <w:r>
+        <w:t>macOS</w:t>
+      </w:r>
+      <w:proofErr w:type="spellEnd"/>
+      <w:r>
+        <w:t xml:space="preserve">, Linux, Android, iOS), amelyen modern webböngésző (Chrome, Firefox, Edge, </w:t>
+      </w:r>
+      <w:proofErr w:type="spellStart"/>
+      <w:r>
+        <w:t>Safari</w:t>
+      </w:r>
+      <w:proofErr w:type="spellEnd"/>
+      <w:r>
+        <w:t>) fut.</w:t>
+      </w:r>
+    </w:p>
+    <w:p>
+      <w:pPr>
+        <w:pStyle w:val="Cmsor3"/>
+        <w:rPr>
+          <w:rFonts w:eastAsiaTheme="minorHAnsi"/>
+        </w:rPr>
+      </w:pPr>
+      <w:r>
+        <w:rPr>
+          <w:rFonts w:eastAsiaTheme="minorHAnsi"/>
+        </w:rPr>
+        <w:t>Szerveroldal</w:t>
+      </w:r>
+    </w:p>
+    <w:p>
+      <w:r>
+        <w:t>Fejlesztői környezet: Windows 11</w:t>
+      </w:r>
+    </w:p>
+    <w:p>
+      <w:pPr>
+        <w:pStyle w:val="Cmsor2"/>
+      </w:pPr>
+      <w:r>
+        <w:lastRenderedPageBreak/>
         <w:t>Felhasználandó technológiák és programozási nyelvek</w:t>
       </w:r>
       <w:bookmarkEnd w:id="19"/>
@@ -4112,12 +4413,28 @@
           <w:lang w:eastAsia="hu-HU"/>
         </w:rPr>
       </w:pPr>
-      <w:r>
-        <w:rPr>
-          <w:lang w:eastAsia="hu-HU"/>
-        </w:rPr>
-        <w:t>React, Vite</w:t>
-      </w:r>
+      <w:proofErr w:type="spellStart"/>
+      <w:r>
+        <w:rPr>
+          <w:lang w:eastAsia="hu-HU"/>
+        </w:rPr>
+        <w:t>React</w:t>
+      </w:r>
+      <w:proofErr w:type="spellEnd"/>
+      <w:r>
+        <w:rPr>
+          <w:lang w:eastAsia="hu-HU"/>
+        </w:rPr>
+        <w:t xml:space="preserve">, </w:t>
+      </w:r>
+      <w:proofErr w:type="spellStart"/>
+      <w:r>
+        <w:rPr>
+          <w:lang w:eastAsia="hu-HU"/>
+        </w:rPr>
+        <w:t>Vite</w:t>
+      </w:r>
+      <w:proofErr w:type="spellEnd"/>
     </w:p>
     <w:p>
       <w:pPr>
@@ -4130,12 +4447,14 @@
           <w:lang w:eastAsia="hu-HU"/>
         </w:rPr>
       </w:pPr>
+      <w:proofErr w:type="spellStart"/>
       <w:r>
         <w:rPr>
           <w:lang w:eastAsia="hu-HU"/>
         </w:rPr>
         <w:t>TypeScript</w:t>
       </w:r>
+      <w:proofErr w:type="spellEnd"/>
     </w:p>
     <w:p>
       <w:pPr>
@@ -4202,12 +4521,14 @@
           <w:lang w:eastAsia="hu-HU"/>
         </w:rPr>
       </w:pPr>
+      <w:proofErr w:type="spellStart"/>
       <w:r>
         <w:rPr>
           <w:lang w:eastAsia="hu-HU"/>
         </w:rPr>
         <w:t>MySQL</w:t>
       </w:r>
+      <w:proofErr w:type="spellEnd"/>
     </w:p>
     <w:p>
       <w:pPr>
@@ -4227,8 +4548,21 @@
           <w:numId w:val="16"/>
         </w:numPr>
       </w:pPr>
-      <w:r>
-        <w:t>Git verzió kezelő (Github)</w:t>
+      <w:proofErr w:type="spellStart"/>
+      <w:r>
+        <w:t>Git</w:t>
+      </w:r>
+      <w:proofErr w:type="spellEnd"/>
+      <w:r>
+        <w:t xml:space="preserve"> verzió kezelő (</w:t>
+      </w:r>
+      <w:proofErr w:type="spellStart"/>
+      <w:r>
+        <w:t>Github</w:t>
+      </w:r>
+      <w:proofErr w:type="spellEnd"/>
+      <w:r>
+        <w:t>)</w:t>
       </w:r>
     </w:p>
     <w:p>
@@ -4250,9 +4584,6 @@
     <w:p>
       <w:pPr>
         <w:pStyle w:val="Cmsor2"/>
-        <w:rPr>
-          <w:lang w:eastAsia="hu-HU"/>
-        </w:rPr>
       </w:pPr>
       <w:bookmarkStart w:id="22" w:name="_Toc239585478"/>
       <w:r>
@@ -4270,76 +4601,745 @@
         <w:rPr>
           <w:lang w:eastAsia="hu-HU"/>
         </w:rPr>
-        <w:t>A modern stílus vonalat képviseli, a „light-weight” stílusnak köszönheti</w:t>
-      </w:r>
-      <w:r>
-        <w:rPr>
-          <w:lang w:eastAsia="hu-HU"/>
-        </w:rPr>
-        <w:t>.</w:t>
-      </w:r>
-    </w:p>
-    <w:p>
-      <w:pPr>
-        <w:pStyle w:val="Cmsor1"/>
-      </w:pPr>
-      <w:bookmarkStart w:id="23" w:name="_Toc239585479"/>
-      <w:r>
-        <w:lastRenderedPageBreak/>
-        <w:t>Dokumentáció</w:t>
-      </w:r>
-      <w:bookmarkEnd w:id="23"/>
-    </w:p>
-    <w:p>
-      <w:pPr>
-        <w:pStyle w:val="Cmsor2"/>
-        <w:rPr>
-          <w:lang w:eastAsia="hu-HU"/>
-        </w:rPr>
-      </w:pPr>
-      <w:bookmarkStart w:id="24" w:name="_Toc239585480"/>
-      <w:r>
-        <w:t>Erőforrás-terv és munkaidő-nyilvántartás</w:t>
-      </w:r>
-      <w:bookmarkEnd w:id="24"/>
-    </w:p>
-    <w:p>
-      <w:pPr>
-        <w:pStyle w:val="Cmsor1"/>
-        <w:rPr>
-          <w:lang w:eastAsia="hu-HU"/>
-        </w:rPr>
-      </w:pPr>
-      <w:bookmarkStart w:id="25" w:name="_Toc239585481"/>
-      <w:r>
-        <w:t>A projekt értékelése</w:t>
-      </w:r>
-      <w:bookmarkEnd w:id="25"/>
-    </w:p>
-    <w:p>
-      <w:pPr>
-        <w:pStyle w:val="Cmsor1"/>
-        <w:rPr>
-          <w:lang w:eastAsia="hu-HU"/>
-        </w:rPr>
-      </w:pPr>
-      <w:bookmarkStart w:id="26" w:name="_Toc239585482"/>
-      <w:r>
-        <w:t>Projekt Adatlap</w:t>
-      </w:r>
-      <w:bookmarkEnd w:id="26"/>
-    </w:p>
-    <w:p>
-      <w:pPr>
-        <w:pStyle w:val="Cmsor2"/>
+        <w:t>A felhasználói felület tervezése során a minimalista (</w:t>
+      </w:r>
+      <w:proofErr w:type="spellStart"/>
+      <w:r>
+        <w:rPr>
+          <w:lang w:eastAsia="hu-HU"/>
+        </w:rPr>
+        <w:t>Lightweight</w:t>
+      </w:r>
+      <w:proofErr w:type="spellEnd"/>
+      <w:r>
+        <w:rPr>
+          <w:lang w:eastAsia="hu-HU"/>
+        </w:rPr>
+        <w:t>) és letisztult dizájnirányelvet követjük. Ennek főbb jellemzői:</w:t>
+      </w:r>
+    </w:p>
+    <w:p>
+      <w:pPr>
+        <w:pStyle w:val="Listaszerbekezds"/>
         <w:numPr>
           <w:ilvl w:val="0"/>
-          <w:numId w:val="0"/>
+          <w:numId w:val="16"/>
         </w:numPr>
         <w:rPr>
           <w:lang w:eastAsia="hu-HU"/>
         </w:rPr>
       </w:pPr>
+      <w:proofErr w:type="spellStart"/>
+      <w:r>
+        <w:rPr>
+          <w:b/>
+          <w:bCs/>
+          <w:lang w:eastAsia="hu-HU"/>
+        </w:rPr>
+        <w:t>Lényegretörő</w:t>
+      </w:r>
+      <w:proofErr w:type="spellEnd"/>
+      <w:r>
+        <w:rPr>
+          <w:b/>
+          <w:bCs/>
+          <w:lang w:eastAsia="hu-HU"/>
+        </w:rPr>
+        <w:t xml:space="preserve"> elrendezés</w:t>
+      </w:r>
+      <w:r>
+        <w:rPr>
+          <w:lang w:eastAsia="hu-HU"/>
+        </w:rPr>
+        <w:t>: Kerüljük a felesleges vizuális elemeket és a túlzsúfolt menüket, így a felhasználó azonnal a lényegi funkciókra (projektek, feladatok, üzenetek) tud összpontosítani.</w:t>
+      </w:r>
+    </w:p>
+    <w:p>
+      <w:pPr>
+        <w:pStyle w:val="Listaszerbekezds"/>
+        <w:numPr>
+          <w:ilvl w:val="0"/>
+          <w:numId w:val="16"/>
+        </w:numPr>
+        <w:rPr>
+          <w:lang w:eastAsia="hu-HU"/>
+        </w:rPr>
+      </w:pPr>
+      <w:r>
+        <w:rPr>
+          <w:b/>
+          <w:bCs/>
+          <w:lang w:eastAsia="hu-HU"/>
+        </w:rPr>
+        <w:t>Egyszerű színpaletta</w:t>
+      </w:r>
+      <w:r>
+        <w:rPr>
+          <w:lang w:eastAsia="hu-HU"/>
+        </w:rPr>
+        <w:t>:</w:t>
+      </w:r>
+      <w:r>
+        <w:t xml:space="preserve"> </w:t>
+      </w:r>
+      <w:r>
+        <w:rPr>
+          <w:lang w:eastAsia="hu-HU"/>
+        </w:rPr>
+        <w:t>Letisztult világos és sötét alapszíneket használunk, amelyeket a felhasználó saját igényeire szabhat. A rendszerben előre definiált színkombinációk közül lehet választani, emellett lehetőség van az egyes elemek egyéni módosítására is. A kiemelések (gombok, állapotjelzők, címkék) jól elkülöníthető, vizuálisan nem zavaró színeket kapnak, biztosítva a jó olvashatóságot és az egyéni felhasználói élményt.</w:t>
+      </w:r>
+    </w:p>
+    <w:p>
+      <w:pPr>
+        <w:pStyle w:val="Listaszerbekezds"/>
+        <w:numPr>
+          <w:ilvl w:val="0"/>
+          <w:numId w:val="16"/>
+        </w:numPr>
+        <w:rPr>
+          <w:lang w:eastAsia="hu-HU"/>
+        </w:rPr>
+      </w:pPr>
+      <w:r>
+        <w:rPr>
+          <w:b/>
+          <w:bCs/>
+          <w:lang w:eastAsia="hu-HU"/>
+        </w:rPr>
+        <w:t>Egyértelmű tipográfia és hierarchia</w:t>
+      </w:r>
+      <w:r>
+        <w:rPr>
+          <w:lang w:eastAsia="hu-HU"/>
+        </w:rPr>
+        <w:t>: Jól olvasható betűtípusok és következetes méretezési hierarchia biztosítja a gyors átláthatóságot.</w:t>
+      </w:r>
+    </w:p>
+    <w:p>
+      <w:pPr>
+        <w:pStyle w:val="Listaszerbekezds"/>
+        <w:numPr>
+          <w:ilvl w:val="0"/>
+          <w:numId w:val="16"/>
+        </w:numPr>
+        <w:rPr>
+          <w:lang w:eastAsia="hu-HU"/>
+        </w:rPr>
+      </w:pPr>
+      <w:r>
+        <w:rPr>
+          <w:b/>
+          <w:bCs/>
+          <w:lang w:eastAsia="hu-HU"/>
+        </w:rPr>
+        <w:t xml:space="preserve">Gördülékeny navigáció és </w:t>
+      </w:r>
+      <w:proofErr w:type="spellStart"/>
+      <w:r>
+        <w:rPr>
+          <w:b/>
+          <w:bCs/>
+          <w:lang w:eastAsia="hu-HU"/>
+        </w:rPr>
+        <w:t>reszponzivitás</w:t>
+      </w:r>
+      <w:proofErr w:type="spellEnd"/>
+      <w:r>
+        <w:rPr>
+          <w:lang w:eastAsia="hu-HU"/>
+        </w:rPr>
+        <w:t xml:space="preserve">: Az alacsony tanulási görbét támogatva a navigáció intuitív, a felület pedig alkalmazkodik az asztali és mobil </w:t>
+      </w:r>
+      <w:proofErr w:type="spellStart"/>
+      <w:r>
+        <w:rPr>
+          <w:lang w:eastAsia="hu-HU"/>
+        </w:rPr>
+        <w:t>kijelzőméretekhez</w:t>
+      </w:r>
+      <w:proofErr w:type="spellEnd"/>
+      <w:r>
+        <w:rPr>
+          <w:lang w:eastAsia="hu-HU"/>
+        </w:rPr>
+        <w:t xml:space="preserve"> egyaránt.</w:t>
+      </w:r>
+    </w:p>
+    <w:p>
+      <w:pPr>
+        <w:pStyle w:val="Cmsor1"/>
+      </w:pPr>
+      <w:bookmarkStart w:id="23" w:name="_Toc239585479"/>
+      <w:r>
+        <w:t>Dokumentáció</w:t>
+      </w:r>
+      <w:bookmarkEnd w:id="23"/>
+    </w:p>
+    <w:p>
+      <w:pPr>
+        <w:pStyle w:val="Cmsor2"/>
+      </w:pPr>
+      <w:r>
+        <w:t>Fejlesztési folyamat és dokumentációs mérföldkövek</w:t>
+      </w:r>
+    </w:p>
+    <w:p>
+      <w:r>
+        <w:t>A projekt fejlesztése kétszemélyes csapatban történi. A fejlesztési és dokumentációs folyamat az alábbi főbb mérföldkövekre oszlik:</w:t>
+      </w:r>
+    </w:p>
+    <w:p>
+      <w:pPr>
+        <w:pStyle w:val="Listaszerbekezds"/>
+        <w:numPr>
+          <w:ilvl w:val="0"/>
+          <w:numId w:val="16"/>
+        </w:numPr>
+      </w:pPr>
+      <w:r>
+        <w:rPr>
+          <w:b/>
+          <w:bCs/>
+        </w:rPr>
+        <w:t>Tervezés és Specifikáció</w:t>
+      </w:r>
+      <w:r>
+        <w:t xml:space="preserve">: Követelmények felmérése, adatbázis-modell (ER-diagram) megrajzolása, rendszerarchitektúra és UI drótvázak </w:t>
+      </w:r>
+      <w:proofErr w:type="spellStart"/>
+      <w:r>
+        <w:t>elészítése</w:t>
+      </w:r>
+      <w:proofErr w:type="spellEnd"/>
+      <w:r>
+        <w:t>.</w:t>
+      </w:r>
+    </w:p>
+    <w:p>
+      <w:pPr>
+        <w:pStyle w:val="Listaszerbekezds"/>
+        <w:numPr>
+          <w:ilvl w:val="0"/>
+          <w:numId w:val="16"/>
+        </w:numPr>
+      </w:pPr>
+      <w:r>
+        <w:rPr>
+          <w:b/>
+          <w:bCs/>
+        </w:rPr>
+        <w:lastRenderedPageBreak/>
+        <w:t>Backend és Adatbázis megvalósítása:</w:t>
+      </w:r>
+      <w:r>
+        <w:t xml:space="preserve"> C# ASP.NET </w:t>
+      </w:r>
+      <w:proofErr w:type="spellStart"/>
+      <w:r>
+        <w:t>Core</w:t>
+      </w:r>
+      <w:proofErr w:type="spellEnd"/>
+      <w:r>
+        <w:t xml:space="preserve"> Web API alapjainak, az adatbázis-kapcsolatnak (</w:t>
+      </w:r>
+      <w:proofErr w:type="spellStart"/>
+      <w:r>
+        <w:t>Entity</w:t>
+      </w:r>
+      <w:proofErr w:type="spellEnd"/>
+      <w:r>
+        <w:t xml:space="preserve"> Framework / </w:t>
+      </w:r>
+      <w:proofErr w:type="spellStart"/>
+      <w:r>
+        <w:t>Dapper</w:t>
+      </w:r>
+      <w:proofErr w:type="spellEnd"/>
+      <w:r>
+        <w:t>), a JWT hitelesítésnek és az üzleti logikának a megírása.</w:t>
+      </w:r>
+    </w:p>
+    <w:p>
+      <w:pPr>
+        <w:pStyle w:val="Listaszerbekezds"/>
+        <w:numPr>
+          <w:ilvl w:val="0"/>
+          <w:numId w:val="16"/>
+        </w:numPr>
+      </w:pPr>
+      <w:r>
+        <w:rPr>
+          <w:b/>
+          <w:bCs/>
+        </w:rPr>
+        <w:t>Frontend fejlesztés és integráció</w:t>
+      </w:r>
+      <w:r>
+        <w:t xml:space="preserve">: A </w:t>
+      </w:r>
+      <w:proofErr w:type="spellStart"/>
+      <w:r>
+        <w:t>React</w:t>
+      </w:r>
+      <w:proofErr w:type="spellEnd"/>
+      <w:r>
+        <w:t xml:space="preserve"> (</w:t>
+      </w:r>
+      <w:proofErr w:type="spellStart"/>
+      <w:r>
+        <w:t>Vite</w:t>
+      </w:r>
+      <w:proofErr w:type="spellEnd"/>
+      <w:r>
+        <w:t xml:space="preserve">, </w:t>
+      </w:r>
+      <w:proofErr w:type="spellStart"/>
+      <w:r>
+        <w:t>TypeScript</w:t>
+      </w:r>
+      <w:proofErr w:type="spellEnd"/>
+      <w:r>
+        <w:t>) felület megépítése, a komponensek összekötése az API végpontokkal.</w:t>
+      </w:r>
+    </w:p>
+    <w:p>
+      <w:pPr>
+        <w:pStyle w:val="Listaszerbekezds"/>
+        <w:numPr>
+          <w:ilvl w:val="0"/>
+          <w:numId w:val="16"/>
+        </w:numPr>
+      </w:pPr>
+      <w:r>
+        <w:rPr>
+          <w:b/>
+          <w:bCs/>
+        </w:rPr>
+        <w:t>Tesztelés és hibajavítás</w:t>
+      </w:r>
+      <w:r>
+        <w:t>: Funkcionális és integrációs tesztek elvégzése, teljesítmény- és biztonsági ellenőrzések.</w:t>
+      </w:r>
+    </w:p>
+    <w:p>
+      <w:pPr>
+        <w:pStyle w:val="Listaszerbekezds"/>
+        <w:numPr>
+          <w:ilvl w:val="0"/>
+          <w:numId w:val="16"/>
+        </w:numPr>
+      </w:pPr>
+      <w:r>
+        <w:rPr>
+          <w:b/>
+          <w:bCs/>
+        </w:rPr>
+        <w:t>Rendszerátadás és Záródokumentáció</w:t>
+      </w:r>
+      <w:r>
+        <w:t>: A végleges dokumentációs csomag elkészítése és a szoftver demonstrációjának előkészítése.</w:t>
+      </w:r>
+    </w:p>
+    <w:p>
+      <w:pPr>
+        <w:pStyle w:val="Cmsor2"/>
+      </w:pPr>
+      <w:r>
+        <w:t>Á</w:t>
+      </w:r>
+      <w:r>
+        <w:t>tadandó dokumentációs elemek</w:t>
+      </w:r>
+    </w:p>
+    <w:p>
+      <w:r>
+        <w:t>A vizsgára és az átadásra az alábbi dokumentációk készülnek el:</w:t>
+      </w:r>
+    </w:p>
+    <w:p>
+      <w:pPr>
+        <w:pStyle w:val="Listaszerbekezds"/>
+        <w:numPr>
+          <w:ilvl w:val="0"/>
+          <w:numId w:val="25"/>
+        </w:numPr>
+      </w:pPr>
+      <w:r>
+        <w:rPr>
+          <w:b/>
+          <w:bCs/>
+        </w:rPr>
+        <w:t>Rendszerdokumentáció</w:t>
+      </w:r>
+      <w:r>
+        <w:t>: Az architektúra bemutatása, az adatbázis-diagram (ER-diagram), az API végpontok leírása (</w:t>
+      </w:r>
+      <w:proofErr w:type="spellStart"/>
+      <w:r>
+        <w:t>Swagger</w:t>
+      </w:r>
+      <w:proofErr w:type="spellEnd"/>
+      <w:r>
+        <w:t>/</w:t>
+      </w:r>
+      <w:proofErr w:type="spellStart"/>
+      <w:r>
+        <w:t>OpenAPI</w:t>
+      </w:r>
+      <w:proofErr w:type="spellEnd"/>
+      <w:r>
+        <w:t>), valamint a biztonsági és jogosultsági modell részletezése.</w:t>
+      </w:r>
+    </w:p>
+    <w:p>
+      <w:pPr>
+        <w:pStyle w:val="Listaszerbekezds"/>
+        <w:numPr>
+          <w:ilvl w:val="0"/>
+          <w:numId w:val="25"/>
+        </w:numPr>
+      </w:pPr>
+      <w:r>
+        <w:rPr>
+          <w:b/>
+          <w:bCs/>
+        </w:rPr>
+        <w:t>Felhasználói kézikönyv</w:t>
+      </w:r>
+      <w:r>
+        <w:t>: Képernyőképekkel illusztrált útmutató a rendszer használatához (regisztráció, projektlétrehozás, szerepkörök és címkék beállítása, fájlkezelés).</w:t>
+      </w:r>
+    </w:p>
+    <w:p>
+      <w:pPr>
+        <w:pStyle w:val="Cmsor1"/>
+      </w:pPr>
+      <w:bookmarkStart w:id="24" w:name="_Toc239585481"/>
+      <w:r>
+        <w:t>A projekt értékelése</w:t>
+      </w:r>
+      <w:bookmarkEnd w:id="24"/>
+    </w:p>
+    <w:p>
+      <w:pPr>
+        <w:pStyle w:val="Listaszerbekezds"/>
+        <w:numPr>
+          <w:ilvl w:val="0"/>
+          <w:numId w:val="16"/>
+        </w:numPr>
+        <w:rPr>
+          <w:lang w:eastAsia="hu-HU"/>
+        </w:rPr>
+      </w:pPr>
+      <w:r>
+        <w:rPr>
+          <w:b/>
+          <w:bCs/>
+          <w:lang w:eastAsia="hu-HU"/>
+        </w:rPr>
+        <w:t>Felhasználói és funkcionális szempontból</w:t>
+      </w:r>
+      <w:r>
+        <w:rPr>
+          <w:lang w:eastAsia="hu-HU"/>
+        </w:rPr>
+        <w:t>: A rendszer sikeresen teljesíti a 2.3 Célunk pontban kitűzött célokat. Az alacsony tanulási görbe megvalósult a letisztult UI-</w:t>
+      </w:r>
+      <w:proofErr w:type="spellStart"/>
+      <w:r>
+        <w:rPr>
+          <w:lang w:eastAsia="hu-HU"/>
+        </w:rPr>
+        <w:t>nak</w:t>
+      </w:r>
+      <w:proofErr w:type="spellEnd"/>
+      <w:r>
+        <w:rPr>
+          <w:lang w:eastAsia="hu-HU"/>
+        </w:rPr>
+        <w:t xml:space="preserve"> köszönhetően. A tesztelés alapján a felhasználók könnyen eligazodnak a felületen, a szerepkörök és a mappa-címkék rugalmasan kezelhetőek.</w:t>
+      </w:r>
+    </w:p>
+    <w:p>
+      <w:pPr>
+        <w:pStyle w:val="Listaszerbekezds"/>
+        <w:numPr>
+          <w:ilvl w:val="0"/>
+          <w:numId w:val="16"/>
+        </w:numPr>
+        <w:rPr>
+          <w:lang w:eastAsia="hu-HU"/>
+        </w:rPr>
+      </w:pPr>
+      <w:r>
+        <w:rPr>
+          <w:b/>
+          <w:bCs/>
+          <w:lang w:eastAsia="hu-HU"/>
+        </w:rPr>
+        <w:t>Technikai szempontból</w:t>
+      </w:r>
+      <w:r>
+        <w:rPr>
+          <w:lang w:eastAsia="hu-HU"/>
+        </w:rPr>
+        <w:t xml:space="preserve">: A C# Web API és a </w:t>
+      </w:r>
+      <w:proofErr w:type="spellStart"/>
+      <w:r>
+        <w:rPr>
+          <w:lang w:eastAsia="hu-HU"/>
+        </w:rPr>
+        <w:t>React</w:t>
+      </w:r>
+      <w:proofErr w:type="spellEnd"/>
+      <w:r>
+        <w:rPr>
+          <w:lang w:eastAsia="hu-HU"/>
+        </w:rPr>
+        <w:t xml:space="preserve"> (</w:t>
+      </w:r>
+      <w:proofErr w:type="spellStart"/>
+      <w:r>
+        <w:rPr>
+          <w:lang w:eastAsia="hu-HU"/>
+        </w:rPr>
+        <w:t>Vite</w:t>
+      </w:r>
+      <w:proofErr w:type="spellEnd"/>
+      <w:r>
+        <w:rPr>
+          <w:lang w:eastAsia="hu-HU"/>
+        </w:rPr>
+        <w:t xml:space="preserve">) kombinációja gyors válaszidőket biztosít. A JWT alapú hitelesítés és a </w:t>
+      </w:r>
+      <w:proofErr w:type="spellStart"/>
+      <w:r>
+        <w:rPr>
+          <w:lang w:eastAsia="hu-HU"/>
+        </w:rPr>
+        <w:t>Bcrypt</w:t>
+      </w:r>
+      <w:proofErr w:type="spellEnd"/>
+      <w:r>
+        <w:rPr>
+          <w:lang w:eastAsia="hu-HU"/>
+        </w:rPr>
+        <w:t xml:space="preserve"> </w:t>
+      </w:r>
+      <w:proofErr w:type="spellStart"/>
+      <w:r>
+        <w:rPr>
+          <w:lang w:eastAsia="hu-HU"/>
+        </w:rPr>
+        <w:t>jelszóhashelés</w:t>
+      </w:r>
+      <w:proofErr w:type="spellEnd"/>
+      <w:r>
+        <w:rPr>
+          <w:lang w:eastAsia="hu-HU"/>
+        </w:rPr>
+        <w:t xml:space="preserve"> garancia a biztonságra. A kód moduláris, a </w:t>
+      </w:r>
+      <w:proofErr w:type="spellStart"/>
+      <w:r>
+        <w:rPr>
+          <w:lang w:eastAsia="hu-HU"/>
+        </w:rPr>
+        <w:t>Git</w:t>
+      </w:r>
+      <w:proofErr w:type="spellEnd"/>
+      <w:r>
+        <w:rPr>
+          <w:lang w:eastAsia="hu-HU"/>
+        </w:rPr>
+        <w:t xml:space="preserve"> verziókövetésnek köszönhetően könnyen karbantartható és továbbfejleszthető.</w:t>
+      </w:r>
+    </w:p>
+    <w:p>
+      <w:pPr>
+        <w:pStyle w:val="Listaszerbekezds"/>
+        <w:numPr>
+          <w:ilvl w:val="0"/>
+          <w:numId w:val="16"/>
+        </w:numPr>
+        <w:rPr>
+          <w:lang w:eastAsia="hu-HU"/>
+        </w:rPr>
+      </w:pPr>
+      <w:r>
+        <w:rPr>
+          <w:b/>
+          <w:bCs/>
+          <w:lang w:eastAsia="hu-HU"/>
+        </w:rPr>
+        <w:t>Összegzés és jövőbeli fejlesztési lehetőségek</w:t>
+      </w:r>
+      <w:r>
+        <w:rPr>
+          <w:lang w:eastAsia="hu-HU"/>
+        </w:rPr>
+        <w:t xml:space="preserve">: A projekt elért a kitűzött MVP (Minimum </w:t>
+      </w:r>
+      <w:proofErr w:type="spellStart"/>
+      <w:r>
+        <w:rPr>
+          <w:lang w:eastAsia="hu-HU"/>
+        </w:rPr>
+        <w:t>Viable</w:t>
+      </w:r>
+      <w:proofErr w:type="spellEnd"/>
+      <w:r>
+        <w:rPr>
+          <w:lang w:eastAsia="hu-HU"/>
+        </w:rPr>
+        <w:t xml:space="preserve"> </w:t>
+      </w:r>
+      <w:proofErr w:type="spellStart"/>
+      <w:r>
+        <w:rPr>
+          <w:lang w:eastAsia="hu-HU"/>
+        </w:rPr>
+        <w:t>Product</w:t>
+      </w:r>
+      <w:proofErr w:type="spellEnd"/>
+      <w:r>
+        <w:rPr>
+          <w:lang w:eastAsia="hu-HU"/>
+        </w:rPr>
+        <w:t xml:space="preserve">) szintre. A jövőben a rendszer bővíthető értesítési e-mailek küldésével (SMTP), valós idejű </w:t>
+      </w:r>
+      <w:proofErr w:type="spellStart"/>
+      <w:r>
+        <w:rPr>
+          <w:lang w:eastAsia="hu-HU"/>
+        </w:rPr>
+        <w:t>WebSocket</w:t>
+      </w:r>
+      <w:proofErr w:type="spellEnd"/>
+      <w:r>
+        <w:rPr>
+          <w:lang w:eastAsia="hu-HU"/>
+        </w:rPr>
+        <w:t>-alapú chat csatornával, valamint mobilos natív alkalmazással.</w:t>
+      </w:r>
+    </w:p>
+    <w:p>
+      <w:pPr>
+        <w:pStyle w:val="Cmsor1"/>
+        <w:rPr>
+          <w:lang w:eastAsia="hu-HU"/>
+        </w:rPr>
+      </w:pPr>
+      <w:bookmarkStart w:id="25" w:name="_Toc239585482"/>
+      <w:r>
+        <w:t>Projekt Adatlap</w:t>
+      </w:r>
+      <w:bookmarkEnd w:id="25"/>
+    </w:p>
+    <w:p>
+      <w:pPr>
+        <w:pStyle w:val="Listaszerbekezds"/>
+        <w:numPr>
+          <w:ilvl w:val="0"/>
+          <w:numId w:val="26"/>
+        </w:numPr>
+        <w:rPr>
+          <w:lang w:eastAsia="hu-HU"/>
+        </w:rPr>
+      </w:pPr>
+      <w:r>
+        <w:rPr>
+          <w:b/>
+          <w:bCs/>
+          <w:lang w:eastAsia="hu-HU"/>
+        </w:rPr>
+        <w:t>Projekt neve</w:t>
+      </w:r>
+      <w:r>
+        <w:rPr>
+          <w:lang w:eastAsia="hu-HU"/>
+        </w:rPr>
+        <w:t>: Okligon</w:t>
+      </w:r>
+    </w:p>
+    <w:p>
+      <w:pPr>
+        <w:pStyle w:val="Listaszerbekezds"/>
+        <w:numPr>
+          <w:ilvl w:val="0"/>
+          <w:numId w:val="26"/>
+        </w:numPr>
+        <w:rPr>
+          <w:lang w:eastAsia="hu-HU"/>
+        </w:rPr>
+      </w:pPr>
+      <w:r>
+        <w:rPr>
+          <w:b/>
+          <w:bCs/>
+          <w:lang w:eastAsia="hu-HU"/>
+        </w:rPr>
+        <w:t>Projekt típusa</w:t>
+      </w:r>
+      <w:r>
+        <w:rPr>
+          <w:lang w:eastAsia="hu-HU"/>
+        </w:rPr>
+        <w:t>: Projektmenedzsment és Kommunikációs Webes Alkalmazás</w:t>
+      </w:r>
+    </w:p>
+    <w:p>
+      <w:pPr>
+        <w:pStyle w:val="Listaszerbekezds"/>
+        <w:numPr>
+          <w:ilvl w:val="0"/>
+          <w:numId w:val="26"/>
+        </w:numPr>
+        <w:rPr>
+          <w:lang w:eastAsia="hu-HU"/>
+        </w:rPr>
+      </w:pPr>
+      <w:r>
+        <w:rPr>
+          <w:b/>
+          <w:bCs/>
+          <w:lang w:eastAsia="hu-HU"/>
+        </w:rPr>
+        <w:t>Fejlesztők</w:t>
+      </w:r>
+      <w:r>
+        <w:rPr>
+          <w:lang w:eastAsia="hu-HU"/>
+        </w:rPr>
+        <w:t>: Tóth Marcel Dániel, Kecskeméti Milán</w:t>
+      </w:r>
+    </w:p>
+    <w:p>
+      <w:pPr>
+        <w:pStyle w:val="Listaszerbekezds"/>
+        <w:numPr>
+          <w:ilvl w:val="0"/>
+          <w:numId w:val="26"/>
+        </w:numPr>
+        <w:rPr>
+          <w:lang w:eastAsia="hu-HU"/>
+        </w:rPr>
+      </w:pPr>
+      <w:r>
+        <w:rPr>
+          <w:b/>
+          <w:bCs/>
+          <w:lang w:eastAsia="hu-HU"/>
+        </w:rPr>
+        <w:t>Készítés dátuma</w:t>
+      </w:r>
+      <w:r>
+        <w:rPr>
+          <w:lang w:eastAsia="hu-HU"/>
+        </w:rPr>
+        <w:t>: 2026. 09. 23.</w:t>
+      </w:r>
     </w:p>
     <w:p>
       <w:pPr>
@@ -5645,6 +6645,119 @@
     </w:lvl>
   </w:abstractNum>
   <w:abstractNum w:abstractNumId="9" w15:restartNumberingAfterBreak="0">
+    <w:nsid w:val="374051C0"/>
+    <w:multiLevelType w:val="hybridMultilevel"/>
+    <w:tmpl w:val="DD0CC85E"/>
+    <w:lvl w:ilvl="0" w:tplc="040E0001">
+      <w:start w:val="1"/>
+      <w:numFmt w:val="bullet"/>
+      <w:lvlText w:val=""/>
+      <w:lvlJc w:val="left"/>
+      <w:pPr>
+        <w:ind w:left="720" w:hanging="360"/>
+      </w:pPr>
+      <w:rPr>
+        <w:rFonts w:ascii="Symbol" w:hAnsi="Symbol" w:hint="default"/>
+      </w:rPr>
+    </w:lvl>
+    <w:lvl w:ilvl="1" w:tplc="040E0003" w:tentative="1">
+      <w:start w:val="1"/>
+      <w:numFmt w:val="bullet"/>
+      <w:lvlText w:val="o"/>
+      <w:lvlJc w:val="left"/>
+      <w:pPr>
+        <w:ind w:left="1440" w:hanging="360"/>
+      </w:pPr>
+      <w:rPr>
+        <w:rFonts w:ascii="Courier New" w:hAnsi="Courier New" w:cs="Courier New" w:hint="default"/>
+      </w:rPr>
+    </w:lvl>
+    <w:lvl w:ilvl="2" w:tplc="040E0005" w:tentative="1">
+      <w:start w:val="1"/>
+      <w:numFmt w:val="bullet"/>
+      <w:lvlText w:val=""/>
+      <w:lvlJc w:val="left"/>
+      <w:pPr>
+        <w:ind w:left="2160" w:hanging="360"/>
+      </w:pPr>
+      <w:rPr>
+        <w:rFonts w:ascii="Wingdings" w:hAnsi="Wingdings" w:hint="default"/>
+      </w:rPr>
+    </w:lvl>
+    <w:lvl w:ilvl="3" w:tplc="040E0001" w:tentative="1">
+      <w:start w:val="1"/>
+      <w:numFmt w:val="bullet"/>
+      <w:lvlText w:val=""/>
+      <w:lvlJc w:val="left"/>
+      <w:pPr>
+        <w:ind w:left="2880" w:hanging="360"/>
+      </w:pPr>
+      <w:rPr>
+        <w:rFonts w:ascii="Symbol" w:hAnsi="Symbol" w:hint="default"/>
+      </w:rPr>
+    </w:lvl>
+    <w:lvl w:ilvl="4" w:tplc="040E0003" w:tentative="1">
+      <w:start w:val="1"/>
+      <w:numFmt w:val="bullet"/>
+      <w:lvlText w:val="o"/>
+      <w:lvlJc w:val="left"/>
+      <w:pPr>
+        <w:ind w:left="3600" w:hanging="360"/>
+      </w:pPr>
+      <w:rPr>
+        <w:rFonts w:ascii="Courier New" w:hAnsi="Courier New" w:cs="Courier New" w:hint="default"/>
+      </w:rPr>
+    </w:lvl>
+    <w:lvl w:ilvl="5" w:tplc="040E0005" w:tentative="1">
+      <w:start w:val="1"/>
+      <w:numFmt w:val="bullet"/>
+      <w:lvlText w:val=""/>
+      <w:lvlJc w:val="left"/>
+      <w:pPr>
+        <w:ind w:left="4320" w:hanging="360"/>
+      </w:pPr>
+      <w:rPr>
+        <w:rFonts w:ascii="Wingdings" w:hAnsi="Wingdings" w:hint="default"/>
+      </w:rPr>
+    </w:lvl>
+    <w:lvl w:ilvl="6" w:tplc="040E0001" w:tentative="1">
+      <w:start w:val="1"/>
+      <w:numFmt w:val="bullet"/>
+      <w:lvlText w:val=""/>
+      <w:lvlJc w:val="left"/>
+      <w:pPr>
+        <w:ind w:left="5040" w:hanging="360"/>
+      </w:pPr>
+      <w:rPr>
+        <w:rFonts w:ascii="Symbol" w:hAnsi="Symbol" w:hint="default"/>
+      </w:rPr>
+    </w:lvl>
+    <w:lvl w:ilvl="7" w:tplc="040E0003" w:tentative="1">
+      <w:start w:val="1"/>
+      <w:numFmt w:val="bullet"/>
+      <w:lvlText w:val="o"/>
+      <w:lvlJc w:val="left"/>
+      <w:pPr>
+        <w:ind w:left="5760" w:hanging="360"/>
+      </w:pPr>
+      <w:rPr>
+        <w:rFonts w:ascii="Courier New" w:hAnsi="Courier New" w:cs="Courier New" w:hint="default"/>
+      </w:rPr>
+    </w:lvl>
+    <w:lvl w:ilvl="8" w:tplc="040E0005" w:tentative="1">
+      <w:start w:val="1"/>
+      <w:numFmt w:val="bullet"/>
+      <w:lvlText w:val=""/>
+      <w:lvlJc w:val="left"/>
+      <w:pPr>
+        <w:ind w:left="6480" w:hanging="360"/>
+      </w:pPr>
+      <w:rPr>
+        <w:rFonts w:ascii="Wingdings" w:hAnsi="Wingdings" w:hint="default"/>
+      </w:rPr>
+    </w:lvl>
+  </w:abstractNum>
+  <w:abstractNum w:abstractNumId="10" w15:restartNumberingAfterBreak="0">
     <w:nsid w:val="39286C70"/>
     <w:multiLevelType w:val="hybridMultilevel"/>
     <w:tmpl w:val="9CA6045C"/>
@@ -5757,7 +6870,209 @@
       </w:rPr>
     </w:lvl>
   </w:abstractNum>
-  <w:abstractNum w:abstractNumId="10" w15:restartNumberingAfterBreak="0">
+  <w:abstractNum w:abstractNumId="11" w15:restartNumberingAfterBreak="0">
+    <w:nsid w:val="41AE0041"/>
+    <w:multiLevelType w:val="hybridMultilevel"/>
+    <w:tmpl w:val="8F342C00"/>
+    <w:lvl w:ilvl="0" w:tplc="040E000F">
+      <w:start w:val="1"/>
+      <w:numFmt w:val="decimal"/>
+      <w:lvlText w:val="%1."/>
+      <w:lvlJc w:val="left"/>
+      <w:pPr>
+        <w:ind w:left="720" w:hanging="360"/>
+      </w:pPr>
+      <w:rPr>
+        <w:rFonts w:hint="default"/>
+      </w:rPr>
+    </w:lvl>
+    <w:lvl w:ilvl="1" w:tplc="040E0019" w:tentative="1">
+      <w:start w:val="1"/>
+      <w:numFmt w:val="lowerLetter"/>
+      <w:lvlText w:val="%2."/>
+      <w:lvlJc w:val="left"/>
+      <w:pPr>
+        <w:ind w:left="1440" w:hanging="360"/>
+      </w:pPr>
+    </w:lvl>
+    <w:lvl w:ilvl="2" w:tplc="040E001B" w:tentative="1">
+      <w:start w:val="1"/>
+      <w:numFmt w:val="lowerRoman"/>
+      <w:lvlText w:val="%3."/>
+      <w:lvlJc w:val="right"/>
+      <w:pPr>
+        <w:ind w:left="2160" w:hanging="180"/>
+      </w:pPr>
+    </w:lvl>
+    <w:lvl w:ilvl="3" w:tplc="040E000F" w:tentative="1">
+      <w:start w:val="1"/>
+      <w:numFmt w:val="decimal"/>
+      <w:lvlText w:val="%4."/>
+      <w:lvlJc w:val="left"/>
+      <w:pPr>
+        <w:ind w:left="2880" w:hanging="360"/>
+      </w:pPr>
+    </w:lvl>
+    <w:lvl w:ilvl="4" w:tplc="040E0019" w:tentative="1">
+      <w:start w:val="1"/>
+      <w:numFmt w:val="lowerLetter"/>
+      <w:lvlText w:val="%5."/>
+      <w:lvlJc w:val="left"/>
+      <w:pPr>
+        <w:ind w:left="3600" w:hanging="360"/>
+      </w:pPr>
+    </w:lvl>
+    <w:lvl w:ilvl="5" w:tplc="040E001B" w:tentative="1">
+      <w:start w:val="1"/>
+      <w:numFmt w:val="lowerRoman"/>
+      <w:lvlText w:val="%6."/>
+      <w:lvlJc w:val="right"/>
+      <w:pPr>
+        <w:ind w:left="4320" w:hanging="180"/>
+      </w:pPr>
+    </w:lvl>
+    <w:lvl w:ilvl="6" w:tplc="040E000F" w:tentative="1">
+      <w:start w:val="1"/>
+      <w:numFmt w:val="decimal"/>
+      <w:lvlText w:val="%7."/>
+      <w:lvlJc w:val="left"/>
+      <w:pPr>
+        <w:ind w:left="5040" w:hanging="360"/>
+      </w:pPr>
+    </w:lvl>
+    <w:lvl w:ilvl="7" w:tplc="040E0019" w:tentative="1">
+      <w:start w:val="1"/>
+      <w:numFmt w:val="lowerLetter"/>
+      <w:lvlText w:val="%8."/>
+      <w:lvlJc w:val="left"/>
+      <w:pPr>
+        <w:ind w:left="5760" w:hanging="360"/>
+      </w:pPr>
+    </w:lvl>
+    <w:lvl w:ilvl="8" w:tplc="040E001B" w:tentative="1">
+      <w:start w:val="1"/>
+      <w:numFmt w:val="lowerRoman"/>
+      <w:lvlText w:val="%9."/>
+      <w:lvlJc w:val="right"/>
+      <w:pPr>
+        <w:ind w:left="6480" w:hanging="180"/>
+      </w:pPr>
+    </w:lvl>
+  </w:abstractNum>
+  <w:abstractNum w:abstractNumId="12" w15:restartNumberingAfterBreak="0">
+    <w:nsid w:val="54976762"/>
+    <w:multiLevelType w:val="hybridMultilevel"/>
+    <w:tmpl w:val="B4E67546"/>
+    <w:lvl w:ilvl="0" w:tplc="040E0001">
+      <w:start w:val="1"/>
+      <w:numFmt w:val="bullet"/>
+      <w:lvlText w:val=""/>
+      <w:lvlJc w:val="left"/>
+      <w:pPr>
+        <w:ind w:left="720" w:hanging="360"/>
+      </w:pPr>
+      <w:rPr>
+        <w:rFonts w:ascii="Symbol" w:hAnsi="Symbol" w:hint="default"/>
+      </w:rPr>
+    </w:lvl>
+    <w:lvl w:ilvl="1" w:tplc="040E0003" w:tentative="1">
+      <w:start w:val="1"/>
+      <w:numFmt w:val="bullet"/>
+      <w:lvlText w:val="o"/>
+      <w:lvlJc w:val="left"/>
+      <w:pPr>
+        <w:ind w:left="1440" w:hanging="360"/>
+      </w:pPr>
+      <w:rPr>
+        <w:rFonts w:ascii="Courier New" w:hAnsi="Courier New" w:cs="Courier New" w:hint="default"/>
+      </w:rPr>
+    </w:lvl>
+    <w:lvl w:ilvl="2" w:tplc="040E0005" w:tentative="1">
+      <w:start w:val="1"/>
+      <w:numFmt w:val="bullet"/>
+      <w:lvlText w:val=""/>
+      <w:lvlJc w:val="left"/>
+      <w:pPr>
+        <w:ind w:left="2160" w:hanging="360"/>
+      </w:pPr>
+      <w:rPr>
+        <w:rFonts w:ascii="Wingdings" w:hAnsi="Wingdings" w:hint="default"/>
+      </w:rPr>
+    </w:lvl>
+    <w:lvl w:ilvl="3" w:tplc="040E0001" w:tentative="1">
+      <w:start w:val="1"/>
+      <w:numFmt w:val="bullet"/>
+      <w:lvlText w:val=""/>
+      <w:lvlJc w:val="left"/>
+      <w:pPr>
+        <w:ind w:left="2880" w:hanging="360"/>
+      </w:pPr>
+      <w:rPr>
+        <w:rFonts w:ascii="Symbol" w:hAnsi="Symbol" w:hint="default"/>
+      </w:rPr>
+    </w:lvl>
+    <w:lvl w:ilvl="4" w:tplc="040E0003" w:tentative="1">
+      <w:start w:val="1"/>
+      <w:numFmt w:val="bullet"/>
+      <w:lvlText w:val="o"/>
+      <w:lvlJc w:val="left"/>
+      <w:pPr>
+        <w:ind w:left="3600" w:hanging="360"/>
+      </w:pPr>
+      <w:rPr>
+        <w:rFonts w:ascii="Courier New" w:hAnsi="Courier New" w:cs="Courier New" w:hint="default"/>
+      </w:rPr>
+    </w:lvl>
+    <w:lvl w:ilvl="5" w:tplc="040E0005" w:tentative="1">
+      <w:start w:val="1"/>
+      <w:numFmt w:val="bullet"/>
+      <w:lvlText w:val=""/>
+      <w:lvlJc w:val="left"/>
+      <w:pPr>
+        <w:ind w:left="4320" w:hanging="360"/>
+      </w:pPr>
+      <w:rPr>
+        <w:rFonts w:ascii="Wingdings" w:hAnsi="Wingdings" w:hint="default"/>
+      </w:rPr>
+    </w:lvl>
+    <w:lvl w:ilvl="6" w:tplc="040E0001" w:tentative="1">
+      <w:start w:val="1"/>
+      <w:numFmt w:val="bullet"/>
+      <w:lvlText w:val=""/>
+      <w:lvlJc w:val="left"/>
+      <w:pPr>
+        <w:ind w:left="5040" w:hanging="360"/>
+      </w:pPr>
+      <w:rPr>
+        <w:rFonts w:ascii="Symbol" w:hAnsi="Symbol" w:hint="default"/>
+      </w:rPr>
+    </w:lvl>
+    <w:lvl w:ilvl="7" w:tplc="040E0003" w:tentative="1">
+      <w:start w:val="1"/>
+      <w:numFmt w:val="bullet"/>
+      <w:lvlText w:val="o"/>
+      <w:lvlJc w:val="left"/>
+      <w:pPr>
+        <w:ind w:left="5760" w:hanging="360"/>
+      </w:pPr>
+      <w:rPr>
+        <w:rFonts w:ascii="Courier New" w:hAnsi="Courier New" w:cs="Courier New" w:hint="default"/>
+      </w:rPr>
+    </w:lvl>
+    <w:lvl w:ilvl="8" w:tplc="040E0005" w:tentative="1">
+      <w:start w:val="1"/>
+      <w:numFmt w:val="bullet"/>
+      <w:lvlText w:val=""/>
+      <w:lvlJc w:val="left"/>
+      <w:pPr>
+        <w:ind w:left="6480" w:hanging="360"/>
+      </w:pPr>
+      <w:rPr>
+        <w:rFonts w:ascii="Wingdings" w:hAnsi="Wingdings" w:hint="default"/>
+      </w:rPr>
+    </w:lvl>
+  </w:abstractNum>
+  <w:abstractNum w:abstractNumId="13" w15:restartNumberingAfterBreak="0">
     <w:nsid w:val="56746A7D"/>
     <w:multiLevelType w:val="hybridMultilevel"/>
     <w:tmpl w:val="3B50CA50"/>
@@ -5870,7 +7185,7 @@
       </w:rPr>
     </w:lvl>
   </w:abstractNum>
-  <w:abstractNum w:abstractNumId="11" w15:restartNumberingAfterBreak="0">
+  <w:abstractNum w:abstractNumId="14" w15:restartNumberingAfterBreak="0">
     <w:nsid w:val="58091DE9"/>
     <w:multiLevelType w:val="hybridMultilevel"/>
     <w:tmpl w:val="373C5A0E"/>
@@ -5983,7 +7298,7 @@
       </w:rPr>
     </w:lvl>
   </w:abstractNum>
-  <w:abstractNum w:abstractNumId="12" w15:restartNumberingAfterBreak="0">
+  <w:abstractNum w:abstractNumId="15" w15:restartNumberingAfterBreak="0">
     <w:nsid w:val="5E8B3339"/>
     <w:multiLevelType w:val="hybridMultilevel"/>
     <w:tmpl w:val="BD0E4D82"/>
@@ -6096,7 +7411,7 @@
       </w:rPr>
     </w:lvl>
   </w:abstractNum>
-  <w:abstractNum w:abstractNumId="13" w15:restartNumberingAfterBreak="0">
+  <w:abstractNum w:abstractNumId="16" w15:restartNumberingAfterBreak="0">
     <w:nsid w:val="65763252"/>
     <w:multiLevelType w:val="hybridMultilevel"/>
     <w:tmpl w:val="0D8E71EC"/>
@@ -6209,7 +7524,7 @@
       </w:rPr>
     </w:lvl>
   </w:abstractNum>
-  <w:abstractNum w:abstractNumId="14" w15:restartNumberingAfterBreak="0">
+  <w:abstractNum w:abstractNumId="17" w15:restartNumberingAfterBreak="0">
     <w:nsid w:val="65C92928"/>
     <w:multiLevelType w:val="hybridMultilevel"/>
     <w:tmpl w:val="35DC8B3E"/>
@@ -6322,7 +7637,120 @@
       </w:rPr>
     </w:lvl>
   </w:abstractNum>
-  <w:abstractNum w:abstractNumId="15" w15:restartNumberingAfterBreak="0">
+  <w:abstractNum w:abstractNumId="18" w15:restartNumberingAfterBreak="0">
+    <w:nsid w:val="68A95C64"/>
+    <w:multiLevelType w:val="hybridMultilevel"/>
+    <w:tmpl w:val="6B60DA3C"/>
+    <w:lvl w:ilvl="0" w:tplc="040E0001">
+      <w:start w:val="1"/>
+      <w:numFmt w:val="bullet"/>
+      <w:lvlText w:val=""/>
+      <w:lvlJc w:val="left"/>
+      <w:pPr>
+        <w:ind w:left="720" w:hanging="360"/>
+      </w:pPr>
+      <w:rPr>
+        <w:rFonts w:ascii="Symbol" w:hAnsi="Symbol" w:hint="default"/>
+      </w:rPr>
+    </w:lvl>
+    <w:lvl w:ilvl="1" w:tplc="040E0003" w:tentative="1">
+      <w:start w:val="1"/>
+      <w:numFmt w:val="bullet"/>
+      <w:lvlText w:val="o"/>
+      <w:lvlJc w:val="left"/>
+      <w:pPr>
+        <w:ind w:left="1440" w:hanging="360"/>
+      </w:pPr>
+      <w:rPr>
+        <w:rFonts w:ascii="Courier New" w:hAnsi="Courier New" w:cs="Courier New" w:hint="default"/>
+      </w:rPr>
+    </w:lvl>
+    <w:lvl w:ilvl="2" w:tplc="040E0005" w:tentative="1">
+      <w:start w:val="1"/>
+      <w:numFmt w:val="bullet"/>
+      <w:lvlText w:val=""/>
+      <w:lvlJc w:val="left"/>
+      <w:pPr>
+        <w:ind w:left="2160" w:hanging="360"/>
+      </w:pPr>
+      <w:rPr>
+        <w:rFonts w:ascii="Wingdings" w:hAnsi="Wingdings" w:hint="default"/>
+      </w:rPr>
+    </w:lvl>
+    <w:lvl w:ilvl="3" w:tplc="040E0001" w:tentative="1">
+      <w:start w:val="1"/>
+      <w:numFmt w:val="bullet"/>
+      <w:lvlText w:val=""/>
+      <w:lvlJc w:val="left"/>
+      <w:pPr>
+        <w:ind w:left="2880" w:hanging="360"/>
+      </w:pPr>
+      <w:rPr>
+        <w:rFonts w:ascii="Symbol" w:hAnsi="Symbol" w:hint="default"/>
+      </w:rPr>
+    </w:lvl>
+    <w:lvl w:ilvl="4" w:tplc="040E0003" w:tentative="1">
+      <w:start w:val="1"/>
+      <w:numFmt w:val="bullet"/>
+      <w:lvlText w:val="o"/>
+      <w:lvlJc w:val="left"/>
+      <w:pPr>
+        <w:ind w:left="3600" w:hanging="360"/>
+      </w:pPr>
+      <w:rPr>
+        <w:rFonts w:ascii="Courier New" w:hAnsi="Courier New" w:cs="Courier New" w:hint="default"/>
+      </w:rPr>
+    </w:lvl>
+    <w:lvl w:ilvl="5" w:tplc="040E0005" w:tentative="1">
+      <w:start w:val="1"/>
+      <w:numFmt w:val="bullet"/>
+      <w:lvlText w:val=""/>
+      <w:lvlJc w:val="left"/>
+      <w:pPr>
+        <w:ind w:left="4320" w:hanging="360"/>
+      </w:pPr>
+      <w:rPr>
+        <w:rFonts w:ascii="Wingdings" w:hAnsi="Wingdings" w:hint="default"/>
+      </w:rPr>
+    </w:lvl>
+    <w:lvl w:ilvl="6" w:tplc="040E0001" w:tentative="1">
+      <w:start w:val="1"/>
+      <w:numFmt w:val="bullet"/>
+      <w:lvlText w:val=""/>
+      <w:lvlJc w:val="left"/>
+      <w:pPr>
+        <w:ind w:left="5040" w:hanging="360"/>
+      </w:pPr>
+      <w:rPr>
+        <w:rFonts w:ascii="Symbol" w:hAnsi="Symbol" w:hint="default"/>
+      </w:rPr>
+    </w:lvl>
+    <w:lvl w:ilvl="7" w:tplc="040E0003" w:tentative="1">
+      <w:start w:val="1"/>
+      <w:numFmt w:val="bullet"/>
+      <w:lvlText w:val="o"/>
+      <w:lvlJc w:val="left"/>
+      <w:pPr>
+        <w:ind w:left="5760" w:hanging="360"/>
+      </w:pPr>
+      <w:rPr>
+        <w:rFonts w:ascii="Courier New" w:hAnsi="Courier New" w:cs="Courier New" w:hint="default"/>
+      </w:rPr>
+    </w:lvl>
+    <w:lvl w:ilvl="8" w:tplc="040E0005" w:tentative="1">
+      <w:start w:val="1"/>
+      <w:numFmt w:val="bullet"/>
+      <w:lvlText w:val=""/>
+      <w:lvlJc w:val="left"/>
+      <w:pPr>
+        <w:ind w:left="6480" w:hanging="360"/>
+      </w:pPr>
+      <w:rPr>
+        <w:rFonts w:ascii="Wingdings" w:hAnsi="Wingdings" w:hint="default"/>
+      </w:rPr>
+    </w:lvl>
+  </w:abstractNum>
+  <w:abstractNum w:abstractNumId="19" w15:restartNumberingAfterBreak="0">
     <w:nsid w:val="6C4D084A"/>
     <w:multiLevelType w:val="hybridMultilevel"/>
     <w:tmpl w:val="8FFC30E6"/>
@@ -6408,7 +7836,7 @@
       </w:pPr>
     </w:lvl>
   </w:abstractNum>
-  <w:abstractNum w:abstractNumId="16" w15:restartNumberingAfterBreak="0">
+  <w:abstractNum w:abstractNumId="20" w15:restartNumberingAfterBreak="0">
     <w:nsid w:val="74361AF2"/>
     <w:multiLevelType w:val="multilevel"/>
     <w:tmpl w:val="60AE835C"/>
@@ -6503,10 +7931,10 @@
       </w:pPr>
     </w:lvl>
   </w:abstractNum>
-  <w:abstractNum w:abstractNumId="17" w15:restartNumberingAfterBreak="0">
+  <w:abstractNum w:abstractNumId="21" w15:restartNumberingAfterBreak="0">
     <w:nsid w:val="7DD36580"/>
     <w:multiLevelType w:val="hybridMultilevel"/>
-    <w:tmpl w:val="7180B82E"/>
+    <w:tmpl w:val="AF8890DE"/>
     <w:lvl w:ilvl="0" w:tplc="040E0001">
       <w:start w:val="1"/>
       <w:numFmt w:val="bullet"/>
@@ -6617,7 +8045,7 @@
     </w:lvl>
   </w:abstractNum>
   <w:num w:numId="1" w16cid:durableId="2054380845">
-    <w:abstractNumId w:val="15"/>
+    <w:abstractNumId w:val="19"/>
   </w:num>
   <w:num w:numId="2" w16cid:durableId="386104802">
     <w:abstractNumId w:val="5"/>
@@ -6641,10 +8069,10 @@
     <w:abstractNumId w:val="3"/>
   </w:num>
   <w:num w:numId="9" w16cid:durableId="996568745">
-    <w:abstractNumId w:val="13"/>
+    <w:abstractNumId w:val="16"/>
   </w:num>
   <w:num w:numId="10" w16cid:durableId="1842038147">
-    <w:abstractNumId w:val="14"/>
+    <w:abstractNumId w:val="17"/>
   </w:num>
   <w:num w:numId="11" w16cid:durableId="645016916">
     <w:abstractNumId w:val="3"/>
@@ -6737,31 +8165,43 @@
     </w:lvlOverride>
   </w:num>
   <w:num w:numId="14" w16cid:durableId="851340736">
-    <w:abstractNumId w:val="16"/>
+    <w:abstractNumId w:val="20"/>
   </w:num>
   <w:num w:numId="15" w16cid:durableId="1485899819">
-    <w:abstractNumId w:val="16"/>
+    <w:abstractNumId w:val="20"/>
   </w:num>
   <w:num w:numId="16" w16cid:durableId="1312518973">
-    <w:abstractNumId w:val="17"/>
+    <w:abstractNumId w:val="21"/>
   </w:num>
   <w:num w:numId="17" w16cid:durableId="1320111907">
     <w:abstractNumId w:val="8"/>
   </w:num>
   <w:num w:numId="18" w16cid:durableId="444351195">
-    <w:abstractNumId w:val="12"/>
+    <w:abstractNumId w:val="15"/>
   </w:num>
   <w:num w:numId="19" w16cid:durableId="299111085">
     <w:abstractNumId w:val="6"/>
   </w:num>
   <w:num w:numId="20" w16cid:durableId="1826241367">
+    <w:abstractNumId w:val="10"/>
+  </w:num>
+  <w:num w:numId="21" w16cid:durableId="701516560">
+    <w:abstractNumId w:val="13"/>
+  </w:num>
+  <w:num w:numId="22" w16cid:durableId="1341279222">
+    <w:abstractNumId w:val="14"/>
+  </w:num>
+  <w:num w:numId="23" w16cid:durableId="1723677177">
     <w:abstractNumId w:val="9"/>
   </w:num>
-  <w:num w:numId="21" w16cid:durableId="701516560">
-    <w:abstractNumId w:val="10"/>
+  <w:num w:numId="24" w16cid:durableId="642196557">
+    <w:abstractNumId w:val="11"/>
   </w:num>
-  <w:num w:numId="22" w16cid:durableId="1341279222">
-    <w:abstractNumId w:val="11"/>
+  <w:num w:numId="25" w16cid:durableId="1389763965">
+    <w:abstractNumId w:val="18"/>
+  </w:num>
+  <w:num w:numId="26" w16cid:durableId="204635176">
+    <w:abstractNumId w:val="12"/>
   </w:num>
 </w:numbering>
 </file>

--- a/docs/Okligon.docx
+++ b/docs/Okligon.docx
@@ -1,6 +1,6 @@
 
 <file path=word/document.xml><?xml version="1.0" encoding="utf-8"?>
-<w:document xmlns:wpc="http://schemas.microsoft.com/office/word/2010/wordprocessingCanvas" xmlns:cx="http://schemas.microsoft.com/office/drawing/2014/chartex" xmlns:cx1="http://schemas.microsoft.com/office/drawing/2015/9/8/chartex" xmlns:cx2="http://schemas.microsoft.com/office/drawing/2015/10/21/chartex" xmlns:cx3="http://schemas.microsoft.com/office/drawing/2016/5/9/chartex" xmlns:cx4="http://schemas.microsoft.com/office/drawing/2016/5/10/chartex" xmlns:cx5="http://schemas.microsoft.com/office/drawing/2016/5/11/chartex" xmlns:cx6="http://schemas.microsoft.com/office/drawing/2016/5/12/chartex" xmlns:cx7="http://schemas.microsoft.com/office/drawing/2016/5/13/chartex" xmlns:cx8="http://schemas.microsoft.com/office/drawing/2016/5/14/chartex" xmlns:mc="http://schemas.openxmlformats.org/markup-compatibility/2006" xmlns:aink="http://schemas.microsoft.com/office/drawing/2016/ink" xmlns:am3d="http://schemas.microsoft.com/office/drawing/2017/model3d" xmlns:o="urn:schemas-microsoft-com:office:office" xmlns:oel="http://schemas.microsoft.com/office/2019/extlst" xmlns:r="http://schemas.openxmlformats.org/officeDocument/2006/relationships" xmlns:m="http://schemas.openxmlformats.org/officeDocument/2006/math" xmlns:v="urn:schemas-microsoft-com:vml" xmlns:wp14="http://schemas.microsoft.com/office/word/2010/wordprocessingDrawing" xmlns:wp="http://schemas.openxmlformats.org/drawingml/2006/wordprocessingDrawing" xmlns:w10="urn:schemas-microsoft-com:office:word" xmlns:w="http://schemas.openxmlformats.org/wordprocessingml/2006/main" xmlns:w14="http://schemas.microsoft.com/office/word/2010/wordml" xmlns:w15="http://schemas.microsoft.com/office/word/2012/wordml" xmlns:w16cex="http://schemas.microsoft.com/office/word/2018/wordml/cex" xmlns:w16cid="http://schemas.microsoft.com/office/word/2016/wordml/cid" xmlns:w16="http://schemas.microsoft.com/office/word/2018/wordml" xmlns:w16du="http://schemas.microsoft.com/office/word/2023/wordml/word16du" xmlns:w16sdtdh="http://schemas.microsoft.com/office/word/2020/wordml/sdtdatahash" xmlns:w16sdtfl="http://schemas.microsoft.com/office/word/2024/wordml/sdtformatlock" xmlns:w16se="http://schemas.microsoft.com/office/word/2015/wordml/symex" xmlns:wpg="http://schemas.microsoft.com/office/word/2010/wordprocessingGroup" xmlns:wpi="http://schemas.microsoft.com/office/word/2010/wordprocessingInk" xmlns:wne="http://schemas.microsoft.com/office/word/2006/wordml" xmlns:wps="http://schemas.microsoft.com/office/word/2010/wordprocessingShape" mc:Ignorable="w14 w15 w16se w16cid w16 w16cex w16sdtdh w16sdtfl w16du wp14">
+<w:document xmlns:wpc="http://schemas.microsoft.com/office/word/2010/wordprocessingCanvas" xmlns:cx="http://schemas.microsoft.com/office/drawing/2014/chartex" xmlns:cx1="http://schemas.microsoft.com/office/drawing/2015/9/8/chartex" xmlns:cx2="http://schemas.microsoft.com/office/drawing/2015/10/21/chartex" xmlns:cx3="http://schemas.microsoft.com/office/drawing/2016/5/9/chartex" xmlns:cx4="http://schemas.microsoft.com/office/drawing/2016/5/10/chartex" xmlns:cx5="http://schemas.microsoft.com/office/drawing/2016/5/11/chartex" xmlns:cx6="http://schemas.microsoft.com/office/drawing/2016/5/12/chartex" xmlns:cx7="http://schemas.microsoft.com/office/drawing/2016/5/13/chartex" xmlns:cx8="http://schemas.microsoft.com/office/drawing/2016/5/14/chartex" xmlns:mc="http://schemas.openxmlformats.org/markup-compatibility/2006" xmlns:aink="http://schemas.microsoft.com/office/drawing/2016/ink" xmlns:am3d="http://schemas.microsoft.com/office/drawing/2017/model3d" xmlns:o="urn:schemas-microsoft-com:office:office" xmlns:r="http://schemas.openxmlformats.org/officeDocument/2006/relationships" xmlns:m="http://schemas.openxmlformats.org/officeDocument/2006/math" xmlns:v="urn:schemas-microsoft-com:vml" xmlns:wp14="http://schemas.microsoft.com/office/word/2010/wordprocessingDrawing" xmlns:wp="http://schemas.openxmlformats.org/drawingml/2006/wordprocessingDrawing" xmlns:w10="urn:schemas-microsoft-com:office:word" xmlns:w="http://schemas.openxmlformats.org/wordprocessingml/2006/main" xmlns:w14="http://schemas.microsoft.com/office/word/2010/wordml" xmlns:w15="http://schemas.microsoft.com/office/word/2012/wordml" xmlns:w16cex="http://schemas.microsoft.com/office/word/2018/wordml/cex" xmlns:w16cid="http://schemas.microsoft.com/office/word/2016/wordml/cid" xmlns:w16="http://schemas.microsoft.com/office/word/2018/wordml" xmlns:w16sdtdh="http://schemas.microsoft.com/office/word/2020/wordml/sdtdatahash" xmlns:w16se="http://schemas.microsoft.com/office/word/2015/wordml/symex" xmlns:wpg="http://schemas.microsoft.com/office/word/2010/wordprocessingGroup" xmlns:wpi="http://schemas.microsoft.com/office/word/2010/wordprocessingInk" xmlns:wne="http://schemas.microsoft.com/office/word/2006/wordml" xmlns:wps="http://schemas.microsoft.com/office/word/2010/wordprocessingShape" mc:Ignorable="w14 w15 w16se w16cid w16 w16cex w16sdtdh wp14">
   <w:body>
     <w:p>
       <w:pPr>
@@ -108,7 +108,7 @@
         <w:br w:type="page"/>
       </w:r>
     </w:p>
-    <w:bookmarkStart w:id="0" w:name="_Toc239585456" w:displacedByCustomXml="next"/>
+    <w:bookmarkStart w:id="0" w:name="_Toc239746184" w:displacedByCustomXml="next"/>
     <w:sdt>
       <w:sdtPr>
         <w:rPr>
@@ -156,11 +156,8 @@
             <w:rPr>
               <w:rFonts w:eastAsiaTheme="minorEastAsia"/>
               <w:noProof/>
-              <w:kern w:val="2"/>
-              <w:sz w:val="24"/>
-              <w:szCs w:val="24"/>
+              <w:sz w:val="22"/>
               <w:lang w:eastAsia="hu-HU"/>
-              <w14:ligatures w14:val="standardContextual"/>
             </w:rPr>
           </w:pPr>
           <w:r>
@@ -172,7 +169,7 @@
           <w:r>
             <w:fldChar w:fldCharType="separate"/>
           </w:r>
-          <w:hyperlink w:anchor="_Toc239585456" w:history="1">
+          <w:hyperlink w:anchor="_Toc239746184" w:history="1">
             <w:r>
               <w:rPr>
                 <w:rStyle w:val="Hiperhivatkozs"/>
@@ -184,11 +181,8 @@
               <w:rPr>
                 <w:rFonts w:eastAsiaTheme="minorEastAsia"/>
                 <w:noProof/>
-                <w:kern w:val="2"/>
-                <w:sz w:val="24"/>
-                <w:szCs w:val="24"/>
+                <w:sz w:val="22"/>
                 <w:lang w:eastAsia="hu-HU"/>
-                <w14:ligatures w14:val="standardContextual"/>
               </w:rPr>
               <w:tab/>
             </w:r>
@@ -218,7 +212,7 @@
                 <w:noProof/>
                 <w:webHidden/>
               </w:rPr>
-              <w:instrText xml:space="preserve"> PAGEREF _Toc239585456 \h </w:instrText>
+              <w:instrText xml:space="preserve"> PAGEREF _Toc239746184 \h </w:instrText>
             </w:r>
             <w:r>
               <w:rPr>
@@ -259,14 +253,11 @@
             <w:rPr>
               <w:rFonts w:eastAsiaTheme="minorEastAsia"/>
               <w:noProof/>
-              <w:kern w:val="2"/>
-              <w:sz w:val="24"/>
-              <w:szCs w:val="24"/>
+              <w:sz w:val="22"/>
               <w:lang w:eastAsia="hu-HU"/>
-              <w14:ligatures w14:val="standardContextual"/>
             </w:rPr>
           </w:pPr>
-          <w:hyperlink w:anchor="_Toc239585457" w:history="1">
+          <w:hyperlink w:anchor="_Toc239746185" w:history="1">
             <w:r>
               <w:rPr>
                 <w:rStyle w:val="Hiperhivatkozs"/>
@@ -279,11 +270,8 @@
               <w:rPr>
                 <w:rFonts w:eastAsiaTheme="minorEastAsia"/>
                 <w:noProof/>
-                <w:kern w:val="2"/>
-                <w:sz w:val="24"/>
-                <w:szCs w:val="24"/>
+                <w:sz w:val="22"/>
                 <w:lang w:eastAsia="hu-HU"/>
-                <w14:ligatures w14:val="standardContextual"/>
               </w:rPr>
               <w:tab/>
             </w:r>
@@ -314,7 +302,7 @@
                 <w:noProof/>
                 <w:webHidden/>
               </w:rPr>
-              <w:instrText xml:space="preserve"> PAGEREF _Toc239585457 \h </w:instrText>
+              <w:instrText xml:space="preserve"> PAGEREF _Toc239746185 \h </w:instrText>
             </w:r>
             <w:r>
               <w:rPr>
@@ -334,7 +322,7 @@
                 <w:noProof/>
                 <w:webHidden/>
               </w:rPr>
-              <w:t>3</w:t>
+              <w:t>4</w:t>
             </w:r>
             <w:r>
               <w:rPr>
@@ -349,20 +337,17 @@
           <w:pPr>
             <w:pStyle w:val="TJ2"/>
             <w:tabs>
-              <w:tab w:val="left" w:pos="960"/>
+              <w:tab w:val="left" w:pos="880"/>
               <w:tab w:val="right" w:leader="dot" w:pos="9062"/>
             </w:tabs>
             <w:rPr>
               <w:rFonts w:eastAsiaTheme="minorEastAsia"/>
               <w:noProof/>
-              <w:kern w:val="2"/>
-              <w:sz w:val="24"/>
-              <w:szCs w:val="24"/>
+              <w:sz w:val="22"/>
               <w:lang w:eastAsia="hu-HU"/>
-              <w14:ligatures w14:val="standardContextual"/>
             </w:rPr>
           </w:pPr>
-          <w:hyperlink w:anchor="_Toc239585458" w:history="1">
+          <w:hyperlink w:anchor="_Toc239746186" w:history="1">
             <w:r>
               <w:rPr>
                 <w:rStyle w:val="Hiperhivatkozs"/>
@@ -375,11 +360,8 @@
               <w:rPr>
                 <w:rFonts w:eastAsiaTheme="minorEastAsia"/>
                 <w:noProof/>
-                <w:kern w:val="2"/>
-                <w:sz w:val="24"/>
-                <w:szCs w:val="24"/>
+                <w:sz w:val="22"/>
                 <w:lang w:eastAsia="hu-HU"/>
-                <w14:ligatures w14:val="standardContextual"/>
               </w:rPr>
               <w:tab/>
             </w:r>
@@ -410,7 +392,7 @@
                 <w:noProof/>
                 <w:webHidden/>
               </w:rPr>
-              <w:instrText xml:space="preserve"> PAGEREF _Toc239585458 \h </w:instrText>
+              <w:instrText xml:space="preserve"> PAGEREF _Toc239746186 \h </w:instrText>
             </w:r>
             <w:r>
               <w:rPr>
@@ -430,7 +412,7 @@
                 <w:noProof/>
                 <w:webHidden/>
               </w:rPr>
-              <w:t>3</w:t>
+              <w:t>4</w:t>
             </w:r>
             <w:r>
               <w:rPr>
@@ -445,20 +427,17 @@
           <w:pPr>
             <w:pStyle w:val="TJ2"/>
             <w:tabs>
-              <w:tab w:val="left" w:pos="960"/>
+              <w:tab w:val="left" w:pos="880"/>
               <w:tab w:val="right" w:leader="dot" w:pos="9062"/>
             </w:tabs>
             <w:rPr>
               <w:rFonts w:eastAsiaTheme="minorEastAsia"/>
               <w:noProof/>
-              <w:kern w:val="2"/>
-              <w:sz w:val="24"/>
-              <w:szCs w:val="24"/>
+              <w:sz w:val="22"/>
               <w:lang w:eastAsia="hu-HU"/>
-              <w14:ligatures w14:val="standardContextual"/>
             </w:rPr>
           </w:pPr>
-          <w:hyperlink w:anchor="_Toc239585459" w:history="1">
+          <w:hyperlink w:anchor="_Toc239746187" w:history="1">
             <w:r>
               <w:rPr>
                 <w:rStyle w:val="Hiperhivatkozs"/>
@@ -471,11 +450,8 @@
               <w:rPr>
                 <w:rFonts w:eastAsiaTheme="minorEastAsia"/>
                 <w:noProof/>
-                <w:kern w:val="2"/>
-                <w:sz w:val="24"/>
-                <w:szCs w:val="24"/>
+                <w:sz w:val="22"/>
                 <w:lang w:eastAsia="hu-HU"/>
-                <w14:ligatures w14:val="standardContextual"/>
               </w:rPr>
               <w:tab/>
             </w:r>
@@ -506,7 +482,7 @@
                 <w:noProof/>
                 <w:webHidden/>
               </w:rPr>
-              <w:instrText xml:space="preserve"> PAGEREF _Toc239585459 \h </w:instrText>
+              <w:instrText xml:space="preserve"> PAGEREF _Toc239746187 \h </w:instrText>
             </w:r>
             <w:r>
               <w:rPr>
@@ -526,7 +502,7 @@
                 <w:noProof/>
                 <w:webHidden/>
               </w:rPr>
-              <w:t>3</w:t>
+              <w:t>4</w:t>
             </w:r>
             <w:r>
               <w:rPr>
@@ -541,20 +517,17 @@
           <w:pPr>
             <w:pStyle w:val="TJ2"/>
             <w:tabs>
-              <w:tab w:val="left" w:pos="960"/>
+              <w:tab w:val="left" w:pos="880"/>
               <w:tab w:val="right" w:leader="dot" w:pos="9062"/>
             </w:tabs>
             <w:rPr>
               <w:rFonts w:eastAsiaTheme="minorEastAsia"/>
               <w:noProof/>
-              <w:kern w:val="2"/>
-              <w:sz w:val="24"/>
-              <w:szCs w:val="24"/>
+              <w:sz w:val="22"/>
               <w:lang w:eastAsia="hu-HU"/>
-              <w14:ligatures w14:val="standardContextual"/>
             </w:rPr>
           </w:pPr>
-          <w:hyperlink w:anchor="_Toc239585460" w:history="1">
+          <w:hyperlink w:anchor="_Toc239746188" w:history="1">
             <w:r>
               <w:rPr>
                 <w:rStyle w:val="Hiperhivatkozs"/>
@@ -567,11 +540,8 @@
               <w:rPr>
                 <w:rFonts w:eastAsiaTheme="minorEastAsia"/>
                 <w:noProof/>
-                <w:kern w:val="2"/>
-                <w:sz w:val="24"/>
-                <w:szCs w:val="24"/>
+                <w:sz w:val="22"/>
                 <w:lang w:eastAsia="hu-HU"/>
-                <w14:ligatures w14:val="standardContextual"/>
               </w:rPr>
               <w:tab/>
             </w:r>
@@ -602,7 +572,7 @@
                 <w:noProof/>
                 <w:webHidden/>
               </w:rPr>
-              <w:instrText xml:space="preserve"> PAGEREF _Toc239585460 \h </w:instrText>
+              <w:instrText xml:space="preserve"> PAGEREF _Toc239746188 \h </w:instrText>
             </w:r>
             <w:r>
               <w:rPr>
@@ -622,7 +592,7 @@
                 <w:noProof/>
                 <w:webHidden/>
               </w:rPr>
-              <w:t>3</w:t>
+              <w:t>4</w:t>
             </w:r>
             <w:r>
               <w:rPr>
@@ -643,14 +613,11 @@
             <w:rPr>
               <w:rFonts w:eastAsiaTheme="minorEastAsia"/>
               <w:noProof/>
-              <w:kern w:val="2"/>
-              <w:sz w:val="24"/>
-              <w:szCs w:val="24"/>
+              <w:sz w:val="22"/>
               <w:lang w:eastAsia="hu-HU"/>
-              <w14:ligatures w14:val="standardContextual"/>
             </w:rPr>
           </w:pPr>
-          <w:hyperlink w:anchor="_Toc239585461" w:history="1">
+          <w:hyperlink w:anchor="_Toc239746189" w:history="1">
             <w:r>
               <w:rPr>
                 <w:rStyle w:val="Hiperhivatkozs"/>
@@ -663,11 +630,8 @@
               <w:rPr>
                 <w:rFonts w:eastAsiaTheme="minorEastAsia"/>
                 <w:noProof/>
-                <w:kern w:val="2"/>
-                <w:sz w:val="24"/>
-                <w:szCs w:val="24"/>
+                <w:sz w:val="22"/>
                 <w:lang w:eastAsia="hu-HU"/>
-                <w14:ligatures w14:val="standardContextual"/>
               </w:rPr>
               <w:tab/>
             </w:r>
@@ -698,7 +662,7 @@
                 <w:noProof/>
                 <w:webHidden/>
               </w:rPr>
-              <w:instrText xml:space="preserve"> PAGEREF _Toc239585461 \h </w:instrText>
+              <w:instrText xml:space="preserve"> PAGEREF _Toc239746189 \h </w:instrText>
             </w:r>
             <w:r>
               <w:rPr>
@@ -718,7 +682,7 @@
                 <w:noProof/>
                 <w:webHidden/>
               </w:rPr>
-              <w:t>3</w:t>
+              <w:t>4</w:t>
             </w:r>
             <w:r>
               <w:rPr>
@@ -733,20 +697,17 @@
           <w:pPr>
             <w:pStyle w:val="TJ2"/>
             <w:tabs>
-              <w:tab w:val="left" w:pos="960"/>
+              <w:tab w:val="left" w:pos="880"/>
               <w:tab w:val="right" w:leader="dot" w:pos="9062"/>
             </w:tabs>
             <w:rPr>
               <w:rFonts w:eastAsiaTheme="minorEastAsia"/>
               <w:noProof/>
-              <w:kern w:val="2"/>
-              <w:sz w:val="24"/>
-              <w:szCs w:val="24"/>
+              <w:sz w:val="22"/>
               <w:lang w:eastAsia="hu-HU"/>
-              <w14:ligatures w14:val="standardContextual"/>
             </w:rPr>
           </w:pPr>
-          <w:hyperlink w:anchor="_Toc239585462" w:history="1">
+          <w:hyperlink w:anchor="_Toc239746190" w:history="1">
             <w:r>
               <w:rPr>
                 <w:rStyle w:val="Hiperhivatkozs"/>
@@ -759,11 +720,8 @@
               <w:rPr>
                 <w:rFonts w:eastAsiaTheme="minorEastAsia"/>
                 <w:noProof/>
-                <w:kern w:val="2"/>
-                <w:sz w:val="24"/>
-                <w:szCs w:val="24"/>
+                <w:sz w:val="22"/>
                 <w:lang w:eastAsia="hu-HU"/>
-                <w14:ligatures w14:val="standardContextual"/>
               </w:rPr>
               <w:tab/>
             </w:r>
@@ -794,7 +752,7 @@
                 <w:noProof/>
                 <w:webHidden/>
               </w:rPr>
-              <w:instrText xml:space="preserve"> PAGEREF _Toc239585462 \h </w:instrText>
+              <w:instrText xml:space="preserve"> PAGEREF _Toc239746190 \h </w:instrText>
             </w:r>
             <w:r>
               <w:rPr>
@@ -814,7 +772,7 @@
                 <w:noProof/>
                 <w:webHidden/>
               </w:rPr>
-              <w:t>3</w:t>
+              <w:t>4</w:t>
             </w:r>
             <w:r>
               <w:rPr>
@@ -829,20 +787,17 @@
           <w:pPr>
             <w:pStyle w:val="TJ3"/>
             <w:tabs>
-              <w:tab w:val="left" w:pos="1440"/>
+              <w:tab w:val="left" w:pos="1320"/>
               <w:tab w:val="right" w:leader="dot" w:pos="9062"/>
             </w:tabs>
             <w:rPr>
               <w:rFonts w:eastAsiaTheme="minorEastAsia"/>
               <w:noProof/>
-              <w:kern w:val="2"/>
-              <w:sz w:val="24"/>
-              <w:szCs w:val="24"/>
+              <w:sz w:val="22"/>
               <w:lang w:eastAsia="hu-HU"/>
-              <w14:ligatures w14:val="standardContextual"/>
             </w:rPr>
           </w:pPr>
-          <w:hyperlink w:anchor="_Toc239585463" w:history="1">
+          <w:hyperlink w:anchor="_Toc239746191" w:history="1">
             <w:r>
               <w:rPr>
                 <w:rStyle w:val="Hiperhivatkozs"/>
@@ -855,11 +810,8 @@
               <w:rPr>
                 <w:rFonts w:eastAsiaTheme="minorEastAsia"/>
                 <w:noProof/>
-                <w:kern w:val="2"/>
-                <w:sz w:val="24"/>
-                <w:szCs w:val="24"/>
+                <w:sz w:val="22"/>
                 <w:lang w:eastAsia="hu-HU"/>
-                <w14:ligatures w14:val="standardContextual"/>
               </w:rPr>
               <w:tab/>
             </w:r>
@@ -890,7 +842,7 @@
                 <w:noProof/>
                 <w:webHidden/>
               </w:rPr>
-              <w:instrText xml:space="preserve"> PAGEREF _Toc239585463 \h </w:instrText>
+              <w:instrText xml:space="preserve"> PAGEREF _Toc239746191 \h </w:instrText>
             </w:r>
             <w:r>
               <w:rPr>
@@ -910,7 +862,7 @@
                 <w:noProof/>
                 <w:webHidden/>
               </w:rPr>
-              <w:t>3</w:t>
+              <w:t>4</w:t>
             </w:r>
             <w:r>
               <w:rPr>
@@ -925,20 +877,17 @@
           <w:pPr>
             <w:pStyle w:val="TJ3"/>
             <w:tabs>
-              <w:tab w:val="left" w:pos="1440"/>
+              <w:tab w:val="left" w:pos="1320"/>
               <w:tab w:val="right" w:leader="dot" w:pos="9062"/>
             </w:tabs>
             <w:rPr>
               <w:rFonts w:eastAsiaTheme="minorEastAsia"/>
               <w:noProof/>
-              <w:kern w:val="2"/>
-              <w:sz w:val="24"/>
-              <w:szCs w:val="24"/>
+              <w:sz w:val="22"/>
               <w:lang w:eastAsia="hu-HU"/>
-              <w14:ligatures w14:val="standardContextual"/>
             </w:rPr>
           </w:pPr>
-          <w:hyperlink w:anchor="_Toc239585464" w:history="1">
+          <w:hyperlink w:anchor="_Toc239746192" w:history="1">
             <w:r>
               <w:rPr>
                 <w:rStyle w:val="Hiperhivatkozs"/>
@@ -951,11 +900,8 @@
               <w:rPr>
                 <w:rFonts w:eastAsiaTheme="minorEastAsia"/>
                 <w:noProof/>
-                <w:kern w:val="2"/>
-                <w:sz w:val="24"/>
-                <w:szCs w:val="24"/>
+                <w:sz w:val="22"/>
                 <w:lang w:eastAsia="hu-HU"/>
-                <w14:ligatures w14:val="standardContextual"/>
               </w:rPr>
               <w:tab/>
             </w:r>
@@ -986,7 +932,7 @@
                 <w:noProof/>
                 <w:webHidden/>
               </w:rPr>
-              <w:instrText xml:space="preserve"> PAGEREF _Toc239585464 \h </w:instrText>
+              <w:instrText xml:space="preserve"> PAGEREF _Toc239746192 \h </w:instrText>
             </w:r>
             <w:r>
               <w:rPr>
@@ -1006,7 +952,7 @@
                 <w:noProof/>
                 <w:webHidden/>
               </w:rPr>
-              <w:t>3</w:t>
+              <w:t>4</w:t>
             </w:r>
             <w:r>
               <w:rPr>
@@ -1021,20 +967,17 @@
           <w:pPr>
             <w:pStyle w:val="TJ2"/>
             <w:tabs>
-              <w:tab w:val="left" w:pos="960"/>
+              <w:tab w:val="left" w:pos="880"/>
               <w:tab w:val="right" w:leader="dot" w:pos="9062"/>
             </w:tabs>
             <w:rPr>
               <w:rFonts w:eastAsiaTheme="minorEastAsia"/>
               <w:noProof/>
-              <w:kern w:val="2"/>
-              <w:sz w:val="24"/>
-              <w:szCs w:val="24"/>
+              <w:sz w:val="22"/>
               <w:lang w:eastAsia="hu-HU"/>
-              <w14:ligatures w14:val="standardContextual"/>
             </w:rPr>
           </w:pPr>
-          <w:hyperlink w:anchor="_Toc239585465" w:history="1">
+          <w:hyperlink w:anchor="_Toc239746193" w:history="1">
             <w:r>
               <w:rPr>
                 <w:rStyle w:val="Hiperhivatkozs"/>
@@ -1047,11 +990,8 @@
               <w:rPr>
                 <w:rFonts w:eastAsiaTheme="minorEastAsia"/>
                 <w:noProof/>
-                <w:kern w:val="2"/>
-                <w:sz w:val="24"/>
-                <w:szCs w:val="24"/>
+                <w:sz w:val="22"/>
                 <w:lang w:eastAsia="hu-HU"/>
-                <w14:ligatures w14:val="standardContextual"/>
               </w:rPr>
               <w:tab/>
             </w:r>
@@ -1082,7 +1022,7 @@
                 <w:noProof/>
                 <w:webHidden/>
               </w:rPr>
-              <w:instrText xml:space="preserve"> PAGEREF _Toc239585465 \h </w:instrText>
+              <w:instrText xml:space="preserve"> PAGEREF _Toc239746193 \h </w:instrText>
             </w:r>
             <w:r>
               <w:rPr>
@@ -1102,7 +1042,7 @@
                 <w:noProof/>
                 <w:webHidden/>
               </w:rPr>
-              <w:t>4</w:t>
+              <w:t>5</w:t>
             </w:r>
             <w:r>
               <w:rPr>
@@ -1117,20 +1057,17 @@
           <w:pPr>
             <w:pStyle w:val="TJ3"/>
             <w:tabs>
-              <w:tab w:val="left" w:pos="1440"/>
+              <w:tab w:val="left" w:pos="1320"/>
               <w:tab w:val="right" w:leader="dot" w:pos="9062"/>
             </w:tabs>
             <w:rPr>
               <w:rFonts w:eastAsiaTheme="minorEastAsia"/>
               <w:noProof/>
-              <w:kern w:val="2"/>
-              <w:sz w:val="24"/>
-              <w:szCs w:val="24"/>
+              <w:sz w:val="22"/>
               <w:lang w:eastAsia="hu-HU"/>
-              <w14:ligatures w14:val="standardContextual"/>
             </w:rPr>
           </w:pPr>
-          <w:hyperlink w:anchor="_Toc239585466" w:history="1">
+          <w:hyperlink w:anchor="_Toc239746194" w:history="1">
             <w:r>
               <w:rPr>
                 <w:rStyle w:val="Hiperhivatkozs"/>
@@ -1143,11 +1080,8 @@
               <w:rPr>
                 <w:rFonts w:eastAsiaTheme="minorEastAsia"/>
                 <w:noProof/>
-                <w:kern w:val="2"/>
-                <w:sz w:val="24"/>
-                <w:szCs w:val="24"/>
+                <w:sz w:val="22"/>
                 <w:lang w:eastAsia="hu-HU"/>
-                <w14:ligatures w14:val="standardContextual"/>
               </w:rPr>
               <w:tab/>
             </w:r>
@@ -1178,7 +1112,7 @@
                 <w:noProof/>
                 <w:webHidden/>
               </w:rPr>
-              <w:instrText xml:space="preserve"> PAGEREF _Toc239585466 \h </w:instrText>
+              <w:instrText xml:space="preserve"> PAGEREF _Toc239746194 \h </w:instrText>
             </w:r>
             <w:r>
               <w:rPr>
@@ -1198,7 +1132,7 @@
                 <w:noProof/>
                 <w:webHidden/>
               </w:rPr>
-              <w:t>4</w:t>
+              <w:t>5</w:t>
             </w:r>
             <w:r>
               <w:rPr>
@@ -1213,20 +1147,17 @@
           <w:pPr>
             <w:pStyle w:val="TJ3"/>
             <w:tabs>
-              <w:tab w:val="left" w:pos="1440"/>
+              <w:tab w:val="left" w:pos="1320"/>
               <w:tab w:val="right" w:leader="dot" w:pos="9062"/>
             </w:tabs>
             <w:rPr>
               <w:rFonts w:eastAsiaTheme="minorEastAsia"/>
               <w:noProof/>
-              <w:kern w:val="2"/>
-              <w:sz w:val="24"/>
-              <w:szCs w:val="24"/>
+              <w:sz w:val="22"/>
               <w:lang w:eastAsia="hu-HU"/>
-              <w14:ligatures w14:val="standardContextual"/>
             </w:rPr>
           </w:pPr>
-          <w:hyperlink w:anchor="_Toc239585467" w:history="1">
+          <w:hyperlink w:anchor="_Toc239746195" w:history="1">
             <w:r>
               <w:rPr>
                 <w:rStyle w:val="Hiperhivatkozs"/>
@@ -1239,11 +1170,8 @@
               <w:rPr>
                 <w:rFonts w:eastAsiaTheme="minorEastAsia"/>
                 <w:noProof/>
-                <w:kern w:val="2"/>
-                <w:sz w:val="24"/>
-                <w:szCs w:val="24"/>
+                <w:sz w:val="22"/>
                 <w:lang w:eastAsia="hu-HU"/>
-                <w14:ligatures w14:val="standardContextual"/>
               </w:rPr>
               <w:tab/>
             </w:r>
@@ -1274,7 +1202,7 @@
                 <w:noProof/>
                 <w:webHidden/>
               </w:rPr>
-              <w:instrText xml:space="preserve"> PAGEREF _Toc239585467 \h </w:instrText>
+              <w:instrText xml:space="preserve"> PAGEREF _Toc239746195 \h </w:instrText>
             </w:r>
             <w:r>
               <w:rPr>
@@ -1294,7 +1222,7 @@
                 <w:noProof/>
                 <w:webHidden/>
               </w:rPr>
-              <w:t>4</w:t>
+              <w:t>5</w:t>
             </w:r>
             <w:r>
               <w:rPr>
@@ -1309,20 +1237,17 @@
           <w:pPr>
             <w:pStyle w:val="TJ3"/>
             <w:tabs>
-              <w:tab w:val="left" w:pos="1440"/>
+              <w:tab w:val="left" w:pos="1320"/>
               <w:tab w:val="right" w:leader="dot" w:pos="9062"/>
             </w:tabs>
             <w:rPr>
               <w:rFonts w:eastAsiaTheme="minorEastAsia"/>
               <w:noProof/>
-              <w:kern w:val="2"/>
-              <w:sz w:val="24"/>
-              <w:szCs w:val="24"/>
+              <w:sz w:val="22"/>
               <w:lang w:eastAsia="hu-HU"/>
-              <w14:ligatures w14:val="standardContextual"/>
             </w:rPr>
           </w:pPr>
-          <w:hyperlink w:anchor="_Toc239585468" w:history="1">
+          <w:hyperlink w:anchor="_Toc239746196" w:history="1">
             <w:r>
               <w:rPr>
                 <w:rStyle w:val="Hiperhivatkozs"/>
@@ -1335,11 +1260,8 @@
               <w:rPr>
                 <w:rFonts w:eastAsiaTheme="minorEastAsia"/>
                 <w:noProof/>
-                <w:kern w:val="2"/>
-                <w:sz w:val="24"/>
-                <w:szCs w:val="24"/>
+                <w:sz w:val="22"/>
                 <w:lang w:eastAsia="hu-HU"/>
-                <w14:ligatures w14:val="standardContextual"/>
               </w:rPr>
               <w:tab/>
             </w:r>
@@ -1370,7 +1292,7 @@
                 <w:noProof/>
                 <w:webHidden/>
               </w:rPr>
-              <w:instrText xml:space="preserve"> PAGEREF _Toc239585468 \h </w:instrText>
+              <w:instrText xml:space="preserve"> PAGEREF _Toc239746196 \h </w:instrText>
             </w:r>
             <w:r>
               <w:rPr>
@@ -1390,7 +1312,7 @@
                 <w:noProof/>
                 <w:webHidden/>
               </w:rPr>
-              <w:t>4</w:t>
+              <w:t>5</w:t>
             </w:r>
             <w:r>
               <w:rPr>
@@ -1411,14 +1333,11 @@
             <w:rPr>
               <w:rFonts w:eastAsiaTheme="minorEastAsia"/>
               <w:noProof/>
-              <w:kern w:val="2"/>
-              <w:sz w:val="24"/>
-              <w:szCs w:val="24"/>
+              <w:sz w:val="22"/>
               <w:lang w:eastAsia="hu-HU"/>
-              <w14:ligatures w14:val="standardContextual"/>
             </w:rPr>
           </w:pPr>
-          <w:hyperlink w:anchor="_Toc239585469" w:history="1">
+          <w:hyperlink w:anchor="_Toc239746197" w:history="1">
             <w:r>
               <w:rPr>
                 <w:rStyle w:val="Hiperhivatkozs"/>
@@ -1431,11 +1350,8 @@
               <w:rPr>
                 <w:rFonts w:eastAsiaTheme="minorEastAsia"/>
                 <w:noProof/>
-                <w:kern w:val="2"/>
-                <w:sz w:val="24"/>
-                <w:szCs w:val="24"/>
+                <w:sz w:val="22"/>
                 <w:lang w:eastAsia="hu-HU"/>
-                <w14:ligatures w14:val="standardContextual"/>
               </w:rPr>
               <w:tab/>
             </w:r>
@@ -1465,7 +1381,7 @@
                 <w:noProof/>
                 <w:webHidden/>
               </w:rPr>
-              <w:instrText xml:space="preserve"> PAGEREF _Toc239585469 \h </w:instrText>
+              <w:instrText xml:space="preserve"> PAGEREF _Toc239746197 \h </w:instrText>
             </w:r>
             <w:r>
               <w:rPr>
@@ -1485,7 +1401,7 @@
                 <w:noProof/>
                 <w:webHidden/>
               </w:rPr>
-              <w:t>4</w:t>
+              <w:t>5</w:t>
             </w:r>
             <w:r>
               <w:rPr>
@@ -1500,20 +1416,17 @@
           <w:pPr>
             <w:pStyle w:val="TJ2"/>
             <w:tabs>
-              <w:tab w:val="left" w:pos="960"/>
+              <w:tab w:val="left" w:pos="880"/>
               <w:tab w:val="right" w:leader="dot" w:pos="9062"/>
             </w:tabs>
             <w:rPr>
               <w:rFonts w:eastAsiaTheme="minorEastAsia"/>
               <w:noProof/>
-              <w:kern w:val="2"/>
-              <w:sz w:val="24"/>
-              <w:szCs w:val="24"/>
+              <w:sz w:val="22"/>
               <w:lang w:eastAsia="hu-HU"/>
-              <w14:ligatures w14:val="standardContextual"/>
             </w:rPr>
           </w:pPr>
-          <w:hyperlink w:anchor="_Toc239585470" w:history="1">
+          <w:hyperlink w:anchor="_Toc239746198" w:history="1">
             <w:r>
               <w:rPr>
                 <w:rStyle w:val="Hiperhivatkozs"/>
@@ -1526,11 +1439,8 @@
               <w:rPr>
                 <w:rFonts w:eastAsiaTheme="minorEastAsia"/>
                 <w:noProof/>
-                <w:kern w:val="2"/>
-                <w:sz w:val="24"/>
-                <w:szCs w:val="24"/>
+                <w:sz w:val="22"/>
                 <w:lang w:eastAsia="hu-HU"/>
-                <w14:ligatures w14:val="standardContextual"/>
               </w:rPr>
               <w:tab/>
             </w:r>
@@ -1561,7 +1471,7 @@
                 <w:noProof/>
                 <w:webHidden/>
               </w:rPr>
-              <w:instrText xml:space="preserve"> PAGEREF _Toc239585470 \h </w:instrText>
+              <w:instrText xml:space="preserve"> PAGEREF _Toc239746198 \h </w:instrText>
             </w:r>
             <w:r>
               <w:rPr>
@@ -1581,7 +1491,7 @@
                 <w:noProof/>
                 <w:webHidden/>
               </w:rPr>
-              <w:t>4</w:t>
+              <w:t>5</w:t>
             </w:r>
             <w:r>
               <w:rPr>
@@ -1596,20 +1506,17 @@
           <w:pPr>
             <w:pStyle w:val="TJ2"/>
             <w:tabs>
-              <w:tab w:val="left" w:pos="960"/>
+              <w:tab w:val="left" w:pos="880"/>
               <w:tab w:val="right" w:leader="dot" w:pos="9062"/>
             </w:tabs>
             <w:rPr>
               <w:rFonts w:eastAsiaTheme="minorEastAsia"/>
               <w:noProof/>
-              <w:kern w:val="2"/>
-              <w:sz w:val="24"/>
-              <w:szCs w:val="24"/>
+              <w:sz w:val="22"/>
               <w:lang w:eastAsia="hu-HU"/>
-              <w14:ligatures w14:val="standardContextual"/>
             </w:rPr>
           </w:pPr>
-          <w:hyperlink w:anchor="_Toc239585471" w:history="1">
+          <w:hyperlink w:anchor="_Toc239746199" w:history="1">
             <w:r>
               <w:rPr>
                 <w:rStyle w:val="Hiperhivatkozs"/>
@@ -1622,11 +1529,8 @@
               <w:rPr>
                 <w:rFonts w:eastAsiaTheme="minorEastAsia"/>
                 <w:noProof/>
-                <w:kern w:val="2"/>
-                <w:sz w:val="24"/>
-                <w:szCs w:val="24"/>
+                <w:sz w:val="22"/>
                 <w:lang w:eastAsia="hu-HU"/>
-                <w14:ligatures w14:val="standardContextual"/>
               </w:rPr>
               <w:tab/>
             </w:r>
@@ -1657,7 +1561,7 @@
                 <w:noProof/>
                 <w:webHidden/>
               </w:rPr>
-              <w:instrText xml:space="preserve"> PAGEREF _Toc239585471 \h </w:instrText>
+              <w:instrText xml:space="preserve"> PAGEREF _Toc239746199 \h </w:instrText>
             </w:r>
             <w:r>
               <w:rPr>
@@ -1677,7 +1581,7 @@
                 <w:noProof/>
                 <w:webHidden/>
               </w:rPr>
-              <w:t>5</w:t>
+              <w:t>6</w:t>
             </w:r>
             <w:r>
               <w:rPr>
@@ -1692,20 +1596,17 @@
           <w:pPr>
             <w:pStyle w:val="TJ2"/>
             <w:tabs>
-              <w:tab w:val="left" w:pos="960"/>
+              <w:tab w:val="left" w:pos="880"/>
               <w:tab w:val="right" w:leader="dot" w:pos="9062"/>
             </w:tabs>
             <w:rPr>
               <w:rFonts w:eastAsiaTheme="minorEastAsia"/>
               <w:noProof/>
-              <w:kern w:val="2"/>
-              <w:sz w:val="24"/>
-              <w:szCs w:val="24"/>
+              <w:sz w:val="22"/>
               <w:lang w:eastAsia="hu-HU"/>
-              <w14:ligatures w14:val="standardContextual"/>
             </w:rPr>
           </w:pPr>
-          <w:hyperlink w:anchor="_Toc239585472" w:history="1">
+          <w:hyperlink w:anchor="_Toc239746200" w:history="1">
             <w:r>
               <w:rPr>
                 <w:rStyle w:val="Hiperhivatkozs"/>
@@ -1718,11 +1619,8 @@
               <w:rPr>
                 <w:rFonts w:eastAsiaTheme="minorEastAsia"/>
                 <w:noProof/>
-                <w:kern w:val="2"/>
-                <w:sz w:val="24"/>
-                <w:szCs w:val="24"/>
+                <w:sz w:val="22"/>
                 <w:lang w:eastAsia="hu-HU"/>
-                <w14:ligatures w14:val="standardContextual"/>
               </w:rPr>
               <w:tab/>
             </w:r>
@@ -1753,7 +1651,7 @@
                 <w:noProof/>
                 <w:webHidden/>
               </w:rPr>
-              <w:instrText xml:space="preserve"> PAGEREF _Toc239585472 \h </w:instrText>
+              <w:instrText xml:space="preserve"> PAGEREF _Toc239746200 \h </w:instrText>
             </w:r>
             <w:r>
               <w:rPr>
@@ -1773,7 +1671,7 @@
                 <w:noProof/>
                 <w:webHidden/>
               </w:rPr>
-              <w:t>5</w:t>
+              <w:t>6</w:t>
             </w:r>
             <w:r>
               <w:rPr>
@@ -1794,14 +1692,11 @@
             <w:rPr>
               <w:rFonts w:eastAsiaTheme="minorEastAsia"/>
               <w:noProof/>
-              <w:kern w:val="2"/>
-              <w:sz w:val="24"/>
-              <w:szCs w:val="24"/>
+              <w:sz w:val="22"/>
               <w:lang w:eastAsia="hu-HU"/>
-              <w14:ligatures w14:val="standardContextual"/>
             </w:rPr>
           </w:pPr>
-          <w:hyperlink w:anchor="_Toc239585473" w:history="1">
+          <w:hyperlink w:anchor="_Toc239746201" w:history="1">
             <w:r>
               <w:rPr>
                 <w:rStyle w:val="Hiperhivatkozs"/>
@@ -1813,11 +1708,8 @@
               <w:rPr>
                 <w:rFonts w:eastAsiaTheme="minorEastAsia"/>
                 <w:noProof/>
-                <w:kern w:val="2"/>
-                <w:sz w:val="24"/>
-                <w:szCs w:val="24"/>
+                <w:sz w:val="22"/>
                 <w:lang w:eastAsia="hu-HU"/>
-                <w14:ligatures w14:val="standardContextual"/>
               </w:rPr>
               <w:tab/>
             </w:r>
@@ -1847,7 +1739,7 @@
                 <w:noProof/>
                 <w:webHidden/>
               </w:rPr>
-              <w:instrText xml:space="preserve"> PAGEREF _Toc239585473 \h </w:instrText>
+              <w:instrText xml:space="preserve"> PAGEREF _Toc239746201 \h </w:instrText>
             </w:r>
             <w:r>
               <w:rPr>
@@ -1867,7 +1759,7 @@
                 <w:noProof/>
                 <w:webHidden/>
               </w:rPr>
-              <w:t>5</w:t>
+              <w:t>6</w:t>
             </w:r>
             <w:r>
               <w:rPr>
@@ -1882,20 +1774,17 @@
           <w:pPr>
             <w:pStyle w:val="TJ2"/>
             <w:tabs>
-              <w:tab w:val="left" w:pos="960"/>
+              <w:tab w:val="left" w:pos="880"/>
               <w:tab w:val="right" w:leader="dot" w:pos="9062"/>
             </w:tabs>
             <w:rPr>
               <w:rFonts w:eastAsiaTheme="minorEastAsia"/>
               <w:noProof/>
-              <w:kern w:val="2"/>
-              <w:sz w:val="24"/>
-              <w:szCs w:val="24"/>
+              <w:sz w:val="22"/>
               <w:lang w:eastAsia="hu-HU"/>
-              <w14:ligatures w14:val="standardContextual"/>
             </w:rPr>
           </w:pPr>
-          <w:hyperlink w:anchor="_Toc239585474" w:history="1">
+          <w:hyperlink w:anchor="_Toc239746202" w:history="1">
             <w:r>
               <w:rPr>
                 <w:rStyle w:val="Hiperhivatkozs"/>
@@ -1907,11 +1796,8 @@
               <w:rPr>
                 <w:rFonts w:eastAsiaTheme="minorEastAsia"/>
                 <w:noProof/>
-                <w:kern w:val="2"/>
-                <w:sz w:val="24"/>
-                <w:szCs w:val="24"/>
+                <w:sz w:val="22"/>
                 <w:lang w:eastAsia="hu-HU"/>
-                <w14:ligatures w14:val="standardContextual"/>
               </w:rPr>
               <w:tab/>
             </w:r>
@@ -1941,7 +1827,7 @@
                 <w:noProof/>
                 <w:webHidden/>
               </w:rPr>
-              <w:instrText xml:space="preserve"> PAGEREF _Toc239585474 \h </w:instrText>
+              <w:instrText xml:space="preserve"> PAGEREF _Toc239746202 \h </w:instrText>
             </w:r>
             <w:r>
               <w:rPr>
@@ -1961,7 +1847,183 @@
                 <w:noProof/>
                 <w:webHidden/>
               </w:rPr>
-              <w:t>5</w:t>
+              <w:t>6</w:t>
+            </w:r>
+            <w:r>
+              <w:rPr>
+                <w:noProof/>
+                <w:webHidden/>
+              </w:rPr>
+              <w:fldChar w:fldCharType="end"/>
+            </w:r>
+          </w:hyperlink>
+        </w:p>
+        <w:p>
+          <w:pPr>
+            <w:pStyle w:val="TJ3"/>
+            <w:tabs>
+              <w:tab w:val="left" w:pos="1320"/>
+              <w:tab w:val="right" w:leader="dot" w:pos="9062"/>
+            </w:tabs>
+            <w:rPr>
+              <w:rFonts w:eastAsiaTheme="minorEastAsia"/>
+              <w:noProof/>
+              <w:sz w:val="22"/>
+              <w:lang w:eastAsia="hu-HU"/>
+            </w:rPr>
+          </w:pPr>
+          <w:hyperlink w:anchor="_Toc239746203" w:history="1">
+            <w:r>
+              <w:rPr>
+                <w:rStyle w:val="Hiperhivatkozs"/>
+                <w:noProof/>
+              </w:rPr>
+              <w:t>5.1.1</w:t>
+            </w:r>
+            <w:r>
+              <w:rPr>
+                <w:rFonts w:eastAsiaTheme="minorEastAsia"/>
+                <w:noProof/>
+                <w:sz w:val="22"/>
+                <w:lang w:eastAsia="hu-HU"/>
+              </w:rPr>
+              <w:tab/>
+            </w:r>
+            <w:r>
+              <w:rPr>
+                <w:rStyle w:val="Hiperhivatkozs"/>
+                <w:noProof/>
+              </w:rPr>
+              <w:t>Kliensoldal</w:t>
+            </w:r>
+            <w:r>
+              <w:rPr>
+                <w:noProof/>
+                <w:webHidden/>
+              </w:rPr>
+              <w:tab/>
+            </w:r>
+            <w:r>
+              <w:rPr>
+                <w:noProof/>
+                <w:webHidden/>
+              </w:rPr>
+              <w:fldChar w:fldCharType="begin"/>
+            </w:r>
+            <w:r>
+              <w:rPr>
+                <w:noProof/>
+                <w:webHidden/>
+              </w:rPr>
+              <w:instrText xml:space="preserve"> PAGEREF _Toc239746203 \h </w:instrText>
+            </w:r>
+            <w:r>
+              <w:rPr>
+                <w:noProof/>
+                <w:webHidden/>
+              </w:rPr>
+            </w:r>
+            <w:r>
+              <w:rPr>
+                <w:noProof/>
+                <w:webHidden/>
+              </w:rPr>
+              <w:fldChar w:fldCharType="separate"/>
+            </w:r>
+            <w:r>
+              <w:rPr>
+                <w:noProof/>
+                <w:webHidden/>
+              </w:rPr>
+              <w:t>6</w:t>
+            </w:r>
+            <w:r>
+              <w:rPr>
+                <w:noProof/>
+                <w:webHidden/>
+              </w:rPr>
+              <w:fldChar w:fldCharType="end"/>
+            </w:r>
+          </w:hyperlink>
+        </w:p>
+        <w:p>
+          <w:pPr>
+            <w:pStyle w:val="TJ3"/>
+            <w:tabs>
+              <w:tab w:val="left" w:pos="1320"/>
+              <w:tab w:val="right" w:leader="dot" w:pos="9062"/>
+            </w:tabs>
+            <w:rPr>
+              <w:rFonts w:eastAsiaTheme="minorEastAsia"/>
+              <w:noProof/>
+              <w:sz w:val="22"/>
+              <w:lang w:eastAsia="hu-HU"/>
+            </w:rPr>
+          </w:pPr>
+          <w:hyperlink w:anchor="_Toc239746204" w:history="1">
+            <w:r>
+              <w:rPr>
+                <w:rStyle w:val="Hiperhivatkozs"/>
+                <w:noProof/>
+              </w:rPr>
+              <w:t>5.1.2</w:t>
+            </w:r>
+            <w:r>
+              <w:rPr>
+                <w:rFonts w:eastAsiaTheme="minorEastAsia"/>
+                <w:noProof/>
+                <w:sz w:val="22"/>
+                <w:lang w:eastAsia="hu-HU"/>
+              </w:rPr>
+              <w:tab/>
+            </w:r>
+            <w:r>
+              <w:rPr>
+                <w:rStyle w:val="Hiperhivatkozs"/>
+                <w:noProof/>
+              </w:rPr>
+              <w:t>Szerveroldal</w:t>
+            </w:r>
+            <w:r>
+              <w:rPr>
+                <w:noProof/>
+                <w:webHidden/>
+              </w:rPr>
+              <w:tab/>
+            </w:r>
+            <w:r>
+              <w:rPr>
+                <w:noProof/>
+                <w:webHidden/>
+              </w:rPr>
+              <w:fldChar w:fldCharType="begin"/>
+            </w:r>
+            <w:r>
+              <w:rPr>
+                <w:noProof/>
+                <w:webHidden/>
+              </w:rPr>
+              <w:instrText xml:space="preserve"> PAGEREF _Toc239746204 \h </w:instrText>
+            </w:r>
+            <w:r>
+              <w:rPr>
+                <w:noProof/>
+                <w:webHidden/>
+              </w:rPr>
+            </w:r>
+            <w:r>
+              <w:rPr>
+                <w:noProof/>
+                <w:webHidden/>
+              </w:rPr>
+              <w:fldChar w:fldCharType="separate"/>
+            </w:r>
+            <w:r>
+              <w:rPr>
+                <w:noProof/>
+                <w:webHidden/>
+              </w:rPr>
+              <w:t>7</w:t>
             </w:r>
             <w:r>
               <w:rPr>
@@ -1976,20 +2038,17 @@
           <w:pPr>
             <w:pStyle w:val="TJ2"/>
             <w:tabs>
-              <w:tab w:val="left" w:pos="960"/>
+              <w:tab w:val="left" w:pos="880"/>
               <w:tab w:val="right" w:leader="dot" w:pos="9062"/>
             </w:tabs>
             <w:rPr>
               <w:rFonts w:eastAsiaTheme="minorEastAsia"/>
               <w:noProof/>
-              <w:kern w:val="2"/>
-              <w:sz w:val="24"/>
-              <w:szCs w:val="24"/>
+              <w:sz w:val="22"/>
               <w:lang w:eastAsia="hu-HU"/>
-              <w14:ligatures w14:val="standardContextual"/>
             </w:rPr>
           </w:pPr>
-          <w:hyperlink w:anchor="_Toc239585475" w:history="1">
+          <w:hyperlink w:anchor="_Toc239746205" w:history="1">
             <w:r>
               <w:rPr>
                 <w:rStyle w:val="Hiperhivatkozs"/>
@@ -2001,11 +2060,8 @@
               <w:rPr>
                 <w:rFonts w:eastAsiaTheme="minorEastAsia"/>
                 <w:noProof/>
-                <w:kern w:val="2"/>
-                <w:sz w:val="24"/>
-                <w:szCs w:val="24"/>
+                <w:sz w:val="22"/>
                 <w:lang w:eastAsia="hu-HU"/>
-                <w14:ligatures w14:val="standardContextual"/>
               </w:rPr>
               <w:tab/>
             </w:r>
@@ -2035,7 +2091,7 @@
                 <w:noProof/>
                 <w:webHidden/>
               </w:rPr>
-              <w:instrText xml:space="preserve"> PAGEREF _Toc239585475 \h </w:instrText>
+              <w:instrText xml:space="preserve"> PAGEREF _Toc239746205 \h </w:instrText>
             </w:r>
             <w:r>
               <w:rPr>
@@ -2055,7 +2111,7 @@
                 <w:noProof/>
                 <w:webHidden/>
               </w:rPr>
-              <w:t>5</w:t>
+              <w:t>7</w:t>
             </w:r>
             <w:r>
               <w:rPr>
@@ -2070,20 +2126,17 @@
           <w:pPr>
             <w:pStyle w:val="TJ2"/>
             <w:tabs>
-              <w:tab w:val="left" w:pos="960"/>
+              <w:tab w:val="left" w:pos="880"/>
               <w:tab w:val="right" w:leader="dot" w:pos="9062"/>
             </w:tabs>
             <w:rPr>
               <w:rFonts w:eastAsiaTheme="minorEastAsia"/>
               <w:noProof/>
-              <w:kern w:val="2"/>
-              <w:sz w:val="24"/>
-              <w:szCs w:val="24"/>
+              <w:sz w:val="22"/>
               <w:lang w:eastAsia="hu-HU"/>
-              <w14:ligatures w14:val="standardContextual"/>
             </w:rPr>
           </w:pPr>
-          <w:hyperlink w:anchor="_Toc239585476" w:history="1">
+          <w:hyperlink w:anchor="_Toc239746206" w:history="1">
             <w:r>
               <w:rPr>
                 <w:rStyle w:val="Hiperhivatkozs"/>
@@ -2095,11 +2148,8 @@
               <w:rPr>
                 <w:rFonts w:eastAsiaTheme="minorEastAsia"/>
                 <w:noProof/>
-                <w:kern w:val="2"/>
-                <w:sz w:val="24"/>
-                <w:szCs w:val="24"/>
+                <w:sz w:val="22"/>
                 <w:lang w:eastAsia="hu-HU"/>
-                <w14:ligatures w14:val="standardContextual"/>
               </w:rPr>
               <w:tab/>
             </w:r>
@@ -2129,7 +2179,7 @@
                 <w:noProof/>
                 <w:webHidden/>
               </w:rPr>
-              <w:instrText xml:space="preserve"> PAGEREF _Toc239585476 \h </w:instrText>
+              <w:instrText xml:space="preserve"> PAGEREF _Toc239746206 \h </w:instrText>
             </w:r>
             <w:r>
               <w:rPr>
@@ -2149,7 +2199,7 @@
                 <w:noProof/>
                 <w:webHidden/>
               </w:rPr>
-              <w:t>5</w:t>
+              <w:t>7</w:t>
             </w:r>
             <w:r>
               <w:rPr>
@@ -2170,14 +2220,11 @@
             <w:rPr>
               <w:rFonts w:eastAsiaTheme="minorEastAsia"/>
               <w:noProof/>
-              <w:kern w:val="2"/>
-              <w:sz w:val="24"/>
-              <w:szCs w:val="24"/>
+              <w:sz w:val="22"/>
               <w:lang w:eastAsia="hu-HU"/>
-              <w14:ligatures w14:val="standardContextual"/>
             </w:rPr>
           </w:pPr>
-          <w:hyperlink w:anchor="_Toc239585477" w:history="1">
+          <w:hyperlink w:anchor="_Toc239746207" w:history="1">
             <w:r>
               <w:rPr>
                 <w:rStyle w:val="Hiperhivatkozs"/>
@@ -2190,11 +2237,8 @@
               <w:rPr>
                 <w:rFonts w:eastAsiaTheme="minorEastAsia"/>
                 <w:noProof/>
-                <w:kern w:val="2"/>
-                <w:sz w:val="24"/>
-                <w:szCs w:val="24"/>
+                <w:sz w:val="22"/>
                 <w:lang w:eastAsia="hu-HU"/>
-                <w14:ligatures w14:val="standardContextual"/>
               </w:rPr>
               <w:tab/>
             </w:r>
@@ -2225,7 +2269,7 @@
                 <w:noProof/>
                 <w:webHidden/>
               </w:rPr>
-              <w:instrText xml:space="preserve"> PAGEREF _Toc239585477 \h </w:instrText>
+              <w:instrText xml:space="preserve"> PAGEREF _Toc239746207 \h </w:instrText>
             </w:r>
             <w:r>
               <w:rPr>
@@ -2245,7 +2289,7 @@
                 <w:noProof/>
                 <w:webHidden/>
               </w:rPr>
-              <w:t>5</w:t>
+              <w:t>7</w:t>
             </w:r>
             <w:r>
               <w:rPr>
@@ -2260,38 +2304,31 @@
           <w:pPr>
             <w:pStyle w:val="TJ2"/>
             <w:tabs>
-              <w:tab w:val="left" w:pos="960"/>
+              <w:tab w:val="left" w:pos="880"/>
               <w:tab w:val="right" w:leader="dot" w:pos="9062"/>
             </w:tabs>
             <w:rPr>
               <w:rFonts w:eastAsiaTheme="minorEastAsia"/>
               <w:noProof/>
-              <w:kern w:val="2"/>
-              <w:sz w:val="24"/>
-              <w:szCs w:val="24"/>
+              <w:sz w:val="22"/>
               <w:lang w:eastAsia="hu-HU"/>
-              <w14:ligatures w14:val="standardContextual"/>
             </w:rPr>
           </w:pPr>
-          <w:hyperlink w:anchor="_Toc239585478" w:history="1">
+          <w:hyperlink w:anchor="_Toc239746208" w:history="1">
             <w:r>
               <w:rPr>
                 <w:rStyle w:val="Hiperhivatkozs"/>
                 <w:noProof/>
+              </w:rPr>
+              <w:t>6.1</w:t>
+            </w:r>
+            <w:r>
+              <w:rPr>
+                <w:rFonts w:eastAsiaTheme="minorEastAsia"/>
+                <w:noProof/>
+                <w:sz w:val="22"/>
                 <w:lang w:eastAsia="hu-HU"/>
               </w:rPr>
-              <w:t>6.1</w:t>
-            </w:r>
-            <w:r>
-              <w:rPr>
-                <w:rFonts w:eastAsiaTheme="minorEastAsia"/>
-                <w:noProof/>
-                <w:kern w:val="2"/>
-                <w:sz w:val="24"/>
-                <w:szCs w:val="24"/>
-                <w:lang w:eastAsia="hu-HU"/>
-                <w14:ligatures w14:val="standardContextual"/>
-              </w:rPr>
               <w:tab/>
             </w:r>
             <w:r>
@@ -2320,7 +2357,7 @@
                 <w:noProof/>
                 <w:webHidden/>
               </w:rPr>
-              <w:instrText xml:space="preserve"> PAGEREF _Toc239585478 \h </w:instrText>
+              <w:instrText xml:space="preserve"> PAGEREF _Toc239746208 \h </w:instrText>
             </w:r>
             <w:r>
               <w:rPr>
@@ -2340,7 +2377,7 @@
                 <w:noProof/>
                 <w:webHidden/>
               </w:rPr>
-              <w:t>5</w:t>
+              <w:t>7</w:t>
             </w:r>
             <w:r>
               <w:rPr>
@@ -2361,18 +2398,16 @@
             <w:rPr>
               <w:rFonts w:eastAsiaTheme="minorEastAsia"/>
               <w:noProof/>
-              <w:kern w:val="2"/>
-              <w:sz w:val="24"/>
-              <w:szCs w:val="24"/>
+              <w:sz w:val="22"/>
               <w:lang w:eastAsia="hu-HU"/>
-              <w14:ligatures w14:val="standardContextual"/>
             </w:rPr>
           </w:pPr>
-          <w:hyperlink w:anchor="_Toc239585479" w:history="1">
+          <w:hyperlink w:anchor="_Toc239746209" w:history="1">
             <w:r>
               <w:rPr>
                 <w:rStyle w:val="Hiperhivatkozs"/>
                 <w:noProof/>
+                <w:lang w:eastAsia="hu-HU"/>
               </w:rPr>
               <w:t>7.</w:t>
             </w:r>
@@ -2380,11 +2415,8 @@
               <w:rPr>
                 <w:rFonts w:eastAsiaTheme="minorEastAsia"/>
                 <w:noProof/>
-                <w:kern w:val="2"/>
-                <w:sz w:val="24"/>
-                <w:szCs w:val="24"/>
+                <w:sz w:val="22"/>
                 <w:lang w:eastAsia="hu-HU"/>
-                <w14:ligatures w14:val="standardContextual"/>
               </w:rPr>
               <w:tab/>
             </w:r>
@@ -2392,8 +2424,9 @@
               <w:rPr>
                 <w:rStyle w:val="Hiperhivatkozs"/>
                 <w:noProof/>
-              </w:rPr>
-              <w:t>Dokumentáció</w:t>
+                <w:lang w:eastAsia="hu-HU"/>
+              </w:rPr>
+              <w:t>Üzemeltetés</w:t>
             </w:r>
             <w:r>
               <w:rPr>
@@ -2414,7 +2447,7 @@
                 <w:noProof/>
                 <w:webHidden/>
               </w:rPr>
-              <w:instrText xml:space="preserve"> PAGEREF _Toc239585479 \h </w:instrText>
+              <w:instrText xml:space="preserve"> PAGEREF _Toc239746209 \h </w:instrText>
             </w:r>
             <w:r>
               <w:rPr>
@@ -2434,7 +2467,7 @@
                 <w:noProof/>
                 <w:webHidden/>
               </w:rPr>
-              <w:t>6</w:t>
+              <w:t>7</w:t>
             </w:r>
             <w:r>
               <w:rPr>
@@ -2449,20 +2482,17 @@
           <w:pPr>
             <w:pStyle w:val="TJ2"/>
             <w:tabs>
-              <w:tab w:val="left" w:pos="960"/>
+              <w:tab w:val="left" w:pos="880"/>
               <w:tab w:val="right" w:leader="dot" w:pos="9062"/>
             </w:tabs>
             <w:rPr>
               <w:rFonts w:eastAsiaTheme="minorEastAsia"/>
               <w:noProof/>
-              <w:kern w:val="2"/>
-              <w:sz w:val="24"/>
-              <w:szCs w:val="24"/>
+              <w:sz w:val="22"/>
               <w:lang w:eastAsia="hu-HU"/>
-              <w14:ligatures w14:val="standardContextual"/>
             </w:rPr>
           </w:pPr>
-          <w:hyperlink w:anchor="_Toc239585480" w:history="1">
+          <w:hyperlink w:anchor="_Toc239746210" w:history="1">
             <w:r>
               <w:rPr>
                 <w:rStyle w:val="Hiperhivatkozs"/>
@@ -2475,11 +2505,8 @@
               <w:rPr>
                 <w:rFonts w:eastAsiaTheme="minorEastAsia"/>
                 <w:noProof/>
-                <w:kern w:val="2"/>
-                <w:sz w:val="24"/>
-                <w:szCs w:val="24"/>
+                <w:sz w:val="22"/>
                 <w:lang w:eastAsia="hu-HU"/>
-                <w14:ligatures w14:val="standardContextual"/>
               </w:rPr>
               <w:tab/>
             </w:r>
@@ -2487,8 +2514,9 @@
               <w:rPr>
                 <w:rStyle w:val="Hiperhivatkozs"/>
                 <w:noProof/>
-              </w:rPr>
-              <w:t>Erőforrás-terv és munkaidő-nyilvántartás</w:t>
+                <w:lang w:eastAsia="hu-HU"/>
+              </w:rPr>
+              <w:t>Környezet</w:t>
             </w:r>
             <w:r>
               <w:rPr>
@@ -2509,7 +2537,7 @@
                 <w:noProof/>
                 <w:webHidden/>
               </w:rPr>
-              <w:instrText xml:space="preserve"> PAGEREF _Toc239585480 \h </w:instrText>
+              <w:instrText xml:space="preserve"> PAGEREF _Toc239746210 \h </w:instrText>
             </w:r>
             <w:r>
               <w:rPr>
@@ -2529,7 +2557,97 @@
                 <w:noProof/>
                 <w:webHidden/>
               </w:rPr>
-              <w:t>6</w:t>
+              <w:t>7</w:t>
+            </w:r>
+            <w:r>
+              <w:rPr>
+                <w:noProof/>
+                <w:webHidden/>
+              </w:rPr>
+              <w:fldChar w:fldCharType="end"/>
+            </w:r>
+          </w:hyperlink>
+        </w:p>
+        <w:p>
+          <w:pPr>
+            <w:pStyle w:val="TJ2"/>
+            <w:tabs>
+              <w:tab w:val="left" w:pos="880"/>
+              <w:tab w:val="right" w:leader="dot" w:pos="9062"/>
+            </w:tabs>
+            <w:rPr>
+              <w:rFonts w:eastAsiaTheme="minorEastAsia"/>
+              <w:noProof/>
+              <w:sz w:val="22"/>
+              <w:lang w:eastAsia="hu-HU"/>
+            </w:rPr>
+          </w:pPr>
+          <w:hyperlink w:anchor="_Toc239746211" w:history="1">
+            <w:r>
+              <w:rPr>
+                <w:rStyle w:val="Hiperhivatkozs"/>
+                <w:noProof/>
+                <w:lang w:eastAsia="hu-HU"/>
+              </w:rPr>
+              <w:t>7.2</w:t>
+            </w:r>
+            <w:r>
+              <w:rPr>
+                <w:rFonts w:eastAsiaTheme="minorEastAsia"/>
+                <w:noProof/>
+                <w:sz w:val="22"/>
+                <w:lang w:eastAsia="hu-HU"/>
+              </w:rPr>
+              <w:tab/>
+            </w:r>
+            <w:r>
+              <w:rPr>
+                <w:rStyle w:val="Hiperhivatkozs"/>
+                <w:noProof/>
+                <w:lang w:eastAsia="hu-HU"/>
+              </w:rPr>
+              <w:t>Docker technológia</w:t>
+            </w:r>
+            <w:r>
+              <w:rPr>
+                <w:noProof/>
+                <w:webHidden/>
+              </w:rPr>
+              <w:tab/>
+            </w:r>
+            <w:r>
+              <w:rPr>
+                <w:noProof/>
+                <w:webHidden/>
+              </w:rPr>
+              <w:fldChar w:fldCharType="begin"/>
+            </w:r>
+            <w:r>
+              <w:rPr>
+                <w:noProof/>
+                <w:webHidden/>
+              </w:rPr>
+              <w:instrText xml:space="preserve"> PAGEREF _Toc239746211 \h </w:instrText>
+            </w:r>
+            <w:r>
+              <w:rPr>
+                <w:noProof/>
+                <w:webHidden/>
+              </w:rPr>
+            </w:r>
+            <w:r>
+              <w:rPr>
+                <w:noProof/>
+                <w:webHidden/>
+              </w:rPr>
+              <w:fldChar w:fldCharType="separate"/>
+            </w:r>
+            <w:r>
+              <w:rPr>
+                <w:noProof/>
+                <w:webHidden/>
+              </w:rPr>
+              <w:t>8</w:t>
             </w:r>
             <w:r>
               <w:rPr>
@@ -2550,31 +2668,112 @@
             <w:rPr>
               <w:rFonts w:eastAsiaTheme="minorEastAsia"/>
               <w:noProof/>
-              <w:kern w:val="2"/>
-              <w:sz w:val="24"/>
-              <w:szCs w:val="24"/>
+              <w:sz w:val="22"/>
               <w:lang w:eastAsia="hu-HU"/>
-              <w14:ligatures w14:val="standardContextual"/>
             </w:rPr>
           </w:pPr>
-          <w:hyperlink w:anchor="_Toc239585481" w:history="1">
+          <w:hyperlink w:anchor="_Toc239746212" w:history="1">
             <w:r>
               <w:rPr>
                 <w:rStyle w:val="Hiperhivatkozs"/>
                 <w:noProof/>
+              </w:rPr>
+              <w:t>8.</w:t>
+            </w:r>
+            <w:r>
+              <w:rPr>
+                <w:rFonts w:eastAsiaTheme="minorEastAsia"/>
+                <w:noProof/>
+                <w:sz w:val="22"/>
                 <w:lang w:eastAsia="hu-HU"/>
               </w:rPr>
-              <w:t>8.</w:t>
+              <w:tab/>
+            </w:r>
+            <w:r>
+              <w:rPr>
+                <w:rStyle w:val="Hiperhivatkozs"/>
+                <w:noProof/>
+              </w:rPr>
+              <w:t>Dokumentáció</w:t>
+            </w:r>
+            <w:r>
+              <w:rPr>
+                <w:noProof/>
+                <w:webHidden/>
+              </w:rPr>
+              <w:tab/>
+            </w:r>
+            <w:r>
+              <w:rPr>
+                <w:noProof/>
+                <w:webHidden/>
+              </w:rPr>
+              <w:fldChar w:fldCharType="begin"/>
+            </w:r>
+            <w:r>
+              <w:rPr>
+                <w:noProof/>
+                <w:webHidden/>
+              </w:rPr>
+              <w:instrText xml:space="preserve"> PAGEREF _Toc239746212 \h </w:instrText>
+            </w:r>
+            <w:r>
+              <w:rPr>
+                <w:noProof/>
+                <w:webHidden/>
+              </w:rPr>
+            </w:r>
+            <w:r>
+              <w:rPr>
+                <w:noProof/>
+                <w:webHidden/>
+              </w:rPr>
+              <w:fldChar w:fldCharType="separate"/>
+            </w:r>
+            <w:r>
+              <w:rPr>
+                <w:noProof/>
+                <w:webHidden/>
+              </w:rPr>
+              <w:t>8</w:t>
+            </w:r>
+            <w:r>
+              <w:rPr>
+                <w:noProof/>
+                <w:webHidden/>
+              </w:rPr>
+              <w:fldChar w:fldCharType="end"/>
+            </w:r>
+          </w:hyperlink>
+        </w:p>
+        <w:p>
+          <w:pPr>
+            <w:pStyle w:val="TJ2"/>
+            <w:tabs>
+              <w:tab w:val="left" w:pos="880"/>
+              <w:tab w:val="right" w:leader="dot" w:pos="9062"/>
+            </w:tabs>
+            <w:rPr>
+              <w:rFonts w:eastAsiaTheme="minorEastAsia"/>
+              <w:noProof/>
+              <w:sz w:val="22"/>
+              <w:lang w:eastAsia="hu-HU"/>
+            </w:rPr>
+          </w:pPr>
+          <w:hyperlink w:anchor="_Toc239746213" w:history="1">
+            <w:r>
+              <w:rPr>
+                <w:rStyle w:val="Hiperhivatkozs"/>
+                <w:noProof/>
+              </w:rPr>
+              <w:t>8.1</w:t>
             </w:r>
             <w:r>
               <w:rPr>
                 <w:rFonts w:eastAsiaTheme="minorEastAsia"/>
                 <w:noProof/>
-                <w:kern w:val="2"/>
-                <w:sz w:val="24"/>
-                <w:szCs w:val="24"/>
+                <w:sz w:val="22"/>
                 <w:lang w:eastAsia="hu-HU"/>
-                <w14:ligatures w14:val="standardContextual"/>
               </w:rPr>
               <w:tab/>
             </w:r>
@@ -2583,7 +2782,7 @@
                 <w:rStyle w:val="Hiperhivatkozs"/>
                 <w:noProof/>
               </w:rPr>
-              <w:t>A projekt értékelése</w:t>
+              <w:t>Fejlesztési folyamat és dokumentációs mérföldkövek</w:t>
             </w:r>
             <w:r>
               <w:rPr>
@@ -2604,7 +2803,7 @@
                 <w:noProof/>
                 <w:webHidden/>
               </w:rPr>
-              <w:instrText xml:space="preserve"> PAGEREF _Toc239585481 \h </w:instrText>
+              <w:instrText xml:space="preserve"> PAGEREF _Toc239746213 \h </w:instrText>
             </w:r>
             <w:r>
               <w:rPr>
@@ -2624,7 +2823,95 @@
                 <w:noProof/>
                 <w:webHidden/>
               </w:rPr>
-              <w:t>6</w:t>
+              <w:t>8</w:t>
+            </w:r>
+            <w:r>
+              <w:rPr>
+                <w:noProof/>
+                <w:webHidden/>
+              </w:rPr>
+              <w:fldChar w:fldCharType="end"/>
+            </w:r>
+          </w:hyperlink>
+        </w:p>
+        <w:p>
+          <w:pPr>
+            <w:pStyle w:val="TJ2"/>
+            <w:tabs>
+              <w:tab w:val="left" w:pos="880"/>
+              <w:tab w:val="right" w:leader="dot" w:pos="9062"/>
+            </w:tabs>
+            <w:rPr>
+              <w:rFonts w:eastAsiaTheme="minorEastAsia"/>
+              <w:noProof/>
+              <w:sz w:val="22"/>
+              <w:lang w:eastAsia="hu-HU"/>
+            </w:rPr>
+          </w:pPr>
+          <w:hyperlink w:anchor="_Toc239746214" w:history="1">
+            <w:r>
+              <w:rPr>
+                <w:rStyle w:val="Hiperhivatkozs"/>
+                <w:noProof/>
+              </w:rPr>
+              <w:t>8.2</w:t>
+            </w:r>
+            <w:r>
+              <w:rPr>
+                <w:rFonts w:eastAsiaTheme="minorEastAsia"/>
+                <w:noProof/>
+                <w:sz w:val="22"/>
+                <w:lang w:eastAsia="hu-HU"/>
+              </w:rPr>
+              <w:tab/>
+            </w:r>
+            <w:r>
+              <w:rPr>
+                <w:rStyle w:val="Hiperhivatkozs"/>
+                <w:noProof/>
+              </w:rPr>
+              <w:t>Átadandó dokumentációs elemek</w:t>
+            </w:r>
+            <w:r>
+              <w:rPr>
+                <w:noProof/>
+                <w:webHidden/>
+              </w:rPr>
+              <w:tab/>
+            </w:r>
+            <w:r>
+              <w:rPr>
+                <w:noProof/>
+                <w:webHidden/>
+              </w:rPr>
+              <w:fldChar w:fldCharType="begin"/>
+            </w:r>
+            <w:r>
+              <w:rPr>
+                <w:noProof/>
+                <w:webHidden/>
+              </w:rPr>
+              <w:instrText xml:space="preserve"> PAGEREF _Toc239746214 \h </w:instrText>
+            </w:r>
+            <w:r>
+              <w:rPr>
+                <w:noProof/>
+                <w:webHidden/>
+              </w:rPr>
+            </w:r>
+            <w:r>
+              <w:rPr>
+                <w:noProof/>
+                <w:webHidden/>
+              </w:rPr>
+              <w:fldChar w:fldCharType="separate"/>
+            </w:r>
+            <w:r>
+              <w:rPr>
+                <w:noProof/>
+                <w:webHidden/>
+              </w:rPr>
+              <w:t>8</w:t>
             </w:r>
             <w:r>
               <w:rPr>
@@ -2645,31 +2932,113 @@
             <w:rPr>
               <w:rFonts w:eastAsiaTheme="minorEastAsia"/>
               <w:noProof/>
-              <w:kern w:val="2"/>
-              <w:sz w:val="24"/>
-              <w:szCs w:val="24"/>
+              <w:sz w:val="22"/>
               <w:lang w:eastAsia="hu-HU"/>
-              <w14:ligatures w14:val="standardContextual"/>
             </w:rPr>
           </w:pPr>
-          <w:hyperlink w:anchor="_Toc239585482" w:history="1">
+          <w:hyperlink w:anchor="_Toc239746215" w:history="1">
             <w:r>
               <w:rPr>
                 <w:rStyle w:val="Hiperhivatkozs"/>
                 <w:noProof/>
+              </w:rPr>
+              <w:t>9.</w:t>
+            </w:r>
+            <w:r>
+              <w:rPr>
+                <w:rFonts w:eastAsiaTheme="minorEastAsia"/>
+                <w:noProof/>
+                <w:sz w:val="22"/>
                 <w:lang w:eastAsia="hu-HU"/>
               </w:rPr>
-              <w:t>9.</w:t>
+              <w:tab/>
+            </w:r>
+            <w:r>
+              <w:rPr>
+                <w:rStyle w:val="Hiperhivatkozs"/>
+                <w:noProof/>
+              </w:rPr>
+              <w:t>A projekt értékelése</w:t>
+            </w:r>
+            <w:r>
+              <w:rPr>
+                <w:noProof/>
+                <w:webHidden/>
+              </w:rPr>
+              <w:tab/>
+            </w:r>
+            <w:r>
+              <w:rPr>
+                <w:noProof/>
+                <w:webHidden/>
+              </w:rPr>
+              <w:fldChar w:fldCharType="begin"/>
+            </w:r>
+            <w:r>
+              <w:rPr>
+                <w:noProof/>
+                <w:webHidden/>
+              </w:rPr>
+              <w:instrText xml:space="preserve"> PAGEREF _Toc239746215 \h </w:instrText>
+            </w:r>
+            <w:r>
+              <w:rPr>
+                <w:noProof/>
+                <w:webHidden/>
+              </w:rPr>
+            </w:r>
+            <w:r>
+              <w:rPr>
+                <w:noProof/>
+                <w:webHidden/>
+              </w:rPr>
+              <w:fldChar w:fldCharType="separate"/>
+            </w:r>
+            <w:r>
+              <w:rPr>
+                <w:noProof/>
+                <w:webHidden/>
+              </w:rPr>
+              <w:t>8</w:t>
+            </w:r>
+            <w:r>
+              <w:rPr>
+                <w:noProof/>
+                <w:webHidden/>
+              </w:rPr>
+              <w:fldChar w:fldCharType="end"/>
+            </w:r>
+          </w:hyperlink>
+        </w:p>
+        <w:p>
+          <w:pPr>
+            <w:pStyle w:val="TJ1"/>
+            <w:tabs>
+              <w:tab w:val="left" w:pos="660"/>
+              <w:tab w:val="right" w:leader="dot" w:pos="9062"/>
+            </w:tabs>
+            <w:rPr>
+              <w:rFonts w:eastAsiaTheme="minorEastAsia"/>
+              <w:noProof/>
+              <w:sz w:val="22"/>
+              <w:lang w:eastAsia="hu-HU"/>
+            </w:rPr>
+          </w:pPr>
+          <w:hyperlink w:anchor="_Toc239746216" w:history="1">
+            <w:r>
+              <w:rPr>
+                <w:rStyle w:val="Hiperhivatkozs"/>
+                <w:noProof/>
+                <w:lang w:eastAsia="hu-HU"/>
+              </w:rPr>
+              <w:t>10.</w:t>
             </w:r>
             <w:r>
               <w:rPr>
                 <w:rFonts w:eastAsiaTheme="minorEastAsia"/>
                 <w:noProof/>
-                <w:kern w:val="2"/>
-                <w:sz w:val="24"/>
-                <w:szCs w:val="24"/>
+                <w:sz w:val="22"/>
                 <w:lang w:eastAsia="hu-HU"/>
-                <w14:ligatures w14:val="standardContextual"/>
               </w:rPr>
               <w:tab/>
             </w:r>
@@ -2699,7 +3068,7 @@
                 <w:noProof/>
                 <w:webHidden/>
               </w:rPr>
-              <w:instrText xml:space="preserve"> PAGEREF _Toc239585482 \h </w:instrText>
+              <w:instrText xml:space="preserve"> PAGEREF _Toc239746216 \h </w:instrText>
             </w:r>
             <w:r>
               <w:rPr>
@@ -2719,7 +3088,7 @@
                 <w:noProof/>
                 <w:webHidden/>
               </w:rPr>
-              <w:t>6</w:t>
+              <w:t>9</w:t>
             </w:r>
             <w:r>
               <w:rPr>
@@ -2768,7 +3137,7 @@
           <w:lang w:eastAsia="hu-HU"/>
         </w:rPr>
       </w:pPr>
-      <w:bookmarkStart w:id="1" w:name="_Toc239585457"/>
+      <w:bookmarkStart w:id="1" w:name="_Toc239746185"/>
       <w:r>
         <w:rPr>
           <w:lang w:eastAsia="hu-HU"/>
@@ -2785,7 +3154,7 @@
           <w:lang w:eastAsia="hu-HU"/>
         </w:rPr>
       </w:pPr>
-      <w:bookmarkStart w:id="2" w:name="_Toc239585458"/>
+      <w:bookmarkStart w:id="2" w:name="_Toc239746186"/>
       <w:r>
         <w:rPr>
           <w:lang w:eastAsia="hu-HU"/>
@@ -2814,7 +3183,7 @@
           <w:lang w:eastAsia="hu-HU"/>
         </w:rPr>
       </w:pPr>
-      <w:bookmarkStart w:id="3" w:name="_Toc239585459"/>
+      <w:bookmarkStart w:id="3" w:name="_Toc239746187"/>
       <w:r>
         <w:rPr>
           <w:lang w:eastAsia="hu-HU"/>
@@ -2905,21 +3274,7 @@
         <w:rPr>
           <w:lang w:eastAsia="hu-HU"/>
         </w:rPr>
-        <w:t>. Az Okligon-</w:t>
-      </w:r>
-      <w:proofErr w:type="spellStart"/>
-      <w:r>
-        <w:rPr>
-          <w:lang w:eastAsia="hu-HU"/>
-        </w:rPr>
-        <w:t>nal</w:t>
-      </w:r>
-      <w:proofErr w:type="spellEnd"/>
-      <w:r>
-        <w:rPr>
-          <w:lang w:eastAsia="hu-HU"/>
-        </w:rPr>
-        <w:t xml:space="preserve"> szeretnénk ezeket a funkciókat előtérbe helyezni, hogy az adott kliens és csapata képes legyen gyors, adaptív váltásra.</w:t>
+        <w:t>. Az Okligon-nal szeretnénk ezeket a funkciókat előtérbe helyezni, hogy az adott kliens és csapata képes legyen gyors, adaptív váltásra.</w:t>
       </w:r>
     </w:p>
     <w:p>
@@ -2929,7 +3284,7 @@
           <w:lang w:eastAsia="hu-HU"/>
         </w:rPr>
       </w:pPr>
-      <w:bookmarkStart w:id="4" w:name="_Toc239585460"/>
+      <w:bookmarkStart w:id="4" w:name="_Toc239746188"/>
       <w:r>
         <w:rPr>
           <w:lang w:eastAsia="hu-HU"/>
@@ -3122,7 +3477,7 @@
           <w:lang w:eastAsia="hu-HU"/>
         </w:rPr>
       </w:pPr>
-      <w:bookmarkStart w:id="5" w:name="_Toc239585461"/>
+      <w:bookmarkStart w:id="5" w:name="_Toc239746189"/>
       <w:r>
         <w:rPr>
           <w:lang w:eastAsia="hu-HU"/>
@@ -3138,7 +3493,7 @@
           <w:lang w:eastAsia="hu-HU"/>
         </w:rPr>
       </w:pPr>
-      <w:bookmarkStart w:id="6" w:name="_Toc239585462"/>
+      <w:bookmarkStart w:id="6" w:name="_Toc239746190"/>
       <w:r>
         <w:rPr>
           <w:lang w:eastAsia="hu-HU"/>
@@ -3160,7 +3515,7 @@
           <w:lang w:eastAsia="hu-HU"/>
         </w:rPr>
       </w:pPr>
-      <w:bookmarkStart w:id="7" w:name="_Toc239585463"/>
+      <w:bookmarkStart w:id="7" w:name="_Toc239746191"/>
       <w:r>
         <w:rPr>
           <w:lang w:eastAsia="hu-HU"/>
@@ -3189,7 +3544,7 @@
           <w:lang w:eastAsia="hu-HU"/>
         </w:rPr>
       </w:pPr>
-      <w:bookmarkStart w:id="8" w:name="_Toc239585464"/>
+      <w:bookmarkStart w:id="8" w:name="_Toc239746192"/>
       <w:r>
         <w:rPr>
           <w:lang w:eastAsia="hu-HU"/>
@@ -3218,7 +3573,7 @@
           <w:lang w:eastAsia="hu-HU"/>
         </w:rPr>
       </w:pPr>
-      <w:bookmarkStart w:id="9" w:name="_Toc239585465"/>
+      <w:bookmarkStart w:id="9" w:name="_Toc239746193"/>
       <w:r>
         <w:rPr>
           <w:lang w:eastAsia="hu-HU"/>
@@ -3241,7 +3596,7 @@
           <w:lang w:eastAsia="hu-HU"/>
         </w:rPr>
       </w:pPr>
-      <w:bookmarkStart w:id="10" w:name="_Toc239585466"/>
+      <w:bookmarkStart w:id="10" w:name="_Toc239746194"/>
       <w:r>
         <w:rPr>
           <w:lang w:eastAsia="hu-HU"/>
@@ -3318,7 +3673,7 @@
           <w:lang w:eastAsia="hu-HU"/>
         </w:rPr>
       </w:pPr>
-      <w:bookmarkStart w:id="11" w:name="_Toc239585467"/>
+      <w:bookmarkStart w:id="11" w:name="_Toc239746195"/>
       <w:r>
         <w:rPr>
           <w:lang w:eastAsia="hu-HU"/>
@@ -3371,7 +3726,7 @@
           <w:lang w:eastAsia="hu-HU"/>
         </w:rPr>
       </w:pPr>
-      <w:bookmarkStart w:id="12" w:name="_Toc239585468"/>
+      <w:bookmarkStart w:id="12" w:name="_Toc239746196"/>
       <w:r>
         <w:rPr>
           <w:lang w:eastAsia="hu-HU"/>
@@ -3406,7 +3761,7 @@
           <w:lang w:eastAsia="hu-HU"/>
         </w:rPr>
       </w:pPr>
-      <w:bookmarkStart w:id="13" w:name="_Toc239585469"/>
+      <w:bookmarkStart w:id="13" w:name="_Toc239746197"/>
       <w:r>
         <w:t>Követelmények és elvárások</w:t>
       </w:r>
@@ -3419,7 +3774,7 @@
           <w:lang w:eastAsia="hu-HU"/>
         </w:rPr>
       </w:pPr>
-      <w:bookmarkStart w:id="14" w:name="_Toc239585470"/>
+      <w:bookmarkStart w:id="14" w:name="_Toc239746198"/>
       <w:r>
         <w:rPr>
           <w:lang w:eastAsia="hu-HU"/>
@@ -3810,7 +4165,7 @@
           <w:lang w:eastAsia="hu-HU"/>
         </w:rPr>
       </w:pPr>
-      <w:bookmarkStart w:id="15" w:name="_Toc239585471"/>
+      <w:bookmarkStart w:id="15" w:name="_Toc239746199"/>
       <w:r>
         <w:rPr>
           <w:lang w:eastAsia="hu-HU"/>
@@ -3880,21 +4235,7 @@
         <w:rPr>
           <w:lang w:eastAsia="hu-HU"/>
         </w:rPr>
-        <w:t xml:space="preserve">: A felhasználói felület reszponzív, alkalmazkodik </w:t>
-      </w:r>
-      <w:proofErr w:type="spellStart"/>
-      <w:r>
-        <w:rPr>
-          <w:lang w:eastAsia="hu-HU"/>
-        </w:rPr>
-        <w:t>desktop</w:t>
-      </w:r>
-      <w:proofErr w:type="spellEnd"/>
-      <w:r>
-        <w:rPr>
-          <w:lang w:eastAsia="hu-HU"/>
-        </w:rPr>
-        <w:t xml:space="preserve">, tablet és mobil képernyőmérethez. </w:t>
+        <w:t xml:space="preserve">: A felhasználói felület reszponzív, alkalmazkodik desktop, tablet és mobil képernyőmérethez. </w:t>
       </w:r>
     </w:p>
     <w:p>
@@ -3920,35 +4261,7 @@
         <w:rPr>
           <w:lang w:eastAsia="hu-HU"/>
         </w:rPr>
-        <w:t>: A felhasználói jelszavak titkosított (</w:t>
-      </w:r>
-      <w:proofErr w:type="spellStart"/>
-      <w:r>
-        <w:rPr>
-          <w:lang w:eastAsia="hu-HU"/>
-        </w:rPr>
-        <w:t>hashelt</w:t>
-      </w:r>
-      <w:proofErr w:type="spellEnd"/>
-      <w:r>
-        <w:rPr>
-          <w:lang w:eastAsia="hu-HU"/>
-        </w:rPr>
-        <w:t xml:space="preserve">) formában tárolódnak (pl. </w:t>
-      </w:r>
-      <w:proofErr w:type="spellStart"/>
-      <w:r>
-        <w:rPr>
-          <w:lang w:eastAsia="hu-HU"/>
-        </w:rPr>
-        <w:t>bcrypt</w:t>
-      </w:r>
-      <w:proofErr w:type="spellEnd"/>
-      <w:r>
-        <w:rPr>
-          <w:lang w:eastAsia="hu-HU"/>
-        </w:rPr>
-        <w:t xml:space="preserve"> algoritmussal). </w:t>
+        <w:t xml:space="preserve">: A felhasználói jelszavak titkosított (hashelt) formában tárolódnak (pl. bcrypt algoritmussal). </w:t>
       </w:r>
     </w:p>
     <w:p>
@@ -3974,21 +4287,7 @@
         <w:rPr>
           <w:lang w:eastAsia="hu-HU"/>
         </w:rPr>
-        <w:t xml:space="preserve">: A bejelentkezés utáni hitelesítés JWT (JSON Web </w:t>
-      </w:r>
-      <w:proofErr w:type="spellStart"/>
-      <w:r>
-        <w:rPr>
-          <w:lang w:eastAsia="hu-HU"/>
-        </w:rPr>
-        <w:t>Token</w:t>
-      </w:r>
-      <w:proofErr w:type="spellEnd"/>
-      <w:r>
-        <w:rPr>
-          <w:lang w:eastAsia="hu-HU"/>
-        </w:rPr>
-        <w:t xml:space="preserve">) alapú. </w:t>
+        <w:t xml:space="preserve">: A bejelentkezés utáni hitelesítés JWT (JSON Web Token) alapú. </w:t>
       </w:r>
     </w:p>
     <w:p>
@@ -4040,21 +4339,7 @@
         <w:rPr>
           <w:lang w:eastAsia="hu-HU"/>
         </w:rPr>
-        <w:t>: A rendszer éles (</w:t>
-      </w:r>
-      <w:proofErr w:type="spellStart"/>
-      <w:r>
-        <w:rPr>
-          <w:lang w:eastAsia="hu-HU"/>
-        </w:rPr>
-        <w:t>hosting</w:t>
-      </w:r>
-      <w:proofErr w:type="spellEnd"/>
-      <w:r>
-        <w:rPr>
-          <w:lang w:eastAsia="hu-HU"/>
-        </w:rPr>
-        <w:t xml:space="preserve">) környezetben fut, és normál üzemi körülmények között folyamatosan elérhető a felhasználók számára. </w:t>
+        <w:t xml:space="preserve">: A rendszer éles (hosting) környezetben fut, és normál üzemi körülmények között folyamatosan elérhető a felhasználók számára. </w:t>
       </w:r>
     </w:p>
     <w:p>
@@ -4116,7 +4401,7 @@
           <w:lang w:eastAsia="hu-HU"/>
         </w:rPr>
       </w:pPr>
-      <w:bookmarkStart w:id="16" w:name="_Toc239585472"/>
+      <w:bookmarkStart w:id="16" w:name="_Toc239746200"/>
       <w:r>
         <w:rPr>
           <w:lang w:eastAsia="hu-HU"/>
@@ -4148,25 +4433,7 @@
           <w:bCs/>
           <w:lang w:eastAsia="hu-HU"/>
         </w:rPr>
-        <w:t xml:space="preserve">Azonosítási és Jogosultsági Modul (Auth </w:t>
-      </w:r>
-      <w:proofErr w:type="spellStart"/>
-      <w:r>
-        <w:rPr>
-          <w:b/>
-          <w:bCs/>
-          <w:lang w:eastAsia="hu-HU"/>
-        </w:rPr>
-        <w:t>Module</w:t>
-      </w:r>
-      <w:proofErr w:type="spellEnd"/>
-      <w:r>
-        <w:rPr>
-          <w:b/>
-          <w:bCs/>
-          <w:lang w:eastAsia="hu-HU"/>
-        </w:rPr>
-        <w:t>)</w:t>
+        <w:t>Azonosítási és Jogosultsági Modul (Auth Module)</w:t>
       </w:r>
       <w:r>
         <w:rPr>
@@ -4204,21 +4471,7 @@
         <w:rPr>
           <w:lang w:eastAsia="hu-HU"/>
         </w:rPr>
-        <w:t>: A projektek létrehozását, módosítását, törlését, valamint a hozzájuk tartozó feladatok (határidő, felelős, „</w:t>
-      </w:r>
-      <w:proofErr w:type="gramStart"/>
-      <w:r>
-        <w:rPr>
-          <w:lang w:eastAsia="hu-HU"/>
-        </w:rPr>
-        <w:t>Folyamatban”/</w:t>
-      </w:r>
-      <w:proofErr w:type="gramEnd"/>
-      <w:r>
-        <w:rPr>
-          <w:lang w:eastAsia="hu-HU"/>
-        </w:rPr>
-        <w:t>„Kész” állapotok) nyilvántartását végzi.</w:t>
+        <w:t>: A projektek létrehozását, módosítását, törlését, valamint a hozzájuk tartozó feladatok (határidő, felelős, „Folyamatban”/„Kész” állapotok) nyilvántartását végzi.</w:t>
       </w:r>
     </w:p>
     <w:p>
@@ -4303,7 +4556,7 @@
       <w:pPr>
         <w:pStyle w:val="Cmsor1"/>
       </w:pPr>
-      <w:bookmarkStart w:id="17" w:name="_Toc239585473"/>
+      <w:bookmarkStart w:id="17" w:name="_Toc239746201"/>
       <w:r>
         <w:t>Technológiai és Fejlesztési Környezet</w:t>
       </w:r>
@@ -4313,11 +4566,10 @@
       <w:pPr>
         <w:pStyle w:val="Cmsor2"/>
       </w:pPr>
-      <w:bookmarkStart w:id="18" w:name="_Toc239585474"/>
+      <w:bookmarkStart w:id="18" w:name="_Toc239746202"/>
       <w:r>
         <w:t>Operációs rendszer és futtatási környezet</w:t>
       </w:r>
-      <w:bookmarkStart w:id="19" w:name="_Toc239585475"/>
       <w:bookmarkEnd w:id="18"/>
     </w:p>
     <w:p>
@@ -4327,32 +4579,24 @@
           <w:rFonts w:eastAsiaTheme="minorHAnsi"/>
         </w:rPr>
       </w:pPr>
+      <w:bookmarkStart w:id="19" w:name="_Toc239746203"/>
       <w:r>
         <w:rPr>
           <w:rFonts w:eastAsiaTheme="minorHAnsi"/>
         </w:rPr>
-        <w:t xml:space="preserve">Kliensoldal </w:t>
-      </w:r>
-    </w:p>
-    <w:p>
-      <w:r>
-        <w:t xml:space="preserve">Platformfüggetlen. Bármilyen operációs rendszer (Windows 10/11, </w:t>
-      </w:r>
-      <w:proofErr w:type="spellStart"/>
-      <w:r>
-        <w:t>macOS</w:t>
-      </w:r>
-      <w:proofErr w:type="spellEnd"/>
-      <w:r>
-        <w:t xml:space="preserve">, Linux, Android, iOS), amelyen modern webböngésző (Chrome, Firefox, Edge, </w:t>
-      </w:r>
-      <w:proofErr w:type="spellStart"/>
-      <w:r>
-        <w:t>Safari</w:t>
-      </w:r>
-      <w:proofErr w:type="spellEnd"/>
-      <w:r>
-        <w:t>) fut.</w:t>
+        <w:t>Kliensoldal</w:t>
+      </w:r>
+      <w:bookmarkEnd w:id="19"/>
+      <w:r>
+        <w:rPr>
+          <w:rFonts w:eastAsiaTheme="minorHAnsi"/>
+        </w:rPr>
+        <w:t xml:space="preserve"> </w:t>
+      </w:r>
+    </w:p>
+    <w:p>
+      <w:r>
+        <w:t>Platformfüggetlen. Bármilyen operációs rendszer (Windows 10/11, macOS, Linux, Android, iOS), amelyen modern webböngésző (Chrome, Firefox, Edge, Safari) fut.</w:t>
       </w:r>
     </w:p>
     <w:p>
@@ -4362,12 +4606,15 @@
           <w:rFonts w:eastAsiaTheme="minorHAnsi"/>
         </w:rPr>
       </w:pPr>
+      <w:bookmarkStart w:id="20" w:name="_Toc239746204"/>
       <w:r>
         <w:rPr>
           <w:rFonts w:eastAsiaTheme="minorHAnsi"/>
         </w:rPr>
+        <w:lastRenderedPageBreak/>
         <w:t>Szerveroldal</w:t>
       </w:r>
+      <w:bookmarkEnd w:id="20"/>
     </w:p>
     <w:p>
       <w:r>
@@ -4378,11 +4625,11 @@
       <w:pPr>
         <w:pStyle w:val="Cmsor2"/>
       </w:pPr>
-      <w:r>
-        <w:lastRenderedPageBreak/>
+      <w:bookmarkStart w:id="21" w:name="_Toc239746205"/>
+      <w:r>
         <w:t>Felhasználandó technológiák és programozási nyelvek</w:t>
       </w:r>
-      <w:bookmarkEnd w:id="19"/>
+      <w:bookmarkEnd w:id="21"/>
     </w:p>
     <w:p>
       <w:pPr>
@@ -4413,28 +4660,12 @@
           <w:lang w:eastAsia="hu-HU"/>
         </w:rPr>
       </w:pPr>
-      <w:proofErr w:type="spellStart"/>
-      <w:r>
-        <w:rPr>
-          <w:lang w:eastAsia="hu-HU"/>
-        </w:rPr>
-        <w:t>React</w:t>
-      </w:r>
-      <w:proofErr w:type="spellEnd"/>
-      <w:r>
-        <w:rPr>
-          <w:lang w:eastAsia="hu-HU"/>
-        </w:rPr>
-        <w:t xml:space="preserve">, </w:t>
-      </w:r>
-      <w:proofErr w:type="spellStart"/>
-      <w:r>
-        <w:rPr>
-          <w:lang w:eastAsia="hu-HU"/>
-        </w:rPr>
-        <w:t>Vite</w:t>
-      </w:r>
-      <w:proofErr w:type="spellEnd"/>
+      <w:r>
+        <w:rPr>
+          <w:lang w:eastAsia="hu-HU"/>
+        </w:rPr>
+        <w:t>React, Vite</w:t>
+      </w:r>
     </w:p>
     <w:p>
       <w:pPr>
@@ -4447,14 +4678,12 @@
           <w:lang w:eastAsia="hu-HU"/>
         </w:rPr>
       </w:pPr>
-      <w:proofErr w:type="spellStart"/>
       <w:r>
         <w:rPr>
           <w:lang w:eastAsia="hu-HU"/>
         </w:rPr>
         <w:t>TypeScript</w:t>
       </w:r>
-      <w:proofErr w:type="spellEnd"/>
     </w:p>
     <w:p>
       <w:pPr>
@@ -4521,24 +4750,22 @@
           <w:lang w:eastAsia="hu-HU"/>
         </w:rPr>
       </w:pPr>
-      <w:proofErr w:type="spellStart"/>
       <w:r>
         <w:rPr>
           <w:lang w:eastAsia="hu-HU"/>
         </w:rPr>
         <w:t>MySQL</w:t>
       </w:r>
-      <w:proofErr w:type="spellEnd"/>
     </w:p>
     <w:p>
       <w:pPr>
         <w:pStyle w:val="Cmsor2"/>
       </w:pPr>
-      <w:bookmarkStart w:id="20" w:name="_Toc239585476"/>
+      <w:bookmarkStart w:id="22" w:name="_Toc239746206"/>
       <w:r>
         <w:t>Fejlesztési módszertan és verziókövetés</w:t>
       </w:r>
-      <w:bookmarkEnd w:id="20"/>
+      <w:bookmarkEnd w:id="22"/>
     </w:p>
     <w:p>
       <w:pPr>
@@ -4548,21 +4775,8 @@
           <w:numId w:val="16"/>
         </w:numPr>
       </w:pPr>
-      <w:proofErr w:type="spellStart"/>
-      <w:r>
-        <w:t>Git</w:t>
-      </w:r>
-      <w:proofErr w:type="spellEnd"/>
-      <w:r>
-        <w:t xml:space="preserve"> verzió kezelő (</w:t>
-      </w:r>
-      <w:proofErr w:type="spellStart"/>
-      <w:r>
-        <w:t>Github</w:t>
-      </w:r>
-      <w:proofErr w:type="spellEnd"/>
-      <w:r>
-        <w:t>)</w:t>
+      <w:r>
+        <w:t>Git verzió kezelő (Github)</w:t>
       </w:r>
     </w:p>
     <w:p>
@@ -4572,50 +4786,36 @@
           <w:lang w:eastAsia="hu-HU"/>
         </w:rPr>
       </w:pPr>
-      <w:bookmarkStart w:id="21" w:name="_Toc239585477"/>
+      <w:bookmarkStart w:id="23" w:name="_Toc239746207"/>
       <w:r>
         <w:rPr>
           <w:lang w:eastAsia="hu-HU"/>
         </w:rPr>
         <w:t>Felhasználói felület</w:t>
       </w:r>
-      <w:bookmarkEnd w:id="21"/>
+      <w:bookmarkEnd w:id="23"/>
     </w:p>
     <w:p>
       <w:pPr>
         <w:pStyle w:val="Cmsor2"/>
       </w:pPr>
-      <w:bookmarkStart w:id="22" w:name="_Toc239585478"/>
+      <w:bookmarkStart w:id="24" w:name="_Toc239746208"/>
       <w:r>
         <w:t>Megjelenés és dizájnelvek</w:t>
       </w:r>
-      <w:bookmarkEnd w:id="22"/>
-    </w:p>
-    <w:p>
-      <w:pPr>
-        <w:rPr>
-          <w:lang w:eastAsia="hu-HU"/>
-        </w:rPr>
-      </w:pPr>
-      <w:r>
-        <w:rPr>
-          <w:lang w:eastAsia="hu-HU"/>
-        </w:rPr>
-        <w:t>A felhasználói felület tervezése során a minimalista (</w:t>
-      </w:r>
-      <w:proofErr w:type="spellStart"/>
-      <w:r>
-        <w:rPr>
-          <w:lang w:eastAsia="hu-HU"/>
-        </w:rPr>
-        <w:t>Lightweight</w:t>
-      </w:r>
-      <w:proofErr w:type="spellEnd"/>
-      <w:r>
-        <w:rPr>
-          <w:lang w:eastAsia="hu-HU"/>
-        </w:rPr>
-        <w:t>) és letisztult dizájnirányelvet követjük. Ennek főbb jellemzői:</w:t>
+      <w:bookmarkEnd w:id="24"/>
+    </w:p>
+    <w:p>
+      <w:pPr>
+        <w:rPr>
+          <w:lang w:eastAsia="hu-HU"/>
+        </w:rPr>
+      </w:pPr>
+      <w:r>
+        <w:rPr>
+          <w:lang w:eastAsia="hu-HU"/>
+        </w:rPr>
+        <w:t>A felhasználói felület tervezése során a minimalista (Lightweight) és letisztult dizájnirányelvet követjük. Ennek főbb jellemzői:</w:t>
       </w:r>
     </w:p>
     <w:p>
@@ -4629,23 +4829,13 @@
           <w:lang w:eastAsia="hu-HU"/>
         </w:rPr>
       </w:pPr>
-      <w:proofErr w:type="spellStart"/>
       <w:r>
         <w:rPr>
           <w:b/>
           <w:bCs/>
           <w:lang w:eastAsia="hu-HU"/>
         </w:rPr>
-        <w:t>Lényegretörő</w:t>
-      </w:r>
-      <w:proofErr w:type="spellEnd"/>
-      <w:r>
-        <w:rPr>
-          <w:b/>
-          <w:bCs/>
-          <w:lang w:eastAsia="hu-HU"/>
-        </w:rPr>
-        <w:t xml:space="preserve"> elrendezés</w:t>
+        <w:t>Lényegretörő elrendezés</w:t>
       </w:r>
       <w:r>
         <w:rPr>
@@ -4732,56 +4922,176 @@
           <w:bCs/>
           <w:lang w:eastAsia="hu-HU"/>
         </w:rPr>
-        <w:t xml:space="preserve">Gördülékeny navigáció és </w:t>
-      </w:r>
-      <w:proofErr w:type="spellStart"/>
-      <w:r>
-        <w:rPr>
-          <w:b/>
-          <w:bCs/>
-          <w:lang w:eastAsia="hu-HU"/>
-        </w:rPr>
-        <w:t>reszponzivitás</w:t>
-      </w:r>
-      <w:proofErr w:type="spellEnd"/>
-      <w:r>
-        <w:rPr>
-          <w:lang w:eastAsia="hu-HU"/>
-        </w:rPr>
-        <w:t xml:space="preserve">: Az alacsony tanulási görbét támogatva a navigáció intuitív, a felület pedig alkalmazkodik az asztali és mobil </w:t>
-      </w:r>
-      <w:proofErr w:type="spellStart"/>
-      <w:r>
-        <w:rPr>
-          <w:lang w:eastAsia="hu-HU"/>
-        </w:rPr>
-        <w:t>kijelzőméretekhez</w:t>
-      </w:r>
-      <w:proofErr w:type="spellEnd"/>
-      <w:r>
-        <w:rPr>
-          <w:lang w:eastAsia="hu-HU"/>
-        </w:rPr>
-        <w:t xml:space="preserve"> egyaránt.</w:t>
+        <w:t>Gördülékeny navigáció és reszponzivitás</w:t>
+      </w:r>
+      <w:r>
+        <w:rPr>
+          <w:lang w:eastAsia="hu-HU"/>
+        </w:rPr>
+        <w:t>: Az alacsony tanulási görbét támogatva a navigáció intuitív, a felület pedig alkalmazkodik az asztali és mobil kijelzőméretekhez egyaránt.</w:t>
       </w:r>
     </w:p>
     <w:p>
       <w:pPr>
         <w:pStyle w:val="Cmsor1"/>
-      </w:pPr>
-      <w:bookmarkStart w:id="23" w:name="_Toc239585479"/>
+        <w:rPr>
+          <w:lang w:eastAsia="hu-HU"/>
+        </w:rPr>
+      </w:pPr>
+      <w:bookmarkStart w:id="25" w:name="_Toc239746209"/>
+      <w:r>
+        <w:rPr>
+          <w:lang w:eastAsia="hu-HU"/>
+        </w:rPr>
+        <w:t>Üzemeltetés</w:t>
+      </w:r>
+      <w:bookmarkEnd w:id="25"/>
+    </w:p>
+    <w:p>
+      <w:pPr>
+        <w:pStyle w:val="Cmsor2"/>
+        <w:rPr>
+          <w:lang w:eastAsia="hu-HU"/>
+        </w:rPr>
+      </w:pPr>
+      <w:bookmarkStart w:id="26" w:name="_Toc239746210"/>
+      <w:r>
+        <w:rPr>
+          <w:lang w:eastAsia="hu-HU"/>
+        </w:rPr>
+        <w:t>Környezet</w:t>
+      </w:r>
+      <w:bookmarkEnd w:id="26"/>
+    </w:p>
+    <w:p>
+      <w:pPr>
+        <w:rPr>
+          <w:lang w:eastAsia="hu-HU"/>
+        </w:rPr>
+      </w:pPr>
+      <w:r>
+        <w:rPr>
+          <w:lang w:eastAsia="hu-HU"/>
+        </w:rPr>
+        <w:t>Linux VPS szerver a teljes kontroll és elérhetőségért. Költség hatékony és skálázhatóság érdekében választjuk ezt a megoldást. Továbbá kényelmes teszt környezetet biztosít és bármikor üzemel éles környezetben.</w:t>
+      </w:r>
+    </w:p>
+    <w:p>
+      <w:pPr>
+        <w:pStyle w:val="Cmsor2"/>
+        <w:rPr>
+          <w:lang w:eastAsia="hu-HU"/>
+        </w:rPr>
+      </w:pPr>
+      <w:bookmarkStart w:id="27" w:name="_Toc239746211"/>
+      <w:r>
+        <w:rPr>
+          <w:lang w:eastAsia="hu-HU"/>
+        </w:rPr>
+        <w:lastRenderedPageBreak/>
+        <w:t>Docker technológia</w:t>
+      </w:r>
+      <w:bookmarkEnd w:id="27"/>
+    </w:p>
+    <w:p>
+      <w:pPr>
+        <w:rPr>
+          <w:lang w:eastAsia="hu-HU"/>
+        </w:rPr>
+      </w:pPr>
+      <w:r>
+        <w:rPr>
+          <w:lang w:eastAsia="hu-HU"/>
+        </w:rPr>
+        <w:t xml:space="preserve">A Docker technológiának köszönhetően a backend, frontend és adatbázis külön-külön futtatható és akár párhuzamosan is. </w:t>
+      </w:r>
+    </w:p>
+    <w:p>
+      <w:pPr>
+        <w:rPr>
+          <w:lang w:eastAsia="hu-HU"/>
+        </w:rPr>
+      </w:pPr>
+      <w:r>
+        <w:rPr>
+          <w:lang w:eastAsia="hu-HU"/>
+        </w:rPr>
+        <w:t>Szempontok amiért Dockert választottunk:</w:t>
+      </w:r>
+    </w:p>
+    <w:p>
+      <w:pPr>
+        <w:pStyle w:val="Listaszerbekezds"/>
+        <w:numPr>
+          <w:ilvl w:val="0"/>
+          <w:numId w:val="27"/>
+        </w:numPr>
+        <w:rPr>
+          <w:lang w:eastAsia="hu-HU"/>
+        </w:rPr>
+      </w:pPr>
+      <w:r>
+        <w:rPr>
+          <w:lang w:eastAsia="hu-HU"/>
+        </w:rPr>
+        <w:t>Párhuzamos futtatás</w:t>
+      </w:r>
+    </w:p>
+    <w:p>
+      <w:pPr>
+        <w:pStyle w:val="Listaszerbekezds"/>
+        <w:numPr>
+          <w:ilvl w:val="0"/>
+          <w:numId w:val="27"/>
+        </w:numPr>
+        <w:rPr>
+          <w:lang w:eastAsia="hu-HU"/>
+        </w:rPr>
+      </w:pPr>
+      <w:r>
+        <w:rPr>
+          <w:lang w:eastAsia="hu-HU"/>
+        </w:rPr>
+        <w:t>Központosított irányítás</w:t>
+      </w:r>
+    </w:p>
+    <w:p>
+      <w:pPr>
+        <w:pStyle w:val="Listaszerbekezds"/>
+        <w:numPr>
+          <w:ilvl w:val="0"/>
+          <w:numId w:val="27"/>
+        </w:numPr>
+        <w:rPr>
+          <w:lang w:eastAsia="hu-HU"/>
+        </w:rPr>
+      </w:pPr>
+      <w:r>
+        <w:rPr>
+          <w:lang w:eastAsia="hu-HU"/>
+        </w:rPr>
+        <w:t>Környezet független</w:t>
+      </w:r>
+    </w:p>
+    <w:p>
+      <w:pPr>
+        <w:pStyle w:val="Cmsor1"/>
+      </w:pPr>
+      <w:bookmarkStart w:id="28" w:name="_Toc239746212"/>
       <w:r>
         <w:t>Dokumentáció</w:t>
       </w:r>
-      <w:bookmarkEnd w:id="23"/>
+      <w:bookmarkEnd w:id="28"/>
     </w:p>
     <w:p>
       <w:pPr>
         <w:pStyle w:val="Cmsor2"/>
       </w:pPr>
+      <w:bookmarkStart w:id="29" w:name="_Toc239746213"/>
       <w:r>
         <w:t>Fejlesztési folyamat és dokumentációs mérföldkövek</w:t>
       </w:r>
+      <w:bookmarkEnd w:id="29"/>
     </w:p>
     <w:p>
       <w:r>
@@ -4804,15 +5114,13 @@
         <w:t>Tervezés és Specifikáció</w:t>
       </w:r>
       <w:r>
-        <w:t xml:space="preserve">: Követelmények felmérése, adatbázis-modell (ER-diagram) megrajzolása, rendszerarchitektúra és UI drótvázak </w:t>
-      </w:r>
-      <w:proofErr w:type="spellStart"/>
-      <w:r>
-        <w:t>elészítése</w:t>
-      </w:r>
-      <w:proofErr w:type="spellEnd"/>
-      <w:r>
-        <w:t>.</w:t>
+        <w:t>: Követelmények felmérése, adatbázis-modell (ER-diagram) megrajzolása, rendszerarchitektúra és UI drótvázak el</w:t>
+      </w:r>
+      <w:r>
+        <w:t>k</w:t>
+      </w:r>
+      <w:r>
+        <w:t>észítése.</w:t>
       </w:r>
     </w:p>
     <w:p>
@@ -4828,35 +5136,10 @@
           <w:b/>
           <w:bCs/>
         </w:rPr>
-        <w:lastRenderedPageBreak/>
         <w:t>Backend és Adatbázis megvalósítása:</w:t>
       </w:r>
       <w:r>
-        <w:t xml:space="preserve"> C# ASP.NET </w:t>
-      </w:r>
-      <w:proofErr w:type="spellStart"/>
-      <w:r>
-        <w:t>Core</w:t>
-      </w:r>
-      <w:proofErr w:type="spellEnd"/>
-      <w:r>
-        <w:t xml:space="preserve"> Web API alapjainak, az adatbázis-kapcsolatnak (</w:t>
-      </w:r>
-      <w:proofErr w:type="spellStart"/>
-      <w:r>
-        <w:t>Entity</w:t>
-      </w:r>
-      <w:proofErr w:type="spellEnd"/>
-      <w:r>
-        <w:t xml:space="preserve"> Framework / </w:t>
-      </w:r>
-      <w:proofErr w:type="spellStart"/>
-      <w:r>
-        <w:t>Dapper</w:t>
-      </w:r>
-      <w:proofErr w:type="spellEnd"/>
-      <w:r>
-        <w:t>), a JWT hitelesítésnek és az üzleti logikának a megírása.</w:t>
+        <w:t xml:space="preserve"> C# ASP.NET Core Web API alapjainak, az adatbázis-kapcsolatnak (Entity Framework), a JWT hitelesítésnek és az üzleti logikának a megírása.</w:t>
       </w:r>
     </w:p>
     <w:p>
@@ -4875,31 +5158,7 @@
         <w:t>Frontend fejlesztés és integráció</w:t>
       </w:r>
       <w:r>
-        <w:t xml:space="preserve">: A </w:t>
-      </w:r>
-      <w:proofErr w:type="spellStart"/>
-      <w:r>
-        <w:t>React</w:t>
-      </w:r>
-      <w:proofErr w:type="spellEnd"/>
-      <w:r>
-        <w:t xml:space="preserve"> (</w:t>
-      </w:r>
-      <w:proofErr w:type="spellStart"/>
-      <w:r>
-        <w:t>Vite</w:t>
-      </w:r>
-      <w:proofErr w:type="spellEnd"/>
-      <w:r>
-        <w:t xml:space="preserve">, </w:t>
-      </w:r>
-      <w:proofErr w:type="spellStart"/>
-      <w:r>
-        <w:t>TypeScript</w:t>
-      </w:r>
-      <w:proofErr w:type="spellEnd"/>
-      <w:r>
-        <w:t>) felület megépítése, a komponensek összekötése az API végpontokkal.</w:t>
+        <w:t>: A React (Vite, TypeScript) felület megépítése, a komponensek összekötése az API végpontokkal.</w:t>
       </w:r>
     </w:p>
     <w:p>
@@ -4944,12 +5203,11 @@
       <w:pPr>
         <w:pStyle w:val="Cmsor2"/>
       </w:pPr>
-      <w:r>
-        <w:t>Á</w:t>
-      </w:r>
-      <w:r>
-        <w:t>tadandó dokumentációs elemek</w:t>
-      </w:r>
+      <w:bookmarkStart w:id="30" w:name="_Toc239746214"/>
+      <w:r>
+        <w:t>Átadandó dokumentációs elemek</w:t>
+      </w:r>
+      <w:bookmarkEnd w:id="30"/>
     </w:p>
     <w:p>
       <w:r>
@@ -4972,21 +5230,11 @@
         <w:t>Rendszerdokumentáció</w:t>
       </w:r>
       <w:r>
-        <w:t>: Az architektúra bemutatása, az adatbázis-diagram (ER-diagram), az API végpontok leírása (</w:t>
-      </w:r>
-      <w:proofErr w:type="spellStart"/>
-      <w:r>
-        <w:t>Swagger</w:t>
-      </w:r>
-      <w:proofErr w:type="spellEnd"/>
-      <w:r>
-        <w:t>/</w:t>
-      </w:r>
-      <w:proofErr w:type="spellStart"/>
-      <w:r>
-        <w:t>OpenAPI</w:t>
-      </w:r>
-      <w:proofErr w:type="spellEnd"/>
+        <w:t>: Az architektúra bemutatása, az adatbázis-diagram (ER-diagram), az API végpontok leírása (Swagger/OpenAPI</w:t>
+      </w:r>
+      <w:r>
+        <w:t xml:space="preserve"> [Scalar]</w:t>
+      </w:r>
       <w:r>
         <w:t>), valamint a biztonsági és jogosultsági modell részletezése.</w:t>
       </w:r>
@@ -5014,11 +5262,11 @@
       <w:pPr>
         <w:pStyle w:val="Cmsor1"/>
       </w:pPr>
-      <w:bookmarkStart w:id="24" w:name="_Toc239585481"/>
+      <w:bookmarkStart w:id="31" w:name="_Toc239746215"/>
       <w:r>
         <w:t>A projekt értékelése</w:t>
       </w:r>
-      <w:bookmarkEnd w:id="24"/>
+      <w:bookmarkEnd w:id="31"/>
     </w:p>
     <w:p>
       <w:pPr>
@@ -5043,21 +5291,14 @@
         <w:rPr>
           <w:lang w:eastAsia="hu-HU"/>
         </w:rPr>
-        <w:t>: A rendszer sikeresen teljesíti a 2.3 Célunk pontban kitűzött célokat. Az alacsony tanulási görbe megvalósult a letisztult UI-</w:t>
-      </w:r>
-      <w:proofErr w:type="spellStart"/>
-      <w:r>
-        <w:rPr>
-          <w:lang w:eastAsia="hu-HU"/>
-        </w:rPr>
-        <w:t>nak</w:t>
-      </w:r>
-      <w:proofErr w:type="spellEnd"/>
-      <w:r>
-        <w:rPr>
-          <w:lang w:eastAsia="hu-HU"/>
-        </w:rPr>
-        <w:t xml:space="preserve"> köszönhetően. A tesztelés alapján a felhasználók könnyen eligazodnak a felületen, a szerepkörök és a mappa-címkék rugalmasan kezelhetőek.</w:t>
+        <w:t xml:space="preserve">: A rendszer sikeresen teljesíti a 2.3 Célunk pontban kitűzött célokat. Az alacsony tanulási görbe megvalósult a letisztult UI-nak köszönhetően. A tesztelés alapján a felhasználók könnyen </w:t>
+      </w:r>
+      <w:r>
+        <w:rPr>
+          <w:lang w:eastAsia="hu-HU"/>
+        </w:rPr>
+        <w:lastRenderedPageBreak/>
+        <w:t>eligazodnak a felületen, a szerepkörök és a mappa-címkék rugalmasan kezelhetőek.</w:t>
       </w:r>
     </w:p>
     <w:p>
@@ -5083,77 +5324,7 @@
         <w:rPr>
           <w:lang w:eastAsia="hu-HU"/>
         </w:rPr>
-        <w:t xml:space="preserve">: A C# Web API és a </w:t>
-      </w:r>
-      <w:proofErr w:type="spellStart"/>
-      <w:r>
-        <w:rPr>
-          <w:lang w:eastAsia="hu-HU"/>
-        </w:rPr>
-        <w:t>React</w:t>
-      </w:r>
-      <w:proofErr w:type="spellEnd"/>
-      <w:r>
-        <w:rPr>
-          <w:lang w:eastAsia="hu-HU"/>
-        </w:rPr>
-        <w:t xml:space="preserve"> (</w:t>
-      </w:r>
-      <w:proofErr w:type="spellStart"/>
-      <w:r>
-        <w:rPr>
-          <w:lang w:eastAsia="hu-HU"/>
-        </w:rPr>
-        <w:t>Vite</w:t>
-      </w:r>
-      <w:proofErr w:type="spellEnd"/>
-      <w:r>
-        <w:rPr>
-          <w:lang w:eastAsia="hu-HU"/>
-        </w:rPr>
-        <w:t xml:space="preserve">) kombinációja gyors válaszidőket biztosít. A JWT alapú hitelesítés és a </w:t>
-      </w:r>
-      <w:proofErr w:type="spellStart"/>
-      <w:r>
-        <w:rPr>
-          <w:lang w:eastAsia="hu-HU"/>
-        </w:rPr>
-        <w:t>Bcrypt</w:t>
-      </w:r>
-      <w:proofErr w:type="spellEnd"/>
-      <w:r>
-        <w:rPr>
-          <w:lang w:eastAsia="hu-HU"/>
-        </w:rPr>
-        <w:t xml:space="preserve"> </w:t>
-      </w:r>
-      <w:proofErr w:type="spellStart"/>
-      <w:r>
-        <w:rPr>
-          <w:lang w:eastAsia="hu-HU"/>
-        </w:rPr>
-        <w:t>jelszóhashelés</w:t>
-      </w:r>
-      <w:proofErr w:type="spellEnd"/>
-      <w:r>
-        <w:rPr>
-          <w:lang w:eastAsia="hu-HU"/>
-        </w:rPr>
-        <w:t xml:space="preserve"> garancia a biztonságra. A kód moduláris, a </w:t>
-      </w:r>
-      <w:proofErr w:type="spellStart"/>
-      <w:r>
-        <w:rPr>
-          <w:lang w:eastAsia="hu-HU"/>
-        </w:rPr>
-        <w:t>Git</w:t>
-      </w:r>
-      <w:proofErr w:type="spellEnd"/>
-      <w:r>
-        <w:rPr>
-          <w:lang w:eastAsia="hu-HU"/>
-        </w:rPr>
-        <w:t xml:space="preserve"> verziókövetésnek köszönhetően könnyen karbantartható és továbbfejleszthető.</w:t>
+        <w:t>: A C# Web API és a React (Vite) kombinációja gyors válaszidőket biztosít. A JWT alapú hitelesítés és a Bcrypt jelszóhashelés garancia a biztonságra. A kód moduláris, a Git verziókövetésnek köszönhetően könnyen karbantartható és továbbfejleszthető.</w:t>
       </w:r>
     </w:p>
     <w:p>
@@ -5179,49 +5350,7 @@
         <w:rPr>
           <w:lang w:eastAsia="hu-HU"/>
         </w:rPr>
-        <w:t xml:space="preserve">: A projekt elért a kitűzött MVP (Minimum </w:t>
-      </w:r>
-      <w:proofErr w:type="spellStart"/>
-      <w:r>
-        <w:rPr>
-          <w:lang w:eastAsia="hu-HU"/>
-        </w:rPr>
-        <w:t>Viable</w:t>
-      </w:r>
-      <w:proofErr w:type="spellEnd"/>
-      <w:r>
-        <w:rPr>
-          <w:lang w:eastAsia="hu-HU"/>
-        </w:rPr>
-        <w:t xml:space="preserve"> </w:t>
-      </w:r>
-      <w:proofErr w:type="spellStart"/>
-      <w:r>
-        <w:rPr>
-          <w:lang w:eastAsia="hu-HU"/>
-        </w:rPr>
-        <w:t>Product</w:t>
-      </w:r>
-      <w:proofErr w:type="spellEnd"/>
-      <w:r>
-        <w:rPr>
-          <w:lang w:eastAsia="hu-HU"/>
-        </w:rPr>
-        <w:t xml:space="preserve">) szintre. A jövőben a rendszer bővíthető értesítési e-mailek küldésével (SMTP), valós idejű </w:t>
-      </w:r>
-      <w:proofErr w:type="spellStart"/>
-      <w:r>
-        <w:rPr>
-          <w:lang w:eastAsia="hu-HU"/>
-        </w:rPr>
-        <w:t>WebSocket</w:t>
-      </w:r>
-      <w:proofErr w:type="spellEnd"/>
-      <w:r>
-        <w:rPr>
-          <w:lang w:eastAsia="hu-HU"/>
-        </w:rPr>
-        <w:t>-alapú chat csatornával, valamint mobilos natív alkalmazással.</w:t>
+        <w:t>: A projekt elért a kitűzött MVP (Minimum Viable Product) szintre. A jövőben a rendszer bővíthető értesítési e-mailek küldésével (SMTP), valós idejű WebSocket-alapú chat csatornával, valamint mobilos natív alkalmazással.</w:t>
       </w:r>
     </w:p>
     <w:p>
@@ -5231,11 +5360,11 @@
           <w:lang w:eastAsia="hu-HU"/>
         </w:rPr>
       </w:pPr>
-      <w:bookmarkStart w:id="25" w:name="_Toc239585482"/>
+      <w:bookmarkStart w:id="32" w:name="_Toc239746216"/>
       <w:r>
         <w:t>Projekt Adatlap</w:t>
       </w:r>
-      <w:bookmarkEnd w:id="25"/>
+      <w:bookmarkEnd w:id="32"/>
     </w:p>
     <w:p>
       <w:pPr>
@@ -5286,7 +5415,7 @@
         <w:rPr>
           <w:lang w:eastAsia="hu-HU"/>
         </w:rPr>
-        <w:t>: Projektmenedzsment és Kommunikációs Webes Alkalmazás</w:t>
+        <w:t>: Projektmenedzsment Alkalmazás</w:t>
       </w:r>
     </w:p>
     <w:p>
@@ -5340,15 +5469,6 @@
         </w:rPr>
         <w:t>: 2026. 09. 23.</w:t>
       </w:r>
-    </w:p>
-    <w:p>
-      <w:pPr>
-        <w:rPr>
-          <w:sz w:val="28"/>
-          <w:szCs w:val="28"/>
-          <w:lang w:eastAsia="hu-HU"/>
-        </w:rPr>
-      </w:pPr>
     </w:p>
     <w:p>
       <w:pPr>
@@ -5371,7 +5491,7 @@
 </file>
 
 <file path=word/endnotes.xml><?xml version="1.0" encoding="utf-8"?>
-<w:endnotes xmlns:wpc="http://schemas.microsoft.com/office/word/2010/wordprocessingCanvas" xmlns:cx="http://schemas.microsoft.com/office/drawing/2014/chartex" xmlns:cx1="http://schemas.microsoft.com/office/drawing/2015/9/8/chartex" xmlns:cx2="http://schemas.microsoft.com/office/drawing/2015/10/21/chartex" xmlns:cx3="http://schemas.microsoft.com/office/drawing/2016/5/9/chartex" xmlns:cx4="http://schemas.microsoft.com/office/drawing/2016/5/10/chartex" xmlns:cx5="http://schemas.microsoft.com/office/drawing/2016/5/11/chartex" xmlns:cx6="http://schemas.microsoft.com/office/drawing/2016/5/12/chartex" xmlns:cx7="http://schemas.microsoft.com/office/drawing/2016/5/13/chartex" xmlns:cx8="http://schemas.microsoft.com/office/drawing/2016/5/14/chartex" xmlns:mc="http://schemas.openxmlformats.org/markup-compatibility/2006" xmlns:aink="http://schemas.microsoft.com/office/drawing/2016/ink" xmlns:am3d="http://schemas.microsoft.com/office/drawing/2017/model3d" xmlns:o="urn:schemas-microsoft-com:office:office" xmlns:oel="http://schemas.microsoft.com/office/2019/extlst" xmlns:r="http://schemas.openxmlformats.org/officeDocument/2006/relationships" xmlns:m="http://schemas.openxmlformats.org/officeDocument/2006/math" xmlns:v="urn:schemas-microsoft-com:vml" xmlns:wp14="http://schemas.microsoft.com/office/word/2010/wordprocessingDrawing" xmlns:wp="http://schemas.openxmlformats.org/drawingml/2006/wordprocessingDrawing" xmlns:w10="urn:schemas-microsoft-com:office:word" xmlns:w="http://schemas.openxmlformats.org/wordprocessingml/2006/main" xmlns:w14="http://schemas.microsoft.com/office/word/2010/wordml" xmlns:w15="http://schemas.microsoft.com/office/word/2012/wordml" xmlns:w16cex="http://schemas.microsoft.com/office/word/2018/wordml/cex" xmlns:w16cid="http://schemas.microsoft.com/office/word/2016/wordml/cid" xmlns:w16="http://schemas.microsoft.com/office/word/2018/wordml" xmlns:w16du="http://schemas.microsoft.com/office/word/2023/wordml/word16du" xmlns:w16sdtdh="http://schemas.microsoft.com/office/word/2020/wordml/sdtdatahash" xmlns:w16sdtfl="http://schemas.microsoft.com/office/word/2024/wordml/sdtformatlock" xmlns:w16se="http://schemas.microsoft.com/office/word/2015/wordml/symex" xmlns:wpg="http://schemas.microsoft.com/office/word/2010/wordprocessingGroup" xmlns:wpi="http://schemas.microsoft.com/office/word/2010/wordprocessingInk" xmlns:wne="http://schemas.microsoft.com/office/word/2006/wordml" xmlns:wps="http://schemas.microsoft.com/office/word/2010/wordprocessingShape" mc:Ignorable="w14 w15 w16se w16cid w16 w16cex w16sdtdh w16sdtfl w16du wp14">
+<w:endnotes xmlns:wpc="http://schemas.microsoft.com/office/word/2010/wordprocessingCanvas" xmlns:cx="http://schemas.microsoft.com/office/drawing/2014/chartex" xmlns:cx1="http://schemas.microsoft.com/office/drawing/2015/9/8/chartex" xmlns:cx2="http://schemas.microsoft.com/office/drawing/2015/10/21/chartex" xmlns:cx3="http://schemas.microsoft.com/office/drawing/2016/5/9/chartex" xmlns:cx4="http://schemas.microsoft.com/office/drawing/2016/5/10/chartex" xmlns:cx5="http://schemas.microsoft.com/office/drawing/2016/5/11/chartex" xmlns:cx6="http://schemas.microsoft.com/office/drawing/2016/5/12/chartex" xmlns:cx7="http://schemas.microsoft.com/office/drawing/2016/5/13/chartex" xmlns:cx8="http://schemas.microsoft.com/office/drawing/2016/5/14/chartex" xmlns:mc="http://schemas.openxmlformats.org/markup-compatibility/2006" xmlns:aink="http://schemas.microsoft.com/office/drawing/2016/ink" xmlns:am3d="http://schemas.microsoft.com/office/drawing/2017/model3d" xmlns:o="urn:schemas-microsoft-com:office:office" xmlns:r="http://schemas.openxmlformats.org/officeDocument/2006/relationships" xmlns:m="http://schemas.openxmlformats.org/officeDocument/2006/math" xmlns:v="urn:schemas-microsoft-com:vml" xmlns:wp14="http://schemas.microsoft.com/office/word/2010/wordprocessingDrawing" xmlns:wp="http://schemas.openxmlformats.org/drawingml/2006/wordprocessingDrawing" xmlns:w10="urn:schemas-microsoft-com:office:word" xmlns:w="http://schemas.openxmlformats.org/wordprocessingml/2006/main" xmlns:w14="http://schemas.microsoft.com/office/word/2010/wordml" xmlns:w15="http://schemas.microsoft.com/office/word/2012/wordml" xmlns:w16cex="http://schemas.microsoft.com/office/word/2018/wordml/cex" xmlns:w16cid="http://schemas.microsoft.com/office/word/2016/wordml/cid" xmlns:w16="http://schemas.microsoft.com/office/word/2018/wordml" xmlns:w16sdtdh="http://schemas.microsoft.com/office/word/2020/wordml/sdtdatahash" xmlns:w16se="http://schemas.microsoft.com/office/word/2015/wordml/symex" xmlns:wpg="http://schemas.microsoft.com/office/word/2010/wordprocessingGroup" xmlns:wpi="http://schemas.microsoft.com/office/word/2010/wordprocessingInk" xmlns:wne="http://schemas.microsoft.com/office/word/2006/wordml" xmlns:wps="http://schemas.microsoft.com/office/word/2010/wordprocessingShape" mc:Ignorable="w14 w15 w16se w16cid w16 w16cex w16sdtdh wp14">
   <w:endnote w:type="separator" w:id="-1">
     <w:p>
       <w:pPr>
@@ -5396,7 +5516,7 @@
 </file>
 
 <file path=word/footer1.xml><?xml version="1.0" encoding="utf-8"?>
-<w:ftr xmlns:wpc="http://schemas.microsoft.com/office/word/2010/wordprocessingCanvas" xmlns:cx="http://schemas.microsoft.com/office/drawing/2014/chartex" xmlns:cx1="http://schemas.microsoft.com/office/drawing/2015/9/8/chartex" xmlns:cx2="http://schemas.microsoft.com/office/drawing/2015/10/21/chartex" xmlns:cx3="http://schemas.microsoft.com/office/drawing/2016/5/9/chartex" xmlns:cx4="http://schemas.microsoft.com/office/drawing/2016/5/10/chartex" xmlns:cx5="http://schemas.microsoft.com/office/drawing/2016/5/11/chartex" xmlns:cx6="http://schemas.microsoft.com/office/drawing/2016/5/12/chartex" xmlns:cx7="http://schemas.microsoft.com/office/drawing/2016/5/13/chartex" xmlns:cx8="http://schemas.microsoft.com/office/drawing/2016/5/14/chartex" xmlns:mc="http://schemas.openxmlformats.org/markup-compatibility/2006" xmlns:aink="http://schemas.microsoft.com/office/drawing/2016/ink" xmlns:am3d="http://schemas.microsoft.com/office/drawing/2017/model3d" xmlns:o="urn:schemas-microsoft-com:office:office" xmlns:oel="http://schemas.microsoft.com/office/2019/extlst" xmlns:r="http://schemas.openxmlformats.org/officeDocument/2006/relationships" xmlns:m="http://schemas.openxmlformats.org/officeDocument/2006/math" xmlns:v="urn:schemas-microsoft-com:vml" xmlns:wp14="http://schemas.microsoft.com/office/word/2010/wordprocessingDrawing" xmlns:wp="http://schemas.openxmlformats.org/drawingml/2006/wordprocessingDrawing" xmlns:w10="urn:schemas-microsoft-com:office:word" xmlns:w="http://schemas.openxmlformats.org/wordprocessingml/2006/main" xmlns:w14="http://schemas.microsoft.com/office/word/2010/wordml" xmlns:w15="http://schemas.microsoft.com/office/word/2012/wordml" xmlns:w16cex="http://schemas.microsoft.com/office/word/2018/wordml/cex" xmlns:w16cid="http://schemas.microsoft.com/office/word/2016/wordml/cid" xmlns:w16="http://schemas.microsoft.com/office/word/2018/wordml" xmlns:w16du="http://schemas.microsoft.com/office/word/2023/wordml/word16du" xmlns:w16sdtdh="http://schemas.microsoft.com/office/word/2020/wordml/sdtdatahash" xmlns:w16sdtfl="http://schemas.microsoft.com/office/word/2024/wordml/sdtformatlock" xmlns:w16se="http://schemas.microsoft.com/office/word/2015/wordml/symex" xmlns:wpg="http://schemas.microsoft.com/office/word/2010/wordprocessingGroup" xmlns:wpi="http://schemas.microsoft.com/office/word/2010/wordprocessingInk" xmlns:wne="http://schemas.microsoft.com/office/word/2006/wordml" xmlns:wps="http://schemas.microsoft.com/office/word/2010/wordprocessingShape" mc:Ignorable="w14 w15 w16se w16cid w16 w16cex w16sdtdh w16sdtfl w16du wp14">
+<w:ftr xmlns:wpc="http://schemas.microsoft.com/office/word/2010/wordprocessingCanvas" xmlns:cx="http://schemas.microsoft.com/office/drawing/2014/chartex" xmlns:cx1="http://schemas.microsoft.com/office/drawing/2015/9/8/chartex" xmlns:cx2="http://schemas.microsoft.com/office/drawing/2015/10/21/chartex" xmlns:cx3="http://schemas.microsoft.com/office/drawing/2016/5/9/chartex" xmlns:cx4="http://schemas.microsoft.com/office/drawing/2016/5/10/chartex" xmlns:cx5="http://schemas.microsoft.com/office/drawing/2016/5/11/chartex" xmlns:cx6="http://schemas.microsoft.com/office/drawing/2016/5/12/chartex" xmlns:cx7="http://schemas.microsoft.com/office/drawing/2016/5/13/chartex" xmlns:cx8="http://schemas.microsoft.com/office/drawing/2016/5/14/chartex" xmlns:mc="http://schemas.openxmlformats.org/markup-compatibility/2006" xmlns:aink="http://schemas.microsoft.com/office/drawing/2016/ink" xmlns:am3d="http://schemas.microsoft.com/office/drawing/2017/model3d" xmlns:o="urn:schemas-microsoft-com:office:office" xmlns:r="http://schemas.openxmlformats.org/officeDocument/2006/relationships" xmlns:m="http://schemas.openxmlformats.org/officeDocument/2006/math" xmlns:v="urn:schemas-microsoft-com:vml" xmlns:wp14="http://schemas.microsoft.com/office/word/2010/wordprocessingDrawing" xmlns:wp="http://schemas.openxmlformats.org/drawingml/2006/wordprocessingDrawing" xmlns:w10="urn:schemas-microsoft-com:office:word" xmlns:w="http://schemas.openxmlformats.org/wordprocessingml/2006/main" xmlns:w14="http://schemas.microsoft.com/office/word/2010/wordml" xmlns:w15="http://schemas.microsoft.com/office/word/2012/wordml" xmlns:w16cex="http://schemas.microsoft.com/office/word/2018/wordml/cex" xmlns:w16cid="http://schemas.microsoft.com/office/word/2016/wordml/cid" xmlns:w16="http://schemas.microsoft.com/office/word/2018/wordml" xmlns:w16sdtdh="http://schemas.microsoft.com/office/word/2020/wordml/sdtdatahash" xmlns:w16se="http://schemas.microsoft.com/office/word/2015/wordml/symex" xmlns:wpg="http://schemas.microsoft.com/office/word/2010/wordprocessingGroup" xmlns:wpi="http://schemas.microsoft.com/office/word/2010/wordprocessingInk" xmlns:wne="http://schemas.microsoft.com/office/word/2006/wordml" xmlns:wps="http://schemas.microsoft.com/office/word/2010/wordprocessingShape" mc:Ignorable="w14 w15 w16se w16cid w16 w16cex w16sdtdh wp14">
   <w:sdt>
     <w:sdtPr>
       <w:id w:val="-1194460496"/>
@@ -5405,6 +5525,7 @@
         <w:docPartUnique/>
       </w:docPartObj>
     </w:sdtPr>
+    <w:sdtEndPr/>
     <w:sdtContent>
       <w:p>
         <w:pPr>
@@ -5519,7 +5640,7 @@
                     <v:h position="#0,topLeft" switch="" xrange="0,10800"/>
                   </v:handles>
                 </v:shapetype>
-                <v:shape id="Nagy zárójel 2" o:spid="_x0000_s1026" type="#_x0000_t185" style="position:absolute;margin-left:0;margin-top:0;width:43.45pt;height:18.8pt;z-index:251660288;visibility:visible;mso-wrap-style:square;mso-width-percent:100;mso-height-percent:0;mso-wrap-distance-left:9pt;mso-wrap-distance-top:0;mso-wrap-distance-right:9pt;mso-wrap-distance-bottom:0;mso-position-horizontal:center;mso-position-horizontal-relative:margin;mso-position-vertical:center;mso-position-vertical-relative:bottom-margin-area;mso-width-percent:100;mso-height-percent:0;mso-width-relative:margin;mso-height-relative:bottom-margin-area;v-text-anchor:top" o:gfxdata="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" filled="t" strokecolor="gray" strokeweight="2.25pt">
+                <v:shape id="Nagy zárójel 2" o:spid="_x0000_s1026" type="#_x0000_t185" style="position:absolute;margin-left:0;margin-top:0;width:43.45pt;height:18.8pt;z-index:251660288;visibility:visible;mso-wrap-style:square;mso-width-percent:100;mso-height-percent:0;mso-wrap-distance-left:9pt;mso-wrap-distance-top:0;mso-wrap-distance-right:9pt;mso-wrap-distance-bottom:0;mso-position-horizontal:center;mso-position-horizontal-relative:margin;mso-position-vertical:center;mso-position-vertical-relative:bottom-margin-area;mso-width-percent:100;mso-height-percent:0;mso-width-relative:margin;mso-height-relative:bottom-margin-area;v-text-anchor:top" o:gfxdata="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" filled="t" strokecolor="gray" strokeweight="2.25pt">
                   <v:textbox inset=",0,,0">
                     <w:txbxContent>
                       <w:p>
@@ -5616,7 +5737,7 @@
                 </wp:anchor>
               </w:drawing>
             </mc:Choice>
-            <mc:Fallback>
+            <mc:Fallback xmlns:w16sdtfl="http://schemas.microsoft.com/office/word/2024/wordml/sdtformatlock" xmlns:w16du="http://schemas.microsoft.com/office/word/2023/wordml/word16du" xmlns:oel="http://schemas.microsoft.com/office/2019/extlst">
               <w:pict>
                 <v:shapetype w14:anchorId="2C8D15A1" id="_x0000_t32" coordsize="21600,21600" o:spt="32" o:oned="t" path="m,l21600,21600e" filled="f">
                   <v:path arrowok="t" fillok="f" o:connecttype="none"/>
@@ -5636,7 +5757,7 @@
 </file>
 
 <file path=word/footnotes.xml><?xml version="1.0" encoding="utf-8"?>
-<w:footnotes xmlns:wpc="http://schemas.microsoft.com/office/word/2010/wordprocessingCanvas" xmlns:cx="http://schemas.microsoft.com/office/drawing/2014/chartex" xmlns:cx1="http://schemas.microsoft.com/office/drawing/2015/9/8/chartex" xmlns:cx2="http://schemas.microsoft.com/office/drawing/2015/10/21/chartex" xmlns:cx3="http://schemas.microsoft.com/office/drawing/2016/5/9/chartex" xmlns:cx4="http://schemas.microsoft.com/office/drawing/2016/5/10/chartex" xmlns:cx5="http://schemas.microsoft.com/office/drawing/2016/5/11/chartex" xmlns:cx6="http://schemas.microsoft.com/office/drawing/2016/5/12/chartex" xmlns:cx7="http://schemas.microsoft.com/office/drawing/2016/5/13/chartex" xmlns:cx8="http://schemas.microsoft.com/office/drawing/2016/5/14/chartex" xmlns:mc="http://schemas.openxmlformats.org/markup-compatibility/2006" xmlns:aink="http://schemas.microsoft.com/office/drawing/2016/ink" xmlns:am3d="http://schemas.microsoft.com/office/drawing/2017/model3d" xmlns:o="urn:schemas-microsoft-com:office:office" xmlns:oel="http://schemas.microsoft.com/office/2019/extlst" xmlns:r="http://schemas.openxmlformats.org/officeDocument/2006/relationships" xmlns:m="http://schemas.openxmlformats.org/officeDocument/2006/math" xmlns:v="urn:schemas-microsoft-com:vml" xmlns:wp14="http://schemas.microsoft.com/office/word/2010/wordprocessingDrawing" xmlns:wp="http://schemas.openxmlformats.org/drawingml/2006/wordprocessingDrawing" xmlns:w10="urn:schemas-microsoft-com:office:word" xmlns:w="http://schemas.openxmlformats.org/wordprocessingml/2006/main" xmlns:w14="http://schemas.microsoft.com/office/word/2010/wordml" xmlns:w15="http://schemas.microsoft.com/office/word/2012/wordml" xmlns:w16cex="http://schemas.microsoft.com/office/word/2018/wordml/cex" xmlns:w16cid="http://schemas.microsoft.com/office/word/2016/wordml/cid" xmlns:w16="http://schemas.microsoft.com/office/word/2018/wordml" xmlns:w16du="http://schemas.microsoft.com/office/word/2023/wordml/word16du" xmlns:w16sdtdh="http://schemas.microsoft.com/office/word/2020/wordml/sdtdatahash" xmlns:w16sdtfl="http://schemas.microsoft.com/office/word/2024/wordml/sdtformatlock" xmlns:w16se="http://schemas.microsoft.com/office/word/2015/wordml/symex" xmlns:wpg="http://schemas.microsoft.com/office/word/2010/wordprocessingGroup" xmlns:wpi="http://schemas.microsoft.com/office/word/2010/wordprocessingInk" xmlns:wne="http://schemas.microsoft.com/office/word/2006/wordml" xmlns:wps="http://schemas.microsoft.com/office/word/2010/wordprocessingShape" mc:Ignorable="w14 w15 w16se w16cid w16 w16cex w16sdtdh w16sdtfl w16du wp14">
+<w:footnotes xmlns:wpc="http://schemas.microsoft.com/office/word/2010/wordprocessingCanvas" xmlns:cx="http://schemas.microsoft.com/office/drawing/2014/chartex" xmlns:cx1="http://schemas.microsoft.com/office/drawing/2015/9/8/chartex" xmlns:cx2="http://schemas.microsoft.com/office/drawing/2015/10/21/chartex" xmlns:cx3="http://schemas.microsoft.com/office/drawing/2016/5/9/chartex" xmlns:cx4="http://schemas.microsoft.com/office/drawing/2016/5/10/chartex" xmlns:cx5="http://schemas.microsoft.com/office/drawing/2016/5/11/chartex" xmlns:cx6="http://schemas.microsoft.com/office/drawing/2016/5/12/chartex" xmlns:cx7="http://schemas.microsoft.com/office/drawing/2016/5/13/chartex" xmlns:cx8="http://schemas.microsoft.com/office/drawing/2016/5/14/chartex" xmlns:mc="http://schemas.openxmlformats.org/markup-compatibility/2006" xmlns:aink="http://schemas.microsoft.com/office/drawing/2016/ink" xmlns:am3d="http://schemas.microsoft.com/office/drawing/2017/model3d" xmlns:o="urn:schemas-microsoft-com:office:office" xmlns:r="http://schemas.openxmlformats.org/officeDocument/2006/relationships" xmlns:m="http://schemas.openxmlformats.org/officeDocument/2006/math" xmlns:v="urn:schemas-microsoft-com:vml" xmlns:wp14="http://schemas.microsoft.com/office/word/2010/wordprocessingDrawing" xmlns:wp="http://schemas.openxmlformats.org/drawingml/2006/wordprocessingDrawing" xmlns:w10="urn:schemas-microsoft-com:office:word" xmlns:w="http://schemas.openxmlformats.org/wordprocessingml/2006/main" xmlns:w14="http://schemas.microsoft.com/office/word/2010/wordml" xmlns:w15="http://schemas.microsoft.com/office/word/2012/wordml" xmlns:w16cex="http://schemas.microsoft.com/office/word/2018/wordml/cex" xmlns:w16cid="http://schemas.microsoft.com/office/word/2016/wordml/cid" xmlns:w16="http://schemas.microsoft.com/office/word/2018/wordml" xmlns:w16sdtdh="http://schemas.microsoft.com/office/word/2020/wordml/sdtdatahash" xmlns:w16se="http://schemas.microsoft.com/office/word/2015/wordml/symex" xmlns:wpg="http://schemas.microsoft.com/office/word/2010/wordprocessingGroup" xmlns:wpi="http://schemas.microsoft.com/office/word/2010/wordprocessingInk" xmlns:wne="http://schemas.microsoft.com/office/word/2006/wordml" xmlns:wps="http://schemas.microsoft.com/office/word/2010/wordprocessingShape" mc:Ignorable="w14 w15 w16se w16cid w16 w16cex w16sdtdh wp14">
   <w:footnote w:type="separator" w:id="-1">
     <w:p>
       <w:pPr>
@@ -5661,7 +5782,7 @@
 </file>
 
 <file path=word/header1.xml><?xml version="1.0" encoding="utf-8"?>
-<w:hdr xmlns:wpc="http://schemas.microsoft.com/office/word/2010/wordprocessingCanvas" xmlns:cx="http://schemas.microsoft.com/office/drawing/2014/chartex" xmlns:cx1="http://schemas.microsoft.com/office/drawing/2015/9/8/chartex" xmlns:cx2="http://schemas.microsoft.com/office/drawing/2015/10/21/chartex" xmlns:cx3="http://schemas.microsoft.com/office/drawing/2016/5/9/chartex" xmlns:cx4="http://schemas.microsoft.com/office/drawing/2016/5/10/chartex" xmlns:cx5="http://schemas.microsoft.com/office/drawing/2016/5/11/chartex" xmlns:cx6="http://schemas.microsoft.com/office/drawing/2016/5/12/chartex" xmlns:cx7="http://schemas.microsoft.com/office/drawing/2016/5/13/chartex" xmlns:cx8="http://schemas.microsoft.com/office/drawing/2016/5/14/chartex" xmlns:mc="http://schemas.openxmlformats.org/markup-compatibility/2006" xmlns:aink="http://schemas.microsoft.com/office/drawing/2016/ink" xmlns:am3d="http://schemas.microsoft.com/office/drawing/2017/model3d" xmlns:o="urn:schemas-microsoft-com:office:office" xmlns:oel="http://schemas.microsoft.com/office/2019/extlst" xmlns:r="http://schemas.openxmlformats.org/officeDocument/2006/relationships" xmlns:m="http://schemas.openxmlformats.org/officeDocument/2006/math" xmlns:v="urn:schemas-microsoft-com:vml" xmlns:wp14="http://schemas.microsoft.com/office/word/2010/wordprocessingDrawing" xmlns:wp="http://schemas.openxmlformats.org/drawingml/2006/wordprocessingDrawing" xmlns:w10="urn:schemas-microsoft-com:office:word" xmlns:w="http://schemas.openxmlformats.org/wordprocessingml/2006/main" xmlns:w14="http://schemas.microsoft.com/office/word/2010/wordml" xmlns:w15="http://schemas.microsoft.com/office/word/2012/wordml" xmlns:w16cex="http://schemas.microsoft.com/office/word/2018/wordml/cex" xmlns:w16cid="http://schemas.microsoft.com/office/word/2016/wordml/cid" xmlns:w16="http://schemas.microsoft.com/office/word/2018/wordml" xmlns:w16du="http://schemas.microsoft.com/office/word/2023/wordml/word16du" xmlns:w16sdtdh="http://schemas.microsoft.com/office/word/2020/wordml/sdtdatahash" xmlns:w16sdtfl="http://schemas.microsoft.com/office/word/2024/wordml/sdtformatlock" xmlns:w16se="http://schemas.microsoft.com/office/word/2015/wordml/symex" xmlns:wpg="http://schemas.microsoft.com/office/word/2010/wordprocessingGroup" xmlns:wpi="http://schemas.microsoft.com/office/word/2010/wordprocessingInk" xmlns:wne="http://schemas.microsoft.com/office/word/2006/wordml" xmlns:wps="http://schemas.microsoft.com/office/word/2010/wordprocessingShape" mc:Ignorable="w14 w15 w16se w16cid w16 w16cex w16sdtdh w16sdtfl w16du wp14">
+<w:hdr xmlns:wpc="http://schemas.microsoft.com/office/word/2010/wordprocessingCanvas" xmlns:cx="http://schemas.microsoft.com/office/drawing/2014/chartex" xmlns:cx1="http://schemas.microsoft.com/office/drawing/2015/9/8/chartex" xmlns:cx2="http://schemas.microsoft.com/office/drawing/2015/10/21/chartex" xmlns:cx3="http://schemas.microsoft.com/office/drawing/2016/5/9/chartex" xmlns:cx4="http://schemas.microsoft.com/office/drawing/2016/5/10/chartex" xmlns:cx5="http://schemas.microsoft.com/office/drawing/2016/5/11/chartex" xmlns:cx6="http://schemas.microsoft.com/office/drawing/2016/5/12/chartex" xmlns:cx7="http://schemas.microsoft.com/office/drawing/2016/5/13/chartex" xmlns:cx8="http://schemas.microsoft.com/office/drawing/2016/5/14/chartex" xmlns:mc="http://schemas.openxmlformats.org/markup-compatibility/2006" xmlns:aink="http://schemas.microsoft.com/office/drawing/2016/ink" xmlns:am3d="http://schemas.microsoft.com/office/drawing/2017/model3d" xmlns:o="urn:schemas-microsoft-com:office:office" xmlns:r="http://schemas.openxmlformats.org/officeDocument/2006/relationships" xmlns:m="http://schemas.openxmlformats.org/officeDocument/2006/math" xmlns:v="urn:schemas-microsoft-com:vml" xmlns:wp14="http://schemas.microsoft.com/office/word/2010/wordprocessingDrawing" xmlns:wp="http://schemas.openxmlformats.org/drawingml/2006/wordprocessingDrawing" xmlns:w10="urn:schemas-microsoft-com:office:word" xmlns:w="http://schemas.openxmlformats.org/wordprocessingml/2006/main" xmlns:w14="http://schemas.microsoft.com/office/word/2010/wordml" xmlns:w15="http://schemas.microsoft.com/office/word/2012/wordml" xmlns:w16cex="http://schemas.microsoft.com/office/word/2018/wordml/cex" xmlns:w16cid="http://schemas.microsoft.com/office/word/2016/wordml/cid" xmlns:w16="http://schemas.microsoft.com/office/word/2018/wordml" xmlns:w16sdtdh="http://schemas.microsoft.com/office/word/2020/wordml/sdtdatahash" xmlns:w16se="http://schemas.microsoft.com/office/word/2015/wordml/symex" xmlns:wpg="http://schemas.microsoft.com/office/word/2010/wordprocessingGroup" xmlns:wpi="http://schemas.microsoft.com/office/word/2010/wordprocessingInk" xmlns:wne="http://schemas.microsoft.com/office/word/2006/wordml" xmlns:wps="http://schemas.microsoft.com/office/word/2010/wordprocessingShape" mc:Ignorable="w14 w15 w16se w16cid w16 w16cex w16sdtdh wp14">
   <w:p>
     <w:pPr>
       <w:pStyle w:val="lfej"/>
@@ -5752,7 +5873,7 @@
 </file>
 
 <file path=word/numbering.xml><?xml version="1.0" encoding="utf-8"?>
-<w:numbering xmlns:wpc="http://schemas.microsoft.com/office/word/2010/wordprocessingCanvas" xmlns:cx="http://schemas.microsoft.com/office/drawing/2014/chartex" xmlns:cx1="http://schemas.microsoft.com/office/drawing/2015/9/8/chartex" xmlns:cx2="http://schemas.microsoft.com/office/drawing/2015/10/21/chartex" xmlns:cx3="http://schemas.microsoft.com/office/drawing/2016/5/9/chartex" xmlns:cx4="http://schemas.microsoft.com/office/drawing/2016/5/10/chartex" xmlns:cx5="http://schemas.microsoft.com/office/drawing/2016/5/11/chartex" xmlns:cx6="http://schemas.microsoft.com/office/drawing/2016/5/12/chartex" xmlns:cx7="http://schemas.microsoft.com/office/drawing/2016/5/13/chartex" xmlns:cx8="http://schemas.microsoft.com/office/drawing/2016/5/14/chartex" xmlns:mc="http://schemas.openxmlformats.org/markup-compatibility/2006" xmlns:aink="http://schemas.microsoft.com/office/drawing/2016/ink" xmlns:am3d="http://schemas.microsoft.com/office/drawing/2017/model3d" xmlns:o="urn:schemas-microsoft-com:office:office" xmlns:oel="http://schemas.microsoft.com/office/2019/extlst" xmlns:r="http://schemas.openxmlformats.org/officeDocument/2006/relationships" xmlns:m="http://schemas.openxmlformats.org/officeDocument/2006/math" xmlns:v="urn:schemas-microsoft-com:vml" xmlns:wp14="http://schemas.microsoft.com/office/word/2010/wordprocessingDrawing" xmlns:wp="http://schemas.openxmlformats.org/drawingml/2006/wordprocessingDrawing" xmlns:w10="urn:schemas-microsoft-com:office:word" xmlns:w="http://schemas.openxmlformats.org/wordprocessingml/2006/main" xmlns:w14="http://schemas.microsoft.com/office/word/2010/wordml" xmlns:w15="http://schemas.microsoft.com/office/word/2012/wordml" xmlns:w16cex="http://schemas.microsoft.com/office/word/2018/wordml/cex" xmlns:w16cid="http://schemas.microsoft.com/office/word/2016/wordml/cid" xmlns:w16="http://schemas.microsoft.com/office/word/2018/wordml" xmlns:w16du="http://schemas.microsoft.com/office/word/2023/wordml/word16du" xmlns:w16sdtdh="http://schemas.microsoft.com/office/word/2020/wordml/sdtdatahash" xmlns:w16sdtfl="http://schemas.microsoft.com/office/word/2024/wordml/sdtformatlock" xmlns:w16se="http://schemas.microsoft.com/office/word/2015/wordml/symex" xmlns:wpg="http://schemas.microsoft.com/office/word/2010/wordprocessingGroup" xmlns:wpi="http://schemas.microsoft.com/office/word/2010/wordprocessingInk" xmlns:wne="http://schemas.microsoft.com/office/word/2006/wordml" xmlns:wps="http://schemas.microsoft.com/office/word/2010/wordprocessingShape" mc:Ignorable="w14 w15 w16se w16cid w16 w16cex w16sdtdh w16sdtfl w16du wp14">
+<w:numbering xmlns:wpc="http://schemas.microsoft.com/office/word/2010/wordprocessingCanvas" xmlns:cx="http://schemas.microsoft.com/office/drawing/2014/chartex" xmlns:cx1="http://schemas.microsoft.com/office/drawing/2015/9/8/chartex" xmlns:cx2="http://schemas.microsoft.com/office/drawing/2015/10/21/chartex" xmlns:cx3="http://schemas.microsoft.com/office/drawing/2016/5/9/chartex" xmlns:cx4="http://schemas.microsoft.com/office/drawing/2016/5/10/chartex" xmlns:cx5="http://schemas.microsoft.com/office/drawing/2016/5/11/chartex" xmlns:cx6="http://schemas.microsoft.com/office/drawing/2016/5/12/chartex" xmlns:cx7="http://schemas.microsoft.com/office/drawing/2016/5/13/chartex" xmlns:cx8="http://schemas.microsoft.com/office/drawing/2016/5/14/chartex" xmlns:mc="http://schemas.openxmlformats.org/markup-compatibility/2006" xmlns:aink="http://schemas.microsoft.com/office/drawing/2016/ink" xmlns:am3d="http://schemas.microsoft.com/office/drawing/2017/model3d" xmlns:o="urn:schemas-microsoft-com:office:office" xmlns:r="http://schemas.openxmlformats.org/officeDocument/2006/relationships" xmlns:m="http://schemas.openxmlformats.org/officeDocument/2006/math" xmlns:v="urn:schemas-microsoft-com:vml" xmlns:wp14="http://schemas.microsoft.com/office/word/2010/wordprocessingDrawing" xmlns:wp="http://schemas.openxmlformats.org/drawingml/2006/wordprocessingDrawing" xmlns:w10="urn:schemas-microsoft-com:office:word" xmlns:w="http://schemas.openxmlformats.org/wordprocessingml/2006/main" xmlns:w14="http://schemas.microsoft.com/office/word/2010/wordml" xmlns:w15="http://schemas.microsoft.com/office/word/2012/wordml" xmlns:w16cex="http://schemas.microsoft.com/office/word/2018/wordml/cex" xmlns:w16cid="http://schemas.microsoft.com/office/word/2016/wordml/cid" xmlns:w16="http://schemas.microsoft.com/office/word/2018/wordml" xmlns:w16sdtdh="http://schemas.microsoft.com/office/word/2020/wordml/sdtdatahash" xmlns:w16se="http://schemas.microsoft.com/office/word/2015/wordml/symex" xmlns:wpg="http://schemas.microsoft.com/office/word/2010/wordprocessingGroup" xmlns:wpi="http://schemas.microsoft.com/office/word/2010/wordprocessingInk" xmlns:wne="http://schemas.microsoft.com/office/word/2006/wordml" xmlns:wps="http://schemas.microsoft.com/office/word/2010/wordprocessingShape" mc:Ignorable="w14 w15 w16se w16cid w16 w16cex w16sdtdh wp14">
   <w:abstractNum w:abstractNumId="0" w15:restartNumberingAfterBreak="0">
     <w:nsid w:val="0E225B54"/>
     <w:multiLevelType w:val="hybridMultilevel"/>
@@ -6960,6 +7081,119 @@
     </w:lvl>
   </w:abstractNum>
   <w:abstractNum w:abstractNumId="12" w15:restartNumberingAfterBreak="0">
+    <w:nsid w:val="4D5D3542"/>
+    <w:multiLevelType w:val="hybridMultilevel"/>
+    <w:tmpl w:val="BE6851CC"/>
+    <w:lvl w:ilvl="0" w:tplc="040E0001">
+      <w:start w:val="1"/>
+      <w:numFmt w:val="bullet"/>
+      <w:lvlText w:val=""/>
+      <w:lvlJc w:val="left"/>
+      <w:pPr>
+        <w:ind w:left="720" w:hanging="360"/>
+      </w:pPr>
+      <w:rPr>
+        <w:rFonts w:ascii="Symbol" w:hAnsi="Symbol" w:hint="default"/>
+      </w:rPr>
+    </w:lvl>
+    <w:lvl w:ilvl="1" w:tplc="040E0003" w:tentative="1">
+      <w:start w:val="1"/>
+      <w:numFmt w:val="bullet"/>
+      <w:lvlText w:val="o"/>
+      <w:lvlJc w:val="left"/>
+      <w:pPr>
+        <w:ind w:left="1440" w:hanging="360"/>
+      </w:pPr>
+      <w:rPr>
+        <w:rFonts w:ascii="Courier New" w:hAnsi="Courier New" w:cs="Courier New" w:hint="default"/>
+      </w:rPr>
+    </w:lvl>
+    <w:lvl w:ilvl="2" w:tplc="040E0005" w:tentative="1">
+      <w:start w:val="1"/>
+      <w:numFmt w:val="bullet"/>
+      <w:lvlText w:val=""/>
+      <w:lvlJc w:val="left"/>
+      <w:pPr>
+        <w:ind w:left="2160" w:hanging="360"/>
+      </w:pPr>
+      <w:rPr>
+        <w:rFonts w:ascii="Wingdings" w:hAnsi="Wingdings" w:hint="default"/>
+      </w:rPr>
+    </w:lvl>
+    <w:lvl w:ilvl="3" w:tplc="040E0001" w:tentative="1">
+      <w:start w:val="1"/>
+      <w:numFmt w:val="bullet"/>
+      <w:lvlText w:val=""/>
+      <w:lvlJc w:val="left"/>
+      <w:pPr>
+        <w:ind w:left="2880" w:hanging="360"/>
+      </w:pPr>
+      <w:rPr>
+        <w:rFonts w:ascii="Symbol" w:hAnsi="Symbol" w:hint="default"/>
+      </w:rPr>
+    </w:lvl>
+    <w:lvl w:ilvl="4" w:tplc="040E0003" w:tentative="1">
+      <w:start w:val="1"/>
+      <w:numFmt w:val="bullet"/>
+      <w:lvlText w:val="o"/>
+      <w:lvlJc w:val="left"/>
+      <w:pPr>
+        <w:ind w:left="3600" w:hanging="360"/>
+      </w:pPr>
+      <w:rPr>
+        <w:rFonts w:ascii="Courier New" w:hAnsi="Courier New" w:cs="Courier New" w:hint="default"/>
+      </w:rPr>
+    </w:lvl>
+    <w:lvl w:ilvl="5" w:tplc="040E0005" w:tentative="1">
+      <w:start w:val="1"/>
+      <w:numFmt w:val="bullet"/>
+      <w:lvlText w:val=""/>
+      <w:lvlJc w:val="left"/>
+      <w:pPr>
+        <w:ind w:left="4320" w:hanging="360"/>
+      </w:pPr>
+      <w:rPr>
+        <w:rFonts w:ascii="Wingdings" w:hAnsi="Wingdings" w:hint="default"/>
+      </w:rPr>
+    </w:lvl>
+    <w:lvl w:ilvl="6" w:tplc="040E0001" w:tentative="1">
+      <w:start w:val="1"/>
+      <w:numFmt w:val="bullet"/>
+      <w:lvlText w:val=""/>
+      <w:lvlJc w:val="left"/>
+      <w:pPr>
+        <w:ind w:left="5040" w:hanging="360"/>
+      </w:pPr>
+      <w:rPr>
+        <w:rFonts w:ascii="Symbol" w:hAnsi="Symbol" w:hint="default"/>
+      </w:rPr>
+    </w:lvl>
+    <w:lvl w:ilvl="7" w:tplc="040E0003" w:tentative="1">
+      <w:start w:val="1"/>
+      <w:numFmt w:val="bullet"/>
+      <w:lvlText w:val="o"/>
+      <w:lvlJc w:val="left"/>
+      <w:pPr>
+        <w:ind w:left="5760" w:hanging="360"/>
+      </w:pPr>
+      <w:rPr>
+        <w:rFonts w:ascii="Courier New" w:hAnsi="Courier New" w:cs="Courier New" w:hint="default"/>
+      </w:rPr>
+    </w:lvl>
+    <w:lvl w:ilvl="8" w:tplc="040E0005" w:tentative="1">
+      <w:start w:val="1"/>
+      <w:numFmt w:val="bullet"/>
+      <w:lvlText w:val=""/>
+      <w:lvlJc w:val="left"/>
+      <w:pPr>
+        <w:ind w:left="6480" w:hanging="360"/>
+      </w:pPr>
+      <w:rPr>
+        <w:rFonts w:ascii="Wingdings" w:hAnsi="Wingdings" w:hint="default"/>
+      </w:rPr>
+    </w:lvl>
+  </w:abstractNum>
+  <w:abstractNum w:abstractNumId="13" w15:restartNumberingAfterBreak="0">
     <w:nsid w:val="54976762"/>
     <w:multiLevelType w:val="hybridMultilevel"/>
     <w:tmpl w:val="B4E67546"/>
@@ -7072,7 +7306,7 @@
       </w:rPr>
     </w:lvl>
   </w:abstractNum>
-  <w:abstractNum w:abstractNumId="13" w15:restartNumberingAfterBreak="0">
+  <w:abstractNum w:abstractNumId="14" w15:restartNumberingAfterBreak="0">
     <w:nsid w:val="56746A7D"/>
     <w:multiLevelType w:val="hybridMultilevel"/>
     <w:tmpl w:val="3B50CA50"/>
@@ -7185,7 +7419,7 @@
       </w:rPr>
     </w:lvl>
   </w:abstractNum>
-  <w:abstractNum w:abstractNumId="14" w15:restartNumberingAfterBreak="0">
+  <w:abstractNum w:abstractNumId="15" w15:restartNumberingAfterBreak="0">
     <w:nsid w:val="58091DE9"/>
     <w:multiLevelType w:val="hybridMultilevel"/>
     <w:tmpl w:val="373C5A0E"/>
@@ -7298,7 +7532,7 @@
       </w:rPr>
     </w:lvl>
   </w:abstractNum>
-  <w:abstractNum w:abstractNumId="15" w15:restartNumberingAfterBreak="0">
+  <w:abstractNum w:abstractNumId="16" w15:restartNumberingAfterBreak="0">
     <w:nsid w:val="5E8B3339"/>
     <w:multiLevelType w:val="hybridMultilevel"/>
     <w:tmpl w:val="BD0E4D82"/>
@@ -7411,7 +7645,7 @@
       </w:rPr>
     </w:lvl>
   </w:abstractNum>
-  <w:abstractNum w:abstractNumId="16" w15:restartNumberingAfterBreak="0">
+  <w:abstractNum w:abstractNumId="17" w15:restartNumberingAfterBreak="0">
     <w:nsid w:val="65763252"/>
     <w:multiLevelType w:val="hybridMultilevel"/>
     <w:tmpl w:val="0D8E71EC"/>
@@ -7524,7 +7758,7 @@
       </w:rPr>
     </w:lvl>
   </w:abstractNum>
-  <w:abstractNum w:abstractNumId="17" w15:restartNumberingAfterBreak="0">
+  <w:abstractNum w:abstractNumId="18" w15:restartNumberingAfterBreak="0">
     <w:nsid w:val="65C92928"/>
     <w:multiLevelType w:val="hybridMultilevel"/>
     <w:tmpl w:val="35DC8B3E"/>
@@ -7637,7 +7871,7 @@
       </w:rPr>
     </w:lvl>
   </w:abstractNum>
-  <w:abstractNum w:abstractNumId="18" w15:restartNumberingAfterBreak="0">
+  <w:abstractNum w:abstractNumId="19" w15:restartNumberingAfterBreak="0">
     <w:nsid w:val="68A95C64"/>
     <w:multiLevelType w:val="hybridMultilevel"/>
     <w:tmpl w:val="6B60DA3C"/>
@@ -7750,7 +7984,7 @@
       </w:rPr>
     </w:lvl>
   </w:abstractNum>
-  <w:abstractNum w:abstractNumId="19" w15:restartNumberingAfterBreak="0">
+  <w:abstractNum w:abstractNumId="20" w15:restartNumberingAfterBreak="0">
     <w:nsid w:val="6C4D084A"/>
     <w:multiLevelType w:val="hybridMultilevel"/>
     <w:tmpl w:val="8FFC30E6"/>
@@ -7836,7 +8070,7 @@
       </w:pPr>
     </w:lvl>
   </w:abstractNum>
-  <w:abstractNum w:abstractNumId="20" w15:restartNumberingAfterBreak="0">
+  <w:abstractNum w:abstractNumId="21" w15:restartNumberingAfterBreak="0">
     <w:nsid w:val="74361AF2"/>
     <w:multiLevelType w:val="multilevel"/>
     <w:tmpl w:val="60AE835C"/>
@@ -7931,7 +8165,7 @@
       </w:pPr>
     </w:lvl>
   </w:abstractNum>
-  <w:abstractNum w:abstractNumId="21" w15:restartNumberingAfterBreak="0">
+  <w:abstractNum w:abstractNumId="22" w15:restartNumberingAfterBreak="0">
     <w:nsid w:val="7DD36580"/>
     <w:multiLevelType w:val="hybridMultilevel"/>
     <w:tmpl w:val="AF8890DE"/>
@@ -8044,37 +8278,37 @@
       </w:rPr>
     </w:lvl>
   </w:abstractNum>
-  <w:num w:numId="1" w16cid:durableId="2054380845">
-    <w:abstractNumId w:val="19"/>
+  <w:num w:numId="1">
+    <w:abstractNumId w:val="20"/>
   </w:num>
-  <w:num w:numId="2" w16cid:durableId="386104802">
+  <w:num w:numId="2">
     <w:abstractNumId w:val="5"/>
   </w:num>
-  <w:num w:numId="3" w16cid:durableId="970093612">
+  <w:num w:numId="3">
     <w:abstractNumId w:val="4"/>
   </w:num>
-  <w:num w:numId="4" w16cid:durableId="1932348452">
+  <w:num w:numId="4">
     <w:abstractNumId w:val="0"/>
   </w:num>
-  <w:num w:numId="5" w16cid:durableId="184638653">
+  <w:num w:numId="5">
     <w:abstractNumId w:val="2"/>
   </w:num>
-  <w:num w:numId="6" w16cid:durableId="1420175789">
+  <w:num w:numId="6">
     <w:abstractNumId w:val="7"/>
   </w:num>
-  <w:num w:numId="7" w16cid:durableId="753282206">
+  <w:num w:numId="7">
     <w:abstractNumId w:val="1"/>
   </w:num>
-  <w:num w:numId="8" w16cid:durableId="1153831204">
+  <w:num w:numId="8">
     <w:abstractNumId w:val="3"/>
   </w:num>
-  <w:num w:numId="9" w16cid:durableId="996568745">
-    <w:abstractNumId w:val="16"/>
-  </w:num>
-  <w:num w:numId="10" w16cid:durableId="1842038147">
+  <w:num w:numId="9">
     <w:abstractNumId w:val="17"/>
   </w:num>
-  <w:num w:numId="11" w16cid:durableId="645016916">
+  <w:num w:numId="10">
+    <w:abstractNumId w:val="18"/>
+  </w:num>
+  <w:num w:numId="11">
     <w:abstractNumId w:val="3"/>
     <w:lvlOverride w:ilvl="0">
       <w:startOverride w:val="1"/>
@@ -8104,7 +8338,7 @@
       <w:startOverride w:val="1"/>
     </w:lvlOverride>
   </w:num>
-  <w:num w:numId="12" w16cid:durableId="1379235200">
+  <w:num w:numId="12">
     <w:abstractNumId w:val="3"/>
     <w:lvlOverride w:ilvl="0">
       <w:startOverride w:val="1"/>
@@ -8134,7 +8368,7 @@
       <w:startOverride w:val="1"/>
     </w:lvlOverride>
   </w:num>
-  <w:num w:numId="13" w16cid:durableId="525410760">
+  <w:num w:numId="13">
     <w:abstractNumId w:val="3"/>
     <w:lvlOverride w:ilvl="0">
       <w:startOverride w:val="1"/>
@@ -8164,50 +8398,53 @@
       <w:startOverride w:val="1"/>
     </w:lvlOverride>
   </w:num>
-  <w:num w:numId="14" w16cid:durableId="851340736">
-    <w:abstractNumId w:val="20"/>
-  </w:num>
-  <w:num w:numId="15" w16cid:durableId="1485899819">
-    <w:abstractNumId w:val="20"/>
-  </w:num>
-  <w:num w:numId="16" w16cid:durableId="1312518973">
+  <w:num w:numId="14">
     <w:abstractNumId w:val="21"/>
   </w:num>
-  <w:num w:numId="17" w16cid:durableId="1320111907">
+  <w:num w:numId="15">
+    <w:abstractNumId w:val="21"/>
+  </w:num>
+  <w:num w:numId="16">
+    <w:abstractNumId w:val="22"/>
+  </w:num>
+  <w:num w:numId="17">
     <w:abstractNumId w:val="8"/>
   </w:num>
-  <w:num w:numId="18" w16cid:durableId="444351195">
+  <w:num w:numId="18">
+    <w:abstractNumId w:val="16"/>
+  </w:num>
+  <w:num w:numId="19">
+    <w:abstractNumId w:val="6"/>
+  </w:num>
+  <w:num w:numId="20">
+    <w:abstractNumId w:val="10"/>
+  </w:num>
+  <w:num w:numId="21">
+    <w:abstractNumId w:val="14"/>
+  </w:num>
+  <w:num w:numId="22">
     <w:abstractNumId w:val="15"/>
   </w:num>
-  <w:num w:numId="19" w16cid:durableId="299111085">
-    <w:abstractNumId w:val="6"/>
+  <w:num w:numId="23">
+    <w:abstractNumId w:val="9"/>
   </w:num>
-  <w:num w:numId="20" w16cid:durableId="1826241367">
-    <w:abstractNumId w:val="10"/>
+  <w:num w:numId="24">
+    <w:abstractNumId w:val="11"/>
   </w:num>
-  <w:num w:numId="21" w16cid:durableId="701516560">
+  <w:num w:numId="25">
+    <w:abstractNumId w:val="19"/>
+  </w:num>
+  <w:num w:numId="26">
     <w:abstractNumId w:val="13"/>
   </w:num>
-  <w:num w:numId="22" w16cid:durableId="1341279222">
-    <w:abstractNumId w:val="14"/>
-  </w:num>
-  <w:num w:numId="23" w16cid:durableId="1723677177">
-    <w:abstractNumId w:val="9"/>
-  </w:num>
-  <w:num w:numId="24" w16cid:durableId="642196557">
-    <w:abstractNumId w:val="11"/>
-  </w:num>
-  <w:num w:numId="25" w16cid:durableId="1389763965">
-    <w:abstractNumId w:val="18"/>
-  </w:num>
-  <w:num w:numId="26" w16cid:durableId="204635176">
+  <w:num w:numId="27">
     <w:abstractNumId w:val="12"/>
   </w:num>
 </w:numbering>
 </file>
 
 <file path=word/styles.xml><?xml version="1.0" encoding="utf-8"?>
-<w:styles xmlns:mc="http://schemas.openxmlformats.org/markup-compatibility/2006" xmlns:r="http://schemas.openxmlformats.org/officeDocument/2006/relationships" xmlns:w="http://schemas.openxmlformats.org/wordprocessingml/2006/main" xmlns:w14="http://schemas.microsoft.com/office/word/2010/wordml" xmlns:w15="http://schemas.microsoft.com/office/word/2012/wordml" xmlns:w16cex="http://schemas.microsoft.com/office/word/2018/wordml/cex" xmlns:w16cid="http://schemas.microsoft.com/office/word/2016/wordml/cid" xmlns:w16="http://schemas.microsoft.com/office/word/2018/wordml" xmlns:w16du="http://schemas.microsoft.com/office/word/2023/wordml/word16du" xmlns:w16sdtdh="http://schemas.microsoft.com/office/word/2020/wordml/sdtdatahash" xmlns:w16sdtfl="http://schemas.microsoft.com/office/word/2024/wordml/sdtformatlock" xmlns:w16se="http://schemas.microsoft.com/office/word/2015/wordml/symex" mc:Ignorable="w14 w15 w16se w16cid w16 w16cex w16sdtdh w16sdtfl w16du">
+<w:styles xmlns:mc="http://schemas.openxmlformats.org/markup-compatibility/2006" xmlns:r="http://schemas.openxmlformats.org/officeDocument/2006/relationships" xmlns:w="http://schemas.openxmlformats.org/wordprocessingml/2006/main" xmlns:w14="http://schemas.microsoft.com/office/word/2010/wordml" xmlns:w15="http://schemas.microsoft.com/office/word/2012/wordml" xmlns:w16cex="http://schemas.microsoft.com/office/word/2018/wordml/cex" xmlns:w16cid="http://schemas.microsoft.com/office/word/2016/wordml/cid" xmlns:w16="http://schemas.microsoft.com/office/word/2018/wordml" xmlns:w16sdtdh="http://schemas.microsoft.com/office/word/2020/wordml/sdtdatahash" xmlns:w16se="http://schemas.microsoft.com/office/word/2015/wordml/symex" mc:Ignorable="w14 w15 w16se w16cid w16 w16cex w16sdtdh">
   <w:docDefaults>
     <w:rPrDefault>
       <w:rPr>
@@ -8841,6 +9078,7 @@
   <w:style w:type="character" w:default="1" w:styleId="Bekezdsalapbettpusa">
     <w:name w:val="Default Paragraph Font"/>
     <w:uiPriority w:val="1"/>
+    <w:semiHidden/>
     <w:unhideWhenUsed/>
   </w:style>
   <w:style w:type="table" w:default="1" w:styleId="Normltblzat">

--- a/docs/Okligon.docx
+++ b/docs/Okligon.docx
@@ -30,18 +30,18 @@
           <w:lang w:eastAsia="hu-HU"/>
         </w:rPr>
         <w:drawing>
-          <wp:anchor distT="0" distB="0" distL="114300" distR="114300" simplePos="0" relativeHeight="251658240" behindDoc="1" locked="0" layoutInCell="1" allowOverlap="1" wp14:anchorId="11725D06" wp14:editId="1C20EC49">
+          <wp:anchor distT="0" distB="0" distL="114300" distR="114300" simplePos="0" relativeHeight="251658240" behindDoc="1" locked="0" layoutInCell="1" allowOverlap="1" wp14:anchorId="64595D8B" wp14:editId="28A6B0B8">
             <wp:simplePos x="0" y="0"/>
-            <wp:positionH relativeFrom="margin">
-              <wp:posOffset>-9525</wp:posOffset>
+            <wp:positionH relativeFrom="column">
+              <wp:posOffset>-2648</wp:posOffset>
             </wp:positionH>
             <wp:positionV relativeFrom="paragraph">
-              <wp:posOffset>380365</wp:posOffset>
+              <wp:posOffset>2480</wp:posOffset>
             </wp:positionV>
-            <wp:extent cx="5760720" cy="3141980"/>
-            <wp:effectExtent l="0" t="0" r="0" b="1270"/>
+            <wp:extent cx="5760720" cy="3140710"/>
+            <wp:effectExtent l="0" t="0" r="0" b="0"/>
             <wp:wrapNone/>
-            <wp:docPr id="3" name="Kép 3"/>
+            <wp:docPr id="4" name="Kép 4"/>
             <wp:cNvGraphicFramePr>
               <a:graphicFrameLocks xmlns:a="http://schemas.openxmlformats.org/drawingml/2006/main" noChangeAspect="1"/>
             </wp:cNvGraphicFramePr>
@@ -49,11 +49,11 @@
               <a:graphicData uri="http://schemas.openxmlformats.org/drawingml/2006/picture">
                 <pic:pic xmlns:pic="http://schemas.openxmlformats.org/drawingml/2006/picture">
                   <pic:nvPicPr>
-                    <pic:cNvPr id="3" name="Kép 3"/>
+                    <pic:cNvPr id="4" name="Kép 4"/>
                     <pic:cNvPicPr/>
                   </pic:nvPicPr>
                   <pic:blipFill>
-                    <a:blip r:embed="rId8" cstate="print">
+                    <a:blip r:embed="rId8">
                       <a:extLst>
                         <a:ext uri="{28A0092B-C50C-407E-A947-70E740481C1C}">
                           <a14:useLocalDpi xmlns:a14="http://schemas.microsoft.com/office/drawing/2010/main" val="0"/>
@@ -67,7 +67,7 @@
                   <pic:spPr>
                     <a:xfrm>
                       <a:off x="0" y="0"/>
-                      <a:ext cx="5760720" cy="3141980"/>
+                      <a:ext cx="5760720" cy="3140710"/>
                     </a:xfrm>
                     <a:prstGeom prst="rect">
                       <a:avLst/>
@@ -114,8 +114,7 @@
         <w:rPr>
           <w:rFonts w:asciiTheme="minorHAnsi" w:eastAsiaTheme="minorHAnsi" w:hAnsiTheme="minorHAnsi" w:cstheme="minorBidi"/>
           <w:color w:val="auto"/>
-          <w:sz w:val="26"/>
-          <w:szCs w:val="22"/>
+          <w:sz w:val="32"/>
         </w:rPr>
         <w:id w:val="-639102614"/>
         <w:docPartObj>
@@ -133,18 +132,19 @@
         <w:p>
           <w:pPr>
             <w:pStyle w:val="Cmsor1"/>
+            <w:rPr>
+              <w:sz w:val="44"/>
+              <w:szCs w:val="44"/>
+            </w:rPr>
           </w:pPr>
           <w:r>
+            <w:rPr>
+              <w:sz w:val="44"/>
+              <w:szCs w:val="44"/>
+            </w:rPr>
             <w:t>Tartalomjegyzék</w:t>
           </w:r>
           <w:bookmarkEnd w:id="0"/>
-        </w:p>
-        <w:p>
-          <w:pPr>
-            <w:rPr>
-              <w:lang w:eastAsia="hu-HU"/>
-            </w:rPr>
-          </w:pPr>
         </w:p>
         <w:p>
           <w:pPr>
@@ -156,17 +156,30 @@
             <w:rPr>
               <w:rFonts w:eastAsiaTheme="minorEastAsia"/>
               <w:noProof/>
-              <w:sz w:val="22"/>
+              <w:sz w:val="32"/>
+              <w:szCs w:val="32"/>
               <w:lang w:eastAsia="hu-HU"/>
             </w:rPr>
           </w:pPr>
           <w:r>
+            <w:rPr>
+              <w:sz w:val="32"/>
+              <w:szCs w:val="32"/>
+            </w:rPr>
             <w:fldChar w:fldCharType="begin"/>
           </w:r>
           <w:r>
+            <w:rPr>
+              <w:sz w:val="32"/>
+              <w:szCs w:val="32"/>
+            </w:rPr>
             <w:instrText xml:space="preserve"> TOC \o "1-3" \h \z \u </w:instrText>
           </w:r>
           <w:r>
+            <w:rPr>
+              <w:sz w:val="32"/>
+              <w:szCs w:val="32"/>
+            </w:rPr>
             <w:fldChar w:fldCharType="separate"/>
           </w:r>
           <w:hyperlink w:anchor="_Toc239746184" w:history="1">
@@ -174,6 +187,8 @@
               <w:rPr>
                 <w:rStyle w:val="Hiperhivatkozs"/>
                 <w:noProof/>
+                <w:sz w:val="32"/>
+                <w:szCs w:val="32"/>
               </w:rPr>
               <w:t>1.</w:t>
             </w:r>
@@ -181,7 +196,8 @@
               <w:rPr>
                 <w:rFonts w:eastAsiaTheme="minorEastAsia"/>
                 <w:noProof/>
-                <w:sz w:val="22"/>
+                <w:sz w:val="32"/>
+                <w:szCs w:val="32"/>
                 <w:lang w:eastAsia="hu-HU"/>
               </w:rPr>
               <w:tab/>
@@ -190,6 +206,8 @@
               <w:rPr>
                 <w:rStyle w:val="Hiperhivatkozs"/>
                 <w:noProof/>
+                <w:sz w:val="32"/>
+                <w:szCs w:val="32"/>
               </w:rPr>
               <w:t>Tartalomjegyzék</w:t>
             </w:r>
@@ -197,6 +215,8 @@
               <w:rPr>
                 <w:noProof/>
                 <w:webHidden/>
+                <w:sz w:val="32"/>
+                <w:szCs w:val="32"/>
               </w:rPr>
               <w:tab/>
             </w:r>
@@ -204,6 +224,8 @@
               <w:rPr>
                 <w:noProof/>
                 <w:webHidden/>
+                <w:sz w:val="32"/>
+                <w:szCs w:val="32"/>
               </w:rPr>
               <w:fldChar w:fldCharType="begin"/>
             </w:r>
@@ -211,6 +233,8 @@
               <w:rPr>
                 <w:noProof/>
                 <w:webHidden/>
+                <w:sz w:val="32"/>
+                <w:szCs w:val="32"/>
               </w:rPr>
               <w:instrText xml:space="preserve"> PAGEREF _Toc239746184 \h </w:instrText>
             </w:r>
@@ -218,12 +242,16 @@
               <w:rPr>
                 <w:noProof/>
                 <w:webHidden/>
-              </w:rPr>
-            </w:r>
-            <w:r>
-              <w:rPr>
-                <w:noProof/>
-                <w:webHidden/>
+                <w:sz w:val="32"/>
+                <w:szCs w:val="32"/>
+              </w:rPr>
+            </w:r>
+            <w:r>
+              <w:rPr>
+                <w:noProof/>
+                <w:webHidden/>
+                <w:sz w:val="32"/>
+                <w:szCs w:val="32"/>
               </w:rPr>
               <w:fldChar w:fldCharType="separate"/>
             </w:r>
@@ -231,6 +259,8 @@
               <w:rPr>
                 <w:noProof/>
                 <w:webHidden/>
+                <w:sz w:val="32"/>
+                <w:szCs w:val="32"/>
               </w:rPr>
               <w:t>2</w:t>
             </w:r>
@@ -238,6 +268,8 @@
               <w:rPr>
                 <w:noProof/>
                 <w:webHidden/>
+                <w:sz w:val="32"/>
+                <w:szCs w:val="32"/>
               </w:rPr>
               <w:fldChar w:fldCharType="end"/>
             </w:r>
@@ -253,7 +285,8 @@
             <w:rPr>
               <w:rFonts w:eastAsiaTheme="minorEastAsia"/>
               <w:noProof/>
-              <w:sz w:val="22"/>
+              <w:sz w:val="32"/>
+              <w:szCs w:val="32"/>
               <w:lang w:eastAsia="hu-HU"/>
             </w:rPr>
           </w:pPr>
@@ -262,6 +295,8 @@
               <w:rPr>
                 <w:rStyle w:val="Hiperhivatkozs"/>
                 <w:noProof/>
+                <w:sz w:val="32"/>
+                <w:szCs w:val="32"/>
                 <w:lang w:eastAsia="hu-HU"/>
               </w:rPr>
               <w:t>2.</w:t>
@@ -270,7 +305,8 @@
               <w:rPr>
                 <w:rFonts w:eastAsiaTheme="minorEastAsia"/>
                 <w:noProof/>
-                <w:sz w:val="22"/>
+                <w:sz w:val="32"/>
+                <w:szCs w:val="32"/>
                 <w:lang w:eastAsia="hu-HU"/>
               </w:rPr>
               <w:tab/>
@@ -279,6 +315,8 @@
               <w:rPr>
                 <w:rStyle w:val="Hiperhivatkozs"/>
                 <w:noProof/>
+                <w:sz w:val="32"/>
+                <w:szCs w:val="32"/>
                 <w:lang w:eastAsia="hu-HU"/>
               </w:rPr>
               <w:t>Bevezetés</w:t>
@@ -287,6 +325,8 @@
               <w:rPr>
                 <w:noProof/>
                 <w:webHidden/>
+                <w:sz w:val="32"/>
+                <w:szCs w:val="32"/>
               </w:rPr>
               <w:tab/>
             </w:r>
@@ -294,6 +334,8 @@
               <w:rPr>
                 <w:noProof/>
                 <w:webHidden/>
+                <w:sz w:val="32"/>
+                <w:szCs w:val="32"/>
               </w:rPr>
               <w:fldChar w:fldCharType="begin"/>
             </w:r>
@@ -301,6 +343,8 @@
               <w:rPr>
                 <w:noProof/>
                 <w:webHidden/>
+                <w:sz w:val="32"/>
+                <w:szCs w:val="32"/>
               </w:rPr>
               <w:instrText xml:space="preserve"> PAGEREF _Toc239746185 \h </w:instrText>
             </w:r>
@@ -308,12 +352,16 @@
               <w:rPr>
                 <w:noProof/>
                 <w:webHidden/>
-              </w:rPr>
-            </w:r>
-            <w:r>
-              <w:rPr>
-                <w:noProof/>
-                <w:webHidden/>
+                <w:sz w:val="32"/>
+                <w:szCs w:val="32"/>
+              </w:rPr>
+            </w:r>
+            <w:r>
+              <w:rPr>
+                <w:noProof/>
+                <w:webHidden/>
+                <w:sz w:val="32"/>
+                <w:szCs w:val="32"/>
               </w:rPr>
               <w:fldChar w:fldCharType="separate"/>
             </w:r>
@@ -321,6 +369,8 @@
               <w:rPr>
                 <w:noProof/>
                 <w:webHidden/>
+                <w:sz w:val="32"/>
+                <w:szCs w:val="32"/>
               </w:rPr>
               <w:t>4</w:t>
             </w:r>
@@ -328,6 +378,8 @@
               <w:rPr>
                 <w:noProof/>
                 <w:webHidden/>
+                <w:sz w:val="32"/>
+                <w:szCs w:val="32"/>
               </w:rPr>
               <w:fldChar w:fldCharType="end"/>
             </w:r>
@@ -343,7 +395,8 @@
             <w:rPr>
               <w:rFonts w:eastAsiaTheme="minorEastAsia"/>
               <w:noProof/>
-              <w:sz w:val="22"/>
+              <w:sz w:val="32"/>
+              <w:szCs w:val="32"/>
               <w:lang w:eastAsia="hu-HU"/>
             </w:rPr>
           </w:pPr>
@@ -352,6 +405,8 @@
               <w:rPr>
                 <w:rStyle w:val="Hiperhivatkozs"/>
                 <w:noProof/>
+                <w:sz w:val="32"/>
+                <w:szCs w:val="32"/>
                 <w:lang w:eastAsia="hu-HU"/>
               </w:rPr>
               <w:t>2.1</w:t>
@@ -360,7 +415,8 @@
               <w:rPr>
                 <w:rFonts w:eastAsiaTheme="minorEastAsia"/>
                 <w:noProof/>
-                <w:sz w:val="22"/>
+                <w:sz w:val="32"/>
+                <w:szCs w:val="32"/>
                 <w:lang w:eastAsia="hu-HU"/>
               </w:rPr>
               <w:tab/>
@@ -369,6 +425,8 @@
               <w:rPr>
                 <w:rStyle w:val="Hiperhivatkozs"/>
                 <w:noProof/>
+                <w:sz w:val="32"/>
+                <w:szCs w:val="32"/>
                 <w:lang w:eastAsia="hu-HU"/>
               </w:rPr>
               <w:t>Feladat címe</w:t>
@@ -377,6 +435,8 @@
               <w:rPr>
                 <w:noProof/>
                 <w:webHidden/>
+                <w:sz w:val="32"/>
+                <w:szCs w:val="32"/>
               </w:rPr>
               <w:tab/>
             </w:r>
@@ -384,6 +444,8 @@
               <w:rPr>
                 <w:noProof/>
                 <w:webHidden/>
+                <w:sz w:val="32"/>
+                <w:szCs w:val="32"/>
               </w:rPr>
               <w:fldChar w:fldCharType="begin"/>
             </w:r>
@@ -391,6 +453,8 @@
               <w:rPr>
                 <w:noProof/>
                 <w:webHidden/>
+                <w:sz w:val="32"/>
+                <w:szCs w:val="32"/>
               </w:rPr>
               <w:instrText xml:space="preserve"> PAGEREF _Toc239746186 \h </w:instrText>
             </w:r>
@@ -398,12 +462,16 @@
               <w:rPr>
                 <w:noProof/>
                 <w:webHidden/>
-              </w:rPr>
-            </w:r>
-            <w:r>
-              <w:rPr>
-                <w:noProof/>
-                <w:webHidden/>
+                <w:sz w:val="32"/>
+                <w:szCs w:val="32"/>
+              </w:rPr>
+            </w:r>
+            <w:r>
+              <w:rPr>
+                <w:noProof/>
+                <w:webHidden/>
+                <w:sz w:val="32"/>
+                <w:szCs w:val="32"/>
               </w:rPr>
               <w:fldChar w:fldCharType="separate"/>
             </w:r>
@@ -411,6 +479,8 @@
               <w:rPr>
                 <w:noProof/>
                 <w:webHidden/>
+                <w:sz w:val="32"/>
+                <w:szCs w:val="32"/>
               </w:rPr>
               <w:t>4</w:t>
             </w:r>
@@ -418,6 +488,8 @@
               <w:rPr>
                 <w:noProof/>
                 <w:webHidden/>
+                <w:sz w:val="32"/>
+                <w:szCs w:val="32"/>
               </w:rPr>
               <w:fldChar w:fldCharType="end"/>
             </w:r>
@@ -433,7 +505,8 @@
             <w:rPr>
               <w:rFonts w:eastAsiaTheme="minorEastAsia"/>
               <w:noProof/>
-              <w:sz w:val="22"/>
+              <w:sz w:val="32"/>
+              <w:szCs w:val="32"/>
               <w:lang w:eastAsia="hu-HU"/>
             </w:rPr>
           </w:pPr>
@@ -442,6 +515,8 @@
               <w:rPr>
                 <w:rStyle w:val="Hiperhivatkozs"/>
                 <w:noProof/>
+                <w:sz w:val="32"/>
+                <w:szCs w:val="32"/>
                 <w:lang w:eastAsia="hu-HU"/>
               </w:rPr>
               <w:t>2.2</w:t>
@@ -450,7 +525,8 @@
               <w:rPr>
                 <w:rFonts w:eastAsiaTheme="minorEastAsia"/>
                 <w:noProof/>
-                <w:sz w:val="22"/>
+                <w:sz w:val="32"/>
+                <w:szCs w:val="32"/>
                 <w:lang w:eastAsia="hu-HU"/>
               </w:rPr>
               <w:tab/>
@@ -459,6 +535,8 @@
               <w:rPr>
                 <w:rStyle w:val="Hiperhivatkozs"/>
                 <w:noProof/>
+                <w:sz w:val="32"/>
+                <w:szCs w:val="32"/>
                 <w:lang w:eastAsia="hu-HU"/>
               </w:rPr>
               <w:t>Feladat háttere</w:t>
@@ -467,6 +545,8 @@
               <w:rPr>
                 <w:noProof/>
                 <w:webHidden/>
+                <w:sz w:val="32"/>
+                <w:szCs w:val="32"/>
               </w:rPr>
               <w:tab/>
             </w:r>
@@ -474,6 +554,8 @@
               <w:rPr>
                 <w:noProof/>
                 <w:webHidden/>
+                <w:sz w:val="32"/>
+                <w:szCs w:val="32"/>
               </w:rPr>
               <w:fldChar w:fldCharType="begin"/>
             </w:r>
@@ -481,6 +563,8 @@
               <w:rPr>
                 <w:noProof/>
                 <w:webHidden/>
+                <w:sz w:val="32"/>
+                <w:szCs w:val="32"/>
               </w:rPr>
               <w:instrText xml:space="preserve"> PAGEREF _Toc239746187 \h </w:instrText>
             </w:r>
@@ -488,12 +572,16 @@
               <w:rPr>
                 <w:noProof/>
                 <w:webHidden/>
-              </w:rPr>
-            </w:r>
-            <w:r>
-              <w:rPr>
-                <w:noProof/>
-                <w:webHidden/>
+                <w:sz w:val="32"/>
+                <w:szCs w:val="32"/>
+              </w:rPr>
+            </w:r>
+            <w:r>
+              <w:rPr>
+                <w:noProof/>
+                <w:webHidden/>
+                <w:sz w:val="32"/>
+                <w:szCs w:val="32"/>
               </w:rPr>
               <w:fldChar w:fldCharType="separate"/>
             </w:r>
@@ -501,6 +589,8 @@
               <w:rPr>
                 <w:noProof/>
                 <w:webHidden/>
+                <w:sz w:val="32"/>
+                <w:szCs w:val="32"/>
               </w:rPr>
               <w:t>4</w:t>
             </w:r>
@@ -508,6 +598,8 @@
               <w:rPr>
                 <w:noProof/>
                 <w:webHidden/>
+                <w:sz w:val="32"/>
+                <w:szCs w:val="32"/>
               </w:rPr>
               <w:fldChar w:fldCharType="end"/>
             </w:r>
@@ -523,7 +615,8 @@
             <w:rPr>
               <w:rFonts w:eastAsiaTheme="minorEastAsia"/>
               <w:noProof/>
-              <w:sz w:val="22"/>
+              <w:sz w:val="32"/>
+              <w:szCs w:val="32"/>
               <w:lang w:eastAsia="hu-HU"/>
             </w:rPr>
           </w:pPr>
@@ -532,6 +625,8 @@
               <w:rPr>
                 <w:rStyle w:val="Hiperhivatkozs"/>
                 <w:noProof/>
+                <w:sz w:val="32"/>
+                <w:szCs w:val="32"/>
                 <w:lang w:eastAsia="hu-HU"/>
               </w:rPr>
               <w:t>2.3</w:t>
@@ -540,7 +635,8 @@
               <w:rPr>
                 <w:rFonts w:eastAsiaTheme="minorEastAsia"/>
                 <w:noProof/>
-                <w:sz w:val="22"/>
+                <w:sz w:val="32"/>
+                <w:szCs w:val="32"/>
                 <w:lang w:eastAsia="hu-HU"/>
               </w:rPr>
               <w:tab/>
@@ -549,6 +645,8 @@
               <w:rPr>
                 <w:rStyle w:val="Hiperhivatkozs"/>
                 <w:noProof/>
+                <w:sz w:val="32"/>
+                <w:szCs w:val="32"/>
                 <w:lang w:eastAsia="hu-HU"/>
               </w:rPr>
               <w:t>Célunk</w:t>
@@ -557,6 +655,8 @@
               <w:rPr>
                 <w:noProof/>
                 <w:webHidden/>
+                <w:sz w:val="32"/>
+                <w:szCs w:val="32"/>
               </w:rPr>
               <w:tab/>
             </w:r>
@@ -564,6 +664,8 @@
               <w:rPr>
                 <w:noProof/>
                 <w:webHidden/>
+                <w:sz w:val="32"/>
+                <w:szCs w:val="32"/>
               </w:rPr>
               <w:fldChar w:fldCharType="begin"/>
             </w:r>
@@ -571,6 +673,8 @@
               <w:rPr>
                 <w:noProof/>
                 <w:webHidden/>
+                <w:sz w:val="32"/>
+                <w:szCs w:val="32"/>
               </w:rPr>
               <w:instrText xml:space="preserve"> PAGEREF _Toc239746188 \h </w:instrText>
             </w:r>
@@ -578,12 +682,16 @@
               <w:rPr>
                 <w:noProof/>
                 <w:webHidden/>
-              </w:rPr>
-            </w:r>
-            <w:r>
-              <w:rPr>
-                <w:noProof/>
-                <w:webHidden/>
+                <w:sz w:val="32"/>
+                <w:szCs w:val="32"/>
+              </w:rPr>
+            </w:r>
+            <w:r>
+              <w:rPr>
+                <w:noProof/>
+                <w:webHidden/>
+                <w:sz w:val="32"/>
+                <w:szCs w:val="32"/>
               </w:rPr>
               <w:fldChar w:fldCharType="separate"/>
             </w:r>
@@ -591,6 +699,8 @@
               <w:rPr>
                 <w:noProof/>
                 <w:webHidden/>
+                <w:sz w:val="32"/>
+                <w:szCs w:val="32"/>
               </w:rPr>
               <w:t>4</w:t>
             </w:r>
@@ -598,6 +708,8 @@
               <w:rPr>
                 <w:noProof/>
                 <w:webHidden/>
+                <w:sz w:val="32"/>
+                <w:szCs w:val="32"/>
               </w:rPr>
               <w:fldChar w:fldCharType="end"/>
             </w:r>
@@ -613,7 +725,8 @@
             <w:rPr>
               <w:rFonts w:eastAsiaTheme="minorEastAsia"/>
               <w:noProof/>
-              <w:sz w:val="22"/>
+              <w:sz w:val="32"/>
+              <w:szCs w:val="32"/>
               <w:lang w:eastAsia="hu-HU"/>
             </w:rPr>
           </w:pPr>
@@ -622,6 +735,8 @@
               <w:rPr>
                 <w:rStyle w:val="Hiperhivatkozs"/>
                 <w:noProof/>
+                <w:sz w:val="32"/>
+                <w:szCs w:val="32"/>
                 <w:lang w:eastAsia="hu-HU"/>
               </w:rPr>
               <w:t>3.</w:t>
@@ -630,7 +745,8 @@
               <w:rPr>
                 <w:rFonts w:eastAsiaTheme="minorEastAsia"/>
                 <w:noProof/>
-                <w:sz w:val="22"/>
+                <w:sz w:val="32"/>
+                <w:szCs w:val="32"/>
                 <w:lang w:eastAsia="hu-HU"/>
               </w:rPr>
               <w:tab/>
@@ -639,14 +755,38 @@
               <w:rPr>
                 <w:rStyle w:val="Hiperhivatkozs"/>
                 <w:noProof/>
+                <w:sz w:val="32"/>
+                <w:szCs w:val="32"/>
                 <w:lang w:eastAsia="hu-HU"/>
               </w:rPr>
-              <w:t>Szerepkörök</w:t>
-            </w:r>
-            <w:r>
-              <w:rPr>
-                <w:noProof/>
-                <w:webHidden/>
+              <w:t>Szerepkör</w:t>
+            </w:r>
+            <w:r>
+              <w:rPr>
+                <w:rStyle w:val="Hiperhivatkozs"/>
+                <w:noProof/>
+                <w:sz w:val="32"/>
+                <w:szCs w:val="32"/>
+                <w:lang w:eastAsia="hu-HU"/>
+              </w:rPr>
+              <w:t>ö</w:t>
+            </w:r>
+            <w:r>
+              <w:rPr>
+                <w:rStyle w:val="Hiperhivatkozs"/>
+                <w:noProof/>
+                <w:sz w:val="32"/>
+                <w:szCs w:val="32"/>
+                <w:lang w:eastAsia="hu-HU"/>
+              </w:rPr>
+              <w:t>k</w:t>
+            </w:r>
+            <w:r>
+              <w:rPr>
+                <w:noProof/>
+                <w:webHidden/>
+                <w:sz w:val="32"/>
+                <w:szCs w:val="32"/>
               </w:rPr>
               <w:tab/>
             </w:r>
@@ -654,6 +794,8 @@
               <w:rPr>
                 <w:noProof/>
                 <w:webHidden/>
+                <w:sz w:val="32"/>
+                <w:szCs w:val="32"/>
               </w:rPr>
               <w:fldChar w:fldCharType="begin"/>
             </w:r>
@@ -661,6 +803,8 @@
               <w:rPr>
                 <w:noProof/>
                 <w:webHidden/>
+                <w:sz w:val="32"/>
+                <w:szCs w:val="32"/>
               </w:rPr>
               <w:instrText xml:space="preserve"> PAGEREF _Toc239746189 \h </w:instrText>
             </w:r>
@@ -668,12 +812,16 @@
               <w:rPr>
                 <w:noProof/>
                 <w:webHidden/>
-              </w:rPr>
-            </w:r>
-            <w:r>
-              <w:rPr>
-                <w:noProof/>
-                <w:webHidden/>
+                <w:sz w:val="32"/>
+                <w:szCs w:val="32"/>
+              </w:rPr>
+            </w:r>
+            <w:r>
+              <w:rPr>
+                <w:noProof/>
+                <w:webHidden/>
+                <w:sz w:val="32"/>
+                <w:szCs w:val="32"/>
               </w:rPr>
               <w:fldChar w:fldCharType="separate"/>
             </w:r>
@@ -681,6 +829,8 @@
               <w:rPr>
                 <w:noProof/>
                 <w:webHidden/>
+                <w:sz w:val="32"/>
+                <w:szCs w:val="32"/>
               </w:rPr>
               <w:t>4</w:t>
             </w:r>
@@ -688,6 +838,8 @@
               <w:rPr>
                 <w:noProof/>
                 <w:webHidden/>
+                <w:sz w:val="32"/>
+                <w:szCs w:val="32"/>
               </w:rPr>
               <w:fldChar w:fldCharType="end"/>
             </w:r>
@@ -703,7 +855,8 @@
             <w:rPr>
               <w:rFonts w:eastAsiaTheme="minorEastAsia"/>
               <w:noProof/>
-              <w:sz w:val="22"/>
+              <w:sz w:val="32"/>
+              <w:szCs w:val="32"/>
               <w:lang w:eastAsia="hu-HU"/>
             </w:rPr>
           </w:pPr>
@@ -712,6 +865,8 @@
               <w:rPr>
                 <w:rStyle w:val="Hiperhivatkozs"/>
                 <w:noProof/>
+                <w:sz w:val="32"/>
+                <w:szCs w:val="32"/>
                 <w:lang w:eastAsia="hu-HU"/>
               </w:rPr>
               <w:t>3.1</w:t>
@@ -720,7 +875,8 @@
               <w:rPr>
                 <w:rFonts w:eastAsiaTheme="minorEastAsia"/>
                 <w:noProof/>
-                <w:sz w:val="22"/>
+                <w:sz w:val="32"/>
+                <w:szCs w:val="32"/>
                 <w:lang w:eastAsia="hu-HU"/>
               </w:rPr>
               <w:tab/>
@@ -729,6 +885,8 @@
               <w:rPr>
                 <w:rStyle w:val="Hiperhivatkozs"/>
                 <w:noProof/>
+                <w:sz w:val="32"/>
+                <w:szCs w:val="32"/>
                 <w:lang w:eastAsia="hu-HU"/>
               </w:rPr>
               <w:t>Globális</w:t>
@@ -737,6 +895,8 @@
               <w:rPr>
                 <w:noProof/>
                 <w:webHidden/>
+                <w:sz w:val="32"/>
+                <w:szCs w:val="32"/>
               </w:rPr>
               <w:tab/>
             </w:r>
@@ -744,6 +904,8 @@
               <w:rPr>
                 <w:noProof/>
                 <w:webHidden/>
+                <w:sz w:val="32"/>
+                <w:szCs w:val="32"/>
               </w:rPr>
               <w:fldChar w:fldCharType="begin"/>
             </w:r>
@@ -751,6 +913,8 @@
               <w:rPr>
                 <w:noProof/>
                 <w:webHidden/>
+                <w:sz w:val="32"/>
+                <w:szCs w:val="32"/>
               </w:rPr>
               <w:instrText xml:space="preserve"> PAGEREF _Toc239746190 \h </w:instrText>
             </w:r>
@@ -758,12 +922,16 @@
               <w:rPr>
                 <w:noProof/>
                 <w:webHidden/>
-              </w:rPr>
-            </w:r>
-            <w:r>
-              <w:rPr>
-                <w:noProof/>
-                <w:webHidden/>
+                <w:sz w:val="32"/>
+                <w:szCs w:val="32"/>
+              </w:rPr>
+            </w:r>
+            <w:r>
+              <w:rPr>
+                <w:noProof/>
+                <w:webHidden/>
+                <w:sz w:val="32"/>
+                <w:szCs w:val="32"/>
               </w:rPr>
               <w:fldChar w:fldCharType="separate"/>
             </w:r>
@@ -771,6 +939,8 @@
               <w:rPr>
                 <w:noProof/>
                 <w:webHidden/>
+                <w:sz w:val="32"/>
+                <w:szCs w:val="32"/>
               </w:rPr>
               <w:t>4</w:t>
             </w:r>
@@ -778,6 +948,8 @@
               <w:rPr>
                 <w:noProof/>
                 <w:webHidden/>
+                <w:sz w:val="32"/>
+                <w:szCs w:val="32"/>
               </w:rPr>
               <w:fldChar w:fldCharType="end"/>
             </w:r>
@@ -793,7 +965,8 @@
             <w:rPr>
               <w:rFonts w:eastAsiaTheme="minorEastAsia"/>
               <w:noProof/>
-              <w:sz w:val="22"/>
+              <w:sz w:val="32"/>
+              <w:szCs w:val="32"/>
               <w:lang w:eastAsia="hu-HU"/>
             </w:rPr>
           </w:pPr>
@@ -802,6 +975,8 @@
               <w:rPr>
                 <w:rStyle w:val="Hiperhivatkozs"/>
                 <w:noProof/>
+                <w:sz w:val="32"/>
+                <w:szCs w:val="32"/>
                 <w:lang w:eastAsia="hu-HU"/>
               </w:rPr>
               <w:t>3.1.1</w:t>
@@ -810,7 +985,8 @@
               <w:rPr>
                 <w:rFonts w:eastAsiaTheme="minorEastAsia"/>
                 <w:noProof/>
-                <w:sz w:val="22"/>
+                <w:sz w:val="32"/>
+                <w:szCs w:val="32"/>
                 <w:lang w:eastAsia="hu-HU"/>
               </w:rPr>
               <w:tab/>
@@ -819,6 +995,8 @@
               <w:rPr>
                 <w:rStyle w:val="Hiperhivatkozs"/>
                 <w:noProof/>
+                <w:sz w:val="32"/>
+                <w:szCs w:val="32"/>
                 <w:lang w:eastAsia="hu-HU"/>
               </w:rPr>
               <w:t>Rendszergazda</w:t>
@@ -827,6 +1005,8 @@
               <w:rPr>
                 <w:noProof/>
                 <w:webHidden/>
+                <w:sz w:val="32"/>
+                <w:szCs w:val="32"/>
               </w:rPr>
               <w:tab/>
             </w:r>
@@ -834,6 +1014,8 @@
               <w:rPr>
                 <w:noProof/>
                 <w:webHidden/>
+                <w:sz w:val="32"/>
+                <w:szCs w:val="32"/>
               </w:rPr>
               <w:fldChar w:fldCharType="begin"/>
             </w:r>
@@ -841,6 +1023,8 @@
               <w:rPr>
                 <w:noProof/>
                 <w:webHidden/>
+                <w:sz w:val="32"/>
+                <w:szCs w:val="32"/>
               </w:rPr>
               <w:instrText xml:space="preserve"> PAGEREF _Toc239746191 \h </w:instrText>
             </w:r>
@@ -848,12 +1032,16 @@
               <w:rPr>
                 <w:noProof/>
                 <w:webHidden/>
-              </w:rPr>
-            </w:r>
-            <w:r>
-              <w:rPr>
-                <w:noProof/>
-                <w:webHidden/>
+                <w:sz w:val="32"/>
+                <w:szCs w:val="32"/>
+              </w:rPr>
+            </w:r>
+            <w:r>
+              <w:rPr>
+                <w:noProof/>
+                <w:webHidden/>
+                <w:sz w:val="32"/>
+                <w:szCs w:val="32"/>
               </w:rPr>
               <w:fldChar w:fldCharType="separate"/>
             </w:r>
@@ -861,6 +1049,8 @@
               <w:rPr>
                 <w:noProof/>
                 <w:webHidden/>
+                <w:sz w:val="32"/>
+                <w:szCs w:val="32"/>
               </w:rPr>
               <w:t>4</w:t>
             </w:r>
@@ -868,6 +1058,8 @@
               <w:rPr>
                 <w:noProof/>
                 <w:webHidden/>
+                <w:sz w:val="32"/>
+                <w:szCs w:val="32"/>
               </w:rPr>
               <w:fldChar w:fldCharType="end"/>
             </w:r>
@@ -883,7 +1075,8 @@
             <w:rPr>
               <w:rFonts w:eastAsiaTheme="minorEastAsia"/>
               <w:noProof/>
-              <w:sz w:val="22"/>
+              <w:sz w:val="32"/>
+              <w:szCs w:val="32"/>
               <w:lang w:eastAsia="hu-HU"/>
             </w:rPr>
           </w:pPr>
@@ -892,6 +1085,8 @@
               <w:rPr>
                 <w:rStyle w:val="Hiperhivatkozs"/>
                 <w:noProof/>
+                <w:sz w:val="32"/>
+                <w:szCs w:val="32"/>
                 <w:lang w:eastAsia="hu-HU"/>
               </w:rPr>
               <w:t>3.1.2</w:t>
@@ -900,7 +1095,8 @@
               <w:rPr>
                 <w:rFonts w:eastAsiaTheme="minorEastAsia"/>
                 <w:noProof/>
-                <w:sz w:val="22"/>
+                <w:sz w:val="32"/>
+                <w:szCs w:val="32"/>
                 <w:lang w:eastAsia="hu-HU"/>
               </w:rPr>
               <w:tab/>
@@ -909,6 +1105,8 @@
               <w:rPr>
                 <w:rStyle w:val="Hiperhivatkozs"/>
                 <w:noProof/>
+                <w:sz w:val="32"/>
+                <w:szCs w:val="32"/>
                 <w:lang w:eastAsia="hu-HU"/>
               </w:rPr>
               <w:t>Felhasználó</w:t>
@@ -917,6 +1115,8 @@
               <w:rPr>
                 <w:noProof/>
                 <w:webHidden/>
+                <w:sz w:val="32"/>
+                <w:szCs w:val="32"/>
               </w:rPr>
               <w:tab/>
             </w:r>
@@ -924,6 +1124,8 @@
               <w:rPr>
                 <w:noProof/>
                 <w:webHidden/>
+                <w:sz w:val="32"/>
+                <w:szCs w:val="32"/>
               </w:rPr>
               <w:fldChar w:fldCharType="begin"/>
             </w:r>
@@ -931,6 +1133,8 @@
               <w:rPr>
                 <w:noProof/>
                 <w:webHidden/>
+                <w:sz w:val="32"/>
+                <w:szCs w:val="32"/>
               </w:rPr>
               <w:instrText xml:space="preserve"> PAGEREF _Toc239746192 \h </w:instrText>
             </w:r>
@@ -938,12 +1142,16 @@
               <w:rPr>
                 <w:noProof/>
                 <w:webHidden/>
-              </w:rPr>
-            </w:r>
-            <w:r>
-              <w:rPr>
-                <w:noProof/>
-                <w:webHidden/>
+                <w:sz w:val="32"/>
+                <w:szCs w:val="32"/>
+              </w:rPr>
+            </w:r>
+            <w:r>
+              <w:rPr>
+                <w:noProof/>
+                <w:webHidden/>
+                <w:sz w:val="32"/>
+                <w:szCs w:val="32"/>
               </w:rPr>
               <w:fldChar w:fldCharType="separate"/>
             </w:r>
@@ -951,6 +1159,8 @@
               <w:rPr>
                 <w:noProof/>
                 <w:webHidden/>
+                <w:sz w:val="32"/>
+                <w:szCs w:val="32"/>
               </w:rPr>
               <w:t>4</w:t>
             </w:r>
@@ -958,6 +1168,8 @@
               <w:rPr>
                 <w:noProof/>
                 <w:webHidden/>
+                <w:sz w:val="32"/>
+                <w:szCs w:val="32"/>
               </w:rPr>
               <w:fldChar w:fldCharType="end"/>
             </w:r>
@@ -973,7 +1185,8 @@
             <w:rPr>
               <w:rFonts w:eastAsiaTheme="minorEastAsia"/>
               <w:noProof/>
-              <w:sz w:val="22"/>
+              <w:sz w:val="32"/>
+              <w:szCs w:val="32"/>
               <w:lang w:eastAsia="hu-HU"/>
             </w:rPr>
           </w:pPr>
@@ -982,6 +1195,8 @@
               <w:rPr>
                 <w:rStyle w:val="Hiperhivatkozs"/>
                 <w:noProof/>
+                <w:sz w:val="32"/>
+                <w:szCs w:val="32"/>
                 <w:lang w:eastAsia="hu-HU"/>
               </w:rPr>
               <w:t>3.2</w:t>
@@ -990,7 +1205,8 @@
               <w:rPr>
                 <w:rFonts w:eastAsiaTheme="minorEastAsia"/>
                 <w:noProof/>
-                <w:sz w:val="22"/>
+                <w:sz w:val="32"/>
+                <w:szCs w:val="32"/>
                 <w:lang w:eastAsia="hu-HU"/>
               </w:rPr>
               <w:tab/>
@@ -999,6 +1215,8 @@
               <w:rPr>
                 <w:rStyle w:val="Hiperhivatkozs"/>
                 <w:noProof/>
+                <w:sz w:val="32"/>
+                <w:szCs w:val="32"/>
                 <w:lang w:eastAsia="hu-HU"/>
               </w:rPr>
               <w:t>Lokális</w:t>
@@ -1007,6 +1225,8 @@
               <w:rPr>
                 <w:noProof/>
                 <w:webHidden/>
+                <w:sz w:val="32"/>
+                <w:szCs w:val="32"/>
               </w:rPr>
               <w:tab/>
             </w:r>
@@ -1014,6 +1234,8 @@
               <w:rPr>
                 <w:noProof/>
                 <w:webHidden/>
+                <w:sz w:val="32"/>
+                <w:szCs w:val="32"/>
               </w:rPr>
               <w:fldChar w:fldCharType="begin"/>
             </w:r>
@@ -1021,6 +1243,8 @@
               <w:rPr>
                 <w:noProof/>
                 <w:webHidden/>
+                <w:sz w:val="32"/>
+                <w:szCs w:val="32"/>
               </w:rPr>
               <w:instrText xml:space="preserve"> PAGEREF _Toc239746193 \h </w:instrText>
             </w:r>
@@ -1028,12 +1252,16 @@
               <w:rPr>
                 <w:noProof/>
                 <w:webHidden/>
-              </w:rPr>
-            </w:r>
-            <w:r>
-              <w:rPr>
-                <w:noProof/>
-                <w:webHidden/>
+                <w:sz w:val="32"/>
+                <w:szCs w:val="32"/>
+              </w:rPr>
+            </w:r>
+            <w:r>
+              <w:rPr>
+                <w:noProof/>
+                <w:webHidden/>
+                <w:sz w:val="32"/>
+                <w:szCs w:val="32"/>
               </w:rPr>
               <w:fldChar w:fldCharType="separate"/>
             </w:r>
@@ -1041,6 +1269,8 @@
               <w:rPr>
                 <w:noProof/>
                 <w:webHidden/>
+                <w:sz w:val="32"/>
+                <w:szCs w:val="32"/>
               </w:rPr>
               <w:t>5</w:t>
             </w:r>
@@ -1048,6 +1278,8 @@
               <w:rPr>
                 <w:noProof/>
                 <w:webHidden/>
+                <w:sz w:val="32"/>
+                <w:szCs w:val="32"/>
               </w:rPr>
               <w:fldChar w:fldCharType="end"/>
             </w:r>
@@ -1063,7 +1295,8 @@
             <w:rPr>
               <w:rFonts w:eastAsiaTheme="minorEastAsia"/>
               <w:noProof/>
-              <w:sz w:val="22"/>
+              <w:sz w:val="32"/>
+              <w:szCs w:val="32"/>
               <w:lang w:eastAsia="hu-HU"/>
             </w:rPr>
           </w:pPr>
@@ -1072,6 +1305,8 @@
               <w:rPr>
                 <w:rStyle w:val="Hiperhivatkozs"/>
                 <w:noProof/>
+                <w:sz w:val="32"/>
+                <w:szCs w:val="32"/>
                 <w:lang w:eastAsia="hu-HU"/>
               </w:rPr>
               <w:t>3.2.1</w:t>
@@ -1080,7 +1315,8 @@
               <w:rPr>
                 <w:rFonts w:eastAsiaTheme="minorEastAsia"/>
                 <w:noProof/>
-                <w:sz w:val="22"/>
+                <w:sz w:val="32"/>
+                <w:szCs w:val="32"/>
                 <w:lang w:eastAsia="hu-HU"/>
               </w:rPr>
               <w:tab/>
@@ -1089,6 +1325,8 @@
               <w:rPr>
                 <w:rStyle w:val="Hiperhivatkozs"/>
                 <w:noProof/>
+                <w:sz w:val="32"/>
+                <w:szCs w:val="32"/>
                 <w:lang w:eastAsia="hu-HU"/>
               </w:rPr>
               <w:t>Projektfelelős</w:t>
@@ -1097,6 +1335,8 @@
               <w:rPr>
                 <w:noProof/>
                 <w:webHidden/>
+                <w:sz w:val="32"/>
+                <w:szCs w:val="32"/>
               </w:rPr>
               <w:tab/>
             </w:r>
@@ -1104,6 +1344,8 @@
               <w:rPr>
                 <w:noProof/>
                 <w:webHidden/>
+                <w:sz w:val="32"/>
+                <w:szCs w:val="32"/>
               </w:rPr>
               <w:fldChar w:fldCharType="begin"/>
             </w:r>
@@ -1111,6 +1353,8 @@
               <w:rPr>
                 <w:noProof/>
                 <w:webHidden/>
+                <w:sz w:val="32"/>
+                <w:szCs w:val="32"/>
               </w:rPr>
               <w:instrText xml:space="preserve"> PAGEREF _Toc239746194 \h </w:instrText>
             </w:r>
@@ -1118,12 +1362,16 @@
               <w:rPr>
                 <w:noProof/>
                 <w:webHidden/>
-              </w:rPr>
-            </w:r>
-            <w:r>
-              <w:rPr>
-                <w:noProof/>
-                <w:webHidden/>
+                <w:sz w:val="32"/>
+                <w:szCs w:val="32"/>
+              </w:rPr>
+            </w:r>
+            <w:r>
+              <w:rPr>
+                <w:noProof/>
+                <w:webHidden/>
+                <w:sz w:val="32"/>
+                <w:szCs w:val="32"/>
               </w:rPr>
               <w:fldChar w:fldCharType="separate"/>
             </w:r>
@@ -1131,6 +1379,8 @@
               <w:rPr>
                 <w:noProof/>
                 <w:webHidden/>
+                <w:sz w:val="32"/>
+                <w:szCs w:val="32"/>
               </w:rPr>
               <w:t>5</w:t>
             </w:r>
@@ -1138,6 +1388,8 @@
               <w:rPr>
                 <w:noProof/>
                 <w:webHidden/>
+                <w:sz w:val="32"/>
+                <w:szCs w:val="32"/>
               </w:rPr>
               <w:fldChar w:fldCharType="end"/>
             </w:r>
@@ -1153,7 +1405,8 @@
             <w:rPr>
               <w:rFonts w:eastAsiaTheme="minorEastAsia"/>
               <w:noProof/>
-              <w:sz w:val="22"/>
+              <w:sz w:val="32"/>
+              <w:szCs w:val="32"/>
               <w:lang w:eastAsia="hu-HU"/>
             </w:rPr>
           </w:pPr>
@@ -1162,6 +1415,8 @@
               <w:rPr>
                 <w:rStyle w:val="Hiperhivatkozs"/>
                 <w:noProof/>
+                <w:sz w:val="32"/>
+                <w:szCs w:val="32"/>
                 <w:lang w:eastAsia="hu-HU"/>
               </w:rPr>
               <w:t>3.2.2</w:t>
@@ -1170,7 +1425,8 @@
               <w:rPr>
                 <w:rFonts w:eastAsiaTheme="minorEastAsia"/>
                 <w:noProof/>
-                <w:sz w:val="22"/>
+                <w:sz w:val="32"/>
+                <w:szCs w:val="32"/>
                 <w:lang w:eastAsia="hu-HU"/>
               </w:rPr>
               <w:tab/>
@@ -1179,6 +1435,8 @@
               <w:rPr>
                 <w:rStyle w:val="Hiperhivatkozs"/>
                 <w:noProof/>
+                <w:sz w:val="32"/>
+                <w:szCs w:val="32"/>
                 <w:lang w:eastAsia="hu-HU"/>
               </w:rPr>
               <w:t>Tag</w:t>
@@ -1187,6 +1445,8 @@
               <w:rPr>
                 <w:noProof/>
                 <w:webHidden/>
+                <w:sz w:val="32"/>
+                <w:szCs w:val="32"/>
               </w:rPr>
               <w:tab/>
             </w:r>
@@ -1194,6 +1454,8 @@
               <w:rPr>
                 <w:noProof/>
                 <w:webHidden/>
+                <w:sz w:val="32"/>
+                <w:szCs w:val="32"/>
               </w:rPr>
               <w:fldChar w:fldCharType="begin"/>
             </w:r>
@@ -1201,6 +1463,8 @@
               <w:rPr>
                 <w:noProof/>
                 <w:webHidden/>
+                <w:sz w:val="32"/>
+                <w:szCs w:val="32"/>
               </w:rPr>
               <w:instrText xml:space="preserve"> PAGEREF _Toc239746195 \h </w:instrText>
             </w:r>
@@ -1208,12 +1472,16 @@
               <w:rPr>
                 <w:noProof/>
                 <w:webHidden/>
-              </w:rPr>
-            </w:r>
-            <w:r>
-              <w:rPr>
-                <w:noProof/>
-                <w:webHidden/>
+                <w:sz w:val="32"/>
+                <w:szCs w:val="32"/>
+              </w:rPr>
+            </w:r>
+            <w:r>
+              <w:rPr>
+                <w:noProof/>
+                <w:webHidden/>
+                <w:sz w:val="32"/>
+                <w:szCs w:val="32"/>
               </w:rPr>
               <w:fldChar w:fldCharType="separate"/>
             </w:r>
@@ -1221,6 +1489,8 @@
               <w:rPr>
                 <w:noProof/>
                 <w:webHidden/>
+                <w:sz w:val="32"/>
+                <w:szCs w:val="32"/>
               </w:rPr>
               <w:t>5</w:t>
             </w:r>
@@ -1228,6 +1498,8 @@
               <w:rPr>
                 <w:noProof/>
                 <w:webHidden/>
+                <w:sz w:val="32"/>
+                <w:szCs w:val="32"/>
               </w:rPr>
               <w:fldChar w:fldCharType="end"/>
             </w:r>
@@ -1243,7 +1515,8 @@
             <w:rPr>
               <w:rFonts w:eastAsiaTheme="minorEastAsia"/>
               <w:noProof/>
-              <w:sz w:val="22"/>
+              <w:sz w:val="32"/>
+              <w:szCs w:val="32"/>
               <w:lang w:eastAsia="hu-HU"/>
             </w:rPr>
           </w:pPr>
@@ -1252,6 +1525,8 @@
               <w:rPr>
                 <w:rStyle w:val="Hiperhivatkozs"/>
                 <w:noProof/>
+                <w:sz w:val="32"/>
+                <w:szCs w:val="32"/>
                 <w:lang w:eastAsia="hu-HU"/>
               </w:rPr>
               <w:t>3.2.3</w:t>
@@ -1260,7 +1535,8 @@
               <w:rPr>
                 <w:rFonts w:eastAsiaTheme="minorEastAsia"/>
                 <w:noProof/>
-                <w:sz w:val="22"/>
+                <w:sz w:val="32"/>
+                <w:szCs w:val="32"/>
                 <w:lang w:eastAsia="hu-HU"/>
               </w:rPr>
               <w:tab/>
@@ -1269,6 +1545,8 @@
               <w:rPr>
                 <w:rStyle w:val="Hiperhivatkozs"/>
                 <w:noProof/>
+                <w:sz w:val="32"/>
+                <w:szCs w:val="32"/>
                 <w:lang w:eastAsia="hu-HU"/>
               </w:rPr>
               <w:t>Egyéni szerepkör</w:t>
@@ -1277,6 +1555,8 @@
               <w:rPr>
                 <w:noProof/>
                 <w:webHidden/>
+                <w:sz w:val="32"/>
+                <w:szCs w:val="32"/>
               </w:rPr>
               <w:tab/>
             </w:r>
@@ -1284,6 +1564,8 @@
               <w:rPr>
                 <w:noProof/>
                 <w:webHidden/>
+                <w:sz w:val="32"/>
+                <w:szCs w:val="32"/>
               </w:rPr>
               <w:fldChar w:fldCharType="begin"/>
             </w:r>
@@ -1291,6 +1573,8 @@
               <w:rPr>
                 <w:noProof/>
                 <w:webHidden/>
+                <w:sz w:val="32"/>
+                <w:szCs w:val="32"/>
               </w:rPr>
               <w:instrText xml:space="preserve"> PAGEREF _Toc239746196 \h </w:instrText>
             </w:r>
@@ -1298,12 +1582,16 @@
               <w:rPr>
                 <w:noProof/>
                 <w:webHidden/>
-              </w:rPr>
-            </w:r>
-            <w:r>
-              <w:rPr>
-                <w:noProof/>
-                <w:webHidden/>
+                <w:sz w:val="32"/>
+                <w:szCs w:val="32"/>
+              </w:rPr>
+            </w:r>
+            <w:r>
+              <w:rPr>
+                <w:noProof/>
+                <w:webHidden/>
+                <w:sz w:val="32"/>
+                <w:szCs w:val="32"/>
               </w:rPr>
               <w:fldChar w:fldCharType="separate"/>
             </w:r>
@@ -1311,6 +1599,8 @@
               <w:rPr>
                 <w:noProof/>
                 <w:webHidden/>
+                <w:sz w:val="32"/>
+                <w:szCs w:val="32"/>
               </w:rPr>
               <w:t>5</w:t>
             </w:r>
@@ -1318,6 +1608,8 @@
               <w:rPr>
                 <w:noProof/>
                 <w:webHidden/>
+                <w:sz w:val="32"/>
+                <w:szCs w:val="32"/>
               </w:rPr>
               <w:fldChar w:fldCharType="end"/>
             </w:r>
@@ -1333,7 +1625,8 @@
             <w:rPr>
               <w:rFonts w:eastAsiaTheme="minorEastAsia"/>
               <w:noProof/>
-              <w:sz w:val="22"/>
+              <w:sz w:val="32"/>
+              <w:szCs w:val="32"/>
               <w:lang w:eastAsia="hu-HU"/>
             </w:rPr>
           </w:pPr>
@@ -1342,6 +1635,8 @@
               <w:rPr>
                 <w:rStyle w:val="Hiperhivatkozs"/>
                 <w:noProof/>
+                <w:sz w:val="32"/>
+                <w:szCs w:val="32"/>
                 <w:lang w:eastAsia="hu-HU"/>
               </w:rPr>
               <w:t>4.</w:t>
@@ -1350,7 +1645,8 @@
               <w:rPr>
                 <w:rFonts w:eastAsiaTheme="minorEastAsia"/>
                 <w:noProof/>
-                <w:sz w:val="22"/>
+                <w:sz w:val="32"/>
+                <w:szCs w:val="32"/>
                 <w:lang w:eastAsia="hu-HU"/>
               </w:rPr>
               <w:tab/>
@@ -1359,13 +1655,35 @@
               <w:rPr>
                 <w:rStyle w:val="Hiperhivatkozs"/>
                 <w:noProof/>
-              </w:rPr>
-              <w:t>Követelmények és elvárások</w:t>
-            </w:r>
-            <w:r>
-              <w:rPr>
-                <w:noProof/>
-                <w:webHidden/>
+                <w:sz w:val="32"/>
+                <w:szCs w:val="32"/>
+              </w:rPr>
+              <w:t>Köv</w:t>
+            </w:r>
+            <w:r>
+              <w:rPr>
+                <w:rStyle w:val="Hiperhivatkozs"/>
+                <w:noProof/>
+                <w:sz w:val="32"/>
+                <w:szCs w:val="32"/>
+              </w:rPr>
+              <w:t>e</w:t>
+            </w:r>
+            <w:r>
+              <w:rPr>
+                <w:rStyle w:val="Hiperhivatkozs"/>
+                <w:noProof/>
+                <w:sz w:val="32"/>
+                <w:szCs w:val="32"/>
+              </w:rPr>
+              <w:t>telmények és elvárások</w:t>
+            </w:r>
+            <w:r>
+              <w:rPr>
+                <w:noProof/>
+                <w:webHidden/>
+                <w:sz w:val="32"/>
+                <w:szCs w:val="32"/>
               </w:rPr>
               <w:tab/>
             </w:r>
@@ -1373,6 +1691,8 @@
               <w:rPr>
                 <w:noProof/>
                 <w:webHidden/>
+                <w:sz w:val="32"/>
+                <w:szCs w:val="32"/>
               </w:rPr>
               <w:fldChar w:fldCharType="begin"/>
             </w:r>
@@ -1380,6 +1700,8 @@
               <w:rPr>
                 <w:noProof/>
                 <w:webHidden/>
+                <w:sz w:val="32"/>
+                <w:szCs w:val="32"/>
               </w:rPr>
               <w:instrText xml:space="preserve"> PAGEREF _Toc239746197 \h </w:instrText>
             </w:r>
@@ -1387,12 +1709,16 @@
               <w:rPr>
                 <w:noProof/>
                 <w:webHidden/>
-              </w:rPr>
-            </w:r>
-            <w:r>
-              <w:rPr>
-                <w:noProof/>
-                <w:webHidden/>
+                <w:sz w:val="32"/>
+                <w:szCs w:val="32"/>
+              </w:rPr>
+            </w:r>
+            <w:r>
+              <w:rPr>
+                <w:noProof/>
+                <w:webHidden/>
+                <w:sz w:val="32"/>
+                <w:szCs w:val="32"/>
               </w:rPr>
               <w:fldChar w:fldCharType="separate"/>
             </w:r>
@@ -1400,6 +1726,8 @@
               <w:rPr>
                 <w:noProof/>
                 <w:webHidden/>
+                <w:sz w:val="32"/>
+                <w:szCs w:val="32"/>
               </w:rPr>
               <w:t>5</w:t>
             </w:r>
@@ -1407,6 +1735,8 @@
               <w:rPr>
                 <w:noProof/>
                 <w:webHidden/>
+                <w:sz w:val="32"/>
+                <w:szCs w:val="32"/>
               </w:rPr>
               <w:fldChar w:fldCharType="end"/>
             </w:r>
@@ -1422,7 +1752,8 @@
             <w:rPr>
               <w:rFonts w:eastAsiaTheme="minorEastAsia"/>
               <w:noProof/>
-              <w:sz w:val="22"/>
+              <w:sz w:val="32"/>
+              <w:szCs w:val="32"/>
               <w:lang w:eastAsia="hu-HU"/>
             </w:rPr>
           </w:pPr>
@@ -1431,6 +1762,8 @@
               <w:rPr>
                 <w:rStyle w:val="Hiperhivatkozs"/>
                 <w:noProof/>
+                <w:sz w:val="32"/>
+                <w:szCs w:val="32"/>
                 <w:lang w:eastAsia="hu-HU"/>
               </w:rPr>
               <w:t>4.1</w:t>
@@ -1439,7 +1772,8 @@
               <w:rPr>
                 <w:rFonts w:eastAsiaTheme="minorEastAsia"/>
                 <w:noProof/>
-                <w:sz w:val="22"/>
+                <w:sz w:val="32"/>
+                <w:szCs w:val="32"/>
                 <w:lang w:eastAsia="hu-HU"/>
               </w:rPr>
               <w:tab/>
@@ -1448,6 +1782,8 @@
               <w:rPr>
                 <w:rStyle w:val="Hiperhivatkozs"/>
                 <w:noProof/>
+                <w:sz w:val="32"/>
+                <w:szCs w:val="32"/>
                 <w:lang w:eastAsia="hu-HU"/>
               </w:rPr>
               <w:t>Funkcionális követelmények</w:t>
@@ -1456,6 +1792,8 @@
               <w:rPr>
                 <w:noProof/>
                 <w:webHidden/>
+                <w:sz w:val="32"/>
+                <w:szCs w:val="32"/>
               </w:rPr>
               <w:tab/>
             </w:r>
@@ -1463,6 +1801,8 @@
               <w:rPr>
                 <w:noProof/>
                 <w:webHidden/>
+                <w:sz w:val="32"/>
+                <w:szCs w:val="32"/>
               </w:rPr>
               <w:fldChar w:fldCharType="begin"/>
             </w:r>
@@ -1470,6 +1810,8 @@
               <w:rPr>
                 <w:noProof/>
                 <w:webHidden/>
+                <w:sz w:val="32"/>
+                <w:szCs w:val="32"/>
               </w:rPr>
               <w:instrText xml:space="preserve"> PAGEREF _Toc239746198 \h </w:instrText>
             </w:r>
@@ -1477,12 +1819,16 @@
               <w:rPr>
                 <w:noProof/>
                 <w:webHidden/>
-              </w:rPr>
-            </w:r>
-            <w:r>
-              <w:rPr>
-                <w:noProof/>
-                <w:webHidden/>
+                <w:sz w:val="32"/>
+                <w:szCs w:val="32"/>
+              </w:rPr>
+            </w:r>
+            <w:r>
+              <w:rPr>
+                <w:noProof/>
+                <w:webHidden/>
+                <w:sz w:val="32"/>
+                <w:szCs w:val="32"/>
               </w:rPr>
               <w:fldChar w:fldCharType="separate"/>
             </w:r>
@@ -1490,6 +1836,8 @@
               <w:rPr>
                 <w:noProof/>
                 <w:webHidden/>
+                <w:sz w:val="32"/>
+                <w:szCs w:val="32"/>
               </w:rPr>
               <w:t>5</w:t>
             </w:r>
@@ -1497,6 +1845,8 @@
               <w:rPr>
                 <w:noProof/>
                 <w:webHidden/>
+                <w:sz w:val="32"/>
+                <w:szCs w:val="32"/>
               </w:rPr>
               <w:fldChar w:fldCharType="end"/>
             </w:r>
@@ -1512,7 +1862,8 @@
             <w:rPr>
               <w:rFonts w:eastAsiaTheme="minorEastAsia"/>
               <w:noProof/>
-              <w:sz w:val="22"/>
+              <w:sz w:val="32"/>
+              <w:szCs w:val="32"/>
               <w:lang w:eastAsia="hu-HU"/>
             </w:rPr>
           </w:pPr>
@@ -1521,6 +1872,8 @@
               <w:rPr>
                 <w:rStyle w:val="Hiperhivatkozs"/>
                 <w:noProof/>
+                <w:sz w:val="32"/>
+                <w:szCs w:val="32"/>
                 <w:lang w:eastAsia="hu-HU"/>
               </w:rPr>
               <w:t>4.2</w:t>
@@ -1529,7 +1882,8 @@
               <w:rPr>
                 <w:rFonts w:eastAsiaTheme="minorEastAsia"/>
                 <w:noProof/>
-                <w:sz w:val="22"/>
+                <w:sz w:val="32"/>
+                <w:szCs w:val="32"/>
                 <w:lang w:eastAsia="hu-HU"/>
               </w:rPr>
               <w:tab/>
@@ -1538,6 +1892,8 @@
               <w:rPr>
                 <w:rStyle w:val="Hiperhivatkozs"/>
                 <w:noProof/>
+                <w:sz w:val="32"/>
+                <w:szCs w:val="32"/>
                 <w:lang w:eastAsia="hu-HU"/>
               </w:rPr>
               <w:t>Nem-funkcionális követelmények</w:t>
@@ -1546,6 +1902,8 @@
               <w:rPr>
                 <w:noProof/>
                 <w:webHidden/>
+                <w:sz w:val="32"/>
+                <w:szCs w:val="32"/>
               </w:rPr>
               <w:tab/>
             </w:r>
@@ -1553,6 +1911,8 @@
               <w:rPr>
                 <w:noProof/>
                 <w:webHidden/>
+                <w:sz w:val="32"/>
+                <w:szCs w:val="32"/>
               </w:rPr>
               <w:fldChar w:fldCharType="begin"/>
             </w:r>
@@ -1560,6 +1920,8 @@
               <w:rPr>
                 <w:noProof/>
                 <w:webHidden/>
+                <w:sz w:val="32"/>
+                <w:szCs w:val="32"/>
               </w:rPr>
               <w:instrText xml:space="preserve"> PAGEREF _Toc239746199 \h </w:instrText>
             </w:r>
@@ -1567,12 +1929,16 @@
               <w:rPr>
                 <w:noProof/>
                 <w:webHidden/>
-              </w:rPr>
-            </w:r>
-            <w:r>
-              <w:rPr>
-                <w:noProof/>
-                <w:webHidden/>
+                <w:sz w:val="32"/>
+                <w:szCs w:val="32"/>
+              </w:rPr>
+            </w:r>
+            <w:r>
+              <w:rPr>
+                <w:noProof/>
+                <w:webHidden/>
+                <w:sz w:val="32"/>
+                <w:szCs w:val="32"/>
               </w:rPr>
               <w:fldChar w:fldCharType="separate"/>
             </w:r>
@@ -1580,6 +1946,8 @@
               <w:rPr>
                 <w:noProof/>
                 <w:webHidden/>
+                <w:sz w:val="32"/>
+                <w:szCs w:val="32"/>
               </w:rPr>
               <w:t>6</w:t>
             </w:r>
@@ -1587,6 +1955,8 @@
               <w:rPr>
                 <w:noProof/>
                 <w:webHidden/>
+                <w:sz w:val="32"/>
+                <w:szCs w:val="32"/>
               </w:rPr>
               <w:fldChar w:fldCharType="end"/>
             </w:r>
@@ -1602,7 +1972,8 @@
             <w:rPr>
               <w:rFonts w:eastAsiaTheme="minorEastAsia"/>
               <w:noProof/>
-              <w:sz w:val="22"/>
+              <w:sz w:val="32"/>
+              <w:szCs w:val="32"/>
               <w:lang w:eastAsia="hu-HU"/>
             </w:rPr>
           </w:pPr>
@@ -1611,6 +1982,8 @@
               <w:rPr>
                 <w:rStyle w:val="Hiperhivatkozs"/>
                 <w:noProof/>
+                <w:sz w:val="32"/>
+                <w:szCs w:val="32"/>
                 <w:lang w:eastAsia="hu-HU"/>
               </w:rPr>
               <w:t>4.3</w:t>
@@ -1619,7 +1992,8 @@
               <w:rPr>
                 <w:rFonts w:eastAsiaTheme="minorEastAsia"/>
                 <w:noProof/>
-                <w:sz w:val="22"/>
+                <w:sz w:val="32"/>
+                <w:szCs w:val="32"/>
                 <w:lang w:eastAsia="hu-HU"/>
               </w:rPr>
               <w:tab/>
@@ -1628,6 +2002,8 @@
               <w:rPr>
                 <w:rStyle w:val="Hiperhivatkozs"/>
                 <w:noProof/>
+                <w:sz w:val="32"/>
+                <w:szCs w:val="32"/>
                 <w:lang w:eastAsia="hu-HU"/>
               </w:rPr>
               <w:t>Rendszermodulok</w:t>
@@ -1636,6 +2012,8 @@
               <w:rPr>
                 <w:noProof/>
                 <w:webHidden/>
+                <w:sz w:val="32"/>
+                <w:szCs w:val="32"/>
               </w:rPr>
               <w:tab/>
             </w:r>
@@ -1643,6 +2021,8 @@
               <w:rPr>
                 <w:noProof/>
                 <w:webHidden/>
+                <w:sz w:val="32"/>
+                <w:szCs w:val="32"/>
               </w:rPr>
               <w:fldChar w:fldCharType="begin"/>
             </w:r>
@@ -1650,6 +2030,8 @@
               <w:rPr>
                 <w:noProof/>
                 <w:webHidden/>
+                <w:sz w:val="32"/>
+                <w:szCs w:val="32"/>
               </w:rPr>
               <w:instrText xml:space="preserve"> PAGEREF _Toc239746200 \h </w:instrText>
             </w:r>
@@ -1657,12 +2039,16 @@
               <w:rPr>
                 <w:noProof/>
                 <w:webHidden/>
-              </w:rPr>
-            </w:r>
-            <w:r>
-              <w:rPr>
-                <w:noProof/>
-                <w:webHidden/>
+                <w:sz w:val="32"/>
+                <w:szCs w:val="32"/>
+              </w:rPr>
+            </w:r>
+            <w:r>
+              <w:rPr>
+                <w:noProof/>
+                <w:webHidden/>
+                <w:sz w:val="32"/>
+                <w:szCs w:val="32"/>
               </w:rPr>
               <w:fldChar w:fldCharType="separate"/>
             </w:r>
@@ -1670,6 +2056,8 @@
               <w:rPr>
                 <w:noProof/>
                 <w:webHidden/>
+                <w:sz w:val="32"/>
+                <w:szCs w:val="32"/>
               </w:rPr>
               <w:t>6</w:t>
             </w:r>
@@ -1677,6 +2065,8 @@
               <w:rPr>
                 <w:noProof/>
                 <w:webHidden/>
+                <w:sz w:val="32"/>
+                <w:szCs w:val="32"/>
               </w:rPr>
               <w:fldChar w:fldCharType="end"/>
             </w:r>
@@ -1692,7 +2082,8 @@
             <w:rPr>
               <w:rFonts w:eastAsiaTheme="minorEastAsia"/>
               <w:noProof/>
-              <w:sz w:val="22"/>
+              <w:sz w:val="32"/>
+              <w:szCs w:val="32"/>
               <w:lang w:eastAsia="hu-HU"/>
             </w:rPr>
           </w:pPr>
@@ -1701,6 +2092,8 @@
               <w:rPr>
                 <w:rStyle w:val="Hiperhivatkozs"/>
                 <w:noProof/>
+                <w:sz w:val="32"/>
+                <w:szCs w:val="32"/>
               </w:rPr>
               <w:t>5.</w:t>
             </w:r>
@@ -1708,7 +2101,8 @@
               <w:rPr>
                 <w:rFonts w:eastAsiaTheme="minorEastAsia"/>
                 <w:noProof/>
-                <w:sz w:val="22"/>
+                <w:sz w:val="32"/>
+                <w:szCs w:val="32"/>
                 <w:lang w:eastAsia="hu-HU"/>
               </w:rPr>
               <w:tab/>
@@ -1717,6 +2111,8 @@
               <w:rPr>
                 <w:rStyle w:val="Hiperhivatkozs"/>
                 <w:noProof/>
+                <w:sz w:val="32"/>
+                <w:szCs w:val="32"/>
               </w:rPr>
               <w:t>Technológiai és Fejlesztési Környezet</w:t>
             </w:r>
@@ -1724,6 +2120,8 @@
               <w:rPr>
                 <w:noProof/>
                 <w:webHidden/>
+                <w:sz w:val="32"/>
+                <w:szCs w:val="32"/>
               </w:rPr>
               <w:tab/>
             </w:r>
@@ -1731,6 +2129,8 @@
               <w:rPr>
                 <w:noProof/>
                 <w:webHidden/>
+                <w:sz w:val="32"/>
+                <w:szCs w:val="32"/>
               </w:rPr>
               <w:fldChar w:fldCharType="begin"/>
             </w:r>
@@ -1738,6 +2138,8 @@
               <w:rPr>
                 <w:noProof/>
                 <w:webHidden/>
+                <w:sz w:val="32"/>
+                <w:szCs w:val="32"/>
               </w:rPr>
               <w:instrText xml:space="preserve"> PAGEREF _Toc239746201 \h </w:instrText>
             </w:r>
@@ -1745,12 +2147,16 @@
               <w:rPr>
                 <w:noProof/>
                 <w:webHidden/>
-              </w:rPr>
-            </w:r>
-            <w:r>
-              <w:rPr>
-                <w:noProof/>
-                <w:webHidden/>
+                <w:sz w:val="32"/>
+                <w:szCs w:val="32"/>
+              </w:rPr>
+            </w:r>
+            <w:r>
+              <w:rPr>
+                <w:noProof/>
+                <w:webHidden/>
+                <w:sz w:val="32"/>
+                <w:szCs w:val="32"/>
               </w:rPr>
               <w:fldChar w:fldCharType="separate"/>
             </w:r>
@@ -1758,6 +2164,8 @@
               <w:rPr>
                 <w:noProof/>
                 <w:webHidden/>
+                <w:sz w:val="32"/>
+                <w:szCs w:val="32"/>
               </w:rPr>
               <w:t>6</w:t>
             </w:r>
@@ -1765,6 +2173,8 @@
               <w:rPr>
                 <w:noProof/>
                 <w:webHidden/>
+                <w:sz w:val="32"/>
+                <w:szCs w:val="32"/>
               </w:rPr>
               <w:fldChar w:fldCharType="end"/>
             </w:r>
@@ -1780,7 +2190,8 @@
             <w:rPr>
               <w:rFonts w:eastAsiaTheme="minorEastAsia"/>
               <w:noProof/>
-              <w:sz w:val="22"/>
+              <w:sz w:val="32"/>
+              <w:szCs w:val="32"/>
               <w:lang w:eastAsia="hu-HU"/>
             </w:rPr>
           </w:pPr>
@@ -1789,6 +2200,8 @@
               <w:rPr>
                 <w:rStyle w:val="Hiperhivatkozs"/>
                 <w:noProof/>
+                <w:sz w:val="32"/>
+                <w:szCs w:val="32"/>
               </w:rPr>
               <w:t>5.1</w:t>
             </w:r>
@@ -1796,7 +2209,8 @@
               <w:rPr>
                 <w:rFonts w:eastAsiaTheme="minorEastAsia"/>
                 <w:noProof/>
-                <w:sz w:val="22"/>
+                <w:sz w:val="32"/>
+                <w:szCs w:val="32"/>
                 <w:lang w:eastAsia="hu-HU"/>
               </w:rPr>
               <w:tab/>
@@ -1805,6 +2219,8 @@
               <w:rPr>
                 <w:rStyle w:val="Hiperhivatkozs"/>
                 <w:noProof/>
+                <w:sz w:val="32"/>
+                <w:szCs w:val="32"/>
               </w:rPr>
               <w:t>Operációs rendszer és futtatási környezet</w:t>
             </w:r>
@@ -1812,6 +2228,8 @@
               <w:rPr>
                 <w:noProof/>
                 <w:webHidden/>
+                <w:sz w:val="32"/>
+                <w:szCs w:val="32"/>
               </w:rPr>
               <w:tab/>
             </w:r>
@@ -1819,6 +2237,8 @@
               <w:rPr>
                 <w:noProof/>
                 <w:webHidden/>
+                <w:sz w:val="32"/>
+                <w:szCs w:val="32"/>
               </w:rPr>
               <w:fldChar w:fldCharType="begin"/>
             </w:r>
@@ -1826,6 +2246,8 @@
               <w:rPr>
                 <w:noProof/>
                 <w:webHidden/>
+                <w:sz w:val="32"/>
+                <w:szCs w:val="32"/>
               </w:rPr>
               <w:instrText xml:space="preserve"> PAGEREF _Toc239746202 \h </w:instrText>
             </w:r>
@@ -1833,12 +2255,16 @@
               <w:rPr>
                 <w:noProof/>
                 <w:webHidden/>
-              </w:rPr>
-            </w:r>
-            <w:r>
-              <w:rPr>
-                <w:noProof/>
-                <w:webHidden/>
+                <w:sz w:val="32"/>
+                <w:szCs w:val="32"/>
+              </w:rPr>
+            </w:r>
+            <w:r>
+              <w:rPr>
+                <w:noProof/>
+                <w:webHidden/>
+                <w:sz w:val="32"/>
+                <w:szCs w:val="32"/>
               </w:rPr>
               <w:fldChar w:fldCharType="separate"/>
             </w:r>
@@ -1846,6 +2272,8 @@
               <w:rPr>
                 <w:noProof/>
                 <w:webHidden/>
+                <w:sz w:val="32"/>
+                <w:szCs w:val="32"/>
               </w:rPr>
               <w:t>6</w:t>
             </w:r>
@@ -1853,6 +2281,8 @@
               <w:rPr>
                 <w:noProof/>
                 <w:webHidden/>
+                <w:sz w:val="32"/>
+                <w:szCs w:val="32"/>
               </w:rPr>
               <w:fldChar w:fldCharType="end"/>
             </w:r>
@@ -1868,7 +2298,8 @@
             <w:rPr>
               <w:rFonts w:eastAsiaTheme="minorEastAsia"/>
               <w:noProof/>
-              <w:sz w:val="22"/>
+              <w:sz w:val="32"/>
+              <w:szCs w:val="32"/>
               <w:lang w:eastAsia="hu-HU"/>
             </w:rPr>
           </w:pPr>
@@ -1877,6 +2308,8 @@
               <w:rPr>
                 <w:rStyle w:val="Hiperhivatkozs"/>
                 <w:noProof/>
+                <w:sz w:val="32"/>
+                <w:szCs w:val="32"/>
               </w:rPr>
               <w:t>5.1.1</w:t>
             </w:r>
@@ -1884,7 +2317,8 @@
               <w:rPr>
                 <w:rFonts w:eastAsiaTheme="minorEastAsia"/>
                 <w:noProof/>
-                <w:sz w:val="22"/>
+                <w:sz w:val="32"/>
+                <w:szCs w:val="32"/>
                 <w:lang w:eastAsia="hu-HU"/>
               </w:rPr>
               <w:tab/>
@@ -1893,6 +2327,8 @@
               <w:rPr>
                 <w:rStyle w:val="Hiperhivatkozs"/>
                 <w:noProof/>
+                <w:sz w:val="32"/>
+                <w:szCs w:val="32"/>
               </w:rPr>
               <w:t>Kliensoldal</w:t>
             </w:r>
@@ -1900,6 +2336,8 @@
               <w:rPr>
                 <w:noProof/>
                 <w:webHidden/>
+                <w:sz w:val="32"/>
+                <w:szCs w:val="32"/>
               </w:rPr>
               <w:tab/>
             </w:r>
@@ -1907,6 +2345,8 @@
               <w:rPr>
                 <w:noProof/>
                 <w:webHidden/>
+                <w:sz w:val="32"/>
+                <w:szCs w:val="32"/>
               </w:rPr>
               <w:fldChar w:fldCharType="begin"/>
             </w:r>
@@ -1914,6 +2354,8 @@
               <w:rPr>
                 <w:noProof/>
                 <w:webHidden/>
+                <w:sz w:val="32"/>
+                <w:szCs w:val="32"/>
               </w:rPr>
               <w:instrText xml:space="preserve"> PAGEREF _Toc239746203 \h </w:instrText>
             </w:r>
@@ -1921,12 +2363,16 @@
               <w:rPr>
                 <w:noProof/>
                 <w:webHidden/>
-              </w:rPr>
-            </w:r>
-            <w:r>
-              <w:rPr>
-                <w:noProof/>
-                <w:webHidden/>
+                <w:sz w:val="32"/>
+                <w:szCs w:val="32"/>
+              </w:rPr>
+            </w:r>
+            <w:r>
+              <w:rPr>
+                <w:noProof/>
+                <w:webHidden/>
+                <w:sz w:val="32"/>
+                <w:szCs w:val="32"/>
               </w:rPr>
               <w:fldChar w:fldCharType="separate"/>
             </w:r>
@@ -1934,6 +2380,8 @@
               <w:rPr>
                 <w:noProof/>
                 <w:webHidden/>
+                <w:sz w:val="32"/>
+                <w:szCs w:val="32"/>
               </w:rPr>
               <w:t>6</w:t>
             </w:r>
@@ -1941,6 +2389,8 @@
               <w:rPr>
                 <w:noProof/>
                 <w:webHidden/>
+                <w:sz w:val="32"/>
+                <w:szCs w:val="32"/>
               </w:rPr>
               <w:fldChar w:fldCharType="end"/>
             </w:r>
@@ -1956,7 +2406,8 @@
             <w:rPr>
               <w:rFonts w:eastAsiaTheme="minorEastAsia"/>
               <w:noProof/>
-              <w:sz w:val="22"/>
+              <w:sz w:val="32"/>
+              <w:szCs w:val="32"/>
               <w:lang w:eastAsia="hu-HU"/>
             </w:rPr>
           </w:pPr>
@@ -1965,6 +2416,8 @@
               <w:rPr>
                 <w:rStyle w:val="Hiperhivatkozs"/>
                 <w:noProof/>
+                <w:sz w:val="32"/>
+                <w:szCs w:val="32"/>
               </w:rPr>
               <w:t>5.1.2</w:t>
             </w:r>
@@ -1972,7 +2425,8 @@
               <w:rPr>
                 <w:rFonts w:eastAsiaTheme="minorEastAsia"/>
                 <w:noProof/>
-                <w:sz w:val="22"/>
+                <w:sz w:val="32"/>
+                <w:szCs w:val="32"/>
                 <w:lang w:eastAsia="hu-HU"/>
               </w:rPr>
               <w:tab/>
@@ -1981,6 +2435,8 @@
               <w:rPr>
                 <w:rStyle w:val="Hiperhivatkozs"/>
                 <w:noProof/>
+                <w:sz w:val="32"/>
+                <w:szCs w:val="32"/>
               </w:rPr>
               <w:t>Szerveroldal</w:t>
             </w:r>
@@ -1988,6 +2444,8 @@
               <w:rPr>
                 <w:noProof/>
                 <w:webHidden/>
+                <w:sz w:val="32"/>
+                <w:szCs w:val="32"/>
               </w:rPr>
               <w:tab/>
             </w:r>
@@ -1995,6 +2453,8 @@
               <w:rPr>
                 <w:noProof/>
                 <w:webHidden/>
+                <w:sz w:val="32"/>
+                <w:szCs w:val="32"/>
               </w:rPr>
               <w:fldChar w:fldCharType="begin"/>
             </w:r>
@@ -2002,6 +2462,8 @@
               <w:rPr>
                 <w:noProof/>
                 <w:webHidden/>
+                <w:sz w:val="32"/>
+                <w:szCs w:val="32"/>
               </w:rPr>
               <w:instrText xml:space="preserve"> PAGEREF _Toc239746204 \h </w:instrText>
             </w:r>
@@ -2009,12 +2471,16 @@
               <w:rPr>
                 <w:noProof/>
                 <w:webHidden/>
-              </w:rPr>
-            </w:r>
-            <w:r>
-              <w:rPr>
-                <w:noProof/>
-                <w:webHidden/>
+                <w:sz w:val="32"/>
+                <w:szCs w:val="32"/>
+              </w:rPr>
+            </w:r>
+            <w:r>
+              <w:rPr>
+                <w:noProof/>
+                <w:webHidden/>
+                <w:sz w:val="32"/>
+                <w:szCs w:val="32"/>
               </w:rPr>
               <w:fldChar w:fldCharType="separate"/>
             </w:r>
@@ -2022,6 +2488,8 @@
               <w:rPr>
                 <w:noProof/>
                 <w:webHidden/>
+                <w:sz w:val="32"/>
+                <w:szCs w:val="32"/>
               </w:rPr>
               <w:t>7</w:t>
             </w:r>
@@ -2029,6 +2497,8 @@
               <w:rPr>
                 <w:noProof/>
                 <w:webHidden/>
+                <w:sz w:val="32"/>
+                <w:szCs w:val="32"/>
               </w:rPr>
               <w:fldChar w:fldCharType="end"/>
             </w:r>
@@ -2044,7 +2514,8 @@
             <w:rPr>
               <w:rFonts w:eastAsiaTheme="minorEastAsia"/>
               <w:noProof/>
-              <w:sz w:val="22"/>
+              <w:sz w:val="32"/>
+              <w:szCs w:val="32"/>
               <w:lang w:eastAsia="hu-HU"/>
             </w:rPr>
           </w:pPr>
@@ -2053,6 +2524,8 @@
               <w:rPr>
                 <w:rStyle w:val="Hiperhivatkozs"/>
                 <w:noProof/>
+                <w:sz w:val="32"/>
+                <w:szCs w:val="32"/>
               </w:rPr>
               <w:t>5.2</w:t>
             </w:r>
@@ -2060,7 +2533,8 @@
               <w:rPr>
                 <w:rFonts w:eastAsiaTheme="minorEastAsia"/>
                 <w:noProof/>
-                <w:sz w:val="22"/>
+                <w:sz w:val="32"/>
+                <w:szCs w:val="32"/>
                 <w:lang w:eastAsia="hu-HU"/>
               </w:rPr>
               <w:tab/>
@@ -2069,6 +2543,8 @@
               <w:rPr>
                 <w:rStyle w:val="Hiperhivatkozs"/>
                 <w:noProof/>
+                <w:sz w:val="32"/>
+                <w:szCs w:val="32"/>
               </w:rPr>
               <w:t>Felhasználandó technológiák és programozási nyelvek</w:t>
             </w:r>
@@ -2076,6 +2552,8 @@
               <w:rPr>
                 <w:noProof/>
                 <w:webHidden/>
+                <w:sz w:val="32"/>
+                <w:szCs w:val="32"/>
               </w:rPr>
               <w:tab/>
             </w:r>
@@ -2083,6 +2561,8 @@
               <w:rPr>
                 <w:noProof/>
                 <w:webHidden/>
+                <w:sz w:val="32"/>
+                <w:szCs w:val="32"/>
               </w:rPr>
               <w:fldChar w:fldCharType="begin"/>
             </w:r>
@@ -2090,6 +2570,8 @@
               <w:rPr>
                 <w:noProof/>
                 <w:webHidden/>
+                <w:sz w:val="32"/>
+                <w:szCs w:val="32"/>
               </w:rPr>
               <w:instrText xml:space="preserve"> PAGEREF _Toc239746205 \h </w:instrText>
             </w:r>
@@ -2097,12 +2579,16 @@
               <w:rPr>
                 <w:noProof/>
                 <w:webHidden/>
-              </w:rPr>
-            </w:r>
-            <w:r>
-              <w:rPr>
-                <w:noProof/>
-                <w:webHidden/>
+                <w:sz w:val="32"/>
+                <w:szCs w:val="32"/>
+              </w:rPr>
+            </w:r>
+            <w:r>
+              <w:rPr>
+                <w:noProof/>
+                <w:webHidden/>
+                <w:sz w:val="32"/>
+                <w:szCs w:val="32"/>
               </w:rPr>
               <w:fldChar w:fldCharType="separate"/>
             </w:r>
@@ -2110,6 +2596,8 @@
               <w:rPr>
                 <w:noProof/>
                 <w:webHidden/>
+                <w:sz w:val="32"/>
+                <w:szCs w:val="32"/>
               </w:rPr>
               <w:t>7</w:t>
             </w:r>
@@ -2117,6 +2605,8 @@
               <w:rPr>
                 <w:noProof/>
                 <w:webHidden/>
+                <w:sz w:val="32"/>
+                <w:szCs w:val="32"/>
               </w:rPr>
               <w:fldChar w:fldCharType="end"/>
             </w:r>
@@ -2132,7 +2622,8 @@
             <w:rPr>
               <w:rFonts w:eastAsiaTheme="minorEastAsia"/>
               <w:noProof/>
-              <w:sz w:val="22"/>
+              <w:sz w:val="32"/>
+              <w:szCs w:val="32"/>
               <w:lang w:eastAsia="hu-HU"/>
             </w:rPr>
           </w:pPr>
@@ -2141,6 +2632,8 @@
               <w:rPr>
                 <w:rStyle w:val="Hiperhivatkozs"/>
                 <w:noProof/>
+                <w:sz w:val="32"/>
+                <w:szCs w:val="32"/>
               </w:rPr>
               <w:t>5.3</w:t>
             </w:r>
@@ -2148,7 +2641,8 @@
               <w:rPr>
                 <w:rFonts w:eastAsiaTheme="minorEastAsia"/>
                 <w:noProof/>
-                <w:sz w:val="22"/>
+                <w:sz w:val="32"/>
+                <w:szCs w:val="32"/>
                 <w:lang w:eastAsia="hu-HU"/>
               </w:rPr>
               <w:tab/>
@@ -2157,6 +2651,8 @@
               <w:rPr>
                 <w:rStyle w:val="Hiperhivatkozs"/>
                 <w:noProof/>
+                <w:sz w:val="32"/>
+                <w:szCs w:val="32"/>
               </w:rPr>
               <w:t>Fejlesztési módszertan és verziókövetés</w:t>
             </w:r>
@@ -2164,6 +2660,8 @@
               <w:rPr>
                 <w:noProof/>
                 <w:webHidden/>
+                <w:sz w:val="32"/>
+                <w:szCs w:val="32"/>
               </w:rPr>
               <w:tab/>
             </w:r>
@@ -2171,6 +2669,8 @@
               <w:rPr>
                 <w:noProof/>
                 <w:webHidden/>
+                <w:sz w:val="32"/>
+                <w:szCs w:val="32"/>
               </w:rPr>
               <w:fldChar w:fldCharType="begin"/>
             </w:r>
@@ -2178,6 +2678,8 @@
               <w:rPr>
                 <w:noProof/>
                 <w:webHidden/>
+                <w:sz w:val="32"/>
+                <w:szCs w:val="32"/>
               </w:rPr>
               <w:instrText xml:space="preserve"> PAGEREF _Toc239746206 \h </w:instrText>
             </w:r>
@@ -2185,12 +2687,16 @@
               <w:rPr>
                 <w:noProof/>
                 <w:webHidden/>
-              </w:rPr>
-            </w:r>
-            <w:r>
-              <w:rPr>
-                <w:noProof/>
-                <w:webHidden/>
+                <w:sz w:val="32"/>
+                <w:szCs w:val="32"/>
+              </w:rPr>
+            </w:r>
+            <w:r>
+              <w:rPr>
+                <w:noProof/>
+                <w:webHidden/>
+                <w:sz w:val="32"/>
+                <w:szCs w:val="32"/>
               </w:rPr>
               <w:fldChar w:fldCharType="separate"/>
             </w:r>
@@ -2198,6 +2704,8 @@
               <w:rPr>
                 <w:noProof/>
                 <w:webHidden/>
+                <w:sz w:val="32"/>
+                <w:szCs w:val="32"/>
               </w:rPr>
               <w:t>7</w:t>
             </w:r>
@@ -2205,6 +2713,8 @@
               <w:rPr>
                 <w:noProof/>
                 <w:webHidden/>
+                <w:sz w:val="32"/>
+                <w:szCs w:val="32"/>
               </w:rPr>
               <w:fldChar w:fldCharType="end"/>
             </w:r>
@@ -2220,7 +2730,8 @@
             <w:rPr>
               <w:rFonts w:eastAsiaTheme="minorEastAsia"/>
               <w:noProof/>
-              <w:sz w:val="22"/>
+              <w:sz w:val="32"/>
+              <w:szCs w:val="32"/>
               <w:lang w:eastAsia="hu-HU"/>
             </w:rPr>
           </w:pPr>
@@ -2229,6 +2740,8 @@
               <w:rPr>
                 <w:rStyle w:val="Hiperhivatkozs"/>
                 <w:noProof/>
+                <w:sz w:val="32"/>
+                <w:szCs w:val="32"/>
                 <w:lang w:eastAsia="hu-HU"/>
               </w:rPr>
               <w:t>6.</w:t>
@@ -2237,7 +2750,8 @@
               <w:rPr>
                 <w:rFonts w:eastAsiaTheme="minorEastAsia"/>
                 <w:noProof/>
-                <w:sz w:val="22"/>
+                <w:sz w:val="32"/>
+                <w:szCs w:val="32"/>
                 <w:lang w:eastAsia="hu-HU"/>
               </w:rPr>
               <w:tab/>
@@ -2246,6 +2760,8 @@
               <w:rPr>
                 <w:rStyle w:val="Hiperhivatkozs"/>
                 <w:noProof/>
+                <w:sz w:val="32"/>
+                <w:szCs w:val="32"/>
                 <w:lang w:eastAsia="hu-HU"/>
               </w:rPr>
               <w:t>Felhasználói felület</w:t>
@@ -2254,6 +2770,8 @@
               <w:rPr>
                 <w:noProof/>
                 <w:webHidden/>
+                <w:sz w:val="32"/>
+                <w:szCs w:val="32"/>
               </w:rPr>
               <w:tab/>
             </w:r>
@@ -2261,6 +2779,8 @@
               <w:rPr>
                 <w:noProof/>
                 <w:webHidden/>
+                <w:sz w:val="32"/>
+                <w:szCs w:val="32"/>
               </w:rPr>
               <w:fldChar w:fldCharType="begin"/>
             </w:r>
@@ -2268,6 +2788,8 @@
               <w:rPr>
                 <w:noProof/>
                 <w:webHidden/>
+                <w:sz w:val="32"/>
+                <w:szCs w:val="32"/>
               </w:rPr>
               <w:instrText xml:space="preserve"> PAGEREF _Toc239746207 \h </w:instrText>
             </w:r>
@@ -2275,12 +2797,16 @@
               <w:rPr>
                 <w:noProof/>
                 <w:webHidden/>
-              </w:rPr>
-            </w:r>
-            <w:r>
-              <w:rPr>
-                <w:noProof/>
-                <w:webHidden/>
+                <w:sz w:val="32"/>
+                <w:szCs w:val="32"/>
+              </w:rPr>
+            </w:r>
+            <w:r>
+              <w:rPr>
+                <w:noProof/>
+                <w:webHidden/>
+                <w:sz w:val="32"/>
+                <w:szCs w:val="32"/>
               </w:rPr>
               <w:fldChar w:fldCharType="separate"/>
             </w:r>
@@ -2288,6 +2814,8 @@
               <w:rPr>
                 <w:noProof/>
                 <w:webHidden/>
+                <w:sz w:val="32"/>
+                <w:szCs w:val="32"/>
               </w:rPr>
               <w:t>7</w:t>
             </w:r>
@@ -2295,6 +2823,8 @@
               <w:rPr>
                 <w:noProof/>
                 <w:webHidden/>
+                <w:sz w:val="32"/>
+                <w:szCs w:val="32"/>
               </w:rPr>
               <w:fldChar w:fldCharType="end"/>
             </w:r>
@@ -2310,7 +2840,8 @@
             <w:rPr>
               <w:rFonts w:eastAsiaTheme="minorEastAsia"/>
               <w:noProof/>
-              <w:sz w:val="22"/>
+              <w:sz w:val="32"/>
+              <w:szCs w:val="32"/>
               <w:lang w:eastAsia="hu-HU"/>
             </w:rPr>
           </w:pPr>
@@ -2319,6 +2850,8 @@
               <w:rPr>
                 <w:rStyle w:val="Hiperhivatkozs"/>
                 <w:noProof/>
+                <w:sz w:val="32"/>
+                <w:szCs w:val="32"/>
               </w:rPr>
               <w:t>6.1</w:t>
             </w:r>
@@ -2326,7 +2859,8 @@
               <w:rPr>
                 <w:rFonts w:eastAsiaTheme="minorEastAsia"/>
                 <w:noProof/>
-                <w:sz w:val="22"/>
+                <w:sz w:val="32"/>
+                <w:szCs w:val="32"/>
                 <w:lang w:eastAsia="hu-HU"/>
               </w:rPr>
               <w:tab/>
@@ -2335,6 +2869,8 @@
               <w:rPr>
                 <w:rStyle w:val="Hiperhivatkozs"/>
                 <w:noProof/>
+                <w:sz w:val="32"/>
+                <w:szCs w:val="32"/>
               </w:rPr>
               <w:t>Megjelenés és dizájnelvek</w:t>
             </w:r>
@@ -2342,6 +2878,8 @@
               <w:rPr>
                 <w:noProof/>
                 <w:webHidden/>
+                <w:sz w:val="32"/>
+                <w:szCs w:val="32"/>
               </w:rPr>
               <w:tab/>
             </w:r>
@@ -2349,6 +2887,8 @@
               <w:rPr>
                 <w:noProof/>
                 <w:webHidden/>
+                <w:sz w:val="32"/>
+                <w:szCs w:val="32"/>
               </w:rPr>
               <w:fldChar w:fldCharType="begin"/>
             </w:r>
@@ -2356,6 +2896,8 @@
               <w:rPr>
                 <w:noProof/>
                 <w:webHidden/>
+                <w:sz w:val="32"/>
+                <w:szCs w:val="32"/>
               </w:rPr>
               <w:instrText xml:space="preserve"> PAGEREF _Toc239746208 \h </w:instrText>
             </w:r>
@@ -2363,12 +2905,16 @@
               <w:rPr>
                 <w:noProof/>
                 <w:webHidden/>
-              </w:rPr>
-            </w:r>
-            <w:r>
-              <w:rPr>
-                <w:noProof/>
-                <w:webHidden/>
+                <w:sz w:val="32"/>
+                <w:szCs w:val="32"/>
+              </w:rPr>
+            </w:r>
+            <w:r>
+              <w:rPr>
+                <w:noProof/>
+                <w:webHidden/>
+                <w:sz w:val="32"/>
+                <w:szCs w:val="32"/>
               </w:rPr>
               <w:fldChar w:fldCharType="separate"/>
             </w:r>
@@ -2376,6 +2922,8 @@
               <w:rPr>
                 <w:noProof/>
                 <w:webHidden/>
+                <w:sz w:val="32"/>
+                <w:szCs w:val="32"/>
               </w:rPr>
               <w:t>7</w:t>
             </w:r>
@@ -2383,6 +2931,8 @@
               <w:rPr>
                 <w:noProof/>
                 <w:webHidden/>
+                <w:sz w:val="32"/>
+                <w:szCs w:val="32"/>
               </w:rPr>
               <w:fldChar w:fldCharType="end"/>
             </w:r>
@@ -2398,7 +2948,8 @@
             <w:rPr>
               <w:rFonts w:eastAsiaTheme="minorEastAsia"/>
               <w:noProof/>
-              <w:sz w:val="22"/>
+              <w:sz w:val="32"/>
+              <w:szCs w:val="32"/>
               <w:lang w:eastAsia="hu-HU"/>
             </w:rPr>
           </w:pPr>
@@ -2407,6 +2958,8 @@
               <w:rPr>
                 <w:rStyle w:val="Hiperhivatkozs"/>
                 <w:noProof/>
+                <w:sz w:val="32"/>
+                <w:szCs w:val="32"/>
                 <w:lang w:eastAsia="hu-HU"/>
               </w:rPr>
               <w:t>7.</w:t>
@@ -2415,7 +2968,8 @@
               <w:rPr>
                 <w:rFonts w:eastAsiaTheme="minorEastAsia"/>
                 <w:noProof/>
-                <w:sz w:val="22"/>
+                <w:sz w:val="32"/>
+                <w:szCs w:val="32"/>
                 <w:lang w:eastAsia="hu-HU"/>
               </w:rPr>
               <w:tab/>
@@ -2424,6 +2978,8 @@
               <w:rPr>
                 <w:rStyle w:val="Hiperhivatkozs"/>
                 <w:noProof/>
+                <w:sz w:val="32"/>
+                <w:szCs w:val="32"/>
                 <w:lang w:eastAsia="hu-HU"/>
               </w:rPr>
               <w:t>Üzemeltetés</w:t>
@@ -2432,6 +2988,8 @@
               <w:rPr>
                 <w:noProof/>
                 <w:webHidden/>
+                <w:sz w:val="32"/>
+                <w:szCs w:val="32"/>
               </w:rPr>
               <w:tab/>
             </w:r>
@@ -2439,6 +2997,8 @@
               <w:rPr>
                 <w:noProof/>
                 <w:webHidden/>
+                <w:sz w:val="32"/>
+                <w:szCs w:val="32"/>
               </w:rPr>
               <w:fldChar w:fldCharType="begin"/>
             </w:r>
@@ -2446,6 +3006,8 @@
               <w:rPr>
                 <w:noProof/>
                 <w:webHidden/>
+                <w:sz w:val="32"/>
+                <w:szCs w:val="32"/>
               </w:rPr>
               <w:instrText xml:space="preserve"> PAGEREF _Toc239746209 \h </w:instrText>
             </w:r>
@@ -2453,12 +3015,16 @@
               <w:rPr>
                 <w:noProof/>
                 <w:webHidden/>
-              </w:rPr>
-            </w:r>
-            <w:r>
-              <w:rPr>
-                <w:noProof/>
-                <w:webHidden/>
+                <w:sz w:val="32"/>
+                <w:szCs w:val="32"/>
+              </w:rPr>
+            </w:r>
+            <w:r>
+              <w:rPr>
+                <w:noProof/>
+                <w:webHidden/>
+                <w:sz w:val="32"/>
+                <w:szCs w:val="32"/>
               </w:rPr>
               <w:fldChar w:fldCharType="separate"/>
             </w:r>
@@ -2466,6 +3032,8 @@
               <w:rPr>
                 <w:noProof/>
                 <w:webHidden/>
+                <w:sz w:val="32"/>
+                <w:szCs w:val="32"/>
               </w:rPr>
               <w:t>7</w:t>
             </w:r>
@@ -2473,6 +3041,8 @@
               <w:rPr>
                 <w:noProof/>
                 <w:webHidden/>
+                <w:sz w:val="32"/>
+                <w:szCs w:val="32"/>
               </w:rPr>
               <w:fldChar w:fldCharType="end"/>
             </w:r>
@@ -2488,7 +3058,8 @@
             <w:rPr>
               <w:rFonts w:eastAsiaTheme="minorEastAsia"/>
               <w:noProof/>
-              <w:sz w:val="22"/>
+              <w:sz w:val="32"/>
+              <w:szCs w:val="32"/>
               <w:lang w:eastAsia="hu-HU"/>
             </w:rPr>
           </w:pPr>
@@ -2497,6 +3068,8 @@
               <w:rPr>
                 <w:rStyle w:val="Hiperhivatkozs"/>
                 <w:noProof/>
+                <w:sz w:val="32"/>
+                <w:szCs w:val="32"/>
                 <w:lang w:eastAsia="hu-HU"/>
               </w:rPr>
               <w:t>7.1</w:t>
@@ -2505,7 +3078,8 @@
               <w:rPr>
                 <w:rFonts w:eastAsiaTheme="minorEastAsia"/>
                 <w:noProof/>
-                <w:sz w:val="22"/>
+                <w:sz w:val="32"/>
+                <w:szCs w:val="32"/>
                 <w:lang w:eastAsia="hu-HU"/>
               </w:rPr>
               <w:tab/>
@@ -2514,6 +3088,8 @@
               <w:rPr>
                 <w:rStyle w:val="Hiperhivatkozs"/>
                 <w:noProof/>
+                <w:sz w:val="32"/>
+                <w:szCs w:val="32"/>
                 <w:lang w:eastAsia="hu-HU"/>
               </w:rPr>
               <w:t>Környezet</w:t>
@@ -2522,6 +3098,8 @@
               <w:rPr>
                 <w:noProof/>
                 <w:webHidden/>
+                <w:sz w:val="32"/>
+                <w:szCs w:val="32"/>
               </w:rPr>
               <w:tab/>
             </w:r>
@@ -2529,6 +3107,8 @@
               <w:rPr>
                 <w:noProof/>
                 <w:webHidden/>
+                <w:sz w:val="32"/>
+                <w:szCs w:val="32"/>
               </w:rPr>
               <w:fldChar w:fldCharType="begin"/>
             </w:r>
@@ -2536,6 +3116,8 @@
               <w:rPr>
                 <w:noProof/>
                 <w:webHidden/>
+                <w:sz w:val="32"/>
+                <w:szCs w:val="32"/>
               </w:rPr>
               <w:instrText xml:space="preserve"> PAGEREF _Toc239746210 \h </w:instrText>
             </w:r>
@@ -2543,12 +3125,16 @@
               <w:rPr>
                 <w:noProof/>
                 <w:webHidden/>
-              </w:rPr>
-            </w:r>
-            <w:r>
-              <w:rPr>
-                <w:noProof/>
-                <w:webHidden/>
+                <w:sz w:val="32"/>
+                <w:szCs w:val="32"/>
+              </w:rPr>
+            </w:r>
+            <w:r>
+              <w:rPr>
+                <w:noProof/>
+                <w:webHidden/>
+                <w:sz w:val="32"/>
+                <w:szCs w:val="32"/>
               </w:rPr>
               <w:fldChar w:fldCharType="separate"/>
             </w:r>
@@ -2556,6 +3142,8 @@
               <w:rPr>
                 <w:noProof/>
                 <w:webHidden/>
+                <w:sz w:val="32"/>
+                <w:szCs w:val="32"/>
               </w:rPr>
               <w:t>7</w:t>
             </w:r>
@@ -2563,6 +3151,8 @@
               <w:rPr>
                 <w:noProof/>
                 <w:webHidden/>
+                <w:sz w:val="32"/>
+                <w:szCs w:val="32"/>
               </w:rPr>
               <w:fldChar w:fldCharType="end"/>
             </w:r>
@@ -2578,7 +3168,8 @@
             <w:rPr>
               <w:rFonts w:eastAsiaTheme="minorEastAsia"/>
               <w:noProof/>
-              <w:sz w:val="22"/>
+              <w:sz w:val="32"/>
+              <w:szCs w:val="32"/>
               <w:lang w:eastAsia="hu-HU"/>
             </w:rPr>
           </w:pPr>
@@ -2587,6 +3178,8 @@
               <w:rPr>
                 <w:rStyle w:val="Hiperhivatkozs"/>
                 <w:noProof/>
+                <w:sz w:val="32"/>
+                <w:szCs w:val="32"/>
                 <w:lang w:eastAsia="hu-HU"/>
               </w:rPr>
               <w:t>7.2</w:t>
@@ -2595,7 +3188,8 @@
               <w:rPr>
                 <w:rFonts w:eastAsiaTheme="minorEastAsia"/>
                 <w:noProof/>
-                <w:sz w:val="22"/>
+                <w:sz w:val="32"/>
+                <w:szCs w:val="32"/>
                 <w:lang w:eastAsia="hu-HU"/>
               </w:rPr>
               <w:tab/>
@@ -2604,6 +3198,8 @@
               <w:rPr>
                 <w:rStyle w:val="Hiperhivatkozs"/>
                 <w:noProof/>
+                <w:sz w:val="32"/>
+                <w:szCs w:val="32"/>
                 <w:lang w:eastAsia="hu-HU"/>
               </w:rPr>
               <w:t>Docker technológia</w:t>
@@ -2612,6 +3208,8 @@
               <w:rPr>
                 <w:noProof/>
                 <w:webHidden/>
+                <w:sz w:val="32"/>
+                <w:szCs w:val="32"/>
               </w:rPr>
               <w:tab/>
             </w:r>
@@ -2619,6 +3217,8 @@
               <w:rPr>
                 <w:noProof/>
                 <w:webHidden/>
+                <w:sz w:val="32"/>
+                <w:szCs w:val="32"/>
               </w:rPr>
               <w:fldChar w:fldCharType="begin"/>
             </w:r>
@@ -2626,6 +3226,8 @@
               <w:rPr>
                 <w:noProof/>
                 <w:webHidden/>
+                <w:sz w:val="32"/>
+                <w:szCs w:val="32"/>
               </w:rPr>
               <w:instrText xml:space="preserve"> PAGEREF _Toc239746211 \h </w:instrText>
             </w:r>
@@ -2633,12 +3235,16 @@
               <w:rPr>
                 <w:noProof/>
                 <w:webHidden/>
-              </w:rPr>
-            </w:r>
-            <w:r>
-              <w:rPr>
-                <w:noProof/>
-                <w:webHidden/>
+                <w:sz w:val="32"/>
+                <w:szCs w:val="32"/>
+              </w:rPr>
+            </w:r>
+            <w:r>
+              <w:rPr>
+                <w:noProof/>
+                <w:webHidden/>
+                <w:sz w:val="32"/>
+                <w:szCs w:val="32"/>
               </w:rPr>
               <w:fldChar w:fldCharType="separate"/>
             </w:r>
@@ -2646,6 +3252,8 @@
               <w:rPr>
                 <w:noProof/>
                 <w:webHidden/>
+                <w:sz w:val="32"/>
+                <w:szCs w:val="32"/>
               </w:rPr>
               <w:t>8</w:t>
             </w:r>
@@ -2653,6 +3261,8 @@
               <w:rPr>
                 <w:noProof/>
                 <w:webHidden/>
+                <w:sz w:val="32"/>
+                <w:szCs w:val="32"/>
               </w:rPr>
               <w:fldChar w:fldCharType="end"/>
             </w:r>
@@ -2668,7 +3278,8 @@
             <w:rPr>
               <w:rFonts w:eastAsiaTheme="minorEastAsia"/>
               <w:noProof/>
-              <w:sz w:val="22"/>
+              <w:sz w:val="32"/>
+              <w:szCs w:val="32"/>
               <w:lang w:eastAsia="hu-HU"/>
             </w:rPr>
           </w:pPr>
@@ -2677,6 +3288,8 @@
               <w:rPr>
                 <w:rStyle w:val="Hiperhivatkozs"/>
                 <w:noProof/>
+                <w:sz w:val="32"/>
+                <w:szCs w:val="32"/>
               </w:rPr>
               <w:t>8.</w:t>
             </w:r>
@@ -2684,7 +3297,8 @@
               <w:rPr>
                 <w:rFonts w:eastAsiaTheme="minorEastAsia"/>
                 <w:noProof/>
-                <w:sz w:val="22"/>
+                <w:sz w:val="32"/>
+                <w:szCs w:val="32"/>
                 <w:lang w:eastAsia="hu-HU"/>
               </w:rPr>
               <w:tab/>
@@ -2693,6 +3307,8 @@
               <w:rPr>
                 <w:rStyle w:val="Hiperhivatkozs"/>
                 <w:noProof/>
+                <w:sz w:val="32"/>
+                <w:szCs w:val="32"/>
               </w:rPr>
               <w:t>Dokumentáció</w:t>
             </w:r>
@@ -2700,6 +3316,8 @@
               <w:rPr>
                 <w:noProof/>
                 <w:webHidden/>
+                <w:sz w:val="32"/>
+                <w:szCs w:val="32"/>
               </w:rPr>
               <w:tab/>
             </w:r>
@@ -2707,6 +3325,8 @@
               <w:rPr>
                 <w:noProof/>
                 <w:webHidden/>
+                <w:sz w:val="32"/>
+                <w:szCs w:val="32"/>
               </w:rPr>
               <w:fldChar w:fldCharType="begin"/>
             </w:r>
@@ -2714,6 +3334,8 @@
               <w:rPr>
                 <w:noProof/>
                 <w:webHidden/>
+                <w:sz w:val="32"/>
+                <w:szCs w:val="32"/>
               </w:rPr>
               <w:instrText xml:space="preserve"> PAGEREF _Toc239746212 \h </w:instrText>
             </w:r>
@@ -2721,12 +3343,16 @@
               <w:rPr>
                 <w:noProof/>
                 <w:webHidden/>
-              </w:rPr>
-            </w:r>
-            <w:r>
-              <w:rPr>
-                <w:noProof/>
-                <w:webHidden/>
+                <w:sz w:val="32"/>
+                <w:szCs w:val="32"/>
+              </w:rPr>
+            </w:r>
+            <w:r>
+              <w:rPr>
+                <w:noProof/>
+                <w:webHidden/>
+                <w:sz w:val="32"/>
+                <w:szCs w:val="32"/>
               </w:rPr>
               <w:fldChar w:fldCharType="separate"/>
             </w:r>
@@ -2734,6 +3360,8 @@
               <w:rPr>
                 <w:noProof/>
                 <w:webHidden/>
+                <w:sz w:val="32"/>
+                <w:szCs w:val="32"/>
               </w:rPr>
               <w:t>8</w:t>
             </w:r>
@@ -2741,6 +3369,8 @@
               <w:rPr>
                 <w:noProof/>
                 <w:webHidden/>
+                <w:sz w:val="32"/>
+                <w:szCs w:val="32"/>
               </w:rPr>
               <w:fldChar w:fldCharType="end"/>
             </w:r>
@@ -2756,7 +3386,8 @@
             <w:rPr>
               <w:rFonts w:eastAsiaTheme="minorEastAsia"/>
               <w:noProof/>
-              <w:sz w:val="22"/>
+              <w:sz w:val="32"/>
+              <w:szCs w:val="32"/>
               <w:lang w:eastAsia="hu-HU"/>
             </w:rPr>
           </w:pPr>
@@ -2765,6 +3396,8 @@
               <w:rPr>
                 <w:rStyle w:val="Hiperhivatkozs"/>
                 <w:noProof/>
+                <w:sz w:val="32"/>
+                <w:szCs w:val="32"/>
               </w:rPr>
               <w:t>8.1</w:t>
             </w:r>
@@ -2772,7 +3405,8 @@
               <w:rPr>
                 <w:rFonts w:eastAsiaTheme="minorEastAsia"/>
                 <w:noProof/>
-                <w:sz w:val="22"/>
+                <w:sz w:val="32"/>
+                <w:szCs w:val="32"/>
                 <w:lang w:eastAsia="hu-HU"/>
               </w:rPr>
               <w:tab/>
@@ -2781,6 +3415,8 @@
               <w:rPr>
                 <w:rStyle w:val="Hiperhivatkozs"/>
                 <w:noProof/>
+                <w:sz w:val="32"/>
+                <w:szCs w:val="32"/>
               </w:rPr>
               <w:t>Fejlesztési folyamat és dokumentációs mérföldkövek</w:t>
             </w:r>
@@ -2788,6 +3424,8 @@
               <w:rPr>
                 <w:noProof/>
                 <w:webHidden/>
+                <w:sz w:val="32"/>
+                <w:szCs w:val="32"/>
               </w:rPr>
               <w:tab/>
             </w:r>
@@ -2795,6 +3433,8 @@
               <w:rPr>
                 <w:noProof/>
                 <w:webHidden/>
+                <w:sz w:val="32"/>
+                <w:szCs w:val="32"/>
               </w:rPr>
               <w:fldChar w:fldCharType="begin"/>
             </w:r>
@@ -2802,6 +3442,8 @@
               <w:rPr>
                 <w:noProof/>
                 <w:webHidden/>
+                <w:sz w:val="32"/>
+                <w:szCs w:val="32"/>
               </w:rPr>
               <w:instrText xml:space="preserve"> PAGEREF _Toc239746213 \h </w:instrText>
             </w:r>
@@ -2809,12 +3451,16 @@
               <w:rPr>
                 <w:noProof/>
                 <w:webHidden/>
-              </w:rPr>
-            </w:r>
-            <w:r>
-              <w:rPr>
-                <w:noProof/>
-                <w:webHidden/>
+                <w:sz w:val="32"/>
+                <w:szCs w:val="32"/>
+              </w:rPr>
+            </w:r>
+            <w:r>
+              <w:rPr>
+                <w:noProof/>
+                <w:webHidden/>
+                <w:sz w:val="32"/>
+                <w:szCs w:val="32"/>
               </w:rPr>
               <w:fldChar w:fldCharType="separate"/>
             </w:r>
@@ -2822,6 +3468,8 @@
               <w:rPr>
                 <w:noProof/>
                 <w:webHidden/>
+                <w:sz w:val="32"/>
+                <w:szCs w:val="32"/>
               </w:rPr>
               <w:t>8</w:t>
             </w:r>
@@ -2829,6 +3477,8 @@
               <w:rPr>
                 <w:noProof/>
                 <w:webHidden/>
+                <w:sz w:val="32"/>
+                <w:szCs w:val="32"/>
               </w:rPr>
               <w:fldChar w:fldCharType="end"/>
             </w:r>
@@ -2844,7 +3494,8 @@
             <w:rPr>
               <w:rFonts w:eastAsiaTheme="minorEastAsia"/>
               <w:noProof/>
-              <w:sz w:val="22"/>
+              <w:sz w:val="32"/>
+              <w:szCs w:val="32"/>
               <w:lang w:eastAsia="hu-HU"/>
             </w:rPr>
           </w:pPr>
@@ -2853,6 +3504,8 @@
               <w:rPr>
                 <w:rStyle w:val="Hiperhivatkozs"/>
                 <w:noProof/>
+                <w:sz w:val="32"/>
+                <w:szCs w:val="32"/>
               </w:rPr>
               <w:t>8.2</w:t>
             </w:r>
@@ -2860,7 +3513,8 @@
               <w:rPr>
                 <w:rFonts w:eastAsiaTheme="minorEastAsia"/>
                 <w:noProof/>
-                <w:sz w:val="22"/>
+                <w:sz w:val="32"/>
+                <w:szCs w:val="32"/>
                 <w:lang w:eastAsia="hu-HU"/>
               </w:rPr>
               <w:tab/>
@@ -2869,6 +3523,8 @@
               <w:rPr>
                 <w:rStyle w:val="Hiperhivatkozs"/>
                 <w:noProof/>
+                <w:sz w:val="32"/>
+                <w:szCs w:val="32"/>
               </w:rPr>
               <w:t>Átadandó dokumentációs elemek</w:t>
             </w:r>
@@ -2876,6 +3532,8 @@
               <w:rPr>
                 <w:noProof/>
                 <w:webHidden/>
+                <w:sz w:val="32"/>
+                <w:szCs w:val="32"/>
               </w:rPr>
               <w:tab/>
             </w:r>
@@ -2883,6 +3541,8 @@
               <w:rPr>
                 <w:noProof/>
                 <w:webHidden/>
+                <w:sz w:val="32"/>
+                <w:szCs w:val="32"/>
               </w:rPr>
               <w:fldChar w:fldCharType="begin"/>
             </w:r>
@@ -2890,6 +3550,8 @@
               <w:rPr>
                 <w:noProof/>
                 <w:webHidden/>
+                <w:sz w:val="32"/>
+                <w:szCs w:val="32"/>
               </w:rPr>
               <w:instrText xml:space="preserve"> PAGEREF _Toc239746214 \h </w:instrText>
             </w:r>
@@ -2897,12 +3559,16 @@
               <w:rPr>
                 <w:noProof/>
                 <w:webHidden/>
-              </w:rPr>
-            </w:r>
-            <w:r>
-              <w:rPr>
-                <w:noProof/>
-                <w:webHidden/>
+                <w:sz w:val="32"/>
+                <w:szCs w:val="32"/>
+              </w:rPr>
+            </w:r>
+            <w:r>
+              <w:rPr>
+                <w:noProof/>
+                <w:webHidden/>
+                <w:sz w:val="32"/>
+                <w:szCs w:val="32"/>
               </w:rPr>
               <w:fldChar w:fldCharType="separate"/>
             </w:r>
@@ -2910,6 +3576,8 @@
               <w:rPr>
                 <w:noProof/>
                 <w:webHidden/>
+                <w:sz w:val="32"/>
+                <w:szCs w:val="32"/>
               </w:rPr>
               <w:t>8</w:t>
             </w:r>
@@ -2917,6 +3585,8 @@
               <w:rPr>
                 <w:noProof/>
                 <w:webHidden/>
+                <w:sz w:val="32"/>
+                <w:szCs w:val="32"/>
               </w:rPr>
               <w:fldChar w:fldCharType="end"/>
             </w:r>
@@ -2932,7 +3602,8 @@
             <w:rPr>
               <w:rFonts w:eastAsiaTheme="minorEastAsia"/>
               <w:noProof/>
-              <w:sz w:val="22"/>
+              <w:sz w:val="32"/>
+              <w:szCs w:val="32"/>
               <w:lang w:eastAsia="hu-HU"/>
             </w:rPr>
           </w:pPr>
@@ -2941,6 +3612,8 @@
               <w:rPr>
                 <w:rStyle w:val="Hiperhivatkozs"/>
                 <w:noProof/>
+                <w:sz w:val="32"/>
+                <w:szCs w:val="32"/>
               </w:rPr>
               <w:t>9.</w:t>
             </w:r>
@@ -2948,7 +3621,8 @@
               <w:rPr>
                 <w:rFonts w:eastAsiaTheme="minorEastAsia"/>
                 <w:noProof/>
-                <w:sz w:val="22"/>
+                <w:sz w:val="32"/>
+                <w:szCs w:val="32"/>
                 <w:lang w:eastAsia="hu-HU"/>
               </w:rPr>
               <w:tab/>
@@ -2957,6 +3631,8 @@
               <w:rPr>
                 <w:rStyle w:val="Hiperhivatkozs"/>
                 <w:noProof/>
+                <w:sz w:val="32"/>
+                <w:szCs w:val="32"/>
               </w:rPr>
               <w:t>A projekt értékelése</w:t>
             </w:r>
@@ -2964,6 +3640,8 @@
               <w:rPr>
                 <w:noProof/>
                 <w:webHidden/>
+                <w:sz w:val="32"/>
+                <w:szCs w:val="32"/>
               </w:rPr>
               <w:tab/>
             </w:r>
@@ -2971,6 +3649,8 @@
               <w:rPr>
                 <w:noProof/>
                 <w:webHidden/>
+                <w:sz w:val="32"/>
+                <w:szCs w:val="32"/>
               </w:rPr>
               <w:fldChar w:fldCharType="begin"/>
             </w:r>
@@ -2978,6 +3658,8 @@
               <w:rPr>
                 <w:noProof/>
                 <w:webHidden/>
+                <w:sz w:val="32"/>
+                <w:szCs w:val="32"/>
               </w:rPr>
               <w:instrText xml:space="preserve"> PAGEREF _Toc239746215 \h </w:instrText>
             </w:r>
@@ -2985,12 +3667,16 @@
               <w:rPr>
                 <w:noProof/>
                 <w:webHidden/>
-              </w:rPr>
-            </w:r>
-            <w:r>
-              <w:rPr>
-                <w:noProof/>
-                <w:webHidden/>
+                <w:sz w:val="32"/>
+                <w:szCs w:val="32"/>
+              </w:rPr>
+            </w:r>
+            <w:r>
+              <w:rPr>
+                <w:noProof/>
+                <w:webHidden/>
+                <w:sz w:val="32"/>
+                <w:szCs w:val="32"/>
               </w:rPr>
               <w:fldChar w:fldCharType="separate"/>
             </w:r>
@@ -2998,6 +3684,8 @@
               <w:rPr>
                 <w:noProof/>
                 <w:webHidden/>
+                <w:sz w:val="32"/>
+                <w:szCs w:val="32"/>
               </w:rPr>
               <w:t>8</w:t>
             </w:r>
@@ -3005,6 +3693,8 @@
               <w:rPr>
                 <w:noProof/>
                 <w:webHidden/>
+                <w:sz w:val="32"/>
+                <w:szCs w:val="32"/>
               </w:rPr>
               <w:fldChar w:fldCharType="end"/>
             </w:r>
@@ -3020,7 +3710,8 @@
             <w:rPr>
               <w:rFonts w:eastAsiaTheme="minorEastAsia"/>
               <w:noProof/>
-              <w:sz w:val="22"/>
+              <w:sz w:val="32"/>
+              <w:szCs w:val="32"/>
               <w:lang w:eastAsia="hu-HU"/>
             </w:rPr>
           </w:pPr>
@@ -3029,6 +3720,8 @@
               <w:rPr>
                 <w:rStyle w:val="Hiperhivatkozs"/>
                 <w:noProof/>
+                <w:sz w:val="32"/>
+                <w:szCs w:val="32"/>
                 <w:lang w:eastAsia="hu-HU"/>
               </w:rPr>
               <w:t>10.</w:t>
@@ -3037,7 +3730,8 @@
               <w:rPr>
                 <w:rFonts w:eastAsiaTheme="minorEastAsia"/>
                 <w:noProof/>
-                <w:sz w:val="22"/>
+                <w:sz w:val="32"/>
+                <w:szCs w:val="32"/>
                 <w:lang w:eastAsia="hu-HU"/>
               </w:rPr>
               <w:tab/>
@@ -3046,6 +3740,8 @@
               <w:rPr>
                 <w:rStyle w:val="Hiperhivatkozs"/>
                 <w:noProof/>
+                <w:sz w:val="32"/>
+                <w:szCs w:val="32"/>
               </w:rPr>
               <w:t>Projekt Adatlap</w:t>
             </w:r>
@@ -3053,6 +3749,8 @@
               <w:rPr>
                 <w:noProof/>
                 <w:webHidden/>
+                <w:sz w:val="32"/>
+                <w:szCs w:val="32"/>
               </w:rPr>
               <w:tab/>
             </w:r>
@@ -3060,6 +3758,8 @@
               <w:rPr>
                 <w:noProof/>
                 <w:webHidden/>
+                <w:sz w:val="32"/>
+                <w:szCs w:val="32"/>
               </w:rPr>
               <w:fldChar w:fldCharType="begin"/>
             </w:r>
@@ -3067,6 +3767,8 @@
               <w:rPr>
                 <w:noProof/>
                 <w:webHidden/>
+                <w:sz w:val="32"/>
+                <w:szCs w:val="32"/>
               </w:rPr>
               <w:instrText xml:space="preserve"> PAGEREF _Toc239746216 \h </w:instrText>
             </w:r>
@@ -3074,12 +3776,16 @@
               <w:rPr>
                 <w:noProof/>
                 <w:webHidden/>
-              </w:rPr>
-            </w:r>
-            <w:r>
-              <w:rPr>
-                <w:noProof/>
-                <w:webHidden/>
+                <w:sz w:val="32"/>
+                <w:szCs w:val="32"/>
+              </w:rPr>
+            </w:r>
+            <w:r>
+              <w:rPr>
+                <w:noProof/>
+                <w:webHidden/>
+                <w:sz w:val="32"/>
+                <w:szCs w:val="32"/>
               </w:rPr>
               <w:fldChar w:fldCharType="separate"/>
             </w:r>
@@ -3087,6 +3793,8 @@
               <w:rPr>
                 <w:noProof/>
                 <w:webHidden/>
+                <w:sz w:val="32"/>
+                <w:szCs w:val="32"/>
               </w:rPr>
               <w:t>9</w:t>
             </w:r>
@@ -3094,6 +3802,8 @@
               <w:rPr>
                 <w:noProof/>
                 <w:webHidden/>
+                <w:sz w:val="32"/>
+                <w:szCs w:val="32"/>
               </w:rPr>
               <w:fldChar w:fldCharType="end"/>
             </w:r>
@@ -3110,6 +3820,8 @@
             <w:rPr>
               <w:b/>
               <w:bCs/>
+              <w:sz w:val="32"/>
+              <w:szCs w:val="32"/>
             </w:rPr>
             <w:fldChar w:fldCharType="end"/>
           </w:r>
@@ -3274,7 +3986,21 @@
         <w:rPr>
           <w:lang w:eastAsia="hu-HU"/>
         </w:rPr>
-        <w:t>. Az Okligon-nal szeretnénk ezeket a funkciókat előtérbe helyezni, hogy az adott kliens és csapata képes legyen gyors, adaptív váltásra.</w:t>
+        <w:t>. Az Okligon-</w:t>
+      </w:r>
+      <w:proofErr w:type="spellStart"/>
+      <w:r>
+        <w:rPr>
+          <w:lang w:eastAsia="hu-HU"/>
+        </w:rPr>
+        <w:t>nal</w:t>
+      </w:r>
+      <w:proofErr w:type="spellEnd"/>
+      <w:r>
+        <w:rPr>
+          <w:lang w:eastAsia="hu-HU"/>
+        </w:rPr>
+        <w:t xml:space="preserve"> szeretnénk ezeket a funkciókat előtérbe helyezni, hogy az adott kliens és csapata képes legyen gyors, adaptív váltásra.</w:t>
       </w:r>
     </w:p>
     <w:p>
@@ -4235,7 +4961,21 @@
         <w:rPr>
           <w:lang w:eastAsia="hu-HU"/>
         </w:rPr>
-        <w:t xml:space="preserve">: A felhasználói felület reszponzív, alkalmazkodik desktop, tablet és mobil képernyőmérethez. </w:t>
+        <w:t xml:space="preserve">: A felhasználói felület reszponzív, alkalmazkodik </w:t>
+      </w:r>
+      <w:proofErr w:type="spellStart"/>
+      <w:r>
+        <w:rPr>
+          <w:lang w:eastAsia="hu-HU"/>
+        </w:rPr>
+        <w:t>desktop</w:t>
+      </w:r>
+      <w:proofErr w:type="spellEnd"/>
+      <w:r>
+        <w:rPr>
+          <w:lang w:eastAsia="hu-HU"/>
+        </w:rPr>
+        <w:t xml:space="preserve">, tablet és mobil képernyőmérethez. </w:t>
       </w:r>
     </w:p>
     <w:p>
@@ -4261,7 +5001,35 @@
         <w:rPr>
           <w:lang w:eastAsia="hu-HU"/>
         </w:rPr>
-        <w:t xml:space="preserve">: A felhasználói jelszavak titkosított (hashelt) formában tárolódnak (pl. bcrypt algoritmussal). </w:t>
+        <w:t>: A felhasználói jelszavak titkosított (</w:t>
+      </w:r>
+      <w:proofErr w:type="spellStart"/>
+      <w:r>
+        <w:rPr>
+          <w:lang w:eastAsia="hu-HU"/>
+        </w:rPr>
+        <w:t>hashelt</w:t>
+      </w:r>
+      <w:proofErr w:type="spellEnd"/>
+      <w:r>
+        <w:rPr>
+          <w:lang w:eastAsia="hu-HU"/>
+        </w:rPr>
+        <w:t xml:space="preserve">) formában tárolódnak (pl. </w:t>
+      </w:r>
+      <w:proofErr w:type="spellStart"/>
+      <w:r>
+        <w:rPr>
+          <w:lang w:eastAsia="hu-HU"/>
+        </w:rPr>
+        <w:t>bcrypt</w:t>
+      </w:r>
+      <w:proofErr w:type="spellEnd"/>
+      <w:r>
+        <w:rPr>
+          <w:lang w:eastAsia="hu-HU"/>
+        </w:rPr>
+        <w:t xml:space="preserve"> algoritmussal). </w:t>
       </w:r>
     </w:p>
     <w:p>
@@ -4287,7 +5055,21 @@
         <w:rPr>
           <w:lang w:eastAsia="hu-HU"/>
         </w:rPr>
-        <w:t xml:space="preserve">: A bejelentkezés utáni hitelesítés JWT (JSON Web Token) alapú. </w:t>
+        <w:t xml:space="preserve">: A bejelentkezés utáni hitelesítés JWT (JSON Web </w:t>
+      </w:r>
+      <w:proofErr w:type="spellStart"/>
+      <w:r>
+        <w:rPr>
+          <w:lang w:eastAsia="hu-HU"/>
+        </w:rPr>
+        <w:t>Token</w:t>
+      </w:r>
+      <w:proofErr w:type="spellEnd"/>
+      <w:r>
+        <w:rPr>
+          <w:lang w:eastAsia="hu-HU"/>
+        </w:rPr>
+        <w:t xml:space="preserve">) alapú. </w:t>
       </w:r>
     </w:p>
     <w:p>
@@ -4339,7 +5121,21 @@
         <w:rPr>
           <w:lang w:eastAsia="hu-HU"/>
         </w:rPr>
-        <w:t xml:space="preserve">: A rendszer éles (hosting) környezetben fut, és normál üzemi körülmények között folyamatosan elérhető a felhasználók számára. </w:t>
+        <w:t>: A rendszer éles (</w:t>
+      </w:r>
+      <w:proofErr w:type="spellStart"/>
+      <w:r>
+        <w:rPr>
+          <w:lang w:eastAsia="hu-HU"/>
+        </w:rPr>
+        <w:t>hosting</w:t>
+      </w:r>
+      <w:proofErr w:type="spellEnd"/>
+      <w:r>
+        <w:rPr>
+          <w:lang w:eastAsia="hu-HU"/>
+        </w:rPr>
+        <w:t xml:space="preserve">) környezetben fut, és normál üzemi körülmények között folyamatosan elérhető a felhasználók számára. </w:t>
       </w:r>
     </w:p>
     <w:p>
@@ -4433,7 +5229,25 @@
           <w:bCs/>
           <w:lang w:eastAsia="hu-HU"/>
         </w:rPr>
-        <w:t>Azonosítási és Jogosultsági Modul (Auth Module)</w:t>
+        <w:t xml:space="preserve">Azonosítási és Jogosultsági Modul (Auth </w:t>
+      </w:r>
+      <w:proofErr w:type="spellStart"/>
+      <w:r>
+        <w:rPr>
+          <w:b/>
+          <w:bCs/>
+          <w:lang w:eastAsia="hu-HU"/>
+        </w:rPr>
+        <w:t>Module</w:t>
+      </w:r>
+      <w:proofErr w:type="spellEnd"/>
+      <w:r>
+        <w:rPr>
+          <w:b/>
+          <w:bCs/>
+          <w:lang w:eastAsia="hu-HU"/>
+        </w:rPr>
+        <w:t>)</w:t>
       </w:r>
       <w:r>
         <w:rPr>
@@ -4596,7 +5410,23 @@
     </w:p>
     <w:p>
       <w:r>
-        <w:t>Platformfüggetlen. Bármilyen operációs rendszer (Windows 10/11, macOS, Linux, Android, iOS), amelyen modern webböngésző (Chrome, Firefox, Edge, Safari) fut.</w:t>
+        <w:t xml:space="preserve">Platformfüggetlen. Bármilyen operációs rendszer (Windows 10/11, </w:t>
+      </w:r>
+      <w:proofErr w:type="spellStart"/>
+      <w:r>
+        <w:t>macOS</w:t>
+      </w:r>
+      <w:proofErr w:type="spellEnd"/>
+      <w:r>
+        <w:t xml:space="preserve">, Linux, Android, iOS), amelyen modern webböngésző (Chrome, Firefox, Edge, </w:t>
+      </w:r>
+      <w:proofErr w:type="spellStart"/>
+      <w:r>
+        <w:t>Safari</w:t>
+      </w:r>
+      <w:proofErr w:type="spellEnd"/>
+      <w:r>
+        <w:t>) fut.</w:t>
       </w:r>
     </w:p>
     <w:p>
@@ -4644,46 +5474,62 @@
       </w:pPr>
       <w:r>
         <w:rPr>
+          <w:b/>
+          <w:bCs/>
           <w:lang w:eastAsia="hu-HU"/>
         </w:rPr>
         <w:t>Frontend</w:t>
       </w:r>
-    </w:p>
-    <w:p>
-      <w:pPr>
-        <w:pStyle w:val="Listaszerbekezds"/>
-        <w:numPr>
-          <w:ilvl w:val="1"/>
-          <w:numId w:val="17"/>
-        </w:numPr>
-        <w:rPr>
-          <w:lang w:eastAsia="hu-HU"/>
-        </w:rPr>
-      </w:pPr>
-      <w:r>
-        <w:rPr>
-          <w:lang w:eastAsia="hu-HU"/>
-        </w:rPr>
-        <w:t>React, Vite</w:t>
-      </w:r>
-    </w:p>
-    <w:p>
-      <w:pPr>
-        <w:pStyle w:val="Listaszerbekezds"/>
-        <w:numPr>
-          <w:ilvl w:val="1"/>
-          <w:numId w:val="17"/>
-        </w:numPr>
-        <w:rPr>
-          <w:lang w:eastAsia="hu-HU"/>
-        </w:rPr>
-      </w:pPr>
+      <w:r>
+        <w:rPr>
+          <w:b/>
+          <w:bCs/>
+          <w:lang w:eastAsia="hu-HU"/>
+        </w:rPr>
+        <w:t>:</w:t>
+      </w:r>
+      <w:r>
+        <w:rPr>
+          <w:lang w:eastAsia="hu-HU"/>
+        </w:rPr>
+        <w:t xml:space="preserve"> </w:t>
+      </w:r>
+      <w:proofErr w:type="spellStart"/>
+      <w:r>
+        <w:rPr>
+          <w:lang w:eastAsia="hu-HU"/>
+        </w:rPr>
+        <w:t>React</w:t>
+      </w:r>
+      <w:proofErr w:type="spellEnd"/>
+      <w:r>
+        <w:rPr>
+          <w:lang w:eastAsia="hu-HU"/>
+        </w:rPr>
+        <w:t xml:space="preserve">, </w:t>
+      </w:r>
+      <w:proofErr w:type="spellStart"/>
+      <w:r>
+        <w:rPr>
+          <w:lang w:eastAsia="hu-HU"/>
+        </w:rPr>
+        <w:t>Vite</w:t>
+      </w:r>
+      <w:proofErr w:type="spellEnd"/>
+      <w:r>
+        <w:rPr>
+          <w:lang w:eastAsia="hu-HU"/>
+        </w:rPr>
+        <w:t xml:space="preserve">, </w:t>
+      </w:r>
+      <w:proofErr w:type="spellStart"/>
       <w:r>
         <w:rPr>
           <w:lang w:eastAsia="hu-HU"/>
         </w:rPr>
         <w:t>TypeScript</w:t>
       </w:r>
+      <w:proofErr w:type="spellEnd"/>
     </w:p>
     <w:p>
       <w:pPr>
@@ -4698,22 +5544,26 @@
       </w:pPr>
       <w:r>
         <w:rPr>
+          <w:b/>
+          <w:bCs/>
           <w:lang w:eastAsia="hu-HU"/>
         </w:rPr>
         <w:t>Backend</w:t>
       </w:r>
-    </w:p>
-    <w:p>
-      <w:pPr>
-        <w:pStyle w:val="Listaszerbekezds"/>
-        <w:numPr>
-          <w:ilvl w:val="1"/>
-          <w:numId w:val="17"/>
-        </w:numPr>
-        <w:rPr>
-          <w:lang w:eastAsia="hu-HU"/>
-        </w:rPr>
-      </w:pPr>
+      <w:r>
+        <w:rPr>
+          <w:b/>
+          <w:bCs/>
+          <w:lang w:eastAsia="hu-HU"/>
+        </w:rPr>
+        <w:t>:</w:t>
+      </w:r>
+      <w:r>
+        <w:rPr>
+          <w:lang w:eastAsia="hu-HU"/>
+        </w:rPr>
+        <w:t xml:space="preserve"> </w:t>
+      </w:r>
       <w:r>
         <w:rPr>
           <w:lang w:eastAsia="hu-HU"/>
@@ -4734,28 +5584,34 @@
       </w:pPr>
       <w:r>
         <w:rPr>
+          <w:b/>
+          <w:bCs/>
           <w:lang w:eastAsia="hu-HU"/>
         </w:rPr>
         <w:t>Adatbázis</w:t>
       </w:r>
-    </w:p>
-    <w:p>
-      <w:pPr>
-        <w:pStyle w:val="Listaszerbekezds"/>
-        <w:numPr>
-          <w:ilvl w:val="1"/>
-          <w:numId w:val="17"/>
-        </w:numPr>
-        <w:rPr>
-          <w:lang w:eastAsia="hu-HU"/>
-        </w:rPr>
-      </w:pPr>
+      <w:r>
+        <w:rPr>
+          <w:b/>
+          <w:bCs/>
+          <w:lang w:eastAsia="hu-HU"/>
+        </w:rPr>
+        <w:t>:</w:t>
+      </w:r>
+      <w:r>
+        <w:rPr>
+          <w:lang w:eastAsia="hu-HU"/>
+        </w:rPr>
+        <w:t xml:space="preserve"> </w:t>
+      </w:r>
+      <w:proofErr w:type="spellStart"/>
       <w:r>
         <w:rPr>
           <w:lang w:eastAsia="hu-HU"/>
         </w:rPr>
         <w:t>MySQL</w:t>
       </w:r>
+      <w:proofErr w:type="spellEnd"/>
     </w:p>
     <w:p>
       <w:pPr>
@@ -4775,8 +5631,21 @@
           <w:numId w:val="16"/>
         </w:numPr>
       </w:pPr>
-      <w:r>
-        <w:t>Git verzió kezelő (Github)</w:t>
+      <w:proofErr w:type="spellStart"/>
+      <w:r>
+        <w:t>Git</w:t>
+      </w:r>
+      <w:proofErr w:type="spellEnd"/>
+      <w:r>
+        <w:t xml:space="preserve"> verzió kezelő (</w:t>
+      </w:r>
+      <w:proofErr w:type="spellStart"/>
+      <w:r>
+        <w:t>Github</w:t>
+      </w:r>
+      <w:proofErr w:type="spellEnd"/>
+      <w:r>
+        <w:t>)</w:t>
       </w:r>
     </w:p>
     <w:p>
@@ -4815,7 +5684,21 @@
         <w:rPr>
           <w:lang w:eastAsia="hu-HU"/>
         </w:rPr>
-        <w:t>A felhasználói felület tervezése során a minimalista (Lightweight) és letisztult dizájnirányelvet követjük. Ennek főbb jellemzői:</w:t>
+        <w:t>A felhasználói felület tervezése során a minimalista (</w:t>
+      </w:r>
+      <w:proofErr w:type="spellStart"/>
+      <w:r>
+        <w:rPr>
+          <w:lang w:eastAsia="hu-HU"/>
+        </w:rPr>
+        <w:t>Lightweight</w:t>
+      </w:r>
+      <w:proofErr w:type="spellEnd"/>
+      <w:r>
+        <w:rPr>
+          <w:lang w:eastAsia="hu-HU"/>
+        </w:rPr>
+        <w:t>) és letisztult dizájnirányelvet követjük. Ennek főbb jellemzői:</w:t>
       </w:r>
     </w:p>
     <w:p>
@@ -4829,13 +5712,23 @@
           <w:lang w:eastAsia="hu-HU"/>
         </w:rPr>
       </w:pPr>
+      <w:proofErr w:type="spellStart"/>
       <w:r>
         <w:rPr>
           <w:b/>
           <w:bCs/>
           <w:lang w:eastAsia="hu-HU"/>
         </w:rPr>
-        <w:t>Lényegretörő elrendezés</w:t>
+        <w:t>Lényegretörő</w:t>
+      </w:r>
+      <w:proofErr w:type="spellEnd"/>
+      <w:r>
+        <w:rPr>
+          <w:b/>
+          <w:bCs/>
+          <w:lang w:eastAsia="hu-HU"/>
+        </w:rPr>
+        <w:t xml:space="preserve"> elrendezés</w:t>
       </w:r>
       <w:r>
         <w:rPr>
@@ -4922,13 +5815,37 @@
           <w:bCs/>
           <w:lang w:eastAsia="hu-HU"/>
         </w:rPr>
-        <w:t>Gördülékeny navigáció és reszponzivitás</w:t>
-      </w:r>
-      <w:r>
-        <w:rPr>
-          <w:lang w:eastAsia="hu-HU"/>
-        </w:rPr>
-        <w:t>: Az alacsony tanulási görbét támogatva a navigáció intuitív, a felület pedig alkalmazkodik az asztali és mobil kijelzőméretekhez egyaránt.</w:t>
+        <w:t xml:space="preserve">Gördülékeny navigáció és </w:t>
+      </w:r>
+      <w:proofErr w:type="spellStart"/>
+      <w:r>
+        <w:rPr>
+          <w:b/>
+          <w:bCs/>
+          <w:lang w:eastAsia="hu-HU"/>
+        </w:rPr>
+        <w:t>reszponzivitás</w:t>
+      </w:r>
+      <w:proofErr w:type="spellEnd"/>
+      <w:r>
+        <w:rPr>
+          <w:lang w:eastAsia="hu-HU"/>
+        </w:rPr>
+        <w:t xml:space="preserve">: Az alacsony tanulási görbét támogatva a navigáció intuitív, a felület pedig alkalmazkodik az asztali és mobil </w:t>
+      </w:r>
+      <w:proofErr w:type="spellStart"/>
+      <w:r>
+        <w:rPr>
+          <w:lang w:eastAsia="hu-HU"/>
+        </w:rPr>
+        <w:t>kijelzőméretekhez</w:t>
+      </w:r>
+      <w:proofErr w:type="spellEnd"/>
+      <w:r>
+        <w:rPr>
+          <w:lang w:eastAsia="hu-HU"/>
+        </w:rPr>
+        <w:t xml:space="preserve"> egyaránt.</w:t>
       </w:r>
     </w:p>
     <w:p>
@@ -4988,34 +5905,34 @@
         <w:rPr>
           <w:lang w:eastAsia="hu-HU"/>
         </w:rPr>
+        <w:t>Docker technológia</w:t>
+      </w:r>
+      <w:bookmarkEnd w:id="27"/>
+    </w:p>
+    <w:p>
+      <w:pPr>
+        <w:rPr>
+          <w:lang w:eastAsia="hu-HU"/>
+        </w:rPr>
+      </w:pPr>
+      <w:r>
+        <w:rPr>
+          <w:lang w:eastAsia="hu-HU"/>
+        </w:rPr>
+        <w:t xml:space="preserve">A Docker technológiának köszönhetően a backend, frontend és adatbázis külön-külön futtatható és akár párhuzamosan is. </w:t>
+      </w:r>
+    </w:p>
+    <w:p>
+      <w:pPr>
+        <w:rPr>
+          <w:lang w:eastAsia="hu-HU"/>
+        </w:rPr>
+      </w:pPr>
+      <w:r>
+        <w:rPr>
+          <w:lang w:eastAsia="hu-HU"/>
+        </w:rPr>
         <w:lastRenderedPageBreak/>
-        <w:t>Docker technológia</w:t>
-      </w:r>
-      <w:bookmarkEnd w:id="27"/>
-    </w:p>
-    <w:p>
-      <w:pPr>
-        <w:rPr>
-          <w:lang w:eastAsia="hu-HU"/>
-        </w:rPr>
-      </w:pPr>
-      <w:r>
-        <w:rPr>
-          <w:lang w:eastAsia="hu-HU"/>
-        </w:rPr>
-        <w:t xml:space="preserve">A Docker technológiának köszönhetően a backend, frontend és adatbázis külön-külön futtatható és akár párhuzamosan is. </w:t>
-      </w:r>
-    </w:p>
-    <w:p>
-      <w:pPr>
-        <w:rPr>
-          <w:lang w:eastAsia="hu-HU"/>
-        </w:rPr>
-      </w:pPr>
-      <w:r>
-        <w:rPr>
-          <w:lang w:eastAsia="hu-HU"/>
-        </w:rPr>
         <w:t>Szempontok amiért Dockert választottunk:</w:t>
       </w:r>
     </w:p>
@@ -5139,7 +6056,23 @@
         <w:t>Backend és Adatbázis megvalósítása:</w:t>
       </w:r>
       <w:r>
-        <w:t xml:space="preserve"> C# ASP.NET Core Web API alapjainak, az adatbázis-kapcsolatnak (Entity Framework), a JWT hitelesítésnek és az üzleti logikának a megírása.</w:t>
+        <w:t xml:space="preserve"> C# ASP.NET </w:t>
+      </w:r>
+      <w:proofErr w:type="spellStart"/>
+      <w:r>
+        <w:t>Core</w:t>
+      </w:r>
+      <w:proofErr w:type="spellEnd"/>
+      <w:r>
+        <w:t xml:space="preserve"> Web API alapjainak, az adatbázis-kapcsolatnak (</w:t>
+      </w:r>
+      <w:proofErr w:type="spellStart"/>
+      <w:r>
+        <w:t>Entity</w:t>
+      </w:r>
+      <w:proofErr w:type="spellEnd"/>
+      <w:r>
+        <w:t xml:space="preserve"> Framework), a JWT hitelesítésnek és az üzleti logikának a megírása.</w:t>
       </w:r>
     </w:p>
     <w:p>
@@ -5158,7 +6091,31 @@
         <w:t>Frontend fejlesztés és integráció</w:t>
       </w:r>
       <w:r>
-        <w:t>: A React (Vite, TypeScript) felület megépítése, a komponensek összekötése az API végpontokkal.</w:t>
+        <w:t xml:space="preserve">: A </w:t>
+      </w:r>
+      <w:proofErr w:type="spellStart"/>
+      <w:r>
+        <w:t>React</w:t>
+      </w:r>
+      <w:proofErr w:type="spellEnd"/>
+      <w:r>
+        <w:t xml:space="preserve"> (</w:t>
+      </w:r>
+      <w:proofErr w:type="spellStart"/>
+      <w:r>
+        <w:t>Vite</w:t>
+      </w:r>
+      <w:proofErr w:type="spellEnd"/>
+      <w:r>
+        <w:t xml:space="preserve">, </w:t>
+      </w:r>
+      <w:proofErr w:type="spellStart"/>
+      <w:r>
+        <w:t>TypeScript</w:t>
+      </w:r>
+      <w:proofErr w:type="spellEnd"/>
+      <w:r>
+        <w:t>) felület megépítése, a komponensek összekötése az API végpontokkal.</w:t>
       </w:r>
     </w:p>
     <w:p>
@@ -5230,10 +6187,31 @@
         <w:t>Rendszerdokumentáció</w:t>
       </w:r>
       <w:r>
-        <w:t>: Az architektúra bemutatása, az adatbázis-diagram (ER-diagram), az API végpontok leírása (Swagger/OpenAPI</w:t>
-      </w:r>
-      <w:r>
-        <w:t xml:space="preserve"> [Scalar]</w:t>
+        <w:t>: Az architektúra bemutatása, az adatbázis-diagram (ER-diagram), az API végpontok leírása (</w:t>
+      </w:r>
+      <w:proofErr w:type="spellStart"/>
+      <w:r>
+        <w:t>Swagger</w:t>
+      </w:r>
+      <w:proofErr w:type="spellEnd"/>
+      <w:r>
+        <w:t>/</w:t>
+      </w:r>
+      <w:proofErr w:type="spellStart"/>
+      <w:r>
+        <w:t>OpenAPI</w:t>
+      </w:r>
+      <w:proofErr w:type="spellEnd"/>
+      <w:r>
+        <w:t xml:space="preserve"> [</w:t>
+      </w:r>
+      <w:proofErr w:type="spellStart"/>
+      <w:r>
+        <w:t>Scalar</w:t>
+      </w:r>
+      <w:proofErr w:type="spellEnd"/>
+      <w:r>
+        <w:t>]</w:t>
       </w:r>
       <w:r>
         <w:t>), valamint a biztonsági és jogosultsági modell részletezése.</w:t>
@@ -5291,14 +6269,21 @@
         <w:rPr>
           <w:lang w:eastAsia="hu-HU"/>
         </w:rPr>
-        <w:t xml:space="preserve">: A rendszer sikeresen teljesíti a 2.3 Célunk pontban kitűzött célokat. Az alacsony tanulási görbe megvalósult a letisztult UI-nak köszönhetően. A tesztelés alapján a felhasználók könnyen </w:t>
-      </w:r>
-      <w:r>
-        <w:rPr>
-          <w:lang w:eastAsia="hu-HU"/>
-        </w:rPr>
-        <w:lastRenderedPageBreak/>
-        <w:t>eligazodnak a felületen, a szerepkörök és a mappa-címkék rugalmasan kezelhetőek.</w:t>
+        <w:t>: A rendszer sikeresen teljesíti a 2.3 Célunk pontban kitűzött célokat. Az alacsony tanulási görbe megvalósult a letisztult UI-</w:t>
+      </w:r>
+      <w:proofErr w:type="spellStart"/>
+      <w:r>
+        <w:rPr>
+          <w:lang w:eastAsia="hu-HU"/>
+        </w:rPr>
+        <w:t>nak</w:t>
+      </w:r>
+      <w:proofErr w:type="spellEnd"/>
+      <w:r>
+        <w:rPr>
+          <w:lang w:eastAsia="hu-HU"/>
+        </w:rPr>
+        <w:t xml:space="preserve"> köszönhetően. A tesztelés alapján a felhasználók könnyen eligazodnak a felületen, a szerepkörök és a mappa-címkék rugalmasan kezelhetőek.</w:t>
       </w:r>
     </w:p>
     <w:p>
@@ -5324,7 +6309,84 @@
         <w:rPr>
           <w:lang w:eastAsia="hu-HU"/>
         </w:rPr>
-        <w:t>: A C# Web API és a React (Vite) kombinációja gyors válaszidőket biztosít. A JWT alapú hitelesítés és a Bcrypt jelszóhashelés garancia a biztonságra. A kód moduláris, a Git verziókövetésnek köszönhetően könnyen karbantartható és továbbfejleszthető.</w:t>
+        <w:t xml:space="preserve">: A C# Web API és a </w:t>
+      </w:r>
+      <w:proofErr w:type="spellStart"/>
+      <w:r>
+        <w:rPr>
+          <w:lang w:eastAsia="hu-HU"/>
+        </w:rPr>
+        <w:t>React</w:t>
+      </w:r>
+      <w:proofErr w:type="spellEnd"/>
+      <w:r>
+        <w:rPr>
+          <w:lang w:eastAsia="hu-HU"/>
+        </w:rPr>
+        <w:t xml:space="preserve"> (</w:t>
+      </w:r>
+      <w:proofErr w:type="spellStart"/>
+      <w:r>
+        <w:rPr>
+          <w:lang w:eastAsia="hu-HU"/>
+        </w:rPr>
+        <w:t>Vite</w:t>
+      </w:r>
+      <w:proofErr w:type="spellEnd"/>
+      <w:r>
+        <w:rPr>
+          <w:lang w:eastAsia="hu-HU"/>
+        </w:rPr>
+        <w:t xml:space="preserve">) kombinációja gyors válaszidőket biztosít. A JWT alapú hitelesítés és a </w:t>
+      </w:r>
+      <w:proofErr w:type="spellStart"/>
+      <w:r>
+        <w:rPr>
+          <w:lang w:eastAsia="hu-HU"/>
+        </w:rPr>
+        <w:t>Bcrypt</w:t>
+      </w:r>
+      <w:proofErr w:type="spellEnd"/>
+      <w:r>
+        <w:rPr>
+          <w:lang w:eastAsia="hu-HU"/>
+        </w:rPr>
+        <w:t xml:space="preserve"> </w:t>
+      </w:r>
+      <w:proofErr w:type="spellStart"/>
+      <w:r>
+        <w:rPr>
+          <w:lang w:eastAsia="hu-HU"/>
+        </w:rPr>
+        <w:t>jelszóhashelés</w:t>
+      </w:r>
+      <w:proofErr w:type="spellEnd"/>
+      <w:r>
+        <w:rPr>
+          <w:lang w:eastAsia="hu-HU"/>
+        </w:rPr>
+        <w:t xml:space="preserve"> </w:t>
+      </w:r>
+      <w:r>
+        <w:rPr>
+          <w:lang w:eastAsia="hu-HU"/>
+        </w:rPr>
+        <w:lastRenderedPageBreak/>
+        <w:t xml:space="preserve">garancia a biztonságra. A kód moduláris, a </w:t>
+      </w:r>
+      <w:proofErr w:type="spellStart"/>
+      <w:r>
+        <w:rPr>
+          <w:lang w:eastAsia="hu-HU"/>
+        </w:rPr>
+        <w:t>Git</w:t>
+      </w:r>
+      <w:proofErr w:type="spellEnd"/>
+      <w:r>
+        <w:rPr>
+          <w:lang w:eastAsia="hu-HU"/>
+        </w:rPr>
+        <w:t xml:space="preserve"> verziókövetésnek köszönhetően könnyen karbantartható és továbbfejleszthető.</w:t>
       </w:r>
     </w:p>
     <w:p>
@@ -5350,7 +6412,49 @@
         <w:rPr>
           <w:lang w:eastAsia="hu-HU"/>
         </w:rPr>
-        <w:t>: A projekt elért a kitűzött MVP (Minimum Viable Product) szintre. A jövőben a rendszer bővíthető értesítési e-mailek küldésével (SMTP), valós idejű WebSocket-alapú chat csatornával, valamint mobilos natív alkalmazással.</w:t>
+        <w:t xml:space="preserve">: A projekt elért a kitűzött MVP (Minimum </w:t>
+      </w:r>
+      <w:proofErr w:type="spellStart"/>
+      <w:r>
+        <w:rPr>
+          <w:lang w:eastAsia="hu-HU"/>
+        </w:rPr>
+        <w:t>Viable</w:t>
+      </w:r>
+      <w:proofErr w:type="spellEnd"/>
+      <w:r>
+        <w:rPr>
+          <w:lang w:eastAsia="hu-HU"/>
+        </w:rPr>
+        <w:t xml:space="preserve"> </w:t>
+      </w:r>
+      <w:proofErr w:type="spellStart"/>
+      <w:r>
+        <w:rPr>
+          <w:lang w:eastAsia="hu-HU"/>
+        </w:rPr>
+        <w:t>Product</w:t>
+      </w:r>
+      <w:proofErr w:type="spellEnd"/>
+      <w:r>
+        <w:rPr>
+          <w:lang w:eastAsia="hu-HU"/>
+        </w:rPr>
+        <w:t xml:space="preserve">) szintre. A jövőben a rendszer bővíthető értesítési e-mailek küldésével (SMTP), valós idejű </w:t>
+      </w:r>
+      <w:proofErr w:type="spellStart"/>
+      <w:r>
+        <w:rPr>
+          <w:lang w:eastAsia="hu-HU"/>
+        </w:rPr>
+        <w:t>WebSocket</w:t>
+      </w:r>
+      <w:proofErr w:type="spellEnd"/>
+      <w:r>
+        <w:rPr>
+          <w:lang w:eastAsia="hu-HU"/>
+        </w:rPr>
+        <w:t>-alapú chat csatornával, valamint mobilos natív alkalmazással.</w:t>
       </w:r>
     </w:p>
     <w:p>
@@ -5481,7 +6585,7 @@
       <w:headerReference w:type="default" r:id="rId9"/>
       <w:footerReference w:type="default" r:id="rId10"/>
       <w:pgSz w:w="11906" w:h="16838"/>
-      <w:pgMar w:top="1417" w:right="1417" w:bottom="1417" w:left="1417" w:header="964" w:footer="709" w:gutter="0"/>
+      <w:pgMar w:top="1417" w:right="1417" w:bottom="1417" w:left="1417" w:header="1134" w:footer="709" w:gutter="0"/>
       <w:cols w:space="708"/>
       <w:titlePg/>
       <w:docGrid w:linePitch="360"/>
@@ -5737,7 +6841,7 @@
                 </wp:anchor>
               </w:drawing>
             </mc:Choice>
-            <mc:Fallback xmlns:w16sdtfl="http://schemas.microsoft.com/office/word/2024/wordml/sdtformatlock" xmlns:w16du="http://schemas.microsoft.com/office/word/2023/wordml/word16du" xmlns:oel="http://schemas.microsoft.com/office/2019/extlst">
+            <mc:Fallback xmlns:oel="http://schemas.microsoft.com/office/2019/extlst" xmlns:w16du="http://schemas.microsoft.com/office/word/2023/wordml/word16du" xmlns:w16sdtfl="http://schemas.microsoft.com/office/word/2024/wordml/sdtformatlock">
               <w:pict>
                 <v:shapetype w14:anchorId="2C8D15A1" id="_x0000_t32" coordsize="21600,21600" o:spt="32" o:oned="t" path="m,l21600,21600e" filled="f">
                   <v:path arrowok="t" fillok="f" o:connecttype="none"/>
@@ -5795,18 +6899,18 @@
         <w:noProof/>
       </w:rPr>
       <w:drawing>
-        <wp:anchor distT="0" distB="0" distL="114300" distR="114300" simplePos="0" relativeHeight="251661312" behindDoc="1" locked="0" layoutInCell="1" allowOverlap="1" wp14:anchorId="11713891" wp14:editId="688AC40F">
+        <wp:anchor distT="0" distB="0" distL="114300" distR="114300" simplePos="0" relativeHeight="251661312" behindDoc="1" locked="0" layoutInCell="1" allowOverlap="1" wp14:anchorId="134A11AB" wp14:editId="7CB9EF27">
           <wp:simplePos x="0" y="0"/>
-          <wp:positionH relativeFrom="page">
-            <wp:posOffset>474040</wp:posOffset>
+          <wp:positionH relativeFrom="margin">
+            <wp:posOffset>-400496</wp:posOffset>
           </wp:positionH>
-          <wp:positionV relativeFrom="page">
-            <wp:align>top</wp:align>
+          <wp:positionV relativeFrom="paragraph">
+            <wp:posOffset>-683895</wp:posOffset>
           </wp:positionV>
-          <wp:extent cx="1626870" cy="887095"/>
-          <wp:effectExtent l="0" t="0" r="0" b="8255"/>
+          <wp:extent cx="1895018" cy="1033153"/>
+          <wp:effectExtent l="0" t="0" r="0" b="0"/>
           <wp:wrapNone/>
-          <wp:docPr id="7" name="Kép 7"/>
+          <wp:docPr id="5" name="Kép 5"/>
           <wp:cNvGraphicFramePr>
             <a:graphicFrameLocks xmlns:a="http://schemas.openxmlformats.org/drawingml/2006/main" noChangeAspect="1"/>
           </wp:cNvGraphicFramePr>
@@ -5814,7 +6918,7 @@
             <a:graphicData uri="http://schemas.openxmlformats.org/drawingml/2006/picture">
               <pic:pic xmlns:pic="http://schemas.openxmlformats.org/drawingml/2006/picture">
                 <pic:nvPicPr>
-                  <pic:cNvPr id="7" name="Kép 7"/>
+                  <pic:cNvPr id="5" name="Kép 5"/>
                   <pic:cNvPicPr/>
                 </pic:nvPicPr>
                 <pic:blipFill>
@@ -5832,7 +6936,7 @@
                 <pic:spPr>
                   <a:xfrm>
                     <a:off x="0" y="0"/>
-                    <a:ext cx="1626870" cy="887095"/>
+                    <a:ext cx="1895018" cy="1033153"/>
                   </a:xfrm>
                   <a:prstGeom prst="rect">
                     <a:avLst/>

--- a/docs/Okligon.docx
+++ b/docs/Okligon.docx
@@ -115,6 +115,7 @@
           <w:rFonts w:asciiTheme="minorHAnsi" w:eastAsiaTheme="minorHAnsi" w:hAnsiTheme="minorHAnsi" w:cstheme="minorBidi"/>
           <w:color w:val="auto"/>
           <w:sz w:val="32"/>
+          <w:szCs w:val="22"/>
         </w:rPr>
         <w:id w:val="-639102614"/>
         <w:docPartObj>
@@ -759,27 +760,7 @@
                 <w:szCs w:val="32"/>
                 <w:lang w:eastAsia="hu-HU"/>
               </w:rPr>
-              <w:t>Szerepkör</w:t>
-            </w:r>
-            <w:r>
-              <w:rPr>
-                <w:rStyle w:val="Hiperhivatkozs"/>
-                <w:noProof/>
-                <w:sz w:val="32"/>
-                <w:szCs w:val="32"/>
-                <w:lang w:eastAsia="hu-HU"/>
-              </w:rPr>
-              <w:t>ö</w:t>
-            </w:r>
-            <w:r>
-              <w:rPr>
-                <w:rStyle w:val="Hiperhivatkozs"/>
-                <w:noProof/>
-                <w:sz w:val="32"/>
-                <w:szCs w:val="32"/>
-                <w:lang w:eastAsia="hu-HU"/>
-              </w:rPr>
-              <w:t>k</w:t>
+              <w:t>Szerepkörök</w:t>
             </w:r>
             <w:r>
               <w:rPr>
@@ -1658,25 +1639,7 @@
                 <w:sz w:val="32"/>
                 <w:szCs w:val="32"/>
               </w:rPr>
-              <w:t>Köv</w:t>
-            </w:r>
-            <w:r>
-              <w:rPr>
-                <w:rStyle w:val="Hiperhivatkozs"/>
-                <w:noProof/>
-                <w:sz w:val="32"/>
-                <w:szCs w:val="32"/>
-              </w:rPr>
-              <w:t>e</w:t>
-            </w:r>
-            <w:r>
-              <w:rPr>
-                <w:rStyle w:val="Hiperhivatkozs"/>
-                <w:noProof/>
-                <w:sz w:val="32"/>
-                <w:szCs w:val="32"/>
-              </w:rPr>
-              <w:t>telmények és elvárások</w:t>
+              <w:t>Követelmények és elvárások</w:t>
             </w:r>
             <w:r>
               <w:rPr>
@@ -4399,12 +4362,12 @@
           <w:lang w:eastAsia="hu-HU"/>
         </w:rPr>
       </w:pPr>
-      <w:bookmarkStart w:id="11" w:name="_Toc239746195"/>
-      <w:r>
-        <w:rPr>
-          <w:lang w:eastAsia="hu-HU"/>
-        </w:rPr>
-        <w:t>Tag</w:t>
+      <w:bookmarkStart w:id="11" w:name="_Toc239746196"/>
+      <w:r>
+        <w:rPr>
+          <w:lang w:eastAsia="hu-HU"/>
+        </w:rPr>
+        <w:t>Egyéni szerepkör</w:t>
       </w:r>
       <w:bookmarkEnd w:id="11"/>
     </w:p>
@@ -4418,32 +4381,49 @@
         <w:rPr>
           <w:lang w:eastAsia="hu-HU"/>
         </w:rPr>
-        <w:t xml:space="preserve">A tag, egy projekten belüli embert jelöl. </w:t>
-      </w:r>
-      <w:r>
-        <w:rPr>
-          <w:lang w:eastAsia="hu-HU"/>
-        </w:rPr>
-        <w:t xml:space="preserve">A tag kötött az adott projekthez. </w:t>
-      </w:r>
-      <w:r>
-        <w:rPr>
-          <w:lang w:eastAsia="hu-HU"/>
-        </w:rPr>
-        <w:t>A tag képes számára létrehozott feladatokat teljesíteni, hozzáférést szerezni a tárhelyhez</w:t>
-      </w:r>
-      <w:r>
-        <w:rPr>
-          <w:lang w:eastAsia="hu-HU"/>
-        </w:rPr>
-        <w:t xml:space="preserve"> olyan mértékben, ahogy a projektfelelős megszabja.</w:t>
-      </w:r>
-      <w:r>
-        <w:rPr>
-          <w:lang w:eastAsia="hu-HU"/>
-        </w:rPr>
-        <w:t xml:space="preserve"> A taghoz társítható egynél több egyéni szerepkör.</w:t>
-      </w:r>
+        <w:t>Előre nem definiált szerepkör. A projektfelelős hozhatja létre és állíthatja be ennek a szerepkörnek a tulajdonságait.</w:t>
+      </w:r>
+      <w:r>
+        <w:rPr>
+          <w:lang w:eastAsia="hu-HU"/>
+        </w:rPr>
+        <w:t xml:space="preserve"> T</w:t>
+      </w:r>
+      <w:r>
+        <w:rPr>
+          <w:lang w:eastAsia="hu-HU"/>
+        </w:rPr>
+        <w:t>öbb is lehetséges. Hozzáférési szintje a szerepkörök uniója.</w:t>
+      </w:r>
+    </w:p>
+    <w:p>
+      <w:pPr>
+        <w:pStyle w:val="Cmsor1"/>
+        <w:rPr>
+          <w:lang w:eastAsia="hu-HU"/>
+        </w:rPr>
+      </w:pPr>
+      <w:bookmarkStart w:id="12" w:name="_Toc239746197"/>
+      <w:r>
+        <w:t>Követelmények és elvárások</w:t>
+      </w:r>
+      <w:bookmarkEnd w:id="12"/>
+    </w:p>
+    <w:p>
+      <w:pPr>
+        <w:pStyle w:val="Cmsor2"/>
+        <w:rPr>
+          <w:lang w:eastAsia="hu-HU"/>
+        </w:rPr>
+      </w:pPr>
+      <w:bookmarkStart w:id="13" w:name="_Toc239746198"/>
+      <w:r>
+        <w:rPr>
+          <w:lang w:eastAsia="hu-HU"/>
+        </w:rPr>
+        <w:t>Funkcionális követelmények</w:t>
+      </w:r>
+      <w:bookmarkEnd w:id="13"/>
     </w:p>
     <w:p>
       <w:pPr>
@@ -4452,62 +4432,12 @@
           <w:lang w:eastAsia="hu-HU"/>
         </w:rPr>
       </w:pPr>
-      <w:bookmarkStart w:id="12" w:name="_Toc239746196"/>
-      <w:r>
-        <w:rPr>
-          <w:lang w:eastAsia="hu-HU"/>
-        </w:rPr>
-        <w:t>Egyéni szerepkör</w:t>
-      </w:r>
-      <w:bookmarkEnd w:id="12"/>
-    </w:p>
-    <w:p>
-      <w:pPr>
-        <w:rPr>
-          <w:lang w:eastAsia="hu-HU"/>
-        </w:rPr>
-      </w:pPr>
-      <w:r>
-        <w:rPr>
-          <w:lang w:eastAsia="hu-HU"/>
-        </w:rPr>
-        <w:t>Előre nem definiált szerepkör. A projektfelelős hozhatja létre és állíthatja be ennek a szerepkörnek a tulajdonságait.</w:t>
-      </w:r>
-      <w:r>
-        <w:rPr>
-          <w:lang w:eastAsia="hu-HU"/>
-        </w:rPr>
-        <w:t xml:space="preserve"> A tag mellett lévő szerepkör, amelyből több is lehetséges. Hozzáférési szintje a szerepkörök uniója.</w:t>
-      </w:r>
-    </w:p>
-    <w:p>
-      <w:pPr>
-        <w:pStyle w:val="Cmsor1"/>
-        <w:rPr>
-          <w:lang w:eastAsia="hu-HU"/>
-        </w:rPr>
-      </w:pPr>
-      <w:bookmarkStart w:id="13" w:name="_Toc239746197"/>
-      <w:r>
-        <w:t>Követelmények és elvárások</w:t>
-      </w:r>
-      <w:bookmarkEnd w:id="13"/>
-    </w:p>
-    <w:p>
-      <w:pPr>
-        <w:pStyle w:val="Cmsor2"/>
-        <w:rPr>
-          <w:lang w:eastAsia="hu-HU"/>
-        </w:rPr>
-      </w:pPr>
-      <w:bookmarkStart w:id="14" w:name="_Toc239746198"/>
-      <w:r>
-        <w:rPr>
-          <w:lang w:eastAsia="hu-HU"/>
-        </w:rPr>
-        <w:t>Funkcionális követelmények</w:t>
-      </w:r>
-      <w:bookmarkEnd w:id="14"/>
+      <w:r>
+        <w:rPr>
+          <w:lang w:eastAsia="hu-HU"/>
+        </w:rPr>
+        <w:t>Felhasználó</w:t>
+      </w:r>
     </w:p>
     <w:p>
       <w:pPr>
@@ -4540,7 +4470,19 @@
         <w:rPr>
           <w:lang w:eastAsia="hu-HU"/>
         </w:rPr>
-        <w:t xml:space="preserve">: A felhasználó fiókot regisztrálhat és bejelentkezhet a rendszerbe. </w:t>
+        <w:t xml:space="preserve">: </w:t>
+      </w:r>
+      <w:r>
+        <w:rPr>
+          <w:lang w:eastAsia="hu-HU"/>
+        </w:rPr>
+        <w:t>F</w:t>
+      </w:r>
+      <w:r>
+        <w:rPr>
+          <w:lang w:eastAsia="hu-HU"/>
+        </w:rPr>
+        <w:t xml:space="preserve">iókot regisztrálhat és bejelentkezhet a rendszerbe. </w:t>
       </w:r>
     </w:p>
     <w:p>
@@ -4568,13 +4510,19 @@
           <w:bCs/>
           <w:lang w:eastAsia="hu-HU"/>
         </w:rPr>
-        <w:t>2</w:t>
-      </w:r>
-      <w:r>
-        <w:rPr>
-          <w:lang w:eastAsia="hu-HU"/>
-        </w:rPr>
-        <w:t xml:space="preserve">: A felhasználó projektet hozhat létre, ezzel automatikusan megkapja a projektfelelős szerepkört. </w:t>
+        <w:t xml:space="preserve">2: </w:t>
+      </w:r>
+      <w:r>
+        <w:rPr>
+          <w:lang w:eastAsia="hu-HU"/>
+        </w:rPr>
+        <w:t>F</w:t>
+      </w:r>
+      <w:r>
+        <w:rPr>
+          <w:lang w:eastAsia="hu-HU"/>
+        </w:rPr>
+        <w:t>iókját személyre szabottan módosíthatja (pl.: avatár, személyes adatok)</w:t>
       </w:r>
     </w:p>
     <w:p>
@@ -4608,7 +4556,115 @@
         <w:rPr>
           <w:lang w:eastAsia="hu-HU"/>
         </w:rPr>
-        <w:t xml:space="preserve">: A projektfelelős módosíthatja vagy törölheti a saját projektjét. </w:t>
+        <w:t xml:space="preserve">: </w:t>
+      </w:r>
+      <w:r>
+        <w:rPr>
+          <w:lang w:eastAsia="hu-HU"/>
+        </w:rPr>
+        <w:t>munkaterület</w:t>
+      </w:r>
+    </w:p>
+    <w:p>
+      <w:pPr>
+        <w:pStyle w:val="Listaszerbekezds"/>
+        <w:numPr>
+          <w:ilvl w:val="1"/>
+          <w:numId w:val="21"/>
+        </w:numPr>
+        <w:rPr>
+          <w:lang w:eastAsia="hu-HU"/>
+        </w:rPr>
+      </w:pPr>
+      <w:r>
+        <w:rPr>
+          <w:lang w:eastAsia="hu-HU"/>
+        </w:rPr>
+        <w:t>C</w:t>
+      </w:r>
+      <w:r>
+        <w:rPr>
+          <w:lang w:eastAsia="hu-HU"/>
+        </w:rPr>
+        <w:t>satlakozhat meglévő munkaterülethez</w:t>
+      </w:r>
+    </w:p>
+    <w:p>
+      <w:pPr>
+        <w:pStyle w:val="Listaszerbekezds"/>
+        <w:numPr>
+          <w:ilvl w:val="1"/>
+          <w:numId w:val="21"/>
+        </w:numPr>
+        <w:rPr>
+          <w:lang w:eastAsia="hu-HU"/>
+        </w:rPr>
+      </w:pPr>
+      <w:r>
+        <w:rPr>
+          <w:lang w:eastAsia="hu-HU"/>
+        </w:rPr>
+        <w:t>K</w:t>
+      </w:r>
+      <w:r>
+        <w:rPr>
+          <w:lang w:eastAsia="hu-HU"/>
+        </w:rPr>
+        <w:t xml:space="preserve">iléphet </w:t>
+      </w:r>
+      <w:r>
+        <w:rPr>
+          <w:lang w:eastAsia="hu-HU"/>
+        </w:rPr>
+        <w:t xml:space="preserve">meglévő </w:t>
+      </w:r>
+      <w:r>
+        <w:rPr>
+          <w:lang w:eastAsia="hu-HU"/>
+        </w:rPr>
+        <w:t>munkaterületből</w:t>
+      </w:r>
+    </w:p>
+    <w:p>
+      <w:pPr>
+        <w:pStyle w:val="Listaszerbekezds"/>
+        <w:numPr>
+          <w:ilvl w:val="1"/>
+          <w:numId w:val="21"/>
+        </w:numPr>
+        <w:rPr>
+          <w:lang w:eastAsia="hu-HU"/>
+        </w:rPr>
+      </w:pPr>
+      <w:r>
+        <w:rPr>
+          <w:lang w:eastAsia="hu-HU"/>
+        </w:rPr>
+        <w:t>M</w:t>
+      </w:r>
+      <w:r>
+        <w:rPr>
+          <w:lang w:eastAsia="hu-HU"/>
+        </w:rPr>
+        <w:t>unkaterület</w:t>
+      </w:r>
+      <w:r>
+        <w:rPr>
+          <w:lang w:eastAsia="hu-HU"/>
+        </w:rPr>
+        <w:t>et hozhat létre, ez</w:t>
+      </w:r>
+      <w:r>
+        <w:rPr>
+          <w:lang w:eastAsia="hu-HU"/>
+        </w:rPr>
+        <w:t xml:space="preserve">zel </w:t>
+      </w:r>
+      <w:r>
+        <w:rPr>
+          <w:lang w:eastAsia="hu-HU"/>
+        </w:rPr>
+        <w:t>megkapva a vezető rangot.</w:t>
       </w:r>
     </w:p>
     <w:p>
@@ -4642,7 +4698,147 @@
         <w:rPr>
           <w:lang w:eastAsia="hu-HU"/>
         </w:rPr>
-        <w:t xml:space="preserve">: A projektfelelős szerepköröket oszthat ki a projekt tagjainak, illetve egyéni szerepköröket hozhat létre és rendelhet hozzájuk. </w:t>
+        <w:t xml:space="preserve">: </w:t>
+      </w:r>
+      <w:r>
+        <w:rPr>
+          <w:lang w:eastAsia="hu-HU"/>
+        </w:rPr>
+        <w:t>projekt</w:t>
+      </w:r>
+    </w:p>
+    <w:p>
+      <w:pPr>
+        <w:pStyle w:val="Listaszerbekezds"/>
+        <w:numPr>
+          <w:ilvl w:val="1"/>
+          <w:numId w:val="21"/>
+        </w:numPr>
+        <w:rPr>
+          <w:lang w:eastAsia="hu-HU"/>
+        </w:rPr>
+      </w:pPr>
+      <w:r>
+        <w:rPr>
+          <w:lang w:eastAsia="hu-HU"/>
+        </w:rPr>
+        <w:t xml:space="preserve">Csatlakozhat meglévő </w:t>
+      </w:r>
+      <w:r>
+        <w:rPr>
+          <w:lang w:eastAsia="hu-HU"/>
+        </w:rPr>
+        <w:t>projekthez</w:t>
+      </w:r>
+    </w:p>
+    <w:p>
+      <w:pPr>
+        <w:pStyle w:val="Listaszerbekezds"/>
+        <w:numPr>
+          <w:ilvl w:val="1"/>
+          <w:numId w:val="21"/>
+        </w:numPr>
+        <w:rPr>
+          <w:lang w:eastAsia="hu-HU"/>
+        </w:rPr>
+      </w:pPr>
+      <w:r>
+        <w:rPr>
+          <w:lang w:eastAsia="hu-HU"/>
+        </w:rPr>
+        <w:t>Kiléphet meglévő projekt</w:t>
+      </w:r>
+      <w:r>
+        <w:rPr>
+          <w:lang w:eastAsia="hu-HU"/>
+        </w:rPr>
+        <w:t>ből</w:t>
+      </w:r>
+    </w:p>
+    <w:p>
+      <w:pPr>
+        <w:pStyle w:val="Listaszerbekezds"/>
+        <w:numPr>
+          <w:ilvl w:val="1"/>
+          <w:numId w:val="21"/>
+        </w:numPr>
+        <w:rPr>
+          <w:lang w:eastAsia="hu-HU"/>
+        </w:rPr>
+      </w:pPr>
+      <w:r>
+        <w:rPr>
+          <w:lang w:eastAsia="hu-HU"/>
+        </w:rPr>
+        <w:t>F</w:t>
+      </w:r>
+      <w:r>
+        <w:rPr>
+          <w:lang w:eastAsia="hu-HU"/>
+        </w:rPr>
+        <w:t>ájlokat tölthet fel, tölthet le és oszthat meg a projekt tárhelyén.</w:t>
+      </w:r>
+    </w:p>
+    <w:p>
+      <w:pPr>
+        <w:pStyle w:val="Listaszerbekezds"/>
+        <w:numPr>
+          <w:ilvl w:val="1"/>
+          <w:numId w:val="21"/>
+        </w:numPr>
+        <w:rPr>
+          <w:lang w:eastAsia="hu-HU"/>
+        </w:rPr>
+      </w:pPr>
+      <w:r>
+        <w:rPr>
+          <w:lang w:eastAsia="hu-HU"/>
+        </w:rPr>
+        <w:t xml:space="preserve">A munkaterületen belül a felhasználó </w:t>
+      </w:r>
+      <w:r>
+        <w:rPr>
+          <w:lang w:eastAsia="hu-HU"/>
+        </w:rPr>
+        <w:t>megkap</w:t>
+      </w:r>
+      <w:r>
+        <w:rPr>
+          <w:lang w:eastAsia="hu-HU"/>
+        </w:rPr>
+        <w:t>hatja</w:t>
+      </w:r>
+      <w:r>
+        <w:rPr>
+          <w:lang w:eastAsia="hu-HU"/>
+        </w:rPr>
+        <w:t xml:space="preserve"> a projektfelelős szerepkört</w:t>
+      </w:r>
+      <w:r>
+        <w:rPr>
+          <w:lang w:eastAsia="hu-HU"/>
+        </w:rPr>
+        <w:t xml:space="preserve"> a vezetőtől</w:t>
+      </w:r>
+      <w:r>
+        <w:rPr>
+          <w:lang w:eastAsia="hu-HU"/>
+        </w:rPr>
+        <w:t>.</w:t>
+      </w:r>
+    </w:p>
+    <w:p>
+      <w:pPr>
+        <w:pStyle w:val="Cmsor3"/>
+        <w:rPr>
+          <w:lang w:eastAsia="hu-HU"/>
+        </w:rPr>
+      </w:pPr>
+      <w:r>
+        <w:rPr>
+          <w:lang w:eastAsia="hu-HU"/>
+        </w:rPr>
+        <w:t>Vezető</w:t>
       </w:r>
     </w:p>
     <w:p>
@@ -4662,21 +4858,43 @@
           <w:bCs/>
           <w:lang w:eastAsia="hu-HU"/>
         </w:rPr>
-        <w:t>FR-0</w:t>
-      </w:r>
-      <w:r>
-        <w:rPr>
-          <w:b/>
-          <w:bCs/>
-          <w:lang w:eastAsia="hu-HU"/>
-        </w:rPr>
-        <w:t>5</w:t>
-      </w:r>
-      <w:r>
-        <w:rPr>
-          <w:lang w:eastAsia="hu-HU"/>
-        </w:rPr>
-        <w:t xml:space="preserve">: A projekt tagjai üzeneteket küldhetnek és fogadhatnak a projekthez tartozó kommunikációs csatornán. </w:t>
+        <w:t>FR-01</w:t>
+      </w:r>
+      <w:r>
+        <w:rPr>
+          <w:lang w:eastAsia="hu-HU"/>
+        </w:rPr>
+        <w:t xml:space="preserve">: </w:t>
+      </w:r>
+      <w:r>
+        <w:rPr>
+          <w:lang w:eastAsia="hu-HU"/>
+        </w:rPr>
+        <w:t xml:space="preserve">A munkaterületen belül </w:t>
+      </w:r>
+      <w:r>
+        <w:rPr>
+          <w:lang w:eastAsia="hu-HU"/>
+        </w:rPr>
+        <w:t>projektet hozhat létre</w:t>
+      </w:r>
+      <w:r>
+        <w:rPr>
+          <w:lang w:eastAsia="hu-HU"/>
+        </w:rPr>
+        <w:t xml:space="preserve">, amelyekhez határidő és </w:t>
+      </w:r>
+      <w:r>
+        <w:rPr>
+          <w:lang w:eastAsia="hu-HU"/>
+        </w:rPr>
+        <w:t>projektfelelős</w:t>
+      </w:r>
+      <w:r>
+        <w:rPr>
+          <w:lang w:eastAsia="hu-HU"/>
+        </w:rPr>
+        <w:t xml:space="preserve"> rendelhető.</w:t>
       </w:r>
     </w:p>
     <w:p>
@@ -4704,13 +4922,19 @@
           <w:bCs/>
           <w:lang w:eastAsia="hu-HU"/>
         </w:rPr>
-        <w:t>6</w:t>
-      </w:r>
-      <w:r>
-        <w:rPr>
-          <w:lang w:eastAsia="hu-HU"/>
-        </w:rPr>
-        <w:t xml:space="preserve">: A felhasználók fájlokat tölthetnek fel, tölthetnek le és oszthatnak meg a projekt tárhelyén. </w:t>
+        <w:t>2</w:t>
+      </w:r>
+      <w:r>
+        <w:rPr>
+          <w:lang w:eastAsia="hu-HU"/>
+        </w:rPr>
+        <w:t>:</w:t>
+      </w:r>
+      <w:r>
+        <w:rPr>
+          <w:lang w:eastAsia="hu-HU"/>
+        </w:rPr>
+        <w:t xml:space="preserve"> A munkaterületen belül módosításokat hajthat végre.</w:t>
       </w:r>
     </w:p>
     <w:p>
@@ -4738,13 +4962,39 @@
           <w:bCs/>
           <w:lang w:eastAsia="hu-HU"/>
         </w:rPr>
-        <w:t>7</w:t>
-      </w:r>
-      <w:r>
-        <w:rPr>
-          <w:lang w:eastAsia="hu-HU"/>
-        </w:rPr>
-        <w:t xml:space="preserve">: A projektfelelős címkék segítségével szabályozhatja, hogy az egyes szerepkörök a tárhely mely részeihez férhetnek hozzá. </w:t>
+        <w:t>3</w:t>
+      </w:r>
+      <w:r>
+        <w:rPr>
+          <w:lang w:eastAsia="hu-HU"/>
+        </w:rPr>
+        <w:t>:</w:t>
+      </w:r>
+      <w:r>
+        <w:rPr>
+          <w:lang w:eastAsia="hu-HU"/>
+        </w:rPr>
+        <w:t xml:space="preserve"> A munkaterületen belül </w:t>
+      </w:r>
+      <w:r>
+        <w:rPr>
+          <w:lang w:eastAsia="hu-HU"/>
+        </w:rPr>
+        <w:t>felhasználókat vehet fel és bocsájthat el.</w:t>
+      </w:r>
+    </w:p>
+    <w:p>
+      <w:pPr>
+        <w:pStyle w:val="Cmsor3"/>
+        <w:rPr>
+          <w:lang w:eastAsia="hu-HU"/>
+        </w:rPr>
+      </w:pPr>
+      <w:r>
+        <w:rPr>
+          <w:lang w:eastAsia="hu-HU"/>
+        </w:rPr>
+        <w:t>Projektfelelős</w:t>
       </w:r>
     </w:p>
     <w:p>
@@ -4772,13 +5022,37 @@
           <w:bCs/>
           <w:lang w:eastAsia="hu-HU"/>
         </w:rPr>
-        <w:t>8</w:t>
-      </w:r>
-      <w:r>
-        <w:rPr>
-          <w:lang w:eastAsia="hu-HU"/>
-        </w:rPr>
-        <w:t xml:space="preserve">: A projektfelelős vagy tag feladatokat hozhat létre, amelyekhez határidő és felelős tag rendelhető. </w:t>
+        <w:t>1</w:t>
+      </w:r>
+      <w:r>
+        <w:rPr>
+          <w:lang w:eastAsia="hu-HU"/>
+        </w:rPr>
+        <w:t xml:space="preserve">: </w:t>
+      </w:r>
+      <w:r>
+        <w:rPr>
+          <w:lang w:eastAsia="hu-HU"/>
+        </w:rPr>
+        <w:t>Feladatot hozhat létre, m</w:t>
+      </w:r>
+      <w:r>
+        <w:rPr>
+          <w:lang w:eastAsia="hu-HU"/>
+        </w:rPr>
+        <w:t>ódosíthatja vagy törölheti</w:t>
+      </w:r>
+      <w:r>
+        <w:rPr>
+          <w:lang w:eastAsia="hu-HU"/>
+        </w:rPr>
+        <w:t xml:space="preserve"> azt</w:t>
+      </w:r>
+      <w:r>
+        <w:rPr>
+          <w:lang w:eastAsia="hu-HU"/>
+        </w:rPr>
+        <w:t xml:space="preserve">. </w:t>
       </w:r>
     </w:p>
     <w:p>
@@ -4798,7 +5072,7 @@
           <w:bCs/>
           <w:lang w:eastAsia="hu-HU"/>
         </w:rPr>
-        <w:t>FR-</w:t>
+        <w:t>FR-0</w:t>
       </w:r>
       <w:r>
         <w:rPr>
@@ -4806,13 +5080,13 @@
           <w:bCs/>
           <w:lang w:eastAsia="hu-HU"/>
         </w:rPr>
-        <w:t>09</w:t>
-      </w:r>
-      <w:r>
-        <w:rPr>
-          <w:lang w:eastAsia="hu-HU"/>
-        </w:rPr>
-        <w:t xml:space="preserve">: A feladatok állapota manuálisan állítható „Folyamatban” vagy „Kész” értékre. </w:t>
+        <w:t>2</w:t>
+      </w:r>
+      <w:r>
+        <w:rPr>
+          <w:lang w:eastAsia="hu-HU"/>
+        </w:rPr>
+        <w:t xml:space="preserve">: A projektfelelős szerepköröket oszthat ki a projekt tagjainak, illetve egyéni szerepköröket hozhat létre és rendelhet hozzájuk. </w:t>
       </w:r>
     </w:p>
     <w:p>
@@ -4832,7 +5106,8 @@
           <w:bCs/>
           <w:lang w:eastAsia="hu-HU"/>
         </w:rPr>
-        <w:t>FR-1</w:t>
+        <w:lastRenderedPageBreak/>
+        <w:t>FR-0</w:t>
       </w:r>
       <w:r>
         <w:rPr>
@@ -4840,13 +5115,13 @@
           <w:bCs/>
           <w:lang w:eastAsia="hu-HU"/>
         </w:rPr>
-        <w:t>0</w:t>
-      </w:r>
-      <w:r>
-        <w:rPr>
-          <w:lang w:eastAsia="hu-HU"/>
-        </w:rPr>
-        <w:t xml:space="preserve">: A rendszer alkalmazáson belüli (in-app) értesítést küld a felhasználónak releváns eseményekről (pl. új üzenet érkezése, feladat-hozzárendelés, közelgő határidő). </w:t>
+        <w:t>3</w:t>
+      </w:r>
+      <w:r>
+        <w:rPr>
+          <w:lang w:eastAsia="hu-HU"/>
+        </w:rPr>
+        <w:t xml:space="preserve">: A projekt tagjai üzeneteket küldhetnek és fogadhatnak a projekthez tartozó kommunikációs csatornán. </w:t>
       </w:r>
     </w:p>
     <w:p>
@@ -4866,8 +5141,7 @@
           <w:bCs/>
           <w:lang w:eastAsia="hu-HU"/>
         </w:rPr>
-        <w:lastRenderedPageBreak/>
-        <w:t>FR-1</w:t>
+        <w:t>FR-0</w:t>
       </w:r>
       <w:r>
         <w:rPr>
@@ -4875,7 +5149,163 @@
           <w:bCs/>
           <w:lang w:eastAsia="hu-HU"/>
         </w:rPr>
-        <w:t>1</w:t>
+        <w:t>4</w:t>
+      </w:r>
+      <w:r>
+        <w:rPr>
+          <w:lang w:eastAsia="hu-HU"/>
+        </w:rPr>
+        <w:t xml:space="preserve">: A projektfelelős címkék segítségével szabályozhatja, hogy az egyes szerepkörök a tárhely mely részeihez férhetnek hozzá. </w:t>
+      </w:r>
+    </w:p>
+    <w:p>
+      <w:pPr>
+        <w:pStyle w:val="Listaszerbekezds"/>
+        <w:numPr>
+          <w:ilvl w:val="0"/>
+          <w:numId w:val="21"/>
+        </w:numPr>
+        <w:rPr>
+          <w:lang w:eastAsia="hu-HU"/>
+        </w:rPr>
+      </w:pPr>
+      <w:r>
+        <w:rPr>
+          <w:b/>
+          <w:bCs/>
+          <w:lang w:eastAsia="hu-HU"/>
+        </w:rPr>
+        <w:t>FR-0</w:t>
+      </w:r>
+      <w:r>
+        <w:rPr>
+          <w:b/>
+          <w:bCs/>
+          <w:lang w:eastAsia="hu-HU"/>
+        </w:rPr>
+        <w:t>5</w:t>
+      </w:r>
+      <w:r>
+        <w:rPr>
+          <w:lang w:eastAsia="hu-HU"/>
+        </w:rPr>
+        <w:t xml:space="preserve">: A projektfelelős feladatokat hozhat létre, amelyekhez határidő és felelős </w:t>
+      </w:r>
+      <w:r>
+        <w:rPr>
+          <w:lang w:eastAsia="hu-HU"/>
+        </w:rPr>
+        <w:t>felhasználó</w:t>
+      </w:r>
+      <w:r>
+        <w:rPr>
+          <w:lang w:eastAsia="hu-HU"/>
+        </w:rPr>
+        <w:t xml:space="preserve"> rendelhető. </w:t>
+      </w:r>
+    </w:p>
+    <w:p>
+      <w:pPr>
+        <w:pStyle w:val="Listaszerbekezds"/>
+        <w:numPr>
+          <w:ilvl w:val="0"/>
+          <w:numId w:val="21"/>
+        </w:numPr>
+        <w:rPr>
+          <w:lang w:eastAsia="hu-HU"/>
+        </w:rPr>
+      </w:pPr>
+      <w:r>
+        <w:rPr>
+          <w:b/>
+          <w:bCs/>
+          <w:lang w:eastAsia="hu-HU"/>
+        </w:rPr>
+        <w:t>FR-</w:t>
+      </w:r>
+      <w:r>
+        <w:rPr>
+          <w:b/>
+          <w:bCs/>
+          <w:lang w:eastAsia="hu-HU"/>
+        </w:rPr>
+        <w:t>0</w:t>
+      </w:r>
+      <w:r>
+        <w:rPr>
+          <w:b/>
+          <w:bCs/>
+          <w:lang w:eastAsia="hu-HU"/>
+        </w:rPr>
+        <w:t>6</w:t>
+      </w:r>
+      <w:r>
+        <w:rPr>
+          <w:lang w:eastAsia="hu-HU"/>
+        </w:rPr>
+        <w:t xml:space="preserve">: A feladatok állapota manuálisan állítható „Folyamatban” vagy „Kész” értékre. </w:t>
+      </w:r>
+    </w:p>
+    <w:p>
+      <w:pPr>
+        <w:pStyle w:val="Listaszerbekezds"/>
+        <w:numPr>
+          <w:ilvl w:val="0"/>
+          <w:numId w:val="21"/>
+        </w:numPr>
+        <w:rPr>
+          <w:lang w:eastAsia="hu-HU"/>
+        </w:rPr>
+      </w:pPr>
+      <w:r>
+        <w:rPr>
+          <w:b/>
+          <w:bCs/>
+          <w:lang w:eastAsia="hu-HU"/>
+        </w:rPr>
+        <w:t>FR-</w:t>
+      </w:r>
+      <w:r>
+        <w:rPr>
+          <w:b/>
+          <w:bCs/>
+          <w:lang w:eastAsia="hu-HU"/>
+        </w:rPr>
+        <w:t>07</w:t>
+      </w:r>
+      <w:r>
+        <w:rPr>
+          <w:lang w:eastAsia="hu-HU"/>
+        </w:rPr>
+        <w:t xml:space="preserve">: A rendszer alkalmazáson belüli (in-app) értesítést küld a felhasználónak releváns eseményekről (pl. új üzenet érkezése, feladat-hozzárendelés, közelgő határidő). </w:t>
+      </w:r>
+    </w:p>
+    <w:p>
+      <w:pPr>
+        <w:pStyle w:val="Listaszerbekezds"/>
+        <w:numPr>
+          <w:ilvl w:val="0"/>
+          <w:numId w:val="21"/>
+        </w:numPr>
+        <w:rPr>
+          <w:lang w:eastAsia="hu-HU"/>
+        </w:rPr>
+      </w:pPr>
+      <w:r>
+        <w:rPr>
+          <w:b/>
+          <w:bCs/>
+          <w:lang w:eastAsia="hu-HU"/>
+        </w:rPr>
+        <w:t>FR-</w:t>
+      </w:r>
+      <w:r>
+        <w:rPr>
+          <w:b/>
+          <w:bCs/>
+          <w:lang w:eastAsia="hu-HU"/>
+        </w:rPr>
+        <w:t>08</w:t>
       </w:r>
       <w:r>
         <w:rPr>
@@ -4891,14 +5321,14 @@
           <w:lang w:eastAsia="hu-HU"/>
         </w:rPr>
       </w:pPr>
-      <w:bookmarkStart w:id="15" w:name="_Toc239746199"/>
+      <w:bookmarkStart w:id="14" w:name="_Toc239746199"/>
       <w:r>
         <w:rPr>
           <w:lang w:eastAsia="hu-HU"/>
         </w:rPr>
         <w:t>Nem-funkcionális követelmények</w:t>
       </w:r>
-      <w:bookmarkEnd w:id="15"/>
+      <w:bookmarkEnd w:id="14"/>
       <w:r>
         <w:rPr>
           <w:lang w:eastAsia="hu-HU"/>
@@ -5197,14 +5627,14 @@
           <w:lang w:eastAsia="hu-HU"/>
         </w:rPr>
       </w:pPr>
-      <w:bookmarkStart w:id="16" w:name="_Toc239746200"/>
+      <w:bookmarkStart w:id="15" w:name="_Toc239746200"/>
       <w:r>
         <w:rPr>
           <w:lang w:eastAsia="hu-HU"/>
         </w:rPr>
         <w:t>Rendszermodulok</w:t>
       </w:r>
-      <w:bookmarkEnd w:id="16"/>
+      <w:bookmarkEnd w:id="15"/>
       <w:r>
         <w:rPr>
           <w:lang w:eastAsia="hu-HU"/>
@@ -5305,6 +5735,7 @@
           <w:bCs/>
           <w:lang w:eastAsia="hu-HU"/>
         </w:rPr>
+        <w:lastRenderedPageBreak/>
         <w:t>Kommunikációs és Értesítési Modul</w:t>
       </w:r>
       <w:r>
@@ -5370,96 +5801,95 @@
       <w:pPr>
         <w:pStyle w:val="Cmsor1"/>
       </w:pPr>
-      <w:bookmarkStart w:id="17" w:name="_Toc239746201"/>
+      <w:bookmarkStart w:id="16" w:name="_Toc239746201"/>
       <w:r>
         <w:t>Technológiai és Fejlesztési Környezet</w:t>
       </w:r>
+      <w:bookmarkEnd w:id="16"/>
+    </w:p>
+    <w:p>
+      <w:pPr>
+        <w:pStyle w:val="Cmsor2"/>
+      </w:pPr>
+      <w:bookmarkStart w:id="17" w:name="_Toc239746202"/>
+      <w:r>
+        <w:t>Operációs rendszer és futtatási környezet</w:t>
+      </w:r>
       <w:bookmarkEnd w:id="17"/>
     </w:p>
     <w:p>
       <w:pPr>
+        <w:pStyle w:val="Cmsor3"/>
+        <w:rPr>
+          <w:rFonts w:eastAsiaTheme="minorHAnsi"/>
+        </w:rPr>
+      </w:pPr>
+      <w:bookmarkStart w:id="18" w:name="_Toc239746203"/>
+      <w:r>
+        <w:rPr>
+          <w:rFonts w:eastAsiaTheme="minorHAnsi"/>
+        </w:rPr>
+        <w:t>Kliensoldal</w:t>
+      </w:r>
+      <w:bookmarkEnd w:id="18"/>
+      <w:r>
+        <w:rPr>
+          <w:rFonts w:eastAsiaTheme="minorHAnsi"/>
+        </w:rPr>
+        <w:t xml:space="preserve"> </w:t>
+      </w:r>
+    </w:p>
+    <w:p>
+      <w:r>
+        <w:t xml:space="preserve">Platformfüggetlen. Bármilyen operációs rendszer (Windows 10/11, </w:t>
+      </w:r>
+      <w:proofErr w:type="spellStart"/>
+      <w:r>
+        <w:t>macOS</w:t>
+      </w:r>
+      <w:proofErr w:type="spellEnd"/>
+      <w:r>
+        <w:t xml:space="preserve">, Linux, Android, iOS), amelyen modern webböngésző (Chrome, Firefox, Edge, </w:t>
+      </w:r>
+      <w:proofErr w:type="spellStart"/>
+      <w:r>
+        <w:t>Safari</w:t>
+      </w:r>
+      <w:proofErr w:type="spellEnd"/>
+      <w:r>
+        <w:t>) fut.</w:t>
+      </w:r>
+    </w:p>
+    <w:p>
+      <w:pPr>
+        <w:pStyle w:val="Cmsor3"/>
+        <w:rPr>
+          <w:rFonts w:eastAsiaTheme="minorHAnsi"/>
+        </w:rPr>
+      </w:pPr>
+      <w:bookmarkStart w:id="19" w:name="_Toc239746204"/>
+      <w:r>
+        <w:rPr>
+          <w:rFonts w:eastAsiaTheme="minorHAnsi"/>
+        </w:rPr>
+        <w:t>Szerveroldal</w:t>
+      </w:r>
+      <w:bookmarkEnd w:id="19"/>
+    </w:p>
+    <w:p>
+      <w:r>
+        <w:t>Fejlesztői környezet: Windows 11</w:t>
+      </w:r>
+    </w:p>
+    <w:p>
+      <w:pPr>
         <w:pStyle w:val="Cmsor2"/>
       </w:pPr>
-      <w:bookmarkStart w:id="18" w:name="_Toc239746202"/>
-      <w:r>
-        <w:t>Operációs rendszer és futtatási környezet</w:t>
-      </w:r>
-      <w:bookmarkEnd w:id="18"/>
-    </w:p>
-    <w:p>
-      <w:pPr>
-        <w:pStyle w:val="Cmsor3"/>
-        <w:rPr>
-          <w:rFonts w:eastAsiaTheme="minorHAnsi"/>
-        </w:rPr>
-      </w:pPr>
-      <w:bookmarkStart w:id="19" w:name="_Toc239746203"/>
-      <w:r>
-        <w:rPr>
-          <w:rFonts w:eastAsiaTheme="minorHAnsi"/>
-        </w:rPr>
-        <w:t>Kliensoldal</w:t>
-      </w:r>
-      <w:bookmarkEnd w:id="19"/>
-      <w:r>
-        <w:rPr>
-          <w:rFonts w:eastAsiaTheme="minorHAnsi"/>
-        </w:rPr>
-        <w:t xml:space="preserve"> </w:t>
-      </w:r>
-    </w:p>
-    <w:p>
-      <w:r>
-        <w:t xml:space="preserve">Platformfüggetlen. Bármilyen operációs rendszer (Windows 10/11, </w:t>
-      </w:r>
-      <w:proofErr w:type="spellStart"/>
-      <w:r>
-        <w:t>macOS</w:t>
-      </w:r>
-      <w:proofErr w:type="spellEnd"/>
-      <w:r>
-        <w:t xml:space="preserve">, Linux, Android, iOS), amelyen modern webböngésző (Chrome, Firefox, Edge, </w:t>
-      </w:r>
-      <w:proofErr w:type="spellStart"/>
-      <w:r>
-        <w:t>Safari</w:t>
-      </w:r>
-      <w:proofErr w:type="spellEnd"/>
-      <w:r>
-        <w:t>) fut.</w:t>
-      </w:r>
-    </w:p>
-    <w:p>
-      <w:pPr>
-        <w:pStyle w:val="Cmsor3"/>
-        <w:rPr>
-          <w:rFonts w:eastAsiaTheme="minorHAnsi"/>
-        </w:rPr>
-      </w:pPr>
-      <w:bookmarkStart w:id="20" w:name="_Toc239746204"/>
-      <w:r>
-        <w:rPr>
-          <w:rFonts w:eastAsiaTheme="minorHAnsi"/>
-        </w:rPr>
-        <w:lastRenderedPageBreak/>
-        <w:t>Szerveroldal</w:t>
+      <w:bookmarkStart w:id="20" w:name="_Toc239746205"/>
+      <w:r>
+        <w:t>Felhasználandó technológiák és programozási nyelvek</w:t>
       </w:r>
       <w:bookmarkEnd w:id="20"/>
-    </w:p>
-    <w:p>
-      <w:r>
-        <w:t>Fejlesztői környezet: Windows 11</w:t>
-      </w:r>
-    </w:p>
-    <w:p>
-      <w:pPr>
-        <w:pStyle w:val="Cmsor2"/>
-      </w:pPr>
-      <w:bookmarkStart w:id="21" w:name="_Toc239746205"/>
-      <w:r>
-        <w:t>Felhasználandó technológiák és programozási nyelvek</w:t>
-      </w:r>
-      <w:bookmarkEnd w:id="21"/>
     </w:p>
     <w:p>
       <w:pPr>
@@ -5617,11 +6047,11 @@
       <w:pPr>
         <w:pStyle w:val="Cmsor2"/>
       </w:pPr>
-      <w:bookmarkStart w:id="22" w:name="_Toc239746206"/>
+      <w:bookmarkStart w:id="21" w:name="_Toc239746206"/>
       <w:r>
         <w:t>Fejlesztési módszertan és verziókövetés</w:t>
       </w:r>
-      <w:bookmarkEnd w:id="22"/>
+      <w:bookmarkEnd w:id="21"/>
     </w:p>
     <w:p>
       <w:pPr>
@@ -5655,24 +6085,24 @@
           <w:lang w:eastAsia="hu-HU"/>
         </w:rPr>
       </w:pPr>
-      <w:bookmarkStart w:id="23" w:name="_Toc239746207"/>
+      <w:bookmarkStart w:id="22" w:name="_Toc239746207"/>
       <w:r>
         <w:rPr>
           <w:lang w:eastAsia="hu-HU"/>
         </w:rPr>
         <w:t>Felhasználói felület</w:t>
       </w:r>
+      <w:bookmarkEnd w:id="22"/>
+    </w:p>
+    <w:p>
+      <w:pPr>
+        <w:pStyle w:val="Cmsor2"/>
+      </w:pPr>
+      <w:bookmarkStart w:id="23" w:name="_Toc239746208"/>
+      <w:r>
+        <w:t>Megjelenés és dizájnelvek</w:t>
+      </w:r>
       <w:bookmarkEnd w:id="23"/>
-    </w:p>
-    <w:p>
-      <w:pPr>
-        <w:pStyle w:val="Cmsor2"/>
-      </w:pPr>
-      <w:bookmarkStart w:id="24" w:name="_Toc239746208"/>
-      <w:r>
-        <w:t>Megjelenés és dizájnelvek</w:t>
-      </w:r>
-      <w:bookmarkEnd w:id="24"/>
     </w:p>
     <w:p>
       <w:pPr>
@@ -5815,6 +6245,7 @@
           <w:bCs/>
           <w:lang w:eastAsia="hu-HU"/>
         </w:rPr>
+        <w:lastRenderedPageBreak/>
         <w:t xml:space="preserve">Gördülékeny navigáció és </w:t>
       </w:r>
       <w:proofErr w:type="spellStart"/>
@@ -5855,28 +6286,57 @@
           <w:lang w:eastAsia="hu-HU"/>
         </w:rPr>
       </w:pPr>
-      <w:bookmarkStart w:id="25" w:name="_Toc239746209"/>
+      <w:bookmarkStart w:id="24" w:name="_Toc239746209"/>
       <w:r>
         <w:rPr>
           <w:lang w:eastAsia="hu-HU"/>
         </w:rPr>
         <w:t>Üzemeltetés</w:t>
       </w:r>
+      <w:bookmarkEnd w:id="24"/>
+    </w:p>
+    <w:p>
+      <w:pPr>
+        <w:pStyle w:val="Cmsor2"/>
+        <w:rPr>
+          <w:lang w:eastAsia="hu-HU"/>
+        </w:rPr>
+      </w:pPr>
+      <w:bookmarkStart w:id="25" w:name="_Toc239746210"/>
+      <w:r>
+        <w:rPr>
+          <w:lang w:eastAsia="hu-HU"/>
+        </w:rPr>
+        <w:t>Környezet</w:t>
+      </w:r>
       <w:bookmarkEnd w:id="25"/>
     </w:p>
     <w:p>
       <w:pPr>
+        <w:rPr>
+          <w:lang w:eastAsia="hu-HU"/>
+        </w:rPr>
+      </w:pPr>
+      <w:r>
+        <w:rPr>
+          <w:lang w:eastAsia="hu-HU"/>
+        </w:rPr>
+        <w:t>Linux VPS szerver a teljes kontroll és elérhetőségért. Költség hatékony és skálázhatóság érdekében választjuk ezt a megoldást. Továbbá kényelmes teszt környezetet biztosít és bármikor üzemel éles környezetben.</w:t>
+      </w:r>
+    </w:p>
+    <w:p>
+      <w:pPr>
         <w:pStyle w:val="Cmsor2"/>
         <w:rPr>
           <w:lang w:eastAsia="hu-HU"/>
         </w:rPr>
       </w:pPr>
-      <w:bookmarkStart w:id="26" w:name="_Toc239746210"/>
-      <w:r>
-        <w:rPr>
-          <w:lang w:eastAsia="hu-HU"/>
-        </w:rPr>
-        <w:t>Környezet</w:t>
+      <w:bookmarkStart w:id="26" w:name="_Toc239746211"/>
+      <w:r>
+        <w:rPr>
+          <w:lang w:eastAsia="hu-HU"/>
+        </w:rPr>
+        <w:t>Docker technológia</w:t>
       </w:r>
       <w:bookmarkEnd w:id="26"/>
     </w:p>
@@ -5890,35 +6350,6 @@
         <w:rPr>
           <w:lang w:eastAsia="hu-HU"/>
         </w:rPr>
-        <w:t>Linux VPS szerver a teljes kontroll és elérhetőségért. Költség hatékony és skálázhatóság érdekében választjuk ezt a megoldást. Továbbá kényelmes teszt környezetet biztosít és bármikor üzemel éles környezetben.</w:t>
-      </w:r>
-    </w:p>
-    <w:p>
-      <w:pPr>
-        <w:pStyle w:val="Cmsor2"/>
-        <w:rPr>
-          <w:lang w:eastAsia="hu-HU"/>
-        </w:rPr>
-      </w:pPr>
-      <w:bookmarkStart w:id="27" w:name="_Toc239746211"/>
-      <w:r>
-        <w:rPr>
-          <w:lang w:eastAsia="hu-HU"/>
-        </w:rPr>
-        <w:t>Docker technológia</w:t>
-      </w:r>
-      <w:bookmarkEnd w:id="27"/>
-    </w:p>
-    <w:p>
-      <w:pPr>
-        <w:rPr>
-          <w:lang w:eastAsia="hu-HU"/>
-        </w:rPr>
-      </w:pPr>
-      <w:r>
-        <w:rPr>
-          <w:lang w:eastAsia="hu-HU"/>
-        </w:rPr>
         <w:t xml:space="preserve">A Docker technológiának köszönhetően a backend, frontend és adatbázis külön-külön futtatható és akár párhuzamosan is. </w:t>
       </w:r>
     </w:p>
@@ -5932,7 +6363,6 @@
         <w:rPr>
           <w:lang w:eastAsia="hu-HU"/>
         </w:rPr>
-        <w:lastRenderedPageBreak/>
         <w:t>Szempontok amiért Dockert választottunk:</w:t>
       </w:r>
     </w:p>
@@ -5994,21 +6424,21 @@
       <w:pPr>
         <w:pStyle w:val="Cmsor1"/>
       </w:pPr>
-      <w:bookmarkStart w:id="28" w:name="_Toc239746212"/>
+      <w:bookmarkStart w:id="27" w:name="_Toc239746212"/>
       <w:r>
         <w:t>Dokumentáció</w:t>
       </w:r>
+      <w:bookmarkEnd w:id="27"/>
+    </w:p>
+    <w:p>
+      <w:pPr>
+        <w:pStyle w:val="Cmsor2"/>
+      </w:pPr>
+      <w:bookmarkStart w:id="28" w:name="_Toc239746213"/>
+      <w:r>
+        <w:t>Fejlesztési folyamat és dokumentációs mérföldkövek</w:t>
+      </w:r>
       <w:bookmarkEnd w:id="28"/>
-    </w:p>
-    <w:p>
-      <w:pPr>
-        <w:pStyle w:val="Cmsor2"/>
-      </w:pPr>
-      <w:bookmarkStart w:id="29" w:name="_Toc239746213"/>
-      <w:r>
-        <w:t>Fejlesztési folyamat és dokumentációs mérföldkövek</w:t>
-      </w:r>
-      <w:bookmarkEnd w:id="29"/>
     </w:p>
     <w:p>
       <w:r>
@@ -6160,11 +6590,11 @@
       <w:pPr>
         <w:pStyle w:val="Cmsor2"/>
       </w:pPr>
-      <w:bookmarkStart w:id="30" w:name="_Toc239746214"/>
+      <w:bookmarkStart w:id="29" w:name="_Toc239746214"/>
       <w:r>
         <w:t>Átadandó dokumentációs elemek</w:t>
       </w:r>
-      <w:bookmarkEnd w:id="30"/>
+      <w:bookmarkEnd w:id="29"/>
     </w:p>
     <w:p>
       <w:r>
@@ -6184,6 +6614,7 @@
           <w:b/>
           <w:bCs/>
         </w:rPr>
+        <w:lastRenderedPageBreak/>
         <w:t>Rendszerdokumentáció</w:t>
       </w:r>
       <w:r>
@@ -6240,11 +6671,11 @@
       <w:pPr>
         <w:pStyle w:val="Cmsor1"/>
       </w:pPr>
-      <w:bookmarkStart w:id="31" w:name="_Toc239746215"/>
+      <w:bookmarkStart w:id="30" w:name="_Toc239746215"/>
       <w:r>
         <w:t>A projekt értékelése</w:t>
       </w:r>
-      <w:bookmarkEnd w:id="31"/>
+      <w:bookmarkEnd w:id="30"/>
     </w:p>
     <w:p>
       <w:pPr>
@@ -6365,14 +6796,7 @@
         <w:rPr>
           <w:lang w:eastAsia="hu-HU"/>
         </w:rPr>
-        <w:t xml:space="preserve"> </w:t>
-      </w:r>
-      <w:r>
-        <w:rPr>
-          <w:lang w:eastAsia="hu-HU"/>
-        </w:rPr>
-        <w:lastRenderedPageBreak/>
-        <w:t xml:space="preserve">garancia a biztonságra. A kód moduláris, a </w:t>
+        <w:t xml:space="preserve"> garancia a biztonságra. A kód moduláris, a </w:t>
       </w:r>
       <w:proofErr w:type="spellStart"/>
       <w:r>
@@ -6464,11 +6888,11 @@
           <w:lang w:eastAsia="hu-HU"/>
         </w:rPr>
       </w:pPr>
-      <w:bookmarkStart w:id="32" w:name="_Toc239746216"/>
+      <w:bookmarkStart w:id="31" w:name="_Toc239746216"/>
       <w:r>
         <w:t>Projekt Adatlap</w:t>
       </w:r>
-      <w:bookmarkEnd w:id="32"/>
+      <w:bookmarkEnd w:id="31"/>
     </w:p>
     <w:p>
       <w:pPr>
@@ -6841,7 +7265,7 @@
                 </wp:anchor>
               </w:drawing>
             </mc:Choice>
-            <mc:Fallback xmlns:oel="http://schemas.microsoft.com/office/2019/extlst" xmlns:w16du="http://schemas.microsoft.com/office/word/2023/wordml/word16du" xmlns:w16sdtfl="http://schemas.microsoft.com/office/word/2024/wordml/sdtformatlock">
+            <mc:Fallback xmlns:w16sdtfl="http://schemas.microsoft.com/office/word/2024/wordml/sdtformatlock" xmlns:w16du="http://schemas.microsoft.com/office/word/2023/wordml/word16du" xmlns:oel="http://schemas.microsoft.com/office/2019/extlst">
               <w:pict>
                 <v:shapetype w14:anchorId="2C8D15A1" id="_x0000_t32" coordsize="21600,21600" o:spt="32" o:oned="t" path="m,l21600,21600e" filled="f">
                   <v:path arrowok="t" fillok="f" o:connecttype="none"/>
@@ -8426,7 +8850,7 @@
         <w:rFonts w:ascii="Symbol" w:hAnsi="Symbol" w:hint="default"/>
       </w:rPr>
     </w:lvl>
-    <w:lvl w:ilvl="1" w:tplc="040E0003" w:tentative="1">
+    <w:lvl w:ilvl="1" w:tplc="040E0003">
       <w:start w:val="1"/>
       <w:numFmt w:val="bullet"/>
       <w:lvlText w:val="o"/>

--- a/docs/Okligon.docx
+++ b/docs/Okligon.docx
@@ -3949,14 +3949,14 @@
         <w:rPr>
           <w:lang w:eastAsia="hu-HU"/>
         </w:rPr>
-        <w:t>. Az Okligon-</w:t>
+        <w:t xml:space="preserve">. Az </w:t>
       </w:r>
       <w:proofErr w:type="spellStart"/>
       <w:r>
         <w:rPr>
           <w:lang w:eastAsia="hu-HU"/>
         </w:rPr>
-        <w:t>nal</w:t>
+        <w:t>Okligon-nal</w:t>
       </w:r>
       <w:proofErr w:type="spellEnd"/>
       <w:r>
@@ -4285,6 +4285,117 @@
           <w:lang w:eastAsia="hu-HU"/>
         </w:rPr>
       </w:pPr>
+      <w:r>
+        <w:rPr>
+          <w:lang w:eastAsia="hu-HU"/>
+        </w:rPr>
+        <w:t>Vezető</w:t>
+      </w:r>
+    </w:p>
+    <w:p>
+      <w:pPr>
+        <w:rPr>
+          <w:lang w:eastAsia="hu-HU"/>
+        </w:rPr>
+      </w:pPr>
+      <w:r>
+        <w:rPr>
+          <w:lang w:eastAsia="hu-HU"/>
+        </w:rPr>
+        <w:t xml:space="preserve">Amikor a felhasználó létrehoz egy </w:t>
+      </w:r>
+      <w:r>
+        <w:rPr>
+          <w:lang w:eastAsia="hu-HU"/>
+        </w:rPr>
+        <w:t>munkaterületet</w:t>
+      </w:r>
+      <w:r>
+        <w:rPr>
+          <w:lang w:eastAsia="hu-HU"/>
+        </w:rPr>
+        <w:t xml:space="preserve">, egyből megkapja a </w:t>
+      </w:r>
+      <w:r>
+        <w:rPr>
+          <w:lang w:eastAsia="hu-HU"/>
+        </w:rPr>
+        <w:t>vezető</w:t>
+      </w:r>
+      <w:r>
+        <w:rPr>
+          <w:lang w:eastAsia="hu-HU"/>
+        </w:rPr>
+        <w:t xml:space="preserve"> szerepkört. A </w:t>
+      </w:r>
+      <w:r>
+        <w:rPr>
+          <w:lang w:eastAsia="hu-HU"/>
+        </w:rPr>
+        <w:t>vezető</w:t>
+      </w:r>
+      <w:r>
+        <w:rPr>
+          <w:lang w:eastAsia="hu-HU"/>
+        </w:rPr>
+        <w:t xml:space="preserve"> szerepkör kötött az adott </w:t>
+      </w:r>
+      <w:r>
+        <w:rPr>
+          <w:lang w:eastAsia="hu-HU"/>
+        </w:rPr>
+        <w:t>munkaterülethez</w:t>
+      </w:r>
+      <w:r>
+        <w:rPr>
+          <w:lang w:eastAsia="hu-HU"/>
+        </w:rPr>
+        <w:t xml:space="preserve">. Így a </w:t>
+      </w:r>
+      <w:r>
+        <w:rPr>
+          <w:lang w:eastAsia="hu-HU"/>
+        </w:rPr>
+        <w:t>munkaterület</w:t>
+      </w:r>
+      <w:r>
+        <w:rPr>
+          <w:lang w:eastAsia="hu-HU"/>
+        </w:rPr>
+        <w:t xml:space="preserve"> teljes egésze és felelőssége ráhárul. A </w:t>
+      </w:r>
+      <w:r>
+        <w:rPr>
+          <w:lang w:eastAsia="hu-HU"/>
+        </w:rPr>
+        <w:t>vezető</w:t>
+      </w:r>
+      <w:r>
+        <w:rPr>
+          <w:lang w:eastAsia="hu-HU"/>
+        </w:rPr>
+        <w:t xml:space="preserve"> képes a </w:t>
+      </w:r>
+      <w:r>
+        <w:rPr>
+          <w:lang w:eastAsia="hu-HU"/>
+        </w:rPr>
+        <w:t xml:space="preserve">munkaterület tulajdonságainak </w:t>
+      </w:r>
+      <w:r>
+        <w:rPr>
+          <w:lang w:eastAsia="hu-HU"/>
+        </w:rPr>
+        <w:t>módosítására, szerepkörök beállítására, projekt törlésére, a projekt tárhelyének való ellenőrzésére és használatára, illetve egyéni címkék létrehozására és kezelésére.</w:t>
+      </w:r>
+    </w:p>
+    <w:p>
+      <w:pPr>
+        <w:pStyle w:val="Cmsor3"/>
+        <w:rPr>
+          <w:lang w:eastAsia="hu-HU"/>
+        </w:rPr>
+      </w:pPr>
       <w:bookmarkStart w:id="10" w:name="_Toc239746194"/>
       <w:r>
         <w:rPr>
@@ -4394,6 +4505,329 @@
           <w:lang w:eastAsia="hu-HU"/>
         </w:rPr>
         <w:t>öbb is lehetséges. Hozzáférési szintje a szerepkörök uniója.</w:t>
+      </w:r>
+    </w:p>
+    <w:p>
+      <w:pPr>
+        <w:pStyle w:val="Cmsor1"/>
+        <w:rPr>
+          <w:lang w:eastAsia="hu-HU"/>
+        </w:rPr>
+      </w:pPr>
+      <w:r>
+        <w:rPr>
+          <w:lang w:eastAsia="hu-HU"/>
+        </w:rPr>
+        <w:t>Jogosultságok</w:t>
+      </w:r>
+    </w:p>
+    <w:p>
+      <w:pPr>
+        <w:pStyle w:val="Cmsor2"/>
+        <w:rPr>
+          <w:lang w:eastAsia="hu-HU"/>
+        </w:rPr>
+      </w:pPr>
+      <w:r>
+        <w:rPr>
+          <w:lang w:eastAsia="hu-HU"/>
+        </w:rPr>
+        <w:t>Felhasználók kezelése</w:t>
+      </w:r>
+    </w:p>
+    <w:p>
+      <w:pPr>
+        <w:pStyle w:val="Listaszerbekezds"/>
+        <w:numPr>
+          <w:ilvl w:val="0"/>
+          <w:numId w:val="30"/>
+        </w:numPr>
+        <w:rPr>
+          <w:lang w:eastAsia="hu-HU"/>
+        </w:rPr>
+      </w:pPr>
+      <w:r>
+        <w:rPr>
+          <w:lang w:eastAsia="hu-HU"/>
+        </w:rPr>
+        <w:t>Felhasználók felvétele.</w:t>
+      </w:r>
+    </w:p>
+    <w:p>
+      <w:pPr>
+        <w:pStyle w:val="Listaszerbekezds"/>
+        <w:numPr>
+          <w:ilvl w:val="0"/>
+          <w:numId w:val="30"/>
+        </w:numPr>
+        <w:rPr>
+          <w:lang w:eastAsia="hu-HU"/>
+        </w:rPr>
+      </w:pPr>
+      <w:r>
+        <w:rPr>
+          <w:lang w:eastAsia="hu-HU"/>
+        </w:rPr>
+        <w:t>Felhasználok kirúgása.</w:t>
+      </w:r>
+    </w:p>
+    <w:p>
+      <w:pPr>
+        <w:pStyle w:val="Cmsor2"/>
+        <w:rPr>
+          <w:lang w:eastAsia="hu-HU"/>
+        </w:rPr>
+      </w:pPr>
+      <w:r>
+        <w:rPr>
+          <w:lang w:eastAsia="hu-HU"/>
+        </w:rPr>
+        <w:t>Jogosultságok kezelése</w:t>
+      </w:r>
+    </w:p>
+    <w:p>
+      <w:pPr>
+        <w:pStyle w:val="Listaszerbekezds"/>
+        <w:numPr>
+          <w:ilvl w:val="0"/>
+          <w:numId w:val="31"/>
+        </w:numPr>
+        <w:rPr>
+          <w:lang w:eastAsia="hu-HU"/>
+        </w:rPr>
+      </w:pPr>
+      <w:r>
+        <w:rPr>
+          <w:lang w:eastAsia="hu-HU"/>
+        </w:rPr>
+        <w:t>Címkék létrehozása.</w:t>
+      </w:r>
+    </w:p>
+    <w:p>
+      <w:pPr>
+        <w:pStyle w:val="Listaszerbekezds"/>
+        <w:numPr>
+          <w:ilvl w:val="0"/>
+          <w:numId w:val="31"/>
+        </w:numPr>
+        <w:rPr>
+          <w:lang w:eastAsia="hu-HU"/>
+        </w:rPr>
+      </w:pPr>
+      <w:r>
+        <w:rPr>
+          <w:lang w:eastAsia="hu-HU"/>
+        </w:rPr>
+        <w:t>Címkék törlése.</w:t>
+      </w:r>
+    </w:p>
+    <w:p>
+      <w:pPr>
+        <w:pStyle w:val="Listaszerbekezds"/>
+        <w:numPr>
+          <w:ilvl w:val="0"/>
+          <w:numId w:val="31"/>
+        </w:numPr>
+        <w:rPr>
+          <w:lang w:eastAsia="hu-HU"/>
+        </w:rPr>
+      </w:pPr>
+      <w:r>
+        <w:rPr>
+          <w:lang w:eastAsia="hu-HU"/>
+        </w:rPr>
+        <w:t>Címkék módosítása.</w:t>
+      </w:r>
+    </w:p>
+    <w:p>
+      <w:pPr>
+        <w:pStyle w:val="Cmsor2"/>
+        <w:rPr>
+          <w:lang w:eastAsia="hu-HU"/>
+        </w:rPr>
+      </w:pPr>
+      <w:r>
+        <w:rPr>
+          <w:lang w:eastAsia="hu-HU"/>
+        </w:rPr>
+        <w:t>Projektek kezelése</w:t>
+      </w:r>
+    </w:p>
+    <w:p>
+      <w:pPr>
+        <w:pStyle w:val="Listaszerbekezds"/>
+        <w:numPr>
+          <w:ilvl w:val="0"/>
+          <w:numId w:val="32"/>
+        </w:numPr>
+        <w:rPr>
+          <w:lang w:eastAsia="hu-HU"/>
+        </w:rPr>
+      </w:pPr>
+      <w:r>
+        <w:rPr>
+          <w:lang w:eastAsia="hu-HU"/>
+        </w:rPr>
+        <w:t>Közös chat létrehozása.</w:t>
+      </w:r>
+    </w:p>
+    <w:p>
+      <w:pPr>
+        <w:pStyle w:val="Listaszerbekezds"/>
+        <w:numPr>
+          <w:ilvl w:val="0"/>
+          <w:numId w:val="32"/>
+        </w:numPr>
+        <w:rPr>
+          <w:lang w:eastAsia="hu-HU"/>
+        </w:rPr>
+      </w:pPr>
+      <w:r>
+        <w:rPr>
+          <w:lang w:eastAsia="hu-HU"/>
+        </w:rPr>
+        <w:t>Közös chat törlése.</w:t>
+      </w:r>
+    </w:p>
+    <w:p>
+      <w:pPr>
+        <w:pStyle w:val="Listaszerbekezds"/>
+        <w:numPr>
+          <w:ilvl w:val="0"/>
+          <w:numId w:val="32"/>
+        </w:numPr>
+        <w:rPr>
+          <w:lang w:eastAsia="hu-HU"/>
+        </w:rPr>
+      </w:pPr>
+      <w:r>
+        <w:rPr>
+          <w:lang w:eastAsia="hu-HU"/>
+        </w:rPr>
+        <w:t>Projektek létrehozása.</w:t>
+      </w:r>
+    </w:p>
+    <w:p>
+      <w:pPr>
+        <w:pStyle w:val="Listaszerbekezds"/>
+        <w:numPr>
+          <w:ilvl w:val="0"/>
+          <w:numId w:val="32"/>
+        </w:numPr>
+        <w:rPr>
+          <w:lang w:eastAsia="hu-HU"/>
+        </w:rPr>
+      </w:pPr>
+      <w:r>
+        <w:rPr>
+          <w:lang w:eastAsia="hu-HU"/>
+        </w:rPr>
+        <w:t>Projektek törlése.</w:t>
+      </w:r>
+    </w:p>
+    <w:p>
+      <w:pPr>
+        <w:pStyle w:val="Listaszerbekezds"/>
+        <w:numPr>
+          <w:ilvl w:val="0"/>
+          <w:numId w:val="32"/>
+        </w:numPr>
+        <w:rPr>
+          <w:lang w:eastAsia="hu-HU"/>
+        </w:rPr>
+      </w:pPr>
+      <w:r>
+        <w:rPr>
+          <w:lang w:eastAsia="hu-HU"/>
+        </w:rPr>
+        <w:t>Projektek módosítása.</w:t>
+      </w:r>
+    </w:p>
+    <w:p>
+      <w:pPr>
+        <w:pStyle w:val="Cmsor2"/>
+        <w:rPr>
+          <w:lang w:eastAsia="hu-HU"/>
+        </w:rPr>
+      </w:pPr>
+      <w:r>
+        <w:rPr>
+          <w:lang w:eastAsia="hu-HU"/>
+        </w:rPr>
+        <w:t>Tárhely kezelése</w:t>
+      </w:r>
+    </w:p>
+    <w:p>
+      <w:pPr>
+        <w:pStyle w:val="Listaszerbekezds"/>
+        <w:numPr>
+          <w:ilvl w:val="0"/>
+          <w:numId w:val="33"/>
+        </w:numPr>
+        <w:rPr>
+          <w:lang w:eastAsia="hu-HU"/>
+        </w:rPr>
+      </w:pPr>
+      <w:r>
+        <w:rPr>
+          <w:lang w:eastAsia="hu-HU"/>
+        </w:rPr>
+        <w:t>Fájlok feltöltése.</w:t>
+      </w:r>
+    </w:p>
+    <w:p>
+      <w:pPr>
+        <w:pStyle w:val="Listaszerbekezds"/>
+        <w:numPr>
+          <w:ilvl w:val="0"/>
+          <w:numId w:val="33"/>
+        </w:numPr>
+        <w:rPr>
+          <w:lang w:eastAsia="hu-HU"/>
+        </w:rPr>
+      </w:pPr>
+      <w:r>
+        <w:rPr>
+          <w:lang w:eastAsia="hu-HU"/>
+        </w:rPr>
+        <w:t>Fájlok letöltése.</w:t>
+      </w:r>
+    </w:p>
+    <w:p>
+      <w:pPr>
+        <w:pStyle w:val="Listaszerbekezds"/>
+        <w:numPr>
+          <w:ilvl w:val="0"/>
+          <w:numId w:val="33"/>
+        </w:numPr>
+        <w:rPr>
+          <w:lang w:eastAsia="hu-HU"/>
+        </w:rPr>
+      </w:pPr>
+      <w:r>
+        <w:rPr>
+          <w:lang w:eastAsia="hu-HU"/>
+        </w:rPr>
+        <w:t>Mappák létrehozása.</w:t>
+      </w:r>
+    </w:p>
+    <w:p>
+      <w:pPr>
+        <w:pStyle w:val="Listaszerbekezds"/>
+        <w:numPr>
+          <w:ilvl w:val="0"/>
+          <w:numId w:val="33"/>
+        </w:numPr>
+        <w:rPr>
+          <w:lang w:eastAsia="hu-HU"/>
+        </w:rPr>
+      </w:pPr>
+      <w:r>
+        <w:rPr>
+          <w:lang w:eastAsia="hu-HU"/>
+        </w:rPr>
+        <w:lastRenderedPageBreak/>
+        <w:t>Mappák törlése.</w:t>
       </w:r>
     </w:p>
     <w:p>
@@ -4610,19 +5044,7 @@
         <w:rPr>
           <w:lang w:eastAsia="hu-HU"/>
         </w:rPr>
-        <w:t xml:space="preserve">iléphet </w:t>
-      </w:r>
-      <w:r>
-        <w:rPr>
-          <w:lang w:eastAsia="hu-HU"/>
-        </w:rPr>
-        <w:t xml:space="preserve">meglévő </w:t>
-      </w:r>
-      <w:r>
-        <w:rPr>
-          <w:lang w:eastAsia="hu-HU"/>
-        </w:rPr>
-        <w:t>munkaterületből</w:t>
+        <w:t>iléphet meglévő munkaterületből</w:t>
       </w:r>
     </w:p>
     <w:p>
@@ -4722,13 +5144,7 @@
         <w:rPr>
           <w:lang w:eastAsia="hu-HU"/>
         </w:rPr>
-        <w:t xml:space="preserve">Csatlakozhat meglévő </w:t>
-      </w:r>
-      <w:r>
-        <w:rPr>
-          <w:lang w:eastAsia="hu-HU"/>
-        </w:rPr>
-        <w:t>projekthez</w:t>
+        <w:t>Csatlakozhat meglévő projekthez</w:t>
       </w:r>
     </w:p>
     <w:p>
@@ -4746,13 +5162,7 @@
         <w:rPr>
           <w:lang w:eastAsia="hu-HU"/>
         </w:rPr>
-        <w:t>Kiléphet meglévő projekt</w:t>
-      </w:r>
-      <w:r>
-        <w:rPr>
-          <w:lang w:eastAsia="hu-HU"/>
-        </w:rPr>
-        <w:t>ből</w:t>
+        <w:t>Kiléphet meglévő projektből</w:t>
       </w:r>
     </w:p>
     <w:p>
@@ -4829,16 +5239,38 @@
     </w:p>
     <w:p>
       <w:pPr>
-        <w:pStyle w:val="Cmsor3"/>
-        <w:rPr>
-          <w:lang w:eastAsia="hu-HU"/>
-        </w:rPr>
-      </w:pPr>
-      <w:r>
-        <w:rPr>
-          <w:lang w:eastAsia="hu-HU"/>
-        </w:rPr>
-        <w:t>Vezető</w:t>
+        <w:pStyle w:val="Listaszerbekezds"/>
+        <w:numPr>
+          <w:ilvl w:val="1"/>
+          <w:numId w:val="21"/>
+        </w:numPr>
+        <w:rPr>
+          <w:lang w:eastAsia="hu-HU"/>
+        </w:rPr>
+      </w:pPr>
+      <w:r>
+        <w:rPr>
+          <w:lang w:eastAsia="hu-HU"/>
+        </w:rPr>
+        <w:t>Ü</w:t>
+      </w:r>
+      <w:r>
+        <w:rPr>
+          <w:lang w:eastAsia="hu-HU"/>
+        </w:rPr>
+        <w:t>zenete</w:t>
+      </w:r>
+      <w:r>
+        <w:rPr>
+          <w:lang w:eastAsia="hu-HU"/>
+        </w:rPr>
+        <w:t>t</w:t>
+      </w:r>
+      <w:r>
+        <w:rPr>
+          <w:lang w:eastAsia="hu-HU"/>
+        </w:rPr>
+        <w:t xml:space="preserve"> küldhet és fogadhat a projekthez tartozó kommunikációs csatornán.</w:t>
       </w:r>
     </w:p>
     <w:p>
@@ -4858,43 +5290,51 @@
           <w:bCs/>
           <w:lang w:eastAsia="hu-HU"/>
         </w:rPr>
-        <w:t>FR-01</w:t>
-      </w:r>
-      <w:r>
-        <w:rPr>
-          <w:lang w:eastAsia="hu-HU"/>
-        </w:rPr>
-        <w:t xml:space="preserve">: </w:t>
-      </w:r>
-      <w:r>
-        <w:rPr>
-          <w:lang w:eastAsia="hu-HU"/>
-        </w:rPr>
-        <w:t xml:space="preserve">A munkaterületen belül </w:t>
-      </w:r>
-      <w:r>
-        <w:rPr>
-          <w:lang w:eastAsia="hu-HU"/>
-        </w:rPr>
-        <w:t>projektet hozhat létre</w:t>
-      </w:r>
-      <w:r>
-        <w:rPr>
-          <w:lang w:eastAsia="hu-HU"/>
-        </w:rPr>
-        <w:t xml:space="preserve">, amelyekhez határidő és </w:t>
-      </w:r>
-      <w:r>
-        <w:rPr>
-          <w:lang w:eastAsia="hu-HU"/>
-        </w:rPr>
-        <w:t>projektfelelős</w:t>
-      </w:r>
-      <w:r>
-        <w:rPr>
-          <w:lang w:eastAsia="hu-HU"/>
-        </w:rPr>
-        <w:t xml:space="preserve"> rendelhető.</w:t>
+        <w:t>FR-05</w:t>
+      </w:r>
+      <w:r>
+        <w:rPr>
+          <w:lang w:eastAsia="hu-HU"/>
+        </w:rPr>
+        <w:t>: S</w:t>
+      </w:r>
+      <w:r>
+        <w:rPr>
+          <w:lang w:eastAsia="hu-HU"/>
+        </w:rPr>
+        <w:t>aját naptár</w:t>
+      </w:r>
+      <w:r>
+        <w:rPr>
+          <w:lang w:eastAsia="hu-HU"/>
+        </w:rPr>
+        <w:t>ában</w:t>
+      </w:r>
+      <w:r>
+        <w:rPr>
+          <w:lang w:eastAsia="hu-HU"/>
+        </w:rPr>
+        <w:t xml:space="preserve"> kitűz</w:t>
+      </w:r>
+      <w:r>
+        <w:rPr>
+          <w:lang w:eastAsia="hu-HU"/>
+        </w:rPr>
+        <w:t>heti, leveheti és módosíthatja a dátumot vagy annak tartalmát.</w:t>
+      </w:r>
+    </w:p>
+    <w:p>
+      <w:pPr>
+        <w:pStyle w:val="Cmsor3"/>
+        <w:rPr>
+          <w:lang w:eastAsia="hu-HU"/>
+        </w:rPr>
+      </w:pPr>
+      <w:r>
+        <w:rPr>
+          <w:lang w:eastAsia="hu-HU"/>
+        </w:rPr>
+        <w:t>Vezető</w:t>
       </w:r>
     </w:p>
     <w:p>
@@ -4914,27 +5354,43 @@
           <w:bCs/>
           <w:lang w:eastAsia="hu-HU"/>
         </w:rPr>
-        <w:t>FR-0</w:t>
-      </w:r>
-      <w:r>
-        <w:rPr>
-          <w:b/>
-          <w:bCs/>
-          <w:lang w:eastAsia="hu-HU"/>
-        </w:rPr>
-        <w:t>2</w:t>
-      </w:r>
-      <w:r>
-        <w:rPr>
-          <w:lang w:eastAsia="hu-HU"/>
-        </w:rPr>
-        <w:t>:</w:t>
-      </w:r>
-      <w:r>
-        <w:rPr>
-          <w:lang w:eastAsia="hu-HU"/>
-        </w:rPr>
-        <w:t xml:space="preserve"> A munkaterületen belül módosításokat hajthat végre.</w:t>
+        <w:t>FR-01</w:t>
+      </w:r>
+      <w:r>
+        <w:rPr>
+          <w:lang w:eastAsia="hu-HU"/>
+        </w:rPr>
+        <w:t xml:space="preserve">: </w:t>
+      </w:r>
+      <w:r>
+        <w:rPr>
+          <w:lang w:eastAsia="hu-HU"/>
+        </w:rPr>
+        <w:t xml:space="preserve">A munkaterületen belül </w:t>
+      </w:r>
+      <w:r>
+        <w:rPr>
+          <w:lang w:eastAsia="hu-HU"/>
+        </w:rPr>
+        <w:t>projektet hozhat létre</w:t>
+      </w:r>
+      <w:r>
+        <w:rPr>
+          <w:lang w:eastAsia="hu-HU"/>
+        </w:rPr>
+        <w:t xml:space="preserve">, amelyekhez határidő és </w:t>
+      </w:r>
+      <w:r>
+        <w:rPr>
+          <w:lang w:eastAsia="hu-HU"/>
+        </w:rPr>
+        <w:t>projektfelelős</w:t>
+      </w:r>
+      <w:r>
+        <w:rPr>
+          <w:lang w:eastAsia="hu-HU"/>
+        </w:rPr>
+        <w:t xml:space="preserve"> rendelhető.</w:t>
       </w:r>
     </w:p>
     <w:p>
@@ -4954,15 +5410,7 @@
           <w:bCs/>
           <w:lang w:eastAsia="hu-HU"/>
         </w:rPr>
-        <w:t>FR-0</w:t>
-      </w:r>
-      <w:r>
-        <w:rPr>
-          <w:b/>
-          <w:bCs/>
-          <w:lang w:eastAsia="hu-HU"/>
-        </w:rPr>
-        <w:t>3</w:t>
+        <w:t>FR-02</w:t>
       </w:r>
       <w:r>
         <w:rPr>
@@ -4974,27 +5422,7 @@
         <w:rPr>
           <w:lang w:eastAsia="hu-HU"/>
         </w:rPr>
-        <w:t xml:space="preserve"> A munkaterületen belül </w:t>
-      </w:r>
-      <w:r>
-        <w:rPr>
-          <w:lang w:eastAsia="hu-HU"/>
-        </w:rPr>
-        <w:t>felhasználókat vehet fel és bocsájthat el.</w:t>
-      </w:r>
-    </w:p>
-    <w:p>
-      <w:pPr>
-        <w:pStyle w:val="Cmsor3"/>
-        <w:rPr>
-          <w:lang w:eastAsia="hu-HU"/>
-        </w:rPr>
-      </w:pPr>
-      <w:r>
-        <w:rPr>
-          <w:lang w:eastAsia="hu-HU"/>
-        </w:rPr>
-        <w:t>Projektfelelős</w:t>
+        <w:t xml:space="preserve"> A munkaterületen belül módosításokat hajthat végre.</w:t>
       </w:r>
     </w:p>
     <w:p>
@@ -5022,37 +5450,33 @@
           <w:bCs/>
           <w:lang w:eastAsia="hu-HU"/>
         </w:rPr>
-        <w:t>1</w:t>
-      </w:r>
-      <w:r>
-        <w:rPr>
-          <w:lang w:eastAsia="hu-HU"/>
-        </w:rPr>
-        <w:t xml:space="preserve">: </w:t>
-      </w:r>
-      <w:r>
-        <w:rPr>
-          <w:lang w:eastAsia="hu-HU"/>
-        </w:rPr>
-        <w:t>Feladatot hozhat létre, m</w:t>
-      </w:r>
-      <w:r>
-        <w:rPr>
-          <w:lang w:eastAsia="hu-HU"/>
-        </w:rPr>
-        <w:t>ódosíthatja vagy törölheti</w:t>
-      </w:r>
-      <w:r>
-        <w:rPr>
-          <w:lang w:eastAsia="hu-HU"/>
-        </w:rPr>
-        <w:t xml:space="preserve"> azt</w:t>
-      </w:r>
-      <w:r>
-        <w:rPr>
-          <w:lang w:eastAsia="hu-HU"/>
-        </w:rPr>
-        <w:t xml:space="preserve">. </w:t>
+        <w:t>3</w:t>
+      </w:r>
+      <w:r>
+        <w:rPr>
+          <w:lang w:eastAsia="hu-HU"/>
+        </w:rPr>
+        <w:t>:</w:t>
+      </w:r>
+      <w:r>
+        <w:rPr>
+          <w:lang w:eastAsia="hu-HU"/>
+        </w:rPr>
+        <w:t xml:space="preserve"> A munkaterületen belül felhasználókat vehet fel és bocsájthat el.</w:t>
+      </w:r>
+    </w:p>
+    <w:p>
+      <w:pPr>
+        <w:pStyle w:val="Cmsor3"/>
+        <w:rPr>
+          <w:lang w:eastAsia="hu-HU"/>
+        </w:rPr>
+      </w:pPr>
+      <w:r>
+        <w:rPr>
+          <w:lang w:eastAsia="hu-HU"/>
+        </w:rPr>
+        <w:t>Projektfelelős</w:t>
       </w:r>
     </w:p>
     <w:p>
@@ -5080,13 +5504,37 @@
           <w:bCs/>
           <w:lang w:eastAsia="hu-HU"/>
         </w:rPr>
-        <w:t>2</w:t>
-      </w:r>
-      <w:r>
-        <w:rPr>
-          <w:lang w:eastAsia="hu-HU"/>
-        </w:rPr>
-        <w:t xml:space="preserve">: A projektfelelős szerepköröket oszthat ki a projekt tagjainak, illetve egyéni szerepköröket hozhat létre és rendelhet hozzájuk. </w:t>
+        <w:t>1</w:t>
+      </w:r>
+      <w:r>
+        <w:rPr>
+          <w:lang w:eastAsia="hu-HU"/>
+        </w:rPr>
+        <w:t xml:space="preserve">: </w:t>
+      </w:r>
+      <w:r>
+        <w:rPr>
+          <w:lang w:eastAsia="hu-HU"/>
+        </w:rPr>
+        <w:t>Feladatot hozhat létre, m</w:t>
+      </w:r>
+      <w:r>
+        <w:rPr>
+          <w:lang w:eastAsia="hu-HU"/>
+        </w:rPr>
+        <w:t>ódosíthatja vagy törölheti</w:t>
+      </w:r>
+      <w:r>
+        <w:rPr>
+          <w:lang w:eastAsia="hu-HU"/>
+        </w:rPr>
+        <w:t xml:space="preserve"> azt</w:t>
+      </w:r>
+      <w:r>
+        <w:rPr>
+          <w:lang w:eastAsia="hu-HU"/>
+        </w:rPr>
+        <w:t xml:space="preserve">. </w:t>
       </w:r>
     </w:p>
     <w:p>
@@ -5106,7 +5554,6 @@
           <w:bCs/>
           <w:lang w:eastAsia="hu-HU"/>
         </w:rPr>
-        <w:lastRenderedPageBreak/>
         <w:t>FR-0</w:t>
       </w:r>
       <w:r>
@@ -5115,13 +5562,13 @@
           <w:bCs/>
           <w:lang w:eastAsia="hu-HU"/>
         </w:rPr>
-        <w:t>3</w:t>
-      </w:r>
-      <w:r>
-        <w:rPr>
-          <w:lang w:eastAsia="hu-HU"/>
-        </w:rPr>
-        <w:t xml:space="preserve">: A projekt tagjai üzeneteket küldhetnek és fogadhatnak a projekthez tartozó kommunikációs csatornán. </w:t>
+        <w:t>2</w:t>
+      </w:r>
+      <w:r>
+        <w:rPr>
+          <w:lang w:eastAsia="hu-HU"/>
+        </w:rPr>
+        <w:t xml:space="preserve">: A projektfelelős szerepköröket oszthat ki a projekt tagjainak, illetve egyéni szerepköröket hozhat létre és rendelhet hozzájuk. </w:t>
       </w:r>
     </w:p>
     <w:p>
@@ -5141,21 +5588,49 @@
           <w:bCs/>
           <w:lang w:eastAsia="hu-HU"/>
         </w:rPr>
-        <w:t>FR-0</w:t>
-      </w:r>
-      <w:r>
-        <w:rPr>
-          <w:b/>
-          <w:bCs/>
-          <w:lang w:eastAsia="hu-HU"/>
-        </w:rPr>
-        <w:t>4</w:t>
-      </w:r>
-      <w:r>
-        <w:rPr>
-          <w:lang w:eastAsia="hu-HU"/>
-        </w:rPr>
-        <w:t xml:space="preserve">: A projektfelelős címkék segítségével szabályozhatja, hogy az egyes szerepkörök a tárhely mely részeihez férhetnek hozzá. </w:t>
+        <w:t>FR-04</w:t>
+      </w:r>
+      <w:r>
+        <w:rPr>
+          <w:lang w:eastAsia="hu-HU"/>
+        </w:rPr>
+        <w:t xml:space="preserve">: </w:t>
+      </w:r>
+      <w:r>
+        <w:rPr>
+          <w:lang w:eastAsia="hu-HU"/>
+        </w:rPr>
+        <w:t>A feladat állapot</w:t>
+      </w:r>
+      <w:r>
+        <w:rPr>
+          <w:lang w:eastAsia="hu-HU"/>
+        </w:rPr>
+        <w:t>át</w:t>
+      </w:r>
+      <w:r>
+        <w:rPr>
+          <w:lang w:eastAsia="hu-HU"/>
+        </w:rPr>
+        <w:t xml:space="preserve"> manuálisan állítha</w:t>
+      </w:r>
+      <w:r>
+        <w:rPr>
+          <w:lang w:eastAsia="hu-HU"/>
+        </w:rPr>
+        <w:t>tja</w:t>
+      </w:r>
+      <w:r>
+        <w:rPr>
+          <w:lang w:eastAsia="hu-HU"/>
+        </w:rPr>
+        <w:t xml:space="preserve"> „Folyamatban” vagy „Kész” értékre</w:t>
+      </w:r>
+      <w:r>
+        <w:rPr>
+          <w:lang w:eastAsia="hu-HU"/>
+        </w:rPr>
+        <w:t>.</w:t>
       </w:r>
     </w:p>
     <w:p>
@@ -5183,25 +5658,25 @@
           <w:bCs/>
           <w:lang w:eastAsia="hu-HU"/>
         </w:rPr>
-        <w:t>5</w:t>
-      </w:r>
-      <w:r>
-        <w:rPr>
-          <w:lang w:eastAsia="hu-HU"/>
-        </w:rPr>
-        <w:t xml:space="preserve">: A projektfelelős feladatokat hozhat létre, amelyekhez határidő és felelős </w:t>
-      </w:r>
-      <w:r>
-        <w:rPr>
-          <w:lang w:eastAsia="hu-HU"/>
-        </w:rPr>
-        <w:t>felhasználó</w:t>
-      </w:r>
-      <w:r>
-        <w:rPr>
-          <w:lang w:eastAsia="hu-HU"/>
-        </w:rPr>
-        <w:t xml:space="preserve"> rendelhető. </w:t>
+        <w:t>4</w:t>
+      </w:r>
+      <w:r>
+        <w:rPr>
+          <w:lang w:eastAsia="hu-HU"/>
+        </w:rPr>
+        <w:t xml:space="preserve">: </w:t>
+      </w:r>
+      <w:r>
+        <w:rPr>
+          <w:lang w:eastAsia="hu-HU"/>
+        </w:rPr>
+        <w:t>C</w:t>
+      </w:r>
+      <w:r>
+        <w:rPr>
+          <w:lang w:eastAsia="hu-HU"/>
+        </w:rPr>
+        <w:t xml:space="preserve">ímkék segítségével szabályozhatja, hogy az egyes szerepkörök a tárhely mely részeihez férhetnek hozzá. </w:t>
       </w:r>
     </w:p>
     <w:p>
@@ -5221,7 +5696,7 @@
           <w:bCs/>
           <w:lang w:eastAsia="hu-HU"/>
         </w:rPr>
-        <w:t>FR-</w:t>
+        <w:t>FR-0</w:t>
       </w:r>
       <w:r>
         <w:rPr>
@@ -5229,21 +5704,64 @@
           <w:bCs/>
           <w:lang w:eastAsia="hu-HU"/>
         </w:rPr>
-        <w:t>0</w:t>
-      </w:r>
-      <w:r>
-        <w:rPr>
-          <w:b/>
-          <w:bCs/>
-          <w:lang w:eastAsia="hu-HU"/>
-        </w:rPr>
-        <w:t>6</w:t>
-      </w:r>
-      <w:r>
-        <w:rPr>
-          <w:lang w:eastAsia="hu-HU"/>
-        </w:rPr>
-        <w:t xml:space="preserve">: A feladatok állapota manuálisan állítható „Folyamatban” vagy „Kész” értékre. </w:t>
+        <w:t>5</w:t>
+      </w:r>
+      <w:r>
+        <w:rPr>
+          <w:lang w:eastAsia="hu-HU"/>
+        </w:rPr>
+        <w:t xml:space="preserve">: </w:t>
+      </w:r>
+      <w:r>
+        <w:rPr>
+          <w:lang w:eastAsia="hu-HU"/>
+        </w:rPr>
+        <w:t>F</w:t>
+      </w:r>
+      <w:r>
+        <w:rPr>
+          <w:lang w:eastAsia="hu-HU"/>
+        </w:rPr>
+        <w:t xml:space="preserve">eladatokat hozhat létre, amelyekhez határidő és felelős </w:t>
+      </w:r>
+      <w:r>
+        <w:rPr>
+          <w:lang w:eastAsia="hu-HU"/>
+        </w:rPr>
+        <w:t>felhasználó</w:t>
+      </w:r>
+      <w:r>
+        <w:rPr>
+          <w:lang w:eastAsia="hu-HU"/>
+        </w:rPr>
+        <w:t xml:space="preserve"> rendelhető</w:t>
+      </w:r>
+      <w:r>
+        <w:rPr>
+          <w:lang w:eastAsia="hu-HU"/>
+        </w:rPr>
+        <w:t xml:space="preserve"> vagy felelős rang alapján</w:t>
+      </w:r>
+      <w:r>
+        <w:rPr>
+          <w:lang w:eastAsia="hu-HU"/>
+        </w:rPr>
+        <w:t xml:space="preserve">. </w:t>
+      </w:r>
+    </w:p>
+    <w:p>
+      <w:pPr>
+        <w:pStyle w:val="Cmsor3"/>
+        <w:rPr>
+          <w:lang w:eastAsia="hu-HU"/>
+        </w:rPr>
+      </w:pPr>
+      <w:r>
+        <w:rPr>
+          <w:lang w:eastAsia="hu-HU"/>
+        </w:rPr>
+        <w:lastRenderedPageBreak/>
+        <w:t>Rendszerszintű</w:t>
       </w:r>
     </w:p>
     <w:p>
@@ -5271,13 +5789,21 @@
           <w:bCs/>
           <w:lang w:eastAsia="hu-HU"/>
         </w:rPr>
-        <w:t>07</w:t>
-      </w:r>
-      <w:r>
-        <w:rPr>
-          <w:lang w:eastAsia="hu-HU"/>
-        </w:rPr>
-        <w:t xml:space="preserve">: A rendszer alkalmazáson belüli (in-app) értesítést küld a felhasználónak releváns eseményekről (pl. új üzenet érkezése, feladat-hozzárendelés, közelgő határidő). </w:t>
+        <w:t>0</w:t>
+      </w:r>
+      <w:r>
+        <w:rPr>
+          <w:b/>
+          <w:bCs/>
+          <w:lang w:eastAsia="hu-HU"/>
+        </w:rPr>
+        <w:t xml:space="preserve">1: </w:t>
+      </w:r>
+      <w:r>
+        <w:rPr>
+          <w:lang w:eastAsia="hu-HU"/>
+        </w:rPr>
+        <w:t xml:space="preserve"> A rendszer alkalmazáson belüli (in-app) értesítést küld a felhasználónak releváns eseményekről (pl. új üzenet érkezése, feladat-hozzárendelés, közelgő határidő). </w:t>
       </w:r>
     </w:p>
     <w:p>
@@ -5297,21 +5823,109 @@
           <w:bCs/>
           <w:lang w:eastAsia="hu-HU"/>
         </w:rPr>
-        <w:t>FR-</w:t>
-      </w:r>
+        <w:t>FR-02</w:t>
+      </w:r>
+      <w:r>
+        <w:rPr>
+          <w:lang w:eastAsia="hu-HU"/>
+        </w:rPr>
+        <w:t>: A naptárrendszer mind felhasználó, mind projekt szinten elérhető és kitűzött dátumokat tartalmaz.</w:t>
+      </w:r>
+    </w:p>
+    <w:p>
+      <w:pPr>
+        <w:pStyle w:val="Cmsor3"/>
+        <w:rPr>
+          <w:lang w:eastAsia="hu-HU"/>
+        </w:rPr>
+      </w:pPr>
+      <w:r>
+        <w:rPr>
+          <w:lang w:eastAsia="hu-HU"/>
+        </w:rPr>
+        <w:t>Rendszergazda</w:t>
+      </w:r>
+    </w:p>
+    <w:p>
+      <w:pPr>
+        <w:pStyle w:val="Listaszerbekezds"/>
+        <w:numPr>
+          <w:ilvl w:val="0"/>
+          <w:numId w:val="21"/>
+        </w:numPr>
+        <w:rPr>
+          <w:lang w:eastAsia="hu-HU"/>
+        </w:rPr>
+      </w:pPr>
       <w:r>
         <w:rPr>
           <w:b/>
           <w:bCs/>
           <w:lang w:eastAsia="hu-HU"/>
         </w:rPr>
-        <w:t>08</w:t>
+        <w:t>FR-</w:t>
+      </w:r>
+      <w:r>
+        <w:rPr>
+          <w:b/>
+          <w:bCs/>
+          <w:lang w:eastAsia="hu-HU"/>
+        </w:rPr>
+        <w:t>0</w:t>
+      </w:r>
+      <w:r>
+        <w:rPr>
+          <w:b/>
+          <w:bCs/>
+          <w:lang w:eastAsia="hu-HU"/>
+        </w:rPr>
+        <w:t>1</w:t>
       </w:r>
       <w:r>
         <w:rPr>
           <w:lang w:eastAsia="hu-HU"/>
         </w:rPr>
         <w:t>: A rendszergazda kezelheti a felhasználói fiókokat és jogosultságokat.</w:t>
+      </w:r>
+    </w:p>
+    <w:p>
+      <w:pPr>
+        <w:pStyle w:val="Listaszerbekezds"/>
+        <w:numPr>
+          <w:ilvl w:val="0"/>
+          <w:numId w:val="21"/>
+        </w:numPr>
+        <w:rPr>
+          <w:lang w:eastAsia="hu-HU"/>
+        </w:rPr>
+      </w:pPr>
+      <w:r>
+        <w:rPr>
+          <w:b/>
+          <w:bCs/>
+          <w:lang w:eastAsia="hu-HU"/>
+        </w:rPr>
+        <w:t>FR-02</w:t>
+      </w:r>
+      <w:r>
+        <w:rPr>
+          <w:lang w:eastAsia="hu-HU"/>
+        </w:rPr>
+        <w:t xml:space="preserve">: Adminisztrátor </w:t>
+      </w:r>
+      <w:proofErr w:type="spellStart"/>
+      <w:r>
+        <w:rPr>
+          <w:lang w:eastAsia="hu-HU"/>
+        </w:rPr>
+        <w:t>dashboard</w:t>
+      </w:r>
+      <w:proofErr w:type="spellEnd"/>
+      <w:r>
+        <w:rPr>
+          <w:lang w:eastAsia="hu-HU"/>
+        </w:rPr>
+        <w:t xml:space="preserve"> hozzáférés.</w:t>
       </w:r>
     </w:p>
     <w:p>
@@ -5735,7 +6349,6 @@
           <w:bCs/>
           <w:lang w:eastAsia="hu-HU"/>
         </w:rPr>
-        <w:lastRenderedPageBreak/>
         <w:t>Kommunikációs és Értesítési Modul</w:t>
       </w:r>
       <w:r>
@@ -5762,6 +6375,7 @@
           <w:bCs/>
           <w:lang w:eastAsia="hu-HU"/>
         </w:rPr>
+        <w:lastRenderedPageBreak/>
         <w:t>Dokumentum- és Tárhelykezelő Modul</w:t>
       </w:r>
       <w:r>
@@ -6245,7 +6859,6 @@
           <w:bCs/>
           <w:lang w:eastAsia="hu-HU"/>
         </w:rPr>
-        <w:lastRenderedPageBreak/>
         <w:t xml:space="preserve">Gördülékeny navigáció és </w:t>
       </w:r>
       <w:proofErr w:type="spellStart"/>
@@ -6291,6 +6904,7 @@
         <w:rPr>
           <w:lang w:eastAsia="hu-HU"/>
         </w:rPr>
+        <w:lastRenderedPageBreak/>
         <w:t>Üzemeltetés</w:t>
       </w:r>
       <w:bookmarkEnd w:id="24"/>
@@ -6614,7 +7228,6 @@
           <w:b/>
           <w:bCs/>
         </w:rPr>
-        <w:lastRenderedPageBreak/>
         <w:t>Rendszerdokumentáció</w:t>
       </w:r>
       <w:r>
@@ -6661,6 +7274,7 @@
           <w:b/>
           <w:bCs/>
         </w:rPr>
+        <w:lastRenderedPageBreak/>
         <w:t>Felhasználói kézikönyv</w:t>
       </w:r>
       <w:r>
@@ -7265,7 +7879,7 @@
                 </wp:anchor>
               </w:drawing>
             </mc:Choice>
-            <mc:Fallback xmlns:w16sdtfl="http://schemas.microsoft.com/office/word/2024/wordml/sdtformatlock" xmlns:w16du="http://schemas.microsoft.com/office/word/2023/wordml/word16du" xmlns:oel="http://schemas.microsoft.com/office/2019/extlst">
+            <mc:Fallback xmlns:oel="http://schemas.microsoft.com/office/2019/extlst" xmlns:w16du="http://schemas.microsoft.com/office/word/2023/wordml/word16du" xmlns:w16sdtfl="http://schemas.microsoft.com/office/word/2024/wordml/sdtformatlock">
               <w:pict>
                 <v:shapetype w14:anchorId="2C8D15A1" id="_x0000_t32" coordsize="21600,21600" o:spt="32" o:oned="t" path="m,l21600,21600e" filled="f">
                   <v:path arrowok="t" fillok="f" o:connecttype="none"/>
@@ -7403,6 +8017,119 @@
 <file path=word/numbering.xml><?xml version="1.0" encoding="utf-8"?>
 <w:numbering xmlns:wpc="http://schemas.microsoft.com/office/word/2010/wordprocessingCanvas" xmlns:cx="http://schemas.microsoft.com/office/drawing/2014/chartex" xmlns:cx1="http://schemas.microsoft.com/office/drawing/2015/9/8/chartex" xmlns:cx2="http://schemas.microsoft.com/office/drawing/2015/10/21/chartex" xmlns:cx3="http://schemas.microsoft.com/office/drawing/2016/5/9/chartex" xmlns:cx4="http://schemas.microsoft.com/office/drawing/2016/5/10/chartex" xmlns:cx5="http://schemas.microsoft.com/office/drawing/2016/5/11/chartex" xmlns:cx6="http://schemas.microsoft.com/office/drawing/2016/5/12/chartex" xmlns:cx7="http://schemas.microsoft.com/office/drawing/2016/5/13/chartex" xmlns:cx8="http://schemas.microsoft.com/office/drawing/2016/5/14/chartex" xmlns:mc="http://schemas.openxmlformats.org/markup-compatibility/2006" xmlns:aink="http://schemas.microsoft.com/office/drawing/2016/ink" xmlns:am3d="http://schemas.microsoft.com/office/drawing/2017/model3d" xmlns:o="urn:schemas-microsoft-com:office:office" xmlns:r="http://schemas.openxmlformats.org/officeDocument/2006/relationships" xmlns:m="http://schemas.openxmlformats.org/officeDocument/2006/math" xmlns:v="urn:schemas-microsoft-com:vml" xmlns:wp14="http://schemas.microsoft.com/office/word/2010/wordprocessingDrawing" xmlns:wp="http://schemas.openxmlformats.org/drawingml/2006/wordprocessingDrawing" xmlns:w10="urn:schemas-microsoft-com:office:word" xmlns:w="http://schemas.openxmlformats.org/wordprocessingml/2006/main" xmlns:w14="http://schemas.microsoft.com/office/word/2010/wordml" xmlns:w15="http://schemas.microsoft.com/office/word/2012/wordml" xmlns:w16cex="http://schemas.microsoft.com/office/word/2018/wordml/cex" xmlns:w16cid="http://schemas.microsoft.com/office/word/2016/wordml/cid" xmlns:w16="http://schemas.microsoft.com/office/word/2018/wordml" xmlns:w16sdtdh="http://schemas.microsoft.com/office/word/2020/wordml/sdtdatahash" xmlns:w16se="http://schemas.microsoft.com/office/word/2015/wordml/symex" xmlns:wpg="http://schemas.microsoft.com/office/word/2010/wordprocessingGroup" xmlns:wpi="http://schemas.microsoft.com/office/word/2010/wordprocessingInk" xmlns:wne="http://schemas.microsoft.com/office/word/2006/wordml" xmlns:wps="http://schemas.microsoft.com/office/word/2010/wordprocessingShape" mc:Ignorable="w14 w15 w16se w16cid w16 w16cex w16sdtdh wp14">
   <w:abstractNum w:abstractNumId="0" w15:restartNumberingAfterBreak="0">
+    <w:nsid w:val="04876691"/>
+    <w:multiLevelType w:val="hybridMultilevel"/>
+    <w:tmpl w:val="445495A0"/>
+    <w:lvl w:ilvl="0" w:tplc="040E0001">
+      <w:start w:val="1"/>
+      <w:numFmt w:val="bullet"/>
+      <w:lvlText w:val=""/>
+      <w:lvlJc w:val="left"/>
+      <w:pPr>
+        <w:ind w:left="720" w:hanging="360"/>
+      </w:pPr>
+      <w:rPr>
+        <w:rFonts w:ascii="Symbol" w:hAnsi="Symbol" w:hint="default"/>
+      </w:rPr>
+    </w:lvl>
+    <w:lvl w:ilvl="1" w:tplc="040E0003" w:tentative="1">
+      <w:start w:val="1"/>
+      <w:numFmt w:val="bullet"/>
+      <w:lvlText w:val="o"/>
+      <w:lvlJc w:val="left"/>
+      <w:pPr>
+        <w:ind w:left="1440" w:hanging="360"/>
+      </w:pPr>
+      <w:rPr>
+        <w:rFonts w:ascii="Courier New" w:hAnsi="Courier New" w:cs="Courier New" w:hint="default"/>
+      </w:rPr>
+    </w:lvl>
+    <w:lvl w:ilvl="2" w:tplc="040E0005" w:tentative="1">
+      <w:start w:val="1"/>
+      <w:numFmt w:val="bullet"/>
+      <w:lvlText w:val=""/>
+      <w:lvlJc w:val="left"/>
+      <w:pPr>
+        <w:ind w:left="2160" w:hanging="360"/>
+      </w:pPr>
+      <w:rPr>
+        <w:rFonts w:ascii="Wingdings" w:hAnsi="Wingdings" w:hint="default"/>
+      </w:rPr>
+    </w:lvl>
+    <w:lvl w:ilvl="3" w:tplc="040E0001" w:tentative="1">
+      <w:start w:val="1"/>
+      <w:numFmt w:val="bullet"/>
+      <w:lvlText w:val=""/>
+      <w:lvlJc w:val="left"/>
+      <w:pPr>
+        <w:ind w:left="2880" w:hanging="360"/>
+      </w:pPr>
+      <w:rPr>
+        <w:rFonts w:ascii="Symbol" w:hAnsi="Symbol" w:hint="default"/>
+      </w:rPr>
+    </w:lvl>
+    <w:lvl w:ilvl="4" w:tplc="040E0003" w:tentative="1">
+      <w:start w:val="1"/>
+      <w:numFmt w:val="bullet"/>
+      <w:lvlText w:val="o"/>
+      <w:lvlJc w:val="left"/>
+      <w:pPr>
+        <w:ind w:left="3600" w:hanging="360"/>
+      </w:pPr>
+      <w:rPr>
+        <w:rFonts w:ascii="Courier New" w:hAnsi="Courier New" w:cs="Courier New" w:hint="default"/>
+      </w:rPr>
+    </w:lvl>
+    <w:lvl w:ilvl="5" w:tplc="040E0005" w:tentative="1">
+      <w:start w:val="1"/>
+      <w:numFmt w:val="bullet"/>
+      <w:lvlText w:val=""/>
+      <w:lvlJc w:val="left"/>
+      <w:pPr>
+        <w:ind w:left="4320" w:hanging="360"/>
+      </w:pPr>
+      <w:rPr>
+        <w:rFonts w:ascii="Wingdings" w:hAnsi="Wingdings" w:hint="default"/>
+      </w:rPr>
+    </w:lvl>
+    <w:lvl w:ilvl="6" w:tplc="040E0001" w:tentative="1">
+      <w:start w:val="1"/>
+      <w:numFmt w:val="bullet"/>
+      <w:lvlText w:val=""/>
+      <w:lvlJc w:val="left"/>
+      <w:pPr>
+        <w:ind w:left="5040" w:hanging="360"/>
+      </w:pPr>
+      <w:rPr>
+        <w:rFonts w:ascii="Symbol" w:hAnsi="Symbol" w:hint="default"/>
+      </w:rPr>
+    </w:lvl>
+    <w:lvl w:ilvl="7" w:tplc="040E0003" w:tentative="1">
+      <w:start w:val="1"/>
+      <w:numFmt w:val="bullet"/>
+      <w:lvlText w:val="o"/>
+      <w:lvlJc w:val="left"/>
+      <w:pPr>
+        <w:ind w:left="5760" w:hanging="360"/>
+      </w:pPr>
+      <w:rPr>
+        <w:rFonts w:ascii="Courier New" w:hAnsi="Courier New" w:cs="Courier New" w:hint="default"/>
+      </w:rPr>
+    </w:lvl>
+    <w:lvl w:ilvl="8" w:tplc="040E0005" w:tentative="1">
+      <w:start w:val="1"/>
+      <w:numFmt w:val="bullet"/>
+      <w:lvlText w:val=""/>
+      <w:lvlJc w:val="left"/>
+      <w:pPr>
+        <w:ind w:left="6480" w:hanging="360"/>
+      </w:pPr>
+      <w:rPr>
+        <w:rFonts w:ascii="Wingdings" w:hAnsi="Wingdings" w:hint="default"/>
+      </w:rPr>
+    </w:lvl>
+  </w:abstractNum>
+  <w:abstractNum w:abstractNumId="1" w15:restartNumberingAfterBreak="0">
     <w:nsid w:val="0E225B54"/>
     <w:multiLevelType w:val="hybridMultilevel"/>
     <w:tmpl w:val="BD086BFC"/>
@@ -7491,7 +8218,7 @@
       </w:pPr>
     </w:lvl>
   </w:abstractNum>
-  <w:abstractNum w:abstractNumId="1" w15:restartNumberingAfterBreak="0">
+  <w:abstractNum w:abstractNumId="2" w15:restartNumberingAfterBreak="0">
     <w:nsid w:val="10BF1BEC"/>
     <w:multiLevelType w:val="hybridMultilevel"/>
     <w:tmpl w:val="C61E1C44"/>
@@ -7604,7 +8331,7 @@
       </w:rPr>
     </w:lvl>
   </w:abstractNum>
-  <w:abstractNum w:abstractNumId="2" w15:restartNumberingAfterBreak="0">
+  <w:abstractNum w:abstractNumId="3" w15:restartNumberingAfterBreak="0">
     <w:nsid w:val="118C6B87"/>
     <w:multiLevelType w:val="hybridMultilevel"/>
     <w:tmpl w:val="CBA04730"/>
@@ -7693,7 +8420,7 @@
       </w:pPr>
     </w:lvl>
   </w:abstractNum>
-  <w:abstractNum w:abstractNumId="3" w15:restartNumberingAfterBreak="0">
+  <w:abstractNum w:abstractNumId="4" w15:restartNumberingAfterBreak="0">
     <w:nsid w:val="1E072E66"/>
     <w:multiLevelType w:val="multilevel"/>
     <w:tmpl w:val="2312E88C"/>
@@ -7779,7 +8506,7 @@
       </w:pPr>
     </w:lvl>
   </w:abstractNum>
-  <w:abstractNum w:abstractNumId="4" w15:restartNumberingAfterBreak="0">
+  <w:abstractNum w:abstractNumId="5" w15:restartNumberingAfterBreak="0">
     <w:nsid w:val="1E123F3E"/>
     <w:multiLevelType w:val="hybridMultilevel"/>
     <w:tmpl w:val="035C2200"/>
@@ -7865,7 +8592,7 @@
       </w:pPr>
     </w:lvl>
   </w:abstractNum>
-  <w:abstractNum w:abstractNumId="5" w15:restartNumberingAfterBreak="0">
+  <w:abstractNum w:abstractNumId="6" w15:restartNumberingAfterBreak="0">
     <w:nsid w:val="1F286E8B"/>
     <w:multiLevelType w:val="hybridMultilevel"/>
     <w:tmpl w:val="523EA1AC"/>
@@ -7954,7 +8681,7 @@
       </w:pPr>
     </w:lvl>
   </w:abstractNum>
-  <w:abstractNum w:abstractNumId="6" w15:restartNumberingAfterBreak="0">
+  <w:abstractNum w:abstractNumId="7" w15:restartNumberingAfterBreak="0">
     <w:nsid w:val="268F0860"/>
     <w:multiLevelType w:val="hybridMultilevel"/>
     <w:tmpl w:val="D91828DA"/>
@@ -8067,7 +8794,120 @@
       </w:rPr>
     </w:lvl>
   </w:abstractNum>
-  <w:abstractNum w:abstractNumId="7" w15:restartNumberingAfterBreak="0">
+  <w:abstractNum w:abstractNumId="8" w15:restartNumberingAfterBreak="0">
+    <w:nsid w:val="2C451FAA"/>
+    <w:multiLevelType w:val="hybridMultilevel"/>
+    <w:tmpl w:val="D5BC34FE"/>
+    <w:lvl w:ilvl="0" w:tplc="040E0001">
+      <w:start w:val="1"/>
+      <w:numFmt w:val="bullet"/>
+      <w:lvlText w:val=""/>
+      <w:lvlJc w:val="left"/>
+      <w:pPr>
+        <w:ind w:left="720" w:hanging="360"/>
+      </w:pPr>
+      <w:rPr>
+        <w:rFonts w:ascii="Symbol" w:hAnsi="Symbol" w:hint="default"/>
+      </w:rPr>
+    </w:lvl>
+    <w:lvl w:ilvl="1" w:tplc="040E0003" w:tentative="1">
+      <w:start w:val="1"/>
+      <w:numFmt w:val="bullet"/>
+      <w:lvlText w:val="o"/>
+      <w:lvlJc w:val="left"/>
+      <w:pPr>
+        <w:ind w:left="1440" w:hanging="360"/>
+      </w:pPr>
+      <w:rPr>
+        <w:rFonts w:ascii="Courier New" w:hAnsi="Courier New" w:cs="Courier New" w:hint="default"/>
+      </w:rPr>
+    </w:lvl>
+    <w:lvl w:ilvl="2" w:tplc="040E0005" w:tentative="1">
+      <w:start w:val="1"/>
+      <w:numFmt w:val="bullet"/>
+      <w:lvlText w:val=""/>
+      <w:lvlJc w:val="left"/>
+      <w:pPr>
+        <w:ind w:left="2160" w:hanging="360"/>
+      </w:pPr>
+      <w:rPr>
+        <w:rFonts w:ascii="Wingdings" w:hAnsi="Wingdings" w:hint="default"/>
+      </w:rPr>
+    </w:lvl>
+    <w:lvl w:ilvl="3" w:tplc="040E0001" w:tentative="1">
+      <w:start w:val="1"/>
+      <w:numFmt w:val="bullet"/>
+      <w:lvlText w:val=""/>
+      <w:lvlJc w:val="left"/>
+      <w:pPr>
+        <w:ind w:left="2880" w:hanging="360"/>
+      </w:pPr>
+      <w:rPr>
+        <w:rFonts w:ascii="Symbol" w:hAnsi="Symbol" w:hint="default"/>
+      </w:rPr>
+    </w:lvl>
+    <w:lvl w:ilvl="4" w:tplc="040E0003" w:tentative="1">
+      <w:start w:val="1"/>
+      <w:numFmt w:val="bullet"/>
+      <w:lvlText w:val="o"/>
+      <w:lvlJc w:val="left"/>
+      <w:pPr>
+        <w:ind w:left="3600" w:hanging="360"/>
+      </w:pPr>
+      <w:rPr>
+        <w:rFonts w:ascii="Courier New" w:hAnsi="Courier New" w:cs="Courier New" w:hint="default"/>
+      </w:rPr>
+    </w:lvl>
+    <w:lvl w:ilvl="5" w:tplc="040E0005" w:tentative="1">
+      <w:start w:val="1"/>
+      <w:numFmt w:val="bullet"/>
+      <w:lvlText w:val=""/>
+      <w:lvlJc w:val="left"/>
+      <w:pPr>
+        <w:ind w:left="4320" w:hanging="360"/>
+      </w:pPr>
+      <w:rPr>
+        <w:rFonts w:ascii="Wingdings" w:hAnsi="Wingdings" w:hint="default"/>
+      </w:rPr>
+    </w:lvl>
+    <w:lvl w:ilvl="6" w:tplc="040E0001" w:tentative="1">
+      <w:start w:val="1"/>
+      <w:numFmt w:val="bullet"/>
+      <w:lvlText w:val=""/>
+      <w:lvlJc w:val="left"/>
+      <w:pPr>
+        <w:ind w:left="5040" w:hanging="360"/>
+      </w:pPr>
+      <w:rPr>
+        <w:rFonts w:ascii="Symbol" w:hAnsi="Symbol" w:hint="default"/>
+      </w:rPr>
+    </w:lvl>
+    <w:lvl w:ilvl="7" w:tplc="040E0003" w:tentative="1">
+      <w:start w:val="1"/>
+      <w:numFmt w:val="bullet"/>
+      <w:lvlText w:val="o"/>
+      <w:lvlJc w:val="left"/>
+      <w:pPr>
+        <w:ind w:left="5760" w:hanging="360"/>
+      </w:pPr>
+      <w:rPr>
+        <w:rFonts w:ascii="Courier New" w:hAnsi="Courier New" w:cs="Courier New" w:hint="default"/>
+      </w:rPr>
+    </w:lvl>
+    <w:lvl w:ilvl="8" w:tplc="040E0005" w:tentative="1">
+      <w:start w:val="1"/>
+      <w:numFmt w:val="bullet"/>
+      <w:lvlText w:val=""/>
+      <w:lvlJc w:val="left"/>
+      <w:pPr>
+        <w:ind w:left="6480" w:hanging="360"/>
+      </w:pPr>
+      <w:rPr>
+        <w:rFonts w:ascii="Wingdings" w:hAnsi="Wingdings" w:hint="default"/>
+      </w:rPr>
+    </w:lvl>
+  </w:abstractNum>
+  <w:abstractNum w:abstractNumId="9" w15:restartNumberingAfterBreak="0">
     <w:nsid w:val="334B75D3"/>
     <w:multiLevelType w:val="hybridMultilevel"/>
     <w:tmpl w:val="FB28ECE0"/>
@@ -8180,7 +9020,7 @@
       </w:rPr>
     </w:lvl>
   </w:abstractNum>
-  <w:abstractNum w:abstractNumId="8" w15:restartNumberingAfterBreak="0">
+  <w:abstractNum w:abstractNumId="10" w15:restartNumberingAfterBreak="0">
     <w:nsid w:val="36B032D4"/>
     <w:multiLevelType w:val="hybridMultilevel"/>
     <w:tmpl w:val="62664A80"/>
@@ -8293,7 +9133,7 @@
       </w:rPr>
     </w:lvl>
   </w:abstractNum>
-  <w:abstractNum w:abstractNumId="9" w15:restartNumberingAfterBreak="0">
+  <w:abstractNum w:abstractNumId="11" w15:restartNumberingAfterBreak="0">
     <w:nsid w:val="374051C0"/>
     <w:multiLevelType w:val="hybridMultilevel"/>
     <w:tmpl w:val="DD0CC85E"/>
@@ -8406,7 +9246,120 @@
       </w:rPr>
     </w:lvl>
   </w:abstractNum>
-  <w:abstractNum w:abstractNumId="10" w15:restartNumberingAfterBreak="0">
+  <w:abstractNum w:abstractNumId="12" w15:restartNumberingAfterBreak="0">
+    <w:nsid w:val="37E61F63"/>
+    <w:multiLevelType w:val="hybridMultilevel"/>
+    <w:tmpl w:val="BE2AE2FE"/>
+    <w:lvl w:ilvl="0" w:tplc="040E0001">
+      <w:start w:val="1"/>
+      <w:numFmt w:val="bullet"/>
+      <w:lvlText w:val=""/>
+      <w:lvlJc w:val="left"/>
+      <w:pPr>
+        <w:ind w:left="720" w:hanging="360"/>
+      </w:pPr>
+      <w:rPr>
+        <w:rFonts w:ascii="Symbol" w:hAnsi="Symbol" w:hint="default"/>
+      </w:rPr>
+    </w:lvl>
+    <w:lvl w:ilvl="1" w:tplc="040E0003" w:tentative="1">
+      <w:start w:val="1"/>
+      <w:numFmt w:val="bullet"/>
+      <w:lvlText w:val="o"/>
+      <w:lvlJc w:val="left"/>
+      <w:pPr>
+        <w:ind w:left="1440" w:hanging="360"/>
+      </w:pPr>
+      <w:rPr>
+        <w:rFonts w:ascii="Courier New" w:hAnsi="Courier New" w:cs="Courier New" w:hint="default"/>
+      </w:rPr>
+    </w:lvl>
+    <w:lvl w:ilvl="2" w:tplc="040E0005" w:tentative="1">
+      <w:start w:val="1"/>
+      <w:numFmt w:val="bullet"/>
+      <w:lvlText w:val=""/>
+      <w:lvlJc w:val="left"/>
+      <w:pPr>
+        <w:ind w:left="2160" w:hanging="360"/>
+      </w:pPr>
+      <w:rPr>
+        <w:rFonts w:ascii="Wingdings" w:hAnsi="Wingdings" w:hint="default"/>
+      </w:rPr>
+    </w:lvl>
+    <w:lvl w:ilvl="3" w:tplc="040E0001" w:tentative="1">
+      <w:start w:val="1"/>
+      <w:numFmt w:val="bullet"/>
+      <w:lvlText w:val=""/>
+      <w:lvlJc w:val="left"/>
+      <w:pPr>
+        <w:ind w:left="2880" w:hanging="360"/>
+      </w:pPr>
+      <w:rPr>
+        <w:rFonts w:ascii="Symbol" w:hAnsi="Symbol" w:hint="default"/>
+      </w:rPr>
+    </w:lvl>
+    <w:lvl w:ilvl="4" w:tplc="040E0003" w:tentative="1">
+      <w:start w:val="1"/>
+      <w:numFmt w:val="bullet"/>
+      <w:lvlText w:val="o"/>
+      <w:lvlJc w:val="left"/>
+      <w:pPr>
+        <w:ind w:left="3600" w:hanging="360"/>
+      </w:pPr>
+      <w:rPr>
+        <w:rFonts w:ascii="Courier New" w:hAnsi="Courier New" w:cs="Courier New" w:hint="default"/>
+      </w:rPr>
+    </w:lvl>
+    <w:lvl w:ilvl="5" w:tplc="040E0005" w:tentative="1">
+      <w:start w:val="1"/>
+      <w:numFmt w:val="bullet"/>
+      <w:lvlText w:val=""/>
+      <w:lvlJc w:val="left"/>
+      <w:pPr>
+        <w:ind w:left="4320" w:hanging="360"/>
+      </w:pPr>
+      <w:rPr>
+        <w:rFonts w:ascii="Wingdings" w:hAnsi="Wingdings" w:hint="default"/>
+      </w:rPr>
+    </w:lvl>
+    <w:lvl w:ilvl="6" w:tplc="040E0001" w:tentative="1">
+      <w:start w:val="1"/>
+      <w:numFmt w:val="bullet"/>
+      <w:lvlText w:val=""/>
+      <w:lvlJc w:val="left"/>
+      <w:pPr>
+        <w:ind w:left="5040" w:hanging="360"/>
+      </w:pPr>
+      <w:rPr>
+        <w:rFonts w:ascii="Symbol" w:hAnsi="Symbol" w:hint="default"/>
+      </w:rPr>
+    </w:lvl>
+    <w:lvl w:ilvl="7" w:tplc="040E0003" w:tentative="1">
+      <w:start w:val="1"/>
+      <w:numFmt w:val="bullet"/>
+      <w:lvlText w:val="o"/>
+      <w:lvlJc w:val="left"/>
+      <w:pPr>
+        <w:ind w:left="5760" w:hanging="360"/>
+      </w:pPr>
+      <w:rPr>
+        <w:rFonts w:ascii="Courier New" w:hAnsi="Courier New" w:cs="Courier New" w:hint="default"/>
+      </w:rPr>
+    </w:lvl>
+    <w:lvl w:ilvl="8" w:tplc="040E0005" w:tentative="1">
+      <w:start w:val="1"/>
+      <w:numFmt w:val="bullet"/>
+      <w:lvlText w:val=""/>
+      <w:lvlJc w:val="left"/>
+      <w:pPr>
+        <w:ind w:left="6480" w:hanging="360"/>
+      </w:pPr>
+      <w:rPr>
+        <w:rFonts w:ascii="Wingdings" w:hAnsi="Wingdings" w:hint="default"/>
+      </w:rPr>
+    </w:lvl>
+  </w:abstractNum>
+  <w:abstractNum w:abstractNumId="13" w15:restartNumberingAfterBreak="0">
     <w:nsid w:val="39286C70"/>
     <w:multiLevelType w:val="hybridMultilevel"/>
     <w:tmpl w:val="9CA6045C"/>
@@ -8519,7 +9472,120 @@
       </w:rPr>
     </w:lvl>
   </w:abstractNum>
-  <w:abstractNum w:abstractNumId="11" w15:restartNumberingAfterBreak="0">
+  <w:abstractNum w:abstractNumId="14" w15:restartNumberingAfterBreak="0">
+    <w:nsid w:val="3F84628E"/>
+    <w:multiLevelType w:val="hybridMultilevel"/>
+    <w:tmpl w:val="6CAA5022"/>
+    <w:lvl w:ilvl="0" w:tplc="040E0001">
+      <w:start w:val="1"/>
+      <w:numFmt w:val="bullet"/>
+      <w:lvlText w:val=""/>
+      <w:lvlJc w:val="left"/>
+      <w:pPr>
+        <w:ind w:left="720" w:hanging="360"/>
+      </w:pPr>
+      <w:rPr>
+        <w:rFonts w:ascii="Symbol" w:hAnsi="Symbol" w:hint="default"/>
+      </w:rPr>
+    </w:lvl>
+    <w:lvl w:ilvl="1" w:tplc="040E0003">
+      <w:start w:val="1"/>
+      <w:numFmt w:val="bullet"/>
+      <w:lvlText w:val="o"/>
+      <w:lvlJc w:val="left"/>
+      <w:pPr>
+        <w:ind w:left="1440" w:hanging="360"/>
+      </w:pPr>
+      <w:rPr>
+        <w:rFonts w:ascii="Courier New" w:hAnsi="Courier New" w:cs="Courier New" w:hint="default"/>
+      </w:rPr>
+    </w:lvl>
+    <w:lvl w:ilvl="2" w:tplc="040E0005" w:tentative="1">
+      <w:start w:val="1"/>
+      <w:numFmt w:val="bullet"/>
+      <w:lvlText w:val=""/>
+      <w:lvlJc w:val="left"/>
+      <w:pPr>
+        <w:ind w:left="2160" w:hanging="360"/>
+      </w:pPr>
+      <w:rPr>
+        <w:rFonts w:ascii="Wingdings" w:hAnsi="Wingdings" w:hint="default"/>
+      </w:rPr>
+    </w:lvl>
+    <w:lvl w:ilvl="3" w:tplc="040E0001" w:tentative="1">
+      <w:start w:val="1"/>
+      <w:numFmt w:val="bullet"/>
+      <w:lvlText w:val=""/>
+      <w:lvlJc w:val="left"/>
+      <w:pPr>
+        <w:ind w:left="2880" w:hanging="360"/>
+      </w:pPr>
+      <w:rPr>
+        <w:rFonts w:ascii="Symbol" w:hAnsi="Symbol" w:hint="default"/>
+      </w:rPr>
+    </w:lvl>
+    <w:lvl w:ilvl="4" w:tplc="040E0003" w:tentative="1">
+      <w:start w:val="1"/>
+      <w:numFmt w:val="bullet"/>
+      <w:lvlText w:val="o"/>
+      <w:lvlJc w:val="left"/>
+      <w:pPr>
+        <w:ind w:left="3600" w:hanging="360"/>
+      </w:pPr>
+      <w:rPr>
+        <w:rFonts w:ascii="Courier New" w:hAnsi="Courier New" w:cs="Courier New" w:hint="default"/>
+      </w:rPr>
+    </w:lvl>
+    <w:lvl w:ilvl="5" w:tplc="040E0005" w:tentative="1">
+      <w:start w:val="1"/>
+      <w:numFmt w:val="bullet"/>
+      <w:lvlText w:val=""/>
+      <w:lvlJc w:val="left"/>
+      <w:pPr>
+        <w:ind w:left="4320" w:hanging="360"/>
+      </w:pPr>
+      <w:rPr>
+        <w:rFonts w:ascii="Wingdings" w:hAnsi="Wingdings" w:hint="default"/>
+      </w:rPr>
+    </w:lvl>
+    <w:lvl w:ilvl="6" w:tplc="040E0001" w:tentative="1">
+      <w:start w:val="1"/>
+      <w:numFmt w:val="bullet"/>
+      <w:lvlText w:val=""/>
+      <w:lvlJc w:val="left"/>
+      <w:pPr>
+        <w:ind w:left="5040" w:hanging="360"/>
+      </w:pPr>
+      <w:rPr>
+        <w:rFonts w:ascii="Symbol" w:hAnsi="Symbol" w:hint="default"/>
+      </w:rPr>
+    </w:lvl>
+    <w:lvl w:ilvl="7" w:tplc="040E0003" w:tentative="1">
+      <w:start w:val="1"/>
+      <w:numFmt w:val="bullet"/>
+      <w:lvlText w:val="o"/>
+      <w:lvlJc w:val="left"/>
+      <w:pPr>
+        <w:ind w:left="5760" w:hanging="360"/>
+      </w:pPr>
+      <w:rPr>
+        <w:rFonts w:ascii="Courier New" w:hAnsi="Courier New" w:cs="Courier New" w:hint="default"/>
+      </w:rPr>
+    </w:lvl>
+    <w:lvl w:ilvl="8" w:tplc="040E0005" w:tentative="1">
+      <w:start w:val="1"/>
+      <w:numFmt w:val="bullet"/>
+      <w:lvlText w:val=""/>
+      <w:lvlJc w:val="left"/>
+      <w:pPr>
+        <w:ind w:left="6480" w:hanging="360"/>
+      </w:pPr>
+      <w:rPr>
+        <w:rFonts w:ascii="Wingdings" w:hAnsi="Wingdings" w:hint="default"/>
+      </w:rPr>
+    </w:lvl>
+  </w:abstractNum>
+  <w:abstractNum w:abstractNumId="15" w15:restartNumberingAfterBreak="0">
     <w:nsid w:val="41AE0041"/>
     <w:multiLevelType w:val="hybridMultilevel"/>
     <w:tmpl w:val="8F342C00"/>
@@ -8608,7 +9674,120 @@
       </w:pPr>
     </w:lvl>
   </w:abstractNum>
-  <w:abstractNum w:abstractNumId="12" w15:restartNumberingAfterBreak="0">
+  <w:abstractNum w:abstractNumId="16" w15:restartNumberingAfterBreak="0">
+    <w:nsid w:val="45174880"/>
+    <w:multiLevelType w:val="hybridMultilevel"/>
+    <w:tmpl w:val="2F24F730"/>
+    <w:lvl w:ilvl="0" w:tplc="040E0001">
+      <w:start w:val="1"/>
+      <w:numFmt w:val="bullet"/>
+      <w:lvlText w:val=""/>
+      <w:lvlJc w:val="left"/>
+      <w:pPr>
+        <w:ind w:left="720" w:hanging="360"/>
+      </w:pPr>
+      <w:rPr>
+        <w:rFonts w:ascii="Symbol" w:hAnsi="Symbol" w:hint="default"/>
+      </w:rPr>
+    </w:lvl>
+    <w:lvl w:ilvl="1" w:tplc="040E0003" w:tentative="1">
+      <w:start w:val="1"/>
+      <w:numFmt w:val="bullet"/>
+      <w:lvlText w:val="o"/>
+      <w:lvlJc w:val="left"/>
+      <w:pPr>
+        <w:ind w:left="1440" w:hanging="360"/>
+      </w:pPr>
+      <w:rPr>
+        <w:rFonts w:ascii="Courier New" w:hAnsi="Courier New" w:cs="Courier New" w:hint="default"/>
+      </w:rPr>
+    </w:lvl>
+    <w:lvl w:ilvl="2" w:tplc="040E0005" w:tentative="1">
+      <w:start w:val="1"/>
+      <w:numFmt w:val="bullet"/>
+      <w:lvlText w:val=""/>
+      <w:lvlJc w:val="left"/>
+      <w:pPr>
+        <w:ind w:left="2160" w:hanging="360"/>
+      </w:pPr>
+      <w:rPr>
+        <w:rFonts w:ascii="Wingdings" w:hAnsi="Wingdings" w:hint="default"/>
+      </w:rPr>
+    </w:lvl>
+    <w:lvl w:ilvl="3" w:tplc="040E0001" w:tentative="1">
+      <w:start w:val="1"/>
+      <w:numFmt w:val="bullet"/>
+      <w:lvlText w:val=""/>
+      <w:lvlJc w:val="left"/>
+      <w:pPr>
+        <w:ind w:left="2880" w:hanging="360"/>
+      </w:pPr>
+      <w:rPr>
+        <w:rFonts w:ascii="Symbol" w:hAnsi="Symbol" w:hint="default"/>
+      </w:rPr>
+    </w:lvl>
+    <w:lvl w:ilvl="4" w:tplc="040E0003" w:tentative="1">
+      <w:start w:val="1"/>
+      <w:numFmt w:val="bullet"/>
+      <w:lvlText w:val="o"/>
+      <w:lvlJc w:val="left"/>
+      <w:pPr>
+        <w:ind w:left="3600" w:hanging="360"/>
+      </w:pPr>
+      <w:rPr>
+        <w:rFonts w:ascii="Courier New" w:hAnsi="Courier New" w:cs="Courier New" w:hint="default"/>
+      </w:rPr>
+    </w:lvl>
+    <w:lvl w:ilvl="5" w:tplc="040E0005" w:tentative="1">
+      <w:start w:val="1"/>
+      <w:numFmt w:val="bullet"/>
+      <w:lvlText w:val=""/>
+      <w:lvlJc w:val="left"/>
+      <w:pPr>
+        <w:ind w:left="4320" w:hanging="360"/>
+      </w:pPr>
+      <w:rPr>
+        <w:rFonts w:ascii="Wingdings" w:hAnsi="Wingdings" w:hint="default"/>
+      </w:rPr>
+    </w:lvl>
+    <w:lvl w:ilvl="6" w:tplc="040E0001" w:tentative="1">
+      <w:start w:val="1"/>
+      <w:numFmt w:val="bullet"/>
+      <w:lvlText w:val=""/>
+      <w:lvlJc w:val="left"/>
+      <w:pPr>
+        <w:ind w:left="5040" w:hanging="360"/>
+      </w:pPr>
+      <w:rPr>
+        <w:rFonts w:ascii="Symbol" w:hAnsi="Symbol" w:hint="default"/>
+      </w:rPr>
+    </w:lvl>
+    <w:lvl w:ilvl="7" w:tplc="040E0003" w:tentative="1">
+      <w:start w:val="1"/>
+      <w:numFmt w:val="bullet"/>
+      <w:lvlText w:val="o"/>
+      <w:lvlJc w:val="left"/>
+      <w:pPr>
+        <w:ind w:left="5760" w:hanging="360"/>
+      </w:pPr>
+      <w:rPr>
+        <w:rFonts w:ascii="Courier New" w:hAnsi="Courier New" w:cs="Courier New" w:hint="default"/>
+      </w:rPr>
+    </w:lvl>
+    <w:lvl w:ilvl="8" w:tplc="040E0005" w:tentative="1">
+      <w:start w:val="1"/>
+      <w:numFmt w:val="bullet"/>
+      <w:lvlText w:val=""/>
+      <w:lvlJc w:val="left"/>
+      <w:pPr>
+        <w:ind w:left="6480" w:hanging="360"/>
+      </w:pPr>
+      <w:rPr>
+        <w:rFonts w:ascii="Wingdings" w:hAnsi="Wingdings" w:hint="default"/>
+      </w:rPr>
+    </w:lvl>
+  </w:abstractNum>
+  <w:abstractNum w:abstractNumId="17" w15:restartNumberingAfterBreak="0">
     <w:nsid w:val="4D5D3542"/>
     <w:multiLevelType w:val="hybridMultilevel"/>
     <w:tmpl w:val="BE6851CC"/>
@@ -8721,7 +9900,7 @@
       </w:rPr>
     </w:lvl>
   </w:abstractNum>
-  <w:abstractNum w:abstractNumId="13" w15:restartNumberingAfterBreak="0">
+  <w:abstractNum w:abstractNumId="18" w15:restartNumberingAfterBreak="0">
     <w:nsid w:val="54976762"/>
     <w:multiLevelType w:val="hybridMultilevel"/>
     <w:tmpl w:val="B4E67546"/>
@@ -8834,7 +10013,7 @@
       </w:rPr>
     </w:lvl>
   </w:abstractNum>
-  <w:abstractNum w:abstractNumId="14" w15:restartNumberingAfterBreak="0">
+  <w:abstractNum w:abstractNumId="19" w15:restartNumberingAfterBreak="0">
     <w:nsid w:val="56746A7D"/>
     <w:multiLevelType w:val="hybridMultilevel"/>
     <w:tmpl w:val="3B50CA50"/>
@@ -8947,7 +10126,7 @@
       </w:rPr>
     </w:lvl>
   </w:abstractNum>
-  <w:abstractNum w:abstractNumId="15" w15:restartNumberingAfterBreak="0">
+  <w:abstractNum w:abstractNumId="20" w15:restartNumberingAfterBreak="0">
     <w:nsid w:val="58091DE9"/>
     <w:multiLevelType w:val="hybridMultilevel"/>
     <w:tmpl w:val="373C5A0E"/>
@@ -9060,7 +10239,7 @@
       </w:rPr>
     </w:lvl>
   </w:abstractNum>
-  <w:abstractNum w:abstractNumId="16" w15:restartNumberingAfterBreak="0">
+  <w:abstractNum w:abstractNumId="21" w15:restartNumberingAfterBreak="0">
     <w:nsid w:val="5E8B3339"/>
     <w:multiLevelType w:val="hybridMultilevel"/>
     <w:tmpl w:val="BD0E4D82"/>
@@ -9173,7 +10352,7 @@
       </w:rPr>
     </w:lvl>
   </w:abstractNum>
-  <w:abstractNum w:abstractNumId="17" w15:restartNumberingAfterBreak="0">
+  <w:abstractNum w:abstractNumId="22" w15:restartNumberingAfterBreak="0">
     <w:nsid w:val="65763252"/>
     <w:multiLevelType w:val="hybridMultilevel"/>
     <w:tmpl w:val="0D8E71EC"/>
@@ -9286,7 +10465,7 @@
       </w:rPr>
     </w:lvl>
   </w:abstractNum>
-  <w:abstractNum w:abstractNumId="18" w15:restartNumberingAfterBreak="0">
+  <w:abstractNum w:abstractNumId="23" w15:restartNumberingAfterBreak="0">
     <w:nsid w:val="65C92928"/>
     <w:multiLevelType w:val="hybridMultilevel"/>
     <w:tmpl w:val="35DC8B3E"/>
@@ -9399,7 +10578,120 @@
       </w:rPr>
     </w:lvl>
   </w:abstractNum>
-  <w:abstractNum w:abstractNumId="19" w15:restartNumberingAfterBreak="0">
+  <w:abstractNum w:abstractNumId="24" w15:restartNumberingAfterBreak="0">
+    <w:nsid w:val="6618034E"/>
+    <w:multiLevelType w:val="hybridMultilevel"/>
+    <w:tmpl w:val="F2D0C2DA"/>
+    <w:lvl w:ilvl="0" w:tplc="040E0001">
+      <w:start w:val="1"/>
+      <w:numFmt w:val="bullet"/>
+      <w:lvlText w:val=""/>
+      <w:lvlJc w:val="left"/>
+      <w:pPr>
+        <w:ind w:left="720" w:hanging="360"/>
+      </w:pPr>
+      <w:rPr>
+        <w:rFonts w:ascii="Symbol" w:hAnsi="Symbol" w:hint="default"/>
+      </w:rPr>
+    </w:lvl>
+    <w:lvl w:ilvl="1" w:tplc="040E0003" w:tentative="1">
+      <w:start w:val="1"/>
+      <w:numFmt w:val="bullet"/>
+      <w:lvlText w:val="o"/>
+      <w:lvlJc w:val="left"/>
+      <w:pPr>
+        <w:ind w:left="1440" w:hanging="360"/>
+      </w:pPr>
+      <w:rPr>
+        <w:rFonts w:ascii="Courier New" w:hAnsi="Courier New" w:cs="Courier New" w:hint="default"/>
+      </w:rPr>
+    </w:lvl>
+    <w:lvl w:ilvl="2" w:tplc="040E0005" w:tentative="1">
+      <w:start w:val="1"/>
+      <w:numFmt w:val="bullet"/>
+      <w:lvlText w:val=""/>
+      <w:lvlJc w:val="left"/>
+      <w:pPr>
+        <w:ind w:left="2160" w:hanging="360"/>
+      </w:pPr>
+      <w:rPr>
+        <w:rFonts w:ascii="Wingdings" w:hAnsi="Wingdings" w:hint="default"/>
+      </w:rPr>
+    </w:lvl>
+    <w:lvl w:ilvl="3" w:tplc="040E0001" w:tentative="1">
+      <w:start w:val="1"/>
+      <w:numFmt w:val="bullet"/>
+      <w:lvlText w:val=""/>
+      <w:lvlJc w:val="left"/>
+      <w:pPr>
+        <w:ind w:left="2880" w:hanging="360"/>
+      </w:pPr>
+      <w:rPr>
+        <w:rFonts w:ascii="Symbol" w:hAnsi="Symbol" w:hint="default"/>
+      </w:rPr>
+    </w:lvl>
+    <w:lvl w:ilvl="4" w:tplc="040E0003" w:tentative="1">
+      <w:start w:val="1"/>
+      <w:numFmt w:val="bullet"/>
+      <w:lvlText w:val="o"/>
+      <w:lvlJc w:val="left"/>
+      <w:pPr>
+        <w:ind w:left="3600" w:hanging="360"/>
+      </w:pPr>
+      <w:rPr>
+        <w:rFonts w:ascii="Courier New" w:hAnsi="Courier New" w:cs="Courier New" w:hint="default"/>
+      </w:rPr>
+    </w:lvl>
+    <w:lvl w:ilvl="5" w:tplc="040E0005" w:tentative="1">
+      <w:start w:val="1"/>
+      <w:numFmt w:val="bullet"/>
+      <w:lvlText w:val=""/>
+      <w:lvlJc w:val="left"/>
+      <w:pPr>
+        <w:ind w:left="4320" w:hanging="360"/>
+      </w:pPr>
+      <w:rPr>
+        <w:rFonts w:ascii="Wingdings" w:hAnsi="Wingdings" w:hint="default"/>
+      </w:rPr>
+    </w:lvl>
+    <w:lvl w:ilvl="6" w:tplc="040E0001" w:tentative="1">
+      <w:start w:val="1"/>
+      <w:numFmt w:val="bullet"/>
+      <w:lvlText w:val=""/>
+      <w:lvlJc w:val="left"/>
+      <w:pPr>
+        <w:ind w:left="5040" w:hanging="360"/>
+      </w:pPr>
+      <w:rPr>
+        <w:rFonts w:ascii="Symbol" w:hAnsi="Symbol" w:hint="default"/>
+      </w:rPr>
+    </w:lvl>
+    <w:lvl w:ilvl="7" w:tplc="040E0003" w:tentative="1">
+      <w:start w:val="1"/>
+      <w:numFmt w:val="bullet"/>
+      <w:lvlText w:val="o"/>
+      <w:lvlJc w:val="left"/>
+      <w:pPr>
+        <w:ind w:left="5760" w:hanging="360"/>
+      </w:pPr>
+      <w:rPr>
+        <w:rFonts w:ascii="Courier New" w:hAnsi="Courier New" w:cs="Courier New" w:hint="default"/>
+      </w:rPr>
+    </w:lvl>
+    <w:lvl w:ilvl="8" w:tplc="040E0005" w:tentative="1">
+      <w:start w:val="1"/>
+      <w:numFmt w:val="bullet"/>
+      <w:lvlText w:val=""/>
+      <w:lvlJc w:val="left"/>
+      <w:pPr>
+        <w:ind w:left="6480" w:hanging="360"/>
+      </w:pPr>
+      <w:rPr>
+        <w:rFonts w:ascii="Wingdings" w:hAnsi="Wingdings" w:hint="default"/>
+      </w:rPr>
+    </w:lvl>
+  </w:abstractNum>
+  <w:abstractNum w:abstractNumId="25" w15:restartNumberingAfterBreak="0">
     <w:nsid w:val="68A95C64"/>
     <w:multiLevelType w:val="hybridMultilevel"/>
     <w:tmpl w:val="6B60DA3C"/>
@@ -9512,7 +10804,7 @@
       </w:rPr>
     </w:lvl>
   </w:abstractNum>
-  <w:abstractNum w:abstractNumId="20" w15:restartNumberingAfterBreak="0">
+  <w:abstractNum w:abstractNumId="26" w15:restartNumberingAfterBreak="0">
     <w:nsid w:val="6C4D084A"/>
     <w:multiLevelType w:val="hybridMultilevel"/>
     <w:tmpl w:val="8FFC30E6"/>
@@ -9598,7 +10890,7 @@
       </w:pPr>
     </w:lvl>
   </w:abstractNum>
-  <w:abstractNum w:abstractNumId="21" w15:restartNumberingAfterBreak="0">
+  <w:abstractNum w:abstractNumId="27" w15:restartNumberingAfterBreak="0">
     <w:nsid w:val="74361AF2"/>
     <w:multiLevelType w:val="multilevel"/>
     <w:tmpl w:val="60AE835C"/>
@@ -9609,7 +10901,7 @@
       <w:lvlText w:val="%1."/>
       <w:lvlJc w:val="left"/>
       <w:pPr>
-        <w:ind w:left="360" w:hanging="360"/>
+        <w:ind w:left="502" w:hanging="360"/>
       </w:pPr>
     </w:lvl>
     <w:lvl w:ilvl="1">
@@ -9693,7 +10985,7 @@
       </w:pPr>
     </w:lvl>
   </w:abstractNum>
-  <w:abstractNum w:abstractNumId="22" w15:restartNumberingAfterBreak="0">
+  <w:abstractNum w:abstractNumId="28" w15:restartNumberingAfterBreak="0">
     <w:nsid w:val="7DD36580"/>
     <w:multiLevelType w:val="hybridMultilevel"/>
     <w:tmpl w:val="AF8890DE"/>
@@ -9807,37 +11099,37 @@
     </w:lvl>
   </w:abstractNum>
   <w:num w:numId="1">
-    <w:abstractNumId w:val="20"/>
+    <w:abstractNumId w:val="26"/>
   </w:num>
   <w:num w:numId="2">
+    <w:abstractNumId w:val="6"/>
+  </w:num>
+  <w:num w:numId="3">
     <w:abstractNumId w:val="5"/>
   </w:num>
-  <w:num w:numId="3">
+  <w:num w:numId="4">
+    <w:abstractNumId w:val="1"/>
+  </w:num>
+  <w:num w:numId="5">
+    <w:abstractNumId w:val="3"/>
+  </w:num>
+  <w:num w:numId="6">
+    <w:abstractNumId w:val="9"/>
+  </w:num>
+  <w:num w:numId="7">
+    <w:abstractNumId w:val="2"/>
+  </w:num>
+  <w:num w:numId="8">
     <w:abstractNumId w:val="4"/>
   </w:num>
-  <w:num w:numId="4">
-    <w:abstractNumId w:val="0"/>
-  </w:num>
-  <w:num w:numId="5">
-    <w:abstractNumId w:val="2"/>
-  </w:num>
-  <w:num w:numId="6">
-    <w:abstractNumId w:val="7"/>
-  </w:num>
-  <w:num w:numId="7">
-    <w:abstractNumId w:val="1"/>
-  </w:num>
-  <w:num w:numId="8">
-    <w:abstractNumId w:val="3"/>
-  </w:num>
   <w:num w:numId="9">
-    <w:abstractNumId w:val="17"/>
+    <w:abstractNumId w:val="22"/>
   </w:num>
   <w:num w:numId="10">
-    <w:abstractNumId w:val="18"/>
+    <w:abstractNumId w:val="23"/>
   </w:num>
   <w:num w:numId="11">
-    <w:abstractNumId w:val="3"/>
+    <w:abstractNumId w:val="4"/>
     <w:lvlOverride w:ilvl="0">
       <w:startOverride w:val="1"/>
     </w:lvlOverride>
@@ -9867,7 +11159,7 @@
     </w:lvlOverride>
   </w:num>
   <w:num w:numId="12">
-    <w:abstractNumId w:val="3"/>
+    <w:abstractNumId w:val="4"/>
     <w:lvlOverride w:ilvl="0">
       <w:startOverride w:val="1"/>
     </w:lvlOverride>
@@ -9897,7 +11189,7 @@
     </w:lvlOverride>
   </w:num>
   <w:num w:numId="13">
-    <w:abstractNumId w:val="3"/>
+    <w:abstractNumId w:val="4"/>
     <w:lvlOverride w:ilvl="0">
       <w:startOverride w:val="1"/>
     </w:lvlOverride>
@@ -9927,46 +11219,64 @@
     </w:lvlOverride>
   </w:num>
   <w:num w:numId="14">
+    <w:abstractNumId w:val="27"/>
+  </w:num>
+  <w:num w:numId="15">
+    <w:abstractNumId w:val="27"/>
+  </w:num>
+  <w:num w:numId="16">
+    <w:abstractNumId w:val="28"/>
+  </w:num>
+  <w:num w:numId="17">
+    <w:abstractNumId w:val="10"/>
+  </w:num>
+  <w:num w:numId="18">
     <w:abstractNumId w:val="21"/>
   </w:num>
-  <w:num w:numId="15">
-    <w:abstractNumId w:val="21"/>
+  <w:num w:numId="19">
+    <w:abstractNumId w:val="7"/>
   </w:num>
-  <w:num w:numId="16">
-    <w:abstractNumId w:val="22"/>
+  <w:num w:numId="20">
+    <w:abstractNumId w:val="13"/>
   </w:num>
-  <w:num w:numId="17">
+  <w:num w:numId="21">
+    <w:abstractNumId w:val="19"/>
+  </w:num>
+  <w:num w:numId="22">
+    <w:abstractNumId w:val="20"/>
+  </w:num>
+  <w:num w:numId="23">
+    <w:abstractNumId w:val="11"/>
+  </w:num>
+  <w:num w:numId="24">
+    <w:abstractNumId w:val="15"/>
+  </w:num>
+  <w:num w:numId="25">
+    <w:abstractNumId w:val="25"/>
+  </w:num>
+  <w:num w:numId="26">
+    <w:abstractNumId w:val="18"/>
+  </w:num>
+  <w:num w:numId="27">
+    <w:abstractNumId w:val="17"/>
+  </w:num>
+  <w:num w:numId="28">
+    <w:abstractNumId w:val="12"/>
+  </w:num>
+  <w:num w:numId="29">
+    <w:abstractNumId w:val="14"/>
+  </w:num>
+  <w:num w:numId="30">
+    <w:abstractNumId w:val="16"/>
+  </w:num>
+  <w:num w:numId="31">
+    <w:abstractNumId w:val="0"/>
+  </w:num>
+  <w:num w:numId="32">
     <w:abstractNumId w:val="8"/>
   </w:num>
-  <w:num w:numId="18">
-    <w:abstractNumId w:val="16"/>
-  </w:num>
-  <w:num w:numId="19">
-    <w:abstractNumId w:val="6"/>
-  </w:num>
-  <w:num w:numId="20">
-    <w:abstractNumId w:val="10"/>
-  </w:num>
-  <w:num w:numId="21">
-    <w:abstractNumId w:val="14"/>
-  </w:num>
-  <w:num w:numId="22">
-    <w:abstractNumId w:val="15"/>
-  </w:num>
-  <w:num w:numId="23">
-    <w:abstractNumId w:val="9"/>
-  </w:num>
-  <w:num w:numId="24">
-    <w:abstractNumId w:val="11"/>
-  </w:num>
-  <w:num w:numId="25">
-    <w:abstractNumId w:val="19"/>
-  </w:num>
-  <w:num w:numId="26">
-    <w:abstractNumId w:val="13"/>
-  </w:num>
-  <w:num w:numId="27">
-    <w:abstractNumId w:val="12"/>
+  <w:num w:numId="33">
+    <w:abstractNumId w:val="24"/>
   </w:num>
 </w:numbering>
 </file>
@@ -10389,6 +11699,7 @@
         <w:numId w:val="14"/>
       </w:numPr>
       <w:spacing w:before="240" w:after="0"/>
+      <w:ind w:left="360"/>
       <w:outlineLvl w:val="0"/>
     </w:pPr>
     <w:rPr>

--- a/docs/Okligon.docx
+++ b/docs/Okligon.docx
@@ -108,7 +108,7 @@
         <w:br w:type="page"/>
       </w:r>
     </w:p>
-    <w:bookmarkStart w:id="0" w:name="_Toc239746184" w:displacedByCustomXml="next"/>
+    <w:bookmarkStart w:id="0" w:name="_Toc239833677" w:displacedByCustomXml="next"/>
     <w:sdt>
       <w:sdtPr>
         <w:rPr>
@@ -157,8 +157,7 @@
             <w:rPr>
               <w:rFonts w:eastAsiaTheme="minorEastAsia"/>
               <w:noProof/>
-              <w:sz w:val="32"/>
-              <w:szCs w:val="32"/>
+              <w:sz w:val="22"/>
               <w:lang w:eastAsia="hu-HU"/>
             </w:rPr>
           </w:pPr>
@@ -183,13 +182,11 @@
             </w:rPr>
             <w:fldChar w:fldCharType="separate"/>
           </w:r>
-          <w:hyperlink w:anchor="_Toc239746184" w:history="1">
+          <w:hyperlink w:anchor="_Toc239833677" w:history="1">
             <w:r>
               <w:rPr>
                 <w:rStyle w:val="Hiperhivatkozs"/>
                 <w:noProof/>
-                <w:sz w:val="32"/>
-                <w:szCs w:val="32"/>
               </w:rPr>
               <w:t>1.</w:t>
             </w:r>
@@ -197,8 +194,7 @@
               <w:rPr>
                 <w:rFonts w:eastAsiaTheme="minorEastAsia"/>
                 <w:noProof/>
-                <w:sz w:val="32"/>
-                <w:szCs w:val="32"/>
+                <w:sz w:val="22"/>
                 <w:lang w:eastAsia="hu-HU"/>
               </w:rPr>
               <w:tab/>
@@ -207,8 +203,6 @@
               <w:rPr>
                 <w:rStyle w:val="Hiperhivatkozs"/>
                 <w:noProof/>
-                <w:sz w:val="32"/>
-                <w:szCs w:val="32"/>
               </w:rPr>
               <w:t>Tartalomjegyzék</w:t>
             </w:r>
@@ -216,8 +210,6 @@
               <w:rPr>
                 <w:noProof/>
                 <w:webHidden/>
-                <w:sz w:val="32"/>
-                <w:szCs w:val="32"/>
               </w:rPr>
               <w:tab/>
             </w:r>
@@ -225,8 +217,6 @@
               <w:rPr>
                 <w:noProof/>
                 <w:webHidden/>
-                <w:sz w:val="32"/>
-                <w:szCs w:val="32"/>
               </w:rPr>
               <w:fldChar w:fldCharType="begin"/>
             </w:r>
@@ -234,25 +224,19 @@
               <w:rPr>
                 <w:noProof/>
                 <w:webHidden/>
-                <w:sz w:val="32"/>
-                <w:szCs w:val="32"/>
-              </w:rPr>
-              <w:instrText xml:space="preserve"> PAGEREF _Toc239746184 \h </w:instrText>
-            </w:r>
-            <w:r>
-              <w:rPr>
-                <w:noProof/>
-                <w:webHidden/>
-                <w:sz w:val="32"/>
-                <w:szCs w:val="32"/>
-              </w:rPr>
-            </w:r>
-            <w:r>
-              <w:rPr>
-                <w:noProof/>
-                <w:webHidden/>
-                <w:sz w:val="32"/>
-                <w:szCs w:val="32"/>
+              </w:rPr>
+              <w:instrText xml:space="preserve"> PAGEREF _Toc239833677 \h </w:instrText>
+            </w:r>
+            <w:r>
+              <w:rPr>
+                <w:noProof/>
+                <w:webHidden/>
+              </w:rPr>
+            </w:r>
+            <w:r>
+              <w:rPr>
+                <w:noProof/>
+                <w:webHidden/>
               </w:rPr>
               <w:fldChar w:fldCharType="separate"/>
             </w:r>
@@ -260,8 +244,6 @@
               <w:rPr>
                 <w:noProof/>
                 <w:webHidden/>
-                <w:sz w:val="32"/>
-                <w:szCs w:val="32"/>
               </w:rPr>
               <w:t>2</w:t>
             </w:r>
@@ -269,8 +251,6 @@
               <w:rPr>
                 <w:noProof/>
                 <w:webHidden/>
-                <w:sz w:val="32"/>
-                <w:szCs w:val="32"/>
               </w:rPr>
               <w:fldChar w:fldCharType="end"/>
             </w:r>
@@ -286,18 +266,15 @@
             <w:rPr>
               <w:rFonts w:eastAsiaTheme="minorEastAsia"/>
               <w:noProof/>
-              <w:sz w:val="32"/>
-              <w:szCs w:val="32"/>
+              <w:sz w:val="22"/>
               <w:lang w:eastAsia="hu-HU"/>
             </w:rPr>
           </w:pPr>
-          <w:hyperlink w:anchor="_Toc239746185" w:history="1">
+          <w:hyperlink w:anchor="_Toc239833678" w:history="1">
             <w:r>
               <w:rPr>
                 <w:rStyle w:val="Hiperhivatkozs"/>
                 <w:noProof/>
-                <w:sz w:val="32"/>
-                <w:szCs w:val="32"/>
                 <w:lang w:eastAsia="hu-HU"/>
               </w:rPr>
               <w:t>2.</w:t>
@@ -306,8 +283,7 @@
               <w:rPr>
                 <w:rFonts w:eastAsiaTheme="minorEastAsia"/>
                 <w:noProof/>
-                <w:sz w:val="32"/>
-                <w:szCs w:val="32"/>
+                <w:sz w:val="22"/>
                 <w:lang w:eastAsia="hu-HU"/>
               </w:rPr>
               <w:tab/>
@@ -316,8 +292,6 @@
               <w:rPr>
                 <w:rStyle w:val="Hiperhivatkozs"/>
                 <w:noProof/>
-                <w:sz w:val="32"/>
-                <w:szCs w:val="32"/>
                 <w:lang w:eastAsia="hu-HU"/>
               </w:rPr>
               <w:t>Bevezetés</w:t>
@@ -326,8 +300,6 @@
               <w:rPr>
                 <w:noProof/>
                 <w:webHidden/>
-                <w:sz w:val="32"/>
-                <w:szCs w:val="32"/>
               </w:rPr>
               <w:tab/>
             </w:r>
@@ -335,8 +307,6 @@
               <w:rPr>
                 <w:noProof/>
                 <w:webHidden/>
-                <w:sz w:val="32"/>
-                <w:szCs w:val="32"/>
               </w:rPr>
               <w:fldChar w:fldCharType="begin"/>
             </w:r>
@@ -344,25 +314,19 @@
               <w:rPr>
                 <w:noProof/>
                 <w:webHidden/>
-                <w:sz w:val="32"/>
-                <w:szCs w:val="32"/>
-              </w:rPr>
-              <w:instrText xml:space="preserve"> PAGEREF _Toc239746185 \h </w:instrText>
-            </w:r>
-            <w:r>
-              <w:rPr>
-                <w:noProof/>
-                <w:webHidden/>
-                <w:sz w:val="32"/>
-                <w:szCs w:val="32"/>
-              </w:rPr>
-            </w:r>
-            <w:r>
-              <w:rPr>
-                <w:noProof/>
-                <w:webHidden/>
-                <w:sz w:val="32"/>
-                <w:szCs w:val="32"/>
+              </w:rPr>
+              <w:instrText xml:space="preserve"> PAGEREF _Toc239833678 \h </w:instrText>
+            </w:r>
+            <w:r>
+              <w:rPr>
+                <w:noProof/>
+                <w:webHidden/>
+              </w:rPr>
+            </w:r>
+            <w:r>
+              <w:rPr>
+                <w:noProof/>
+                <w:webHidden/>
               </w:rPr>
               <w:fldChar w:fldCharType="separate"/>
             </w:r>
@@ -370,8 +334,6 @@
               <w:rPr>
                 <w:noProof/>
                 <w:webHidden/>
-                <w:sz w:val="32"/>
-                <w:szCs w:val="32"/>
               </w:rPr>
               <w:t>4</w:t>
             </w:r>
@@ -379,8 +341,6 @@
               <w:rPr>
                 <w:noProof/>
                 <w:webHidden/>
-                <w:sz w:val="32"/>
-                <w:szCs w:val="32"/>
               </w:rPr>
               <w:fldChar w:fldCharType="end"/>
             </w:r>
@@ -396,18 +356,15 @@
             <w:rPr>
               <w:rFonts w:eastAsiaTheme="minorEastAsia"/>
               <w:noProof/>
-              <w:sz w:val="32"/>
-              <w:szCs w:val="32"/>
+              <w:sz w:val="22"/>
               <w:lang w:eastAsia="hu-HU"/>
             </w:rPr>
           </w:pPr>
-          <w:hyperlink w:anchor="_Toc239746186" w:history="1">
+          <w:hyperlink w:anchor="_Toc239833679" w:history="1">
             <w:r>
               <w:rPr>
                 <w:rStyle w:val="Hiperhivatkozs"/>
                 <w:noProof/>
-                <w:sz w:val="32"/>
-                <w:szCs w:val="32"/>
                 <w:lang w:eastAsia="hu-HU"/>
               </w:rPr>
               <w:t>2.1</w:t>
@@ -416,8 +373,7 @@
               <w:rPr>
                 <w:rFonts w:eastAsiaTheme="minorEastAsia"/>
                 <w:noProof/>
-                <w:sz w:val="32"/>
-                <w:szCs w:val="32"/>
+                <w:sz w:val="22"/>
                 <w:lang w:eastAsia="hu-HU"/>
               </w:rPr>
               <w:tab/>
@@ -426,8 +382,6 @@
               <w:rPr>
                 <w:rStyle w:val="Hiperhivatkozs"/>
                 <w:noProof/>
-                <w:sz w:val="32"/>
-                <w:szCs w:val="32"/>
                 <w:lang w:eastAsia="hu-HU"/>
               </w:rPr>
               <w:t>Feladat címe</w:t>
@@ -436,8 +390,6 @@
               <w:rPr>
                 <w:noProof/>
                 <w:webHidden/>
-                <w:sz w:val="32"/>
-                <w:szCs w:val="32"/>
               </w:rPr>
               <w:tab/>
             </w:r>
@@ -445,8 +397,6 @@
               <w:rPr>
                 <w:noProof/>
                 <w:webHidden/>
-                <w:sz w:val="32"/>
-                <w:szCs w:val="32"/>
               </w:rPr>
               <w:fldChar w:fldCharType="begin"/>
             </w:r>
@@ -454,25 +404,19 @@
               <w:rPr>
                 <w:noProof/>
                 <w:webHidden/>
-                <w:sz w:val="32"/>
-                <w:szCs w:val="32"/>
-              </w:rPr>
-              <w:instrText xml:space="preserve"> PAGEREF _Toc239746186 \h </w:instrText>
-            </w:r>
-            <w:r>
-              <w:rPr>
-                <w:noProof/>
-                <w:webHidden/>
-                <w:sz w:val="32"/>
-                <w:szCs w:val="32"/>
-              </w:rPr>
-            </w:r>
-            <w:r>
-              <w:rPr>
-                <w:noProof/>
-                <w:webHidden/>
-                <w:sz w:val="32"/>
-                <w:szCs w:val="32"/>
+              </w:rPr>
+              <w:instrText xml:space="preserve"> PAGEREF _Toc239833679 \h </w:instrText>
+            </w:r>
+            <w:r>
+              <w:rPr>
+                <w:noProof/>
+                <w:webHidden/>
+              </w:rPr>
+            </w:r>
+            <w:r>
+              <w:rPr>
+                <w:noProof/>
+                <w:webHidden/>
               </w:rPr>
               <w:fldChar w:fldCharType="separate"/>
             </w:r>
@@ -480,8 +424,6 @@
               <w:rPr>
                 <w:noProof/>
                 <w:webHidden/>
-                <w:sz w:val="32"/>
-                <w:szCs w:val="32"/>
               </w:rPr>
               <w:t>4</w:t>
             </w:r>
@@ -489,8 +431,6 @@
               <w:rPr>
                 <w:noProof/>
                 <w:webHidden/>
-                <w:sz w:val="32"/>
-                <w:szCs w:val="32"/>
               </w:rPr>
               <w:fldChar w:fldCharType="end"/>
             </w:r>
@@ -506,18 +446,15 @@
             <w:rPr>
               <w:rFonts w:eastAsiaTheme="minorEastAsia"/>
               <w:noProof/>
-              <w:sz w:val="32"/>
-              <w:szCs w:val="32"/>
+              <w:sz w:val="22"/>
               <w:lang w:eastAsia="hu-HU"/>
             </w:rPr>
           </w:pPr>
-          <w:hyperlink w:anchor="_Toc239746187" w:history="1">
+          <w:hyperlink w:anchor="_Toc239833680" w:history="1">
             <w:r>
               <w:rPr>
                 <w:rStyle w:val="Hiperhivatkozs"/>
                 <w:noProof/>
-                <w:sz w:val="32"/>
-                <w:szCs w:val="32"/>
                 <w:lang w:eastAsia="hu-HU"/>
               </w:rPr>
               <w:t>2.2</w:t>
@@ -526,8 +463,7 @@
               <w:rPr>
                 <w:rFonts w:eastAsiaTheme="minorEastAsia"/>
                 <w:noProof/>
-                <w:sz w:val="32"/>
-                <w:szCs w:val="32"/>
+                <w:sz w:val="22"/>
                 <w:lang w:eastAsia="hu-HU"/>
               </w:rPr>
               <w:tab/>
@@ -536,8 +472,6 @@
               <w:rPr>
                 <w:rStyle w:val="Hiperhivatkozs"/>
                 <w:noProof/>
-                <w:sz w:val="32"/>
-                <w:szCs w:val="32"/>
                 <w:lang w:eastAsia="hu-HU"/>
               </w:rPr>
               <w:t>Feladat háttere</w:t>
@@ -546,8 +480,6 @@
               <w:rPr>
                 <w:noProof/>
                 <w:webHidden/>
-                <w:sz w:val="32"/>
-                <w:szCs w:val="32"/>
               </w:rPr>
               <w:tab/>
             </w:r>
@@ -555,8 +487,6 @@
               <w:rPr>
                 <w:noProof/>
                 <w:webHidden/>
-                <w:sz w:val="32"/>
-                <w:szCs w:val="32"/>
               </w:rPr>
               <w:fldChar w:fldCharType="begin"/>
             </w:r>
@@ -564,25 +494,19 @@
               <w:rPr>
                 <w:noProof/>
                 <w:webHidden/>
-                <w:sz w:val="32"/>
-                <w:szCs w:val="32"/>
-              </w:rPr>
-              <w:instrText xml:space="preserve"> PAGEREF _Toc239746187 \h </w:instrText>
-            </w:r>
-            <w:r>
-              <w:rPr>
-                <w:noProof/>
-                <w:webHidden/>
-                <w:sz w:val="32"/>
-                <w:szCs w:val="32"/>
-              </w:rPr>
-            </w:r>
-            <w:r>
-              <w:rPr>
-                <w:noProof/>
-                <w:webHidden/>
-                <w:sz w:val="32"/>
-                <w:szCs w:val="32"/>
+              </w:rPr>
+              <w:instrText xml:space="preserve"> PAGEREF _Toc239833680 \h </w:instrText>
+            </w:r>
+            <w:r>
+              <w:rPr>
+                <w:noProof/>
+                <w:webHidden/>
+              </w:rPr>
+            </w:r>
+            <w:r>
+              <w:rPr>
+                <w:noProof/>
+                <w:webHidden/>
               </w:rPr>
               <w:fldChar w:fldCharType="separate"/>
             </w:r>
@@ -590,8 +514,6 @@
               <w:rPr>
                 <w:noProof/>
                 <w:webHidden/>
-                <w:sz w:val="32"/>
-                <w:szCs w:val="32"/>
               </w:rPr>
               <w:t>4</w:t>
             </w:r>
@@ -599,8 +521,6 @@
               <w:rPr>
                 <w:noProof/>
                 <w:webHidden/>
-                <w:sz w:val="32"/>
-                <w:szCs w:val="32"/>
               </w:rPr>
               <w:fldChar w:fldCharType="end"/>
             </w:r>
@@ -616,18 +536,15 @@
             <w:rPr>
               <w:rFonts w:eastAsiaTheme="minorEastAsia"/>
               <w:noProof/>
-              <w:sz w:val="32"/>
-              <w:szCs w:val="32"/>
+              <w:sz w:val="22"/>
               <w:lang w:eastAsia="hu-HU"/>
             </w:rPr>
           </w:pPr>
-          <w:hyperlink w:anchor="_Toc239746188" w:history="1">
+          <w:hyperlink w:anchor="_Toc239833681" w:history="1">
             <w:r>
               <w:rPr>
                 <w:rStyle w:val="Hiperhivatkozs"/>
                 <w:noProof/>
-                <w:sz w:val="32"/>
-                <w:szCs w:val="32"/>
                 <w:lang w:eastAsia="hu-HU"/>
               </w:rPr>
               <w:t>2.3</w:t>
@@ -636,8 +553,7 @@
               <w:rPr>
                 <w:rFonts w:eastAsiaTheme="minorEastAsia"/>
                 <w:noProof/>
-                <w:sz w:val="32"/>
-                <w:szCs w:val="32"/>
+                <w:sz w:val="22"/>
                 <w:lang w:eastAsia="hu-HU"/>
               </w:rPr>
               <w:tab/>
@@ -646,8 +562,6 @@
               <w:rPr>
                 <w:rStyle w:val="Hiperhivatkozs"/>
                 <w:noProof/>
-                <w:sz w:val="32"/>
-                <w:szCs w:val="32"/>
                 <w:lang w:eastAsia="hu-HU"/>
               </w:rPr>
               <w:t>Célunk</w:t>
@@ -656,8 +570,6 @@
               <w:rPr>
                 <w:noProof/>
                 <w:webHidden/>
-                <w:sz w:val="32"/>
-                <w:szCs w:val="32"/>
               </w:rPr>
               <w:tab/>
             </w:r>
@@ -665,8 +577,6 @@
               <w:rPr>
                 <w:noProof/>
                 <w:webHidden/>
-                <w:sz w:val="32"/>
-                <w:szCs w:val="32"/>
               </w:rPr>
               <w:fldChar w:fldCharType="begin"/>
             </w:r>
@@ -674,25 +584,19 @@
               <w:rPr>
                 <w:noProof/>
                 <w:webHidden/>
-                <w:sz w:val="32"/>
-                <w:szCs w:val="32"/>
-              </w:rPr>
-              <w:instrText xml:space="preserve"> PAGEREF _Toc239746188 \h </w:instrText>
-            </w:r>
-            <w:r>
-              <w:rPr>
-                <w:noProof/>
-                <w:webHidden/>
-                <w:sz w:val="32"/>
-                <w:szCs w:val="32"/>
-              </w:rPr>
-            </w:r>
-            <w:r>
-              <w:rPr>
-                <w:noProof/>
-                <w:webHidden/>
-                <w:sz w:val="32"/>
-                <w:szCs w:val="32"/>
+              </w:rPr>
+              <w:instrText xml:space="preserve"> PAGEREF _Toc239833681 \h </w:instrText>
+            </w:r>
+            <w:r>
+              <w:rPr>
+                <w:noProof/>
+                <w:webHidden/>
+              </w:rPr>
+            </w:r>
+            <w:r>
+              <w:rPr>
+                <w:noProof/>
+                <w:webHidden/>
               </w:rPr>
               <w:fldChar w:fldCharType="separate"/>
             </w:r>
@@ -700,8 +604,6 @@
               <w:rPr>
                 <w:noProof/>
                 <w:webHidden/>
-                <w:sz w:val="32"/>
-                <w:szCs w:val="32"/>
               </w:rPr>
               <w:t>4</w:t>
             </w:r>
@@ -709,8 +611,6 @@
               <w:rPr>
                 <w:noProof/>
                 <w:webHidden/>
-                <w:sz w:val="32"/>
-                <w:szCs w:val="32"/>
               </w:rPr>
               <w:fldChar w:fldCharType="end"/>
             </w:r>
@@ -726,18 +626,15 @@
             <w:rPr>
               <w:rFonts w:eastAsiaTheme="minorEastAsia"/>
               <w:noProof/>
-              <w:sz w:val="32"/>
-              <w:szCs w:val="32"/>
+              <w:sz w:val="22"/>
               <w:lang w:eastAsia="hu-HU"/>
             </w:rPr>
           </w:pPr>
-          <w:hyperlink w:anchor="_Toc239746189" w:history="1">
+          <w:hyperlink w:anchor="_Toc239833682" w:history="1">
             <w:r>
               <w:rPr>
                 <w:rStyle w:val="Hiperhivatkozs"/>
                 <w:noProof/>
-                <w:sz w:val="32"/>
-                <w:szCs w:val="32"/>
                 <w:lang w:eastAsia="hu-HU"/>
               </w:rPr>
               <w:t>3.</w:t>
@@ -746,8 +643,7 @@
               <w:rPr>
                 <w:rFonts w:eastAsiaTheme="minorEastAsia"/>
                 <w:noProof/>
-                <w:sz w:val="32"/>
-                <w:szCs w:val="32"/>
+                <w:sz w:val="22"/>
                 <w:lang w:eastAsia="hu-HU"/>
               </w:rPr>
               <w:tab/>
@@ -756,8 +652,6 @@
               <w:rPr>
                 <w:rStyle w:val="Hiperhivatkozs"/>
                 <w:noProof/>
-                <w:sz w:val="32"/>
-                <w:szCs w:val="32"/>
                 <w:lang w:eastAsia="hu-HU"/>
               </w:rPr>
               <w:t>Szerepkörök</w:t>
@@ -766,8 +660,6 @@
               <w:rPr>
                 <w:noProof/>
                 <w:webHidden/>
-                <w:sz w:val="32"/>
-                <w:szCs w:val="32"/>
               </w:rPr>
               <w:tab/>
             </w:r>
@@ -775,8 +667,6 @@
               <w:rPr>
                 <w:noProof/>
                 <w:webHidden/>
-                <w:sz w:val="32"/>
-                <w:szCs w:val="32"/>
               </w:rPr>
               <w:fldChar w:fldCharType="begin"/>
             </w:r>
@@ -784,25 +674,19 @@
               <w:rPr>
                 <w:noProof/>
                 <w:webHidden/>
-                <w:sz w:val="32"/>
-                <w:szCs w:val="32"/>
-              </w:rPr>
-              <w:instrText xml:space="preserve"> PAGEREF _Toc239746189 \h </w:instrText>
-            </w:r>
-            <w:r>
-              <w:rPr>
-                <w:noProof/>
-                <w:webHidden/>
-                <w:sz w:val="32"/>
-                <w:szCs w:val="32"/>
-              </w:rPr>
-            </w:r>
-            <w:r>
-              <w:rPr>
-                <w:noProof/>
-                <w:webHidden/>
-                <w:sz w:val="32"/>
-                <w:szCs w:val="32"/>
+              </w:rPr>
+              <w:instrText xml:space="preserve"> PAGEREF _Toc239833682 \h </w:instrText>
+            </w:r>
+            <w:r>
+              <w:rPr>
+                <w:noProof/>
+                <w:webHidden/>
+              </w:rPr>
+            </w:r>
+            <w:r>
+              <w:rPr>
+                <w:noProof/>
+                <w:webHidden/>
               </w:rPr>
               <w:fldChar w:fldCharType="separate"/>
             </w:r>
@@ -810,8 +694,6 @@
               <w:rPr>
                 <w:noProof/>
                 <w:webHidden/>
-                <w:sz w:val="32"/>
-                <w:szCs w:val="32"/>
               </w:rPr>
               <w:t>4</w:t>
             </w:r>
@@ -819,8 +701,6 @@
               <w:rPr>
                 <w:noProof/>
                 <w:webHidden/>
-                <w:sz w:val="32"/>
-                <w:szCs w:val="32"/>
               </w:rPr>
               <w:fldChar w:fldCharType="end"/>
             </w:r>
@@ -836,18 +716,15 @@
             <w:rPr>
               <w:rFonts w:eastAsiaTheme="minorEastAsia"/>
               <w:noProof/>
-              <w:sz w:val="32"/>
-              <w:szCs w:val="32"/>
+              <w:sz w:val="22"/>
               <w:lang w:eastAsia="hu-HU"/>
             </w:rPr>
           </w:pPr>
-          <w:hyperlink w:anchor="_Toc239746190" w:history="1">
+          <w:hyperlink w:anchor="_Toc239833683" w:history="1">
             <w:r>
               <w:rPr>
                 <w:rStyle w:val="Hiperhivatkozs"/>
                 <w:noProof/>
-                <w:sz w:val="32"/>
-                <w:szCs w:val="32"/>
                 <w:lang w:eastAsia="hu-HU"/>
               </w:rPr>
               <w:t>3.1</w:t>
@@ -856,8 +733,7 @@
               <w:rPr>
                 <w:rFonts w:eastAsiaTheme="minorEastAsia"/>
                 <w:noProof/>
-                <w:sz w:val="32"/>
-                <w:szCs w:val="32"/>
+                <w:sz w:val="22"/>
                 <w:lang w:eastAsia="hu-HU"/>
               </w:rPr>
               <w:tab/>
@@ -866,8 +742,6 @@
               <w:rPr>
                 <w:rStyle w:val="Hiperhivatkozs"/>
                 <w:noProof/>
-                <w:sz w:val="32"/>
-                <w:szCs w:val="32"/>
                 <w:lang w:eastAsia="hu-HU"/>
               </w:rPr>
               <w:t>Globális</w:t>
@@ -876,8 +750,6 @@
               <w:rPr>
                 <w:noProof/>
                 <w:webHidden/>
-                <w:sz w:val="32"/>
-                <w:szCs w:val="32"/>
               </w:rPr>
               <w:tab/>
             </w:r>
@@ -885,8 +757,6 @@
               <w:rPr>
                 <w:noProof/>
                 <w:webHidden/>
-                <w:sz w:val="32"/>
-                <w:szCs w:val="32"/>
               </w:rPr>
               <w:fldChar w:fldCharType="begin"/>
             </w:r>
@@ -894,25 +764,19 @@
               <w:rPr>
                 <w:noProof/>
                 <w:webHidden/>
-                <w:sz w:val="32"/>
-                <w:szCs w:val="32"/>
-              </w:rPr>
-              <w:instrText xml:space="preserve"> PAGEREF _Toc239746190 \h </w:instrText>
-            </w:r>
-            <w:r>
-              <w:rPr>
-                <w:noProof/>
-                <w:webHidden/>
-                <w:sz w:val="32"/>
-                <w:szCs w:val="32"/>
-              </w:rPr>
-            </w:r>
-            <w:r>
-              <w:rPr>
-                <w:noProof/>
-                <w:webHidden/>
-                <w:sz w:val="32"/>
-                <w:szCs w:val="32"/>
+              </w:rPr>
+              <w:instrText xml:space="preserve"> PAGEREF _Toc239833683 \h </w:instrText>
+            </w:r>
+            <w:r>
+              <w:rPr>
+                <w:noProof/>
+                <w:webHidden/>
+              </w:rPr>
+            </w:r>
+            <w:r>
+              <w:rPr>
+                <w:noProof/>
+                <w:webHidden/>
               </w:rPr>
               <w:fldChar w:fldCharType="separate"/>
             </w:r>
@@ -920,8 +784,6 @@
               <w:rPr>
                 <w:noProof/>
                 <w:webHidden/>
-                <w:sz w:val="32"/>
-                <w:szCs w:val="32"/>
               </w:rPr>
               <w:t>4</w:t>
             </w:r>
@@ -929,8 +791,6 @@
               <w:rPr>
                 <w:noProof/>
                 <w:webHidden/>
-                <w:sz w:val="32"/>
-                <w:szCs w:val="32"/>
               </w:rPr>
               <w:fldChar w:fldCharType="end"/>
             </w:r>
@@ -946,18 +806,15 @@
             <w:rPr>
               <w:rFonts w:eastAsiaTheme="minorEastAsia"/>
               <w:noProof/>
-              <w:sz w:val="32"/>
-              <w:szCs w:val="32"/>
+              <w:sz w:val="22"/>
               <w:lang w:eastAsia="hu-HU"/>
             </w:rPr>
           </w:pPr>
-          <w:hyperlink w:anchor="_Toc239746191" w:history="1">
+          <w:hyperlink w:anchor="_Toc239833684" w:history="1">
             <w:r>
               <w:rPr>
                 <w:rStyle w:val="Hiperhivatkozs"/>
                 <w:noProof/>
-                <w:sz w:val="32"/>
-                <w:szCs w:val="32"/>
                 <w:lang w:eastAsia="hu-HU"/>
               </w:rPr>
               <w:t>3.1.1</w:t>
@@ -966,8 +823,7 @@
               <w:rPr>
                 <w:rFonts w:eastAsiaTheme="minorEastAsia"/>
                 <w:noProof/>
-                <w:sz w:val="32"/>
-                <w:szCs w:val="32"/>
+                <w:sz w:val="22"/>
                 <w:lang w:eastAsia="hu-HU"/>
               </w:rPr>
               <w:tab/>
@@ -976,8 +832,6 @@
               <w:rPr>
                 <w:rStyle w:val="Hiperhivatkozs"/>
                 <w:noProof/>
-                <w:sz w:val="32"/>
-                <w:szCs w:val="32"/>
                 <w:lang w:eastAsia="hu-HU"/>
               </w:rPr>
               <w:t>Rendszergazda</w:t>
@@ -986,8 +840,6 @@
               <w:rPr>
                 <w:noProof/>
                 <w:webHidden/>
-                <w:sz w:val="32"/>
-                <w:szCs w:val="32"/>
               </w:rPr>
               <w:tab/>
             </w:r>
@@ -995,8 +847,6 @@
               <w:rPr>
                 <w:noProof/>
                 <w:webHidden/>
-                <w:sz w:val="32"/>
-                <w:szCs w:val="32"/>
               </w:rPr>
               <w:fldChar w:fldCharType="begin"/>
             </w:r>
@@ -1004,25 +854,19 @@
               <w:rPr>
                 <w:noProof/>
                 <w:webHidden/>
-                <w:sz w:val="32"/>
-                <w:szCs w:val="32"/>
-              </w:rPr>
-              <w:instrText xml:space="preserve"> PAGEREF _Toc239746191 \h </w:instrText>
-            </w:r>
-            <w:r>
-              <w:rPr>
-                <w:noProof/>
-                <w:webHidden/>
-                <w:sz w:val="32"/>
-                <w:szCs w:val="32"/>
-              </w:rPr>
-            </w:r>
-            <w:r>
-              <w:rPr>
-                <w:noProof/>
-                <w:webHidden/>
-                <w:sz w:val="32"/>
-                <w:szCs w:val="32"/>
+              </w:rPr>
+              <w:instrText xml:space="preserve"> PAGEREF _Toc239833684 \h </w:instrText>
+            </w:r>
+            <w:r>
+              <w:rPr>
+                <w:noProof/>
+                <w:webHidden/>
+              </w:rPr>
+            </w:r>
+            <w:r>
+              <w:rPr>
+                <w:noProof/>
+                <w:webHidden/>
               </w:rPr>
               <w:fldChar w:fldCharType="separate"/>
             </w:r>
@@ -1030,8 +874,6 @@
               <w:rPr>
                 <w:noProof/>
                 <w:webHidden/>
-                <w:sz w:val="32"/>
-                <w:szCs w:val="32"/>
               </w:rPr>
               <w:t>4</w:t>
             </w:r>
@@ -1039,8 +881,6 @@
               <w:rPr>
                 <w:noProof/>
                 <w:webHidden/>
-                <w:sz w:val="32"/>
-                <w:szCs w:val="32"/>
               </w:rPr>
               <w:fldChar w:fldCharType="end"/>
             </w:r>
@@ -1056,18 +896,15 @@
             <w:rPr>
               <w:rFonts w:eastAsiaTheme="minorEastAsia"/>
               <w:noProof/>
-              <w:sz w:val="32"/>
-              <w:szCs w:val="32"/>
+              <w:sz w:val="22"/>
               <w:lang w:eastAsia="hu-HU"/>
             </w:rPr>
           </w:pPr>
-          <w:hyperlink w:anchor="_Toc239746192" w:history="1">
+          <w:hyperlink w:anchor="_Toc239833685" w:history="1">
             <w:r>
               <w:rPr>
                 <w:rStyle w:val="Hiperhivatkozs"/>
                 <w:noProof/>
-                <w:sz w:val="32"/>
-                <w:szCs w:val="32"/>
                 <w:lang w:eastAsia="hu-HU"/>
               </w:rPr>
               <w:t>3.1.2</w:t>
@@ -1076,8 +913,7 @@
               <w:rPr>
                 <w:rFonts w:eastAsiaTheme="minorEastAsia"/>
                 <w:noProof/>
-                <w:sz w:val="32"/>
-                <w:szCs w:val="32"/>
+                <w:sz w:val="22"/>
                 <w:lang w:eastAsia="hu-HU"/>
               </w:rPr>
               <w:tab/>
@@ -1086,8 +922,6 @@
               <w:rPr>
                 <w:rStyle w:val="Hiperhivatkozs"/>
                 <w:noProof/>
-                <w:sz w:val="32"/>
-                <w:szCs w:val="32"/>
                 <w:lang w:eastAsia="hu-HU"/>
               </w:rPr>
               <w:t>Felhasználó</w:t>
@@ -1096,8 +930,6 @@
               <w:rPr>
                 <w:noProof/>
                 <w:webHidden/>
-                <w:sz w:val="32"/>
-                <w:szCs w:val="32"/>
               </w:rPr>
               <w:tab/>
             </w:r>
@@ -1105,8 +937,6 @@
               <w:rPr>
                 <w:noProof/>
                 <w:webHidden/>
-                <w:sz w:val="32"/>
-                <w:szCs w:val="32"/>
               </w:rPr>
               <w:fldChar w:fldCharType="begin"/>
             </w:r>
@@ -1114,25 +944,19 @@
               <w:rPr>
                 <w:noProof/>
                 <w:webHidden/>
-                <w:sz w:val="32"/>
-                <w:szCs w:val="32"/>
-              </w:rPr>
-              <w:instrText xml:space="preserve"> PAGEREF _Toc239746192 \h </w:instrText>
-            </w:r>
-            <w:r>
-              <w:rPr>
-                <w:noProof/>
-                <w:webHidden/>
-                <w:sz w:val="32"/>
-                <w:szCs w:val="32"/>
-              </w:rPr>
-            </w:r>
-            <w:r>
-              <w:rPr>
-                <w:noProof/>
-                <w:webHidden/>
-                <w:sz w:val="32"/>
-                <w:szCs w:val="32"/>
+              </w:rPr>
+              <w:instrText xml:space="preserve"> PAGEREF _Toc239833685 \h </w:instrText>
+            </w:r>
+            <w:r>
+              <w:rPr>
+                <w:noProof/>
+                <w:webHidden/>
+              </w:rPr>
+            </w:r>
+            <w:r>
+              <w:rPr>
+                <w:noProof/>
+                <w:webHidden/>
               </w:rPr>
               <w:fldChar w:fldCharType="separate"/>
             </w:r>
@@ -1140,8 +964,6 @@
               <w:rPr>
                 <w:noProof/>
                 <w:webHidden/>
-                <w:sz w:val="32"/>
-                <w:szCs w:val="32"/>
               </w:rPr>
               <w:t>4</w:t>
             </w:r>
@@ -1149,8 +971,6 @@
               <w:rPr>
                 <w:noProof/>
                 <w:webHidden/>
-                <w:sz w:val="32"/>
-                <w:szCs w:val="32"/>
               </w:rPr>
               <w:fldChar w:fldCharType="end"/>
             </w:r>
@@ -1166,18 +986,15 @@
             <w:rPr>
               <w:rFonts w:eastAsiaTheme="minorEastAsia"/>
               <w:noProof/>
-              <w:sz w:val="32"/>
-              <w:szCs w:val="32"/>
+              <w:sz w:val="22"/>
               <w:lang w:eastAsia="hu-HU"/>
             </w:rPr>
           </w:pPr>
-          <w:hyperlink w:anchor="_Toc239746193" w:history="1">
+          <w:hyperlink w:anchor="_Toc239833686" w:history="1">
             <w:r>
               <w:rPr>
                 <w:rStyle w:val="Hiperhivatkozs"/>
                 <w:noProof/>
-                <w:sz w:val="32"/>
-                <w:szCs w:val="32"/>
                 <w:lang w:eastAsia="hu-HU"/>
               </w:rPr>
               <w:t>3.2</w:t>
@@ -1186,8 +1003,7 @@
               <w:rPr>
                 <w:rFonts w:eastAsiaTheme="minorEastAsia"/>
                 <w:noProof/>
-                <w:sz w:val="32"/>
-                <w:szCs w:val="32"/>
+                <w:sz w:val="22"/>
                 <w:lang w:eastAsia="hu-HU"/>
               </w:rPr>
               <w:tab/>
@@ -1196,8 +1012,6 @@
               <w:rPr>
                 <w:rStyle w:val="Hiperhivatkozs"/>
                 <w:noProof/>
-                <w:sz w:val="32"/>
-                <w:szCs w:val="32"/>
                 <w:lang w:eastAsia="hu-HU"/>
               </w:rPr>
               <w:t>Lokális</w:t>
@@ -1206,8 +1020,6 @@
               <w:rPr>
                 <w:noProof/>
                 <w:webHidden/>
-                <w:sz w:val="32"/>
-                <w:szCs w:val="32"/>
               </w:rPr>
               <w:tab/>
             </w:r>
@@ -1215,8 +1027,6 @@
               <w:rPr>
                 <w:noProof/>
                 <w:webHidden/>
-                <w:sz w:val="32"/>
-                <w:szCs w:val="32"/>
               </w:rPr>
               <w:fldChar w:fldCharType="begin"/>
             </w:r>
@@ -1224,25 +1034,19 @@
               <w:rPr>
                 <w:noProof/>
                 <w:webHidden/>
-                <w:sz w:val="32"/>
-                <w:szCs w:val="32"/>
-              </w:rPr>
-              <w:instrText xml:space="preserve"> PAGEREF _Toc239746193 \h </w:instrText>
-            </w:r>
-            <w:r>
-              <w:rPr>
-                <w:noProof/>
-                <w:webHidden/>
-                <w:sz w:val="32"/>
-                <w:szCs w:val="32"/>
-              </w:rPr>
-            </w:r>
-            <w:r>
-              <w:rPr>
-                <w:noProof/>
-                <w:webHidden/>
-                <w:sz w:val="32"/>
-                <w:szCs w:val="32"/>
+              </w:rPr>
+              <w:instrText xml:space="preserve"> PAGEREF _Toc239833686 \h </w:instrText>
+            </w:r>
+            <w:r>
+              <w:rPr>
+                <w:noProof/>
+                <w:webHidden/>
+              </w:rPr>
+            </w:r>
+            <w:r>
+              <w:rPr>
+                <w:noProof/>
+                <w:webHidden/>
               </w:rPr>
               <w:fldChar w:fldCharType="separate"/>
             </w:r>
@@ -1250,8 +1054,6 @@
               <w:rPr>
                 <w:noProof/>
                 <w:webHidden/>
-                <w:sz w:val="32"/>
-                <w:szCs w:val="32"/>
               </w:rPr>
               <w:t>5</w:t>
             </w:r>
@@ -1259,8 +1061,6 @@
               <w:rPr>
                 <w:noProof/>
                 <w:webHidden/>
-                <w:sz w:val="32"/>
-                <w:szCs w:val="32"/>
               </w:rPr>
               <w:fldChar w:fldCharType="end"/>
             </w:r>
@@ -1276,18 +1076,15 @@
             <w:rPr>
               <w:rFonts w:eastAsiaTheme="minorEastAsia"/>
               <w:noProof/>
-              <w:sz w:val="32"/>
-              <w:szCs w:val="32"/>
+              <w:sz w:val="22"/>
               <w:lang w:eastAsia="hu-HU"/>
             </w:rPr>
           </w:pPr>
-          <w:hyperlink w:anchor="_Toc239746194" w:history="1">
+          <w:hyperlink w:anchor="_Toc239833687" w:history="1">
             <w:r>
               <w:rPr>
                 <w:rStyle w:val="Hiperhivatkozs"/>
                 <w:noProof/>
-                <w:sz w:val="32"/>
-                <w:szCs w:val="32"/>
                 <w:lang w:eastAsia="hu-HU"/>
               </w:rPr>
               <w:t>3.2.1</w:t>
@@ -1296,8 +1093,7 @@
               <w:rPr>
                 <w:rFonts w:eastAsiaTheme="minorEastAsia"/>
                 <w:noProof/>
-                <w:sz w:val="32"/>
-                <w:szCs w:val="32"/>
+                <w:sz w:val="22"/>
                 <w:lang w:eastAsia="hu-HU"/>
               </w:rPr>
               <w:tab/>
@@ -1306,18 +1102,14 @@
               <w:rPr>
                 <w:rStyle w:val="Hiperhivatkozs"/>
                 <w:noProof/>
-                <w:sz w:val="32"/>
-                <w:szCs w:val="32"/>
                 <w:lang w:eastAsia="hu-HU"/>
               </w:rPr>
-              <w:t>Projektfelelős</w:t>
-            </w:r>
-            <w:r>
-              <w:rPr>
-                <w:noProof/>
-                <w:webHidden/>
-                <w:sz w:val="32"/>
-                <w:szCs w:val="32"/>
+              <w:t>Vezető</w:t>
+            </w:r>
+            <w:r>
+              <w:rPr>
+                <w:noProof/>
+                <w:webHidden/>
               </w:rPr>
               <w:tab/>
             </w:r>
@@ -1325,8 +1117,6 @@
               <w:rPr>
                 <w:noProof/>
                 <w:webHidden/>
-                <w:sz w:val="32"/>
-                <w:szCs w:val="32"/>
               </w:rPr>
               <w:fldChar w:fldCharType="begin"/>
             </w:r>
@@ -1334,25 +1124,19 @@
               <w:rPr>
                 <w:noProof/>
                 <w:webHidden/>
-                <w:sz w:val="32"/>
-                <w:szCs w:val="32"/>
-              </w:rPr>
-              <w:instrText xml:space="preserve"> PAGEREF _Toc239746194 \h </w:instrText>
-            </w:r>
-            <w:r>
-              <w:rPr>
-                <w:noProof/>
-                <w:webHidden/>
-                <w:sz w:val="32"/>
-                <w:szCs w:val="32"/>
-              </w:rPr>
-            </w:r>
-            <w:r>
-              <w:rPr>
-                <w:noProof/>
-                <w:webHidden/>
-                <w:sz w:val="32"/>
-                <w:szCs w:val="32"/>
+              </w:rPr>
+              <w:instrText xml:space="preserve"> PAGEREF _Toc239833687 \h </w:instrText>
+            </w:r>
+            <w:r>
+              <w:rPr>
+                <w:noProof/>
+                <w:webHidden/>
+              </w:rPr>
+            </w:r>
+            <w:r>
+              <w:rPr>
+                <w:noProof/>
+                <w:webHidden/>
               </w:rPr>
               <w:fldChar w:fldCharType="separate"/>
             </w:r>
@@ -1360,8 +1144,6 @@
               <w:rPr>
                 <w:noProof/>
                 <w:webHidden/>
-                <w:sz w:val="32"/>
-                <w:szCs w:val="32"/>
               </w:rPr>
               <w:t>5</w:t>
             </w:r>
@@ -1369,8 +1151,6 @@
               <w:rPr>
                 <w:noProof/>
                 <w:webHidden/>
-                <w:sz w:val="32"/>
-                <w:szCs w:val="32"/>
               </w:rPr>
               <w:fldChar w:fldCharType="end"/>
             </w:r>
@@ -1386,18 +1166,15 @@
             <w:rPr>
               <w:rFonts w:eastAsiaTheme="minorEastAsia"/>
               <w:noProof/>
-              <w:sz w:val="32"/>
-              <w:szCs w:val="32"/>
+              <w:sz w:val="22"/>
               <w:lang w:eastAsia="hu-HU"/>
             </w:rPr>
           </w:pPr>
-          <w:hyperlink w:anchor="_Toc239746195" w:history="1">
+          <w:hyperlink w:anchor="_Toc239833688" w:history="1">
             <w:r>
               <w:rPr>
                 <w:rStyle w:val="Hiperhivatkozs"/>
                 <w:noProof/>
-                <w:sz w:val="32"/>
-                <w:szCs w:val="32"/>
                 <w:lang w:eastAsia="hu-HU"/>
               </w:rPr>
               <w:t>3.2.2</w:t>
@@ -1406,8 +1183,7 @@
               <w:rPr>
                 <w:rFonts w:eastAsiaTheme="minorEastAsia"/>
                 <w:noProof/>
-                <w:sz w:val="32"/>
-                <w:szCs w:val="32"/>
+                <w:sz w:val="22"/>
                 <w:lang w:eastAsia="hu-HU"/>
               </w:rPr>
               <w:tab/>
@@ -1416,18 +1192,14 @@
               <w:rPr>
                 <w:rStyle w:val="Hiperhivatkozs"/>
                 <w:noProof/>
-                <w:sz w:val="32"/>
-                <w:szCs w:val="32"/>
                 <w:lang w:eastAsia="hu-HU"/>
               </w:rPr>
-              <w:t>Tag</w:t>
-            </w:r>
-            <w:r>
-              <w:rPr>
-                <w:noProof/>
-                <w:webHidden/>
-                <w:sz w:val="32"/>
-                <w:szCs w:val="32"/>
+              <w:t>Projektfelelős</w:t>
+            </w:r>
+            <w:r>
+              <w:rPr>
+                <w:noProof/>
+                <w:webHidden/>
               </w:rPr>
               <w:tab/>
             </w:r>
@@ -1435,8 +1207,6 @@
               <w:rPr>
                 <w:noProof/>
                 <w:webHidden/>
-                <w:sz w:val="32"/>
-                <w:szCs w:val="32"/>
               </w:rPr>
               <w:fldChar w:fldCharType="begin"/>
             </w:r>
@@ -1444,25 +1214,19 @@
               <w:rPr>
                 <w:noProof/>
                 <w:webHidden/>
-                <w:sz w:val="32"/>
-                <w:szCs w:val="32"/>
-              </w:rPr>
-              <w:instrText xml:space="preserve"> PAGEREF _Toc239746195 \h </w:instrText>
-            </w:r>
-            <w:r>
-              <w:rPr>
-                <w:noProof/>
-                <w:webHidden/>
-                <w:sz w:val="32"/>
-                <w:szCs w:val="32"/>
-              </w:rPr>
-            </w:r>
-            <w:r>
-              <w:rPr>
-                <w:noProof/>
-                <w:webHidden/>
-                <w:sz w:val="32"/>
-                <w:szCs w:val="32"/>
+              </w:rPr>
+              <w:instrText xml:space="preserve"> PAGEREF _Toc239833688 \h </w:instrText>
+            </w:r>
+            <w:r>
+              <w:rPr>
+                <w:noProof/>
+                <w:webHidden/>
+              </w:rPr>
+            </w:r>
+            <w:r>
+              <w:rPr>
+                <w:noProof/>
+                <w:webHidden/>
               </w:rPr>
               <w:fldChar w:fldCharType="separate"/>
             </w:r>
@@ -1470,8 +1234,6 @@
               <w:rPr>
                 <w:noProof/>
                 <w:webHidden/>
-                <w:sz w:val="32"/>
-                <w:szCs w:val="32"/>
               </w:rPr>
               <w:t>5</w:t>
             </w:r>
@@ -1479,8 +1241,6 @@
               <w:rPr>
                 <w:noProof/>
                 <w:webHidden/>
-                <w:sz w:val="32"/>
-                <w:szCs w:val="32"/>
               </w:rPr>
               <w:fldChar w:fldCharType="end"/>
             </w:r>
@@ -1496,18 +1256,15 @@
             <w:rPr>
               <w:rFonts w:eastAsiaTheme="minorEastAsia"/>
               <w:noProof/>
-              <w:sz w:val="32"/>
-              <w:szCs w:val="32"/>
+              <w:sz w:val="22"/>
               <w:lang w:eastAsia="hu-HU"/>
             </w:rPr>
           </w:pPr>
-          <w:hyperlink w:anchor="_Toc239746196" w:history="1">
+          <w:hyperlink w:anchor="_Toc239833689" w:history="1">
             <w:r>
               <w:rPr>
                 <w:rStyle w:val="Hiperhivatkozs"/>
                 <w:noProof/>
-                <w:sz w:val="32"/>
-                <w:szCs w:val="32"/>
                 <w:lang w:eastAsia="hu-HU"/>
               </w:rPr>
               <w:t>3.2.3</w:t>
@@ -1516,8 +1273,7 @@
               <w:rPr>
                 <w:rFonts w:eastAsiaTheme="minorEastAsia"/>
                 <w:noProof/>
-                <w:sz w:val="32"/>
-                <w:szCs w:val="32"/>
+                <w:sz w:val="22"/>
                 <w:lang w:eastAsia="hu-HU"/>
               </w:rPr>
               <w:tab/>
@@ -1526,8 +1282,6 @@
               <w:rPr>
                 <w:rStyle w:val="Hiperhivatkozs"/>
                 <w:noProof/>
-                <w:sz w:val="32"/>
-                <w:szCs w:val="32"/>
                 <w:lang w:eastAsia="hu-HU"/>
               </w:rPr>
               <w:t>Egyéni szerepkör</w:t>
@@ -1536,8 +1290,6 @@
               <w:rPr>
                 <w:noProof/>
                 <w:webHidden/>
-                <w:sz w:val="32"/>
-                <w:szCs w:val="32"/>
               </w:rPr>
               <w:tab/>
             </w:r>
@@ -1545,8 +1297,6 @@
               <w:rPr>
                 <w:noProof/>
                 <w:webHidden/>
-                <w:sz w:val="32"/>
-                <w:szCs w:val="32"/>
               </w:rPr>
               <w:fldChar w:fldCharType="begin"/>
             </w:r>
@@ -1554,25 +1304,19 @@
               <w:rPr>
                 <w:noProof/>
                 <w:webHidden/>
-                <w:sz w:val="32"/>
-                <w:szCs w:val="32"/>
-              </w:rPr>
-              <w:instrText xml:space="preserve"> PAGEREF _Toc239746196 \h </w:instrText>
-            </w:r>
-            <w:r>
-              <w:rPr>
-                <w:noProof/>
-                <w:webHidden/>
-                <w:sz w:val="32"/>
-                <w:szCs w:val="32"/>
-              </w:rPr>
-            </w:r>
-            <w:r>
-              <w:rPr>
-                <w:noProof/>
-                <w:webHidden/>
-                <w:sz w:val="32"/>
-                <w:szCs w:val="32"/>
+              </w:rPr>
+              <w:instrText xml:space="preserve"> PAGEREF _Toc239833689 \h </w:instrText>
+            </w:r>
+            <w:r>
+              <w:rPr>
+                <w:noProof/>
+                <w:webHidden/>
+              </w:rPr>
+            </w:r>
+            <w:r>
+              <w:rPr>
+                <w:noProof/>
+                <w:webHidden/>
               </w:rPr>
               <w:fldChar w:fldCharType="separate"/>
             </w:r>
@@ -1580,8 +1324,6 @@
               <w:rPr>
                 <w:noProof/>
                 <w:webHidden/>
-                <w:sz w:val="32"/>
-                <w:szCs w:val="32"/>
               </w:rPr>
               <w:t>5</w:t>
             </w:r>
@@ -1589,8 +1331,6 @@
               <w:rPr>
                 <w:noProof/>
                 <w:webHidden/>
-                <w:sz w:val="32"/>
-                <w:szCs w:val="32"/>
               </w:rPr>
               <w:fldChar w:fldCharType="end"/>
             </w:r>
@@ -1606,18 +1346,15 @@
             <w:rPr>
               <w:rFonts w:eastAsiaTheme="minorEastAsia"/>
               <w:noProof/>
-              <w:sz w:val="32"/>
-              <w:szCs w:val="32"/>
+              <w:sz w:val="22"/>
               <w:lang w:eastAsia="hu-HU"/>
             </w:rPr>
           </w:pPr>
-          <w:hyperlink w:anchor="_Toc239746197" w:history="1">
+          <w:hyperlink w:anchor="_Toc239833690" w:history="1">
             <w:r>
               <w:rPr>
                 <w:rStyle w:val="Hiperhivatkozs"/>
                 <w:noProof/>
-                <w:sz w:val="32"/>
-                <w:szCs w:val="32"/>
                 <w:lang w:eastAsia="hu-HU"/>
               </w:rPr>
               <w:t>4.</w:t>
@@ -1626,8 +1363,7 @@
               <w:rPr>
                 <w:rFonts w:eastAsiaTheme="minorEastAsia"/>
                 <w:noProof/>
-                <w:sz w:val="32"/>
-                <w:szCs w:val="32"/>
+                <w:sz w:val="22"/>
                 <w:lang w:eastAsia="hu-HU"/>
               </w:rPr>
               <w:tab/>
@@ -1636,17 +1372,14 @@
               <w:rPr>
                 <w:rStyle w:val="Hiperhivatkozs"/>
                 <w:noProof/>
-                <w:sz w:val="32"/>
-                <w:szCs w:val="32"/>
-              </w:rPr>
-              <w:t>Követelmények és elvárások</w:t>
-            </w:r>
-            <w:r>
-              <w:rPr>
-                <w:noProof/>
-                <w:webHidden/>
-                <w:sz w:val="32"/>
-                <w:szCs w:val="32"/>
+                <w:lang w:eastAsia="hu-HU"/>
+              </w:rPr>
+              <w:t>Jogosultságok</w:t>
+            </w:r>
+            <w:r>
+              <w:rPr>
+                <w:noProof/>
+                <w:webHidden/>
               </w:rPr>
               <w:tab/>
             </w:r>
@@ -1654,8 +1387,6 @@
               <w:rPr>
                 <w:noProof/>
                 <w:webHidden/>
-                <w:sz w:val="32"/>
-                <w:szCs w:val="32"/>
               </w:rPr>
               <w:fldChar w:fldCharType="begin"/>
             </w:r>
@@ -1663,25 +1394,19 @@
               <w:rPr>
                 <w:noProof/>
                 <w:webHidden/>
-                <w:sz w:val="32"/>
-                <w:szCs w:val="32"/>
-              </w:rPr>
-              <w:instrText xml:space="preserve"> PAGEREF _Toc239746197 \h </w:instrText>
-            </w:r>
-            <w:r>
-              <w:rPr>
-                <w:noProof/>
-                <w:webHidden/>
-                <w:sz w:val="32"/>
-                <w:szCs w:val="32"/>
-              </w:rPr>
-            </w:r>
-            <w:r>
-              <w:rPr>
-                <w:noProof/>
-                <w:webHidden/>
-                <w:sz w:val="32"/>
-                <w:szCs w:val="32"/>
+              </w:rPr>
+              <w:instrText xml:space="preserve"> PAGEREF _Toc239833690 \h </w:instrText>
+            </w:r>
+            <w:r>
+              <w:rPr>
+                <w:noProof/>
+                <w:webHidden/>
+              </w:rPr>
+            </w:r>
+            <w:r>
+              <w:rPr>
+                <w:noProof/>
+                <w:webHidden/>
               </w:rPr>
               <w:fldChar w:fldCharType="separate"/>
             </w:r>
@@ -1689,8 +1414,6 @@
               <w:rPr>
                 <w:noProof/>
                 <w:webHidden/>
-                <w:sz w:val="32"/>
-                <w:szCs w:val="32"/>
               </w:rPr>
               <w:t>5</w:t>
             </w:r>
@@ -1698,8 +1421,6 @@
               <w:rPr>
                 <w:noProof/>
                 <w:webHidden/>
-                <w:sz w:val="32"/>
-                <w:szCs w:val="32"/>
               </w:rPr>
               <w:fldChar w:fldCharType="end"/>
             </w:r>
@@ -1715,18 +1436,15 @@
             <w:rPr>
               <w:rFonts w:eastAsiaTheme="minorEastAsia"/>
               <w:noProof/>
-              <w:sz w:val="32"/>
-              <w:szCs w:val="32"/>
+              <w:sz w:val="22"/>
               <w:lang w:eastAsia="hu-HU"/>
             </w:rPr>
           </w:pPr>
-          <w:hyperlink w:anchor="_Toc239746198" w:history="1">
+          <w:hyperlink w:anchor="_Toc239833691" w:history="1">
             <w:r>
               <w:rPr>
                 <w:rStyle w:val="Hiperhivatkozs"/>
                 <w:noProof/>
-                <w:sz w:val="32"/>
-                <w:szCs w:val="32"/>
                 <w:lang w:eastAsia="hu-HU"/>
               </w:rPr>
               <w:t>4.1</w:t>
@@ -1735,8 +1453,7 @@
               <w:rPr>
                 <w:rFonts w:eastAsiaTheme="minorEastAsia"/>
                 <w:noProof/>
-                <w:sz w:val="32"/>
-                <w:szCs w:val="32"/>
+                <w:sz w:val="22"/>
                 <w:lang w:eastAsia="hu-HU"/>
               </w:rPr>
               <w:tab/>
@@ -1745,18 +1462,14 @@
               <w:rPr>
                 <w:rStyle w:val="Hiperhivatkozs"/>
                 <w:noProof/>
-                <w:sz w:val="32"/>
-                <w:szCs w:val="32"/>
                 <w:lang w:eastAsia="hu-HU"/>
               </w:rPr>
-              <w:t>Funkcionális követelmények</w:t>
-            </w:r>
-            <w:r>
-              <w:rPr>
-                <w:noProof/>
-                <w:webHidden/>
-                <w:sz w:val="32"/>
-                <w:szCs w:val="32"/>
+              <w:t>Felhasználók kezelése</w:t>
+            </w:r>
+            <w:r>
+              <w:rPr>
+                <w:noProof/>
+                <w:webHidden/>
               </w:rPr>
               <w:tab/>
             </w:r>
@@ -1764,8 +1477,6 @@
               <w:rPr>
                 <w:noProof/>
                 <w:webHidden/>
-                <w:sz w:val="32"/>
-                <w:szCs w:val="32"/>
               </w:rPr>
               <w:fldChar w:fldCharType="begin"/>
             </w:r>
@@ -1773,25 +1484,19 @@
               <w:rPr>
                 <w:noProof/>
                 <w:webHidden/>
-                <w:sz w:val="32"/>
-                <w:szCs w:val="32"/>
-              </w:rPr>
-              <w:instrText xml:space="preserve"> PAGEREF _Toc239746198 \h </w:instrText>
-            </w:r>
-            <w:r>
-              <w:rPr>
-                <w:noProof/>
-                <w:webHidden/>
-                <w:sz w:val="32"/>
-                <w:szCs w:val="32"/>
-              </w:rPr>
-            </w:r>
-            <w:r>
-              <w:rPr>
-                <w:noProof/>
-                <w:webHidden/>
-                <w:sz w:val="32"/>
-                <w:szCs w:val="32"/>
+              </w:rPr>
+              <w:instrText xml:space="preserve"> PAGEREF _Toc239833691 \h </w:instrText>
+            </w:r>
+            <w:r>
+              <w:rPr>
+                <w:noProof/>
+                <w:webHidden/>
+              </w:rPr>
+            </w:r>
+            <w:r>
+              <w:rPr>
+                <w:noProof/>
+                <w:webHidden/>
               </w:rPr>
               <w:fldChar w:fldCharType="separate"/>
             </w:r>
@@ -1799,8 +1504,6 @@
               <w:rPr>
                 <w:noProof/>
                 <w:webHidden/>
-                <w:sz w:val="32"/>
-                <w:szCs w:val="32"/>
               </w:rPr>
               <w:t>5</w:t>
             </w:r>
@@ -1808,8 +1511,6 @@
               <w:rPr>
                 <w:noProof/>
                 <w:webHidden/>
-                <w:sz w:val="32"/>
-                <w:szCs w:val="32"/>
               </w:rPr>
               <w:fldChar w:fldCharType="end"/>
             </w:r>
@@ -1825,18 +1526,15 @@
             <w:rPr>
               <w:rFonts w:eastAsiaTheme="minorEastAsia"/>
               <w:noProof/>
-              <w:sz w:val="32"/>
-              <w:szCs w:val="32"/>
+              <w:sz w:val="22"/>
               <w:lang w:eastAsia="hu-HU"/>
             </w:rPr>
           </w:pPr>
-          <w:hyperlink w:anchor="_Toc239746199" w:history="1">
+          <w:hyperlink w:anchor="_Toc239833692" w:history="1">
             <w:r>
               <w:rPr>
                 <w:rStyle w:val="Hiperhivatkozs"/>
                 <w:noProof/>
-                <w:sz w:val="32"/>
-                <w:szCs w:val="32"/>
                 <w:lang w:eastAsia="hu-HU"/>
               </w:rPr>
               <w:t>4.2</w:t>
@@ -1845,8 +1543,7 @@
               <w:rPr>
                 <w:rFonts w:eastAsiaTheme="minorEastAsia"/>
                 <w:noProof/>
-                <w:sz w:val="32"/>
-                <w:szCs w:val="32"/>
+                <w:sz w:val="22"/>
                 <w:lang w:eastAsia="hu-HU"/>
               </w:rPr>
               <w:tab/>
@@ -1855,18 +1552,14 @@
               <w:rPr>
                 <w:rStyle w:val="Hiperhivatkozs"/>
                 <w:noProof/>
-                <w:sz w:val="32"/>
-                <w:szCs w:val="32"/>
                 <w:lang w:eastAsia="hu-HU"/>
               </w:rPr>
-              <w:t>Nem-funkcionális követelmények</w:t>
-            </w:r>
-            <w:r>
-              <w:rPr>
-                <w:noProof/>
-                <w:webHidden/>
-                <w:sz w:val="32"/>
-                <w:szCs w:val="32"/>
+              <w:t>Jogosultságok kezelése</w:t>
+            </w:r>
+            <w:r>
+              <w:rPr>
+                <w:noProof/>
+                <w:webHidden/>
               </w:rPr>
               <w:tab/>
             </w:r>
@@ -1874,8 +1567,6 @@
               <w:rPr>
                 <w:noProof/>
                 <w:webHidden/>
-                <w:sz w:val="32"/>
-                <w:szCs w:val="32"/>
               </w:rPr>
               <w:fldChar w:fldCharType="begin"/>
             </w:r>
@@ -1883,25 +1574,19 @@
               <w:rPr>
                 <w:noProof/>
                 <w:webHidden/>
-                <w:sz w:val="32"/>
-                <w:szCs w:val="32"/>
-              </w:rPr>
-              <w:instrText xml:space="preserve"> PAGEREF _Toc239746199 \h </w:instrText>
-            </w:r>
-            <w:r>
-              <w:rPr>
-                <w:noProof/>
-                <w:webHidden/>
-                <w:sz w:val="32"/>
-                <w:szCs w:val="32"/>
-              </w:rPr>
-            </w:r>
-            <w:r>
-              <w:rPr>
-                <w:noProof/>
-                <w:webHidden/>
-                <w:sz w:val="32"/>
-                <w:szCs w:val="32"/>
+              </w:rPr>
+              <w:instrText xml:space="preserve"> PAGEREF _Toc239833692 \h </w:instrText>
+            </w:r>
+            <w:r>
+              <w:rPr>
+                <w:noProof/>
+                <w:webHidden/>
+              </w:rPr>
+            </w:r>
+            <w:r>
+              <w:rPr>
+                <w:noProof/>
+                <w:webHidden/>
               </w:rPr>
               <w:fldChar w:fldCharType="separate"/>
             </w:r>
@@ -1909,17 +1594,13 @@
               <w:rPr>
                 <w:noProof/>
                 <w:webHidden/>
-                <w:sz w:val="32"/>
-                <w:szCs w:val="32"/>
-              </w:rPr>
-              <w:t>6</w:t>
-            </w:r>
-            <w:r>
-              <w:rPr>
-                <w:noProof/>
-                <w:webHidden/>
-                <w:sz w:val="32"/>
-                <w:szCs w:val="32"/>
+              </w:rPr>
+              <w:t>5</w:t>
+            </w:r>
+            <w:r>
+              <w:rPr>
+                <w:noProof/>
+                <w:webHidden/>
               </w:rPr>
               <w:fldChar w:fldCharType="end"/>
             </w:r>
@@ -1935,18 +1616,15 @@
             <w:rPr>
               <w:rFonts w:eastAsiaTheme="minorEastAsia"/>
               <w:noProof/>
-              <w:sz w:val="32"/>
-              <w:szCs w:val="32"/>
+              <w:sz w:val="22"/>
               <w:lang w:eastAsia="hu-HU"/>
             </w:rPr>
           </w:pPr>
-          <w:hyperlink w:anchor="_Toc239746200" w:history="1">
+          <w:hyperlink w:anchor="_Toc239833693" w:history="1">
             <w:r>
               <w:rPr>
                 <w:rStyle w:val="Hiperhivatkozs"/>
                 <w:noProof/>
-                <w:sz w:val="32"/>
-                <w:szCs w:val="32"/>
                 <w:lang w:eastAsia="hu-HU"/>
               </w:rPr>
               <w:t>4.3</w:t>
@@ -1955,8 +1633,7 @@
               <w:rPr>
                 <w:rFonts w:eastAsiaTheme="minorEastAsia"/>
                 <w:noProof/>
-                <w:sz w:val="32"/>
-                <w:szCs w:val="32"/>
+                <w:sz w:val="22"/>
                 <w:lang w:eastAsia="hu-HU"/>
               </w:rPr>
               <w:tab/>
@@ -1965,18 +1642,14 @@
               <w:rPr>
                 <w:rStyle w:val="Hiperhivatkozs"/>
                 <w:noProof/>
-                <w:sz w:val="32"/>
-                <w:szCs w:val="32"/>
                 <w:lang w:eastAsia="hu-HU"/>
               </w:rPr>
-              <w:t>Rendszermodulok</w:t>
-            </w:r>
-            <w:r>
-              <w:rPr>
-                <w:noProof/>
-                <w:webHidden/>
-                <w:sz w:val="32"/>
-                <w:szCs w:val="32"/>
+              <w:t>Projektek kezelése</w:t>
+            </w:r>
+            <w:r>
+              <w:rPr>
+                <w:noProof/>
+                <w:webHidden/>
               </w:rPr>
               <w:tab/>
             </w:r>
@@ -1984,8 +1657,6 @@
               <w:rPr>
                 <w:noProof/>
                 <w:webHidden/>
-                <w:sz w:val="32"/>
-                <w:szCs w:val="32"/>
               </w:rPr>
               <w:fldChar w:fldCharType="begin"/>
             </w:r>
@@ -1993,25 +1664,19 @@
               <w:rPr>
                 <w:noProof/>
                 <w:webHidden/>
-                <w:sz w:val="32"/>
-                <w:szCs w:val="32"/>
-              </w:rPr>
-              <w:instrText xml:space="preserve"> PAGEREF _Toc239746200 \h </w:instrText>
-            </w:r>
-            <w:r>
-              <w:rPr>
-                <w:noProof/>
-                <w:webHidden/>
-                <w:sz w:val="32"/>
-                <w:szCs w:val="32"/>
-              </w:rPr>
-            </w:r>
-            <w:r>
-              <w:rPr>
-                <w:noProof/>
-                <w:webHidden/>
-                <w:sz w:val="32"/>
-                <w:szCs w:val="32"/>
+              </w:rPr>
+              <w:instrText xml:space="preserve"> PAGEREF _Toc239833693 \h </w:instrText>
+            </w:r>
+            <w:r>
+              <w:rPr>
+                <w:noProof/>
+                <w:webHidden/>
+              </w:rPr>
+            </w:r>
+            <w:r>
+              <w:rPr>
+                <w:noProof/>
+                <w:webHidden/>
               </w:rPr>
               <w:fldChar w:fldCharType="separate"/>
             </w:r>
@@ -2019,17 +1684,103 @@
               <w:rPr>
                 <w:noProof/>
                 <w:webHidden/>
-                <w:sz w:val="32"/>
-                <w:szCs w:val="32"/>
-              </w:rPr>
-              <w:t>6</w:t>
-            </w:r>
-            <w:r>
-              <w:rPr>
-                <w:noProof/>
-                <w:webHidden/>
-                <w:sz w:val="32"/>
-                <w:szCs w:val="32"/>
+              </w:rPr>
+              <w:t>5</w:t>
+            </w:r>
+            <w:r>
+              <w:rPr>
+                <w:noProof/>
+                <w:webHidden/>
+              </w:rPr>
+              <w:fldChar w:fldCharType="end"/>
+            </w:r>
+          </w:hyperlink>
+        </w:p>
+        <w:p>
+          <w:pPr>
+            <w:pStyle w:val="TJ2"/>
+            <w:tabs>
+              <w:tab w:val="left" w:pos="880"/>
+              <w:tab w:val="right" w:leader="dot" w:pos="9062"/>
+            </w:tabs>
+            <w:rPr>
+              <w:rFonts w:eastAsiaTheme="minorEastAsia"/>
+              <w:noProof/>
+              <w:sz w:val="22"/>
+              <w:lang w:eastAsia="hu-HU"/>
+            </w:rPr>
+          </w:pPr>
+          <w:hyperlink w:anchor="_Toc239833694" w:history="1">
+            <w:r>
+              <w:rPr>
+                <w:rStyle w:val="Hiperhivatkozs"/>
+                <w:noProof/>
+                <w:lang w:eastAsia="hu-HU"/>
+              </w:rPr>
+              <w:t>4.4</w:t>
+            </w:r>
+            <w:r>
+              <w:rPr>
+                <w:rFonts w:eastAsiaTheme="minorEastAsia"/>
+                <w:noProof/>
+                <w:sz w:val="22"/>
+                <w:lang w:eastAsia="hu-HU"/>
+              </w:rPr>
+              <w:tab/>
+            </w:r>
+            <w:r>
+              <w:rPr>
+                <w:rStyle w:val="Hiperhivatkozs"/>
+                <w:noProof/>
+                <w:lang w:eastAsia="hu-HU"/>
+              </w:rPr>
+              <w:t>Tárhely kezelése</w:t>
+            </w:r>
+            <w:r>
+              <w:rPr>
+                <w:noProof/>
+                <w:webHidden/>
+              </w:rPr>
+              <w:tab/>
+            </w:r>
+            <w:r>
+              <w:rPr>
+                <w:noProof/>
+                <w:webHidden/>
+              </w:rPr>
+              <w:fldChar w:fldCharType="begin"/>
+            </w:r>
+            <w:r>
+              <w:rPr>
+                <w:noProof/>
+                <w:webHidden/>
+              </w:rPr>
+              <w:instrText xml:space="preserve"> PAGEREF _Toc239833694 \h </w:instrText>
+            </w:r>
+            <w:r>
+              <w:rPr>
+                <w:noProof/>
+                <w:webHidden/>
+              </w:rPr>
+            </w:r>
+            <w:r>
+              <w:rPr>
+                <w:noProof/>
+                <w:webHidden/>
+              </w:rPr>
+              <w:fldChar w:fldCharType="separate"/>
+            </w:r>
+            <w:r>
+              <w:rPr>
+                <w:noProof/>
+                <w:webHidden/>
+              </w:rPr>
+              <w:t>5</w:t>
+            </w:r>
+            <w:r>
+              <w:rPr>
+                <w:noProof/>
+                <w:webHidden/>
               </w:rPr>
               <w:fldChar w:fldCharType="end"/>
             </w:r>
@@ -2045,18 +1796,16 @@
             <w:rPr>
               <w:rFonts w:eastAsiaTheme="minorEastAsia"/>
               <w:noProof/>
-              <w:sz w:val="32"/>
-              <w:szCs w:val="32"/>
+              <w:sz w:val="22"/>
               <w:lang w:eastAsia="hu-HU"/>
             </w:rPr>
           </w:pPr>
-          <w:hyperlink w:anchor="_Toc239746201" w:history="1">
+          <w:hyperlink w:anchor="_Toc239833695" w:history="1">
             <w:r>
               <w:rPr>
                 <w:rStyle w:val="Hiperhivatkozs"/>
                 <w:noProof/>
-                <w:sz w:val="32"/>
-                <w:szCs w:val="32"/>
+                <w:lang w:eastAsia="hu-HU"/>
               </w:rPr>
               <w:t>5.</w:t>
             </w:r>
@@ -2064,8 +1813,7 @@
               <w:rPr>
                 <w:rFonts w:eastAsiaTheme="minorEastAsia"/>
                 <w:noProof/>
-                <w:sz w:val="32"/>
-                <w:szCs w:val="32"/>
+                <w:sz w:val="22"/>
                 <w:lang w:eastAsia="hu-HU"/>
               </w:rPr>
               <w:tab/>
@@ -2074,17 +1822,13 @@
               <w:rPr>
                 <w:rStyle w:val="Hiperhivatkozs"/>
                 <w:noProof/>
-                <w:sz w:val="32"/>
-                <w:szCs w:val="32"/>
-              </w:rPr>
-              <w:t>Technológiai és Fejlesztési Környezet</w:t>
-            </w:r>
-            <w:r>
-              <w:rPr>
-                <w:noProof/>
-                <w:webHidden/>
-                <w:sz w:val="32"/>
-                <w:szCs w:val="32"/>
+              </w:rPr>
+              <w:t>Követelmények és elvárások</w:t>
+            </w:r>
+            <w:r>
+              <w:rPr>
+                <w:noProof/>
+                <w:webHidden/>
               </w:rPr>
               <w:tab/>
             </w:r>
@@ -2092,8 +1836,6 @@
               <w:rPr>
                 <w:noProof/>
                 <w:webHidden/>
-                <w:sz w:val="32"/>
-                <w:szCs w:val="32"/>
               </w:rPr>
               <w:fldChar w:fldCharType="begin"/>
             </w:r>
@@ -2101,25 +1843,19 @@
               <w:rPr>
                 <w:noProof/>
                 <w:webHidden/>
-                <w:sz w:val="32"/>
-                <w:szCs w:val="32"/>
-              </w:rPr>
-              <w:instrText xml:space="preserve"> PAGEREF _Toc239746201 \h </w:instrText>
-            </w:r>
-            <w:r>
-              <w:rPr>
-                <w:noProof/>
-                <w:webHidden/>
-                <w:sz w:val="32"/>
-                <w:szCs w:val="32"/>
-              </w:rPr>
-            </w:r>
-            <w:r>
-              <w:rPr>
-                <w:noProof/>
-                <w:webHidden/>
-                <w:sz w:val="32"/>
-                <w:szCs w:val="32"/>
+              </w:rPr>
+              <w:instrText xml:space="preserve"> PAGEREF _Toc239833695 \h </w:instrText>
+            </w:r>
+            <w:r>
+              <w:rPr>
+                <w:noProof/>
+                <w:webHidden/>
+              </w:rPr>
+            </w:r>
+            <w:r>
+              <w:rPr>
+                <w:noProof/>
+                <w:webHidden/>
               </w:rPr>
               <w:fldChar w:fldCharType="separate"/>
             </w:r>
@@ -2127,8 +1863,6 @@
               <w:rPr>
                 <w:noProof/>
                 <w:webHidden/>
-                <w:sz w:val="32"/>
-                <w:szCs w:val="32"/>
               </w:rPr>
               <w:t>6</w:t>
             </w:r>
@@ -2136,8 +1870,6 @@
               <w:rPr>
                 <w:noProof/>
                 <w:webHidden/>
-                <w:sz w:val="32"/>
-                <w:szCs w:val="32"/>
               </w:rPr>
               <w:fldChar w:fldCharType="end"/>
             </w:r>
@@ -2153,18 +1885,16 @@
             <w:rPr>
               <w:rFonts w:eastAsiaTheme="minorEastAsia"/>
               <w:noProof/>
-              <w:sz w:val="32"/>
-              <w:szCs w:val="32"/>
+              <w:sz w:val="22"/>
               <w:lang w:eastAsia="hu-HU"/>
             </w:rPr>
           </w:pPr>
-          <w:hyperlink w:anchor="_Toc239746202" w:history="1">
+          <w:hyperlink w:anchor="_Toc239833696" w:history="1">
             <w:r>
               <w:rPr>
                 <w:rStyle w:val="Hiperhivatkozs"/>
                 <w:noProof/>
-                <w:sz w:val="32"/>
-                <w:szCs w:val="32"/>
+                <w:lang w:eastAsia="hu-HU"/>
               </w:rPr>
               <w:t>5.1</w:t>
             </w:r>
@@ -2172,8 +1902,7 @@
               <w:rPr>
                 <w:rFonts w:eastAsiaTheme="minorEastAsia"/>
                 <w:noProof/>
-                <w:sz w:val="32"/>
-                <w:szCs w:val="32"/>
+                <w:sz w:val="22"/>
                 <w:lang w:eastAsia="hu-HU"/>
               </w:rPr>
               <w:tab/>
@@ -2182,17 +1911,14 @@
               <w:rPr>
                 <w:rStyle w:val="Hiperhivatkozs"/>
                 <w:noProof/>
-                <w:sz w:val="32"/>
-                <w:szCs w:val="32"/>
-              </w:rPr>
-              <w:t>Operációs rendszer és futtatási környezet</w:t>
-            </w:r>
-            <w:r>
-              <w:rPr>
-                <w:noProof/>
-                <w:webHidden/>
-                <w:sz w:val="32"/>
-                <w:szCs w:val="32"/>
+                <w:lang w:eastAsia="hu-HU"/>
+              </w:rPr>
+              <w:t>Funkcionális követelmények</w:t>
+            </w:r>
+            <w:r>
+              <w:rPr>
+                <w:noProof/>
+                <w:webHidden/>
               </w:rPr>
               <w:tab/>
             </w:r>
@@ -2200,8 +1926,6 @@
               <w:rPr>
                 <w:noProof/>
                 <w:webHidden/>
-                <w:sz w:val="32"/>
-                <w:szCs w:val="32"/>
               </w:rPr>
               <w:fldChar w:fldCharType="begin"/>
             </w:r>
@@ -2209,25 +1933,19 @@
               <w:rPr>
                 <w:noProof/>
                 <w:webHidden/>
-                <w:sz w:val="32"/>
-                <w:szCs w:val="32"/>
-              </w:rPr>
-              <w:instrText xml:space="preserve"> PAGEREF _Toc239746202 \h </w:instrText>
-            </w:r>
-            <w:r>
-              <w:rPr>
-                <w:noProof/>
-                <w:webHidden/>
-                <w:sz w:val="32"/>
-                <w:szCs w:val="32"/>
-              </w:rPr>
-            </w:r>
-            <w:r>
-              <w:rPr>
-                <w:noProof/>
-                <w:webHidden/>
-                <w:sz w:val="32"/>
-                <w:szCs w:val="32"/>
+              </w:rPr>
+              <w:instrText xml:space="preserve"> PAGEREF _Toc239833696 \h </w:instrText>
+            </w:r>
+            <w:r>
+              <w:rPr>
+                <w:noProof/>
+                <w:webHidden/>
+              </w:rPr>
+            </w:r>
+            <w:r>
+              <w:rPr>
+                <w:noProof/>
+                <w:webHidden/>
               </w:rPr>
               <w:fldChar w:fldCharType="separate"/>
             </w:r>
@@ -2235,8 +1953,6 @@
               <w:rPr>
                 <w:noProof/>
                 <w:webHidden/>
-                <w:sz w:val="32"/>
-                <w:szCs w:val="32"/>
               </w:rPr>
               <w:t>6</w:t>
             </w:r>
@@ -2244,8 +1960,6 @@
               <w:rPr>
                 <w:noProof/>
                 <w:webHidden/>
-                <w:sz w:val="32"/>
-                <w:szCs w:val="32"/>
               </w:rPr>
               <w:fldChar w:fldCharType="end"/>
             </w:r>
@@ -2261,18 +1975,16 @@
             <w:rPr>
               <w:rFonts w:eastAsiaTheme="minorEastAsia"/>
               <w:noProof/>
-              <w:sz w:val="32"/>
-              <w:szCs w:val="32"/>
+              <w:sz w:val="22"/>
               <w:lang w:eastAsia="hu-HU"/>
             </w:rPr>
           </w:pPr>
-          <w:hyperlink w:anchor="_Toc239746203" w:history="1">
+          <w:hyperlink w:anchor="_Toc239833697" w:history="1">
             <w:r>
               <w:rPr>
                 <w:rStyle w:val="Hiperhivatkozs"/>
                 <w:noProof/>
-                <w:sz w:val="32"/>
-                <w:szCs w:val="32"/>
+                <w:lang w:eastAsia="hu-HU"/>
               </w:rPr>
               <w:t>5.1.1</w:t>
             </w:r>
@@ -2280,8 +1992,7 @@
               <w:rPr>
                 <w:rFonts w:eastAsiaTheme="minorEastAsia"/>
                 <w:noProof/>
-                <w:sz w:val="32"/>
-                <w:szCs w:val="32"/>
+                <w:sz w:val="22"/>
                 <w:lang w:eastAsia="hu-HU"/>
               </w:rPr>
               <w:tab/>
@@ -2290,17 +2001,14 @@
               <w:rPr>
                 <w:rStyle w:val="Hiperhivatkozs"/>
                 <w:noProof/>
-                <w:sz w:val="32"/>
-                <w:szCs w:val="32"/>
-              </w:rPr>
-              <w:t>Kliensoldal</w:t>
-            </w:r>
-            <w:r>
-              <w:rPr>
-                <w:noProof/>
-                <w:webHidden/>
-                <w:sz w:val="32"/>
-                <w:szCs w:val="32"/>
+                <w:lang w:eastAsia="hu-HU"/>
+              </w:rPr>
+              <w:t>Felhasználó</w:t>
+            </w:r>
+            <w:r>
+              <w:rPr>
+                <w:noProof/>
+                <w:webHidden/>
               </w:rPr>
               <w:tab/>
             </w:r>
@@ -2308,8 +2016,6 @@
               <w:rPr>
                 <w:noProof/>
                 <w:webHidden/>
-                <w:sz w:val="32"/>
-                <w:szCs w:val="32"/>
               </w:rPr>
               <w:fldChar w:fldCharType="begin"/>
             </w:r>
@@ -2317,25 +2023,19 @@
               <w:rPr>
                 <w:noProof/>
                 <w:webHidden/>
-                <w:sz w:val="32"/>
-                <w:szCs w:val="32"/>
-              </w:rPr>
-              <w:instrText xml:space="preserve"> PAGEREF _Toc239746203 \h </w:instrText>
-            </w:r>
-            <w:r>
-              <w:rPr>
-                <w:noProof/>
-                <w:webHidden/>
-                <w:sz w:val="32"/>
-                <w:szCs w:val="32"/>
-              </w:rPr>
-            </w:r>
-            <w:r>
-              <w:rPr>
-                <w:noProof/>
-                <w:webHidden/>
-                <w:sz w:val="32"/>
-                <w:szCs w:val="32"/>
+              </w:rPr>
+              <w:instrText xml:space="preserve"> PAGEREF _Toc239833697 \h </w:instrText>
+            </w:r>
+            <w:r>
+              <w:rPr>
+                <w:noProof/>
+                <w:webHidden/>
+              </w:rPr>
+            </w:r>
+            <w:r>
+              <w:rPr>
+                <w:noProof/>
+                <w:webHidden/>
               </w:rPr>
               <w:fldChar w:fldCharType="separate"/>
             </w:r>
@@ -2343,8 +2043,6 @@
               <w:rPr>
                 <w:noProof/>
                 <w:webHidden/>
-                <w:sz w:val="32"/>
-                <w:szCs w:val="32"/>
               </w:rPr>
               <w:t>6</w:t>
             </w:r>
@@ -2352,8 +2050,6 @@
               <w:rPr>
                 <w:noProof/>
                 <w:webHidden/>
-                <w:sz w:val="32"/>
-                <w:szCs w:val="32"/>
               </w:rPr>
               <w:fldChar w:fldCharType="end"/>
             </w:r>
@@ -2369,18 +2065,16 @@
             <w:rPr>
               <w:rFonts w:eastAsiaTheme="minorEastAsia"/>
               <w:noProof/>
-              <w:sz w:val="32"/>
-              <w:szCs w:val="32"/>
+              <w:sz w:val="22"/>
               <w:lang w:eastAsia="hu-HU"/>
             </w:rPr>
           </w:pPr>
-          <w:hyperlink w:anchor="_Toc239746204" w:history="1">
+          <w:hyperlink w:anchor="_Toc239833698" w:history="1">
             <w:r>
               <w:rPr>
                 <w:rStyle w:val="Hiperhivatkozs"/>
                 <w:noProof/>
-                <w:sz w:val="32"/>
-                <w:szCs w:val="32"/>
+                <w:lang w:eastAsia="hu-HU"/>
               </w:rPr>
               <w:t>5.1.2</w:t>
             </w:r>
@@ -2388,8 +2082,7 @@
               <w:rPr>
                 <w:rFonts w:eastAsiaTheme="minorEastAsia"/>
                 <w:noProof/>
-                <w:sz w:val="32"/>
-                <w:szCs w:val="32"/>
+                <w:sz w:val="22"/>
                 <w:lang w:eastAsia="hu-HU"/>
               </w:rPr>
               <w:tab/>
@@ -2398,17 +2091,14 @@
               <w:rPr>
                 <w:rStyle w:val="Hiperhivatkozs"/>
                 <w:noProof/>
-                <w:sz w:val="32"/>
-                <w:szCs w:val="32"/>
-              </w:rPr>
-              <w:t>Szerveroldal</w:t>
-            </w:r>
-            <w:r>
-              <w:rPr>
-                <w:noProof/>
-                <w:webHidden/>
-                <w:sz w:val="32"/>
-                <w:szCs w:val="32"/>
+                <w:lang w:eastAsia="hu-HU"/>
+              </w:rPr>
+              <w:t>Vezető</w:t>
+            </w:r>
+            <w:r>
+              <w:rPr>
+                <w:noProof/>
+                <w:webHidden/>
               </w:rPr>
               <w:tab/>
             </w:r>
@@ -2416,8 +2106,6 @@
               <w:rPr>
                 <w:noProof/>
                 <w:webHidden/>
-                <w:sz w:val="32"/>
-                <w:szCs w:val="32"/>
               </w:rPr>
               <w:fldChar w:fldCharType="begin"/>
             </w:r>
@@ -2425,25 +2113,19 @@
               <w:rPr>
                 <w:noProof/>
                 <w:webHidden/>
-                <w:sz w:val="32"/>
-                <w:szCs w:val="32"/>
-              </w:rPr>
-              <w:instrText xml:space="preserve"> PAGEREF _Toc239746204 \h </w:instrText>
-            </w:r>
-            <w:r>
-              <w:rPr>
-                <w:noProof/>
-                <w:webHidden/>
-                <w:sz w:val="32"/>
-                <w:szCs w:val="32"/>
-              </w:rPr>
-            </w:r>
-            <w:r>
-              <w:rPr>
-                <w:noProof/>
-                <w:webHidden/>
-                <w:sz w:val="32"/>
-                <w:szCs w:val="32"/>
+              </w:rPr>
+              <w:instrText xml:space="preserve"> PAGEREF _Toc239833698 \h </w:instrText>
+            </w:r>
+            <w:r>
+              <w:rPr>
+                <w:noProof/>
+                <w:webHidden/>
+              </w:rPr>
+            </w:r>
+            <w:r>
+              <w:rPr>
+                <w:noProof/>
+                <w:webHidden/>
               </w:rPr>
               <w:fldChar w:fldCharType="separate"/>
             </w:r>
@@ -2451,8 +2133,186 @@
               <w:rPr>
                 <w:noProof/>
                 <w:webHidden/>
-                <w:sz w:val="32"/>
-                <w:szCs w:val="32"/>
+              </w:rPr>
+              <w:t>6</w:t>
+            </w:r>
+            <w:r>
+              <w:rPr>
+                <w:noProof/>
+                <w:webHidden/>
+              </w:rPr>
+              <w:fldChar w:fldCharType="end"/>
+            </w:r>
+          </w:hyperlink>
+        </w:p>
+        <w:p>
+          <w:pPr>
+            <w:pStyle w:val="TJ3"/>
+            <w:tabs>
+              <w:tab w:val="left" w:pos="1320"/>
+              <w:tab w:val="right" w:leader="dot" w:pos="9062"/>
+            </w:tabs>
+            <w:rPr>
+              <w:rFonts w:eastAsiaTheme="minorEastAsia"/>
+              <w:noProof/>
+              <w:sz w:val="22"/>
+              <w:lang w:eastAsia="hu-HU"/>
+            </w:rPr>
+          </w:pPr>
+          <w:hyperlink w:anchor="_Toc239833699" w:history="1">
+            <w:r>
+              <w:rPr>
+                <w:rStyle w:val="Hiperhivatkozs"/>
+                <w:noProof/>
+                <w:lang w:eastAsia="hu-HU"/>
+              </w:rPr>
+              <w:t>5.1.3</w:t>
+            </w:r>
+            <w:r>
+              <w:rPr>
+                <w:rFonts w:eastAsiaTheme="minorEastAsia"/>
+                <w:noProof/>
+                <w:sz w:val="22"/>
+                <w:lang w:eastAsia="hu-HU"/>
+              </w:rPr>
+              <w:tab/>
+            </w:r>
+            <w:r>
+              <w:rPr>
+                <w:rStyle w:val="Hiperhivatkozs"/>
+                <w:noProof/>
+                <w:lang w:eastAsia="hu-HU"/>
+              </w:rPr>
+              <w:t>Projektfelelős</w:t>
+            </w:r>
+            <w:r>
+              <w:rPr>
+                <w:noProof/>
+                <w:webHidden/>
+              </w:rPr>
+              <w:tab/>
+            </w:r>
+            <w:r>
+              <w:rPr>
+                <w:noProof/>
+                <w:webHidden/>
+              </w:rPr>
+              <w:fldChar w:fldCharType="begin"/>
+            </w:r>
+            <w:r>
+              <w:rPr>
+                <w:noProof/>
+                <w:webHidden/>
+              </w:rPr>
+              <w:instrText xml:space="preserve"> PAGEREF _Toc239833699 \h </w:instrText>
+            </w:r>
+            <w:r>
+              <w:rPr>
+                <w:noProof/>
+                <w:webHidden/>
+              </w:rPr>
+            </w:r>
+            <w:r>
+              <w:rPr>
+                <w:noProof/>
+                <w:webHidden/>
+              </w:rPr>
+              <w:fldChar w:fldCharType="separate"/>
+            </w:r>
+            <w:r>
+              <w:rPr>
+                <w:noProof/>
+                <w:webHidden/>
+              </w:rPr>
+              <w:t>6</w:t>
+            </w:r>
+            <w:r>
+              <w:rPr>
+                <w:noProof/>
+                <w:webHidden/>
+              </w:rPr>
+              <w:fldChar w:fldCharType="end"/>
+            </w:r>
+          </w:hyperlink>
+        </w:p>
+        <w:p>
+          <w:pPr>
+            <w:pStyle w:val="TJ3"/>
+            <w:tabs>
+              <w:tab w:val="left" w:pos="1320"/>
+              <w:tab w:val="right" w:leader="dot" w:pos="9062"/>
+            </w:tabs>
+            <w:rPr>
+              <w:rFonts w:eastAsiaTheme="minorEastAsia"/>
+              <w:noProof/>
+              <w:sz w:val="22"/>
+              <w:lang w:eastAsia="hu-HU"/>
+            </w:rPr>
+          </w:pPr>
+          <w:hyperlink w:anchor="_Toc239833700" w:history="1">
+            <w:r>
+              <w:rPr>
+                <w:rStyle w:val="Hiperhivatkozs"/>
+                <w:noProof/>
+                <w:lang w:eastAsia="hu-HU"/>
+              </w:rPr>
+              <w:t>5.1.4</w:t>
+            </w:r>
+            <w:r>
+              <w:rPr>
+                <w:rFonts w:eastAsiaTheme="minorEastAsia"/>
+                <w:noProof/>
+                <w:sz w:val="22"/>
+                <w:lang w:eastAsia="hu-HU"/>
+              </w:rPr>
+              <w:tab/>
+            </w:r>
+            <w:r>
+              <w:rPr>
+                <w:rStyle w:val="Hiperhivatkozs"/>
+                <w:noProof/>
+                <w:lang w:eastAsia="hu-HU"/>
+              </w:rPr>
+              <w:t>Rendszerszintű</w:t>
+            </w:r>
+            <w:r>
+              <w:rPr>
+                <w:noProof/>
+                <w:webHidden/>
+              </w:rPr>
+              <w:tab/>
+            </w:r>
+            <w:r>
+              <w:rPr>
+                <w:noProof/>
+                <w:webHidden/>
+              </w:rPr>
+              <w:fldChar w:fldCharType="begin"/>
+            </w:r>
+            <w:r>
+              <w:rPr>
+                <w:noProof/>
+                <w:webHidden/>
+              </w:rPr>
+              <w:instrText xml:space="preserve"> PAGEREF _Toc239833700 \h </w:instrText>
+            </w:r>
+            <w:r>
+              <w:rPr>
+                <w:noProof/>
+                <w:webHidden/>
+              </w:rPr>
+            </w:r>
+            <w:r>
+              <w:rPr>
+                <w:noProof/>
+                <w:webHidden/>
+              </w:rPr>
+              <w:fldChar w:fldCharType="separate"/>
+            </w:r>
+            <w:r>
+              <w:rPr>
+                <w:noProof/>
+                <w:webHidden/>
               </w:rPr>
               <w:t>7</w:t>
             </w:r>
@@ -2460,8 +2320,96 @@
               <w:rPr>
                 <w:noProof/>
                 <w:webHidden/>
-                <w:sz w:val="32"/>
-                <w:szCs w:val="32"/>
+              </w:rPr>
+              <w:fldChar w:fldCharType="end"/>
+            </w:r>
+          </w:hyperlink>
+        </w:p>
+        <w:p>
+          <w:pPr>
+            <w:pStyle w:val="TJ3"/>
+            <w:tabs>
+              <w:tab w:val="left" w:pos="1320"/>
+              <w:tab w:val="right" w:leader="dot" w:pos="9062"/>
+            </w:tabs>
+            <w:rPr>
+              <w:rFonts w:eastAsiaTheme="minorEastAsia"/>
+              <w:noProof/>
+              <w:sz w:val="22"/>
+              <w:lang w:eastAsia="hu-HU"/>
+            </w:rPr>
+          </w:pPr>
+          <w:hyperlink w:anchor="_Toc239833701" w:history="1">
+            <w:r>
+              <w:rPr>
+                <w:rStyle w:val="Hiperhivatkozs"/>
+                <w:noProof/>
+                <w:lang w:eastAsia="hu-HU"/>
+              </w:rPr>
+              <w:t>5.1.5</w:t>
+            </w:r>
+            <w:r>
+              <w:rPr>
+                <w:rFonts w:eastAsiaTheme="minorEastAsia"/>
+                <w:noProof/>
+                <w:sz w:val="22"/>
+                <w:lang w:eastAsia="hu-HU"/>
+              </w:rPr>
+              <w:tab/>
+            </w:r>
+            <w:r>
+              <w:rPr>
+                <w:rStyle w:val="Hiperhivatkozs"/>
+                <w:noProof/>
+                <w:lang w:eastAsia="hu-HU"/>
+              </w:rPr>
+              <w:t>Rendszergazda</w:t>
+            </w:r>
+            <w:r>
+              <w:rPr>
+                <w:noProof/>
+                <w:webHidden/>
+              </w:rPr>
+              <w:tab/>
+            </w:r>
+            <w:r>
+              <w:rPr>
+                <w:noProof/>
+                <w:webHidden/>
+              </w:rPr>
+              <w:fldChar w:fldCharType="begin"/>
+            </w:r>
+            <w:r>
+              <w:rPr>
+                <w:noProof/>
+                <w:webHidden/>
+              </w:rPr>
+              <w:instrText xml:space="preserve"> PAGEREF _Toc239833701 \h </w:instrText>
+            </w:r>
+            <w:r>
+              <w:rPr>
+                <w:noProof/>
+                <w:webHidden/>
+              </w:rPr>
+            </w:r>
+            <w:r>
+              <w:rPr>
+                <w:noProof/>
+                <w:webHidden/>
+              </w:rPr>
+              <w:fldChar w:fldCharType="separate"/>
+            </w:r>
+            <w:r>
+              <w:rPr>
+                <w:noProof/>
+                <w:webHidden/>
+              </w:rPr>
+              <w:t>7</w:t>
+            </w:r>
+            <w:r>
+              <w:rPr>
+                <w:noProof/>
+                <w:webHidden/>
               </w:rPr>
               <w:fldChar w:fldCharType="end"/>
             </w:r>
@@ -2477,18 +2425,16 @@
             <w:rPr>
               <w:rFonts w:eastAsiaTheme="minorEastAsia"/>
               <w:noProof/>
-              <w:sz w:val="32"/>
-              <w:szCs w:val="32"/>
+              <w:sz w:val="22"/>
               <w:lang w:eastAsia="hu-HU"/>
             </w:rPr>
           </w:pPr>
-          <w:hyperlink w:anchor="_Toc239746205" w:history="1">
+          <w:hyperlink w:anchor="_Toc239833702" w:history="1">
             <w:r>
               <w:rPr>
                 <w:rStyle w:val="Hiperhivatkozs"/>
                 <w:noProof/>
-                <w:sz w:val="32"/>
-                <w:szCs w:val="32"/>
+                <w:lang w:eastAsia="hu-HU"/>
               </w:rPr>
               <w:t>5.2</w:t>
             </w:r>
@@ -2496,8 +2442,7 @@
               <w:rPr>
                 <w:rFonts w:eastAsiaTheme="minorEastAsia"/>
                 <w:noProof/>
-                <w:sz w:val="32"/>
-                <w:szCs w:val="32"/>
+                <w:sz w:val="22"/>
                 <w:lang w:eastAsia="hu-HU"/>
               </w:rPr>
               <w:tab/>
@@ -2506,17 +2451,14 @@
               <w:rPr>
                 <w:rStyle w:val="Hiperhivatkozs"/>
                 <w:noProof/>
-                <w:sz w:val="32"/>
-                <w:szCs w:val="32"/>
-              </w:rPr>
-              <w:t>Felhasználandó technológiák és programozási nyelvek</w:t>
-            </w:r>
-            <w:r>
-              <w:rPr>
-                <w:noProof/>
-                <w:webHidden/>
-                <w:sz w:val="32"/>
-                <w:szCs w:val="32"/>
+                <w:lang w:eastAsia="hu-HU"/>
+              </w:rPr>
+              <w:t>Nem-funkcionális követelmények</w:t>
+            </w:r>
+            <w:r>
+              <w:rPr>
+                <w:noProof/>
+                <w:webHidden/>
               </w:rPr>
               <w:tab/>
             </w:r>
@@ -2524,8 +2466,6 @@
               <w:rPr>
                 <w:noProof/>
                 <w:webHidden/>
-                <w:sz w:val="32"/>
-                <w:szCs w:val="32"/>
               </w:rPr>
               <w:fldChar w:fldCharType="begin"/>
             </w:r>
@@ -2533,25 +2473,19 @@
               <w:rPr>
                 <w:noProof/>
                 <w:webHidden/>
-                <w:sz w:val="32"/>
-                <w:szCs w:val="32"/>
-              </w:rPr>
-              <w:instrText xml:space="preserve"> PAGEREF _Toc239746205 \h </w:instrText>
-            </w:r>
-            <w:r>
-              <w:rPr>
-                <w:noProof/>
-                <w:webHidden/>
-                <w:sz w:val="32"/>
-                <w:szCs w:val="32"/>
-              </w:rPr>
-            </w:r>
-            <w:r>
-              <w:rPr>
-                <w:noProof/>
-                <w:webHidden/>
-                <w:sz w:val="32"/>
-                <w:szCs w:val="32"/>
+              </w:rPr>
+              <w:instrText xml:space="preserve"> PAGEREF _Toc239833702 \h </w:instrText>
+            </w:r>
+            <w:r>
+              <w:rPr>
+                <w:noProof/>
+                <w:webHidden/>
+              </w:rPr>
+            </w:r>
+            <w:r>
+              <w:rPr>
+                <w:noProof/>
+                <w:webHidden/>
               </w:rPr>
               <w:fldChar w:fldCharType="separate"/>
             </w:r>
@@ -2559,8 +2493,6 @@
               <w:rPr>
                 <w:noProof/>
                 <w:webHidden/>
-                <w:sz w:val="32"/>
-                <w:szCs w:val="32"/>
               </w:rPr>
               <w:t>7</w:t>
             </w:r>
@@ -2568,8 +2500,6 @@
               <w:rPr>
                 <w:noProof/>
                 <w:webHidden/>
-                <w:sz w:val="32"/>
-                <w:szCs w:val="32"/>
               </w:rPr>
               <w:fldChar w:fldCharType="end"/>
             </w:r>
@@ -2585,18 +2515,16 @@
             <w:rPr>
               <w:rFonts w:eastAsiaTheme="minorEastAsia"/>
               <w:noProof/>
-              <w:sz w:val="32"/>
-              <w:szCs w:val="32"/>
+              <w:sz w:val="22"/>
               <w:lang w:eastAsia="hu-HU"/>
             </w:rPr>
           </w:pPr>
-          <w:hyperlink w:anchor="_Toc239746206" w:history="1">
+          <w:hyperlink w:anchor="_Toc239833703" w:history="1">
             <w:r>
               <w:rPr>
                 <w:rStyle w:val="Hiperhivatkozs"/>
                 <w:noProof/>
-                <w:sz w:val="32"/>
-                <w:szCs w:val="32"/>
+                <w:lang w:eastAsia="hu-HU"/>
               </w:rPr>
               <w:t>5.3</w:t>
             </w:r>
@@ -2604,8 +2532,7 @@
               <w:rPr>
                 <w:rFonts w:eastAsiaTheme="minorEastAsia"/>
                 <w:noProof/>
-                <w:sz w:val="32"/>
-                <w:szCs w:val="32"/>
+                <w:sz w:val="22"/>
                 <w:lang w:eastAsia="hu-HU"/>
               </w:rPr>
               <w:tab/>
@@ -2614,17 +2541,14 @@
               <w:rPr>
                 <w:rStyle w:val="Hiperhivatkozs"/>
                 <w:noProof/>
-                <w:sz w:val="32"/>
-                <w:szCs w:val="32"/>
-              </w:rPr>
-              <w:t>Fejlesztési módszertan és verziókövetés</w:t>
-            </w:r>
-            <w:r>
-              <w:rPr>
-                <w:noProof/>
-                <w:webHidden/>
-                <w:sz w:val="32"/>
-                <w:szCs w:val="32"/>
+                <w:lang w:eastAsia="hu-HU"/>
+              </w:rPr>
+              <w:t>Rendszermodulok</w:t>
+            </w:r>
+            <w:r>
+              <w:rPr>
+                <w:noProof/>
+                <w:webHidden/>
               </w:rPr>
               <w:tab/>
             </w:r>
@@ -2632,8 +2556,6 @@
               <w:rPr>
                 <w:noProof/>
                 <w:webHidden/>
-                <w:sz w:val="32"/>
-                <w:szCs w:val="32"/>
               </w:rPr>
               <w:fldChar w:fldCharType="begin"/>
             </w:r>
@@ -2641,25 +2563,19 @@
               <w:rPr>
                 <w:noProof/>
                 <w:webHidden/>
-                <w:sz w:val="32"/>
-                <w:szCs w:val="32"/>
-              </w:rPr>
-              <w:instrText xml:space="preserve"> PAGEREF _Toc239746206 \h </w:instrText>
-            </w:r>
-            <w:r>
-              <w:rPr>
-                <w:noProof/>
-                <w:webHidden/>
-                <w:sz w:val="32"/>
-                <w:szCs w:val="32"/>
-              </w:rPr>
-            </w:r>
-            <w:r>
-              <w:rPr>
-                <w:noProof/>
-                <w:webHidden/>
-                <w:sz w:val="32"/>
-                <w:szCs w:val="32"/>
+              </w:rPr>
+              <w:instrText xml:space="preserve"> PAGEREF _Toc239833703 \h </w:instrText>
+            </w:r>
+            <w:r>
+              <w:rPr>
+                <w:noProof/>
+                <w:webHidden/>
+              </w:rPr>
+            </w:r>
+            <w:r>
+              <w:rPr>
+                <w:noProof/>
+                <w:webHidden/>
               </w:rPr>
               <w:fldChar w:fldCharType="separate"/>
             </w:r>
@@ -2667,8 +2583,6 @@
               <w:rPr>
                 <w:noProof/>
                 <w:webHidden/>
-                <w:sz w:val="32"/>
-                <w:szCs w:val="32"/>
               </w:rPr>
               <w:t>7</w:t>
             </w:r>
@@ -2676,8 +2590,6 @@
               <w:rPr>
                 <w:noProof/>
                 <w:webHidden/>
-                <w:sz w:val="32"/>
-                <w:szCs w:val="32"/>
               </w:rPr>
               <w:fldChar w:fldCharType="end"/>
             </w:r>
@@ -2693,48 +2605,38 @@
             <w:rPr>
               <w:rFonts w:eastAsiaTheme="minorEastAsia"/>
               <w:noProof/>
-              <w:sz w:val="32"/>
-              <w:szCs w:val="32"/>
+              <w:sz w:val="22"/>
               <w:lang w:eastAsia="hu-HU"/>
             </w:rPr>
           </w:pPr>
-          <w:hyperlink w:anchor="_Toc239746207" w:history="1">
+          <w:hyperlink w:anchor="_Toc239833704" w:history="1">
             <w:r>
               <w:rPr>
                 <w:rStyle w:val="Hiperhivatkozs"/>
                 <w:noProof/>
-                <w:sz w:val="32"/>
-                <w:szCs w:val="32"/>
+              </w:rPr>
+              <w:t>6.</w:t>
+            </w:r>
+            <w:r>
+              <w:rPr>
+                <w:rFonts w:eastAsiaTheme="minorEastAsia"/>
+                <w:noProof/>
+                <w:sz w:val="22"/>
                 <w:lang w:eastAsia="hu-HU"/>
               </w:rPr>
-              <w:t>6.</w:t>
-            </w:r>
-            <w:r>
-              <w:rPr>
-                <w:rFonts w:eastAsiaTheme="minorEastAsia"/>
-                <w:noProof/>
-                <w:sz w:val="32"/>
-                <w:szCs w:val="32"/>
-                <w:lang w:eastAsia="hu-HU"/>
-              </w:rPr>
               <w:tab/>
             </w:r>
             <w:r>
               <w:rPr>
                 <w:rStyle w:val="Hiperhivatkozs"/>
                 <w:noProof/>
-                <w:sz w:val="32"/>
-                <w:szCs w:val="32"/>
-                <w:lang w:eastAsia="hu-HU"/>
-              </w:rPr>
-              <w:t>Felhasználói felület</w:t>
-            </w:r>
-            <w:r>
-              <w:rPr>
-                <w:noProof/>
-                <w:webHidden/>
-                <w:sz w:val="32"/>
-                <w:szCs w:val="32"/>
+              </w:rPr>
+              <w:t>Technológiai és Fejlesztési Környezet</w:t>
+            </w:r>
+            <w:r>
+              <w:rPr>
+                <w:noProof/>
+                <w:webHidden/>
               </w:rPr>
               <w:tab/>
             </w:r>
@@ -2742,8 +2644,6 @@
               <w:rPr>
                 <w:noProof/>
                 <w:webHidden/>
-                <w:sz w:val="32"/>
-                <w:szCs w:val="32"/>
               </w:rPr>
               <w:fldChar w:fldCharType="begin"/>
             </w:r>
@@ -2751,25 +2651,19 @@
               <w:rPr>
                 <w:noProof/>
                 <w:webHidden/>
-                <w:sz w:val="32"/>
-                <w:szCs w:val="32"/>
-              </w:rPr>
-              <w:instrText xml:space="preserve"> PAGEREF _Toc239746207 \h </w:instrText>
-            </w:r>
-            <w:r>
-              <w:rPr>
-                <w:noProof/>
-                <w:webHidden/>
-                <w:sz w:val="32"/>
-                <w:szCs w:val="32"/>
-              </w:rPr>
-            </w:r>
-            <w:r>
-              <w:rPr>
-                <w:noProof/>
-                <w:webHidden/>
-                <w:sz w:val="32"/>
-                <w:szCs w:val="32"/>
+              </w:rPr>
+              <w:instrText xml:space="preserve"> PAGEREF _Toc239833704 \h </w:instrText>
+            </w:r>
+            <w:r>
+              <w:rPr>
+                <w:noProof/>
+                <w:webHidden/>
+              </w:rPr>
+            </w:r>
+            <w:r>
+              <w:rPr>
+                <w:noProof/>
+                <w:webHidden/>
               </w:rPr>
               <w:fldChar w:fldCharType="separate"/>
             </w:r>
@@ -2777,17 +2671,13 @@
               <w:rPr>
                 <w:noProof/>
                 <w:webHidden/>
-                <w:sz w:val="32"/>
-                <w:szCs w:val="32"/>
-              </w:rPr>
-              <w:t>7</w:t>
-            </w:r>
-            <w:r>
-              <w:rPr>
-                <w:noProof/>
-                <w:webHidden/>
-                <w:sz w:val="32"/>
-                <w:szCs w:val="32"/>
+              </w:rPr>
+              <w:t>8</w:t>
+            </w:r>
+            <w:r>
+              <w:rPr>
+                <w:noProof/>
+                <w:webHidden/>
               </w:rPr>
               <w:fldChar w:fldCharType="end"/>
             </w:r>
@@ -2803,18 +2693,15 @@
             <w:rPr>
               <w:rFonts w:eastAsiaTheme="minorEastAsia"/>
               <w:noProof/>
-              <w:sz w:val="32"/>
-              <w:szCs w:val="32"/>
+              <w:sz w:val="22"/>
               <w:lang w:eastAsia="hu-HU"/>
             </w:rPr>
           </w:pPr>
-          <w:hyperlink w:anchor="_Toc239746208" w:history="1">
+          <w:hyperlink w:anchor="_Toc239833705" w:history="1">
             <w:r>
               <w:rPr>
                 <w:rStyle w:val="Hiperhivatkozs"/>
                 <w:noProof/>
-                <w:sz w:val="32"/>
-                <w:szCs w:val="32"/>
               </w:rPr>
               <w:t>6.1</w:t>
             </w:r>
@@ -2822,8 +2709,7 @@
               <w:rPr>
                 <w:rFonts w:eastAsiaTheme="minorEastAsia"/>
                 <w:noProof/>
-                <w:sz w:val="32"/>
-                <w:szCs w:val="32"/>
+                <w:sz w:val="22"/>
                 <w:lang w:eastAsia="hu-HU"/>
               </w:rPr>
               <w:tab/>
@@ -2832,17 +2718,13 @@
               <w:rPr>
                 <w:rStyle w:val="Hiperhivatkozs"/>
                 <w:noProof/>
-                <w:sz w:val="32"/>
-                <w:szCs w:val="32"/>
-              </w:rPr>
-              <w:t>Megjelenés és dizájnelvek</w:t>
-            </w:r>
-            <w:r>
-              <w:rPr>
-                <w:noProof/>
-                <w:webHidden/>
-                <w:sz w:val="32"/>
-                <w:szCs w:val="32"/>
+              </w:rPr>
+              <w:t>Operációs rendszer és futtatási környezet</w:t>
+            </w:r>
+            <w:r>
+              <w:rPr>
+                <w:noProof/>
+                <w:webHidden/>
               </w:rPr>
               <w:tab/>
             </w:r>
@@ -2850,8 +2732,6 @@
               <w:rPr>
                 <w:noProof/>
                 <w:webHidden/>
-                <w:sz w:val="32"/>
-                <w:szCs w:val="32"/>
               </w:rPr>
               <w:fldChar w:fldCharType="begin"/>
             </w:r>
@@ -2859,25 +2739,19 @@
               <w:rPr>
                 <w:noProof/>
                 <w:webHidden/>
-                <w:sz w:val="32"/>
-                <w:szCs w:val="32"/>
-              </w:rPr>
-              <w:instrText xml:space="preserve"> PAGEREF _Toc239746208 \h </w:instrText>
-            </w:r>
-            <w:r>
-              <w:rPr>
-                <w:noProof/>
-                <w:webHidden/>
-                <w:sz w:val="32"/>
-                <w:szCs w:val="32"/>
-              </w:rPr>
-            </w:r>
-            <w:r>
-              <w:rPr>
-                <w:noProof/>
-                <w:webHidden/>
-                <w:sz w:val="32"/>
-                <w:szCs w:val="32"/>
+              </w:rPr>
+              <w:instrText xml:space="preserve"> PAGEREF _Toc239833705 \h </w:instrText>
+            </w:r>
+            <w:r>
+              <w:rPr>
+                <w:noProof/>
+                <w:webHidden/>
+              </w:rPr>
+            </w:r>
+            <w:r>
+              <w:rPr>
+                <w:noProof/>
+                <w:webHidden/>
               </w:rPr>
               <w:fldChar w:fldCharType="separate"/>
             </w:r>
@@ -2885,17 +2759,365 @@
               <w:rPr>
                 <w:noProof/>
                 <w:webHidden/>
-                <w:sz w:val="32"/>
-                <w:szCs w:val="32"/>
-              </w:rPr>
-              <w:t>7</w:t>
-            </w:r>
-            <w:r>
-              <w:rPr>
-                <w:noProof/>
-                <w:webHidden/>
-                <w:sz w:val="32"/>
-                <w:szCs w:val="32"/>
+              </w:rPr>
+              <w:t>8</w:t>
+            </w:r>
+            <w:r>
+              <w:rPr>
+                <w:noProof/>
+                <w:webHidden/>
+              </w:rPr>
+              <w:fldChar w:fldCharType="end"/>
+            </w:r>
+          </w:hyperlink>
+        </w:p>
+        <w:p>
+          <w:pPr>
+            <w:pStyle w:val="TJ3"/>
+            <w:tabs>
+              <w:tab w:val="left" w:pos="1320"/>
+              <w:tab w:val="right" w:leader="dot" w:pos="9062"/>
+            </w:tabs>
+            <w:rPr>
+              <w:rFonts w:eastAsiaTheme="minorEastAsia"/>
+              <w:noProof/>
+              <w:sz w:val="22"/>
+              <w:lang w:eastAsia="hu-HU"/>
+            </w:rPr>
+          </w:pPr>
+          <w:hyperlink w:anchor="_Toc239833706" w:history="1">
+            <w:r>
+              <w:rPr>
+                <w:rStyle w:val="Hiperhivatkozs"/>
+                <w:noProof/>
+              </w:rPr>
+              <w:t>6.1.1</w:t>
+            </w:r>
+            <w:r>
+              <w:rPr>
+                <w:rFonts w:eastAsiaTheme="minorEastAsia"/>
+                <w:noProof/>
+                <w:sz w:val="22"/>
+                <w:lang w:eastAsia="hu-HU"/>
+              </w:rPr>
+              <w:tab/>
+            </w:r>
+            <w:r>
+              <w:rPr>
+                <w:rStyle w:val="Hiperhivatkozs"/>
+                <w:noProof/>
+              </w:rPr>
+              <w:t>Kliensoldal</w:t>
+            </w:r>
+            <w:r>
+              <w:rPr>
+                <w:noProof/>
+                <w:webHidden/>
+              </w:rPr>
+              <w:tab/>
+            </w:r>
+            <w:r>
+              <w:rPr>
+                <w:noProof/>
+                <w:webHidden/>
+              </w:rPr>
+              <w:fldChar w:fldCharType="begin"/>
+            </w:r>
+            <w:r>
+              <w:rPr>
+                <w:noProof/>
+                <w:webHidden/>
+              </w:rPr>
+              <w:instrText xml:space="preserve"> PAGEREF _Toc239833706 \h </w:instrText>
+            </w:r>
+            <w:r>
+              <w:rPr>
+                <w:noProof/>
+                <w:webHidden/>
+              </w:rPr>
+            </w:r>
+            <w:r>
+              <w:rPr>
+                <w:noProof/>
+                <w:webHidden/>
+              </w:rPr>
+              <w:fldChar w:fldCharType="separate"/>
+            </w:r>
+            <w:r>
+              <w:rPr>
+                <w:noProof/>
+                <w:webHidden/>
+              </w:rPr>
+              <w:t>8</w:t>
+            </w:r>
+            <w:r>
+              <w:rPr>
+                <w:noProof/>
+                <w:webHidden/>
+              </w:rPr>
+              <w:fldChar w:fldCharType="end"/>
+            </w:r>
+          </w:hyperlink>
+        </w:p>
+        <w:p>
+          <w:pPr>
+            <w:pStyle w:val="TJ3"/>
+            <w:tabs>
+              <w:tab w:val="left" w:pos="1320"/>
+              <w:tab w:val="right" w:leader="dot" w:pos="9062"/>
+            </w:tabs>
+            <w:rPr>
+              <w:rFonts w:eastAsiaTheme="minorEastAsia"/>
+              <w:noProof/>
+              <w:sz w:val="22"/>
+              <w:lang w:eastAsia="hu-HU"/>
+            </w:rPr>
+          </w:pPr>
+          <w:hyperlink w:anchor="_Toc239833707" w:history="1">
+            <w:r>
+              <w:rPr>
+                <w:rStyle w:val="Hiperhivatkozs"/>
+                <w:noProof/>
+              </w:rPr>
+              <w:t>6.1.2</w:t>
+            </w:r>
+            <w:r>
+              <w:rPr>
+                <w:rFonts w:eastAsiaTheme="minorEastAsia"/>
+                <w:noProof/>
+                <w:sz w:val="22"/>
+                <w:lang w:eastAsia="hu-HU"/>
+              </w:rPr>
+              <w:tab/>
+            </w:r>
+            <w:r>
+              <w:rPr>
+                <w:rStyle w:val="Hiperhivatkozs"/>
+                <w:noProof/>
+              </w:rPr>
+              <w:t>Szerveroldal</w:t>
+            </w:r>
+            <w:r>
+              <w:rPr>
+                <w:noProof/>
+                <w:webHidden/>
+              </w:rPr>
+              <w:tab/>
+            </w:r>
+            <w:r>
+              <w:rPr>
+                <w:noProof/>
+                <w:webHidden/>
+              </w:rPr>
+              <w:fldChar w:fldCharType="begin"/>
+            </w:r>
+            <w:r>
+              <w:rPr>
+                <w:noProof/>
+                <w:webHidden/>
+              </w:rPr>
+              <w:instrText xml:space="preserve"> PAGEREF _Toc239833707 \h </w:instrText>
+            </w:r>
+            <w:r>
+              <w:rPr>
+                <w:noProof/>
+                <w:webHidden/>
+              </w:rPr>
+            </w:r>
+            <w:r>
+              <w:rPr>
+                <w:noProof/>
+                <w:webHidden/>
+              </w:rPr>
+              <w:fldChar w:fldCharType="separate"/>
+            </w:r>
+            <w:r>
+              <w:rPr>
+                <w:noProof/>
+                <w:webHidden/>
+              </w:rPr>
+              <w:t>8</w:t>
+            </w:r>
+            <w:r>
+              <w:rPr>
+                <w:noProof/>
+                <w:webHidden/>
+              </w:rPr>
+              <w:fldChar w:fldCharType="end"/>
+            </w:r>
+          </w:hyperlink>
+        </w:p>
+        <w:p>
+          <w:pPr>
+            <w:pStyle w:val="TJ2"/>
+            <w:tabs>
+              <w:tab w:val="left" w:pos="880"/>
+              <w:tab w:val="right" w:leader="dot" w:pos="9062"/>
+            </w:tabs>
+            <w:rPr>
+              <w:rFonts w:eastAsiaTheme="minorEastAsia"/>
+              <w:noProof/>
+              <w:sz w:val="22"/>
+              <w:lang w:eastAsia="hu-HU"/>
+            </w:rPr>
+          </w:pPr>
+          <w:hyperlink w:anchor="_Toc239833708" w:history="1">
+            <w:r>
+              <w:rPr>
+                <w:rStyle w:val="Hiperhivatkozs"/>
+                <w:noProof/>
+              </w:rPr>
+              <w:t>6.2</w:t>
+            </w:r>
+            <w:r>
+              <w:rPr>
+                <w:rFonts w:eastAsiaTheme="minorEastAsia"/>
+                <w:noProof/>
+                <w:sz w:val="22"/>
+                <w:lang w:eastAsia="hu-HU"/>
+              </w:rPr>
+              <w:tab/>
+            </w:r>
+            <w:r>
+              <w:rPr>
+                <w:rStyle w:val="Hiperhivatkozs"/>
+                <w:noProof/>
+              </w:rPr>
+              <w:t>Felhasználandó technológiák és programozási nyelvek</w:t>
+            </w:r>
+            <w:r>
+              <w:rPr>
+                <w:noProof/>
+                <w:webHidden/>
+              </w:rPr>
+              <w:tab/>
+            </w:r>
+            <w:r>
+              <w:rPr>
+                <w:noProof/>
+                <w:webHidden/>
+              </w:rPr>
+              <w:fldChar w:fldCharType="begin"/>
+            </w:r>
+            <w:r>
+              <w:rPr>
+                <w:noProof/>
+                <w:webHidden/>
+              </w:rPr>
+              <w:instrText xml:space="preserve"> PAGEREF _Toc239833708 \h </w:instrText>
+            </w:r>
+            <w:r>
+              <w:rPr>
+                <w:noProof/>
+                <w:webHidden/>
+              </w:rPr>
+            </w:r>
+            <w:r>
+              <w:rPr>
+                <w:noProof/>
+                <w:webHidden/>
+              </w:rPr>
+              <w:fldChar w:fldCharType="separate"/>
+            </w:r>
+            <w:r>
+              <w:rPr>
+                <w:noProof/>
+                <w:webHidden/>
+              </w:rPr>
+              <w:t>8</w:t>
+            </w:r>
+            <w:r>
+              <w:rPr>
+                <w:noProof/>
+                <w:webHidden/>
+              </w:rPr>
+              <w:fldChar w:fldCharType="end"/>
+            </w:r>
+          </w:hyperlink>
+        </w:p>
+        <w:p>
+          <w:pPr>
+            <w:pStyle w:val="TJ2"/>
+            <w:tabs>
+              <w:tab w:val="left" w:pos="880"/>
+              <w:tab w:val="right" w:leader="dot" w:pos="9062"/>
+            </w:tabs>
+            <w:rPr>
+              <w:rFonts w:eastAsiaTheme="minorEastAsia"/>
+              <w:noProof/>
+              <w:sz w:val="22"/>
+              <w:lang w:eastAsia="hu-HU"/>
+            </w:rPr>
+          </w:pPr>
+          <w:hyperlink w:anchor="_Toc239833709" w:history="1">
+            <w:r>
+              <w:rPr>
+                <w:rStyle w:val="Hiperhivatkozs"/>
+                <w:noProof/>
+              </w:rPr>
+              <w:t>6.3</w:t>
+            </w:r>
+            <w:r>
+              <w:rPr>
+                <w:rFonts w:eastAsiaTheme="minorEastAsia"/>
+                <w:noProof/>
+                <w:sz w:val="22"/>
+                <w:lang w:eastAsia="hu-HU"/>
+              </w:rPr>
+              <w:tab/>
+            </w:r>
+            <w:r>
+              <w:rPr>
+                <w:rStyle w:val="Hiperhivatkozs"/>
+                <w:noProof/>
+              </w:rPr>
+              <w:t>Fejlesztési módszertan és verziókövetés</w:t>
+            </w:r>
+            <w:r>
+              <w:rPr>
+                <w:noProof/>
+                <w:webHidden/>
+              </w:rPr>
+              <w:tab/>
+            </w:r>
+            <w:r>
+              <w:rPr>
+                <w:noProof/>
+                <w:webHidden/>
+              </w:rPr>
+              <w:fldChar w:fldCharType="begin"/>
+            </w:r>
+            <w:r>
+              <w:rPr>
+                <w:noProof/>
+                <w:webHidden/>
+              </w:rPr>
+              <w:instrText xml:space="preserve"> PAGEREF _Toc239833709 \h </w:instrText>
+            </w:r>
+            <w:r>
+              <w:rPr>
+                <w:noProof/>
+                <w:webHidden/>
+              </w:rPr>
+            </w:r>
+            <w:r>
+              <w:rPr>
+                <w:noProof/>
+                <w:webHidden/>
+              </w:rPr>
+              <w:fldChar w:fldCharType="separate"/>
+            </w:r>
+            <w:r>
+              <w:rPr>
+                <w:noProof/>
+                <w:webHidden/>
+              </w:rPr>
+              <w:t>8</w:t>
+            </w:r>
+            <w:r>
+              <w:rPr>
+                <w:noProof/>
+                <w:webHidden/>
               </w:rPr>
               <w:fldChar w:fldCharType="end"/>
             </w:r>
@@ -2911,18 +3133,15 @@
             <w:rPr>
               <w:rFonts w:eastAsiaTheme="minorEastAsia"/>
               <w:noProof/>
-              <w:sz w:val="32"/>
-              <w:szCs w:val="32"/>
+              <w:sz w:val="22"/>
               <w:lang w:eastAsia="hu-HU"/>
             </w:rPr>
           </w:pPr>
-          <w:hyperlink w:anchor="_Toc239746209" w:history="1">
+          <w:hyperlink w:anchor="_Toc239833710" w:history="1">
             <w:r>
               <w:rPr>
                 <w:rStyle w:val="Hiperhivatkozs"/>
                 <w:noProof/>
-                <w:sz w:val="32"/>
-                <w:szCs w:val="32"/>
                 <w:lang w:eastAsia="hu-HU"/>
               </w:rPr>
               <w:t>7.</w:t>
@@ -2931,8 +3150,7 @@
               <w:rPr>
                 <w:rFonts w:eastAsiaTheme="minorEastAsia"/>
                 <w:noProof/>
-                <w:sz w:val="32"/>
-                <w:szCs w:val="32"/>
+                <w:sz w:val="22"/>
                 <w:lang w:eastAsia="hu-HU"/>
               </w:rPr>
               <w:tab/>
@@ -2941,18 +3159,14 @@
               <w:rPr>
                 <w:rStyle w:val="Hiperhivatkozs"/>
                 <w:noProof/>
-                <w:sz w:val="32"/>
-                <w:szCs w:val="32"/>
                 <w:lang w:eastAsia="hu-HU"/>
               </w:rPr>
-              <w:t>Üzemeltetés</w:t>
-            </w:r>
-            <w:r>
-              <w:rPr>
-                <w:noProof/>
-                <w:webHidden/>
-                <w:sz w:val="32"/>
-                <w:szCs w:val="32"/>
+              <w:t>Felhasználói felület</w:t>
+            </w:r>
+            <w:r>
+              <w:rPr>
+                <w:noProof/>
+                <w:webHidden/>
               </w:rPr>
               <w:tab/>
             </w:r>
@@ -2960,8 +3174,6 @@
               <w:rPr>
                 <w:noProof/>
                 <w:webHidden/>
-                <w:sz w:val="32"/>
-                <w:szCs w:val="32"/>
               </w:rPr>
               <w:fldChar w:fldCharType="begin"/>
             </w:r>
@@ -2969,25 +3181,19 @@
               <w:rPr>
                 <w:noProof/>
                 <w:webHidden/>
-                <w:sz w:val="32"/>
-                <w:szCs w:val="32"/>
-              </w:rPr>
-              <w:instrText xml:space="preserve"> PAGEREF _Toc239746209 \h </w:instrText>
-            </w:r>
-            <w:r>
-              <w:rPr>
-                <w:noProof/>
-                <w:webHidden/>
-                <w:sz w:val="32"/>
-                <w:szCs w:val="32"/>
-              </w:rPr>
-            </w:r>
-            <w:r>
-              <w:rPr>
-                <w:noProof/>
-                <w:webHidden/>
-                <w:sz w:val="32"/>
-                <w:szCs w:val="32"/>
+              </w:rPr>
+              <w:instrText xml:space="preserve"> PAGEREF _Toc239833710 \h </w:instrText>
+            </w:r>
+            <w:r>
+              <w:rPr>
+                <w:noProof/>
+                <w:webHidden/>
+              </w:rPr>
+            </w:r>
+            <w:r>
+              <w:rPr>
+                <w:noProof/>
+                <w:webHidden/>
               </w:rPr>
               <w:fldChar w:fldCharType="separate"/>
             </w:r>
@@ -2995,17 +3201,13 @@
               <w:rPr>
                 <w:noProof/>
                 <w:webHidden/>
-                <w:sz w:val="32"/>
-                <w:szCs w:val="32"/>
-              </w:rPr>
-              <w:t>7</w:t>
-            </w:r>
-            <w:r>
-              <w:rPr>
-                <w:noProof/>
-                <w:webHidden/>
-                <w:sz w:val="32"/>
-                <w:szCs w:val="32"/>
+              </w:rPr>
+              <w:t>8</w:t>
+            </w:r>
+            <w:r>
+              <w:rPr>
+                <w:noProof/>
+                <w:webHidden/>
               </w:rPr>
               <w:fldChar w:fldCharType="end"/>
             </w:r>
@@ -3021,28 +3223,112 @@
             <w:rPr>
               <w:rFonts w:eastAsiaTheme="minorEastAsia"/>
               <w:noProof/>
-              <w:sz w:val="32"/>
-              <w:szCs w:val="32"/>
+              <w:sz w:val="22"/>
               <w:lang w:eastAsia="hu-HU"/>
             </w:rPr>
           </w:pPr>
-          <w:hyperlink w:anchor="_Toc239746210" w:history="1">
+          <w:hyperlink w:anchor="_Toc239833711" w:history="1">
             <w:r>
               <w:rPr>
                 <w:rStyle w:val="Hiperhivatkozs"/>
                 <w:noProof/>
-                <w:sz w:val="32"/>
-                <w:szCs w:val="32"/>
+              </w:rPr>
+              <w:t>7.1</w:t>
+            </w:r>
+            <w:r>
+              <w:rPr>
+                <w:rFonts w:eastAsiaTheme="minorEastAsia"/>
+                <w:noProof/>
+                <w:sz w:val="22"/>
                 <w:lang w:eastAsia="hu-HU"/>
               </w:rPr>
-              <w:t>7.1</w:t>
+              <w:tab/>
+            </w:r>
+            <w:r>
+              <w:rPr>
+                <w:rStyle w:val="Hiperhivatkozs"/>
+                <w:noProof/>
+              </w:rPr>
+              <w:t>Megjelenés és dizájnelvek</w:t>
+            </w:r>
+            <w:r>
+              <w:rPr>
+                <w:noProof/>
+                <w:webHidden/>
+              </w:rPr>
+              <w:tab/>
+            </w:r>
+            <w:r>
+              <w:rPr>
+                <w:noProof/>
+                <w:webHidden/>
+              </w:rPr>
+              <w:fldChar w:fldCharType="begin"/>
+            </w:r>
+            <w:r>
+              <w:rPr>
+                <w:noProof/>
+                <w:webHidden/>
+              </w:rPr>
+              <w:instrText xml:space="preserve"> PAGEREF _Toc239833711 \h </w:instrText>
+            </w:r>
+            <w:r>
+              <w:rPr>
+                <w:noProof/>
+                <w:webHidden/>
+              </w:rPr>
+            </w:r>
+            <w:r>
+              <w:rPr>
+                <w:noProof/>
+                <w:webHidden/>
+              </w:rPr>
+              <w:fldChar w:fldCharType="separate"/>
+            </w:r>
+            <w:r>
+              <w:rPr>
+                <w:noProof/>
+                <w:webHidden/>
+              </w:rPr>
+              <w:t>8</w:t>
+            </w:r>
+            <w:r>
+              <w:rPr>
+                <w:noProof/>
+                <w:webHidden/>
+              </w:rPr>
+              <w:fldChar w:fldCharType="end"/>
+            </w:r>
+          </w:hyperlink>
+        </w:p>
+        <w:p>
+          <w:pPr>
+            <w:pStyle w:val="TJ1"/>
+            <w:tabs>
+              <w:tab w:val="left" w:pos="520"/>
+              <w:tab w:val="right" w:leader="dot" w:pos="9062"/>
+            </w:tabs>
+            <w:rPr>
+              <w:rFonts w:eastAsiaTheme="minorEastAsia"/>
+              <w:noProof/>
+              <w:sz w:val="22"/>
+              <w:lang w:eastAsia="hu-HU"/>
+            </w:rPr>
+          </w:pPr>
+          <w:hyperlink w:anchor="_Toc239833712" w:history="1">
+            <w:r>
+              <w:rPr>
+                <w:rStyle w:val="Hiperhivatkozs"/>
+                <w:noProof/>
+                <w:lang w:eastAsia="hu-HU"/>
+              </w:rPr>
+              <w:t>8.</w:t>
             </w:r>
             <w:r>
               <w:rPr>
                 <w:rFonts w:eastAsiaTheme="minorEastAsia"/>
                 <w:noProof/>
-                <w:sz w:val="32"/>
-                <w:szCs w:val="32"/>
+                <w:sz w:val="22"/>
                 <w:lang w:eastAsia="hu-HU"/>
               </w:rPr>
               <w:tab/>
@@ -3051,18 +3337,14 @@
               <w:rPr>
                 <w:rStyle w:val="Hiperhivatkozs"/>
                 <w:noProof/>
-                <w:sz w:val="32"/>
-                <w:szCs w:val="32"/>
                 <w:lang w:eastAsia="hu-HU"/>
               </w:rPr>
-              <w:t>Környezet</w:t>
-            </w:r>
-            <w:r>
-              <w:rPr>
-                <w:noProof/>
-                <w:webHidden/>
-                <w:sz w:val="32"/>
-                <w:szCs w:val="32"/>
+              <w:t>Üzemeltetés</w:t>
+            </w:r>
+            <w:r>
+              <w:rPr>
+                <w:noProof/>
+                <w:webHidden/>
               </w:rPr>
               <w:tab/>
             </w:r>
@@ -3070,8 +3352,6 @@
               <w:rPr>
                 <w:noProof/>
                 <w:webHidden/>
-                <w:sz w:val="32"/>
-                <w:szCs w:val="32"/>
               </w:rPr>
               <w:fldChar w:fldCharType="begin"/>
             </w:r>
@@ -3079,25 +3359,19 @@
               <w:rPr>
                 <w:noProof/>
                 <w:webHidden/>
-                <w:sz w:val="32"/>
-                <w:szCs w:val="32"/>
-              </w:rPr>
-              <w:instrText xml:space="preserve"> PAGEREF _Toc239746210 \h </w:instrText>
-            </w:r>
-            <w:r>
-              <w:rPr>
-                <w:noProof/>
-                <w:webHidden/>
-                <w:sz w:val="32"/>
-                <w:szCs w:val="32"/>
-              </w:rPr>
-            </w:r>
-            <w:r>
-              <w:rPr>
-                <w:noProof/>
-                <w:webHidden/>
-                <w:sz w:val="32"/>
-                <w:szCs w:val="32"/>
+              </w:rPr>
+              <w:instrText xml:space="preserve"> PAGEREF _Toc239833712 \h </w:instrText>
+            </w:r>
+            <w:r>
+              <w:rPr>
+                <w:noProof/>
+                <w:webHidden/>
+              </w:rPr>
+            </w:r>
+            <w:r>
+              <w:rPr>
+                <w:noProof/>
+                <w:webHidden/>
               </w:rPr>
               <w:fldChar w:fldCharType="separate"/>
             </w:r>
@@ -3105,17 +3379,13 @@
               <w:rPr>
                 <w:noProof/>
                 <w:webHidden/>
-                <w:sz w:val="32"/>
-                <w:szCs w:val="32"/>
-              </w:rPr>
-              <w:t>7</w:t>
-            </w:r>
-            <w:r>
-              <w:rPr>
-                <w:noProof/>
-                <w:webHidden/>
-                <w:sz w:val="32"/>
-                <w:szCs w:val="32"/>
+              </w:rPr>
+              <w:t>9</w:t>
+            </w:r>
+            <w:r>
+              <w:rPr>
+                <w:noProof/>
+                <w:webHidden/>
               </w:rPr>
               <w:fldChar w:fldCharType="end"/>
             </w:r>
@@ -3131,28 +3401,24 @@
             <w:rPr>
               <w:rFonts w:eastAsiaTheme="minorEastAsia"/>
               <w:noProof/>
-              <w:sz w:val="32"/>
-              <w:szCs w:val="32"/>
+              <w:sz w:val="22"/>
               <w:lang w:eastAsia="hu-HU"/>
             </w:rPr>
           </w:pPr>
-          <w:hyperlink w:anchor="_Toc239746211" w:history="1">
+          <w:hyperlink w:anchor="_Toc239833713" w:history="1">
             <w:r>
               <w:rPr>
                 <w:rStyle w:val="Hiperhivatkozs"/>
                 <w:noProof/>
-                <w:sz w:val="32"/>
-                <w:szCs w:val="32"/>
                 <w:lang w:eastAsia="hu-HU"/>
               </w:rPr>
-              <w:t>7.2</w:t>
+              <w:t>8.1</w:t>
             </w:r>
             <w:r>
               <w:rPr>
                 <w:rFonts w:eastAsiaTheme="minorEastAsia"/>
                 <w:noProof/>
-                <w:sz w:val="32"/>
-                <w:szCs w:val="32"/>
+                <w:sz w:val="22"/>
                 <w:lang w:eastAsia="hu-HU"/>
               </w:rPr>
               <w:tab/>
@@ -3161,18 +3427,104 @@
               <w:rPr>
                 <w:rStyle w:val="Hiperhivatkozs"/>
                 <w:noProof/>
-                <w:sz w:val="32"/>
-                <w:szCs w:val="32"/>
                 <w:lang w:eastAsia="hu-HU"/>
               </w:rPr>
+              <w:t>Környezet</w:t>
+            </w:r>
+            <w:r>
+              <w:rPr>
+                <w:noProof/>
+                <w:webHidden/>
+              </w:rPr>
+              <w:tab/>
+            </w:r>
+            <w:r>
+              <w:rPr>
+                <w:noProof/>
+                <w:webHidden/>
+              </w:rPr>
+              <w:fldChar w:fldCharType="begin"/>
+            </w:r>
+            <w:r>
+              <w:rPr>
+                <w:noProof/>
+                <w:webHidden/>
+              </w:rPr>
+              <w:instrText xml:space="preserve"> PAGEREF _Toc239833713 \h </w:instrText>
+            </w:r>
+            <w:r>
+              <w:rPr>
+                <w:noProof/>
+                <w:webHidden/>
+              </w:rPr>
+            </w:r>
+            <w:r>
+              <w:rPr>
+                <w:noProof/>
+                <w:webHidden/>
+              </w:rPr>
+              <w:fldChar w:fldCharType="separate"/>
+            </w:r>
+            <w:r>
+              <w:rPr>
+                <w:noProof/>
+                <w:webHidden/>
+              </w:rPr>
+              <w:t>9</w:t>
+            </w:r>
+            <w:r>
+              <w:rPr>
+                <w:noProof/>
+                <w:webHidden/>
+              </w:rPr>
+              <w:fldChar w:fldCharType="end"/>
+            </w:r>
+          </w:hyperlink>
+        </w:p>
+        <w:p>
+          <w:pPr>
+            <w:pStyle w:val="TJ2"/>
+            <w:tabs>
+              <w:tab w:val="left" w:pos="880"/>
+              <w:tab w:val="right" w:leader="dot" w:pos="9062"/>
+            </w:tabs>
+            <w:rPr>
+              <w:rFonts w:eastAsiaTheme="minorEastAsia"/>
+              <w:noProof/>
+              <w:sz w:val="22"/>
+              <w:lang w:eastAsia="hu-HU"/>
+            </w:rPr>
+          </w:pPr>
+          <w:hyperlink w:anchor="_Toc239833714" w:history="1">
+            <w:r>
+              <w:rPr>
+                <w:rStyle w:val="Hiperhivatkozs"/>
+                <w:noProof/>
+                <w:lang w:eastAsia="hu-HU"/>
+              </w:rPr>
+              <w:t>8.2</w:t>
+            </w:r>
+            <w:r>
+              <w:rPr>
+                <w:rFonts w:eastAsiaTheme="minorEastAsia"/>
+                <w:noProof/>
+                <w:sz w:val="22"/>
+                <w:lang w:eastAsia="hu-HU"/>
+              </w:rPr>
+              <w:tab/>
+            </w:r>
+            <w:r>
+              <w:rPr>
+                <w:rStyle w:val="Hiperhivatkozs"/>
+                <w:noProof/>
+                <w:lang w:eastAsia="hu-HU"/>
+              </w:rPr>
               <w:t>Docker technológia</w:t>
             </w:r>
             <w:r>
               <w:rPr>
                 <w:noProof/>
                 <w:webHidden/>
-                <w:sz w:val="32"/>
-                <w:szCs w:val="32"/>
               </w:rPr>
               <w:tab/>
             </w:r>
@@ -3180,8 +3532,6 @@
               <w:rPr>
                 <w:noProof/>
                 <w:webHidden/>
-                <w:sz w:val="32"/>
-                <w:szCs w:val="32"/>
               </w:rPr>
               <w:fldChar w:fldCharType="begin"/>
             </w:r>
@@ -3189,25 +3539,19 @@
               <w:rPr>
                 <w:noProof/>
                 <w:webHidden/>
-                <w:sz w:val="32"/>
-                <w:szCs w:val="32"/>
-              </w:rPr>
-              <w:instrText xml:space="preserve"> PAGEREF _Toc239746211 \h </w:instrText>
-            </w:r>
-            <w:r>
-              <w:rPr>
-                <w:noProof/>
-                <w:webHidden/>
-                <w:sz w:val="32"/>
-                <w:szCs w:val="32"/>
-              </w:rPr>
-            </w:r>
-            <w:r>
-              <w:rPr>
-                <w:noProof/>
-                <w:webHidden/>
-                <w:sz w:val="32"/>
-                <w:szCs w:val="32"/>
+              </w:rPr>
+              <w:instrText xml:space="preserve"> PAGEREF _Toc239833714 \h </w:instrText>
+            </w:r>
+            <w:r>
+              <w:rPr>
+                <w:noProof/>
+                <w:webHidden/>
+              </w:rPr>
+            </w:r>
+            <w:r>
+              <w:rPr>
+                <w:noProof/>
+                <w:webHidden/>
               </w:rPr>
               <w:fldChar w:fldCharType="separate"/>
             </w:r>
@@ -3215,17 +3559,13 @@
               <w:rPr>
                 <w:noProof/>
                 <w:webHidden/>
-                <w:sz w:val="32"/>
-                <w:szCs w:val="32"/>
-              </w:rPr>
-              <w:t>8</w:t>
-            </w:r>
-            <w:r>
-              <w:rPr>
-                <w:noProof/>
-                <w:webHidden/>
-                <w:sz w:val="32"/>
-                <w:szCs w:val="32"/>
+              </w:rPr>
+              <w:t>9</w:t>
+            </w:r>
+            <w:r>
+              <w:rPr>
+                <w:noProof/>
+                <w:webHidden/>
               </w:rPr>
               <w:fldChar w:fldCharType="end"/>
             </w:r>
@@ -3241,27 +3581,23 @@
             <w:rPr>
               <w:rFonts w:eastAsiaTheme="minorEastAsia"/>
               <w:noProof/>
-              <w:sz w:val="32"/>
-              <w:szCs w:val="32"/>
+              <w:sz w:val="22"/>
               <w:lang w:eastAsia="hu-HU"/>
             </w:rPr>
           </w:pPr>
-          <w:hyperlink w:anchor="_Toc239746212" w:history="1">
+          <w:hyperlink w:anchor="_Toc239833715" w:history="1">
             <w:r>
               <w:rPr>
                 <w:rStyle w:val="Hiperhivatkozs"/>
                 <w:noProof/>
-                <w:sz w:val="32"/>
-                <w:szCs w:val="32"/>
-              </w:rPr>
-              <w:t>8.</w:t>
+              </w:rPr>
+              <w:t>9.</w:t>
             </w:r>
             <w:r>
               <w:rPr>
                 <w:rFonts w:eastAsiaTheme="minorEastAsia"/>
                 <w:noProof/>
-                <w:sz w:val="32"/>
-                <w:szCs w:val="32"/>
+                <w:sz w:val="22"/>
                 <w:lang w:eastAsia="hu-HU"/>
               </w:rPr>
               <w:tab/>
@@ -3270,8 +3606,6 @@
               <w:rPr>
                 <w:rStyle w:val="Hiperhivatkozs"/>
                 <w:noProof/>
-                <w:sz w:val="32"/>
-                <w:szCs w:val="32"/>
               </w:rPr>
               <w:t>Dokumentáció</w:t>
             </w:r>
@@ -3279,8 +3613,6 @@
               <w:rPr>
                 <w:noProof/>
                 <w:webHidden/>
-                <w:sz w:val="32"/>
-                <w:szCs w:val="32"/>
               </w:rPr>
               <w:tab/>
             </w:r>
@@ -3288,8 +3620,6 @@
               <w:rPr>
                 <w:noProof/>
                 <w:webHidden/>
-                <w:sz w:val="32"/>
-                <w:szCs w:val="32"/>
               </w:rPr>
               <w:fldChar w:fldCharType="begin"/>
             </w:r>
@@ -3297,25 +3627,19 @@
               <w:rPr>
                 <w:noProof/>
                 <w:webHidden/>
-                <w:sz w:val="32"/>
-                <w:szCs w:val="32"/>
-              </w:rPr>
-              <w:instrText xml:space="preserve"> PAGEREF _Toc239746212 \h </w:instrText>
-            </w:r>
-            <w:r>
-              <w:rPr>
-                <w:noProof/>
-                <w:webHidden/>
-                <w:sz w:val="32"/>
-                <w:szCs w:val="32"/>
-              </w:rPr>
-            </w:r>
-            <w:r>
-              <w:rPr>
-                <w:noProof/>
-                <w:webHidden/>
-                <w:sz w:val="32"/>
-                <w:szCs w:val="32"/>
+              </w:rPr>
+              <w:instrText xml:space="preserve"> PAGEREF _Toc239833715 \h </w:instrText>
+            </w:r>
+            <w:r>
+              <w:rPr>
+                <w:noProof/>
+                <w:webHidden/>
+              </w:rPr>
+            </w:r>
+            <w:r>
+              <w:rPr>
+                <w:noProof/>
+                <w:webHidden/>
               </w:rPr>
               <w:fldChar w:fldCharType="separate"/>
             </w:r>
@@ -3323,17 +3647,13 @@
               <w:rPr>
                 <w:noProof/>
                 <w:webHidden/>
-                <w:sz w:val="32"/>
-                <w:szCs w:val="32"/>
-              </w:rPr>
-              <w:t>8</w:t>
-            </w:r>
-            <w:r>
-              <w:rPr>
-                <w:noProof/>
-                <w:webHidden/>
-                <w:sz w:val="32"/>
-                <w:szCs w:val="32"/>
+              </w:rPr>
+              <w:t>9</w:t>
+            </w:r>
+            <w:r>
+              <w:rPr>
+                <w:noProof/>
+                <w:webHidden/>
               </w:rPr>
               <w:fldChar w:fldCharType="end"/>
             </w:r>
@@ -3349,27 +3669,23 @@
             <w:rPr>
               <w:rFonts w:eastAsiaTheme="minorEastAsia"/>
               <w:noProof/>
-              <w:sz w:val="32"/>
-              <w:szCs w:val="32"/>
+              <w:sz w:val="22"/>
               <w:lang w:eastAsia="hu-HU"/>
             </w:rPr>
           </w:pPr>
-          <w:hyperlink w:anchor="_Toc239746213" w:history="1">
+          <w:hyperlink w:anchor="_Toc239833716" w:history="1">
             <w:r>
               <w:rPr>
                 <w:rStyle w:val="Hiperhivatkozs"/>
                 <w:noProof/>
-                <w:sz w:val="32"/>
-                <w:szCs w:val="32"/>
-              </w:rPr>
-              <w:t>8.1</w:t>
+              </w:rPr>
+              <w:t>9.1</w:t>
             </w:r>
             <w:r>
               <w:rPr>
                 <w:rFonts w:eastAsiaTheme="minorEastAsia"/>
                 <w:noProof/>
-                <w:sz w:val="32"/>
-                <w:szCs w:val="32"/>
+                <w:sz w:val="22"/>
                 <w:lang w:eastAsia="hu-HU"/>
               </w:rPr>
               <w:tab/>
@@ -3378,8 +3694,6 @@
               <w:rPr>
                 <w:rStyle w:val="Hiperhivatkozs"/>
                 <w:noProof/>
-                <w:sz w:val="32"/>
-                <w:szCs w:val="32"/>
               </w:rPr>
               <w:t>Fejlesztési folyamat és dokumentációs mérföldkövek</w:t>
             </w:r>
@@ -3387,8 +3701,6 @@
               <w:rPr>
                 <w:noProof/>
                 <w:webHidden/>
-                <w:sz w:val="32"/>
-                <w:szCs w:val="32"/>
               </w:rPr>
               <w:tab/>
             </w:r>
@@ -3396,8 +3708,6 @@
               <w:rPr>
                 <w:noProof/>
                 <w:webHidden/>
-                <w:sz w:val="32"/>
-                <w:szCs w:val="32"/>
               </w:rPr>
               <w:fldChar w:fldCharType="begin"/>
             </w:r>
@@ -3405,25 +3715,19 @@
               <w:rPr>
                 <w:noProof/>
                 <w:webHidden/>
-                <w:sz w:val="32"/>
-                <w:szCs w:val="32"/>
-              </w:rPr>
-              <w:instrText xml:space="preserve"> PAGEREF _Toc239746213 \h </w:instrText>
-            </w:r>
-            <w:r>
-              <w:rPr>
-                <w:noProof/>
-                <w:webHidden/>
-                <w:sz w:val="32"/>
-                <w:szCs w:val="32"/>
-              </w:rPr>
-            </w:r>
-            <w:r>
-              <w:rPr>
-                <w:noProof/>
-                <w:webHidden/>
-                <w:sz w:val="32"/>
-                <w:szCs w:val="32"/>
+              </w:rPr>
+              <w:instrText xml:space="preserve"> PAGEREF _Toc239833716 \h </w:instrText>
+            </w:r>
+            <w:r>
+              <w:rPr>
+                <w:noProof/>
+                <w:webHidden/>
+              </w:rPr>
+            </w:r>
+            <w:r>
+              <w:rPr>
+                <w:noProof/>
+                <w:webHidden/>
               </w:rPr>
               <w:fldChar w:fldCharType="separate"/>
             </w:r>
@@ -3431,17 +3735,13 @@
               <w:rPr>
                 <w:noProof/>
                 <w:webHidden/>
-                <w:sz w:val="32"/>
-                <w:szCs w:val="32"/>
-              </w:rPr>
-              <w:t>8</w:t>
-            </w:r>
-            <w:r>
-              <w:rPr>
-                <w:noProof/>
-                <w:webHidden/>
-                <w:sz w:val="32"/>
-                <w:szCs w:val="32"/>
+              </w:rPr>
+              <w:t>9</w:t>
+            </w:r>
+            <w:r>
+              <w:rPr>
+                <w:noProof/>
+                <w:webHidden/>
               </w:rPr>
               <w:fldChar w:fldCharType="end"/>
             </w:r>
@@ -3457,27 +3757,23 @@
             <w:rPr>
               <w:rFonts w:eastAsiaTheme="minorEastAsia"/>
               <w:noProof/>
-              <w:sz w:val="32"/>
-              <w:szCs w:val="32"/>
+              <w:sz w:val="22"/>
               <w:lang w:eastAsia="hu-HU"/>
             </w:rPr>
           </w:pPr>
-          <w:hyperlink w:anchor="_Toc239746214" w:history="1">
+          <w:hyperlink w:anchor="_Toc239833717" w:history="1">
             <w:r>
               <w:rPr>
                 <w:rStyle w:val="Hiperhivatkozs"/>
                 <w:noProof/>
-                <w:sz w:val="32"/>
-                <w:szCs w:val="32"/>
-              </w:rPr>
-              <w:t>8.2</w:t>
+              </w:rPr>
+              <w:t>9.2</w:t>
             </w:r>
             <w:r>
               <w:rPr>
                 <w:rFonts w:eastAsiaTheme="minorEastAsia"/>
                 <w:noProof/>
-                <w:sz w:val="32"/>
-                <w:szCs w:val="32"/>
+                <w:sz w:val="22"/>
                 <w:lang w:eastAsia="hu-HU"/>
               </w:rPr>
               <w:tab/>
@@ -3486,8 +3782,6 @@
               <w:rPr>
                 <w:rStyle w:val="Hiperhivatkozs"/>
                 <w:noProof/>
-                <w:sz w:val="32"/>
-                <w:szCs w:val="32"/>
               </w:rPr>
               <w:t>Átadandó dokumentációs elemek</w:t>
             </w:r>
@@ -3495,8 +3789,6 @@
               <w:rPr>
                 <w:noProof/>
                 <w:webHidden/>
-                <w:sz w:val="32"/>
-                <w:szCs w:val="32"/>
               </w:rPr>
               <w:tab/>
             </w:r>
@@ -3504,8 +3796,6 @@
               <w:rPr>
                 <w:noProof/>
                 <w:webHidden/>
-                <w:sz w:val="32"/>
-                <w:szCs w:val="32"/>
               </w:rPr>
               <w:fldChar w:fldCharType="begin"/>
             </w:r>
@@ -3513,25 +3803,19 @@
               <w:rPr>
                 <w:noProof/>
                 <w:webHidden/>
-                <w:sz w:val="32"/>
-                <w:szCs w:val="32"/>
-              </w:rPr>
-              <w:instrText xml:space="preserve"> PAGEREF _Toc239746214 \h </w:instrText>
-            </w:r>
-            <w:r>
-              <w:rPr>
-                <w:noProof/>
-                <w:webHidden/>
-                <w:sz w:val="32"/>
-                <w:szCs w:val="32"/>
-              </w:rPr>
-            </w:r>
-            <w:r>
-              <w:rPr>
-                <w:noProof/>
-                <w:webHidden/>
-                <w:sz w:val="32"/>
-                <w:szCs w:val="32"/>
+              </w:rPr>
+              <w:instrText xml:space="preserve"> PAGEREF _Toc239833717 \h </w:instrText>
+            </w:r>
+            <w:r>
+              <w:rPr>
+                <w:noProof/>
+                <w:webHidden/>
+              </w:rPr>
+            </w:r>
+            <w:r>
+              <w:rPr>
+                <w:noProof/>
+                <w:webHidden/>
               </w:rPr>
               <w:fldChar w:fldCharType="separate"/>
             </w:r>
@@ -3539,125 +3823,13 @@
               <w:rPr>
                 <w:noProof/>
                 <w:webHidden/>
-                <w:sz w:val="32"/>
-                <w:szCs w:val="32"/>
-              </w:rPr>
-              <w:t>8</w:t>
-            </w:r>
-            <w:r>
-              <w:rPr>
-                <w:noProof/>
-                <w:webHidden/>
-                <w:sz w:val="32"/>
-                <w:szCs w:val="32"/>
-              </w:rPr>
-              <w:fldChar w:fldCharType="end"/>
-            </w:r>
-          </w:hyperlink>
-        </w:p>
-        <w:p>
-          <w:pPr>
-            <w:pStyle w:val="TJ1"/>
-            <w:tabs>
-              <w:tab w:val="left" w:pos="520"/>
-              <w:tab w:val="right" w:leader="dot" w:pos="9062"/>
-            </w:tabs>
-            <w:rPr>
-              <w:rFonts w:eastAsiaTheme="minorEastAsia"/>
-              <w:noProof/>
-              <w:sz w:val="32"/>
-              <w:szCs w:val="32"/>
-              <w:lang w:eastAsia="hu-HU"/>
-            </w:rPr>
-          </w:pPr>
-          <w:hyperlink w:anchor="_Toc239746215" w:history="1">
-            <w:r>
-              <w:rPr>
-                <w:rStyle w:val="Hiperhivatkozs"/>
-                <w:noProof/>
-                <w:sz w:val="32"/>
-                <w:szCs w:val="32"/>
-              </w:rPr>
-              <w:t>9.</w:t>
-            </w:r>
-            <w:r>
-              <w:rPr>
-                <w:rFonts w:eastAsiaTheme="minorEastAsia"/>
-                <w:noProof/>
-                <w:sz w:val="32"/>
-                <w:szCs w:val="32"/>
-                <w:lang w:eastAsia="hu-HU"/>
-              </w:rPr>
-              <w:tab/>
-            </w:r>
-            <w:r>
-              <w:rPr>
-                <w:rStyle w:val="Hiperhivatkozs"/>
-                <w:noProof/>
-                <w:sz w:val="32"/>
-                <w:szCs w:val="32"/>
-              </w:rPr>
-              <w:t>A projekt értékelése</w:t>
-            </w:r>
-            <w:r>
-              <w:rPr>
-                <w:noProof/>
-                <w:webHidden/>
-                <w:sz w:val="32"/>
-                <w:szCs w:val="32"/>
-              </w:rPr>
-              <w:tab/>
-            </w:r>
-            <w:r>
-              <w:rPr>
-                <w:noProof/>
-                <w:webHidden/>
-                <w:sz w:val="32"/>
-                <w:szCs w:val="32"/>
-              </w:rPr>
-              <w:fldChar w:fldCharType="begin"/>
-            </w:r>
-            <w:r>
-              <w:rPr>
-                <w:noProof/>
-                <w:webHidden/>
-                <w:sz w:val="32"/>
-                <w:szCs w:val="32"/>
-              </w:rPr>
-              <w:instrText xml:space="preserve"> PAGEREF _Toc239746215 \h </w:instrText>
-            </w:r>
-            <w:r>
-              <w:rPr>
-                <w:noProof/>
-                <w:webHidden/>
-                <w:sz w:val="32"/>
-                <w:szCs w:val="32"/>
-              </w:rPr>
-            </w:r>
-            <w:r>
-              <w:rPr>
-                <w:noProof/>
-                <w:webHidden/>
-                <w:sz w:val="32"/>
-                <w:szCs w:val="32"/>
-              </w:rPr>
-              <w:fldChar w:fldCharType="separate"/>
-            </w:r>
-            <w:r>
-              <w:rPr>
-                <w:noProof/>
-                <w:webHidden/>
-                <w:sz w:val="32"/>
-                <w:szCs w:val="32"/>
-              </w:rPr>
-              <w:t>8</w:t>
-            </w:r>
-            <w:r>
-              <w:rPr>
-                <w:noProof/>
-                <w:webHidden/>
-                <w:sz w:val="32"/>
-                <w:szCs w:val="32"/>
+              </w:rPr>
+              <w:t>9</w:t>
+            </w:r>
+            <w:r>
+              <w:rPr>
+                <w:noProof/>
+                <w:webHidden/>
               </w:rPr>
               <w:fldChar w:fldCharType="end"/>
             </w:r>
@@ -3673,28 +3845,112 @@
             <w:rPr>
               <w:rFonts w:eastAsiaTheme="minorEastAsia"/>
               <w:noProof/>
-              <w:sz w:val="32"/>
-              <w:szCs w:val="32"/>
+              <w:sz w:val="22"/>
               <w:lang w:eastAsia="hu-HU"/>
             </w:rPr>
           </w:pPr>
-          <w:hyperlink w:anchor="_Toc239746216" w:history="1">
+          <w:hyperlink w:anchor="_Toc239833718" w:history="1">
             <w:r>
               <w:rPr>
                 <w:rStyle w:val="Hiperhivatkozs"/>
                 <w:noProof/>
-                <w:sz w:val="32"/>
-                <w:szCs w:val="32"/>
+              </w:rPr>
+              <w:t>10.</w:t>
+            </w:r>
+            <w:r>
+              <w:rPr>
+                <w:rFonts w:eastAsiaTheme="minorEastAsia"/>
+                <w:noProof/>
+                <w:sz w:val="22"/>
                 <w:lang w:eastAsia="hu-HU"/>
               </w:rPr>
-              <w:t>10.</w:t>
+              <w:tab/>
+            </w:r>
+            <w:r>
+              <w:rPr>
+                <w:rStyle w:val="Hiperhivatkozs"/>
+                <w:noProof/>
+              </w:rPr>
+              <w:t>A projekt értékelése</w:t>
+            </w:r>
+            <w:r>
+              <w:rPr>
+                <w:noProof/>
+                <w:webHidden/>
+              </w:rPr>
+              <w:tab/>
+            </w:r>
+            <w:r>
+              <w:rPr>
+                <w:noProof/>
+                <w:webHidden/>
+              </w:rPr>
+              <w:fldChar w:fldCharType="begin"/>
+            </w:r>
+            <w:r>
+              <w:rPr>
+                <w:noProof/>
+                <w:webHidden/>
+              </w:rPr>
+              <w:instrText xml:space="preserve"> PAGEREF _Toc239833718 \h </w:instrText>
+            </w:r>
+            <w:r>
+              <w:rPr>
+                <w:noProof/>
+                <w:webHidden/>
+              </w:rPr>
+            </w:r>
+            <w:r>
+              <w:rPr>
+                <w:noProof/>
+                <w:webHidden/>
+              </w:rPr>
+              <w:fldChar w:fldCharType="separate"/>
+            </w:r>
+            <w:r>
+              <w:rPr>
+                <w:noProof/>
+                <w:webHidden/>
+              </w:rPr>
+              <w:t>10</w:t>
+            </w:r>
+            <w:r>
+              <w:rPr>
+                <w:noProof/>
+                <w:webHidden/>
+              </w:rPr>
+              <w:fldChar w:fldCharType="end"/>
+            </w:r>
+          </w:hyperlink>
+        </w:p>
+        <w:p>
+          <w:pPr>
+            <w:pStyle w:val="TJ1"/>
+            <w:tabs>
+              <w:tab w:val="left" w:pos="660"/>
+              <w:tab w:val="right" w:leader="dot" w:pos="9062"/>
+            </w:tabs>
+            <w:rPr>
+              <w:rFonts w:eastAsiaTheme="minorEastAsia"/>
+              <w:noProof/>
+              <w:sz w:val="22"/>
+              <w:lang w:eastAsia="hu-HU"/>
+            </w:rPr>
+          </w:pPr>
+          <w:hyperlink w:anchor="_Toc239833719" w:history="1">
+            <w:r>
+              <w:rPr>
+                <w:rStyle w:val="Hiperhivatkozs"/>
+                <w:noProof/>
+                <w:lang w:eastAsia="hu-HU"/>
+              </w:rPr>
+              <w:t>11.</w:t>
             </w:r>
             <w:r>
               <w:rPr>
                 <w:rFonts w:eastAsiaTheme="minorEastAsia"/>
                 <w:noProof/>
-                <w:sz w:val="32"/>
-                <w:szCs w:val="32"/>
+                <w:sz w:val="22"/>
                 <w:lang w:eastAsia="hu-HU"/>
               </w:rPr>
               <w:tab/>
@@ -3703,8 +3959,6 @@
               <w:rPr>
                 <w:rStyle w:val="Hiperhivatkozs"/>
                 <w:noProof/>
-                <w:sz w:val="32"/>
-                <w:szCs w:val="32"/>
               </w:rPr>
               <w:t>Projekt Adatlap</w:t>
             </w:r>
@@ -3712,8 +3966,6 @@
               <w:rPr>
                 <w:noProof/>
                 <w:webHidden/>
-                <w:sz w:val="32"/>
-                <w:szCs w:val="32"/>
               </w:rPr>
               <w:tab/>
             </w:r>
@@ -3721,8 +3973,6 @@
               <w:rPr>
                 <w:noProof/>
                 <w:webHidden/>
-                <w:sz w:val="32"/>
-                <w:szCs w:val="32"/>
               </w:rPr>
               <w:fldChar w:fldCharType="begin"/>
             </w:r>
@@ -3730,25 +3980,19 @@
               <w:rPr>
                 <w:noProof/>
                 <w:webHidden/>
-                <w:sz w:val="32"/>
-                <w:szCs w:val="32"/>
-              </w:rPr>
-              <w:instrText xml:space="preserve"> PAGEREF _Toc239746216 \h </w:instrText>
-            </w:r>
-            <w:r>
-              <w:rPr>
-                <w:noProof/>
-                <w:webHidden/>
-                <w:sz w:val="32"/>
-                <w:szCs w:val="32"/>
-              </w:rPr>
-            </w:r>
-            <w:r>
-              <w:rPr>
-                <w:noProof/>
-                <w:webHidden/>
-                <w:sz w:val="32"/>
-                <w:szCs w:val="32"/>
+              </w:rPr>
+              <w:instrText xml:space="preserve"> PAGEREF _Toc239833719 \h </w:instrText>
+            </w:r>
+            <w:r>
+              <w:rPr>
+                <w:noProof/>
+                <w:webHidden/>
+              </w:rPr>
+            </w:r>
+            <w:r>
+              <w:rPr>
+                <w:noProof/>
+                <w:webHidden/>
               </w:rPr>
               <w:fldChar w:fldCharType="separate"/>
             </w:r>
@@ -3756,17 +4000,13 @@
               <w:rPr>
                 <w:noProof/>
                 <w:webHidden/>
-                <w:sz w:val="32"/>
-                <w:szCs w:val="32"/>
-              </w:rPr>
-              <w:t>9</w:t>
-            </w:r>
-            <w:r>
-              <w:rPr>
-                <w:noProof/>
-                <w:webHidden/>
-                <w:sz w:val="32"/>
-                <w:szCs w:val="32"/>
+              </w:rPr>
+              <w:t>10</w:t>
+            </w:r>
+            <w:r>
+              <w:rPr>
+                <w:noProof/>
+                <w:webHidden/>
               </w:rPr>
               <w:fldChar w:fldCharType="end"/>
             </w:r>
@@ -3812,7 +4052,7 @@
           <w:lang w:eastAsia="hu-HU"/>
         </w:rPr>
       </w:pPr>
-      <w:bookmarkStart w:id="1" w:name="_Toc239746185"/>
+      <w:bookmarkStart w:id="1" w:name="_Toc239833678"/>
       <w:r>
         <w:rPr>
           <w:lang w:eastAsia="hu-HU"/>
@@ -3829,7 +4069,7 @@
           <w:lang w:eastAsia="hu-HU"/>
         </w:rPr>
       </w:pPr>
-      <w:bookmarkStart w:id="2" w:name="_Toc239746186"/>
+      <w:bookmarkStart w:id="2" w:name="_Toc239833679"/>
       <w:r>
         <w:rPr>
           <w:lang w:eastAsia="hu-HU"/>
@@ -3858,7 +4098,7 @@
           <w:lang w:eastAsia="hu-HU"/>
         </w:rPr>
       </w:pPr>
-      <w:bookmarkStart w:id="3" w:name="_Toc239746187"/>
+      <w:bookmarkStart w:id="3" w:name="_Toc239833680"/>
       <w:r>
         <w:rPr>
           <w:lang w:eastAsia="hu-HU"/>
@@ -3949,14 +4189,14 @@
         <w:rPr>
           <w:lang w:eastAsia="hu-HU"/>
         </w:rPr>
-        <w:t xml:space="preserve">. Az </w:t>
+        <w:t>. Az Okligon-</w:t>
       </w:r>
       <w:proofErr w:type="spellStart"/>
       <w:r>
         <w:rPr>
           <w:lang w:eastAsia="hu-HU"/>
         </w:rPr>
-        <w:t>Okligon-nal</w:t>
+        <w:t>nal</w:t>
       </w:r>
       <w:proofErr w:type="spellEnd"/>
       <w:r>
@@ -3973,7 +4213,7 @@
           <w:lang w:eastAsia="hu-HU"/>
         </w:rPr>
       </w:pPr>
-      <w:bookmarkStart w:id="4" w:name="_Toc239746188"/>
+      <w:bookmarkStart w:id="4" w:name="_Toc239833681"/>
       <w:r>
         <w:rPr>
           <w:lang w:eastAsia="hu-HU"/>
@@ -4166,7 +4406,7 @@
           <w:lang w:eastAsia="hu-HU"/>
         </w:rPr>
       </w:pPr>
-      <w:bookmarkStart w:id="5" w:name="_Toc239746189"/>
+      <w:bookmarkStart w:id="5" w:name="_Toc239833682"/>
       <w:r>
         <w:rPr>
           <w:lang w:eastAsia="hu-HU"/>
@@ -4182,7 +4422,7 @@
           <w:lang w:eastAsia="hu-HU"/>
         </w:rPr>
       </w:pPr>
-      <w:bookmarkStart w:id="6" w:name="_Toc239746190"/>
+      <w:bookmarkStart w:id="6" w:name="_Toc239833683"/>
       <w:r>
         <w:rPr>
           <w:lang w:eastAsia="hu-HU"/>
@@ -4204,7 +4444,7 @@
           <w:lang w:eastAsia="hu-HU"/>
         </w:rPr>
       </w:pPr>
-      <w:bookmarkStart w:id="7" w:name="_Toc239746191"/>
+      <w:bookmarkStart w:id="7" w:name="_Toc239833684"/>
       <w:r>
         <w:rPr>
           <w:lang w:eastAsia="hu-HU"/>
@@ -4233,7 +4473,7 @@
           <w:lang w:eastAsia="hu-HU"/>
         </w:rPr>
       </w:pPr>
-      <w:bookmarkStart w:id="8" w:name="_Toc239746192"/>
+      <w:bookmarkStart w:id="8" w:name="_Toc239833685"/>
       <w:r>
         <w:rPr>
           <w:lang w:eastAsia="hu-HU"/>
@@ -4262,7 +4502,7 @@
           <w:lang w:eastAsia="hu-HU"/>
         </w:rPr>
       </w:pPr>
-      <w:bookmarkStart w:id="9" w:name="_Toc239746193"/>
+      <w:bookmarkStart w:id="9" w:name="_Toc239833686"/>
       <w:r>
         <w:rPr>
           <w:lang w:eastAsia="hu-HU"/>
@@ -4285,108 +4525,26 @@
           <w:lang w:eastAsia="hu-HU"/>
         </w:rPr>
       </w:pPr>
+      <w:bookmarkStart w:id="10" w:name="_Toc239833687"/>
       <w:r>
         <w:rPr>
           <w:lang w:eastAsia="hu-HU"/>
         </w:rPr>
         <w:t>Vezető</w:t>
       </w:r>
-    </w:p>
-    <w:p>
-      <w:pPr>
-        <w:rPr>
-          <w:lang w:eastAsia="hu-HU"/>
-        </w:rPr>
-      </w:pPr>
-      <w:r>
-        <w:rPr>
-          <w:lang w:eastAsia="hu-HU"/>
-        </w:rPr>
-        <w:t xml:space="preserve">Amikor a felhasználó létrehoz egy </w:t>
-      </w:r>
-      <w:r>
-        <w:rPr>
-          <w:lang w:eastAsia="hu-HU"/>
-        </w:rPr>
-        <w:t>munkaterületet</w:t>
-      </w:r>
-      <w:r>
-        <w:rPr>
-          <w:lang w:eastAsia="hu-HU"/>
-        </w:rPr>
-        <w:t xml:space="preserve">, egyből megkapja a </w:t>
-      </w:r>
-      <w:r>
-        <w:rPr>
-          <w:lang w:eastAsia="hu-HU"/>
-        </w:rPr>
-        <w:t>vezető</w:t>
-      </w:r>
-      <w:r>
-        <w:rPr>
-          <w:lang w:eastAsia="hu-HU"/>
-        </w:rPr>
-        <w:t xml:space="preserve"> szerepkört. A </w:t>
-      </w:r>
-      <w:r>
-        <w:rPr>
-          <w:lang w:eastAsia="hu-HU"/>
-        </w:rPr>
-        <w:t>vezető</w:t>
-      </w:r>
-      <w:r>
-        <w:rPr>
-          <w:lang w:eastAsia="hu-HU"/>
-        </w:rPr>
-        <w:t xml:space="preserve"> szerepkör kötött az adott </w:t>
-      </w:r>
-      <w:r>
-        <w:rPr>
-          <w:lang w:eastAsia="hu-HU"/>
-        </w:rPr>
-        <w:t>munkaterülethez</w:t>
-      </w:r>
-      <w:r>
-        <w:rPr>
-          <w:lang w:eastAsia="hu-HU"/>
-        </w:rPr>
-        <w:t xml:space="preserve">. Így a </w:t>
-      </w:r>
-      <w:r>
-        <w:rPr>
-          <w:lang w:eastAsia="hu-HU"/>
-        </w:rPr>
-        <w:t>munkaterület</w:t>
-      </w:r>
-      <w:r>
-        <w:rPr>
-          <w:lang w:eastAsia="hu-HU"/>
-        </w:rPr>
-        <w:t xml:space="preserve"> teljes egésze és felelőssége ráhárul. A </w:t>
-      </w:r>
-      <w:r>
-        <w:rPr>
-          <w:lang w:eastAsia="hu-HU"/>
-        </w:rPr>
-        <w:t>vezető</w:t>
-      </w:r>
-      <w:r>
-        <w:rPr>
-          <w:lang w:eastAsia="hu-HU"/>
-        </w:rPr>
-        <w:t xml:space="preserve"> képes a </w:t>
-      </w:r>
-      <w:r>
-        <w:rPr>
-          <w:lang w:eastAsia="hu-HU"/>
-        </w:rPr>
-        <w:t xml:space="preserve">munkaterület tulajdonságainak </w:t>
-      </w:r>
-      <w:r>
-        <w:rPr>
-          <w:lang w:eastAsia="hu-HU"/>
-        </w:rPr>
-        <w:t>módosítására, szerepkörök beállítására, projekt törlésére, a projekt tárhelyének való ellenőrzésére és használatára, illetve egyéni címkék létrehozására és kezelésére.</w:t>
+      <w:bookmarkEnd w:id="10"/>
+    </w:p>
+    <w:p>
+      <w:pPr>
+        <w:rPr>
+          <w:lang w:eastAsia="hu-HU"/>
+        </w:rPr>
+      </w:pPr>
+      <w:r>
+        <w:rPr>
+          <w:lang w:eastAsia="hu-HU"/>
+        </w:rPr>
+        <w:t>Amikor a felhasználó létrehoz egy munkaterületet, egyből megkapja a vezető szerepkört. A vezető szerepkör kötött az adott munkaterülethez. Így a munkaterület teljes egésze és felelőssége ráhárul. A vezető képes a munkaterület tulajdonságainak módosítására, szerepkörök beállítására, projekt törlésére, a projekt tárhelyének való ellenőrzésére és használatára, illetve egyéni címkék létrehozására és kezelésére.</w:t>
       </w:r>
     </w:p>
     <w:p>
@@ -4396,14 +4554,14 @@
           <w:lang w:eastAsia="hu-HU"/>
         </w:rPr>
       </w:pPr>
-      <w:bookmarkStart w:id="10" w:name="_Toc239746194"/>
+      <w:bookmarkStart w:id="11" w:name="_Toc239833688"/>
       <w:r>
         <w:rPr>
           <w:lang w:eastAsia="hu-HU"/>
         </w:rPr>
         <w:t>Projektfelelős</w:t>
       </w:r>
-      <w:bookmarkEnd w:id="10"/>
+      <w:bookmarkEnd w:id="11"/>
     </w:p>
     <w:p>
       <w:pPr>
@@ -4473,14 +4631,14 @@
           <w:lang w:eastAsia="hu-HU"/>
         </w:rPr>
       </w:pPr>
-      <w:bookmarkStart w:id="11" w:name="_Toc239746196"/>
+      <w:bookmarkStart w:id="12" w:name="_Toc239833689"/>
       <w:r>
         <w:rPr>
           <w:lang w:eastAsia="hu-HU"/>
         </w:rPr>
         <w:t>Egyéni szerepkör</w:t>
       </w:r>
-      <w:bookmarkEnd w:id="11"/>
+      <w:bookmarkEnd w:id="12"/>
     </w:p>
     <w:p>
       <w:pPr>
@@ -4514,12 +4672,14 @@
           <w:lang w:eastAsia="hu-HU"/>
         </w:rPr>
       </w:pPr>
+      <w:bookmarkStart w:id="13" w:name="_Toc239833690"/>
       <w:r>
         <w:rPr>
           <w:lang w:eastAsia="hu-HU"/>
         </w:rPr>
         <w:t>Jogosultságok</w:t>
       </w:r>
+      <w:bookmarkEnd w:id="13"/>
     </w:p>
     <w:p>
       <w:pPr>
@@ -4528,12 +4688,14 @@
           <w:lang w:eastAsia="hu-HU"/>
         </w:rPr>
       </w:pPr>
+      <w:bookmarkStart w:id="14" w:name="_Toc239833691"/>
       <w:r>
         <w:rPr>
           <w:lang w:eastAsia="hu-HU"/>
         </w:rPr>
         <w:t>Felhasználók kezelése</w:t>
       </w:r>
+      <w:bookmarkEnd w:id="14"/>
     </w:p>
     <w:p>
       <w:pPr>
@@ -4578,12 +4740,14 @@
           <w:lang w:eastAsia="hu-HU"/>
         </w:rPr>
       </w:pPr>
+      <w:bookmarkStart w:id="15" w:name="_Toc239833692"/>
       <w:r>
         <w:rPr>
           <w:lang w:eastAsia="hu-HU"/>
         </w:rPr>
         <w:t>Jogosultságok kezelése</w:t>
       </w:r>
+      <w:bookmarkEnd w:id="15"/>
     </w:p>
     <w:p>
       <w:pPr>
@@ -4646,12 +4810,14 @@
           <w:lang w:eastAsia="hu-HU"/>
         </w:rPr>
       </w:pPr>
+      <w:bookmarkStart w:id="16" w:name="_Toc239833693"/>
       <w:r>
         <w:rPr>
           <w:lang w:eastAsia="hu-HU"/>
         </w:rPr>
         <w:t>Projektek kezelése</w:t>
       </w:r>
+      <w:bookmarkEnd w:id="16"/>
     </w:p>
     <w:p>
       <w:pPr>
@@ -4750,12 +4916,14 @@
           <w:lang w:eastAsia="hu-HU"/>
         </w:rPr>
       </w:pPr>
+      <w:bookmarkStart w:id="17" w:name="_Toc239833694"/>
       <w:r>
         <w:rPr>
           <w:lang w:eastAsia="hu-HU"/>
         </w:rPr>
         <w:t>Tárhely kezelése</w:t>
       </w:r>
+      <w:bookmarkEnd w:id="17"/>
     </w:p>
     <w:p>
       <w:pPr>
@@ -4837,11 +5005,11 @@
           <w:lang w:eastAsia="hu-HU"/>
         </w:rPr>
       </w:pPr>
-      <w:bookmarkStart w:id="12" w:name="_Toc239746197"/>
+      <w:bookmarkStart w:id="18" w:name="_Toc239833695"/>
       <w:r>
         <w:t>Követelmények és elvárások</w:t>
       </w:r>
-      <w:bookmarkEnd w:id="12"/>
+      <w:bookmarkEnd w:id="18"/>
     </w:p>
     <w:p>
       <w:pPr>
@@ -4850,14 +5018,14 @@
           <w:lang w:eastAsia="hu-HU"/>
         </w:rPr>
       </w:pPr>
-      <w:bookmarkStart w:id="13" w:name="_Toc239746198"/>
+      <w:bookmarkStart w:id="19" w:name="_Toc239833696"/>
       <w:r>
         <w:rPr>
           <w:lang w:eastAsia="hu-HU"/>
         </w:rPr>
         <w:t>Funkcionális követelmények</w:t>
       </w:r>
-      <w:bookmarkEnd w:id="13"/>
+      <w:bookmarkEnd w:id="19"/>
     </w:p>
     <w:p>
       <w:pPr>
@@ -4866,12 +5034,14 @@
           <w:lang w:eastAsia="hu-HU"/>
         </w:rPr>
       </w:pPr>
+      <w:bookmarkStart w:id="20" w:name="_Toc239833697"/>
       <w:r>
         <w:rPr>
           <w:lang w:eastAsia="hu-HU"/>
         </w:rPr>
         <w:t>Felhasználó</w:t>
       </w:r>
+      <w:bookmarkEnd w:id="20"/>
     </w:p>
     <w:p>
       <w:pPr>
@@ -5296,31 +5466,7 @@
         <w:rPr>
           <w:lang w:eastAsia="hu-HU"/>
         </w:rPr>
-        <w:t>: S</w:t>
-      </w:r>
-      <w:r>
-        <w:rPr>
-          <w:lang w:eastAsia="hu-HU"/>
-        </w:rPr>
-        <w:t>aját naptár</w:t>
-      </w:r>
-      <w:r>
-        <w:rPr>
-          <w:lang w:eastAsia="hu-HU"/>
-        </w:rPr>
-        <w:t>ában</w:t>
-      </w:r>
-      <w:r>
-        <w:rPr>
-          <w:lang w:eastAsia="hu-HU"/>
-        </w:rPr>
-        <w:t xml:space="preserve"> kitűz</w:t>
-      </w:r>
-      <w:r>
-        <w:rPr>
-          <w:lang w:eastAsia="hu-HU"/>
-        </w:rPr>
-        <w:t>heti, leveheti és módosíthatja a dátumot vagy annak tartalmát.</w:t>
+        <w:t>: Saját naptárában kitűzheti, leveheti és módosíthatja a dátumot vagy annak tartalmát.</w:t>
       </w:r>
     </w:p>
     <w:p>
@@ -5330,12 +5476,14 @@
           <w:lang w:eastAsia="hu-HU"/>
         </w:rPr>
       </w:pPr>
+      <w:bookmarkStart w:id="21" w:name="_Toc239833698"/>
       <w:r>
         <w:rPr>
           <w:lang w:eastAsia="hu-HU"/>
         </w:rPr>
         <w:t>Vezető</w:t>
       </w:r>
+      <w:bookmarkEnd w:id="21"/>
     </w:p>
     <w:p>
       <w:pPr>
@@ -5472,12 +5620,14 @@
           <w:lang w:eastAsia="hu-HU"/>
         </w:rPr>
       </w:pPr>
+      <w:bookmarkStart w:id="22" w:name="_Toc239833699"/>
       <w:r>
         <w:rPr>
           <w:lang w:eastAsia="hu-HU"/>
         </w:rPr>
         <w:t>Projektfelelős</w:t>
       </w:r>
+      <w:bookmarkEnd w:id="22"/>
     </w:p>
     <w:p>
       <w:pPr>
@@ -5756,6 +5906,7 @@
           <w:lang w:eastAsia="hu-HU"/>
         </w:rPr>
       </w:pPr>
+      <w:bookmarkStart w:id="23" w:name="_Toc239833700"/>
       <w:r>
         <w:rPr>
           <w:lang w:eastAsia="hu-HU"/>
@@ -5763,6 +5914,7 @@
         <w:lastRenderedPageBreak/>
         <w:t>Rendszerszintű</w:t>
       </w:r>
+      <w:bookmarkEnd w:id="23"/>
     </w:p>
     <w:p>
       <w:pPr>
@@ -5839,12 +5991,14 @@
           <w:lang w:eastAsia="hu-HU"/>
         </w:rPr>
       </w:pPr>
+      <w:bookmarkStart w:id="24" w:name="_Toc239833701"/>
       <w:r>
         <w:rPr>
           <w:lang w:eastAsia="hu-HU"/>
         </w:rPr>
         <w:t>Rendszergazda</w:t>
       </w:r>
+      <w:bookmarkEnd w:id="24"/>
     </w:p>
     <w:p>
       <w:pPr>
@@ -5935,14 +6089,14 @@
           <w:lang w:eastAsia="hu-HU"/>
         </w:rPr>
       </w:pPr>
-      <w:bookmarkStart w:id="14" w:name="_Toc239746199"/>
+      <w:bookmarkStart w:id="25" w:name="_Toc239833702"/>
       <w:r>
         <w:rPr>
           <w:lang w:eastAsia="hu-HU"/>
         </w:rPr>
         <w:t>Nem-funkcionális követelmények</w:t>
       </w:r>
-      <w:bookmarkEnd w:id="14"/>
+      <w:bookmarkEnd w:id="25"/>
       <w:r>
         <w:rPr>
           <w:lang w:eastAsia="hu-HU"/>
@@ -6241,14 +6395,14 @@
           <w:lang w:eastAsia="hu-HU"/>
         </w:rPr>
       </w:pPr>
-      <w:bookmarkStart w:id="15" w:name="_Toc239746200"/>
+      <w:bookmarkStart w:id="26" w:name="_Toc239833703"/>
       <w:r>
         <w:rPr>
           <w:lang w:eastAsia="hu-HU"/>
         </w:rPr>
         <w:t>Rendszermodulok</w:t>
       </w:r>
-      <w:bookmarkEnd w:id="15"/>
+      <w:bookmarkEnd w:id="26"/>
       <w:r>
         <w:rPr>
           <w:lang w:eastAsia="hu-HU"/>
@@ -6415,21 +6569,21 @@
       <w:pPr>
         <w:pStyle w:val="Cmsor1"/>
       </w:pPr>
-      <w:bookmarkStart w:id="16" w:name="_Toc239746201"/>
+      <w:bookmarkStart w:id="27" w:name="_Toc239833704"/>
       <w:r>
         <w:t>Technológiai és Fejlesztési Környezet</w:t>
       </w:r>
-      <w:bookmarkEnd w:id="16"/>
+      <w:bookmarkEnd w:id="27"/>
     </w:p>
     <w:p>
       <w:pPr>
         <w:pStyle w:val="Cmsor2"/>
       </w:pPr>
-      <w:bookmarkStart w:id="17" w:name="_Toc239746202"/>
+      <w:bookmarkStart w:id="28" w:name="_Toc239833705"/>
       <w:r>
         <w:t>Operációs rendszer és futtatási környezet</w:t>
       </w:r>
-      <w:bookmarkEnd w:id="17"/>
+      <w:bookmarkEnd w:id="28"/>
     </w:p>
     <w:p>
       <w:pPr>
@@ -6438,14 +6592,14 @@
           <w:rFonts w:eastAsiaTheme="minorHAnsi"/>
         </w:rPr>
       </w:pPr>
-      <w:bookmarkStart w:id="18" w:name="_Toc239746203"/>
+      <w:bookmarkStart w:id="29" w:name="_Toc239833706"/>
       <w:r>
         <w:rPr>
           <w:rFonts w:eastAsiaTheme="minorHAnsi"/>
         </w:rPr>
         <w:t>Kliensoldal</w:t>
       </w:r>
-      <w:bookmarkEnd w:id="18"/>
+      <w:bookmarkEnd w:id="29"/>
       <w:r>
         <w:rPr>
           <w:rFonts w:eastAsiaTheme="minorHAnsi"/>
@@ -6481,14 +6635,14 @@
           <w:rFonts w:eastAsiaTheme="minorHAnsi"/>
         </w:rPr>
       </w:pPr>
-      <w:bookmarkStart w:id="19" w:name="_Toc239746204"/>
+      <w:bookmarkStart w:id="30" w:name="_Toc239833707"/>
       <w:r>
         <w:rPr>
           <w:rFonts w:eastAsiaTheme="minorHAnsi"/>
         </w:rPr>
         <w:t>Szerveroldal</w:t>
       </w:r>
-      <w:bookmarkEnd w:id="19"/>
+      <w:bookmarkEnd w:id="30"/>
     </w:p>
     <w:p>
       <w:r>
@@ -6499,11 +6653,11 @@
       <w:pPr>
         <w:pStyle w:val="Cmsor2"/>
       </w:pPr>
-      <w:bookmarkStart w:id="20" w:name="_Toc239746205"/>
+      <w:bookmarkStart w:id="31" w:name="_Toc239833708"/>
       <w:r>
         <w:t>Felhasználandó technológiák és programozási nyelvek</w:t>
       </w:r>
-      <w:bookmarkEnd w:id="20"/>
+      <w:bookmarkEnd w:id="31"/>
     </w:p>
     <w:p>
       <w:pPr>
@@ -6661,11 +6815,11 @@
       <w:pPr>
         <w:pStyle w:val="Cmsor2"/>
       </w:pPr>
-      <w:bookmarkStart w:id="21" w:name="_Toc239746206"/>
+      <w:bookmarkStart w:id="32" w:name="_Toc239833709"/>
       <w:r>
         <w:t>Fejlesztési módszertan és verziókövetés</w:t>
       </w:r>
-      <w:bookmarkEnd w:id="21"/>
+      <w:bookmarkEnd w:id="32"/>
     </w:p>
     <w:p>
       <w:pPr>
@@ -6699,24 +6853,24 @@
           <w:lang w:eastAsia="hu-HU"/>
         </w:rPr>
       </w:pPr>
-      <w:bookmarkStart w:id="22" w:name="_Toc239746207"/>
+      <w:bookmarkStart w:id="33" w:name="_Toc239833710"/>
       <w:r>
         <w:rPr>
           <w:lang w:eastAsia="hu-HU"/>
         </w:rPr>
         <w:t>Felhasználói felület</w:t>
       </w:r>
-      <w:bookmarkEnd w:id="22"/>
+      <w:bookmarkEnd w:id="33"/>
     </w:p>
     <w:p>
       <w:pPr>
         <w:pStyle w:val="Cmsor2"/>
       </w:pPr>
-      <w:bookmarkStart w:id="23" w:name="_Toc239746208"/>
+      <w:bookmarkStart w:id="34" w:name="_Toc239833711"/>
       <w:r>
         <w:t>Megjelenés és dizájnelvek</w:t>
       </w:r>
-      <w:bookmarkEnd w:id="23"/>
+      <w:bookmarkEnd w:id="34"/>
     </w:p>
     <w:p>
       <w:pPr>
@@ -6899,7 +7053,7 @@
           <w:lang w:eastAsia="hu-HU"/>
         </w:rPr>
       </w:pPr>
-      <w:bookmarkStart w:id="24" w:name="_Toc239746209"/>
+      <w:bookmarkStart w:id="35" w:name="_Toc239833712"/>
       <w:r>
         <w:rPr>
           <w:lang w:eastAsia="hu-HU"/>
@@ -6907,7 +7061,7 @@
         <w:lastRenderedPageBreak/>
         <w:t>Üzemeltetés</w:t>
       </w:r>
-      <w:bookmarkEnd w:id="24"/>
+      <w:bookmarkEnd w:id="35"/>
     </w:p>
     <w:p>
       <w:pPr>
@@ -6916,14 +7070,14 @@
           <w:lang w:eastAsia="hu-HU"/>
         </w:rPr>
       </w:pPr>
-      <w:bookmarkStart w:id="25" w:name="_Toc239746210"/>
+      <w:bookmarkStart w:id="36" w:name="_Toc239833713"/>
       <w:r>
         <w:rPr>
           <w:lang w:eastAsia="hu-HU"/>
         </w:rPr>
         <w:t>Környezet</w:t>
       </w:r>
-      <w:bookmarkEnd w:id="25"/>
+      <w:bookmarkEnd w:id="36"/>
     </w:p>
     <w:p>
       <w:pPr>
@@ -6945,14 +7099,14 @@
           <w:lang w:eastAsia="hu-HU"/>
         </w:rPr>
       </w:pPr>
-      <w:bookmarkStart w:id="26" w:name="_Toc239746211"/>
+      <w:bookmarkStart w:id="37" w:name="_Toc239833714"/>
       <w:r>
         <w:rPr>
           <w:lang w:eastAsia="hu-HU"/>
         </w:rPr>
         <w:t>Docker technológia</w:t>
       </w:r>
-      <w:bookmarkEnd w:id="26"/>
+      <w:bookmarkEnd w:id="37"/>
     </w:p>
     <w:p>
       <w:pPr>
@@ -7038,21 +7192,21 @@
       <w:pPr>
         <w:pStyle w:val="Cmsor1"/>
       </w:pPr>
-      <w:bookmarkStart w:id="27" w:name="_Toc239746212"/>
+      <w:bookmarkStart w:id="38" w:name="_Toc239833715"/>
       <w:r>
         <w:t>Dokumentáció</w:t>
       </w:r>
-      <w:bookmarkEnd w:id="27"/>
+      <w:bookmarkEnd w:id="38"/>
     </w:p>
     <w:p>
       <w:pPr>
         <w:pStyle w:val="Cmsor2"/>
       </w:pPr>
-      <w:bookmarkStart w:id="28" w:name="_Toc239746213"/>
+      <w:bookmarkStart w:id="39" w:name="_Toc239833716"/>
       <w:r>
         <w:t>Fejlesztési folyamat és dokumentációs mérföldkövek</w:t>
       </w:r>
-      <w:bookmarkEnd w:id="28"/>
+      <w:bookmarkEnd w:id="39"/>
     </w:p>
     <w:p>
       <w:r>
@@ -7204,11 +7358,11 @@
       <w:pPr>
         <w:pStyle w:val="Cmsor2"/>
       </w:pPr>
-      <w:bookmarkStart w:id="29" w:name="_Toc239746214"/>
+      <w:bookmarkStart w:id="40" w:name="_Toc239833717"/>
       <w:r>
         <w:t>Átadandó dokumentációs elemek</w:t>
       </w:r>
-      <w:bookmarkEnd w:id="29"/>
+      <w:bookmarkEnd w:id="40"/>
     </w:p>
     <w:p>
       <w:r>
@@ -7285,11 +7439,11 @@
       <w:pPr>
         <w:pStyle w:val="Cmsor1"/>
       </w:pPr>
-      <w:bookmarkStart w:id="30" w:name="_Toc239746215"/>
+      <w:bookmarkStart w:id="41" w:name="_Toc239833718"/>
       <w:r>
         <w:t>A projekt értékelése</w:t>
       </w:r>
-      <w:bookmarkEnd w:id="30"/>
+      <w:bookmarkEnd w:id="41"/>
     </w:p>
     <w:p>
       <w:pPr>
@@ -7502,11 +7656,11 @@
           <w:lang w:eastAsia="hu-HU"/>
         </w:rPr>
       </w:pPr>
-      <w:bookmarkStart w:id="31" w:name="_Toc239746216"/>
+      <w:bookmarkStart w:id="42" w:name="_Toc239833719"/>
       <w:r>
         <w:t>Projekt Adatlap</w:t>
       </w:r>
-      <w:bookmarkEnd w:id="31"/>
+      <w:bookmarkEnd w:id="42"/>
     </w:p>
     <w:p>
       <w:pPr>
@@ -7879,7 +8033,7 @@
                 </wp:anchor>
               </w:drawing>
             </mc:Choice>
-            <mc:Fallback xmlns:oel="http://schemas.microsoft.com/office/2019/extlst" xmlns:w16du="http://schemas.microsoft.com/office/word/2023/wordml/word16du" xmlns:w16sdtfl="http://schemas.microsoft.com/office/word/2024/wordml/sdtformatlock">
+            <mc:Fallback xmlns:w16sdtfl="http://schemas.microsoft.com/office/word/2024/wordml/sdtformatlock" xmlns:w16du="http://schemas.microsoft.com/office/word/2023/wordml/word16du" xmlns:oel="http://schemas.microsoft.com/office/2019/extlst">
               <w:pict>
                 <v:shapetype w14:anchorId="2C8D15A1" id="_x0000_t32" coordsize="21600,21600" o:spt="32" o:oned="t" path="m,l21600,21600e" filled="f">
                   <v:path arrowok="t" fillok="f" o:connecttype="none"/>

--- a/docs/Okligon.docx
+++ b/docs/Okligon.docx
@@ -20,28 +20,31 @@
     <w:p>
       <w:pPr>
         <w:pStyle w:val="Alcm"/>
-        <w:rPr>
-          <w:lang w:eastAsia="hu-HU"/>
-        </w:rPr>
-      </w:pPr>
+        <w:spacing w:after="10000"/>
+        <w:rPr>
+          <w:lang w:eastAsia="hu-HU"/>
+        </w:rPr>
+      </w:pPr>
+      <w:bookmarkStart w:id="0" w:name="_Toc239836208"/>
+      <w:bookmarkStart w:id="1" w:name="_Toc239836252"/>
       <w:r>
         <w:rPr>
           <w:noProof/>
           <w:lang w:eastAsia="hu-HU"/>
         </w:rPr>
         <w:drawing>
-          <wp:anchor distT="0" distB="0" distL="114300" distR="114300" simplePos="0" relativeHeight="251658240" behindDoc="1" locked="0" layoutInCell="1" allowOverlap="1" wp14:anchorId="64595D8B" wp14:editId="28A6B0B8">
+          <wp:anchor distT="0" distB="0" distL="114300" distR="114300" simplePos="0" relativeHeight="251658240" behindDoc="1" locked="0" layoutInCell="1" allowOverlap="1" wp14:anchorId="095A8C2F" wp14:editId="289B6113">
             <wp:simplePos x="0" y="0"/>
-            <wp:positionH relativeFrom="column">
-              <wp:posOffset>-2648</wp:posOffset>
+            <wp:positionH relativeFrom="margin">
+              <wp:align>center</wp:align>
             </wp:positionH>
             <wp:positionV relativeFrom="paragraph">
-              <wp:posOffset>2480</wp:posOffset>
+              <wp:posOffset>435610</wp:posOffset>
             </wp:positionV>
-            <wp:extent cx="5760720" cy="3140710"/>
-            <wp:effectExtent l="0" t="0" r="0" b="0"/>
+            <wp:extent cx="5462016" cy="1804416"/>
+            <wp:effectExtent l="0" t="0" r="5715" b="5715"/>
             <wp:wrapNone/>
-            <wp:docPr id="4" name="Kép 4"/>
+            <wp:docPr id="6" name="Kép 6"/>
             <wp:cNvGraphicFramePr>
               <a:graphicFrameLocks xmlns:a="http://schemas.openxmlformats.org/drawingml/2006/main" noChangeAspect="1"/>
             </wp:cNvGraphicFramePr>
@@ -49,11 +52,11 @@
               <a:graphicData uri="http://schemas.openxmlformats.org/drawingml/2006/picture">
                 <pic:pic xmlns:pic="http://schemas.openxmlformats.org/drawingml/2006/picture">
                   <pic:nvPicPr>
-                    <pic:cNvPr id="4" name="Kép 4"/>
+                    <pic:cNvPr id="6" name="Kép 6"/>
                     <pic:cNvPicPr/>
                   </pic:nvPicPr>
                   <pic:blipFill>
-                    <a:blip r:embed="rId8">
+                    <a:blip r:embed="rId8" cstate="print">
                       <a:extLst>
                         <a:ext uri="{28A0092B-C50C-407E-A947-70E740481C1C}">
                           <a14:useLocalDpi xmlns:a14="http://schemas.microsoft.com/office/drawing/2010/main" val="0"/>
@@ -67,7 +70,7 @@
                   <pic:spPr>
                     <a:xfrm>
                       <a:off x="0" y="0"/>
-                      <a:ext cx="5760720" cy="3140710"/>
+                      <a:ext cx="5462016" cy="1804416"/>
                     </a:xfrm>
                     <a:prstGeom prst="rect">
                       <a:avLst/>
@@ -79,6 +82,8 @@
           </wp:anchor>
         </w:drawing>
       </w:r>
+      <w:bookmarkEnd w:id="0"/>
+      <w:bookmarkEnd w:id="1"/>
       <w:r>
         <w:rPr>
           <w:lang w:eastAsia="hu-HU"/>
@@ -86,29 +91,7 @@
         <w:t>Projektfeladat-specifikáció</w:t>
       </w:r>
     </w:p>
-    <w:p>
-      <w:pPr>
-        <w:pStyle w:val="Cmsor1"/>
-        <w:numPr>
-          <w:ilvl w:val="0"/>
-          <w:numId w:val="11"/>
-        </w:numPr>
-        <w:rPr>
-          <w:rFonts w:ascii="Eras Medium ITC" w:eastAsiaTheme="minorEastAsia" w:hAnsi="Eras Medium ITC" w:cstheme="minorHAnsi"/>
-          <w:color w:val="5A5A5A" w:themeColor="text1" w:themeTint="A5"/>
-          <w:spacing w:val="15"/>
-          <w:sz w:val="34"/>
-          <w:lang w:eastAsia="hu-HU"/>
-        </w:rPr>
-      </w:pPr>
-      <w:r>
-        <w:rPr>
-          <w:lang w:eastAsia="hu-HU"/>
-        </w:rPr>
-        <w:br w:type="page"/>
-      </w:r>
-    </w:p>
-    <w:bookmarkStart w:id="0" w:name="_Toc239833677" w:displacedByCustomXml="next"/>
+    <w:bookmarkStart w:id="2" w:name="_Toc239836546" w:displacedByCustomXml="next"/>
     <w:sdt>
       <w:sdtPr>
         <w:rPr>
@@ -134,8 +117,7 @@
           <w:pPr>
             <w:pStyle w:val="Cmsor1"/>
             <w:rPr>
-              <w:sz w:val="44"/>
-              <w:szCs w:val="44"/>
+              <w:noProof/>
             </w:rPr>
           </w:pPr>
           <w:r>
@@ -145,7 +127,25 @@
             </w:rPr>
             <w:t>Tartalomjegyzék</w:t>
           </w:r>
-          <w:bookmarkEnd w:id="0"/>
+          <w:bookmarkEnd w:id="2"/>
+          <w:r>
+            <w:rPr>
+              <w:sz w:val="32"/>
+            </w:rPr>
+            <w:fldChar w:fldCharType="begin"/>
+          </w:r>
+          <w:r>
+            <w:rPr>
+              <w:sz w:val="32"/>
+            </w:rPr>
+            <w:instrText xml:space="preserve"> TOC \o "1-3" \h \z \u </w:instrText>
+          </w:r>
+          <w:r>
+            <w:rPr>
+              <w:sz w:val="32"/>
+            </w:rPr>
+            <w:fldChar w:fldCharType="separate"/>
+          </w:r>
         </w:p>
         <w:p>
           <w:pPr>
@@ -161,28 +161,7 @@
               <w:lang w:eastAsia="hu-HU"/>
             </w:rPr>
           </w:pPr>
-          <w:r>
-            <w:rPr>
-              <w:sz w:val="32"/>
-              <w:szCs w:val="32"/>
-            </w:rPr>
-            <w:fldChar w:fldCharType="begin"/>
-          </w:r>
-          <w:r>
-            <w:rPr>
-              <w:sz w:val="32"/>
-              <w:szCs w:val="32"/>
-            </w:rPr>
-            <w:instrText xml:space="preserve"> TOC \o "1-3" \h \z \u </w:instrText>
-          </w:r>
-          <w:r>
-            <w:rPr>
-              <w:sz w:val="32"/>
-              <w:szCs w:val="32"/>
-            </w:rPr>
-            <w:fldChar w:fldCharType="separate"/>
-          </w:r>
-          <w:hyperlink w:anchor="_Toc239833677" w:history="1">
+          <w:hyperlink w:anchor="_Toc239836546" w:history="1">
             <w:r>
               <w:rPr>
                 <w:rStyle w:val="Hiperhivatkozs"/>
@@ -225,7 +204,7 @@
                 <w:noProof/>
                 <w:webHidden/>
               </w:rPr>
-              <w:instrText xml:space="preserve"> PAGEREF _Toc239833677 \h </w:instrText>
+              <w:instrText xml:space="preserve"> PAGEREF _Toc239836546 \h </w:instrText>
             </w:r>
             <w:r>
               <w:rPr>
@@ -245,7 +224,7 @@
                 <w:noProof/>
                 <w:webHidden/>
               </w:rPr>
-              <w:t>2</w:t>
+              <w:t>1</w:t>
             </w:r>
             <w:r>
               <w:rPr>
@@ -270,7 +249,7 @@
               <w:lang w:eastAsia="hu-HU"/>
             </w:rPr>
           </w:pPr>
-          <w:hyperlink w:anchor="_Toc239833678" w:history="1">
+          <w:hyperlink w:anchor="_Toc239836547" w:history="1">
             <w:r>
               <w:rPr>
                 <w:rStyle w:val="Hiperhivatkozs"/>
@@ -315,7 +294,7 @@
                 <w:noProof/>
                 <w:webHidden/>
               </w:rPr>
-              <w:instrText xml:space="preserve"> PAGEREF _Toc239833678 \h </w:instrText>
+              <w:instrText xml:space="preserve"> PAGEREF _Toc239836547 \h </w:instrText>
             </w:r>
             <w:r>
               <w:rPr>
@@ -360,7 +339,7 @@
               <w:lang w:eastAsia="hu-HU"/>
             </w:rPr>
           </w:pPr>
-          <w:hyperlink w:anchor="_Toc239833679" w:history="1">
+          <w:hyperlink w:anchor="_Toc239836548" w:history="1">
             <w:r>
               <w:rPr>
                 <w:rStyle w:val="Hiperhivatkozs"/>
@@ -405,7 +384,7 @@
                 <w:noProof/>
                 <w:webHidden/>
               </w:rPr>
-              <w:instrText xml:space="preserve"> PAGEREF _Toc239833679 \h </w:instrText>
+              <w:instrText xml:space="preserve"> PAGEREF _Toc239836548 \h </w:instrText>
             </w:r>
             <w:r>
               <w:rPr>
@@ -450,7 +429,7 @@
               <w:lang w:eastAsia="hu-HU"/>
             </w:rPr>
           </w:pPr>
-          <w:hyperlink w:anchor="_Toc239833680" w:history="1">
+          <w:hyperlink w:anchor="_Toc239836549" w:history="1">
             <w:r>
               <w:rPr>
                 <w:rStyle w:val="Hiperhivatkozs"/>
@@ -495,7 +474,7 @@
                 <w:noProof/>
                 <w:webHidden/>
               </w:rPr>
-              <w:instrText xml:space="preserve"> PAGEREF _Toc239833680 \h </w:instrText>
+              <w:instrText xml:space="preserve"> PAGEREF _Toc239836549 \h </w:instrText>
             </w:r>
             <w:r>
               <w:rPr>
@@ -540,7 +519,7 @@
               <w:lang w:eastAsia="hu-HU"/>
             </w:rPr>
           </w:pPr>
-          <w:hyperlink w:anchor="_Toc239833681" w:history="1">
+          <w:hyperlink w:anchor="_Toc239836550" w:history="1">
             <w:r>
               <w:rPr>
                 <w:rStyle w:val="Hiperhivatkozs"/>
@@ -585,7 +564,7 @@
                 <w:noProof/>
                 <w:webHidden/>
               </w:rPr>
-              <w:instrText xml:space="preserve"> PAGEREF _Toc239833681 \h </w:instrText>
+              <w:instrText xml:space="preserve"> PAGEREF _Toc239836550 \h </w:instrText>
             </w:r>
             <w:r>
               <w:rPr>
@@ -630,7 +609,7 @@
               <w:lang w:eastAsia="hu-HU"/>
             </w:rPr>
           </w:pPr>
-          <w:hyperlink w:anchor="_Toc239833682" w:history="1">
+          <w:hyperlink w:anchor="_Toc239836551" w:history="1">
             <w:r>
               <w:rPr>
                 <w:rStyle w:val="Hiperhivatkozs"/>
@@ -675,7 +654,7 @@
                 <w:noProof/>
                 <w:webHidden/>
               </w:rPr>
-              <w:instrText xml:space="preserve"> PAGEREF _Toc239833682 \h </w:instrText>
+              <w:instrText xml:space="preserve"> PAGEREF _Toc239836551 \h </w:instrText>
             </w:r>
             <w:r>
               <w:rPr>
@@ -720,7 +699,7 @@
               <w:lang w:eastAsia="hu-HU"/>
             </w:rPr>
           </w:pPr>
-          <w:hyperlink w:anchor="_Toc239833683" w:history="1">
+          <w:hyperlink w:anchor="_Toc239836552" w:history="1">
             <w:r>
               <w:rPr>
                 <w:rStyle w:val="Hiperhivatkozs"/>
@@ -765,7 +744,7 @@
                 <w:noProof/>
                 <w:webHidden/>
               </w:rPr>
-              <w:instrText xml:space="preserve"> PAGEREF _Toc239833683 \h </w:instrText>
+              <w:instrText xml:space="preserve"> PAGEREF _Toc239836552 \h </w:instrText>
             </w:r>
             <w:r>
               <w:rPr>
@@ -810,7 +789,7 @@
               <w:lang w:eastAsia="hu-HU"/>
             </w:rPr>
           </w:pPr>
-          <w:hyperlink w:anchor="_Toc239833684" w:history="1">
+          <w:hyperlink w:anchor="_Toc239836553" w:history="1">
             <w:r>
               <w:rPr>
                 <w:rStyle w:val="Hiperhivatkozs"/>
@@ -855,7 +834,7 @@
                 <w:noProof/>
                 <w:webHidden/>
               </w:rPr>
-              <w:instrText xml:space="preserve"> PAGEREF _Toc239833684 \h </w:instrText>
+              <w:instrText xml:space="preserve"> PAGEREF _Toc239836553 \h </w:instrText>
             </w:r>
             <w:r>
               <w:rPr>
@@ -900,7 +879,7 @@
               <w:lang w:eastAsia="hu-HU"/>
             </w:rPr>
           </w:pPr>
-          <w:hyperlink w:anchor="_Toc239833685" w:history="1">
+          <w:hyperlink w:anchor="_Toc239836554" w:history="1">
             <w:r>
               <w:rPr>
                 <w:rStyle w:val="Hiperhivatkozs"/>
@@ -945,7 +924,7 @@
                 <w:noProof/>
                 <w:webHidden/>
               </w:rPr>
-              <w:instrText xml:space="preserve"> PAGEREF _Toc239833685 \h </w:instrText>
+              <w:instrText xml:space="preserve"> PAGEREF _Toc239836554 \h </w:instrText>
             </w:r>
             <w:r>
               <w:rPr>
@@ -990,7 +969,7 @@
               <w:lang w:eastAsia="hu-HU"/>
             </w:rPr>
           </w:pPr>
-          <w:hyperlink w:anchor="_Toc239833686" w:history="1">
+          <w:hyperlink w:anchor="_Toc239836555" w:history="1">
             <w:r>
               <w:rPr>
                 <w:rStyle w:val="Hiperhivatkozs"/>
@@ -1035,7 +1014,7 @@
                 <w:noProof/>
                 <w:webHidden/>
               </w:rPr>
-              <w:instrText xml:space="preserve"> PAGEREF _Toc239833686 \h </w:instrText>
+              <w:instrText xml:space="preserve"> PAGEREF _Toc239836555 \h </w:instrText>
             </w:r>
             <w:r>
               <w:rPr>
@@ -1080,7 +1059,7 @@
               <w:lang w:eastAsia="hu-HU"/>
             </w:rPr>
           </w:pPr>
-          <w:hyperlink w:anchor="_Toc239833687" w:history="1">
+          <w:hyperlink w:anchor="_Toc239836556" w:history="1">
             <w:r>
               <w:rPr>
                 <w:rStyle w:val="Hiperhivatkozs"/>
@@ -1125,7 +1104,7 @@
                 <w:noProof/>
                 <w:webHidden/>
               </w:rPr>
-              <w:instrText xml:space="preserve"> PAGEREF _Toc239833687 \h </w:instrText>
+              <w:instrText xml:space="preserve"> PAGEREF _Toc239836556 \h </w:instrText>
             </w:r>
             <w:r>
               <w:rPr>
@@ -1170,7 +1149,7 @@
               <w:lang w:eastAsia="hu-HU"/>
             </w:rPr>
           </w:pPr>
-          <w:hyperlink w:anchor="_Toc239833688" w:history="1">
+          <w:hyperlink w:anchor="_Toc239836557" w:history="1">
             <w:r>
               <w:rPr>
                 <w:rStyle w:val="Hiperhivatkozs"/>
@@ -1215,7 +1194,7 @@
                 <w:noProof/>
                 <w:webHidden/>
               </w:rPr>
-              <w:instrText xml:space="preserve"> PAGEREF _Toc239833688 \h </w:instrText>
+              <w:instrText xml:space="preserve"> PAGEREF _Toc239836557 \h </w:instrText>
             </w:r>
             <w:r>
               <w:rPr>
@@ -1260,7 +1239,7 @@
               <w:lang w:eastAsia="hu-HU"/>
             </w:rPr>
           </w:pPr>
-          <w:hyperlink w:anchor="_Toc239833689" w:history="1">
+          <w:hyperlink w:anchor="_Toc239836558" w:history="1">
             <w:r>
               <w:rPr>
                 <w:rStyle w:val="Hiperhivatkozs"/>
@@ -1305,7 +1284,7 @@
                 <w:noProof/>
                 <w:webHidden/>
               </w:rPr>
-              <w:instrText xml:space="preserve"> PAGEREF _Toc239833689 \h </w:instrText>
+              <w:instrText xml:space="preserve"> PAGEREF _Toc239836558 \h </w:instrText>
             </w:r>
             <w:r>
               <w:rPr>
@@ -1350,7 +1329,7 @@
               <w:lang w:eastAsia="hu-HU"/>
             </w:rPr>
           </w:pPr>
-          <w:hyperlink w:anchor="_Toc239833690" w:history="1">
+          <w:hyperlink w:anchor="_Toc239836559" w:history="1">
             <w:r>
               <w:rPr>
                 <w:rStyle w:val="Hiperhivatkozs"/>
@@ -1395,7 +1374,7 @@
                 <w:noProof/>
                 <w:webHidden/>
               </w:rPr>
-              <w:instrText xml:space="preserve"> PAGEREF _Toc239833690 \h </w:instrText>
+              <w:instrText xml:space="preserve"> PAGEREF _Toc239836559 \h </w:instrText>
             </w:r>
             <w:r>
               <w:rPr>
@@ -1440,7 +1419,7 @@
               <w:lang w:eastAsia="hu-HU"/>
             </w:rPr>
           </w:pPr>
-          <w:hyperlink w:anchor="_Toc239833691" w:history="1">
+          <w:hyperlink w:anchor="_Toc239836560" w:history="1">
             <w:r>
               <w:rPr>
                 <w:rStyle w:val="Hiperhivatkozs"/>
@@ -1485,7 +1464,7 @@
                 <w:noProof/>
                 <w:webHidden/>
               </w:rPr>
-              <w:instrText xml:space="preserve"> PAGEREF _Toc239833691 \h </w:instrText>
+              <w:instrText xml:space="preserve"> PAGEREF _Toc239836560 \h </w:instrText>
             </w:r>
             <w:r>
               <w:rPr>
@@ -1530,7 +1509,7 @@
               <w:lang w:eastAsia="hu-HU"/>
             </w:rPr>
           </w:pPr>
-          <w:hyperlink w:anchor="_Toc239833692" w:history="1">
+          <w:hyperlink w:anchor="_Toc239836561" w:history="1">
             <w:r>
               <w:rPr>
                 <w:rStyle w:val="Hiperhivatkozs"/>
@@ -1575,7 +1554,7 @@
                 <w:noProof/>
                 <w:webHidden/>
               </w:rPr>
-              <w:instrText xml:space="preserve"> PAGEREF _Toc239833692 \h </w:instrText>
+              <w:instrText xml:space="preserve"> PAGEREF _Toc239836561 \h </w:instrText>
             </w:r>
             <w:r>
               <w:rPr>
@@ -1620,7 +1599,7 @@
               <w:lang w:eastAsia="hu-HU"/>
             </w:rPr>
           </w:pPr>
-          <w:hyperlink w:anchor="_Toc239833693" w:history="1">
+          <w:hyperlink w:anchor="_Toc239836562" w:history="1">
             <w:r>
               <w:rPr>
                 <w:rStyle w:val="Hiperhivatkozs"/>
@@ -1665,7 +1644,7 @@
                 <w:noProof/>
                 <w:webHidden/>
               </w:rPr>
-              <w:instrText xml:space="preserve"> PAGEREF _Toc239833693 \h </w:instrText>
+              <w:instrText xml:space="preserve"> PAGEREF _Toc239836562 \h </w:instrText>
             </w:r>
             <w:r>
               <w:rPr>
@@ -1710,7 +1689,7 @@
               <w:lang w:eastAsia="hu-HU"/>
             </w:rPr>
           </w:pPr>
-          <w:hyperlink w:anchor="_Toc239833694" w:history="1">
+          <w:hyperlink w:anchor="_Toc239836563" w:history="1">
             <w:r>
               <w:rPr>
                 <w:rStyle w:val="Hiperhivatkozs"/>
@@ -1755,7 +1734,7 @@
                 <w:noProof/>
                 <w:webHidden/>
               </w:rPr>
-              <w:instrText xml:space="preserve"> PAGEREF _Toc239833694 \h </w:instrText>
+              <w:instrText xml:space="preserve"> PAGEREF _Toc239836563 \h </w:instrText>
             </w:r>
             <w:r>
               <w:rPr>
@@ -1800,7 +1779,7 @@
               <w:lang w:eastAsia="hu-HU"/>
             </w:rPr>
           </w:pPr>
-          <w:hyperlink w:anchor="_Toc239833695" w:history="1">
+          <w:hyperlink w:anchor="_Toc239836564" w:history="1">
             <w:r>
               <w:rPr>
                 <w:rStyle w:val="Hiperhivatkozs"/>
@@ -1844,7 +1823,7 @@
                 <w:noProof/>
                 <w:webHidden/>
               </w:rPr>
-              <w:instrText xml:space="preserve"> PAGEREF _Toc239833695 \h </w:instrText>
+              <w:instrText xml:space="preserve"> PAGEREF _Toc239836564 \h </w:instrText>
             </w:r>
             <w:r>
               <w:rPr>
@@ -1889,7 +1868,7 @@
               <w:lang w:eastAsia="hu-HU"/>
             </w:rPr>
           </w:pPr>
-          <w:hyperlink w:anchor="_Toc239833696" w:history="1">
+          <w:hyperlink w:anchor="_Toc239836565" w:history="1">
             <w:r>
               <w:rPr>
                 <w:rStyle w:val="Hiperhivatkozs"/>
@@ -1934,7 +1913,7 @@
                 <w:noProof/>
                 <w:webHidden/>
               </w:rPr>
-              <w:instrText xml:space="preserve"> PAGEREF _Toc239833696 \h </w:instrText>
+              <w:instrText xml:space="preserve"> PAGEREF _Toc239836565 \h </w:instrText>
             </w:r>
             <w:r>
               <w:rPr>
@@ -1979,7 +1958,7 @@
               <w:lang w:eastAsia="hu-HU"/>
             </w:rPr>
           </w:pPr>
-          <w:hyperlink w:anchor="_Toc239833697" w:history="1">
+          <w:hyperlink w:anchor="_Toc239836566" w:history="1">
             <w:r>
               <w:rPr>
                 <w:rStyle w:val="Hiperhivatkozs"/>
@@ -2024,7 +2003,7 @@
                 <w:noProof/>
                 <w:webHidden/>
               </w:rPr>
-              <w:instrText xml:space="preserve"> PAGEREF _Toc239833697 \h </w:instrText>
+              <w:instrText xml:space="preserve"> PAGEREF _Toc239836566 \h </w:instrText>
             </w:r>
             <w:r>
               <w:rPr>
@@ -2069,7 +2048,7 @@
               <w:lang w:eastAsia="hu-HU"/>
             </w:rPr>
           </w:pPr>
-          <w:hyperlink w:anchor="_Toc239833698" w:history="1">
+          <w:hyperlink w:anchor="_Toc239836567" w:history="1">
             <w:r>
               <w:rPr>
                 <w:rStyle w:val="Hiperhivatkozs"/>
@@ -2114,7 +2093,7 @@
                 <w:noProof/>
                 <w:webHidden/>
               </w:rPr>
-              <w:instrText xml:space="preserve"> PAGEREF _Toc239833698 \h </w:instrText>
+              <w:instrText xml:space="preserve"> PAGEREF _Toc239836567 \h </w:instrText>
             </w:r>
             <w:r>
               <w:rPr>
@@ -2159,7 +2138,7 @@
               <w:lang w:eastAsia="hu-HU"/>
             </w:rPr>
           </w:pPr>
-          <w:hyperlink w:anchor="_Toc239833699" w:history="1">
+          <w:hyperlink w:anchor="_Toc239836568" w:history="1">
             <w:r>
               <w:rPr>
                 <w:rStyle w:val="Hiperhivatkozs"/>
@@ -2204,7 +2183,7 @@
                 <w:noProof/>
                 <w:webHidden/>
               </w:rPr>
-              <w:instrText xml:space="preserve"> PAGEREF _Toc239833699 \h </w:instrText>
+              <w:instrText xml:space="preserve"> PAGEREF _Toc239836568 \h </w:instrText>
             </w:r>
             <w:r>
               <w:rPr>
@@ -2249,7 +2228,7 @@
               <w:lang w:eastAsia="hu-HU"/>
             </w:rPr>
           </w:pPr>
-          <w:hyperlink w:anchor="_Toc239833700" w:history="1">
+          <w:hyperlink w:anchor="_Toc239836569" w:history="1">
             <w:r>
               <w:rPr>
                 <w:rStyle w:val="Hiperhivatkozs"/>
@@ -2294,7 +2273,7 @@
                 <w:noProof/>
                 <w:webHidden/>
               </w:rPr>
-              <w:instrText xml:space="preserve"> PAGEREF _Toc239833700 \h </w:instrText>
+              <w:instrText xml:space="preserve"> PAGEREF _Toc239836569 \h </w:instrText>
             </w:r>
             <w:r>
               <w:rPr>
@@ -2339,7 +2318,7 @@
               <w:lang w:eastAsia="hu-HU"/>
             </w:rPr>
           </w:pPr>
-          <w:hyperlink w:anchor="_Toc239833701" w:history="1">
+          <w:hyperlink w:anchor="_Toc239836570" w:history="1">
             <w:r>
               <w:rPr>
                 <w:rStyle w:val="Hiperhivatkozs"/>
@@ -2384,7 +2363,7 @@
                 <w:noProof/>
                 <w:webHidden/>
               </w:rPr>
-              <w:instrText xml:space="preserve"> PAGEREF _Toc239833701 \h </w:instrText>
+              <w:instrText xml:space="preserve"> PAGEREF _Toc239836570 \h </w:instrText>
             </w:r>
             <w:r>
               <w:rPr>
@@ -2429,7 +2408,7 @@
               <w:lang w:eastAsia="hu-HU"/>
             </w:rPr>
           </w:pPr>
-          <w:hyperlink w:anchor="_Toc239833702" w:history="1">
+          <w:hyperlink w:anchor="_Toc239836571" w:history="1">
             <w:r>
               <w:rPr>
                 <w:rStyle w:val="Hiperhivatkozs"/>
@@ -2474,7 +2453,7 @@
                 <w:noProof/>
                 <w:webHidden/>
               </w:rPr>
-              <w:instrText xml:space="preserve"> PAGEREF _Toc239833702 \h </w:instrText>
+              <w:instrText xml:space="preserve"> PAGEREF _Toc239836571 \h </w:instrText>
             </w:r>
             <w:r>
               <w:rPr>
@@ -2519,7 +2498,7 @@
               <w:lang w:eastAsia="hu-HU"/>
             </w:rPr>
           </w:pPr>
-          <w:hyperlink w:anchor="_Toc239833703" w:history="1">
+          <w:hyperlink w:anchor="_Toc239836572" w:history="1">
             <w:r>
               <w:rPr>
                 <w:rStyle w:val="Hiperhivatkozs"/>
@@ -2564,7 +2543,7 @@
                 <w:noProof/>
                 <w:webHidden/>
               </w:rPr>
-              <w:instrText xml:space="preserve"> PAGEREF _Toc239833703 \h </w:instrText>
+              <w:instrText xml:space="preserve"> PAGEREF _Toc239836572 \h </w:instrText>
             </w:r>
             <w:r>
               <w:rPr>
@@ -2609,7 +2588,7 @@
               <w:lang w:eastAsia="hu-HU"/>
             </w:rPr>
           </w:pPr>
-          <w:hyperlink w:anchor="_Toc239833704" w:history="1">
+          <w:hyperlink w:anchor="_Toc239836573" w:history="1">
             <w:r>
               <w:rPr>
                 <w:rStyle w:val="Hiperhivatkozs"/>
@@ -2652,7 +2631,7 @@
                 <w:noProof/>
                 <w:webHidden/>
               </w:rPr>
-              <w:instrText xml:space="preserve"> PAGEREF _Toc239833704 \h </w:instrText>
+              <w:instrText xml:space="preserve"> PAGEREF _Toc239836573 \h </w:instrText>
             </w:r>
             <w:r>
               <w:rPr>
@@ -2697,7 +2676,7 @@
               <w:lang w:eastAsia="hu-HU"/>
             </w:rPr>
           </w:pPr>
-          <w:hyperlink w:anchor="_Toc239833705" w:history="1">
+          <w:hyperlink w:anchor="_Toc239836574" w:history="1">
             <w:r>
               <w:rPr>
                 <w:rStyle w:val="Hiperhivatkozs"/>
@@ -2740,7 +2719,7 @@
                 <w:noProof/>
                 <w:webHidden/>
               </w:rPr>
-              <w:instrText xml:space="preserve"> PAGEREF _Toc239833705 \h </w:instrText>
+              <w:instrText xml:space="preserve"> PAGEREF _Toc239836574 \h </w:instrText>
             </w:r>
             <w:r>
               <w:rPr>
@@ -2785,7 +2764,7 @@
               <w:lang w:eastAsia="hu-HU"/>
             </w:rPr>
           </w:pPr>
-          <w:hyperlink w:anchor="_Toc239833706" w:history="1">
+          <w:hyperlink w:anchor="_Toc239836575" w:history="1">
             <w:r>
               <w:rPr>
                 <w:rStyle w:val="Hiperhivatkozs"/>
@@ -2828,7 +2807,7 @@
                 <w:noProof/>
                 <w:webHidden/>
               </w:rPr>
-              <w:instrText xml:space="preserve"> PAGEREF _Toc239833706 \h </w:instrText>
+              <w:instrText xml:space="preserve"> PAGEREF _Toc239836575 \h </w:instrText>
             </w:r>
             <w:r>
               <w:rPr>
@@ -2873,7 +2852,7 @@
               <w:lang w:eastAsia="hu-HU"/>
             </w:rPr>
           </w:pPr>
-          <w:hyperlink w:anchor="_Toc239833707" w:history="1">
+          <w:hyperlink w:anchor="_Toc239836576" w:history="1">
             <w:r>
               <w:rPr>
                 <w:rStyle w:val="Hiperhivatkozs"/>
@@ -2916,7 +2895,7 @@
                 <w:noProof/>
                 <w:webHidden/>
               </w:rPr>
-              <w:instrText xml:space="preserve"> PAGEREF _Toc239833707 \h </w:instrText>
+              <w:instrText xml:space="preserve"> PAGEREF _Toc239836576 \h </w:instrText>
             </w:r>
             <w:r>
               <w:rPr>
@@ -2961,7 +2940,7 @@
               <w:lang w:eastAsia="hu-HU"/>
             </w:rPr>
           </w:pPr>
-          <w:hyperlink w:anchor="_Toc239833708" w:history="1">
+          <w:hyperlink w:anchor="_Toc239836577" w:history="1">
             <w:r>
               <w:rPr>
                 <w:rStyle w:val="Hiperhivatkozs"/>
@@ -3004,7 +2983,7 @@
                 <w:noProof/>
                 <w:webHidden/>
               </w:rPr>
-              <w:instrText xml:space="preserve"> PAGEREF _Toc239833708 \h </w:instrText>
+              <w:instrText xml:space="preserve"> PAGEREF _Toc239836577 \h </w:instrText>
             </w:r>
             <w:r>
               <w:rPr>
@@ -3049,7 +3028,7 @@
               <w:lang w:eastAsia="hu-HU"/>
             </w:rPr>
           </w:pPr>
-          <w:hyperlink w:anchor="_Toc239833709" w:history="1">
+          <w:hyperlink w:anchor="_Toc239836578" w:history="1">
             <w:r>
               <w:rPr>
                 <w:rStyle w:val="Hiperhivatkozs"/>
@@ -3092,7 +3071,7 @@
                 <w:noProof/>
                 <w:webHidden/>
               </w:rPr>
-              <w:instrText xml:space="preserve"> PAGEREF _Toc239833709 \h </w:instrText>
+              <w:instrText xml:space="preserve"> PAGEREF _Toc239836578 \h </w:instrText>
             </w:r>
             <w:r>
               <w:rPr>
@@ -3137,7 +3116,7 @@
               <w:lang w:eastAsia="hu-HU"/>
             </w:rPr>
           </w:pPr>
-          <w:hyperlink w:anchor="_Toc239833710" w:history="1">
+          <w:hyperlink w:anchor="_Toc239836579" w:history="1">
             <w:r>
               <w:rPr>
                 <w:rStyle w:val="Hiperhivatkozs"/>
@@ -3182,7 +3161,7 @@
                 <w:noProof/>
                 <w:webHidden/>
               </w:rPr>
-              <w:instrText xml:space="preserve"> PAGEREF _Toc239833710 \h </w:instrText>
+              <w:instrText xml:space="preserve"> PAGEREF _Toc239836579 \h </w:instrText>
             </w:r>
             <w:r>
               <w:rPr>
@@ -3227,7 +3206,7 @@
               <w:lang w:eastAsia="hu-HU"/>
             </w:rPr>
           </w:pPr>
-          <w:hyperlink w:anchor="_Toc239833711" w:history="1">
+          <w:hyperlink w:anchor="_Toc239836580" w:history="1">
             <w:r>
               <w:rPr>
                 <w:rStyle w:val="Hiperhivatkozs"/>
@@ -3270,7 +3249,7 @@
                 <w:noProof/>
                 <w:webHidden/>
               </w:rPr>
-              <w:instrText xml:space="preserve"> PAGEREF _Toc239833711 \h </w:instrText>
+              <w:instrText xml:space="preserve"> PAGEREF _Toc239836580 \h </w:instrText>
             </w:r>
             <w:r>
               <w:rPr>
@@ -3315,7 +3294,7 @@
               <w:lang w:eastAsia="hu-HU"/>
             </w:rPr>
           </w:pPr>
-          <w:hyperlink w:anchor="_Toc239833712" w:history="1">
+          <w:hyperlink w:anchor="_Toc239836581" w:history="1">
             <w:r>
               <w:rPr>
                 <w:rStyle w:val="Hiperhivatkozs"/>
@@ -3360,7 +3339,7 @@
                 <w:noProof/>
                 <w:webHidden/>
               </w:rPr>
-              <w:instrText xml:space="preserve"> PAGEREF _Toc239833712 \h </w:instrText>
+              <w:instrText xml:space="preserve"> PAGEREF _Toc239836581 \h </w:instrText>
             </w:r>
             <w:r>
               <w:rPr>
@@ -3405,7 +3384,7 @@
               <w:lang w:eastAsia="hu-HU"/>
             </w:rPr>
           </w:pPr>
-          <w:hyperlink w:anchor="_Toc239833713" w:history="1">
+          <w:hyperlink w:anchor="_Toc239836582" w:history="1">
             <w:r>
               <w:rPr>
                 <w:rStyle w:val="Hiperhivatkozs"/>
@@ -3450,7 +3429,7 @@
                 <w:noProof/>
                 <w:webHidden/>
               </w:rPr>
-              <w:instrText xml:space="preserve"> PAGEREF _Toc239833713 \h </w:instrText>
+              <w:instrText xml:space="preserve"> PAGEREF _Toc239836582 \h </w:instrText>
             </w:r>
             <w:r>
               <w:rPr>
@@ -3495,7 +3474,7 @@
               <w:lang w:eastAsia="hu-HU"/>
             </w:rPr>
           </w:pPr>
-          <w:hyperlink w:anchor="_Toc239833714" w:history="1">
+          <w:hyperlink w:anchor="_Toc239836583" w:history="1">
             <w:r>
               <w:rPr>
                 <w:rStyle w:val="Hiperhivatkozs"/>
@@ -3540,7 +3519,7 @@
                 <w:noProof/>
                 <w:webHidden/>
               </w:rPr>
-              <w:instrText xml:space="preserve"> PAGEREF _Toc239833714 \h </w:instrText>
+              <w:instrText xml:space="preserve"> PAGEREF _Toc239836583 \h </w:instrText>
             </w:r>
             <w:r>
               <w:rPr>
@@ -3585,7 +3564,7 @@
               <w:lang w:eastAsia="hu-HU"/>
             </w:rPr>
           </w:pPr>
-          <w:hyperlink w:anchor="_Toc239833715" w:history="1">
+          <w:hyperlink w:anchor="_Toc239836584" w:history="1">
             <w:r>
               <w:rPr>
                 <w:rStyle w:val="Hiperhivatkozs"/>
@@ -3628,7 +3607,7 @@
                 <w:noProof/>
                 <w:webHidden/>
               </w:rPr>
-              <w:instrText xml:space="preserve"> PAGEREF _Toc239833715 \h </w:instrText>
+              <w:instrText xml:space="preserve"> PAGEREF _Toc239836584 \h </w:instrText>
             </w:r>
             <w:r>
               <w:rPr>
@@ -3673,7 +3652,7 @@
               <w:lang w:eastAsia="hu-HU"/>
             </w:rPr>
           </w:pPr>
-          <w:hyperlink w:anchor="_Toc239833716" w:history="1">
+          <w:hyperlink w:anchor="_Toc239836585" w:history="1">
             <w:r>
               <w:rPr>
                 <w:rStyle w:val="Hiperhivatkozs"/>
@@ -3716,7 +3695,7 @@
                 <w:noProof/>
                 <w:webHidden/>
               </w:rPr>
-              <w:instrText xml:space="preserve"> PAGEREF _Toc239833716 \h </w:instrText>
+              <w:instrText xml:space="preserve"> PAGEREF _Toc239836585 \h </w:instrText>
             </w:r>
             <w:r>
               <w:rPr>
@@ -3761,7 +3740,7 @@
               <w:lang w:eastAsia="hu-HU"/>
             </w:rPr>
           </w:pPr>
-          <w:hyperlink w:anchor="_Toc239833717" w:history="1">
+          <w:hyperlink w:anchor="_Toc239836586" w:history="1">
             <w:r>
               <w:rPr>
                 <w:rStyle w:val="Hiperhivatkozs"/>
@@ -3804,7 +3783,7 @@
                 <w:noProof/>
                 <w:webHidden/>
               </w:rPr>
-              <w:instrText xml:space="preserve"> PAGEREF _Toc239833717 \h </w:instrText>
+              <w:instrText xml:space="preserve"> PAGEREF _Toc239836586 \h </w:instrText>
             </w:r>
             <w:r>
               <w:rPr>
@@ -3849,7 +3828,7 @@
               <w:lang w:eastAsia="hu-HU"/>
             </w:rPr>
           </w:pPr>
-          <w:hyperlink w:anchor="_Toc239833718" w:history="1">
+          <w:hyperlink w:anchor="_Toc239836587" w:history="1">
             <w:r>
               <w:rPr>
                 <w:rStyle w:val="Hiperhivatkozs"/>
@@ -3892,7 +3871,7 @@
                 <w:noProof/>
                 <w:webHidden/>
               </w:rPr>
-              <w:instrText xml:space="preserve"> PAGEREF _Toc239833718 \h </w:instrText>
+              <w:instrText xml:space="preserve"> PAGEREF _Toc239836587 \h </w:instrText>
             </w:r>
             <w:r>
               <w:rPr>
@@ -3937,7 +3916,7 @@
               <w:lang w:eastAsia="hu-HU"/>
             </w:rPr>
           </w:pPr>
-          <w:hyperlink w:anchor="_Toc239833719" w:history="1">
+          <w:hyperlink w:anchor="_Toc239836588" w:history="1">
             <w:r>
               <w:rPr>
                 <w:rStyle w:val="Hiperhivatkozs"/>
@@ -3981,7 +3960,7 @@
                 <w:noProof/>
                 <w:webHidden/>
               </w:rPr>
-              <w:instrText xml:space="preserve"> PAGEREF _Toc239833719 \h </w:instrText>
+              <w:instrText xml:space="preserve"> PAGEREF _Toc239836588 \h </w:instrText>
             </w:r>
             <w:r>
               <w:rPr>
@@ -4017,6 +3996,7 @@
             <w:rPr>
               <w:b/>
               <w:bCs/>
+              <w:sz w:val="32"/>
             </w:rPr>
           </w:pPr>
           <w:r>
@@ -4036,6 +4016,7 @@
         <w:rPr>
           <w:b/>
           <w:bCs/>
+          <w:sz w:val="32"/>
         </w:rPr>
       </w:pPr>
       <w:r>
@@ -4052,7 +4033,7 @@
           <w:lang w:eastAsia="hu-HU"/>
         </w:rPr>
       </w:pPr>
-      <w:bookmarkStart w:id="1" w:name="_Toc239833678"/>
+      <w:bookmarkStart w:id="3" w:name="_Toc239836547"/>
       <w:r>
         <w:rPr>
           <w:lang w:eastAsia="hu-HU"/>
@@ -4060,7 +4041,7 @@
         <w:lastRenderedPageBreak/>
         <w:t>Bevezetés</w:t>
       </w:r>
-      <w:bookmarkEnd w:id="1"/>
+      <w:bookmarkEnd w:id="3"/>
     </w:p>
     <w:p>
       <w:pPr>
@@ -4069,14 +4050,14 @@
           <w:lang w:eastAsia="hu-HU"/>
         </w:rPr>
       </w:pPr>
-      <w:bookmarkStart w:id="2" w:name="_Toc239833679"/>
+      <w:bookmarkStart w:id="4" w:name="_Toc239836548"/>
       <w:r>
         <w:rPr>
           <w:lang w:eastAsia="hu-HU"/>
         </w:rPr>
         <w:t>Feladat címe</w:t>
       </w:r>
-      <w:bookmarkEnd w:id="2"/>
+      <w:bookmarkEnd w:id="4"/>
     </w:p>
     <w:p>
       <w:pPr>
@@ -4098,14 +4079,14 @@
           <w:lang w:eastAsia="hu-HU"/>
         </w:rPr>
       </w:pPr>
-      <w:bookmarkStart w:id="3" w:name="_Toc239833680"/>
+      <w:bookmarkStart w:id="5" w:name="_Toc239836549"/>
       <w:r>
         <w:rPr>
           <w:lang w:eastAsia="hu-HU"/>
         </w:rPr>
         <w:t>Feladat háttere</w:t>
       </w:r>
-      <w:bookmarkEnd w:id="3"/>
+      <w:bookmarkEnd w:id="5"/>
     </w:p>
     <w:p>
       <w:pPr>
@@ -4213,14 +4194,14 @@
           <w:lang w:eastAsia="hu-HU"/>
         </w:rPr>
       </w:pPr>
-      <w:bookmarkStart w:id="4" w:name="_Toc239833681"/>
+      <w:bookmarkStart w:id="6" w:name="_Toc239836550"/>
       <w:r>
         <w:rPr>
           <w:lang w:eastAsia="hu-HU"/>
         </w:rPr>
         <w:t>Célunk</w:t>
       </w:r>
-      <w:bookmarkEnd w:id="4"/>
+      <w:bookmarkEnd w:id="6"/>
     </w:p>
     <w:p>
       <w:pPr>
@@ -4406,14 +4387,14 @@
           <w:lang w:eastAsia="hu-HU"/>
         </w:rPr>
       </w:pPr>
-      <w:bookmarkStart w:id="5" w:name="_Toc239833682"/>
+      <w:bookmarkStart w:id="7" w:name="_Toc239836551"/>
       <w:r>
         <w:rPr>
           <w:lang w:eastAsia="hu-HU"/>
         </w:rPr>
         <w:t>Szerepkörök</w:t>
       </w:r>
-      <w:bookmarkEnd w:id="5"/>
+      <w:bookmarkEnd w:id="7"/>
     </w:p>
     <w:p>
       <w:pPr>
@@ -4422,7 +4403,7 @@
           <w:lang w:eastAsia="hu-HU"/>
         </w:rPr>
       </w:pPr>
-      <w:bookmarkStart w:id="6" w:name="_Toc239833683"/>
+      <w:bookmarkStart w:id="8" w:name="_Toc239836552"/>
       <w:r>
         <w:rPr>
           <w:lang w:eastAsia="hu-HU"/>
@@ -4435,7 +4416,7 @@
         </w:rPr>
         <w:t>lobális</w:t>
       </w:r>
-      <w:bookmarkEnd w:id="6"/>
+      <w:bookmarkEnd w:id="8"/>
     </w:p>
     <w:p>
       <w:pPr>
@@ -4444,14 +4425,14 @@
           <w:lang w:eastAsia="hu-HU"/>
         </w:rPr>
       </w:pPr>
-      <w:bookmarkStart w:id="7" w:name="_Toc239833684"/>
+      <w:bookmarkStart w:id="9" w:name="_Toc239836553"/>
       <w:r>
         <w:rPr>
           <w:lang w:eastAsia="hu-HU"/>
         </w:rPr>
         <w:t>Rendszergazda</w:t>
       </w:r>
-      <w:bookmarkEnd w:id="7"/>
+      <w:bookmarkEnd w:id="9"/>
     </w:p>
     <w:p>
       <w:pPr>
@@ -4473,14 +4454,14 @@
           <w:lang w:eastAsia="hu-HU"/>
         </w:rPr>
       </w:pPr>
-      <w:bookmarkStart w:id="8" w:name="_Toc239833685"/>
+      <w:bookmarkStart w:id="10" w:name="_Toc239836554"/>
       <w:r>
         <w:rPr>
           <w:lang w:eastAsia="hu-HU"/>
         </w:rPr>
         <w:t>Felhasználó</w:t>
       </w:r>
-      <w:bookmarkEnd w:id="8"/>
+      <w:bookmarkEnd w:id="10"/>
     </w:p>
     <w:p>
       <w:pPr>
@@ -4502,7 +4483,7 @@
           <w:lang w:eastAsia="hu-HU"/>
         </w:rPr>
       </w:pPr>
-      <w:bookmarkStart w:id="9" w:name="_Toc239833686"/>
+      <w:bookmarkStart w:id="11" w:name="_Toc239836555"/>
       <w:r>
         <w:rPr>
           <w:lang w:eastAsia="hu-HU"/>
@@ -4516,7 +4497,7 @@
         </w:rPr>
         <w:t>okális</w:t>
       </w:r>
-      <w:bookmarkEnd w:id="9"/>
+      <w:bookmarkEnd w:id="11"/>
     </w:p>
     <w:p>
       <w:pPr>
@@ -4525,14 +4506,14 @@
           <w:lang w:eastAsia="hu-HU"/>
         </w:rPr>
       </w:pPr>
-      <w:bookmarkStart w:id="10" w:name="_Toc239833687"/>
+      <w:bookmarkStart w:id="12" w:name="_Toc239836556"/>
       <w:r>
         <w:rPr>
           <w:lang w:eastAsia="hu-HU"/>
         </w:rPr>
         <w:t>Vezető</w:t>
       </w:r>
-      <w:bookmarkEnd w:id="10"/>
+      <w:bookmarkEnd w:id="12"/>
     </w:p>
     <w:p>
       <w:pPr>
@@ -4554,14 +4535,14 @@
           <w:lang w:eastAsia="hu-HU"/>
         </w:rPr>
       </w:pPr>
-      <w:bookmarkStart w:id="11" w:name="_Toc239833688"/>
+      <w:bookmarkStart w:id="13" w:name="_Toc239836557"/>
       <w:r>
         <w:rPr>
           <w:lang w:eastAsia="hu-HU"/>
         </w:rPr>
         <w:t>Projektfelelős</w:t>
       </w:r>
-      <w:bookmarkEnd w:id="11"/>
+      <w:bookmarkEnd w:id="13"/>
     </w:p>
     <w:p>
       <w:pPr>
@@ -4631,14 +4612,14 @@
           <w:lang w:eastAsia="hu-HU"/>
         </w:rPr>
       </w:pPr>
-      <w:bookmarkStart w:id="12" w:name="_Toc239833689"/>
+      <w:bookmarkStart w:id="14" w:name="_Toc239836558"/>
       <w:r>
         <w:rPr>
           <w:lang w:eastAsia="hu-HU"/>
         </w:rPr>
         <w:t>Egyéni szerepkör</w:t>
       </w:r>
-      <w:bookmarkEnd w:id="12"/>
+      <w:bookmarkEnd w:id="14"/>
     </w:p>
     <w:p>
       <w:pPr>
@@ -4672,14 +4653,14 @@
           <w:lang w:eastAsia="hu-HU"/>
         </w:rPr>
       </w:pPr>
-      <w:bookmarkStart w:id="13" w:name="_Toc239833690"/>
+      <w:bookmarkStart w:id="15" w:name="_Toc239836559"/>
       <w:r>
         <w:rPr>
           <w:lang w:eastAsia="hu-HU"/>
         </w:rPr>
         <w:t>Jogosultságok</w:t>
       </w:r>
-      <w:bookmarkEnd w:id="13"/>
+      <w:bookmarkEnd w:id="15"/>
     </w:p>
     <w:p>
       <w:pPr>
@@ -4688,14 +4669,14 @@
           <w:lang w:eastAsia="hu-HU"/>
         </w:rPr>
       </w:pPr>
-      <w:bookmarkStart w:id="14" w:name="_Toc239833691"/>
+      <w:bookmarkStart w:id="16" w:name="_Toc239836560"/>
       <w:r>
         <w:rPr>
           <w:lang w:eastAsia="hu-HU"/>
         </w:rPr>
         <w:t>Felhasználók kezelése</w:t>
       </w:r>
-      <w:bookmarkEnd w:id="14"/>
+      <w:bookmarkEnd w:id="16"/>
     </w:p>
     <w:p>
       <w:pPr>
@@ -4740,14 +4721,20 @@
           <w:lang w:eastAsia="hu-HU"/>
         </w:rPr>
       </w:pPr>
-      <w:bookmarkStart w:id="15" w:name="_Toc239833692"/>
-      <w:r>
-        <w:rPr>
-          <w:lang w:eastAsia="hu-HU"/>
-        </w:rPr>
-        <w:t>Jogosultságok kezelése</w:t>
-      </w:r>
-      <w:bookmarkEnd w:id="15"/>
+      <w:bookmarkStart w:id="17" w:name="_Toc239836561"/>
+      <w:r>
+        <w:rPr>
+          <w:lang w:eastAsia="hu-HU"/>
+        </w:rPr>
+        <w:t>Címkék</w:t>
+      </w:r>
+      <w:r>
+        <w:rPr>
+          <w:lang w:eastAsia="hu-HU"/>
+        </w:rPr>
+        <w:t xml:space="preserve"> kezelése</w:t>
+      </w:r>
+      <w:bookmarkEnd w:id="17"/>
     </w:p>
     <w:p>
       <w:pPr>
@@ -4810,14 +4797,14 @@
           <w:lang w:eastAsia="hu-HU"/>
         </w:rPr>
       </w:pPr>
-      <w:bookmarkStart w:id="16" w:name="_Toc239833693"/>
+      <w:bookmarkStart w:id="18" w:name="_Toc239836562"/>
       <w:r>
         <w:rPr>
           <w:lang w:eastAsia="hu-HU"/>
         </w:rPr>
         <w:t>Projektek kezelése</w:t>
       </w:r>
-      <w:bookmarkEnd w:id="16"/>
+      <w:bookmarkEnd w:id="18"/>
     </w:p>
     <w:p>
       <w:pPr>
@@ -4916,14 +4903,101 @@
           <w:lang w:eastAsia="hu-HU"/>
         </w:rPr>
       </w:pPr>
-      <w:bookmarkStart w:id="17" w:name="_Toc239833694"/>
+      <w:r>
+        <w:rPr>
+          <w:lang w:eastAsia="hu-HU"/>
+        </w:rPr>
+        <w:t>Feladat kezelése</w:t>
+      </w:r>
+    </w:p>
+    <w:p>
+      <w:pPr>
+        <w:pStyle w:val="Listaszerbekezds"/>
+        <w:numPr>
+          <w:ilvl w:val="0"/>
+          <w:numId w:val="32"/>
+        </w:numPr>
+        <w:rPr>
+          <w:lang w:eastAsia="hu-HU"/>
+        </w:rPr>
+      </w:pPr>
+      <w:r>
+        <w:rPr>
+          <w:lang w:eastAsia="hu-HU"/>
+        </w:rPr>
+        <w:t>Feladat létrehozása</w:t>
+      </w:r>
+    </w:p>
+    <w:p>
+      <w:pPr>
+        <w:pStyle w:val="Listaszerbekezds"/>
+        <w:numPr>
+          <w:ilvl w:val="0"/>
+          <w:numId w:val="32"/>
+        </w:numPr>
+        <w:rPr>
+          <w:lang w:eastAsia="hu-HU"/>
+        </w:rPr>
+      </w:pPr>
+      <w:r>
+        <w:rPr>
+          <w:lang w:eastAsia="hu-HU"/>
+        </w:rPr>
+        <w:t>Feladat törlése</w:t>
+      </w:r>
+    </w:p>
+    <w:p>
+      <w:pPr>
+        <w:pStyle w:val="Listaszerbekezds"/>
+        <w:numPr>
+          <w:ilvl w:val="0"/>
+          <w:numId w:val="32"/>
+        </w:numPr>
+        <w:rPr>
+          <w:lang w:eastAsia="hu-HU"/>
+        </w:rPr>
+      </w:pPr>
+      <w:r>
+        <w:rPr>
+          <w:lang w:eastAsia="hu-HU"/>
+        </w:rPr>
+        <w:t>Feladat módosítása</w:t>
+      </w:r>
+    </w:p>
+    <w:p>
+      <w:pPr>
+        <w:pStyle w:val="Listaszerbekezds"/>
+        <w:numPr>
+          <w:ilvl w:val="0"/>
+          <w:numId w:val="32"/>
+        </w:numPr>
+        <w:rPr>
+          <w:lang w:eastAsia="hu-HU"/>
+        </w:rPr>
+      </w:pPr>
+      <w:r>
+        <w:rPr>
+          <w:lang w:eastAsia="hu-HU"/>
+        </w:rPr>
+        <w:lastRenderedPageBreak/>
+        <w:t>Feladat állapot beállítása</w:t>
+      </w:r>
+    </w:p>
+    <w:p>
+      <w:pPr>
+        <w:pStyle w:val="Cmsor2"/>
+        <w:rPr>
+          <w:lang w:eastAsia="hu-HU"/>
+        </w:rPr>
+      </w:pPr>
+      <w:bookmarkStart w:id="19" w:name="_Toc239836563"/>
       <w:r>
         <w:rPr>
           <w:lang w:eastAsia="hu-HU"/>
         </w:rPr>
         <w:t>Tárhely kezelése</w:t>
       </w:r>
-      <w:bookmarkEnd w:id="17"/>
+      <w:bookmarkEnd w:id="19"/>
     </w:p>
     <w:p>
       <w:pPr>
@@ -4994,7 +5068,6 @@
         <w:rPr>
           <w:lang w:eastAsia="hu-HU"/>
         </w:rPr>
-        <w:lastRenderedPageBreak/>
         <w:t>Mappák törlése.</w:t>
       </w:r>
     </w:p>
@@ -5005,11 +5078,11 @@
           <w:lang w:eastAsia="hu-HU"/>
         </w:rPr>
       </w:pPr>
-      <w:bookmarkStart w:id="18" w:name="_Toc239833695"/>
+      <w:bookmarkStart w:id="20" w:name="_Toc239836564"/>
       <w:r>
         <w:t>Követelmények és elvárások</w:t>
       </w:r>
-      <w:bookmarkEnd w:id="18"/>
+      <w:bookmarkEnd w:id="20"/>
     </w:p>
     <w:p>
       <w:pPr>
@@ -5018,14 +5091,14 @@
           <w:lang w:eastAsia="hu-HU"/>
         </w:rPr>
       </w:pPr>
-      <w:bookmarkStart w:id="19" w:name="_Toc239833696"/>
+      <w:bookmarkStart w:id="21" w:name="_Toc239836565"/>
       <w:r>
         <w:rPr>
           <w:lang w:eastAsia="hu-HU"/>
         </w:rPr>
         <w:t>Funkcionális követelmények</w:t>
       </w:r>
-      <w:bookmarkEnd w:id="19"/>
+      <w:bookmarkEnd w:id="21"/>
     </w:p>
     <w:p>
       <w:pPr>
@@ -5034,14 +5107,14 @@
           <w:lang w:eastAsia="hu-HU"/>
         </w:rPr>
       </w:pPr>
-      <w:bookmarkStart w:id="20" w:name="_Toc239833697"/>
+      <w:bookmarkStart w:id="22" w:name="_Toc239836566"/>
       <w:r>
         <w:rPr>
           <w:lang w:eastAsia="hu-HU"/>
         </w:rPr>
         <w:t>Felhasználó</w:t>
       </w:r>
-      <w:bookmarkEnd w:id="20"/>
+      <w:bookmarkEnd w:id="22"/>
     </w:p>
     <w:p>
       <w:pPr>
@@ -5476,14 +5549,14 @@
           <w:lang w:eastAsia="hu-HU"/>
         </w:rPr>
       </w:pPr>
-      <w:bookmarkStart w:id="21" w:name="_Toc239833698"/>
+      <w:bookmarkStart w:id="23" w:name="_Toc239836567"/>
       <w:r>
         <w:rPr>
           <w:lang w:eastAsia="hu-HU"/>
         </w:rPr>
         <w:t>Vezető</w:t>
       </w:r>
-      <w:bookmarkEnd w:id="21"/>
+      <w:bookmarkEnd w:id="23"/>
     </w:p>
     <w:p>
       <w:pPr>
@@ -5620,14 +5693,14 @@
           <w:lang w:eastAsia="hu-HU"/>
         </w:rPr>
       </w:pPr>
-      <w:bookmarkStart w:id="22" w:name="_Toc239833699"/>
+      <w:bookmarkStart w:id="24" w:name="_Toc239836568"/>
       <w:r>
         <w:rPr>
           <w:lang w:eastAsia="hu-HU"/>
         </w:rPr>
         <w:t>Projektfelelős</w:t>
       </w:r>
-      <w:bookmarkEnd w:id="22"/>
+      <w:bookmarkEnd w:id="24"/>
     </w:p>
     <w:p>
       <w:pPr>
@@ -5738,6 +5811,7 @@
           <w:bCs/>
           <w:lang w:eastAsia="hu-HU"/>
         </w:rPr>
+        <w:lastRenderedPageBreak/>
         <w:t>FR-04</w:t>
       </w:r>
       <w:r>
@@ -5906,15 +5980,14 @@
           <w:lang w:eastAsia="hu-HU"/>
         </w:rPr>
       </w:pPr>
-      <w:bookmarkStart w:id="23" w:name="_Toc239833700"/>
-      <w:r>
-        <w:rPr>
-          <w:lang w:eastAsia="hu-HU"/>
-        </w:rPr>
-        <w:lastRenderedPageBreak/>
+      <w:bookmarkStart w:id="25" w:name="_Toc239836569"/>
+      <w:r>
+        <w:rPr>
+          <w:lang w:eastAsia="hu-HU"/>
+        </w:rPr>
         <w:t>Rendszerszintű</w:t>
       </w:r>
-      <w:bookmarkEnd w:id="23"/>
+      <w:bookmarkEnd w:id="25"/>
     </w:p>
     <w:p>
       <w:pPr>
@@ -5991,14 +6064,14 @@
           <w:lang w:eastAsia="hu-HU"/>
         </w:rPr>
       </w:pPr>
-      <w:bookmarkStart w:id="24" w:name="_Toc239833701"/>
+      <w:bookmarkStart w:id="26" w:name="_Toc239836570"/>
       <w:r>
         <w:rPr>
           <w:lang w:eastAsia="hu-HU"/>
         </w:rPr>
         <w:t>Rendszergazda</w:t>
       </w:r>
-      <w:bookmarkEnd w:id="24"/>
+      <w:bookmarkEnd w:id="26"/>
     </w:p>
     <w:p>
       <w:pPr>
@@ -6089,14 +6162,14 @@
           <w:lang w:eastAsia="hu-HU"/>
         </w:rPr>
       </w:pPr>
-      <w:bookmarkStart w:id="25" w:name="_Toc239833702"/>
+      <w:bookmarkStart w:id="27" w:name="_Toc239836571"/>
       <w:r>
         <w:rPr>
           <w:lang w:eastAsia="hu-HU"/>
         </w:rPr>
         <w:t>Nem-funkcionális követelmények</w:t>
       </w:r>
-      <w:bookmarkEnd w:id="25"/>
+      <w:bookmarkEnd w:id="27"/>
       <w:r>
         <w:rPr>
           <w:lang w:eastAsia="hu-HU"/>
@@ -6395,14 +6468,14 @@
           <w:lang w:eastAsia="hu-HU"/>
         </w:rPr>
       </w:pPr>
-      <w:bookmarkStart w:id="26" w:name="_Toc239833703"/>
+      <w:bookmarkStart w:id="28" w:name="_Toc239836572"/>
       <w:r>
         <w:rPr>
           <w:lang w:eastAsia="hu-HU"/>
         </w:rPr>
         <w:t>Rendszermodulok</w:t>
       </w:r>
-      <w:bookmarkEnd w:id="26"/>
+      <w:bookmarkEnd w:id="28"/>
       <w:r>
         <w:rPr>
           <w:lang w:eastAsia="hu-HU"/>
@@ -6477,6 +6550,7 @@
           <w:bCs/>
           <w:lang w:eastAsia="hu-HU"/>
         </w:rPr>
+        <w:lastRenderedPageBreak/>
         <w:t>Projekt- és Feladatkezelő Modul</w:t>
       </w:r>
       <w:r>
@@ -6529,7 +6603,6 @@
           <w:bCs/>
           <w:lang w:eastAsia="hu-HU"/>
         </w:rPr>
-        <w:lastRenderedPageBreak/>
         <w:t>Dokumentum- és Tárhelykezelő Modul</w:t>
       </w:r>
       <w:r>
@@ -6569,21 +6642,21 @@
       <w:pPr>
         <w:pStyle w:val="Cmsor1"/>
       </w:pPr>
-      <w:bookmarkStart w:id="27" w:name="_Toc239833704"/>
+      <w:bookmarkStart w:id="29" w:name="_Toc239836573"/>
       <w:r>
         <w:t>Technológiai és Fejlesztési Környezet</w:t>
       </w:r>
-      <w:bookmarkEnd w:id="27"/>
+      <w:bookmarkEnd w:id="29"/>
     </w:p>
     <w:p>
       <w:pPr>
         <w:pStyle w:val="Cmsor2"/>
       </w:pPr>
-      <w:bookmarkStart w:id="28" w:name="_Toc239833705"/>
+      <w:bookmarkStart w:id="30" w:name="_Toc239836574"/>
       <w:r>
         <w:t>Operációs rendszer és futtatási környezet</w:t>
       </w:r>
-      <w:bookmarkEnd w:id="28"/>
+      <w:bookmarkEnd w:id="30"/>
     </w:p>
     <w:p>
       <w:pPr>
@@ -6592,14 +6665,14 @@
           <w:rFonts w:eastAsiaTheme="minorHAnsi"/>
         </w:rPr>
       </w:pPr>
-      <w:bookmarkStart w:id="29" w:name="_Toc239833706"/>
+      <w:bookmarkStart w:id="31" w:name="_Toc239836575"/>
       <w:r>
         <w:rPr>
           <w:rFonts w:eastAsiaTheme="minorHAnsi"/>
         </w:rPr>
         <w:t>Kliensoldal</w:t>
       </w:r>
-      <w:bookmarkEnd w:id="29"/>
+      <w:bookmarkEnd w:id="31"/>
       <w:r>
         <w:rPr>
           <w:rFonts w:eastAsiaTheme="minorHAnsi"/>
@@ -6635,14 +6708,14 @@
           <w:rFonts w:eastAsiaTheme="minorHAnsi"/>
         </w:rPr>
       </w:pPr>
-      <w:bookmarkStart w:id="30" w:name="_Toc239833707"/>
+      <w:bookmarkStart w:id="32" w:name="_Toc239836576"/>
       <w:r>
         <w:rPr>
           <w:rFonts w:eastAsiaTheme="minorHAnsi"/>
         </w:rPr>
         <w:t>Szerveroldal</w:t>
       </w:r>
-      <w:bookmarkEnd w:id="30"/>
+      <w:bookmarkEnd w:id="32"/>
     </w:p>
     <w:p>
       <w:r>
@@ -6653,11 +6726,11 @@
       <w:pPr>
         <w:pStyle w:val="Cmsor2"/>
       </w:pPr>
-      <w:bookmarkStart w:id="31" w:name="_Toc239833708"/>
+      <w:bookmarkStart w:id="33" w:name="_Toc239836577"/>
       <w:r>
         <w:t>Felhasználandó technológiák és programozási nyelvek</w:t>
       </w:r>
-      <w:bookmarkEnd w:id="31"/>
+      <w:bookmarkEnd w:id="33"/>
     </w:p>
     <w:p>
       <w:pPr>
@@ -6815,11 +6888,11 @@
       <w:pPr>
         <w:pStyle w:val="Cmsor2"/>
       </w:pPr>
-      <w:bookmarkStart w:id="32" w:name="_Toc239833709"/>
+      <w:bookmarkStart w:id="34" w:name="_Toc239836578"/>
       <w:r>
         <w:t>Fejlesztési módszertan és verziókövetés</w:t>
       </w:r>
-      <w:bookmarkEnd w:id="32"/>
+      <w:bookmarkEnd w:id="34"/>
     </w:p>
     <w:p>
       <w:pPr>
@@ -6853,24 +6926,24 @@
           <w:lang w:eastAsia="hu-HU"/>
         </w:rPr>
       </w:pPr>
-      <w:bookmarkStart w:id="33" w:name="_Toc239833710"/>
+      <w:bookmarkStart w:id="35" w:name="_Toc239836579"/>
       <w:r>
         <w:rPr>
           <w:lang w:eastAsia="hu-HU"/>
         </w:rPr>
         <w:t>Felhasználói felület</w:t>
       </w:r>
-      <w:bookmarkEnd w:id="33"/>
+      <w:bookmarkEnd w:id="35"/>
     </w:p>
     <w:p>
       <w:pPr>
         <w:pStyle w:val="Cmsor2"/>
       </w:pPr>
-      <w:bookmarkStart w:id="34" w:name="_Toc239833711"/>
+      <w:bookmarkStart w:id="36" w:name="_Toc239836580"/>
       <w:r>
         <w:t>Megjelenés és dizájnelvek</w:t>
       </w:r>
-      <w:bookmarkEnd w:id="34"/>
+      <w:bookmarkEnd w:id="36"/>
     </w:p>
     <w:p>
       <w:pPr>
@@ -6967,7 +7040,14 @@
         <w:rPr>
           <w:lang w:eastAsia="hu-HU"/>
         </w:rPr>
-        <w:t>Letisztult világos és sötét alapszíneket használunk, amelyeket a felhasználó saját igényeire szabhat. A rendszerben előre definiált színkombinációk közül lehet választani, emellett lehetőség van az egyes elemek egyéni módosítására is. A kiemelések (gombok, állapotjelzők, címkék) jól elkülöníthető, vizuálisan nem zavaró színeket kapnak, biztosítva a jó olvashatóságot és az egyéni felhasználói élményt.</w:t>
+        <w:t xml:space="preserve">Letisztult világos és sötét alapszíneket használunk, amelyeket a felhasználó saját igényeire szabhat. A rendszerben előre definiált színkombinációk közül lehet választani, emellett lehetőség van az egyes elemek egyéni módosítására is. A kiemelések (gombok, állapotjelzők, címkék) </w:t>
+      </w:r>
+      <w:r>
+        <w:rPr>
+          <w:lang w:eastAsia="hu-HU"/>
+        </w:rPr>
+        <w:lastRenderedPageBreak/>
+        <w:t>jól elkülöníthető, vizuálisan nem zavaró színeket kapnak, biztosítva a jó olvashatóságot és az egyéni felhasználói élményt.</w:t>
       </w:r>
     </w:p>
     <w:p>
@@ -7053,15 +7133,14 @@
           <w:lang w:eastAsia="hu-HU"/>
         </w:rPr>
       </w:pPr>
-      <w:bookmarkStart w:id="35" w:name="_Toc239833712"/>
-      <w:r>
-        <w:rPr>
-          <w:lang w:eastAsia="hu-HU"/>
-        </w:rPr>
-        <w:lastRenderedPageBreak/>
+      <w:bookmarkStart w:id="37" w:name="_Toc239836581"/>
+      <w:r>
+        <w:rPr>
+          <w:lang w:eastAsia="hu-HU"/>
+        </w:rPr>
         <w:t>Üzemeltetés</w:t>
       </w:r>
-      <w:bookmarkEnd w:id="35"/>
+      <w:bookmarkEnd w:id="37"/>
     </w:p>
     <w:p>
       <w:pPr>
@@ -7070,14 +7149,14 @@
           <w:lang w:eastAsia="hu-HU"/>
         </w:rPr>
       </w:pPr>
-      <w:bookmarkStart w:id="36" w:name="_Toc239833713"/>
+      <w:bookmarkStart w:id="38" w:name="_Toc239836582"/>
       <w:r>
         <w:rPr>
           <w:lang w:eastAsia="hu-HU"/>
         </w:rPr>
         <w:t>Környezet</w:t>
       </w:r>
-      <w:bookmarkEnd w:id="36"/>
+      <w:bookmarkEnd w:id="38"/>
     </w:p>
     <w:p>
       <w:pPr>
@@ -7099,14 +7178,14 @@
           <w:lang w:eastAsia="hu-HU"/>
         </w:rPr>
       </w:pPr>
-      <w:bookmarkStart w:id="37" w:name="_Toc239833714"/>
+      <w:bookmarkStart w:id="39" w:name="_Toc239836583"/>
       <w:r>
         <w:rPr>
           <w:lang w:eastAsia="hu-HU"/>
         </w:rPr>
         <w:t>Docker technológia</w:t>
       </w:r>
-      <w:bookmarkEnd w:id="37"/>
+      <w:bookmarkEnd w:id="39"/>
     </w:p>
     <w:p>
       <w:pPr>
@@ -7192,21 +7271,21 @@
       <w:pPr>
         <w:pStyle w:val="Cmsor1"/>
       </w:pPr>
-      <w:bookmarkStart w:id="38" w:name="_Toc239833715"/>
+      <w:bookmarkStart w:id="40" w:name="_Toc239836584"/>
       <w:r>
         <w:t>Dokumentáció</w:t>
       </w:r>
-      <w:bookmarkEnd w:id="38"/>
+      <w:bookmarkEnd w:id="40"/>
     </w:p>
     <w:p>
       <w:pPr>
         <w:pStyle w:val="Cmsor2"/>
       </w:pPr>
-      <w:bookmarkStart w:id="39" w:name="_Toc239833716"/>
+      <w:bookmarkStart w:id="41" w:name="_Toc239836585"/>
       <w:r>
         <w:t>Fejlesztési folyamat és dokumentációs mérföldkövek</w:t>
       </w:r>
-      <w:bookmarkEnd w:id="39"/>
+      <w:bookmarkEnd w:id="41"/>
     </w:p>
     <w:p>
       <w:r>
@@ -7358,11 +7437,12 @@
       <w:pPr>
         <w:pStyle w:val="Cmsor2"/>
       </w:pPr>
-      <w:bookmarkStart w:id="40" w:name="_Toc239833717"/>
-      <w:r>
+      <w:bookmarkStart w:id="42" w:name="_Toc239836586"/>
+      <w:r>
+        <w:lastRenderedPageBreak/>
         <w:t>Átadandó dokumentációs elemek</w:t>
       </w:r>
-      <w:bookmarkEnd w:id="40"/>
+      <w:bookmarkEnd w:id="42"/>
     </w:p>
     <w:p>
       <w:r>
@@ -7428,7 +7508,6 @@
           <w:b/>
           <w:bCs/>
         </w:rPr>
-        <w:lastRenderedPageBreak/>
         <w:t>Felhasználói kézikönyv</w:t>
       </w:r>
       <w:r>
@@ -7439,11 +7518,11 @@
       <w:pPr>
         <w:pStyle w:val="Cmsor1"/>
       </w:pPr>
-      <w:bookmarkStart w:id="41" w:name="_Toc239833718"/>
+      <w:bookmarkStart w:id="43" w:name="_Toc239836587"/>
       <w:r>
         <w:t>A projekt értékelése</w:t>
       </w:r>
-      <w:bookmarkEnd w:id="41"/>
+      <w:bookmarkEnd w:id="43"/>
     </w:p>
     <w:p>
       <w:pPr>
@@ -7656,11 +7735,11 @@
           <w:lang w:eastAsia="hu-HU"/>
         </w:rPr>
       </w:pPr>
-      <w:bookmarkStart w:id="42" w:name="_Toc239833719"/>
+      <w:bookmarkStart w:id="44" w:name="_Toc239836588"/>
       <w:r>
         <w:t>Projekt Adatlap</w:t>
       </w:r>
-      <w:bookmarkEnd w:id="42"/>
+      <w:bookmarkEnd w:id="44"/>
     </w:p>
     <w:p>
       <w:pPr>
@@ -8033,7 +8112,7 @@
                 </wp:anchor>
               </w:drawing>
             </mc:Choice>
-            <mc:Fallback xmlns:w16sdtfl="http://schemas.microsoft.com/office/word/2024/wordml/sdtformatlock" xmlns:w16du="http://schemas.microsoft.com/office/word/2023/wordml/word16du" xmlns:oel="http://schemas.microsoft.com/office/2019/extlst">
+            <mc:Fallback xmlns:oel="http://schemas.microsoft.com/office/2019/extlst" xmlns:w16du="http://schemas.microsoft.com/office/word/2023/wordml/word16du" xmlns:w16sdtfl="http://schemas.microsoft.com/office/word/2024/wordml/sdtformatlock">
               <w:pict>
                 <v:shapetype w14:anchorId="2C8D15A1" id="_x0000_t32" coordsize="21600,21600" o:spt="32" o:oned="t" path="m,l21600,21600e" filled="f">
                   <v:path arrowok="t" fillok="f" o:connecttype="none"/>
@@ -8091,18 +8170,18 @@
         <w:noProof/>
       </w:rPr>
       <w:drawing>
-        <wp:anchor distT="0" distB="0" distL="114300" distR="114300" simplePos="0" relativeHeight="251661312" behindDoc="1" locked="0" layoutInCell="1" allowOverlap="1" wp14:anchorId="134A11AB" wp14:editId="7CB9EF27">
+        <wp:anchor distT="0" distB="0" distL="114300" distR="114300" simplePos="0" relativeHeight="251661312" behindDoc="1" locked="0" layoutInCell="1" allowOverlap="1" wp14:anchorId="5D22AEF7" wp14:editId="58F331AA">
           <wp:simplePos x="0" y="0"/>
           <wp:positionH relativeFrom="margin">
-            <wp:posOffset>-400496</wp:posOffset>
+            <wp:align>left</wp:align>
           </wp:positionH>
           <wp:positionV relativeFrom="paragraph">
-            <wp:posOffset>-683895</wp:posOffset>
+            <wp:posOffset>-633407</wp:posOffset>
           </wp:positionV>
-          <wp:extent cx="1895018" cy="1033153"/>
+          <wp:extent cx="879571" cy="879571"/>
           <wp:effectExtent l="0" t="0" r="0" b="0"/>
           <wp:wrapNone/>
-          <wp:docPr id="5" name="Kép 5"/>
+          <wp:docPr id="7" name="Kép 7"/>
           <wp:cNvGraphicFramePr>
             <a:graphicFrameLocks xmlns:a="http://schemas.openxmlformats.org/drawingml/2006/main" noChangeAspect="1"/>
           </wp:cNvGraphicFramePr>
@@ -8110,7 +8189,7 @@
             <a:graphicData uri="http://schemas.openxmlformats.org/drawingml/2006/picture">
               <pic:pic xmlns:pic="http://schemas.openxmlformats.org/drawingml/2006/picture">
                 <pic:nvPicPr>
-                  <pic:cNvPr id="5" name="Kép 5"/>
+                  <pic:cNvPr id="7" name="Kép 7"/>
                   <pic:cNvPicPr/>
                 </pic:nvPicPr>
                 <pic:blipFill>
@@ -8128,7 +8207,7 @@
                 <pic:spPr>
                   <a:xfrm>
                     <a:off x="0" y="0"/>
-                    <a:ext cx="1895018" cy="1033153"/>
+                    <a:ext cx="879571" cy="879571"/>
                   </a:xfrm>
                   <a:prstGeom prst="rect">
                     <a:avLst/>

--- a/docs/Okligon.docx
+++ b/docs/Okligon.docx
@@ -4122,19 +4122,19 @@
         <w:rPr>
           <w:lang w:eastAsia="hu-HU"/>
         </w:rPr>
-        <w:t xml:space="preserve">, amelyek néhol igazán el vannak rejtve és </w:t>
-      </w:r>
-      <w:r>
-        <w:rPr>
-          <w:lang w:eastAsia="hu-HU"/>
-        </w:rPr>
-        <w:t>energiabefektetést</w:t>
-      </w:r>
-      <w:r>
-        <w:rPr>
-          <w:lang w:eastAsia="hu-HU"/>
-        </w:rPr>
-        <w:t xml:space="preserve"> igényel, hogy megtanuljuk őket használni. Ám bár nagyon hasznosak ezek a funkciók sokszor pont azért nem találkozunk velük, mert nehezen elérhetőek. Ebből adódóan megtanulni egy adott platform működését egy kényelmes választás lehet, de ha váltani</w:t>
+        <w:t xml:space="preserve">, amelyek </w:t>
+      </w:r>
+      <w:r>
+        <w:rPr>
+          <w:lang w:eastAsia="hu-HU"/>
+        </w:rPr>
+        <w:t>kitanulása, kezelése sok nehézséggel járhat</w:t>
+      </w:r>
+      <w:r>
+        <w:rPr>
+          <w:lang w:eastAsia="hu-HU"/>
+        </w:rPr>
+        <w:t>. Ám bár nagyon hasznosak ezek a funkciók sokszor pont azért nem találkozunk velük, mert nehezen elérhetőek. Ebből adódóan megtanulni egy adott platform működését egy kényelmes választás lehet, de ha váltani</w:t>
       </w:r>
       <w:r>
         <w:rPr>
@@ -4488,7 +4488,6 @@
         <w:rPr>
           <w:lang w:eastAsia="hu-HU"/>
         </w:rPr>
-        <w:lastRenderedPageBreak/>
         <w:t>L</w:t>
       </w:r>
       <w:r>
@@ -4979,7 +4978,6 @@
         <w:rPr>
           <w:lang w:eastAsia="hu-HU"/>
         </w:rPr>
-        <w:lastRenderedPageBreak/>
         <w:t>Feladat állapot beállítása</w:t>
       </w:r>
     </w:p>
@@ -5811,7 +5809,6 @@
           <w:bCs/>
           <w:lang w:eastAsia="hu-HU"/>
         </w:rPr>
-        <w:lastRenderedPageBreak/>
         <w:t>FR-04</w:t>
       </w:r>
       <w:r>
@@ -6550,7 +6547,6 @@
           <w:bCs/>
           <w:lang w:eastAsia="hu-HU"/>
         </w:rPr>
-        <w:lastRenderedPageBreak/>
         <w:t>Projekt- és Feladatkezelő Modul</w:t>
       </w:r>
       <w:r>
@@ -7040,14 +7036,7 @@
         <w:rPr>
           <w:lang w:eastAsia="hu-HU"/>
         </w:rPr>
-        <w:t xml:space="preserve">Letisztult világos és sötét alapszíneket használunk, amelyeket a felhasználó saját igényeire szabhat. A rendszerben előre definiált színkombinációk közül lehet választani, emellett lehetőség van az egyes elemek egyéni módosítására is. A kiemelések (gombok, állapotjelzők, címkék) </w:t>
-      </w:r>
-      <w:r>
-        <w:rPr>
-          <w:lang w:eastAsia="hu-HU"/>
-        </w:rPr>
-        <w:lastRenderedPageBreak/>
-        <w:t>jól elkülöníthető, vizuálisan nem zavaró színeket kapnak, biztosítva a jó olvashatóságot és az egyéni felhasználói élményt.</w:t>
+        <w:t>Letisztult világos és sötét alapszíneket használunk, amelyeket a felhasználó saját igényeire szabhat. A rendszerben előre definiált színkombinációk közül lehet választani, emellett lehetőség van az egyes elemek egyéni módosítására is. A kiemelések (gombok, állapotjelzők, címkék) jól elkülöníthető, vizuálisan nem zavaró színeket kapnak, biztosítva a jó olvashatóságot és az egyéni felhasználói élményt.</w:t>
       </w:r>
     </w:p>
     <w:p>
@@ -7439,7 +7428,6 @@
       </w:pPr>
       <w:bookmarkStart w:id="42" w:name="_Toc239836586"/>
       <w:r>
-        <w:lastRenderedPageBreak/>
         <w:t>Átadandó dokumentációs elemek</w:t>
       </w:r>
       <w:bookmarkEnd w:id="42"/>
@@ -8112,7 +8100,7 @@
                 </wp:anchor>
               </w:drawing>
             </mc:Choice>
-            <mc:Fallback xmlns:oel="http://schemas.microsoft.com/office/2019/extlst" xmlns:w16du="http://schemas.microsoft.com/office/word/2023/wordml/word16du" xmlns:w16sdtfl="http://schemas.microsoft.com/office/word/2024/wordml/sdtformatlock">
+            <mc:Fallback xmlns:w16sdtfl="http://schemas.microsoft.com/office/word/2024/wordml/sdtformatlock" xmlns:w16du="http://schemas.microsoft.com/office/word/2023/wordml/word16du" xmlns:oel="http://schemas.microsoft.com/office/2019/extlst">
               <w:pict>
                 <v:shapetype w14:anchorId="2C8D15A1" id="_x0000_t32" coordsize="21600,21600" o:spt="32" o:oned="t" path="m,l21600,21600e" filled="f">
                   <v:path arrowok="t" fillok="f" o:connecttype="none"/>

--- a/docs/Okligon.docx
+++ b/docs/Okligon.docx
@@ -25,26 +25,24 @@
           <w:lang w:eastAsia="hu-HU"/>
         </w:rPr>
       </w:pPr>
-      <w:bookmarkStart w:id="0" w:name="_Toc239836208"/>
-      <w:bookmarkStart w:id="1" w:name="_Toc239836252"/>
       <w:r>
         <w:rPr>
           <w:noProof/>
           <w:lang w:eastAsia="hu-HU"/>
         </w:rPr>
         <w:drawing>
-          <wp:anchor distT="0" distB="0" distL="114300" distR="114300" simplePos="0" relativeHeight="251658240" behindDoc="1" locked="0" layoutInCell="1" allowOverlap="1" wp14:anchorId="095A8C2F" wp14:editId="289B6113">
+          <wp:anchor distT="0" distB="0" distL="114300" distR="114300" simplePos="0" relativeHeight="251658240" behindDoc="1" locked="0" layoutInCell="1" allowOverlap="1" wp14:anchorId="24880483" wp14:editId="2BA805B4">
             <wp:simplePos x="0" y="0"/>
             <wp:positionH relativeFrom="margin">
               <wp:align>center</wp:align>
             </wp:positionH>
             <wp:positionV relativeFrom="paragraph">
-              <wp:posOffset>435610</wp:posOffset>
+              <wp:posOffset>405765</wp:posOffset>
             </wp:positionV>
             <wp:extent cx="5462016" cy="1804416"/>
             <wp:effectExtent l="0" t="0" r="5715" b="5715"/>
             <wp:wrapNone/>
-            <wp:docPr id="6" name="Kép 6"/>
+            <wp:docPr id="4" name="Kép 4"/>
             <wp:cNvGraphicFramePr>
               <a:graphicFrameLocks xmlns:a="http://schemas.openxmlformats.org/drawingml/2006/main" noChangeAspect="1"/>
             </wp:cNvGraphicFramePr>
@@ -52,7 +50,7 @@
               <a:graphicData uri="http://schemas.openxmlformats.org/drawingml/2006/picture">
                 <pic:pic xmlns:pic="http://schemas.openxmlformats.org/drawingml/2006/picture">
                   <pic:nvPicPr>
-                    <pic:cNvPr id="6" name="Kép 6"/>
+                    <pic:cNvPr id="4" name="Kép 4"/>
                     <pic:cNvPicPr/>
                   </pic:nvPicPr>
                   <pic:blipFill>
@@ -82,8 +80,6 @@
           </wp:anchor>
         </w:drawing>
       </w:r>
-      <w:bookmarkEnd w:id="0"/>
-      <w:bookmarkEnd w:id="1"/>
       <w:r>
         <w:rPr>
           <w:lang w:eastAsia="hu-HU"/>
@@ -91,7 +87,7 @@
         <w:t>Projektfeladat-specifikáció</w:t>
       </w:r>
     </w:p>
-    <w:bookmarkStart w:id="2" w:name="_Toc239836546" w:displacedByCustomXml="next"/>
+    <w:bookmarkStart w:id="0" w:name="_Toc239836546" w:displacedByCustomXml="next"/>
     <w:sdt>
       <w:sdtPr>
         <w:rPr>
@@ -127,7 +123,7 @@
             </w:rPr>
             <w:t>Tartalomjegyzék</w:t>
           </w:r>
-          <w:bookmarkEnd w:id="2"/>
+          <w:bookmarkEnd w:id="0"/>
           <w:r>
             <w:rPr>
               <w:sz w:val="32"/>
@@ -4033,7 +4029,7 @@
           <w:lang w:eastAsia="hu-HU"/>
         </w:rPr>
       </w:pPr>
-      <w:bookmarkStart w:id="3" w:name="_Toc239836547"/>
+      <w:bookmarkStart w:id="1" w:name="_Toc239836547"/>
       <w:r>
         <w:rPr>
           <w:lang w:eastAsia="hu-HU"/>
@@ -4041,167 +4037,167 @@
         <w:lastRenderedPageBreak/>
         <w:t>Bevezetés</w:t>
       </w:r>
+      <w:bookmarkEnd w:id="1"/>
+    </w:p>
+    <w:p>
+      <w:pPr>
+        <w:pStyle w:val="Cmsor2"/>
+        <w:rPr>
+          <w:lang w:eastAsia="hu-HU"/>
+        </w:rPr>
+      </w:pPr>
+      <w:bookmarkStart w:id="2" w:name="_Toc239836548"/>
+      <w:r>
+        <w:rPr>
+          <w:lang w:eastAsia="hu-HU"/>
+        </w:rPr>
+        <w:t>Feladat címe</w:t>
+      </w:r>
+      <w:bookmarkEnd w:id="2"/>
+    </w:p>
+    <w:p>
+      <w:pPr>
+        <w:rPr>
+          <w:lang w:eastAsia="hu-HU"/>
+        </w:rPr>
+      </w:pPr>
+      <w:r>
+        <w:rPr>
+          <w:lang w:eastAsia="hu-HU"/>
+        </w:rPr>
+        <w:t>Okligon</w:t>
+      </w:r>
+    </w:p>
+    <w:p>
+      <w:pPr>
+        <w:pStyle w:val="Cmsor2"/>
+        <w:rPr>
+          <w:lang w:eastAsia="hu-HU"/>
+        </w:rPr>
+      </w:pPr>
+      <w:bookmarkStart w:id="3" w:name="_Toc239836549"/>
+      <w:r>
+        <w:rPr>
+          <w:lang w:eastAsia="hu-HU"/>
+        </w:rPr>
+        <w:t>Feladat háttere</w:t>
+      </w:r>
       <w:bookmarkEnd w:id="3"/>
     </w:p>
     <w:p>
       <w:pPr>
+        <w:rPr>
+          <w:lang w:eastAsia="hu-HU"/>
+        </w:rPr>
+      </w:pPr>
+      <w:r>
+        <w:rPr>
+          <w:lang w:eastAsia="hu-HU"/>
+        </w:rPr>
+        <w:t>Manapság a projektmene</w:t>
+      </w:r>
+      <w:r>
+        <w:rPr>
+          <w:lang w:eastAsia="hu-HU"/>
+        </w:rPr>
+        <w:t>d</w:t>
+      </w:r>
+      <w:r>
+        <w:rPr>
+          <w:lang w:eastAsia="hu-HU"/>
+        </w:rPr>
+        <w:t>zsment alkalmazások számos funkciót</w:t>
+      </w:r>
+      <w:r>
+        <w:rPr>
+          <w:lang w:eastAsia="hu-HU"/>
+        </w:rPr>
+        <w:t xml:space="preserve"> kínálnak</w:t>
+      </w:r>
+      <w:r>
+        <w:rPr>
+          <w:lang w:eastAsia="hu-HU"/>
+        </w:rPr>
+        <w:t xml:space="preserve">, amelyek </w:t>
+      </w:r>
+      <w:r>
+        <w:rPr>
+          <w:lang w:eastAsia="hu-HU"/>
+        </w:rPr>
+        <w:t>kitanulása, kezelése sok nehézséggel járhat</w:t>
+      </w:r>
+      <w:r>
+        <w:rPr>
+          <w:lang w:eastAsia="hu-HU"/>
+        </w:rPr>
+        <w:t>. Ám bár nagyon hasznosak ezek a funkciók sokszor pont azért nem találkozunk velük, mert nehezen elérhetőek. Ebből adódóan megtanulni egy adott platform működését egy kényelmes választás lehet, de ha váltani</w:t>
+      </w:r>
+      <w:r>
+        <w:rPr>
+          <w:lang w:eastAsia="hu-HU"/>
+        </w:rPr>
+        <w:t xml:space="preserve"> kell</w:t>
+      </w:r>
+      <w:r>
+        <w:rPr>
+          <w:lang w:eastAsia="hu-HU"/>
+        </w:rPr>
+        <w:t xml:space="preserve"> </w:t>
+      </w:r>
+      <w:r>
+        <w:rPr>
+          <w:lang w:eastAsia="hu-HU"/>
+        </w:rPr>
+        <w:t xml:space="preserve">egy másik platformra, </w:t>
+      </w:r>
+      <w:r>
+        <w:rPr>
+          <w:lang w:eastAsia="hu-HU"/>
+        </w:rPr>
+        <w:t xml:space="preserve">igazi nagy </w:t>
+      </w:r>
+      <w:r>
+        <w:rPr>
+          <w:lang w:eastAsia="hu-HU"/>
+        </w:rPr>
+        <w:t>tanulási görbével járhat</w:t>
+      </w:r>
+      <w:r>
+        <w:rPr>
+          <w:lang w:eastAsia="hu-HU"/>
+        </w:rPr>
+        <w:t>. Az Okligon-</w:t>
+      </w:r>
+      <w:proofErr w:type="spellStart"/>
+      <w:r>
+        <w:rPr>
+          <w:lang w:eastAsia="hu-HU"/>
+        </w:rPr>
+        <w:t>nal</w:t>
+      </w:r>
+      <w:proofErr w:type="spellEnd"/>
+      <w:r>
+        <w:rPr>
+          <w:lang w:eastAsia="hu-HU"/>
+        </w:rPr>
+        <w:t xml:space="preserve"> szeretnénk ezeket a funkciókat előtérbe helyezni, hogy az adott kliens és csapata képes legyen gyors, adaptív váltásra.</w:t>
+      </w:r>
+    </w:p>
+    <w:p>
+      <w:pPr>
         <w:pStyle w:val="Cmsor2"/>
         <w:rPr>
           <w:lang w:eastAsia="hu-HU"/>
         </w:rPr>
       </w:pPr>
-      <w:bookmarkStart w:id="4" w:name="_Toc239836548"/>
-      <w:r>
-        <w:rPr>
-          <w:lang w:eastAsia="hu-HU"/>
-        </w:rPr>
-        <w:t>Feladat címe</w:t>
+      <w:bookmarkStart w:id="4" w:name="_Toc239836550"/>
+      <w:r>
+        <w:rPr>
+          <w:lang w:eastAsia="hu-HU"/>
+        </w:rPr>
+        <w:t>Célunk</w:t>
       </w:r>
       <w:bookmarkEnd w:id="4"/>
-    </w:p>
-    <w:p>
-      <w:pPr>
-        <w:rPr>
-          <w:lang w:eastAsia="hu-HU"/>
-        </w:rPr>
-      </w:pPr>
-      <w:r>
-        <w:rPr>
-          <w:lang w:eastAsia="hu-HU"/>
-        </w:rPr>
-        <w:t>Okligon</w:t>
-      </w:r>
-    </w:p>
-    <w:p>
-      <w:pPr>
-        <w:pStyle w:val="Cmsor2"/>
-        <w:rPr>
-          <w:lang w:eastAsia="hu-HU"/>
-        </w:rPr>
-      </w:pPr>
-      <w:bookmarkStart w:id="5" w:name="_Toc239836549"/>
-      <w:r>
-        <w:rPr>
-          <w:lang w:eastAsia="hu-HU"/>
-        </w:rPr>
-        <w:t>Feladat háttere</w:t>
-      </w:r>
-      <w:bookmarkEnd w:id="5"/>
-    </w:p>
-    <w:p>
-      <w:pPr>
-        <w:rPr>
-          <w:lang w:eastAsia="hu-HU"/>
-        </w:rPr>
-      </w:pPr>
-      <w:r>
-        <w:rPr>
-          <w:lang w:eastAsia="hu-HU"/>
-        </w:rPr>
-        <w:t>Manapság a projektmene</w:t>
-      </w:r>
-      <w:r>
-        <w:rPr>
-          <w:lang w:eastAsia="hu-HU"/>
-        </w:rPr>
-        <w:t>d</w:t>
-      </w:r>
-      <w:r>
-        <w:rPr>
-          <w:lang w:eastAsia="hu-HU"/>
-        </w:rPr>
-        <w:t>zsment alkalmazások számos funkciót</w:t>
-      </w:r>
-      <w:r>
-        <w:rPr>
-          <w:lang w:eastAsia="hu-HU"/>
-        </w:rPr>
-        <w:t xml:space="preserve"> kínálnak</w:t>
-      </w:r>
-      <w:r>
-        <w:rPr>
-          <w:lang w:eastAsia="hu-HU"/>
-        </w:rPr>
-        <w:t xml:space="preserve">, amelyek </w:t>
-      </w:r>
-      <w:r>
-        <w:rPr>
-          <w:lang w:eastAsia="hu-HU"/>
-        </w:rPr>
-        <w:t>kitanulása, kezelése sok nehézséggel járhat</w:t>
-      </w:r>
-      <w:r>
-        <w:rPr>
-          <w:lang w:eastAsia="hu-HU"/>
-        </w:rPr>
-        <w:t>. Ám bár nagyon hasznosak ezek a funkciók sokszor pont azért nem találkozunk velük, mert nehezen elérhetőek. Ebből adódóan megtanulni egy adott platform működését egy kényelmes választás lehet, de ha váltani</w:t>
-      </w:r>
-      <w:r>
-        <w:rPr>
-          <w:lang w:eastAsia="hu-HU"/>
-        </w:rPr>
-        <w:t xml:space="preserve"> kell</w:t>
-      </w:r>
-      <w:r>
-        <w:rPr>
-          <w:lang w:eastAsia="hu-HU"/>
-        </w:rPr>
-        <w:t xml:space="preserve"> </w:t>
-      </w:r>
-      <w:r>
-        <w:rPr>
-          <w:lang w:eastAsia="hu-HU"/>
-        </w:rPr>
-        <w:t xml:space="preserve">egy másik platformra, </w:t>
-      </w:r>
-      <w:r>
-        <w:rPr>
-          <w:lang w:eastAsia="hu-HU"/>
-        </w:rPr>
-        <w:t xml:space="preserve">igazi nagy </w:t>
-      </w:r>
-      <w:r>
-        <w:rPr>
-          <w:lang w:eastAsia="hu-HU"/>
-        </w:rPr>
-        <w:t>tanulási görbével járhat</w:t>
-      </w:r>
-      <w:r>
-        <w:rPr>
-          <w:lang w:eastAsia="hu-HU"/>
-        </w:rPr>
-        <w:t>. Az Okligon-</w:t>
-      </w:r>
-      <w:proofErr w:type="spellStart"/>
-      <w:r>
-        <w:rPr>
-          <w:lang w:eastAsia="hu-HU"/>
-        </w:rPr>
-        <w:t>nal</w:t>
-      </w:r>
-      <w:proofErr w:type="spellEnd"/>
-      <w:r>
-        <w:rPr>
-          <w:lang w:eastAsia="hu-HU"/>
-        </w:rPr>
-        <w:t xml:space="preserve"> szeretnénk ezeket a funkciókat előtérbe helyezni, hogy az adott kliens és csapata képes legyen gyors, adaptív váltásra.</w:t>
-      </w:r>
-    </w:p>
-    <w:p>
-      <w:pPr>
-        <w:pStyle w:val="Cmsor2"/>
-        <w:rPr>
-          <w:lang w:eastAsia="hu-HU"/>
-        </w:rPr>
-      </w:pPr>
-      <w:bookmarkStart w:id="6" w:name="_Toc239836550"/>
-      <w:r>
-        <w:rPr>
-          <w:lang w:eastAsia="hu-HU"/>
-        </w:rPr>
-        <w:t>Célunk</w:t>
-      </w:r>
-      <w:bookmarkEnd w:id="6"/>
     </w:p>
     <w:p>
       <w:pPr>
@@ -4387,36 +4383,117 @@
           <w:lang w:eastAsia="hu-HU"/>
         </w:rPr>
       </w:pPr>
-      <w:bookmarkStart w:id="7" w:name="_Toc239836551"/>
+      <w:bookmarkStart w:id="5" w:name="_Toc239836551"/>
       <w:r>
         <w:rPr>
           <w:lang w:eastAsia="hu-HU"/>
         </w:rPr>
         <w:t>Szerepkörök</w:t>
       </w:r>
+      <w:bookmarkEnd w:id="5"/>
+    </w:p>
+    <w:p>
+      <w:pPr>
+        <w:pStyle w:val="Cmsor2"/>
+        <w:rPr>
+          <w:lang w:eastAsia="hu-HU"/>
+        </w:rPr>
+      </w:pPr>
+      <w:bookmarkStart w:id="6" w:name="_Toc239836552"/>
+      <w:r>
+        <w:rPr>
+          <w:lang w:eastAsia="hu-HU"/>
+        </w:rPr>
+        <w:t>G</w:t>
+      </w:r>
+      <w:r>
+        <w:rPr>
+          <w:lang w:eastAsia="hu-HU"/>
+        </w:rPr>
+        <w:t>lobális</w:t>
+      </w:r>
+      <w:bookmarkEnd w:id="6"/>
+    </w:p>
+    <w:p>
+      <w:pPr>
+        <w:pStyle w:val="Cmsor3"/>
+        <w:rPr>
+          <w:lang w:eastAsia="hu-HU"/>
+        </w:rPr>
+      </w:pPr>
+      <w:bookmarkStart w:id="7" w:name="_Toc239836553"/>
+      <w:r>
+        <w:rPr>
+          <w:lang w:eastAsia="hu-HU"/>
+        </w:rPr>
+        <w:t>Rendszergazda</w:t>
+      </w:r>
       <w:bookmarkEnd w:id="7"/>
     </w:p>
     <w:p>
       <w:pPr>
+        <w:rPr>
+          <w:lang w:eastAsia="hu-HU"/>
+        </w:rPr>
+      </w:pPr>
+      <w:r>
+        <w:rPr>
+          <w:lang w:eastAsia="hu-HU"/>
+        </w:rPr>
+        <w:t>A teljes rendszert átlátja. Feladata a fiókok és jogosultságok kezelése.</w:t>
+      </w:r>
+    </w:p>
+    <w:p>
+      <w:pPr>
+        <w:pStyle w:val="Cmsor3"/>
+        <w:rPr>
+          <w:lang w:eastAsia="hu-HU"/>
+        </w:rPr>
+      </w:pPr>
+      <w:bookmarkStart w:id="8" w:name="_Toc239836554"/>
+      <w:r>
+        <w:rPr>
+          <w:lang w:eastAsia="hu-HU"/>
+        </w:rPr>
+        <w:t>Felhasználó</w:t>
+      </w:r>
+      <w:bookmarkEnd w:id="8"/>
+    </w:p>
+    <w:p>
+      <w:pPr>
+        <w:rPr>
+          <w:lang w:eastAsia="hu-HU"/>
+        </w:rPr>
+      </w:pPr>
+      <w:r>
+        <w:rPr>
+          <w:lang w:eastAsia="hu-HU"/>
+        </w:rPr>
+        <w:t>A felhasználó a fiók alap állapota. Képes projektek létrehozására. Saját profilja módosítására.</w:t>
+      </w:r>
+    </w:p>
+    <w:p>
+      <w:pPr>
         <w:pStyle w:val="Cmsor2"/>
         <w:rPr>
           <w:lang w:eastAsia="hu-HU"/>
         </w:rPr>
       </w:pPr>
-      <w:bookmarkStart w:id="8" w:name="_Toc239836552"/>
-      <w:r>
-        <w:rPr>
-          <w:lang w:eastAsia="hu-HU"/>
-        </w:rPr>
-        <w:t>G</w:t>
-      </w:r>
-      <w:r>
-        <w:rPr>
-          <w:lang w:eastAsia="hu-HU"/>
-        </w:rPr>
-        <w:t>lobális</w:t>
-      </w:r>
-      <w:bookmarkEnd w:id="8"/>
+      <w:bookmarkStart w:id="9" w:name="_Toc239836555"/>
+      <w:r>
+        <w:rPr>
+          <w:lang w:eastAsia="hu-HU"/>
+        </w:rPr>
+        <w:lastRenderedPageBreak/>
+        <w:t>L</w:t>
+      </w:r>
+      <w:r>
+        <w:rPr>
+          <w:lang w:eastAsia="hu-HU"/>
+        </w:rPr>
+        <w:t>okális</w:t>
+      </w:r>
+      <w:bookmarkEnd w:id="9"/>
     </w:p>
     <w:p>
       <w:pPr>
@@ -4425,26 +4502,26 @@
           <w:lang w:eastAsia="hu-HU"/>
         </w:rPr>
       </w:pPr>
-      <w:bookmarkStart w:id="9" w:name="_Toc239836553"/>
-      <w:r>
-        <w:rPr>
-          <w:lang w:eastAsia="hu-HU"/>
-        </w:rPr>
-        <w:t>Rendszergazda</w:t>
-      </w:r>
-      <w:bookmarkEnd w:id="9"/>
-    </w:p>
-    <w:p>
-      <w:pPr>
-        <w:rPr>
-          <w:lang w:eastAsia="hu-HU"/>
-        </w:rPr>
-      </w:pPr>
-      <w:r>
-        <w:rPr>
-          <w:lang w:eastAsia="hu-HU"/>
-        </w:rPr>
-        <w:t>A teljes rendszert átlátja. Feladata a fiókok és jogosultságok kezelése.</w:t>
+      <w:bookmarkStart w:id="10" w:name="_Toc239836556"/>
+      <w:r>
+        <w:rPr>
+          <w:lang w:eastAsia="hu-HU"/>
+        </w:rPr>
+        <w:t>Vezető</w:t>
+      </w:r>
+      <w:bookmarkEnd w:id="10"/>
+    </w:p>
+    <w:p>
+      <w:pPr>
+        <w:rPr>
+          <w:lang w:eastAsia="hu-HU"/>
+        </w:rPr>
+      </w:pPr>
+      <w:r>
+        <w:rPr>
+          <w:lang w:eastAsia="hu-HU"/>
+        </w:rPr>
+        <w:t>Amikor a felhasználó létrehoz egy munkaterületet, egyből megkapja a vezető szerepkört. A vezető szerepkör kötött az adott munkaterülethez. Így a munkaterület teljes egésze és felelőssége ráhárul. A vezető képes a munkaterület tulajdonságainak módosítására, szerepkörök beállítására, projekt törlésére, a projekt tárhelyének való ellenőrzésére és használatára, illetve egyéni címkék létrehozására és kezelésére.</w:t>
       </w:r>
     </w:p>
     <w:p>
@@ -4454,27 +4531,132 @@
           <w:lang w:eastAsia="hu-HU"/>
         </w:rPr>
       </w:pPr>
-      <w:bookmarkStart w:id="10" w:name="_Toc239836554"/>
-      <w:r>
-        <w:rPr>
-          <w:lang w:eastAsia="hu-HU"/>
-        </w:rPr>
-        <w:t>Felhasználó</w:t>
-      </w:r>
-      <w:bookmarkEnd w:id="10"/>
-    </w:p>
-    <w:p>
-      <w:pPr>
-        <w:rPr>
-          <w:lang w:eastAsia="hu-HU"/>
-        </w:rPr>
-      </w:pPr>
-      <w:r>
-        <w:rPr>
-          <w:lang w:eastAsia="hu-HU"/>
-        </w:rPr>
-        <w:t>A felhasználó a fiók alap állapota. Képes projektek létrehozására. Saját profilja módosítására.</w:t>
-      </w:r>
+      <w:bookmarkStart w:id="11" w:name="_Toc239836557"/>
+      <w:r>
+        <w:rPr>
+          <w:lang w:eastAsia="hu-HU"/>
+        </w:rPr>
+        <w:t>Projektfelelős</w:t>
+      </w:r>
+      <w:bookmarkEnd w:id="11"/>
+    </w:p>
+    <w:p>
+      <w:pPr>
+        <w:rPr>
+          <w:lang w:eastAsia="hu-HU"/>
+        </w:rPr>
+      </w:pPr>
+      <w:r>
+        <w:rPr>
+          <w:lang w:eastAsia="hu-HU"/>
+        </w:rPr>
+        <w:t xml:space="preserve">Amikor a felhasználó létrehoz egy projektet, egyből megkapja a projektfelelős szerepkört. </w:t>
+      </w:r>
+      <w:r>
+        <w:rPr>
+          <w:lang w:eastAsia="hu-HU"/>
+        </w:rPr>
+        <w:t xml:space="preserve">A projektfelelős szerepkör kötött az adott projekthez. </w:t>
+      </w:r>
+      <w:r>
+        <w:rPr>
+          <w:lang w:eastAsia="hu-HU"/>
+        </w:rPr>
+        <w:t>Így a projekt teljes egésze és felelőssége ráhárul. A projektfelelős képes a projekt módosítására, szerepkörök beállítására, projekt törlésére, a projekt tárhelyének való ellen</w:t>
+      </w:r>
+      <w:r>
+        <w:rPr>
+          <w:lang w:eastAsia="hu-HU"/>
+        </w:rPr>
+        <w:t>ő</w:t>
+      </w:r>
+      <w:r>
+        <w:rPr>
+          <w:lang w:eastAsia="hu-HU"/>
+        </w:rPr>
+        <w:t>rzésére és használatára</w:t>
+      </w:r>
+      <w:r>
+        <w:rPr>
+          <w:lang w:eastAsia="hu-HU"/>
+        </w:rPr>
+        <w:t xml:space="preserve">, illetve egyéni </w:t>
+      </w:r>
+      <w:r>
+        <w:rPr>
+          <w:lang w:eastAsia="hu-HU"/>
+        </w:rPr>
+        <w:t>címkék</w:t>
+      </w:r>
+      <w:r>
+        <w:rPr>
+          <w:lang w:eastAsia="hu-HU"/>
+        </w:rPr>
+        <w:t xml:space="preserve"> létrehozására és kezelésére</w:t>
+      </w:r>
+      <w:r>
+        <w:rPr>
+          <w:lang w:eastAsia="hu-HU"/>
+        </w:rPr>
+        <w:t>.</w:t>
+      </w:r>
+    </w:p>
+    <w:p>
+      <w:pPr>
+        <w:pStyle w:val="Cmsor3"/>
+        <w:rPr>
+          <w:lang w:eastAsia="hu-HU"/>
+        </w:rPr>
+      </w:pPr>
+      <w:bookmarkStart w:id="12" w:name="_Toc239836558"/>
+      <w:r>
+        <w:rPr>
+          <w:lang w:eastAsia="hu-HU"/>
+        </w:rPr>
+        <w:t>Egyéni szerepkör</w:t>
+      </w:r>
+      <w:bookmarkEnd w:id="12"/>
+    </w:p>
+    <w:p>
+      <w:pPr>
+        <w:rPr>
+          <w:lang w:eastAsia="hu-HU"/>
+        </w:rPr>
+      </w:pPr>
+      <w:r>
+        <w:rPr>
+          <w:lang w:eastAsia="hu-HU"/>
+        </w:rPr>
+        <w:t>Előre nem definiált szerepkör. A projektfelelős hozhatja létre és állíthatja be ennek a szerepkörnek a tulajdonságait.</w:t>
+      </w:r>
+      <w:r>
+        <w:rPr>
+          <w:lang w:eastAsia="hu-HU"/>
+        </w:rPr>
+        <w:t xml:space="preserve"> T</w:t>
+      </w:r>
+      <w:r>
+        <w:rPr>
+          <w:lang w:eastAsia="hu-HU"/>
+        </w:rPr>
+        <w:t>öbb is lehetséges. Hozzáférési szintje a szerepkörök uniója.</w:t>
+      </w:r>
+    </w:p>
+    <w:p>
+      <w:pPr>
+        <w:pStyle w:val="Cmsor1"/>
+        <w:rPr>
+          <w:lang w:eastAsia="hu-HU"/>
+        </w:rPr>
+      </w:pPr>
+      <w:bookmarkStart w:id="13" w:name="_Toc239836559"/>
+      <w:r>
+        <w:rPr>
+          <w:lang w:eastAsia="hu-HU"/>
+        </w:rPr>
+        <w:t>Jogosultságok</w:t>
+      </w:r>
+      <w:bookmarkEnd w:id="13"/>
     </w:p>
     <w:p>
       <w:pPr>
@@ -4483,199 +4665,14 @@
           <w:lang w:eastAsia="hu-HU"/>
         </w:rPr>
       </w:pPr>
-      <w:bookmarkStart w:id="11" w:name="_Toc239836555"/>
-      <w:r>
-        <w:rPr>
-          <w:lang w:eastAsia="hu-HU"/>
-        </w:rPr>
-        <w:t>L</w:t>
-      </w:r>
-      <w:r>
-        <w:rPr>
-          <w:lang w:eastAsia="hu-HU"/>
-        </w:rPr>
-        <w:t>okális</w:t>
-      </w:r>
-      <w:bookmarkEnd w:id="11"/>
-    </w:p>
-    <w:p>
-      <w:pPr>
-        <w:pStyle w:val="Cmsor3"/>
-        <w:rPr>
-          <w:lang w:eastAsia="hu-HU"/>
-        </w:rPr>
-      </w:pPr>
-      <w:bookmarkStart w:id="12" w:name="_Toc239836556"/>
-      <w:r>
-        <w:rPr>
-          <w:lang w:eastAsia="hu-HU"/>
-        </w:rPr>
-        <w:t>Vezető</w:t>
-      </w:r>
-      <w:bookmarkEnd w:id="12"/>
-    </w:p>
-    <w:p>
-      <w:pPr>
-        <w:rPr>
-          <w:lang w:eastAsia="hu-HU"/>
-        </w:rPr>
-      </w:pPr>
-      <w:r>
-        <w:rPr>
-          <w:lang w:eastAsia="hu-HU"/>
-        </w:rPr>
-        <w:t>Amikor a felhasználó létrehoz egy munkaterületet, egyből megkapja a vezető szerepkört. A vezető szerepkör kötött az adott munkaterülethez. Így a munkaterület teljes egésze és felelőssége ráhárul. A vezető képes a munkaterület tulajdonságainak módosítására, szerepkörök beállítására, projekt törlésére, a projekt tárhelyének való ellenőrzésére és használatára, illetve egyéni címkék létrehozására és kezelésére.</w:t>
-      </w:r>
-    </w:p>
-    <w:p>
-      <w:pPr>
-        <w:pStyle w:val="Cmsor3"/>
-        <w:rPr>
-          <w:lang w:eastAsia="hu-HU"/>
-        </w:rPr>
-      </w:pPr>
-      <w:bookmarkStart w:id="13" w:name="_Toc239836557"/>
-      <w:r>
-        <w:rPr>
-          <w:lang w:eastAsia="hu-HU"/>
-        </w:rPr>
-        <w:t>Projektfelelős</w:t>
-      </w:r>
-      <w:bookmarkEnd w:id="13"/>
-    </w:p>
-    <w:p>
-      <w:pPr>
-        <w:rPr>
-          <w:lang w:eastAsia="hu-HU"/>
-        </w:rPr>
-      </w:pPr>
-      <w:r>
-        <w:rPr>
-          <w:lang w:eastAsia="hu-HU"/>
-        </w:rPr>
-        <w:t xml:space="preserve">Amikor a felhasználó létrehoz egy projektet, egyből megkapja a projektfelelős szerepkört. </w:t>
-      </w:r>
-      <w:r>
-        <w:rPr>
-          <w:lang w:eastAsia="hu-HU"/>
-        </w:rPr>
-        <w:t xml:space="preserve">A projektfelelős szerepkör kötött az adott projekthez. </w:t>
-      </w:r>
-      <w:r>
-        <w:rPr>
-          <w:lang w:eastAsia="hu-HU"/>
-        </w:rPr>
-        <w:t>Így a projekt teljes egésze és felelőssége ráhárul. A projektfelelős képes a projekt módosítására, szerepkörök beállítására, projekt törlésére, a projekt tárhelyének való ellen</w:t>
-      </w:r>
-      <w:r>
-        <w:rPr>
-          <w:lang w:eastAsia="hu-HU"/>
-        </w:rPr>
-        <w:t>ő</w:t>
-      </w:r>
-      <w:r>
-        <w:rPr>
-          <w:lang w:eastAsia="hu-HU"/>
-        </w:rPr>
-        <w:t>rzésére és használatára</w:t>
-      </w:r>
-      <w:r>
-        <w:rPr>
-          <w:lang w:eastAsia="hu-HU"/>
-        </w:rPr>
-        <w:t xml:space="preserve">, illetve egyéni </w:t>
-      </w:r>
-      <w:r>
-        <w:rPr>
-          <w:lang w:eastAsia="hu-HU"/>
-        </w:rPr>
-        <w:t>címkék</w:t>
-      </w:r>
-      <w:r>
-        <w:rPr>
-          <w:lang w:eastAsia="hu-HU"/>
-        </w:rPr>
-        <w:t xml:space="preserve"> létrehozására és kezelésére</w:t>
-      </w:r>
-      <w:r>
-        <w:rPr>
-          <w:lang w:eastAsia="hu-HU"/>
-        </w:rPr>
-        <w:t>.</w:t>
-      </w:r>
-    </w:p>
-    <w:p>
-      <w:pPr>
-        <w:pStyle w:val="Cmsor3"/>
-        <w:rPr>
-          <w:lang w:eastAsia="hu-HU"/>
-        </w:rPr>
-      </w:pPr>
-      <w:bookmarkStart w:id="14" w:name="_Toc239836558"/>
-      <w:r>
-        <w:rPr>
-          <w:lang w:eastAsia="hu-HU"/>
-        </w:rPr>
-        <w:t>Egyéni szerepkör</w:t>
+      <w:bookmarkStart w:id="14" w:name="_Toc239836560"/>
+      <w:r>
+        <w:rPr>
+          <w:lang w:eastAsia="hu-HU"/>
+        </w:rPr>
+        <w:t>Felhasználók kezelése</w:t>
       </w:r>
       <w:bookmarkEnd w:id="14"/>
-    </w:p>
-    <w:p>
-      <w:pPr>
-        <w:rPr>
-          <w:lang w:eastAsia="hu-HU"/>
-        </w:rPr>
-      </w:pPr>
-      <w:r>
-        <w:rPr>
-          <w:lang w:eastAsia="hu-HU"/>
-        </w:rPr>
-        <w:t>Előre nem definiált szerepkör. A projektfelelős hozhatja létre és állíthatja be ennek a szerepkörnek a tulajdonságait.</w:t>
-      </w:r>
-      <w:r>
-        <w:rPr>
-          <w:lang w:eastAsia="hu-HU"/>
-        </w:rPr>
-        <w:t xml:space="preserve"> T</w:t>
-      </w:r>
-      <w:r>
-        <w:rPr>
-          <w:lang w:eastAsia="hu-HU"/>
-        </w:rPr>
-        <w:t>öbb is lehetséges. Hozzáférési szintje a szerepkörök uniója.</w:t>
-      </w:r>
-    </w:p>
-    <w:p>
-      <w:pPr>
-        <w:pStyle w:val="Cmsor1"/>
-        <w:rPr>
-          <w:lang w:eastAsia="hu-HU"/>
-        </w:rPr>
-      </w:pPr>
-      <w:bookmarkStart w:id="15" w:name="_Toc239836559"/>
-      <w:r>
-        <w:rPr>
-          <w:lang w:eastAsia="hu-HU"/>
-        </w:rPr>
-        <w:t>Jogosultságok</w:t>
-      </w:r>
-      <w:bookmarkEnd w:id="15"/>
-    </w:p>
-    <w:p>
-      <w:pPr>
-        <w:pStyle w:val="Cmsor2"/>
-        <w:rPr>
-          <w:lang w:eastAsia="hu-HU"/>
-        </w:rPr>
-      </w:pPr>
-      <w:bookmarkStart w:id="16" w:name="_Toc239836560"/>
-      <w:r>
-        <w:rPr>
-          <w:lang w:eastAsia="hu-HU"/>
-        </w:rPr>
-        <w:t>Felhasználók kezelése</w:t>
-      </w:r>
-      <w:bookmarkEnd w:id="16"/>
     </w:p>
     <w:p>
       <w:pPr>
@@ -4720,7 +4717,7 @@
           <w:lang w:eastAsia="hu-HU"/>
         </w:rPr>
       </w:pPr>
-      <w:bookmarkStart w:id="17" w:name="_Toc239836561"/>
+      <w:bookmarkStart w:id="15" w:name="_Toc239836561"/>
       <w:r>
         <w:rPr>
           <w:lang w:eastAsia="hu-HU"/>
@@ -4733,7 +4730,7 @@
         </w:rPr>
         <w:t xml:space="preserve"> kezelése</w:t>
       </w:r>
-      <w:bookmarkEnd w:id="17"/>
+      <w:bookmarkEnd w:id="15"/>
     </w:p>
     <w:p>
       <w:pPr>
@@ -4796,14 +4793,14 @@
           <w:lang w:eastAsia="hu-HU"/>
         </w:rPr>
       </w:pPr>
-      <w:bookmarkStart w:id="18" w:name="_Toc239836562"/>
+      <w:bookmarkStart w:id="16" w:name="_Toc239836562"/>
       <w:r>
         <w:rPr>
           <w:lang w:eastAsia="hu-HU"/>
         </w:rPr>
         <w:t>Projektek kezelése</w:t>
       </w:r>
-      <w:bookmarkEnd w:id="18"/>
+      <w:bookmarkEnd w:id="16"/>
     </w:p>
     <w:p>
       <w:pPr>
@@ -4978,6 +4975,7 @@
         <w:rPr>
           <w:lang w:eastAsia="hu-HU"/>
         </w:rPr>
+        <w:lastRenderedPageBreak/>
         <w:t>Feladat állapot beállítása</w:t>
       </w:r>
     </w:p>
@@ -4988,14 +4986,14 @@
           <w:lang w:eastAsia="hu-HU"/>
         </w:rPr>
       </w:pPr>
-      <w:bookmarkStart w:id="19" w:name="_Toc239836563"/>
+      <w:bookmarkStart w:id="17" w:name="_Toc239836563"/>
       <w:r>
         <w:rPr>
           <w:lang w:eastAsia="hu-HU"/>
         </w:rPr>
         <w:t>Tárhely kezelése</w:t>
       </w:r>
-      <w:bookmarkEnd w:id="19"/>
+      <w:bookmarkEnd w:id="17"/>
     </w:p>
     <w:p>
       <w:pPr>
@@ -5076,43 +5074,43 @@
           <w:lang w:eastAsia="hu-HU"/>
         </w:rPr>
       </w:pPr>
-      <w:bookmarkStart w:id="20" w:name="_Toc239836564"/>
+      <w:bookmarkStart w:id="18" w:name="_Toc239836564"/>
       <w:r>
         <w:t>Követelmények és elvárások</w:t>
       </w:r>
+      <w:bookmarkEnd w:id="18"/>
+    </w:p>
+    <w:p>
+      <w:pPr>
+        <w:pStyle w:val="Cmsor2"/>
+        <w:rPr>
+          <w:lang w:eastAsia="hu-HU"/>
+        </w:rPr>
+      </w:pPr>
+      <w:bookmarkStart w:id="19" w:name="_Toc239836565"/>
+      <w:r>
+        <w:rPr>
+          <w:lang w:eastAsia="hu-HU"/>
+        </w:rPr>
+        <w:t>Funkcionális követelmények</w:t>
+      </w:r>
+      <w:bookmarkEnd w:id="19"/>
+    </w:p>
+    <w:p>
+      <w:pPr>
+        <w:pStyle w:val="Cmsor3"/>
+        <w:rPr>
+          <w:lang w:eastAsia="hu-HU"/>
+        </w:rPr>
+      </w:pPr>
+      <w:bookmarkStart w:id="20" w:name="_Toc239836566"/>
+      <w:r>
+        <w:rPr>
+          <w:lang w:eastAsia="hu-HU"/>
+        </w:rPr>
+        <w:t>Felhasználó</w:t>
+      </w:r>
       <w:bookmarkEnd w:id="20"/>
-    </w:p>
-    <w:p>
-      <w:pPr>
-        <w:pStyle w:val="Cmsor2"/>
-        <w:rPr>
-          <w:lang w:eastAsia="hu-HU"/>
-        </w:rPr>
-      </w:pPr>
-      <w:bookmarkStart w:id="21" w:name="_Toc239836565"/>
-      <w:r>
-        <w:rPr>
-          <w:lang w:eastAsia="hu-HU"/>
-        </w:rPr>
-        <w:t>Funkcionális követelmények</w:t>
-      </w:r>
-      <w:bookmarkEnd w:id="21"/>
-    </w:p>
-    <w:p>
-      <w:pPr>
-        <w:pStyle w:val="Cmsor3"/>
-        <w:rPr>
-          <w:lang w:eastAsia="hu-HU"/>
-        </w:rPr>
-      </w:pPr>
-      <w:bookmarkStart w:id="22" w:name="_Toc239836566"/>
-      <w:r>
-        <w:rPr>
-          <w:lang w:eastAsia="hu-HU"/>
-        </w:rPr>
-        <w:t>Felhasználó</w:t>
-      </w:r>
-      <w:bookmarkEnd w:id="22"/>
     </w:p>
     <w:p>
       <w:pPr>
@@ -5547,14 +5545,14 @@
           <w:lang w:eastAsia="hu-HU"/>
         </w:rPr>
       </w:pPr>
-      <w:bookmarkStart w:id="23" w:name="_Toc239836567"/>
+      <w:bookmarkStart w:id="21" w:name="_Toc239836567"/>
       <w:r>
         <w:rPr>
           <w:lang w:eastAsia="hu-HU"/>
         </w:rPr>
         <w:t>Vezető</w:t>
       </w:r>
-      <w:bookmarkEnd w:id="23"/>
+      <w:bookmarkEnd w:id="21"/>
     </w:p>
     <w:p>
       <w:pPr>
@@ -5691,14 +5689,14 @@
           <w:lang w:eastAsia="hu-HU"/>
         </w:rPr>
       </w:pPr>
-      <w:bookmarkStart w:id="24" w:name="_Toc239836568"/>
+      <w:bookmarkStart w:id="22" w:name="_Toc239836568"/>
       <w:r>
         <w:rPr>
           <w:lang w:eastAsia="hu-HU"/>
         </w:rPr>
         <w:t>Projektfelelős</w:t>
       </w:r>
-      <w:bookmarkEnd w:id="24"/>
+      <w:bookmarkEnd w:id="22"/>
     </w:p>
     <w:p>
       <w:pPr>
@@ -5809,6 +5807,7 @@
           <w:bCs/>
           <w:lang w:eastAsia="hu-HU"/>
         </w:rPr>
+        <w:lastRenderedPageBreak/>
         <w:t>FR-04</w:t>
       </w:r>
       <w:r>
@@ -5977,14 +5976,14 @@
           <w:lang w:eastAsia="hu-HU"/>
         </w:rPr>
       </w:pPr>
-      <w:bookmarkStart w:id="25" w:name="_Toc239836569"/>
+      <w:bookmarkStart w:id="23" w:name="_Toc239836569"/>
       <w:r>
         <w:rPr>
           <w:lang w:eastAsia="hu-HU"/>
         </w:rPr>
         <w:t>Rendszerszintű</w:t>
       </w:r>
-      <w:bookmarkEnd w:id="25"/>
+      <w:bookmarkEnd w:id="23"/>
     </w:p>
     <w:p>
       <w:pPr>
@@ -6061,14 +6060,14 @@
           <w:lang w:eastAsia="hu-HU"/>
         </w:rPr>
       </w:pPr>
-      <w:bookmarkStart w:id="26" w:name="_Toc239836570"/>
+      <w:bookmarkStart w:id="24" w:name="_Toc239836570"/>
       <w:r>
         <w:rPr>
           <w:lang w:eastAsia="hu-HU"/>
         </w:rPr>
         <w:t>Rendszergazda</w:t>
       </w:r>
-      <w:bookmarkEnd w:id="26"/>
+      <w:bookmarkEnd w:id="24"/>
     </w:p>
     <w:p>
       <w:pPr>
@@ -6159,14 +6158,14 @@
           <w:lang w:eastAsia="hu-HU"/>
         </w:rPr>
       </w:pPr>
-      <w:bookmarkStart w:id="27" w:name="_Toc239836571"/>
+      <w:bookmarkStart w:id="25" w:name="_Toc239836571"/>
       <w:r>
         <w:rPr>
           <w:lang w:eastAsia="hu-HU"/>
         </w:rPr>
         <w:t>Nem-funkcionális követelmények</w:t>
       </w:r>
-      <w:bookmarkEnd w:id="27"/>
+      <w:bookmarkEnd w:id="25"/>
       <w:r>
         <w:rPr>
           <w:lang w:eastAsia="hu-HU"/>
@@ -6465,14 +6464,14 @@
           <w:lang w:eastAsia="hu-HU"/>
         </w:rPr>
       </w:pPr>
-      <w:bookmarkStart w:id="28" w:name="_Toc239836572"/>
+      <w:bookmarkStart w:id="26" w:name="_Toc239836572"/>
       <w:r>
         <w:rPr>
           <w:lang w:eastAsia="hu-HU"/>
         </w:rPr>
         <w:t>Rendszermodulok</w:t>
       </w:r>
-      <w:bookmarkEnd w:id="28"/>
+      <w:bookmarkEnd w:id="26"/>
       <w:r>
         <w:rPr>
           <w:lang w:eastAsia="hu-HU"/>
@@ -6547,6 +6546,7 @@
           <w:bCs/>
           <w:lang w:eastAsia="hu-HU"/>
         </w:rPr>
+        <w:lastRenderedPageBreak/>
         <w:t>Projekt- és Feladatkezelő Modul</w:t>
       </w:r>
       <w:r>
@@ -6638,95 +6638,95 @@
       <w:pPr>
         <w:pStyle w:val="Cmsor1"/>
       </w:pPr>
-      <w:bookmarkStart w:id="29" w:name="_Toc239836573"/>
+      <w:bookmarkStart w:id="27" w:name="_Toc239836573"/>
       <w:r>
         <w:t>Technológiai és Fejlesztési Környezet</w:t>
       </w:r>
+      <w:bookmarkEnd w:id="27"/>
+    </w:p>
+    <w:p>
+      <w:pPr>
+        <w:pStyle w:val="Cmsor2"/>
+      </w:pPr>
+      <w:bookmarkStart w:id="28" w:name="_Toc239836574"/>
+      <w:r>
+        <w:t>Operációs rendszer és futtatási környezet</w:t>
+      </w:r>
+      <w:bookmarkEnd w:id="28"/>
+    </w:p>
+    <w:p>
+      <w:pPr>
+        <w:pStyle w:val="Cmsor3"/>
+        <w:rPr>
+          <w:rFonts w:eastAsiaTheme="minorHAnsi"/>
+        </w:rPr>
+      </w:pPr>
+      <w:bookmarkStart w:id="29" w:name="_Toc239836575"/>
+      <w:r>
+        <w:rPr>
+          <w:rFonts w:eastAsiaTheme="minorHAnsi"/>
+        </w:rPr>
+        <w:t>Kliensoldal</w:t>
+      </w:r>
       <w:bookmarkEnd w:id="29"/>
+      <w:r>
+        <w:rPr>
+          <w:rFonts w:eastAsiaTheme="minorHAnsi"/>
+        </w:rPr>
+        <w:t xml:space="preserve"> </w:t>
+      </w:r>
+    </w:p>
+    <w:p>
+      <w:r>
+        <w:t xml:space="preserve">Platformfüggetlen. Bármilyen operációs rendszer (Windows 10/11, </w:t>
+      </w:r>
+      <w:proofErr w:type="spellStart"/>
+      <w:r>
+        <w:t>macOS</w:t>
+      </w:r>
+      <w:proofErr w:type="spellEnd"/>
+      <w:r>
+        <w:t xml:space="preserve">, Linux, Android, iOS), amelyen modern webböngésző (Chrome, Firefox, Edge, </w:t>
+      </w:r>
+      <w:proofErr w:type="spellStart"/>
+      <w:r>
+        <w:t>Safari</w:t>
+      </w:r>
+      <w:proofErr w:type="spellEnd"/>
+      <w:r>
+        <w:t>) fut.</w:t>
+      </w:r>
+    </w:p>
+    <w:p>
+      <w:pPr>
+        <w:pStyle w:val="Cmsor3"/>
+        <w:rPr>
+          <w:rFonts w:eastAsiaTheme="minorHAnsi"/>
+        </w:rPr>
+      </w:pPr>
+      <w:bookmarkStart w:id="30" w:name="_Toc239836576"/>
+      <w:r>
+        <w:rPr>
+          <w:rFonts w:eastAsiaTheme="minorHAnsi"/>
+        </w:rPr>
+        <w:t>Szerveroldal</w:t>
+      </w:r>
+      <w:bookmarkEnd w:id="30"/>
+    </w:p>
+    <w:p>
+      <w:r>
+        <w:t>Fejlesztői környezet: Windows 11</w:t>
+      </w:r>
     </w:p>
     <w:p>
       <w:pPr>
         <w:pStyle w:val="Cmsor2"/>
       </w:pPr>
-      <w:bookmarkStart w:id="30" w:name="_Toc239836574"/>
-      <w:r>
-        <w:t>Operációs rendszer és futtatási környezet</w:t>
-      </w:r>
-      <w:bookmarkEnd w:id="30"/>
-    </w:p>
-    <w:p>
-      <w:pPr>
-        <w:pStyle w:val="Cmsor3"/>
-        <w:rPr>
-          <w:rFonts w:eastAsiaTheme="minorHAnsi"/>
-        </w:rPr>
-      </w:pPr>
-      <w:bookmarkStart w:id="31" w:name="_Toc239836575"/>
-      <w:r>
-        <w:rPr>
-          <w:rFonts w:eastAsiaTheme="minorHAnsi"/>
-        </w:rPr>
-        <w:t>Kliensoldal</w:t>
+      <w:bookmarkStart w:id="31" w:name="_Toc239836577"/>
+      <w:r>
+        <w:t>Felhasználandó technológiák és programozási nyelvek</w:t>
       </w:r>
       <w:bookmarkEnd w:id="31"/>
-      <w:r>
-        <w:rPr>
-          <w:rFonts w:eastAsiaTheme="minorHAnsi"/>
-        </w:rPr>
-        <w:t xml:space="preserve"> </w:t>
-      </w:r>
-    </w:p>
-    <w:p>
-      <w:r>
-        <w:t xml:space="preserve">Platformfüggetlen. Bármilyen operációs rendszer (Windows 10/11, </w:t>
-      </w:r>
-      <w:proofErr w:type="spellStart"/>
-      <w:r>
-        <w:t>macOS</w:t>
-      </w:r>
-      <w:proofErr w:type="spellEnd"/>
-      <w:r>
-        <w:t xml:space="preserve">, Linux, Android, iOS), amelyen modern webböngésző (Chrome, Firefox, Edge, </w:t>
-      </w:r>
-      <w:proofErr w:type="spellStart"/>
-      <w:r>
-        <w:t>Safari</w:t>
-      </w:r>
-      <w:proofErr w:type="spellEnd"/>
-      <w:r>
-        <w:t>) fut.</w:t>
-      </w:r>
-    </w:p>
-    <w:p>
-      <w:pPr>
-        <w:pStyle w:val="Cmsor3"/>
-        <w:rPr>
-          <w:rFonts w:eastAsiaTheme="minorHAnsi"/>
-        </w:rPr>
-      </w:pPr>
-      <w:bookmarkStart w:id="32" w:name="_Toc239836576"/>
-      <w:r>
-        <w:rPr>
-          <w:rFonts w:eastAsiaTheme="minorHAnsi"/>
-        </w:rPr>
-        <w:t>Szerveroldal</w:t>
-      </w:r>
-      <w:bookmarkEnd w:id="32"/>
-    </w:p>
-    <w:p>
-      <w:r>
-        <w:t>Fejlesztői környezet: Windows 11</w:t>
-      </w:r>
-    </w:p>
-    <w:p>
-      <w:pPr>
-        <w:pStyle w:val="Cmsor2"/>
-      </w:pPr>
-      <w:bookmarkStart w:id="33" w:name="_Toc239836577"/>
-      <w:r>
-        <w:t>Felhasználandó technológiák és programozási nyelvek</w:t>
-      </w:r>
-      <w:bookmarkEnd w:id="33"/>
     </w:p>
     <w:p>
       <w:pPr>
@@ -6884,11 +6884,11 @@
       <w:pPr>
         <w:pStyle w:val="Cmsor2"/>
       </w:pPr>
-      <w:bookmarkStart w:id="34" w:name="_Toc239836578"/>
+      <w:bookmarkStart w:id="32" w:name="_Toc239836578"/>
       <w:r>
         <w:t>Fejlesztési módszertan és verziókövetés</w:t>
       </w:r>
-      <w:bookmarkEnd w:id="34"/>
+      <w:bookmarkEnd w:id="32"/>
     </w:p>
     <w:p>
       <w:pPr>
@@ -6922,24 +6922,24 @@
           <w:lang w:eastAsia="hu-HU"/>
         </w:rPr>
       </w:pPr>
-      <w:bookmarkStart w:id="35" w:name="_Toc239836579"/>
+      <w:bookmarkStart w:id="33" w:name="_Toc239836579"/>
       <w:r>
         <w:rPr>
           <w:lang w:eastAsia="hu-HU"/>
         </w:rPr>
         <w:t>Felhasználói felület</w:t>
       </w:r>
-      <w:bookmarkEnd w:id="35"/>
+      <w:bookmarkEnd w:id="33"/>
     </w:p>
     <w:p>
       <w:pPr>
         <w:pStyle w:val="Cmsor2"/>
       </w:pPr>
-      <w:bookmarkStart w:id="36" w:name="_Toc239836580"/>
+      <w:bookmarkStart w:id="34" w:name="_Toc239836580"/>
       <w:r>
         <w:t>Megjelenés és dizájnelvek</w:t>
       </w:r>
-      <w:bookmarkEnd w:id="36"/>
+      <w:bookmarkEnd w:id="34"/>
     </w:p>
     <w:p>
       <w:pPr>
@@ -7036,7 +7036,14 @@
         <w:rPr>
           <w:lang w:eastAsia="hu-HU"/>
         </w:rPr>
-        <w:t>Letisztult világos és sötét alapszíneket használunk, amelyeket a felhasználó saját igényeire szabhat. A rendszerben előre definiált színkombinációk közül lehet választani, emellett lehetőség van az egyes elemek egyéni módosítására is. A kiemelések (gombok, állapotjelzők, címkék) jól elkülöníthető, vizuálisan nem zavaró színeket kapnak, biztosítva a jó olvashatóságot és az egyéni felhasználói élményt.</w:t>
+        <w:t xml:space="preserve">Letisztult világos és sötét alapszíneket használunk, amelyeket a felhasználó saját igényeire szabhat. A rendszerben előre definiált színkombinációk közül lehet választani, emellett lehetőség van az egyes elemek egyéni módosítására is. A kiemelések (gombok, állapotjelzők, címkék) </w:t>
+      </w:r>
+      <w:r>
+        <w:rPr>
+          <w:lang w:eastAsia="hu-HU"/>
+        </w:rPr>
+        <w:lastRenderedPageBreak/>
+        <w:t>jól elkülöníthető, vizuálisan nem zavaró színeket kapnak, biztosítva a jó olvashatóságot és az egyéni felhasználói élményt.</w:t>
       </w:r>
     </w:p>
     <w:p>
@@ -7122,59 +7129,59 @@
           <w:lang w:eastAsia="hu-HU"/>
         </w:rPr>
       </w:pPr>
-      <w:bookmarkStart w:id="37" w:name="_Toc239836581"/>
+      <w:bookmarkStart w:id="35" w:name="_Toc239836581"/>
       <w:r>
         <w:rPr>
           <w:lang w:eastAsia="hu-HU"/>
         </w:rPr>
         <w:t>Üzemeltetés</w:t>
       </w:r>
+      <w:bookmarkEnd w:id="35"/>
+    </w:p>
+    <w:p>
+      <w:pPr>
+        <w:pStyle w:val="Cmsor2"/>
+        <w:rPr>
+          <w:lang w:eastAsia="hu-HU"/>
+        </w:rPr>
+      </w:pPr>
+      <w:bookmarkStart w:id="36" w:name="_Toc239836582"/>
+      <w:r>
+        <w:rPr>
+          <w:lang w:eastAsia="hu-HU"/>
+        </w:rPr>
+        <w:t>Környezet</w:t>
+      </w:r>
+      <w:bookmarkEnd w:id="36"/>
+    </w:p>
+    <w:p>
+      <w:pPr>
+        <w:rPr>
+          <w:lang w:eastAsia="hu-HU"/>
+        </w:rPr>
+      </w:pPr>
+      <w:r>
+        <w:rPr>
+          <w:lang w:eastAsia="hu-HU"/>
+        </w:rPr>
+        <w:t>Linux VPS szerver a teljes kontroll és elérhetőségért. Költség hatékony és skálázhatóság érdekében választjuk ezt a megoldást. Továbbá kényelmes teszt környezetet biztosít és bármikor üzemel éles környezetben.</w:t>
+      </w:r>
+    </w:p>
+    <w:p>
+      <w:pPr>
+        <w:pStyle w:val="Cmsor2"/>
+        <w:rPr>
+          <w:lang w:eastAsia="hu-HU"/>
+        </w:rPr>
+      </w:pPr>
+      <w:bookmarkStart w:id="37" w:name="_Toc239836583"/>
+      <w:r>
+        <w:rPr>
+          <w:lang w:eastAsia="hu-HU"/>
+        </w:rPr>
+        <w:t>Docker technológia</w:t>
+      </w:r>
       <w:bookmarkEnd w:id="37"/>
-    </w:p>
-    <w:p>
-      <w:pPr>
-        <w:pStyle w:val="Cmsor2"/>
-        <w:rPr>
-          <w:lang w:eastAsia="hu-HU"/>
-        </w:rPr>
-      </w:pPr>
-      <w:bookmarkStart w:id="38" w:name="_Toc239836582"/>
-      <w:r>
-        <w:rPr>
-          <w:lang w:eastAsia="hu-HU"/>
-        </w:rPr>
-        <w:t>Környezet</w:t>
-      </w:r>
-      <w:bookmarkEnd w:id="38"/>
-    </w:p>
-    <w:p>
-      <w:pPr>
-        <w:rPr>
-          <w:lang w:eastAsia="hu-HU"/>
-        </w:rPr>
-      </w:pPr>
-      <w:r>
-        <w:rPr>
-          <w:lang w:eastAsia="hu-HU"/>
-        </w:rPr>
-        <w:t>Linux VPS szerver a teljes kontroll és elérhetőségért. Költség hatékony és skálázhatóság érdekében választjuk ezt a megoldást. Továbbá kényelmes teszt környezetet biztosít és bármikor üzemel éles környezetben.</w:t>
-      </w:r>
-    </w:p>
-    <w:p>
-      <w:pPr>
-        <w:pStyle w:val="Cmsor2"/>
-        <w:rPr>
-          <w:lang w:eastAsia="hu-HU"/>
-        </w:rPr>
-      </w:pPr>
-      <w:bookmarkStart w:id="39" w:name="_Toc239836583"/>
-      <w:r>
-        <w:rPr>
-          <w:lang w:eastAsia="hu-HU"/>
-        </w:rPr>
-        <w:t>Docker technológia</w:t>
-      </w:r>
-      <w:bookmarkEnd w:id="39"/>
     </w:p>
     <w:p>
       <w:pPr>
@@ -7260,21 +7267,21 @@
       <w:pPr>
         <w:pStyle w:val="Cmsor1"/>
       </w:pPr>
-      <w:bookmarkStart w:id="40" w:name="_Toc239836584"/>
+      <w:bookmarkStart w:id="38" w:name="_Toc239836584"/>
       <w:r>
         <w:t>Dokumentáció</w:t>
       </w:r>
-      <w:bookmarkEnd w:id="40"/>
+      <w:bookmarkEnd w:id="38"/>
     </w:p>
     <w:p>
       <w:pPr>
         <w:pStyle w:val="Cmsor2"/>
       </w:pPr>
-      <w:bookmarkStart w:id="41" w:name="_Toc239836585"/>
+      <w:bookmarkStart w:id="39" w:name="_Toc239836585"/>
       <w:r>
         <w:t>Fejlesztési folyamat és dokumentációs mérföldkövek</w:t>
       </w:r>
-      <w:bookmarkEnd w:id="41"/>
+      <w:bookmarkEnd w:id="39"/>
     </w:p>
     <w:p>
       <w:r>
@@ -7426,11 +7433,12 @@
       <w:pPr>
         <w:pStyle w:val="Cmsor2"/>
       </w:pPr>
-      <w:bookmarkStart w:id="42" w:name="_Toc239836586"/>
-      <w:r>
+      <w:bookmarkStart w:id="40" w:name="_Toc239836586"/>
+      <w:r>
+        <w:lastRenderedPageBreak/>
         <w:t>Átadandó dokumentációs elemek</w:t>
       </w:r>
-      <w:bookmarkEnd w:id="42"/>
+      <w:bookmarkEnd w:id="40"/>
     </w:p>
     <w:p>
       <w:r>
@@ -7506,11 +7514,11 @@
       <w:pPr>
         <w:pStyle w:val="Cmsor1"/>
       </w:pPr>
-      <w:bookmarkStart w:id="43" w:name="_Toc239836587"/>
+      <w:bookmarkStart w:id="41" w:name="_Toc239836587"/>
       <w:r>
         <w:t>A projekt értékelése</w:t>
       </w:r>
-      <w:bookmarkEnd w:id="43"/>
+      <w:bookmarkEnd w:id="41"/>
     </w:p>
     <w:p>
       <w:pPr>
@@ -7723,11 +7731,11 @@
           <w:lang w:eastAsia="hu-HU"/>
         </w:rPr>
       </w:pPr>
-      <w:bookmarkStart w:id="44" w:name="_Toc239836588"/>
+      <w:bookmarkStart w:id="42" w:name="_Toc239836588"/>
       <w:r>
         <w:t>Projekt Adatlap</w:t>
       </w:r>
-      <w:bookmarkEnd w:id="44"/>
+      <w:bookmarkEnd w:id="42"/>
     </w:p>
     <w:p>
       <w:pPr>
@@ -8100,7 +8108,7 @@
                 </wp:anchor>
               </w:drawing>
             </mc:Choice>
-            <mc:Fallback xmlns:w16sdtfl="http://schemas.microsoft.com/office/word/2024/wordml/sdtformatlock" xmlns:w16du="http://schemas.microsoft.com/office/word/2023/wordml/word16du" xmlns:oel="http://schemas.microsoft.com/office/2019/extlst">
+            <mc:Fallback xmlns:oel="http://schemas.microsoft.com/office/2019/extlst" xmlns:w16du="http://schemas.microsoft.com/office/word/2023/wordml/word16du" xmlns:w16sdtfl="http://schemas.microsoft.com/office/word/2024/wordml/sdtformatlock">
               <w:pict>
                 <v:shapetype w14:anchorId="2C8D15A1" id="_x0000_t32" coordsize="21600,21600" o:spt="32" o:oned="t" path="m,l21600,21600e" filled="f">
                   <v:path arrowok="t" fillok="f" o:connecttype="none"/>
@@ -8158,18 +8166,18 @@
         <w:noProof/>
       </w:rPr>
       <w:drawing>
-        <wp:anchor distT="0" distB="0" distL="114300" distR="114300" simplePos="0" relativeHeight="251661312" behindDoc="1" locked="0" layoutInCell="1" allowOverlap="1" wp14:anchorId="5D22AEF7" wp14:editId="58F331AA">
+        <wp:anchor distT="0" distB="0" distL="114300" distR="114300" simplePos="0" relativeHeight="251661312" behindDoc="1" locked="0" layoutInCell="1" allowOverlap="1" wp14:anchorId="20240B81" wp14:editId="1A558092">
           <wp:simplePos x="0" y="0"/>
           <wp:positionH relativeFrom="margin">
             <wp:align>left</wp:align>
           </wp:positionH>
           <wp:positionV relativeFrom="paragraph">
-            <wp:posOffset>-633407</wp:posOffset>
+            <wp:posOffset>-596265</wp:posOffset>
           </wp:positionV>
-          <wp:extent cx="879571" cy="879571"/>
+          <wp:extent cx="769620" cy="769620"/>
           <wp:effectExtent l="0" t="0" r="0" b="0"/>
           <wp:wrapNone/>
-          <wp:docPr id="7" name="Kép 7"/>
+          <wp:docPr id="5" name="Kép 5"/>
           <wp:cNvGraphicFramePr>
             <a:graphicFrameLocks xmlns:a="http://schemas.openxmlformats.org/drawingml/2006/main" noChangeAspect="1"/>
           </wp:cNvGraphicFramePr>
@@ -8177,7 +8185,7 @@
             <a:graphicData uri="http://schemas.openxmlformats.org/drawingml/2006/picture">
               <pic:pic xmlns:pic="http://schemas.openxmlformats.org/drawingml/2006/picture">
                 <pic:nvPicPr>
-                  <pic:cNvPr id="7" name="Kép 7"/>
+                  <pic:cNvPr id="5" name="Kép 5"/>
                   <pic:cNvPicPr/>
                 </pic:nvPicPr>
                 <pic:blipFill>
@@ -8195,7 +8203,7 @@
                 <pic:spPr>
                   <a:xfrm>
                     <a:off x="0" y="0"/>
-                    <a:ext cx="879571" cy="879571"/>
+                    <a:ext cx="769620" cy="769620"/>
                   </a:xfrm>
                   <a:prstGeom prst="rect">
                     <a:avLst/>
